--- a/Hareesh Sureddy Interview Expeirence.docx
+++ b/Hareesh Sureddy Interview Expeirence.docx
@@ -1261,22 +1261,6 @@
           <w:ilvl w:val="0"/>
           <w:numId w:val="0"/>
         </w:numPr>
-        <w:ind w:leftChars="0" w:firstLine="180"/>
-        <w:rPr>
-          <w:rFonts w:hint="default"/>
-          <w:b/>
-          <w:bCs/>
-          <w:lang w:val="en-US"/>
-        </w:rPr>
-      </w:pPr>
-    </w:p>
-    <w:p>
-      <w:pPr>
-        <w:numPr>
-          <w:ilvl w:val="0"/>
-          <w:numId w:val="0"/>
-        </w:numPr>
-        <w:ind w:leftChars="0" w:firstLine="180"/>
         <w:rPr>
           <w:rFonts w:hint="default"/>
           <w:b/>
@@ -8066,7 +8050,17 @@
           <w:bCs/>
           <w:lang w:val="en-US"/>
         </w:rPr>
-        <w:t xml:space="preserve"> July 2025 11:00 to 12:00)</w:t>
+        <w:t xml:space="preserve"> July 2025 11:00 to 12:00) </w:t>
+      </w:r>
+      <w:r>
+        <w:rPr>
+          <w:rFonts w:hint="default"/>
+          <w:b/>
+          <w:bCs/>
+          <w:color w:val="00B050"/>
+          <w:lang w:val="en-US"/>
+        </w:rPr>
+        <w:t>(Cleared)</w:t>
       </w:r>
     </w:p>
     <w:p>
@@ -8158,6 +8152,29 @@
           <w:bCs w:val="0"/>
           <w:lang w:val="en-US" w:eastAsia="zh-CN"/>
         </w:rPr>
+        <w:t>What is the use of register key word in C, what are the register key word use cases.</w:t>
+      </w:r>
+    </w:p>
+    <w:p>
+      <w:pPr>
+        <w:numPr>
+          <w:ilvl w:val="0"/>
+          <w:numId w:val="20"/>
+        </w:numPr>
+        <w:rPr>
+          <w:rFonts w:hint="default"/>
+          <w:b w:val="0"/>
+          <w:bCs w:val="0"/>
+          <w:lang w:val="en-US" w:eastAsia="zh-CN"/>
+        </w:rPr>
+      </w:pPr>
+      <w:r>
+        <w:rPr>
+          <w:rFonts w:hint="default"/>
+          <w:b w:val="0"/>
+          <w:bCs w:val="0"/>
+          <w:lang w:val="en-US" w:eastAsia="zh-CN"/>
+        </w:rPr>
         <w:fldChar w:fldCharType="begin"/>
       </w:r>
       <w:r>
@@ -8224,6 +8241,7 @@
     <w:p>
       <w:pPr>
         <w:numPr>
+          <w:ilvl w:val="0"/>
           <w:numId w:val="0"/>
         </w:numPr>
         <w:rPr>
@@ -8280,6 +8298,7 @@
     <w:p>
       <w:pPr>
         <w:numPr>
+          <w:ilvl w:val="0"/>
           <w:numId w:val="0"/>
         </w:numPr>
         <w:rPr>
@@ -8329,7 +8348,17 @@
           <w:bCs/>
           <w:lang w:val="en-US"/>
         </w:rPr>
-        <w:t xml:space="preserve"> July 2025 12:05 to 13:00)</w:t>
+        <w:t xml:space="preserve"> July 2025 12:05 to 13:00) </w:t>
+      </w:r>
+      <w:r>
+        <w:rPr>
+          <w:rFonts w:hint="default"/>
+          <w:b/>
+          <w:bCs/>
+          <w:color w:val="00B050"/>
+          <w:lang w:val="en-US"/>
+        </w:rPr>
+        <w:t>(Cleared)</w:t>
       </w:r>
     </w:p>
     <w:p>
@@ -8640,8 +8669,493 @@
         </w:rPr>
         <w:fldChar w:fldCharType="end"/>
       </w:r>
+    </w:p>
+    <w:p>
+      <w:pPr>
+        <w:numPr>
+          <w:ilvl w:val="0"/>
+          <w:numId w:val="0"/>
+        </w:numPr>
+        <w:rPr>
+          <w:rFonts w:hint="default"/>
+          <w:b w:val="0"/>
+          <w:bCs w:val="0"/>
+          <w:color w:val="auto"/>
+          <w:u w:val="none"/>
+          <w:lang w:val="en-US" w:eastAsia="zh-CN"/>
+        </w:rPr>
+      </w:pPr>
+    </w:p>
+    <w:p>
+      <w:pPr>
+        <w:numPr>
+          <w:ilvl w:val="0"/>
+          <w:numId w:val="1"/>
+        </w:numPr>
+        <w:rPr>
+          <w:rFonts w:hint="default"/>
+          <w:b/>
+          <w:bCs/>
+          <w:lang w:val="en-US"/>
+        </w:rPr>
+      </w:pPr>
+      <w:r>
+        <w:rPr>
+          <w:rFonts w:hint="default"/>
+          <w:b/>
+          <w:bCs/>
+          <w:lang w:val="en-US"/>
+        </w:rPr>
+        <w:t>Tismo Technology Benguluru TR-1 : - (10</w:t>
+      </w:r>
+      <w:r>
+        <w:rPr>
+          <w:rFonts w:hint="default"/>
+          <w:b/>
+          <w:bCs/>
+          <w:vertAlign w:val="superscript"/>
+          <w:lang w:val="en-US"/>
+        </w:rPr>
+        <w:t>th</w:t>
+      </w:r>
+      <w:r>
+        <w:rPr>
+          <w:rFonts w:hint="default"/>
+          <w:b/>
+          <w:bCs/>
+          <w:lang w:val="en-US"/>
+        </w:rPr>
+        <w:t xml:space="preserve"> July 2025 19:00 to 20:00) </w:t>
+      </w:r>
+      <w:r>
+        <w:rPr>
+          <w:rFonts w:hint="default"/>
+          <w:b/>
+          <w:bCs/>
+          <w:color w:val="00B050"/>
+          <w:lang w:val="en-US"/>
+        </w:rPr>
+        <w:t>()</w:t>
+      </w:r>
+    </w:p>
+    <w:p>
+      <w:pPr>
+        <w:numPr>
+          <w:ilvl w:val="0"/>
+          <w:numId w:val="22"/>
+        </w:numPr>
+        <w:rPr>
+          <w:rFonts w:hint="default"/>
+          <w:b w:val="0"/>
+          <w:bCs w:val="0"/>
+          <w:lang w:val="en-US"/>
+        </w:rPr>
+      </w:pPr>
+      <w:r>
+        <w:rPr>
+          <w:rFonts w:hint="default"/>
+          <w:b w:val="0"/>
+          <w:bCs w:val="0"/>
+          <w:lang w:val="en-US"/>
+        </w:rPr>
+        <w:t>What are the main difference between 485 &amp; 232</w:t>
+      </w:r>
+    </w:p>
+    <w:p>
+      <w:pPr>
+        <w:numPr>
+          <w:ilvl w:val="0"/>
+          <w:numId w:val="22"/>
+        </w:numPr>
+        <w:rPr>
+          <w:rFonts w:hint="default"/>
+          <w:b w:val="0"/>
+          <w:bCs w:val="0"/>
+          <w:lang w:val="en-US"/>
+        </w:rPr>
+      </w:pPr>
+      <w:r>
+        <w:rPr>
+          <w:rFonts w:hint="default"/>
+          <w:b w:val="0"/>
+          <w:bCs w:val="0"/>
+          <w:lang w:val="en-US"/>
+        </w:rPr>
+        <w:t>What is the need of pull up resistors in the I2C.</w:t>
+      </w:r>
+    </w:p>
+    <w:p>
+      <w:pPr>
+        <w:numPr>
+          <w:ilvl w:val="0"/>
+          <w:numId w:val="22"/>
+        </w:numPr>
+        <w:rPr>
+          <w:rFonts w:hint="default"/>
+          <w:b w:val="0"/>
+          <w:bCs w:val="0"/>
+          <w:lang w:val="en-US"/>
+        </w:rPr>
+      </w:pPr>
+      <w:r>
+        <w:rPr>
+          <w:rFonts w:hint="default"/>
+          <w:b w:val="0"/>
+          <w:bCs w:val="0"/>
+          <w:lang w:val="en-US"/>
+        </w:rPr>
+        <w:t>Write a flow for the reading a register data from the I2C.</w:t>
+      </w:r>
+    </w:p>
+    <w:p>
+      <w:pPr>
+        <w:numPr>
+          <w:ilvl w:val="0"/>
+          <w:numId w:val="22"/>
+        </w:numPr>
+        <w:rPr>
+          <w:rFonts w:hint="default"/>
+          <w:b w:val="0"/>
+          <w:bCs w:val="0"/>
+          <w:lang w:val="en-US"/>
+        </w:rPr>
+      </w:pPr>
+      <w:r>
+        <w:rPr>
+          <w:rFonts w:hint="default"/>
+          <w:b w:val="0"/>
+          <w:bCs w:val="0"/>
+          <w:lang w:val="en-US"/>
+        </w:rPr>
+        <w:t>Write a macro to set a bit.</w:t>
+      </w:r>
+    </w:p>
+    <w:p>
+      <w:pPr>
+        <w:numPr>
+          <w:ilvl w:val="0"/>
+          <w:numId w:val="22"/>
+        </w:numPr>
+        <w:rPr>
+          <w:rFonts w:hint="default"/>
+          <w:b w:val="0"/>
+          <w:bCs w:val="0"/>
+          <w:lang w:val="en-US"/>
+        </w:rPr>
+      </w:pPr>
+      <w:r>
+        <w:rPr>
+          <w:rFonts w:hint="default"/>
+          <w:b w:val="0"/>
+          <w:bCs w:val="0"/>
+          <w:lang w:val="en-US"/>
+        </w:rPr>
+        <w:t>Write a macro to set a bit. (bit 0 means MSB bit 7 in 8 bit data or 15 is 16 bit data or 31 in 32bit data)</w:t>
+      </w:r>
+    </w:p>
+    <w:p>
+      <w:pPr>
+        <w:numPr>
+          <w:ilvl w:val="0"/>
+          <w:numId w:val="22"/>
+        </w:numPr>
+        <w:rPr>
+          <w:rFonts w:hint="default"/>
+          <w:b w:val="0"/>
+          <w:bCs w:val="0"/>
+          <w:lang w:val="en-US"/>
+        </w:rPr>
+      </w:pPr>
+      <w:r>
+        <w:rPr>
+          <w:rFonts w:hint="default"/>
+          <w:b w:val="0"/>
+          <w:bCs w:val="0"/>
+          <w:lang w:val="en-US"/>
+        </w:rPr>
+        <w:t>What is difference between polling and interrupt.</w:t>
+      </w:r>
+    </w:p>
+    <w:p>
+      <w:pPr>
+        <w:numPr>
+          <w:ilvl w:val="0"/>
+          <w:numId w:val="22"/>
+        </w:numPr>
+        <w:rPr>
+          <w:rFonts w:hint="default"/>
+          <w:b w:val="0"/>
+          <w:bCs w:val="0"/>
+          <w:lang w:val="en-US"/>
+        </w:rPr>
+      </w:pPr>
+      <w:r>
+        <w:rPr>
+          <w:rFonts w:hint="default"/>
+          <w:b w:val="0"/>
+          <w:bCs w:val="0"/>
+          <w:lang w:val="en-US"/>
+        </w:rPr>
+        <w:t>What is the vector table where it is stored.</w:t>
+      </w:r>
+    </w:p>
+    <w:p>
+      <w:pPr>
+        <w:numPr>
+          <w:ilvl w:val="0"/>
+          <w:numId w:val="22"/>
+        </w:numPr>
+        <w:rPr>
+          <w:rFonts w:hint="default"/>
+          <w:b w:val="0"/>
+          <w:bCs w:val="0"/>
+          <w:lang w:val="en-US"/>
+        </w:rPr>
+      </w:pPr>
+      <w:r>
+        <w:rPr>
+          <w:rFonts w:hint="default"/>
+          <w:b w:val="0"/>
+          <w:bCs w:val="0"/>
+          <w:lang w:val="en-US"/>
+        </w:rPr>
+        <w:t>What is the use of function pointer and what is the advantage of it. Where did u used.</w:t>
+      </w:r>
       <w:bookmarkStart w:id="0" w:name="_GoBack"/>
       <w:bookmarkEnd w:id="0"/>
+    </w:p>
+    <w:p>
+      <w:pPr>
+        <w:numPr>
+          <w:ilvl w:val="0"/>
+          <w:numId w:val="22"/>
+        </w:numPr>
+        <w:rPr>
+          <w:rFonts w:hint="default"/>
+          <w:b w:val="0"/>
+          <w:bCs w:val="0"/>
+          <w:lang w:val="en-US"/>
+        </w:rPr>
+      </w:pPr>
+      <w:r>
+        <w:rPr>
+          <w:rFonts w:hint="default"/>
+          <w:b w:val="0"/>
+          <w:bCs w:val="0"/>
+          <w:lang w:val="en-US"/>
+        </w:rPr>
+        <w:t>Wap to find the largest -ve value in the give array.</w:t>
+      </w:r>
+    </w:p>
+    <w:p>
+      <w:pPr>
+        <w:numPr>
+          <w:numId w:val="0"/>
+        </w:numPr>
+        <w:ind w:firstLine="180"/>
+        <w:rPr>
+          <w:rFonts w:hint="default"/>
+          <w:b w:val="0"/>
+          <w:bCs w:val="0"/>
+          <w:lang w:val="en-US"/>
+        </w:rPr>
+      </w:pPr>
+      <w:r>
+        <w:rPr>
+          <w:rFonts w:hint="default"/>
+          <w:b w:val="0"/>
+          <w:bCs w:val="0"/>
+          <w:lang w:val="en-US"/>
+        </w:rPr>
+        <w:t xml:space="preserve">Input: </w:t>
+      </w:r>
+      <w:r>
+        <w:rPr>
+          <w:rFonts w:hint="default"/>
+          <w:b w:val="0"/>
+          <w:bCs w:val="0"/>
+          <w:lang w:val="en-US"/>
+        </w:rPr>
+        <w:tab/>
+        <w:t/>
+      </w:r>
+      <w:r>
+        <w:rPr>
+          <w:rFonts w:hint="default"/>
+          <w:b w:val="0"/>
+          <w:bCs w:val="0"/>
+          <w:lang w:val="en-US"/>
+        </w:rPr>
+        <w:tab/>
+        <w:t>int array[] = {4, -1, -2, 6, 8};</w:t>
+      </w:r>
+    </w:p>
+    <w:p>
+      <w:pPr>
+        <w:numPr>
+          <w:numId w:val="0"/>
+        </w:numPr>
+        <w:ind w:firstLine="180"/>
+        <w:rPr>
+          <w:rFonts w:hint="default"/>
+          <w:b w:val="0"/>
+          <w:bCs w:val="0"/>
+          <w:lang w:val="en-US"/>
+        </w:rPr>
+      </w:pPr>
+      <w:r>
+        <w:rPr>
+          <w:rFonts w:hint="default"/>
+          <w:b w:val="0"/>
+          <w:bCs w:val="0"/>
+          <w:lang w:val="en-US"/>
+        </w:rPr>
+        <w:t xml:space="preserve">Output: </w:t>
+      </w:r>
+      <w:r>
+        <w:rPr>
+          <w:rFonts w:hint="default"/>
+          <w:b w:val="0"/>
+          <w:bCs w:val="0"/>
+          <w:lang w:val="en-US"/>
+        </w:rPr>
+        <w:tab/>
+        <w:t>-1</w:t>
+      </w:r>
+    </w:p>
+    <w:p>
+      <w:pPr>
+        <w:numPr>
+          <w:ilvl w:val="0"/>
+          <w:numId w:val="1"/>
+        </w:numPr>
+        <w:rPr>
+          <w:rFonts w:hint="default"/>
+          <w:b/>
+          <w:bCs/>
+          <w:lang w:val="en-US"/>
+        </w:rPr>
+      </w:pPr>
+      <w:r>
+        <w:rPr>
+          <w:rFonts w:hint="default"/>
+          <w:b/>
+          <w:bCs/>
+          <w:lang w:val="en-US"/>
+        </w:rPr>
+        <w:t>AMD Hyderabad TR-2 (F2F) : - (15</w:t>
+      </w:r>
+      <w:r>
+        <w:rPr>
+          <w:rFonts w:hint="default"/>
+          <w:b/>
+          <w:bCs/>
+          <w:vertAlign w:val="superscript"/>
+          <w:lang w:val="en-US"/>
+        </w:rPr>
+        <w:t>th</w:t>
+      </w:r>
+      <w:r>
+        <w:rPr>
+          <w:rFonts w:hint="default"/>
+          <w:b/>
+          <w:bCs/>
+          <w:lang w:val="en-US"/>
+        </w:rPr>
+        <w:t xml:space="preserve"> July 2025 10:00 to 12:00) </w:t>
+      </w:r>
+      <w:r>
+        <w:rPr>
+          <w:rFonts w:hint="default"/>
+          <w:b/>
+          <w:bCs/>
+          <w:color w:val="00B050"/>
+          <w:lang w:val="en-US"/>
+        </w:rPr>
+        <w:t>()</w:t>
+      </w:r>
+    </w:p>
+    <w:p>
+      <w:pPr>
+        <w:numPr>
+          <w:ilvl w:val="0"/>
+          <w:numId w:val="1"/>
+        </w:numPr>
+        <w:ind w:left="0" w:leftChars="0" w:firstLine="0" w:firstLineChars="0"/>
+        <w:rPr>
+          <w:rFonts w:hint="default"/>
+          <w:b/>
+          <w:bCs/>
+          <w:lang w:val="en-US"/>
+        </w:rPr>
+      </w:pPr>
+      <w:r>
+        <w:rPr>
+          <w:rFonts w:hint="default"/>
+          <w:b/>
+          <w:bCs/>
+          <w:lang w:val="en-US"/>
+        </w:rPr>
+        <w:t>Bit-silica TR-1 (16</w:t>
+      </w:r>
+      <w:r>
+        <w:rPr>
+          <w:rFonts w:hint="default"/>
+          <w:b/>
+          <w:bCs/>
+          <w:vertAlign w:val="superscript"/>
+          <w:lang w:val="en-US"/>
+        </w:rPr>
+        <w:t>th</w:t>
+      </w:r>
+      <w:r>
+        <w:rPr>
+          <w:rFonts w:hint="default"/>
+          <w:b/>
+          <w:bCs/>
+          <w:lang w:val="en-US"/>
+        </w:rPr>
+        <w:t xml:space="preserve"> July 2025 19:00 to 20:00)</w:t>
+      </w:r>
+    </w:p>
+    <w:p>
+      <w:pPr>
+        <w:numPr>
+          <w:ilvl w:val="0"/>
+          <w:numId w:val="1"/>
+        </w:numPr>
+        <w:rPr>
+          <w:rFonts w:hint="default"/>
+          <w:b/>
+          <w:bCs/>
+          <w:lang w:val="en-US"/>
+        </w:rPr>
+      </w:pPr>
+      <w:r>
+        <w:rPr>
+          <w:rFonts w:hint="default"/>
+          <w:b/>
+          <w:bCs/>
+          <w:lang w:val="en-US"/>
+        </w:rPr>
+        <w:t>Infineon (client Mirafra Benguluru):</w:t>
+      </w:r>
+    </w:p>
+    <w:p>
+      <w:pPr>
+        <w:numPr>
+          <w:ilvl w:val="0"/>
+          <w:numId w:val="0"/>
+        </w:numPr>
+        <w:rPr>
+          <w:rFonts w:hint="default"/>
+          <w:b w:val="0"/>
+          <w:bCs w:val="0"/>
+          <w:color w:val="auto"/>
+          <w:u w:val="none"/>
+          <w:lang w:val="en-US" w:eastAsia="zh-CN"/>
+        </w:rPr>
+      </w:pPr>
     </w:p>
     <w:p>
       <w:pPr>
@@ -8722,7 +9236,7 @@
           <w:szCs w:val="300"/>
           <w:lang w:val="en-US"/>
         </w:rPr>
-        <w:t>/15</w:t>
+        <w:t>/17</w:t>
       </w:r>
     </w:p>
     <w:p>
@@ -8752,7 +9266,7 @@
           <w:szCs w:val="300"/>
           <w:lang w:val="en-US"/>
         </w:rPr>
-        <w:t>47%</w:t>
+        <w:t>41%</w:t>
       </w:r>
     </w:p>
     <w:sectPr>
@@ -9131,6 +9645,18 @@
     </w:lvl>
   </w:abstractNum>
   <w:abstractNum w:abstractNumId="10">
+    <w:nsid w:val="E884F97F"/>
+    <w:multiLevelType w:val="singleLevel"/>
+    <w:tmpl w:val="E884F97F"/>
+    <w:lvl w:ilvl="0" w:tentative="0">
+      <w:start w:val="1"/>
+      <w:numFmt w:val="decimal"/>
+      <w:suff w:val="space"/>
+      <w:lvlText w:val="%1."/>
+      <w:lvlJc w:val="left"/>
+    </w:lvl>
+  </w:abstractNum>
+  <w:abstractNum w:abstractNumId="11">
     <w:nsid w:val="EC0D4D88"/>
     <w:multiLevelType w:val="singleLevel"/>
     <w:tmpl w:val="EC0D4D88"/>
@@ -9142,7 +9668,7 @@
       <w:lvlJc w:val="left"/>
     </w:lvl>
   </w:abstractNum>
-  <w:abstractNum w:abstractNumId="11">
+  <w:abstractNum w:abstractNumId="12">
     <w:nsid w:val="FA80F05E"/>
     <w:multiLevelType w:val="singleLevel"/>
     <w:tmpl w:val="FA80F05E"/>
@@ -9162,7 +9688,7 @@
       </w:rPr>
     </w:lvl>
   </w:abstractNum>
-  <w:abstractNum w:abstractNumId="12">
+  <w:abstractNum w:abstractNumId="13">
     <w:nsid w:val="28B68BA7"/>
     <w:multiLevelType w:val="singleLevel"/>
     <w:tmpl w:val="28B68BA7"/>
@@ -9174,7 +9700,7 @@
       <w:lvlJc w:val="left"/>
     </w:lvl>
   </w:abstractNum>
-  <w:abstractNum w:abstractNumId="13">
+  <w:abstractNum w:abstractNumId="14">
     <w:nsid w:val="2BB38728"/>
     <w:multiLevelType w:val="singleLevel"/>
     <w:tmpl w:val="2BB38728"/>
@@ -9194,7 +9720,7 @@
       </w:rPr>
     </w:lvl>
   </w:abstractNum>
-  <w:abstractNum w:abstractNumId="14">
+  <w:abstractNum w:abstractNumId="15">
     <w:nsid w:val="3838F4F7"/>
     <w:multiLevelType w:val="singleLevel"/>
     <w:tmpl w:val="3838F4F7"/>
@@ -9206,7 +9732,7 @@
       <w:lvlJc w:val="left"/>
     </w:lvl>
   </w:abstractNum>
-  <w:abstractNum w:abstractNumId="15">
+  <w:abstractNum w:abstractNumId="16">
     <w:nsid w:val="3C2B5539"/>
     <w:multiLevelType w:val="singleLevel"/>
     <w:tmpl w:val="3C2B5539"/>
@@ -9218,7 +9744,7 @@
       <w:lvlJc w:val="left"/>
     </w:lvl>
   </w:abstractNum>
-  <w:abstractNum w:abstractNumId="16">
+  <w:abstractNum w:abstractNumId="17">
     <w:nsid w:val="4438F63F"/>
     <w:multiLevelType w:val="singleLevel"/>
     <w:tmpl w:val="4438F63F"/>
@@ -9230,7 +9756,7 @@
       <w:lvlJc w:val="left"/>
     </w:lvl>
   </w:abstractNum>
-  <w:abstractNum w:abstractNumId="17">
+  <w:abstractNum w:abstractNumId="18">
     <w:nsid w:val="5BE4B081"/>
     <w:multiLevelType w:val="multilevel"/>
     <w:tmpl w:val="5BE4B081"/>
@@ -9350,7 +9876,7 @@
       </w:rPr>
     </w:lvl>
   </w:abstractNum>
-  <w:abstractNum w:abstractNumId="18">
+  <w:abstractNum w:abstractNumId="19">
     <w:nsid w:val="64729EC5"/>
     <w:multiLevelType w:val="singleLevel"/>
     <w:tmpl w:val="64729EC5"/>
@@ -9362,7 +9888,7 @@
       <w:lvlJc w:val="left"/>
     </w:lvl>
   </w:abstractNum>
-  <w:abstractNum w:abstractNumId="19">
+  <w:abstractNum w:abstractNumId="20">
     <w:nsid w:val="73C9C531"/>
     <w:multiLevelType w:val="singleLevel"/>
     <w:tmpl w:val="73C9C531"/>
@@ -9374,7 +9900,7 @@
       <w:lvlJc w:val="left"/>
     </w:lvl>
   </w:abstractNum>
-  <w:abstractNum w:abstractNumId="20">
+  <w:abstractNum w:abstractNumId="21">
     <w:nsid w:val="7B2911A2"/>
     <w:multiLevelType w:val="singleLevel"/>
     <w:tmpl w:val="7B2911A2"/>
@@ -9387,28 +9913,28 @@
     </w:lvl>
   </w:abstractNum>
   <w:num w:numId="1">
-    <w:abstractNumId w:val="17"/>
+    <w:abstractNumId w:val="18"/>
   </w:num>
   <w:num w:numId="2">
-    <w:abstractNumId w:val="11"/>
+    <w:abstractNumId w:val="12"/>
   </w:num>
   <w:num w:numId="3">
-    <w:abstractNumId w:val="13"/>
+    <w:abstractNumId w:val="14"/>
   </w:num>
   <w:num w:numId="4">
     <w:abstractNumId w:val="0"/>
   </w:num>
   <w:num w:numId="5">
-    <w:abstractNumId w:val="10"/>
+    <w:abstractNumId w:val="11"/>
   </w:num>
   <w:num w:numId="6">
-    <w:abstractNumId w:val="20"/>
+    <w:abstractNumId w:val="21"/>
   </w:num>
   <w:num w:numId="7">
     <w:abstractNumId w:val="5"/>
   </w:num>
   <w:num w:numId="8">
-    <w:abstractNumId w:val="15"/>
+    <w:abstractNumId w:val="16"/>
   </w:num>
   <w:num w:numId="9">
     <w:abstractNumId w:val="1"/>
@@ -9417,28 +9943,28 @@
     <w:abstractNumId w:val="2"/>
   </w:num>
   <w:num w:numId="11">
-    <w:abstractNumId w:val="18"/>
+    <w:abstractNumId w:val="19"/>
   </w:num>
   <w:num w:numId="12">
     <w:abstractNumId w:val="7"/>
   </w:num>
   <w:num w:numId="13">
-    <w:abstractNumId w:val="16"/>
+    <w:abstractNumId w:val="17"/>
   </w:num>
   <w:num w:numId="14">
     <w:abstractNumId w:val="4"/>
   </w:num>
   <w:num w:numId="15">
-    <w:abstractNumId w:val="14"/>
+    <w:abstractNumId w:val="15"/>
   </w:num>
   <w:num w:numId="16">
     <w:abstractNumId w:val="9"/>
   </w:num>
   <w:num w:numId="17">
-    <w:abstractNumId w:val="19"/>
+    <w:abstractNumId w:val="20"/>
   </w:num>
   <w:num w:numId="18">
-    <w:abstractNumId w:val="12"/>
+    <w:abstractNumId w:val="13"/>
   </w:num>
   <w:num w:numId="19">
     <w:abstractNumId w:val="3"/>
@@ -9448,6 +9974,9 @@
   </w:num>
   <w:num w:numId="21">
     <w:abstractNumId w:val="8"/>
+  </w:num>
+  <w:num w:numId="22">
+    <w:abstractNumId w:val="10"/>
   </w:num>
 </w:numbering>
 </file>
@@ -9548,7 +10077,7 @@
     <w:lsdException w:unhideWhenUsed="0" w:uiPriority="0" w:semiHidden="0" w:name="Body Text Indent 2"/>
     <w:lsdException w:unhideWhenUsed="0" w:uiPriority="0" w:semiHidden="0" w:name="Body Text Indent 3"/>
     <w:lsdException w:unhideWhenUsed="0" w:uiPriority="0" w:semiHidden="0" w:name="Block Text"/>
-    <w:lsdException w:unhideWhenUsed="0" w:uiPriority="0" w:semiHidden="0" w:name="Hyperlink"/>
+    <w:lsdException w:qFormat="1" w:unhideWhenUsed="0" w:uiPriority="0" w:semiHidden="0" w:name="Hyperlink"/>
     <w:lsdException w:unhideWhenUsed="0" w:uiPriority="0" w:semiHidden="0" w:name="FollowedHyperlink"/>
     <w:lsdException w:qFormat="1" w:unhideWhenUsed="0" w:uiPriority="0" w:semiHidden="0" w:name="Strong"/>
     <w:lsdException w:qFormat="1" w:unhideWhenUsed="0" w:uiPriority="0" w:semiHidden="0" w:name="Emphasis"/>
@@ -9779,6 +10308,7 @@
   <w:style w:type="character" w:styleId="6">
     <w:name w:val="Hyperlink"/>
     <w:basedOn w:val="2"/>
+    <w:qFormat/>
     <w:uiPriority w:val="0"/>
     <w:rPr>
       <w:color w:val="0000FF"/>

--- a/Hareesh Sureddy Interview Expeirence.docx
+++ b/Hareesh Sureddy Interview Expeirence.docx
@@ -8735,7 +8735,7 @@
           <w:color w:val="00B050"/>
           <w:lang w:val="en-US"/>
         </w:rPr>
-        <w:t>()</w:t>
+        <w:t>(Cleared)</w:t>
       </w:r>
     </w:p>
     <w:p>
@@ -8758,7 +8758,7 @@
           <w:bCs w:val="0"/>
           <w:lang w:val="en-US"/>
         </w:rPr>
-        <w:t>What are the main difference between 485 &amp; 232</w:t>
+        <w:t>What are the main difference between 485 &amp; 232.</w:t>
       </w:r>
     </w:p>
     <w:p>
@@ -8781,6 +8781,385 @@
           <w:bCs w:val="0"/>
           <w:lang w:val="en-US"/>
         </w:rPr>
+        <w:t>Is 485 is half or full duplex?.</w:t>
+      </w:r>
+    </w:p>
+    <w:p>
+      <w:pPr>
+        <w:numPr>
+          <w:ilvl w:val="0"/>
+          <w:numId w:val="22"/>
+        </w:numPr>
+        <w:rPr>
+          <w:rFonts w:hint="default"/>
+          <w:b w:val="0"/>
+          <w:bCs w:val="0"/>
+          <w:lang w:val="en-US"/>
+        </w:rPr>
+      </w:pPr>
+      <w:r>
+        <w:rPr>
+          <w:rFonts w:hint="default"/>
+          <w:b w:val="0"/>
+          <w:bCs w:val="0"/>
+          <w:lang w:val="en-US"/>
+        </w:rPr>
+        <w:t>Write a macro to set a bit.</w:t>
+      </w:r>
+      <w:r>
+        <w:rPr>
+          <w:rFonts w:hint="default"/>
+          <w:b/>
+          <w:bCs/>
+          <w:highlight w:val="yellow"/>
+          <w:lang w:val="en-US"/>
+        </w:rPr>
+        <w:t xml:space="preserve"> (Not answered properly)</w:t>
+      </w:r>
+    </w:p>
+    <w:p>
+      <w:pPr>
+        <w:numPr>
+          <w:ilvl w:val="0"/>
+          <w:numId w:val="22"/>
+        </w:numPr>
+        <w:rPr>
+          <w:rFonts w:hint="default"/>
+          <w:b w:val="0"/>
+          <w:bCs w:val="0"/>
+          <w:lang w:val="en-US"/>
+        </w:rPr>
+      </w:pPr>
+      <w:r>
+        <w:rPr>
+          <w:rFonts w:hint="default"/>
+          <w:b w:val="0"/>
+          <w:bCs w:val="0"/>
+          <w:lang w:val="en-US"/>
+        </w:rPr>
+        <w:t>Write a macro to set a bit. (bit 0 means MSB bit 7 in 8 bit data or 15 is 16 bit data or 31 in 32bit data)</w:t>
+      </w:r>
+      <w:r>
+        <w:rPr>
+          <w:rFonts w:hint="default"/>
+          <w:b/>
+          <w:bCs/>
+          <w:highlight w:val="yellow"/>
+          <w:lang w:val="en-US"/>
+        </w:rPr>
+        <w:t xml:space="preserve"> (Not answered properly)</w:t>
+      </w:r>
+    </w:p>
+    <w:p>
+      <w:pPr>
+        <w:numPr>
+          <w:ilvl w:val="0"/>
+          <w:numId w:val="0"/>
+        </w:numPr>
+        <w:rPr>
+          <w:rFonts w:hint="default"/>
+          <w:b w:val="0"/>
+          <w:bCs w:val="0"/>
+          <w:color w:val="0000FF"/>
+          <w:lang w:val="en-US"/>
+        </w:rPr>
+      </w:pPr>
+      <w:r>
+        <w:rPr>
+          <w:rFonts w:hint="default"/>
+          <w:b w:val="0"/>
+          <w:bCs w:val="0"/>
+          <w:color w:val="0000FF"/>
+          <w:lang w:val="en-US"/>
+        </w:rPr>
+        <w:t>#define SET_BIT_MSB(var, bit) ((var) |= (1U &lt;&lt; (7 - (bit))))</w:t>
+      </w:r>
+    </w:p>
+    <w:p>
+      <w:pPr>
+        <w:numPr>
+          <w:ilvl w:val="0"/>
+          <w:numId w:val="0"/>
+        </w:numPr>
+        <w:rPr>
+          <w:rFonts w:hint="default"/>
+          <w:b w:val="0"/>
+          <w:bCs w:val="0"/>
+          <w:color w:val="0000FF"/>
+          <w:lang w:val="en-US"/>
+        </w:rPr>
+      </w:pPr>
+    </w:p>
+    <w:p>
+      <w:pPr>
+        <w:numPr>
+          <w:ilvl w:val="0"/>
+          <w:numId w:val="0"/>
+        </w:numPr>
+        <w:rPr>
+          <w:rFonts w:hint="default"/>
+          <w:b w:val="0"/>
+          <w:bCs w:val="0"/>
+          <w:color w:val="0000FF"/>
+          <w:lang w:val="en-US"/>
+        </w:rPr>
+      </w:pPr>
+      <w:r>
+        <w:rPr>
+          <w:rFonts w:hint="default"/>
+          <w:b w:val="0"/>
+          <w:bCs w:val="0"/>
+          <w:color w:val="0000FF"/>
+          <w:lang w:val="en-US"/>
+        </w:rPr>
+        <w:t>#define SET_BIT_FROM_MSB(data, bit_pos, width) \</w:t>
+      </w:r>
+    </w:p>
+    <w:p>
+      <w:pPr>
+        <w:numPr>
+          <w:ilvl w:val="0"/>
+          <w:numId w:val="0"/>
+        </w:numPr>
+        <w:ind w:firstLine="180"/>
+        <w:rPr>
+          <w:rFonts w:hint="default"/>
+          <w:b w:val="0"/>
+          <w:bCs w:val="0"/>
+          <w:color w:val="0000FF"/>
+          <w:lang w:val="en-US"/>
+        </w:rPr>
+      </w:pPr>
+      <w:r>
+        <w:rPr>
+          <w:rFonts w:hint="default"/>
+          <w:b w:val="0"/>
+          <w:bCs w:val="0"/>
+          <w:color w:val="0000FF"/>
+          <w:lang w:val="en-US"/>
+        </w:rPr>
+        <w:t>((data) |= (1U &lt;&lt; ((width) - 1 - (bit_pos))))</w:t>
+      </w:r>
+    </w:p>
+    <w:p>
+      <w:pPr>
+        <w:numPr>
+          <w:ilvl w:val="0"/>
+          <w:numId w:val="22"/>
+        </w:numPr>
+        <w:rPr>
+          <w:rFonts w:hint="default"/>
+          <w:b w:val="0"/>
+          <w:bCs w:val="0"/>
+          <w:lang w:val="en-US"/>
+        </w:rPr>
+      </w:pPr>
+      <w:r>
+        <w:rPr>
+          <w:rFonts w:hint="default"/>
+          <w:b w:val="0"/>
+          <w:bCs w:val="0"/>
+          <w:lang w:val="en-US"/>
+        </w:rPr>
+        <w:t>What is difference between polling and interrupt.</w:t>
+      </w:r>
+    </w:p>
+    <w:p>
+      <w:pPr>
+        <w:numPr>
+          <w:ilvl w:val="0"/>
+          <w:numId w:val="22"/>
+        </w:numPr>
+        <w:ind w:left="0" w:leftChars="0" w:firstLine="0" w:firstLineChars="0"/>
+        <w:rPr>
+          <w:rFonts w:hint="default"/>
+          <w:b w:val="0"/>
+          <w:bCs w:val="0"/>
+          <w:color w:val="0000FF"/>
+          <w:lang w:val="en-US"/>
+        </w:rPr>
+      </w:pPr>
+      <w:r>
+        <w:rPr>
+          <w:rFonts w:hint="default"/>
+          <w:b w:val="0"/>
+          <w:bCs w:val="0"/>
+          <w:lang w:val="en-US"/>
+        </w:rPr>
+        <w:t>What is the vector table where it is stored.</w:t>
+      </w:r>
+    </w:p>
+    <w:p>
+      <w:pPr>
+        <w:numPr>
+          <w:ilvl w:val="0"/>
+          <w:numId w:val="22"/>
+        </w:numPr>
+        <w:rPr>
+          <w:rFonts w:hint="default"/>
+          <w:b w:val="0"/>
+          <w:bCs w:val="0"/>
+          <w:color w:val="0000FF"/>
+          <w:lang w:val="en-US"/>
+        </w:rPr>
+      </w:pPr>
+      <w:r>
+        <w:rPr>
+          <w:rFonts w:hint="default"/>
+          <w:b w:val="0"/>
+          <w:bCs w:val="0"/>
+          <w:color w:val="auto"/>
+          <w:lang w:val="en-US"/>
+        </w:rPr>
+        <w:t xml:space="preserve">What is the use of function pointer and what is </w:t>
+      </w:r>
+      <w:r>
+        <w:rPr>
+          <w:rFonts w:hint="default"/>
+          <w:b w:val="0"/>
+          <w:bCs w:val="0"/>
+          <w:lang w:val="en-US"/>
+        </w:rPr>
+        <w:t>the advantage of it. Where did u used.</w:t>
+      </w:r>
+    </w:p>
+    <w:p>
+      <w:pPr>
+        <w:numPr>
+          <w:ilvl w:val="0"/>
+          <w:numId w:val="22"/>
+        </w:numPr>
+        <w:rPr>
+          <w:rFonts w:hint="default"/>
+          <w:b w:val="0"/>
+          <w:bCs w:val="0"/>
+          <w:lang w:val="en-US"/>
+        </w:rPr>
+      </w:pPr>
+      <w:r>
+        <w:rPr>
+          <w:rFonts w:hint="default"/>
+          <w:b w:val="0"/>
+          <w:bCs w:val="0"/>
+          <w:lang w:val="en-US"/>
+        </w:rPr>
+        <w:t>Wap to find the largest -ve value in the give array.</w:t>
+      </w:r>
+    </w:p>
+    <w:p>
+      <w:pPr>
+        <w:numPr>
+          <w:ilvl w:val="0"/>
+          <w:numId w:val="0"/>
+        </w:numPr>
+        <w:ind w:firstLine="180"/>
+        <w:rPr>
+          <w:rFonts w:hint="default"/>
+          <w:b w:val="0"/>
+          <w:bCs w:val="0"/>
+          <w:lang w:val="en-US"/>
+        </w:rPr>
+      </w:pPr>
+      <w:r>
+        <w:rPr>
+          <w:rFonts w:hint="default"/>
+          <w:b w:val="0"/>
+          <w:bCs w:val="0"/>
+          <w:lang w:val="en-US"/>
+        </w:rPr>
+        <w:t xml:space="preserve">Input: </w:t>
+      </w:r>
+      <w:r>
+        <w:rPr>
+          <w:rFonts w:hint="default"/>
+          <w:b w:val="0"/>
+          <w:bCs w:val="0"/>
+          <w:lang w:val="en-US"/>
+        </w:rPr>
+        <w:tab/>
+      </w:r>
+      <w:r>
+        <w:rPr>
+          <w:rFonts w:hint="default"/>
+          <w:b w:val="0"/>
+          <w:bCs w:val="0"/>
+          <w:lang w:val="en-US"/>
+        </w:rPr>
+        <w:tab/>
+      </w:r>
+      <w:r>
+        <w:rPr>
+          <w:rFonts w:hint="default"/>
+          <w:b w:val="0"/>
+          <w:bCs w:val="0"/>
+          <w:lang w:val="en-US"/>
+        </w:rPr>
+        <w:t>int array[] = {4, -1, -2, 6, 8};</w:t>
+      </w:r>
+    </w:p>
+    <w:p>
+      <w:pPr>
+        <w:numPr>
+          <w:ilvl w:val="0"/>
+          <w:numId w:val="0"/>
+        </w:numPr>
+        <w:ind w:firstLine="180"/>
+        <w:rPr>
+          <w:rFonts w:hint="default"/>
+          <w:b w:val="0"/>
+          <w:bCs w:val="0"/>
+          <w:color w:val="0000FF"/>
+          <w:lang w:val="en-US"/>
+        </w:rPr>
+      </w:pPr>
+      <w:r>
+        <w:rPr>
+          <w:rFonts w:hint="default"/>
+          <w:b w:val="0"/>
+          <w:bCs w:val="0"/>
+          <w:lang w:val="en-US"/>
+        </w:rPr>
+        <w:t xml:space="preserve">Output: </w:t>
+      </w:r>
+      <w:r>
+        <w:rPr>
+          <w:rFonts w:hint="default"/>
+          <w:b w:val="0"/>
+          <w:bCs w:val="0"/>
+          <w:lang w:val="en-US"/>
+        </w:rPr>
+        <w:tab/>
+      </w:r>
+      <w:r>
+        <w:rPr>
+          <w:rFonts w:hint="default"/>
+          <w:b w:val="0"/>
+          <w:bCs w:val="0"/>
+          <w:lang w:val="en-US"/>
+        </w:rPr>
+        <w:t>-1</w:t>
+      </w:r>
+    </w:p>
+    <w:p>
+      <w:pPr>
+        <w:numPr>
+          <w:ilvl w:val="0"/>
+          <w:numId w:val="22"/>
+        </w:numPr>
+        <w:rPr>
+          <w:rFonts w:hint="default"/>
+          <w:b w:val="0"/>
+          <w:bCs w:val="0"/>
+          <w:lang w:val="en-US"/>
+        </w:rPr>
+      </w:pPr>
+      <w:r>
+        <w:rPr>
+          <w:rFonts w:hint="default"/>
+          <w:b w:val="0"/>
+          <w:bCs w:val="0"/>
+          <w:lang w:val="en-US"/>
+        </w:rPr>
         <w:t>What is the need of pull up resistors in the I2C.</w:t>
       </w:r>
     </w:p>
@@ -8788,6 +9167,63 @@
       <w:pPr>
         <w:numPr>
           <w:ilvl w:val="0"/>
+          <w:numId w:val="0"/>
+        </w:numPr>
+        <w:rPr>
+          <w:rFonts w:hint="default"/>
+          <w:b w:val="0"/>
+          <w:bCs w:val="0"/>
+          <w:lang w:val="en-US"/>
+        </w:rPr>
+      </w:pPr>
+      <w:r>
+        <w:drawing>
+          <wp:inline distT="0" distB="0" distL="114300" distR="114300">
+            <wp:extent cx="5266690" cy="2620010"/>
+            <wp:effectExtent l="0" t="0" r="6350" b="1270"/>
+            <wp:docPr id="18" name="Picture 2"/>
+            <wp:cNvGraphicFramePr>
+              <a:graphicFrameLocks xmlns:a="http://schemas.openxmlformats.org/drawingml/2006/main" noChangeAspect="1"/>
+            </wp:cNvGraphicFramePr>
+            <a:graphic xmlns:a="http://schemas.openxmlformats.org/drawingml/2006/main">
+              <a:graphicData uri="http://schemas.openxmlformats.org/drawingml/2006/picture">
+                <pic:pic xmlns:pic="http://schemas.openxmlformats.org/drawingml/2006/picture">
+                  <pic:nvPicPr>
+                    <pic:cNvPr id="18" name="Picture 2"/>
+                    <pic:cNvPicPr>
+                      <a:picLocks noChangeAspect="1"/>
+                    </pic:cNvPicPr>
+                  </pic:nvPicPr>
+                  <pic:blipFill>
+                    <a:blip r:embed="rId20"/>
+                    <a:stretch>
+                      <a:fillRect/>
+                    </a:stretch>
+                  </pic:blipFill>
+                  <pic:spPr>
+                    <a:xfrm>
+                      <a:off x="0" y="0"/>
+                      <a:ext cx="5266690" cy="2620010"/>
+                    </a:xfrm>
+                    <a:prstGeom prst="rect">
+                      <a:avLst/>
+                    </a:prstGeom>
+                    <a:noFill/>
+                    <a:ln>
+                      <a:noFill/>
+                    </a:ln>
+                  </pic:spPr>
+                </pic:pic>
+              </a:graphicData>
+            </a:graphic>
+          </wp:inline>
+        </w:drawing>
+      </w:r>
+    </w:p>
+    <w:p>
+      <w:pPr>
+        <w:numPr>
+          <w:ilvl w:val="0"/>
           <w:numId w:val="22"/>
         </w:numPr>
         <w:rPr>
@@ -8804,122 +9240,1509 @@
           <w:bCs w:val="0"/>
           <w:lang w:val="en-US"/>
         </w:rPr>
-        <w:t>Write a flow for the reading a register data from the I2C.</w:t>
-      </w:r>
-    </w:p>
-    <w:p>
-      <w:pPr>
-        <w:numPr>
-          <w:ilvl w:val="0"/>
-          <w:numId w:val="22"/>
-        </w:numPr>
-        <w:rPr>
-          <w:rFonts w:hint="default"/>
-          <w:b w:val="0"/>
-          <w:bCs w:val="0"/>
-          <w:lang w:val="en-US"/>
-        </w:rPr>
-      </w:pPr>
-      <w:r>
-        <w:rPr>
-          <w:rFonts w:hint="default"/>
-          <w:b w:val="0"/>
-          <w:bCs w:val="0"/>
-          <w:lang w:val="en-US"/>
-        </w:rPr>
-        <w:t>Write a macro to set a bit.</w:t>
-      </w:r>
-    </w:p>
-    <w:p>
-      <w:pPr>
-        <w:numPr>
-          <w:ilvl w:val="0"/>
-          <w:numId w:val="22"/>
-        </w:numPr>
-        <w:rPr>
-          <w:rFonts w:hint="default"/>
-          <w:b w:val="0"/>
-          <w:bCs w:val="0"/>
-          <w:lang w:val="en-US"/>
-        </w:rPr>
-      </w:pPr>
-      <w:r>
-        <w:rPr>
-          <w:rFonts w:hint="default"/>
-          <w:b w:val="0"/>
-          <w:bCs w:val="0"/>
-          <w:lang w:val="en-US"/>
-        </w:rPr>
-        <w:t>Write a macro to set a bit. (bit 0 means MSB bit 7 in 8 bit data or 15 is 16 bit data or 31 in 32bit data)</w:t>
-      </w:r>
-    </w:p>
-    <w:p>
-      <w:pPr>
-        <w:numPr>
-          <w:ilvl w:val="0"/>
-          <w:numId w:val="22"/>
-        </w:numPr>
-        <w:rPr>
-          <w:rFonts w:hint="default"/>
-          <w:b w:val="0"/>
-          <w:bCs w:val="0"/>
-          <w:lang w:val="en-US"/>
-        </w:rPr>
-      </w:pPr>
-      <w:r>
-        <w:rPr>
-          <w:rFonts w:hint="default"/>
-          <w:b w:val="0"/>
-          <w:bCs w:val="0"/>
-          <w:lang w:val="en-US"/>
-        </w:rPr>
-        <w:t>What is difference between polling and interrupt.</w:t>
-      </w:r>
-    </w:p>
-    <w:p>
-      <w:pPr>
-        <w:numPr>
-          <w:ilvl w:val="0"/>
-          <w:numId w:val="22"/>
-        </w:numPr>
-        <w:rPr>
-          <w:rFonts w:hint="default"/>
-          <w:b w:val="0"/>
-          <w:bCs w:val="0"/>
-          <w:lang w:val="en-US"/>
-        </w:rPr>
-      </w:pPr>
-      <w:r>
-        <w:rPr>
-          <w:rFonts w:hint="default"/>
-          <w:b w:val="0"/>
-          <w:bCs w:val="0"/>
-          <w:lang w:val="en-US"/>
-        </w:rPr>
-        <w:t>What is the vector table where it is stored.</w:t>
-      </w:r>
-    </w:p>
-    <w:p>
-      <w:pPr>
-        <w:numPr>
-          <w:ilvl w:val="0"/>
-          <w:numId w:val="22"/>
-        </w:numPr>
-        <w:rPr>
-          <w:rFonts w:hint="default"/>
-          <w:b w:val="0"/>
-          <w:bCs w:val="0"/>
-          <w:lang w:val="en-US"/>
-        </w:rPr>
-      </w:pPr>
-      <w:r>
-        <w:rPr>
-          <w:rFonts w:hint="default"/>
-          <w:b w:val="0"/>
-          <w:bCs w:val="0"/>
-          <w:lang w:val="en-US"/>
-        </w:rPr>
-        <w:t>What is the use of function pointer and what is the advantage of it. Where did u used.</w:t>
+        <w:t>Write a flow for the reading a particular register data from the I2C.</w:t>
+      </w:r>
+      <w:r>
+        <w:rPr>
+          <w:rFonts w:hint="default"/>
+          <w:b/>
+          <w:bCs/>
+          <w:highlight w:val="yellow"/>
+          <w:lang w:val="en-US"/>
+        </w:rPr>
+        <w:t xml:space="preserve"> (Not answered properly)</w:t>
+      </w:r>
+    </w:p>
+    <w:p>
+      <w:pPr>
+        <w:numPr>
+          <w:ilvl w:val="0"/>
+          <w:numId w:val="0"/>
+        </w:numPr>
+        <w:rPr>
+          <w:rFonts w:hint="default"/>
+          <w:b w:val="0"/>
+          <w:bCs w:val="0"/>
+          <w:lang w:val="en-US"/>
+        </w:rPr>
+      </w:pPr>
+      <w:r>
+        <w:drawing>
+          <wp:inline distT="0" distB="0" distL="114300" distR="114300">
+            <wp:extent cx="5268595" cy="1944370"/>
+            <wp:effectExtent l="0" t="0" r="4445" b="6350"/>
+            <wp:docPr id="17" name="Picture 1"/>
+            <wp:cNvGraphicFramePr>
+              <a:graphicFrameLocks xmlns:a="http://schemas.openxmlformats.org/drawingml/2006/main" noChangeAspect="1"/>
+            </wp:cNvGraphicFramePr>
+            <a:graphic xmlns:a="http://schemas.openxmlformats.org/drawingml/2006/main">
+              <a:graphicData uri="http://schemas.openxmlformats.org/drawingml/2006/picture">
+                <pic:pic xmlns:pic="http://schemas.openxmlformats.org/drawingml/2006/picture">
+                  <pic:nvPicPr>
+                    <pic:cNvPr id="17" name="Picture 1"/>
+                    <pic:cNvPicPr>
+                      <a:picLocks noChangeAspect="1"/>
+                    </pic:cNvPicPr>
+                  </pic:nvPicPr>
+                  <pic:blipFill>
+                    <a:blip r:embed="rId21"/>
+                    <a:stretch>
+                      <a:fillRect/>
+                    </a:stretch>
+                  </pic:blipFill>
+                  <pic:spPr>
+                    <a:xfrm>
+                      <a:off x="0" y="0"/>
+                      <a:ext cx="5268595" cy="1944370"/>
+                    </a:xfrm>
+                    <a:prstGeom prst="rect">
+                      <a:avLst/>
+                    </a:prstGeom>
+                    <a:noFill/>
+                    <a:ln>
+                      <a:noFill/>
+                    </a:ln>
+                  </pic:spPr>
+                </pic:pic>
+              </a:graphicData>
+            </a:graphic>
+          </wp:inline>
+        </w:drawing>
+      </w:r>
+    </w:p>
+    <w:p>
+      <w:pPr>
+        <w:numPr>
+          <w:ilvl w:val="0"/>
+          <w:numId w:val="1"/>
+        </w:numPr>
+        <w:rPr>
+          <w:rFonts w:hint="default"/>
+          <w:b/>
+          <w:bCs/>
+          <w:lang w:val="en-US"/>
+        </w:rPr>
+      </w:pPr>
+      <w:r>
+        <w:rPr>
+          <w:rFonts w:hint="default"/>
+          <w:b/>
+          <w:bCs/>
+          <w:lang w:val="en-US"/>
+        </w:rPr>
+        <w:t>AMD Hyderabad TR-2 (F2F) : - (15</w:t>
+      </w:r>
+      <w:r>
+        <w:rPr>
+          <w:rFonts w:hint="default"/>
+          <w:b/>
+          <w:bCs/>
+          <w:vertAlign w:val="superscript"/>
+          <w:lang w:val="en-US"/>
+        </w:rPr>
+        <w:t>th</w:t>
+      </w:r>
+      <w:r>
+        <w:rPr>
+          <w:rFonts w:hint="default"/>
+          <w:b/>
+          <w:bCs/>
+          <w:lang w:val="en-US"/>
+        </w:rPr>
+        <w:t xml:space="preserve"> July 2025 10:00 to 15:00) </w:t>
+      </w:r>
+      <w:r>
+        <w:rPr>
+          <w:rFonts w:hint="default"/>
+          <w:b/>
+          <w:bCs/>
+          <w:color w:val="FF0000"/>
+          <w:lang w:val="en-US"/>
+        </w:rPr>
+        <w:t xml:space="preserve"> (Rejected)</w:t>
+      </w:r>
+    </w:p>
+    <w:p>
+      <w:pPr>
+        <w:numPr>
+          <w:ilvl w:val="0"/>
+          <w:numId w:val="0"/>
+        </w:numPr>
+        <w:rPr>
+          <w:rFonts w:hint="default"/>
+          <w:b w:val="0"/>
+          <w:bCs w:val="0"/>
+          <w:lang w:val="en-US"/>
+        </w:rPr>
+      </w:pPr>
+      <w:r>
+        <w:rPr>
+          <w:rFonts w:hint="default"/>
+          <w:b w:val="0"/>
+          <w:bCs w:val="0"/>
+          <w:lang w:val="en-US"/>
+        </w:rPr>
+        <w:t>Apptude:-</w:t>
+      </w:r>
+    </w:p>
+    <w:p>
+      <w:pPr>
+        <w:numPr>
+          <w:ilvl w:val="0"/>
+          <w:numId w:val="23"/>
+        </w:numPr>
+        <w:rPr>
+          <w:rFonts w:hint="default"/>
+          <w:b w:val="0"/>
+          <w:bCs w:val="0"/>
+          <w:lang w:val="en-US"/>
+        </w:rPr>
+      </w:pPr>
+      <w:r>
+        <w:rPr>
+          <w:rFonts w:hint="default"/>
+          <w:b w:val="0"/>
+          <w:bCs w:val="0"/>
+          <w:lang w:val="en-US"/>
+        </w:rPr>
+        <w:t>100 machine do a 100 toys in 5minutes, how log it takes for 5 machine to make 5 toyes.</w:t>
+      </w:r>
+      <w:r>
+        <w:rPr>
+          <w:rFonts w:hint="default"/>
+          <w:b/>
+          <w:bCs/>
+          <w:highlight w:val="yellow"/>
+          <w:lang w:val="en-US"/>
+        </w:rPr>
+        <w:t xml:space="preserve"> (Not answered )</w:t>
+      </w:r>
+    </w:p>
+    <w:p>
+      <w:pPr>
+        <w:numPr>
+          <w:ilvl w:val="0"/>
+          <w:numId w:val="23"/>
+        </w:numPr>
+        <w:rPr>
+          <w:rFonts w:hint="default"/>
+          <w:b w:val="0"/>
+          <w:bCs w:val="0"/>
+          <w:lang w:val="en-US"/>
+        </w:rPr>
+      </w:pPr>
+      <w:r>
+        <w:rPr>
+          <w:rFonts w:hint="default"/>
+          <w:b w:val="0"/>
+          <w:bCs w:val="0"/>
+          <w:lang w:val="en-US"/>
+        </w:rPr>
+        <w:t>Consider (1&lt;=x&lt;=10), what are the x values to satisfy the (x|3)==7.</w:t>
+      </w:r>
+    </w:p>
+    <w:p>
+      <w:pPr>
+        <w:numPr>
+          <w:ilvl w:val="0"/>
+          <w:numId w:val="23"/>
+        </w:numPr>
+        <w:rPr>
+          <w:rFonts w:hint="default"/>
+          <w:b w:val="0"/>
+          <w:bCs w:val="0"/>
+          <w:lang w:val="en-US"/>
+        </w:rPr>
+      </w:pPr>
+      <w:r>
+        <w:rPr>
+          <w:rFonts w:hint="default"/>
+          <w:b w:val="0"/>
+          <w:bCs w:val="0"/>
+          <w:lang w:val="en-US"/>
+        </w:rPr>
+        <w:t>One bridge is there and having one torch light. 4 members are need to cross the bridge and the bridge can hold only two persons at a time. Among the two persons, they go with slower persons speed.</w:t>
+      </w:r>
+    </w:p>
+    <w:p>
+      <w:pPr>
+        <w:numPr>
+          <w:ilvl w:val="0"/>
+          <w:numId w:val="0"/>
+        </w:numPr>
+        <w:rPr>
+          <w:rFonts w:hint="default"/>
+          <w:b w:val="0"/>
+          <w:bCs w:val="0"/>
+          <w:lang w:val="en-US"/>
+        </w:rPr>
+      </w:pPr>
+      <w:r>
+        <w:rPr>
+          <w:rFonts w:hint="default"/>
+          <w:b w:val="0"/>
+          <w:bCs w:val="0"/>
+          <w:lang w:val="en-US"/>
+        </w:rPr>
+        <w:t>A takes 1min to cross.</w:t>
+      </w:r>
+    </w:p>
+    <w:p>
+      <w:pPr>
+        <w:numPr>
+          <w:ilvl w:val="0"/>
+          <w:numId w:val="0"/>
+        </w:numPr>
+        <w:rPr>
+          <w:rFonts w:hint="default"/>
+          <w:b w:val="0"/>
+          <w:bCs w:val="0"/>
+          <w:lang w:val="en-US"/>
+        </w:rPr>
+      </w:pPr>
+      <w:r>
+        <w:rPr>
+          <w:rFonts w:hint="default"/>
+          <w:b w:val="0"/>
+          <w:bCs w:val="0"/>
+          <w:lang w:val="en-US"/>
+        </w:rPr>
+        <w:t>B takes 2min to cross.</w:t>
+      </w:r>
+    </w:p>
+    <w:p>
+      <w:pPr>
+        <w:numPr>
+          <w:ilvl w:val="0"/>
+          <w:numId w:val="0"/>
+        </w:numPr>
+        <w:rPr>
+          <w:rFonts w:hint="default"/>
+          <w:b w:val="0"/>
+          <w:bCs w:val="0"/>
+          <w:lang w:val="en-US"/>
+        </w:rPr>
+      </w:pPr>
+      <w:r>
+        <w:rPr>
+          <w:rFonts w:hint="default"/>
+          <w:b w:val="0"/>
+          <w:bCs w:val="0"/>
+          <w:lang w:val="en-US"/>
+        </w:rPr>
+        <w:t>C takes 5min to cross.</w:t>
+      </w:r>
+    </w:p>
+    <w:p>
+      <w:pPr>
+        <w:numPr>
+          <w:ilvl w:val="0"/>
+          <w:numId w:val="0"/>
+        </w:numPr>
+        <w:rPr>
+          <w:rFonts w:hint="default"/>
+          <w:b w:val="0"/>
+          <w:bCs w:val="0"/>
+          <w:lang w:val="en-US"/>
+        </w:rPr>
+      </w:pPr>
+      <w:r>
+        <w:rPr>
+          <w:rFonts w:hint="default"/>
+          <w:b w:val="0"/>
+          <w:bCs w:val="0"/>
+          <w:lang w:val="en-US"/>
+        </w:rPr>
+        <w:t>D takes 10min to cross.</w:t>
+      </w:r>
+    </w:p>
+    <w:p>
+      <w:pPr>
+        <w:numPr>
+          <w:ilvl w:val="0"/>
+          <w:numId w:val="23"/>
+        </w:numPr>
+        <w:rPr>
+          <w:rFonts w:hint="default"/>
+          <w:b w:val="0"/>
+          <w:bCs w:val="0"/>
+          <w:lang w:val="en-US"/>
+        </w:rPr>
+      </w:pPr>
+      <w:r>
+        <w:rPr>
+          <w:rFonts w:hint="default"/>
+          <w:b w:val="0"/>
+          <w:bCs w:val="0"/>
+          <w:lang w:val="en-US"/>
+        </w:rPr>
+        <w:t xml:space="preserve">What is the minimum time to cross the 4 members. </w:t>
+      </w:r>
+      <w:r>
+        <w:rPr>
+          <w:rFonts w:hint="default"/>
+          <w:b/>
+          <w:bCs/>
+          <w:highlight w:val="yellow"/>
+          <w:lang w:val="en-US"/>
+        </w:rPr>
+        <w:t>(Not answered Properly)</w:t>
+      </w:r>
+    </w:p>
+    <w:p>
+      <w:pPr>
+        <w:numPr>
+          <w:ilvl w:val="0"/>
+          <w:numId w:val="23"/>
+        </w:numPr>
+        <w:ind w:left="0" w:leftChars="0" w:firstLine="0" w:firstLineChars="0"/>
+        <w:rPr>
+          <w:rFonts w:hint="default"/>
+          <w:b w:val="0"/>
+          <w:bCs w:val="0"/>
+          <w:lang w:val="en-US"/>
+        </w:rPr>
+      </w:pPr>
+      <w:r>
+        <w:rPr>
+          <w:rFonts w:hint="default"/>
+          <w:b w:val="0"/>
+          <w:bCs w:val="0"/>
+          <w:lang w:val="en-US"/>
+        </w:rPr>
+        <w:t xml:space="preserve">There are 3 friends Ramesh, Suresh and Hareesh. Ramesh gives the cars to suresh and hareesh what they have already. And after that suresh gives the cars to ramesh and haressh what they have already. Same thing did by hareesh also. After that each having 24 cars. What is the cars count each having in initial stage. </w:t>
+      </w:r>
+      <w:r>
+        <w:rPr>
+          <w:rFonts w:hint="default"/>
+          <w:b/>
+          <w:bCs/>
+          <w:highlight w:val="yellow"/>
+          <w:lang w:val="en-US"/>
+        </w:rPr>
+        <w:t>(Not answered Properly)</w:t>
+      </w:r>
+    </w:p>
+    <w:p>
+      <w:pPr>
+        <w:numPr>
+          <w:ilvl w:val="0"/>
+          <w:numId w:val="23"/>
+        </w:numPr>
+        <w:ind w:left="0" w:leftChars="0" w:firstLine="0" w:firstLineChars="0"/>
+        <w:rPr>
+          <w:rFonts w:hint="default"/>
+          <w:b w:val="0"/>
+          <w:bCs w:val="0"/>
+          <w:lang w:val="en-US"/>
+        </w:rPr>
+      </w:pPr>
+      <w:r>
+        <w:rPr>
+          <w:rFonts w:hint="default"/>
+          <w:b w:val="0"/>
+          <w:bCs w:val="0"/>
+          <w:lang w:val="en-US"/>
+        </w:rPr>
+        <w:t>They planed to complete a work with 75 members it takes 20 days. But due to some issue 25 members left the initially. How many days it take to complete the same work with remaining persons.</w:t>
+      </w:r>
+    </w:p>
+    <w:p>
+      <w:pPr>
+        <w:numPr>
+          <w:numId w:val="0"/>
+        </w:numPr>
+        <w:ind w:leftChars="0"/>
+        <w:rPr>
+          <w:rFonts w:hint="default"/>
+          <w:b w:val="0"/>
+          <w:bCs w:val="0"/>
+          <w:lang w:val="en-US"/>
+        </w:rPr>
+      </w:pPr>
+      <w:r>
+        <w:rPr>
+          <w:rFonts w:hint="default"/>
+          <w:b w:val="0"/>
+          <w:bCs w:val="0"/>
+          <w:lang w:val="en-US"/>
+        </w:rPr>
+        <w:t xml:space="preserve"> </w:t>
+      </w:r>
+      <w:r>
+        <w:rPr>
+          <w:rFonts w:hint="default"/>
+          <w:b/>
+          <w:bCs/>
+          <w:highlight w:val="yellow"/>
+          <w:lang w:val="en-US"/>
+        </w:rPr>
+        <w:t>(Not answered Properly)</w:t>
+      </w:r>
+    </w:p>
+    <w:p>
+      <w:pPr>
+        <w:numPr>
+          <w:ilvl w:val="0"/>
+          <w:numId w:val="23"/>
+        </w:numPr>
+        <w:ind w:left="0" w:leftChars="0" w:firstLine="0" w:firstLineChars="0"/>
+        <w:rPr>
+          <w:rFonts w:hint="default"/>
+          <w:b w:val="0"/>
+          <w:bCs w:val="0"/>
+          <w:lang w:val="en-US"/>
+        </w:rPr>
+      </w:pPr>
+      <w:r>
+        <w:rPr>
+          <w:rFonts w:hint="default"/>
+          <w:b w:val="0"/>
+          <w:bCs w:val="0"/>
+          <w:lang w:val="en-US"/>
+        </w:rPr>
+        <w:t>In a cricket match for first 10 overs the net run rate is 3.2 per over. To reach the target 282 what is the required net run rate, they left 40 overs.</w:t>
+      </w:r>
+    </w:p>
+    <w:p>
+      <w:pPr>
+        <w:numPr>
+          <w:ilvl w:val="0"/>
+          <w:numId w:val="0"/>
+        </w:numPr>
+        <w:ind w:leftChars="0"/>
+        <w:rPr>
+          <w:rFonts w:hint="default"/>
+          <w:b w:val="0"/>
+          <w:bCs w:val="0"/>
+          <w:lang w:val="en-US"/>
+        </w:rPr>
+      </w:pPr>
+      <w:r>
+        <w:rPr>
+          <w:rFonts w:hint="default"/>
+          <w:b w:val="0"/>
+          <w:bCs w:val="0"/>
+          <w:lang w:val="en-US"/>
+        </w:rPr>
+        <w:t>C programming:-</w:t>
+      </w:r>
+    </w:p>
+    <w:p>
+      <w:pPr>
+        <w:numPr>
+          <w:ilvl w:val="0"/>
+          <w:numId w:val="24"/>
+        </w:numPr>
+        <w:ind w:leftChars="0"/>
+        <w:rPr>
+          <w:rFonts w:hint="default"/>
+          <w:b w:val="0"/>
+          <w:bCs w:val="0"/>
+          <w:lang w:val="en-US"/>
+        </w:rPr>
+      </w:pPr>
+      <w:r>
+        <w:rPr>
+          <w:rFonts w:hint="default"/>
+          <w:b w:val="0"/>
+          <w:bCs w:val="0"/>
+          <w:lang w:val="en-US"/>
+        </w:rPr>
+        <w:t>Shift even and odd bits in a unsigned 32bit value.</w:t>
+      </w:r>
+    </w:p>
+    <w:p>
+      <w:pPr>
+        <w:numPr>
+          <w:ilvl w:val="0"/>
+          <w:numId w:val="24"/>
+        </w:numPr>
+        <w:ind w:leftChars="0"/>
+        <w:rPr>
+          <w:rFonts w:hint="default"/>
+          <w:b w:val="0"/>
+          <w:bCs w:val="0"/>
+          <w:lang w:val="en-US"/>
+        </w:rPr>
+      </w:pPr>
+      <w:r>
+        <w:rPr>
+          <w:rFonts w:hint="default"/>
+          <w:b w:val="0"/>
+          <w:bCs w:val="0"/>
+          <w:lang w:val="en-US"/>
+        </w:rPr>
+        <w:t>Write a program to know the frequency of the elements present in an array. Input array[]={1,2,2,3,1}. write in a optimized way.  Followup:- Write dynimacally, don’t use extra space.</w:t>
+      </w:r>
+    </w:p>
+    <w:p>
+      <w:pPr>
+        <w:numPr>
+          <w:ilvl w:val="0"/>
+          <w:numId w:val="24"/>
+        </w:numPr>
+        <w:ind w:leftChars="0"/>
+        <w:rPr>
+          <w:rFonts w:hint="default"/>
+          <w:b w:val="0"/>
+          <w:bCs w:val="0"/>
+          <w:lang w:val="en-US"/>
+        </w:rPr>
+      </w:pPr>
+      <w:r>
+        <w:rPr>
+          <w:rFonts w:hint="default"/>
+          <w:b w:val="0"/>
+          <w:bCs w:val="0"/>
+          <w:lang w:val="en-US"/>
+        </w:rPr>
+        <w:t>Write a function to check the 5</w:t>
+      </w:r>
+      <w:r>
+        <w:rPr>
+          <w:rFonts w:hint="default"/>
+          <w:b w:val="0"/>
+          <w:bCs w:val="0"/>
+          <w:vertAlign w:val="superscript"/>
+          <w:lang w:val="en-US"/>
+        </w:rPr>
+        <w:t>th</w:t>
+      </w:r>
+      <w:r>
+        <w:rPr>
+          <w:rFonts w:hint="default"/>
+          <w:b w:val="0"/>
+          <w:bCs w:val="0"/>
+          <w:lang w:val="en-US"/>
+        </w:rPr>
+        <w:t xml:space="preserve"> bit of an 32 bit data, and make sure that 10</w:t>
+      </w:r>
+      <w:r>
+        <w:rPr>
+          <w:rFonts w:hint="default"/>
+          <w:b w:val="0"/>
+          <w:bCs w:val="0"/>
+          <w:vertAlign w:val="superscript"/>
+          <w:lang w:val="en-US"/>
+        </w:rPr>
+        <w:t>th</w:t>
+      </w:r>
+      <w:r>
+        <w:rPr>
+          <w:rFonts w:hint="default"/>
+          <w:b w:val="0"/>
+          <w:bCs w:val="0"/>
+          <w:lang w:val="en-US"/>
+        </w:rPr>
+        <w:t xml:space="preserve"> is same as a 5</w:t>
+      </w:r>
+      <w:r>
+        <w:rPr>
+          <w:rFonts w:hint="default"/>
+          <w:b w:val="0"/>
+          <w:bCs w:val="0"/>
+          <w:vertAlign w:val="superscript"/>
+          <w:lang w:val="en-US"/>
+        </w:rPr>
+        <w:t>th</w:t>
+      </w:r>
+      <w:r>
+        <w:rPr>
+          <w:rFonts w:hint="default"/>
+          <w:b w:val="0"/>
+          <w:bCs w:val="0"/>
+          <w:lang w:val="en-US"/>
+        </w:rPr>
+        <w:t xml:space="preserve"> bit. And same way check the 15</w:t>
+      </w:r>
+      <w:r>
+        <w:rPr>
+          <w:rFonts w:hint="default"/>
+          <w:b w:val="0"/>
+          <w:bCs w:val="0"/>
+          <w:vertAlign w:val="superscript"/>
+          <w:lang w:val="en-US"/>
+        </w:rPr>
+        <w:t>th</w:t>
+      </w:r>
+      <w:r>
+        <w:rPr>
+          <w:rFonts w:hint="default"/>
+          <w:b w:val="0"/>
+          <w:bCs w:val="0"/>
+          <w:lang w:val="en-US"/>
+        </w:rPr>
+        <w:t xml:space="preserve"> bit of an 32 bit data, and make sure that 20</w:t>
+      </w:r>
+      <w:r>
+        <w:rPr>
+          <w:rFonts w:hint="default"/>
+          <w:b w:val="0"/>
+          <w:bCs w:val="0"/>
+          <w:vertAlign w:val="superscript"/>
+          <w:lang w:val="en-US"/>
+        </w:rPr>
+        <w:t>th</w:t>
+      </w:r>
+      <w:r>
+        <w:rPr>
+          <w:rFonts w:hint="default"/>
+          <w:b w:val="0"/>
+          <w:bCs w:val="0"/>
+          <w:lang w:val="en-US"/>
+        </w:rPr>
+        <w:t xml:space="preserve"> is same as a 15</w:t>
+      </w:r>
+      <w:r>
+        <w:rPr>
+          <w:rFonts w:hint="default"/>
+          <w:b w:val="0"/>
+          <w:bCs w:val="0"/>
+          <w:vertAlign w:val="superscript"/>
+          <w:lang w:val="en-US"/>
+        </w:rPr>
+        <w:t>th</w:t>
+      </w:r>
+      <w:r>
+        <w:rPr>
+          <w:rFonts w:hint="default"/>
+          <w:b w:val="0"/>
+          <w:bCs w:val="0"/>
+          <w:lang w:val="en-US"/>
+        </w:rPr>
+        <w:t xml:space="preserve"> bit</w:t>
+      </w:r>
+    </w:p>
+    <w:p>
+      <w:pPr>
+        <w:numPr>
+          <w:numId w:val="0"/>
+        </w:numPr>
+        <w:rPr>
+          <w:rFonts w:hint="default"/>
+          <w:b w:val="0"/>
+          <w:bCs w:val="0"/>
+          <w:lang w:val="en-US"/>
+        </w:rPr>
+      </w:pPr>
+      <w:r>
+        <w:rPr>
+          <w:rFonts w:hint="default"/>
+          <w:b w:val="0"/>
+          <w:bCs w:val="0"/>
+          <w:lang w:val="en-US"/>
+        </w:rPr>
+        <w:t xml:space="preserve"> </w:t>
+      </w:r>
+      <w:r>
+        <w:rPr>
+          <w:rFonts w:hint="default"/>
+          <w:b/>
+          <w:bCs/>
+          <w:highlight w:val="yellow"/>
+          <w:lang w:val="en-US"/>
+        </w:rPr>
+        <w:t>(No time to write the program)</w:t>
+      </w:r>
+    </w:p>
+    <w:p>
+      <w:pPr>
+        <w:numPr>
+          <w:ilvl w:val="0"/>
+          <w:numId w:val="0"/>
+        </w:numPr>
+        <w:rPr>
+          <w:rFonts w:hint="default"/>
+          <w:b w:val="0"/>
+          <w:bCs w:val="0"/>
+          <w:lang w:val="en-US"/>
+        </w:rPr>
+      </w:pPr>
+      <w:r>
+        <w:rPr>
+          <w:rFonts w:hint="default"/>
+          <w:b w:val="0"/>
+          <w:bCs w:val="0"/>
+          <w:lang w:val="en-US"/>
+        </w:rPr>
+        <w:t xml:space="preserve">Manager round:- </w:t>
+      </w:r>
+    </w:p>
+    <w:p>
+      <w:pPr>
+        <w:numPr>
+          <w:ilvl w:val="0"/>
+          <w:numId w:val="25"/>
+        </w:numPr>
+        <w:rPr>
+          <w:rFonts w:hint="default"/>
+          <w:b w:val="0"/>
+          <w:bCs w:val="0"/>
+          <w:lang w:val="en-US"/>
+        </w:rPr>
+      </w:pPr>
+      <w:r>
+        <w:rPr>
+          <w:rFonts w:hint="default"/>
+          <w:b w:val="0"/>
+          <w:bCs w:val="0"/>
+          <w:lang w:val="en-US"/>
+        </w:rPr>
+        <w:t>What is the pipe lining, draw a pipe lining flow diagram.</w:t>
+      </w:r>
+    </w:p>
+    <w:p>
+      <w:pPr>
+        <w:numPr>
+          <w:ilvl w:val="0"/>
+          <w:numId w:val="25"/>
+        </w:numPr>
+        <w:rPr>
+          <w:rFonts w:hint="default"/>
+          <w:b w:val="0"/>
+          <w:bCs w:val="0"/>
+          <w:lang w:val="en-US"/>
+        </w:rPr>
+      </w:pPr>
+      <w:r>
+        <w:rPr>
+          <w:rFonts w:hint="default"/>
+          <w:b w:val="0"/>
+          <w:bCs w:val="0"/>
+          <w:lang w:val="en-US"/>
+        </w:rPr>
+        <w:t>Let consider we a assmbly code as below,</w:t>
+      </w:r>
+    </w:p>
+    <w:p>
+      <w:pPr>
+        <w:numPr>
+          <w:ilvl w:val="0"/>
+          <w:numId w:val="0"/>
+        </w:numPr>
+        <w:rPr>
+          <w:rFonts w:hint="default"/>
+          <w:b w:val="0"/>
+          <w:bCs w:val="0"/>
+          <w:lang w:val="en-US"/>
+        </w:rPr>
+      </w:pPr>
+      <w:r>
+        <w:rPr>
+          <w:rFonts w:hint="default"/>
+          <w:b w:val="0"/>
+          <w:bCs w:val="0"/>
+          <w:lang w:val="en-US"/>
+        </w:rPr>
+        <w:t xml:space="preserve">        Move r0,#0x2200 0000</w:t>
+      </w:r>
+    </w:p>
+    <w:p>
+      <w:pPr>
+        <w:numPr>
+          <w:ilvl w:val="0"/>
+          <w:numId w:val="0"/>
+        </w:numPr>
+        <w:rPr>
+          <w:rFonts w:hint="default"/>
+          <w:b w:val="0"/>
+          <w:bCs w:val="0"/>
+          <w:lang w:val="en-US"/>
+        </w:rPr>
+      </w:pPr>
+      <w:r>
+        <w:rPr>
+          <w:rFonts w:hint="default"/>
+          <w:b w:val="0"/>
+          <w:bCs w:val="0"/>
+          <w:lang w:val="en-US"/>
+        </w:rPr>
+        <w:t xml:space="preserve">        LDR    r1,ro</w:t>
+      </w:r>
+    </w:p>
+    <w:p>
+      <w:pPr>
+        <w:numPr>
+          <w:ilvl w:val="0"/>
+          <w:numId w:val="0"/>
+        </w:numPr>
+        <w:rPr>
+          <w:rFonts w:hint="default"/>
+          <w:b w:val="0"/>
+          <w:bCs w:val="0"/>
+          <w:lang w:val="en-US"/>
+        </w:rPr>
+      </w:pPr>
+      <w:r>
+        <w:rPr>
+          <w:rFonts w:hint="default"/>
+          <w:b w:val="0"/>
+          <w:bCs w:val="0"/>
+          <w:lang w:val="en-US"/>
+        </w:rPr>
+        <w:t>Second instruction is dependent on the 1</w:t>
+      </w:r>
+      <w:r>
+        <w:rPr>
+          <w:rFonts w:hint="default"/>
+          <w:b w:val="0"/>
+          <w:bCs w:val="0"/>
+          <w:vertAlign w:val="superscript"/>
+          <w:lang w:val="en-US"/>
+        </w:rPr>
+        <w:t>st</w:t>
+      </w:r>
+      <w:r>
+        <w:rPr>
+          <w:rFonts w:hint="default"/>
+          <w:b w:val="0"/>
+          <w:bCs w:val="0"/>
+          <w:lang w:val="en-US"/>
+        </w:rPr>
+        <w:t xml:space="preserve"> instruction, how the pipe lining works here. </w:t>
+      </w:r>
+    </w:p>
+    <w:p>
+      <w:pPr>
+        <w:numPr>
+          <w:ilvl w:val="0"/>
+          <w:numId w:val="0"/>
+        </w:numPr>
+        <w:rPr>
+          <w:rFonts w:hint="default"/>
+          <w:b w:val="0"/>
+          <w:bCs w:val="0"/>
+          <w:lang w:val="en-US"/>
+        </w:rPr>
+      </w:pPr>
+      <w:r>
+        <w:rPr>
+          <w:rFonts w:hint="default"/>
+          <w:b/>
+          <w:bCs/>
+          <w:highlight w:val="yellow"/>
+          <w:lang w:val="en-US"/>
+        </w:rPr>
+        <w:t>(Not answered Properly)</w:t>
+      </w:r>
+    </w:p>
+    <w:p>
+      <w:pPr>
+        <w:numPr>
+          <w:ilvl w:val="0"/>
+          <w:numId w:val="25"/>
+        </w:numPr>
+        <w:ind w:left="0" w:leftChars="0" w:firstLine="0" w:firstLineChars="0"/>
+        <w:rPr>
+          <w:rFonts w:hint="default"/>
+          <w:b w:val="0"/>
+          <w:bCs w:val="0"/>
+          <w:lang w:val="en-US"/>
+        </w:rPr>
+      </w:pPr>
+      <w:r>
+        <w:rPr>
+          <w:rFonts w:hint="default"/>
+          <w:b w:val="0"/>
+          <w:bCs w:val="0"/>
+          <w:lang w:val="en-US"/>
+        </w:rPr>
+        <w:t>What is interrupt and what exactly processor do when interrupt occur.</w:t>
+      </w:r>
+    </w:p>
+    <w:p>
+      <w:pPr>
+        <w:numPr>
+          <w:ilvl w:val="0"/>
+          <w:numId w:val="25"/>
+        </w:numPr>
+        <w:ind w:left="0" w:leftChars="0" w:firstLine="0" w:firstLineChars="0"/>
+        <w:rPr>
+          <w:rFonts w:hint="default"/>
+          <w:b w:val="0"/>
+          <w:bCs w:val="0"/>
+          <w:lang w:val="en-US"/>
+        </w:rPr>
+      </w:pPr>
+      <w:r>
+        <w:rPr>
+          <w:rFonts w:hint="default"/>
+          <w:b w:val="0"/>
+          <w:bCs w:val="0"/>
+          <w:lang w:val="en-US"/>
+        </w:rPr>
+        <w:t xml:space="preserve">Who does push the registers R0,R1 R2 and LR, PC in to the stack. Is hardware or software. </w:t>
+      </w:r>
+    </w:p>
+    <w:p>
+      <w:pPr>
+        <w:numPr>
+          <w:numId w:val="0"/>
+        </w:numPr>
+        <w:ind w:leftChars="0"/>
+        <w:rPr>
+          <w:rFonts w:hint="default"/>
+          <w:b w:val="0"/>
+          <w:bCs w:val="0"/>
+          <w:lang w:val="en-US"/>
+        </w:rPr>
+      </w:pPr>
+      <w:r>
+        <w:rPr>
+          <w:rFonts w:hint="default"/>
+          <w:b/>
+          <w:bCs/>
+          <w:highlight w:val="yellow"/>
+          <w:lang w:val="en-US"/>
+        </w:rPr>
+        <w:t>(Not answered Properly)</w:t>
+      </w:r>
+    </w:p>
+    <w:p>
+      <w:pPr>
+        <w:numPr>
+          <w:ilvl w:val="0"/>
+          <w:numId w:val="25"/>
+        </w:numPr>
+        <w:ind w:left="0" w:leftChars="0" w:firstLine="0" w:firstLineChars="0"/>
+        <w:rPr>
+          <w:rFonts w:hint="default"/>
+          <w:b w:val="0"/>
+          <w:bCs w:val="0"/>
+          <w:lang w:val="en-US"/>
+        </w:rPr>
+      </w:pPr>
+      <w:r>
+        <w:rPr>
+          <w:rFonts w:hint="default"/>
+          <w:b w:val="0"/>
+          <w:bCs w:val="0"/>
+          <w:lang w:val="en-US"/>
+        </w:rPr>
+        <w:t xml:space="preserve">What is the break point and what happens to the processor when the break point hits. </w:t>
+      </w:r>
+    </w:p>
+    <w:p>
+      <w:pPr>
+        <w:numPr>
+          <w:numId w:val="0"/>
+        </w:numPr>
+        <w:ind w:leftChars="0"/>
+        <w:rPr>
+          <w:rFonts w:hint="default"/>
+          <w:b w:val="0"/>
+          <w:bCs w:val="0"/>
+          <w:lang w:val="en-US"/>
+        </w:rPr>
+      </w:pPr>
+      <w:r>
+        <w:rPr>
+          <w:rFonts w:hint="default"/>
+          <w:b/>
+          <w:bCs/>
+          <w:highlight w:val="yellow"/>
+          <w:lang w:val="en-US"/>
+        </w:rPr>
+        <w:t>(Not answered Properly)</w:t>
+      </w:r>
+    </w:p>
+    <w:p>
+      <w:pPr>
+        <w:numPr>
+          <w:ilvl w:val="0"/>
+          <w:numId w:val="25"/>
+        </w:numPr>
+        <w:ind w:left="0" w:leftChars="0" w:firstLine="0" w:firstLineChars="0"/>
+        <w:rPr>
+          <w:rFonts w:hint="default"/>
+          <w:b w:val="0"/>
+          <w:bCs w:val="0"/>
+          <w:lang w:val="en-US"/>
+        </w:rPr>
+      </w:pPr>
+      <w:r>
+        <w:rPr>
+          <w:rFonts w:hint="default"/>
+          <w:b w:val="0"/>
+          <w:bCs w:val="0"/>
+          <w:lang w:val="en-US"/>
+        </w:rPr>
+        <w:t>If you having some requirements to write a code but you don’t have any design and code, how do you select a stack size and what are the parameters need to consider.</w:t>
+      </w:r>
+    </w:p>
+    <w:p>
+      <w:pPr>
+        <w:numPr>
+          <w:numId w:val="0"/>
+        </w:numPr>
+        <w:ind w:leftChars="0"/>
+        <w:rPr>
+          <w:rFonts w:hint="default"/>
+          <w:b w:val="0"/>
+          <w:bCs w:val="0"/>
+          <w:lang w:val="en-US"/>
+        </w:rPr>
+      </w:pPr>
+      <w:r>
+        <w:rPr>
+          <w:rFonts w:hint="default"/>
+          <w:b w:val="0"/>
+          <w:bCs w:val="0"/>
+          <w:lang w:val="en-US"/>
+        </w:rPr>
+        <w:t xml:space="preserve"> </w:t>
+      </w:r>
+      <w:r>
+        <w:rPr>
+          <w:rFonts w:hint="default"/>
+          <w:b/>
+          <w:bCs/>
+          <w:highlight w:val="yellow"/>
+          <w:lang w:val="en-US"/>
+        </w:rPr>
+        <w:t>(Not answered Properly)</w:t>
+      </w:r>
+    </w:p>
+    <w:p>
+      <w:pPr>
+        <w:numPr>
+          <w:ilvl w:val="0"/>
+          <w:numId w:val="25"/>
+        </w:numPr>
+        <w:ind w:left="0" w:leftChars="0" w:firstLine="0" w:firstLineChars="0"/>
+        <w:rPr>
+          <w:rFonts w:hint="default"/>
+          <w:b w:val="0"/>
+          <w:bCs w:val="0"/>
+          <w:lang w:val="en-US"/>
+        </w:rPr>
+      </w:pPr>
+      <w:r>
+        <w:rPr>
+          <w:rFonts w:hint="default"/>
+          <w:b w:val="0"/>
+          <w:bCs w:val="0"/>
+          <w:lang w:val="en-US"/>
+        </w:rPr>
+        <w:t>How do you measure a max stack size for a given code.</w:t>
+      </w:r>
+    </w:p>
+    <w:p>
+      <w:pPr>
+        <w:numPr>
+          <w:ilvl w:val="0"/>
+          <w:numId w:val="25"/>
+        </w:numPr>
+        <w:ind w:left="0" w:leftChars="0" w:firstLine="0" w:firstLineChars="0"/>
+        <w:rPr>
+          <w:rFonts w:hint="default"/>
+          <w:b w:val="0"/>
+          <w:bCs w:val="0"/>
+          <w:lang w:val="en-US"/>
+        </w:rPr>
+      </w:pPr>
+      <w:r>
+        <w:rPr>
+          <w:rFonts w:hint="default"/>
+          <w:b w:val="0"/>
+          <w:bCs w:val="0"/>
+          <w:lang w:val="en-US"/>
+        </w:rPr>
+        <w:t>What is C memory layout.</w:t>
+      </w:r>
+    </w:p>
+    <w:p>
+      <w:pPr>
+        <w:numPr>
+          <w:ilvl w:val="0"/>
+          <w:numId w:val="25"/>
+        </w:numPr>
+        <w:ind w:left="0" w:leftChars="0" w:firstLine="0" w:firstLineChars="0"/>
+        <w:rPr>
+          <w:rFonts w:hint="default"/>
+          <w:b w:val="0"/>
+          <w:bCs w:val="0"/>
+          <w:lang w:val="en-US"/>
+        </w:rPr>
+      </w:pPr>
+      <w:r>
+        <w:rPr>
+          <w:rFonts w:hint="default"/>
+          <w:b w:val="0"/>
+          <w:bCs w:val="0"/>
+          <w:lang w:val="en-US"/>
+        </w:rPr>
+        <w:t>Where the static local variables and  global variables stored.</w:t>
+      </w:r>
+    </w:p>
+    <w:p>
+      <w:pPr>
+        <w:numPr>
+          <w:ilvl w:val="0"/>
+          <w:numId w:val="25"/>
+        </w:numPr>
+        <w:ind w:left="0" w:leftChars="0" w:firstLine="0" w:firstLineChars="0"/>
+        <w:rPr>
+          <w:rFonts w:hint="default"/>
+          <w:b w:val="0"/>
+          <w:bCs w:val="0"/>
+          <w:lang w:val="en-US"/>
+        </w:rPr>
+      </w:pPr>
+      <w:r>
+        <w:rPr>
+          <w:rFonts w:hint="default"/>
+          <w:b w:val="0"/>
+          <w:bCs w:val="0"/>
+          <w:lang w:val="en-US"/>
+        </w:rPr>
+        <w:t>Where the const static variables stored.</w:t>
+      </w:r>
+    </w:p>
+    <w:p>
+      <w:pPr>
+        <w:numPr>
+          <w:ilvl w:val="0"/>
+          <w:numId w:val="25"/>
+        </w:numPr>
+        <w:ind w:left="0" w:leftChars="0" w:firstLine="0" w:firstLineChars="0"/>
+        <w:rPr>
+          <w:rFonts w:hint="default"/>
+          <w:b w:val="0"/>
+          <w:bCs w:val="0"/>
+          <w:lang w:val="en-US"/>
+        </w:rPr>
+      </w:pPr>
+      <w:r>
+        <w:rPr>
+          <w:rFonts w:hint="default"/>
+          <w:b w:val="0"/>
+          <w:bCs w:val="0"/>
+          <w:lang w:val="en-US"/>
+        </w:rPr>
+        <w:t xml:space="preserve">Wap to generate a 1hz frequency. Condition is peripheral input frequency is may change from 100 to 200 MHZ.  </w:t>
+      </w:r>
+      <w:r>
+        <w:rPr>
+          <w:rFonts w:hint="default"/>
+          <w:b/>
+          <w:bCs/>
+          <w:highlight w:val="yellow"/>
+          <w:lang w:val="en-US"/>
+        </w:rPr>
+        <w:t>(Answered but so much time taken, Not properly answered )</w:t>
+      </w:r>
+    </w:p>
+    <w:p>
+      <w:pPr>
+        <w:numPr>
+          <w:ilvl w:val="0"/>
+          <w:numId w:val="25"/>
+        </w:numPr>
+        <w:ind w:left="0" w:leftChars="0" w:firstLine="0" w:firstLineChars="0"/>
+        <w:rPr>
+          <w:rFonts w:hint="default"/>
+          <w:b w:val="0"/>
+          <w:bCs w:val="0"/>
+          <w:lang w:val="en-US"/>
+        </w:rPr>
+      </w:pPr>
+      <w:r>
+        <w:rPr>
+          <w:rFonts w:hint="default"/>
+          <w:b w:val="0"/>
+          <w:bCs w:val="0"/>
+          <w:lang w:val="en-US"/>
+        </w:rPr>
+        <w:t>What happens to the output wave if the input frequency of the peripheral reduced by half.</w:t>
+      </w:r>
+      <w:r>
+        <w:rPr>
+          <w:rFonts w:hint="default"/>
+          <w:b/>
+          <w:bCs/>
+          <w:highlight w:val="yellow"/>
+          <w:lang w:val="en-US"/>
+        </w:rPr>
+        <w:t>(Not answered)</w:t>
+      </w:r>
+    </w:p>
+    <w:p>
+      <w:pPr>
+        <w:numPr>
+          <w:ilvl w:val="0"/>
+          <w:numId w:val="1"/>
+        </w:numPr>
+        <w:ind w:left="0" w:leftChars="0" w:firstLine="0" w:firstLineChars="0"/>
+        <w:rPr>
+          <w:rFonts w:hint="default"/>
+          <w:b/>
+          <w:bCs/>
+          <w:lang w:val="en-US"/>
+        </w:rPr>
+      </w:pPr>
+      <w:r>
+        <w:rPr>
+          <w:rFonts w:hint="default"/>
+          <w:b/>
+          <w:bCs/>
+          <w:lang w:val="en-US"/>
+        </w:rPr>
+        <w:t>Bit-silica TR-1 (16</w:t>
+      </w:r>
+      <w:r>
+        <w:rPr>
+          <w:rFonts w:hint="default"/>
+          <w:b/>
+          <w:bCs/>
+          <w:vertAlign w:val="superscript"/>
+          <w:lang w:val="en-US"/>
+        </w:rPr>
+        <w:t>th</w:t>
+      </w:r>
+      <w:r>
+        <w:rPr>
+          <w:rFonts w:hint="default"/>
+          <w:b/>
+          <w:bCs/>
+          <w:lang w:val="en-US"/>
+        </w:rPr>
+        <w:t xml:space="preserve"> July 2025 19:00 to 20:00):</w:t>
+      </w:r>
+    </w:p>
+    <w:p>
+      <w:pPr>
+        <w:numPr>
+          <w:ilvl w:val="0"/>
+          <w:numId w:val="26"/>
+        </w:numPr>
+        <w:ind w:left="0" w:leftChars="0" w:firstLine="0" w:firstLineChars="0"/>
+        <w:rPr>
+          <w:rFonts w:hint="default"/>
+          <w:b w:val="0"/>
+          <w:bCs w:val="0"/>
+          <w:lang w:val="en-US"/>
+        </w:rPr>
+      </w:pPr>
+      <w:r>
+        <w:rPr>
+          <w:rFonts w:hint="default"/>
+          <w:b w:val="0"/>
+          <w:bCs w:val="0"/>
+          <w:lang w:val="en-US"/>
+        </w:rPr>
+        <w:t>Tell me about your self.</w:t>
+      </w:r>
+    </w:p>
+    <w:p>
+      <w:pPr>
+        <w:numPr>
+          <w:ilvl w:val="0"/>
+          <w:numId w:val="26"/>
+        </w:numPr>
+        <w:ind w:left="0" w:leftChars="0" w:firstLine="0" w:firstLineChars="0"/>
+        <w:rPr>
+          <w:rFonts w:hint="default"/>
+          <w:b w:val="0"/>
+          <w:bCs w:val="0"/>
+          <w:lang w:val="en-US"/>
+        </w:rPr>
+      </w:pPr>
+      <w:r>
+        <w:rPr>
+          <w:rFonts w:hint="default"/>
+          <w:b w:val="0"/>
+          <w:bCs w:val="0"/>
+          <w:lang w:val="en-US"/>
+        </w:rPr>
+        <w:t>Your roles and responsibility's in your company.</w:t>
+      </w:r>
+      <w:r>
+        <w:rPr>
+          <w:rFonts w:hint="default"/>
+          <w:b/>
+          <w:bCs/>
+          <w:highlight w:val="yellow"/>
+          <w:lang w:val="en-US"/>
+        </w:rPr>
+        <w:t>(Not answered Properly)</w:t>
+      </w:r>
+    </w:p>
+    <w:p>
+      <w:pPr>
+        <w:numPr>
+          <w:ilvl w:val="0"/>
+          <w:numId w:val="26"/>
+        </w:numPr>
+        <w:ind w:left="0" w:leftChars="0" w:firstLine="0" w:firstLineChars="0"/>
+        <w:rPr>
+          <w:rFonts w:hint="default"/>
+          <w:b w:val="0"/>
+          <w:bCs w:val="0"/>
+          <w:lang w:val="en-US"/>
+        </w:rPr>
+      </w:pPr>
+      <w:r>
+        <w:rPr>
+          <w:rFonts w:hint="default"/>
+          <w:b w:val="0"/>
+          <w:bCs w:val="0"/>
+          <w:lang w:val="en-US"/>
+        </w:rPr>
+        <w:t xml:space="preserve">What is the process and thread. </w:t>
+      </w:r>
+      <w:r>
+        <w:rPr>
+          <w:rFonts w:hint="default"/>
+          <w:b/>
+          <w:bCs/>
+          <w:highlight w:val="yellow"/>
+          <w:lang w:val="en-US"/>
+        </w:rPr>
+        <w:t>(Not answered Properly)</w:t>
+      </w:r>
+    </w:p>
+    <w:p>
+      <w:pPr>
+        <w:numPr>
+          <w:ilvl w:val="0"/>
+          <w:numId w:val="26"/>
+        </w:numPr>
+        <w:ind w:left="0" w:leftChars="0" w:firstLine="0" w:firstLineChars="0"/>
+        <w:rPr>
+          <w:rFonts w:hint="default"/>
+          <w:b w:val="0"/>
+          <w:bCs w:val="0"/>
+          <w:lang w:val="en-US"/>
+        </w:rPr>
+      </w:pPr>
+      <w:r>
+        <w:rPr>
+          <w:rFonts w:hint="default"/>
+          <w:b w:val="0"/>
+          <w:bCs w:val="0"/>
+          <w:lang w:val="en-US"/>
+        </w:rPr>
+        <w:t>What is the difference between the #define and const</w:t>
+      </w:r>
+    </w:p>
+    <w:p>
+      <w:pPr>
+        <w:numPr>
+          <w:ilvl w:val="0"/>
+          <w:numId w:val="26"/>
+        </w:numPr>
+        <w:ind w:left="0" w:leftChars="0" w:firstLine="0" w:firstLineChars="0"/>
+        <w:rPr>
+          <w:rFonts w:hint="default"/>
+          <w:b w:val="0"/>
+          <w:bCs w:val="0"/>
+          <w:lang w:val="en-US"/>
+        </w:rPr>
+      </w:pPr>
+      <w:r>
+        <w:rPr>
+          <w:rFonts w:hint="default"/>
+          <w:b w:val="0"/>
+          <w:bCs w:val="0"/>
+          <w:lang w:val="en-US"/>
+        </w:rPr>
+        <w:t>What is the stack and heap.</w:t>
+      </w:r>
+    </w:p>
+    <w:p>
+      <w:pPr>
+        <w:numPr>
+          <w:ilvl w:val="0"/>
+          <w:numId w:val="26"/>
+        </w:numPr>
+        <w:ind w:leftChars="0"/>
+        <w:rPr>
+          <w:rFonts w:hint="default"/>
+          <w:b w:val="0"/>
+          <w:bCs w:val="0"/>
+          <w:lang w:val="en-US"/>
+        </w:rPr>
+      </w:pPr>
+      <w:r>
+        <w:rPr>
+          <w:rFonts w:hint="default"/>
+          <w:b w:val="0"/>
+          <w:bCs w:val="0"/>
+          <w:lang w:val="en-US"/>
+        </w:rPr>
+        <w:t>Wap to reverse a given string based on the words</w:t>
+      </w:r>
+    </w:p>
+    <w:p>
+      <w:pPr>
+        <w:numPr>
+          <w:numId w:val="0"/>
+        </w:numPr>
+        <w:ind w:leftChars="0"/>
+        <w:rPr>
+          <w:rFonts w:hint="default"/>
+          <w:b w:val="0"/>
+          <w:bCs w:val="0"/>
+          <w:lang w:val="en-US"/>
+        </w:rPr>
+      </w:pPr>
+      <w:r>
+        <w:rPr>
+          <w:rFonts w:hint="default"/>
+          <w:b w:val="0"/>
+          <w:bCs w:val="0"/>
+          <w:lang w:val="en-US"/>
+        </w:rPr>
+        <w:t>Input:- "Hareesh Sureddy is a Firmware Engineer";</w:t>
+      </w:r>
+    </w:p>
+    <w:p>
+      <w:pPr>
+        <w:numPr>
+          <w:numId w:val="0"/>
+        </w:numPr>
+        <w:ind w:leftChars="0"/>
+        <w:rPr>
+          <w:rFonts w:hint="default"/>
+          <w:b w:val="0"/>
+          <w:bCs w:val="0"/>
+          <w:lang w:val="en-US"/>
+        </w:rPr>
+      </w:pPr>
+      <w:r>
+        <w:rPr>
+          <w:rFonts w:hint="default"/>
+          <w:b w:val="0"/>
+          <w:bCs w:val="0"/>
+          <w:lang w:val="en-US"/>
+        </w:rPr>
+        <w:t>Output:- "Engineer Firmware a is Sureddy Hareesh";</w:t>
+      </w:r>
+    </w:p>
+    <w:p>
+      <w:pPr>
+        <w:numPr>
+          <w:numId w:val="0"/>
+        </w:numPr>
+        <w:ind w:leftChars="0"/>
+        <w:rPr>
+          <w:rFonts w:hint="default"/>
+          <w:b w:val="0"/>
+          <w:bCs w:val="0"/>
+          <w:lang w:val="en-US"/>
+        </w:rPr>
+      </w:pPr>
+      <w:r>
+        <w:rPr>
+          <w:rFonts w:hint="default"/>
+          <w:b/>
+          <w:bCs/>
+          <w:highlight w:val="yellow"/>
+          <w:lang w:val="en-US"/>
+        </w:rPr>
+        <w:t>(Dynimic string reading not writen)</w:t>
       </w:r>
       <w:bookmarkStart w:id="0" w:name="_GoBack"/>
       <w:bookmarkEnd w:id="0"/>
@@ -8928,99 +10751,140 @@
       <w:pPr>
         <w:numPr>
           <w:ilvl w:val="0"/>
-          <w:numId w:val="22"/>
-        </w:numPr>
-        <w:rPr>
-          <w:rFonts w:hint="default"/>
-          <w:b w:val="0"/>
-          <w:bCs w:val="0"/>
-          <w:lang w:val="en-US"/>
-        </w:rPr>
-      </w:pPr>
-      <w:r>
-        <w:rPr>
-          <w:rFonts w:hint="default"/>
-          <w:b w:val="0"/>
-          <w:bCs w:val="0"/>
-          <w:lang w:val="en-US"/>
-        </w:rPr>
-        <w:t>Wap to find the largest -ve value in the give array.</w:t>
-      </w:r>
-    </w:p>
-    <w:p>
-      <w:pPr>
-        <w:numPr>
-          <w:numId w:val="0"/>
-        </w:numPr>
-        <w:ind w:firstLine="180"/>
-        <w:rPr>
-          <w:rFonts w:hint="default"/>
-          <w:b w:val="0"/>
-          <w:bCs w:val="0"/>
-          <w:lang w:val="en-US"/>
-        </w:rPr>
-      </w:pPr>
-      <w:r>
-        <w:rPr>
-          <w:rFonts w:hint="default"/>
-          <w:b w:val="0"/>
-          <w:bCs w:val="0"/>
-          <w:lang w:val="en-US"/>
-        </w:rPr>
-        <w:t xml:space="preserve">Input: </w:t>
-      </w:r>
-      <w:r>
-        <w:rPr>
-          <w:rFonts w:hint="default"/>
-          <w:b w:val="0"/>
-          <w:bCs w:val="0"/>
-          <w:lang w:val="en-US"/>
-        </w:rPr>
-        <w:tab/>
-        <w:t/>
-      </w:r>
-      <w:r>
-        <w:rPr>
-          <w:rFonts w:hint="default"/>
-          <w:b w:val="0"/>
-          <w:bCs w:val="0"/>
-          <w:lang w:val="en-US"/>
-        </w:rPr>
-        <w:tab/>
-        <w:t>int array[] = {4, -1, -2, 6, 8};</w:t>
-      </w:r>
-    </w:p>
-    <w:p>
-      <w:pPr>
-        <w:numPr>
-          <w:numId w:val="0"/>
-        </w:numPr>
-        <w:ind w:firstLine="180"/>
-        <w:rPr>
-          <w:rFonts w:hint="default"/>
-          <w:b w:val="0"/>
-          <w:bCs w:val="0"/>
-          <w:lang w:val="en-US"/>
-        </w:rPr>
-      </w:pPr>
-      <w:r>
-        <w:rPr>
-          <w:rFonts w:hint="default"/>
-          <w:b w:val="0"/>
-          <w:bCs w:val="0"/>
-          <w:lang w:val="en-US"/>
-        </w:rPr>
-        <w:t xml:space="preserve">Output: </w:t>
-      </w:r>
-      <w:r>
-        <w:rPr>
-          <w:rFonts w:hint="default"/>
-          <w:b w:val="0"/>
-          <w:bCs w:val="0"/>
-          <w:lang w:val="en-US"/>
-        </w:rPr>
-        <w:tab/>
-        <w:t>-1</w:t>
+          <w:numId w:val="26"/>
+        </w:numPr>
+        <w:ind w:left="0" w:leftChars="0" w:firstLine="0" w:firstLineChars="0"/>
+        <w:rPr>
+          <w:rFonts w:hint="default"/>
+          <w:b w:val="0"/>
+          <w:bCs w:val="0"/>
+          <w:lang w:val="en-US"/>
+        </w:rPr>
+      </w:pPr>
+      <w:r>
+        <w:rPr>
+          <w:rFonts w:hint="default"/>
+          <w:b w:val="0"/>
+          <w:bCs w:val="0"/>
+          <w:lang w:val="en-US"/>
+        </w:rPr>
+        <w:t>Wap to Reverse a bits in a given uint8_t bit value.</w:t>
+      </w:r>
+    </w:p>
+    <w:p>
+      <w:pPr>
+        <w:numPr>
+          <w:numId w:val="0"/>
+        </w:numPr>
+        <w:ind w:leftChars="0"/>
+        <w:rPr>
+          <w:rFonts w:hint="default"/>
+          <w:b w:val="0"/>
+          <w:bCs w:val="0"/>
+          <w:lang w:val="en-US"/>
+        </w:rPr>
+      </w:pPr>
+      <w:r>
+        <w:rPr>
+          <w:rFonts w:hint="default"/>
+          <w:b w:val="0"/>
+          <w:bCs w:val="0"/>
+          <w:lang w:val="en-US"/>
+        </w:rPr>
+        <w:t>i/p: 10101100=172</w:t>
+      </w:r>
+    </w:p>
+    <w:p>
+      <w:pPr>
+        <w:numPr>
+          <w:numId w:val="0"/>
+        </w:numPr>
+        <w:ind w:leftChars="0"/>
+        <w:rPr>
+          <w:rFonts w:hint="default"/>
+          <w:b w:val="0"/>
+          <w:bCs w:val="0"/>
+          <w:lang w:val="en-US"/>
+        </w:rPr>
+      </w:pPr>
+      <w:r>
+        <w:rPr>
+          <w:rFonts w:hint="default"/>
+          <w:b w:val="0"/>
+          <w:bCs w:val="0"/>
+          <w:lang w:val="en-US"/>
+        </w:rPr>
+        <w:t>o/p: 00110101=53</w:t>
+      </w:r>
+    </w:p>
+    <w:p>
+      <w:pPr>
+        <w:numPr>
+          <w:ilvl w:val="0"/>
+          <w:numId w:val="26"/>
+        </w:numPr>
+        <w:ind w:left="0" w:leftChars="0" w:firstLine="0" w:firstLineChars="0"/>
+        <w:rPr>
+          <w:rFonts w:hint="default"/>
+          <w:b w:val="0"/>
+          <w:bCs w:val="0"/>
+          <w:lang w:val="en-US"/>
+        </w:rPr>
+      </w:pPr>
+      <w:r>
+        <w:rPr>
+          <w:rFonts w:hint="default"/>
+          <w:b w:val="0"/>
+          <w:bCs w:val="0"/>
+          <w:lang w:val="en-US"/>
+        </w:rPr>
+        <w:t>Print the nth node from the last</w:t>
+      </w:r>
+    </w:p>
+    <w:p>
+      <w:pPr>
+        <w:numPr>
+          <w:numId w:val="0"/>
+        </w:numPr>
+        <w:ind w:leftChars="0"/>
+        <w:rPr>
+          <w:rFonts w:hint="default"/>
+          <w:b w:val="0"/>
+          <w:bCs w:val="0"/>
+          <w:lang w:val="en-US"/>
+        </w:rPr>
+      </w:pPr>
+      <w:r>
+        <w:rPr>
+          <w:rFonts w:hint="default"/>
+          <w:b w:val="0"/>
+          <w:bCs w:val="0"/>
+          <w:lang w:val="en-US"/>
+        </w:rPr>
+        <w:t>Input :- Linked list :- 1-&gt;2-&gt;3-&gt;4-&gt;5-&gt;41-&gt;5-&gt;67-&gt;485-&gt;10 x, n=3</w:t>
+      </w:r>
+    </w:p>
+    <w:p>
+      <w:pPr>
+        <w:numPr>
+          <w:numId w:val="0"/>
+        </w:numPr>
+        <w:ind w:leftChars="0"/>
+        <w:rPr>
+          <w:rFonts w:hint="default"/>
+          <w:b w:val="0"/>
+          <w:bCs w:val="0"/>
+          <w:lang w:val="en-US"/>
+        </w:rPr>
+      </w:pPr>
+      <w:r>
+        <w:rPr>
+          <w:rFonts w:hint="default"/>
+          <w:b w:val="0"/>
+          <w:bCs w:val="0"/>
+          <w:lang w:val="en-US"/>
+        </w:rPr>
+        <w:t>Output :- 67</w:t>
       </w:r>
     </w:p>
     <w:p>
@@ -9029,21 +10893,22 @@
           <w:ilvl w:val="0"/>
           <w:numId w:val="1"/>
         </w:numPr>
-        <w:rPr>
-          <w:rFonts w:hint="default"/>
-          <w:b/>
-          <w:bCs/>
-          <w:lang w:val="en-US"/>
-        </w:rPr>
-      </w:pPr>
-      <w:r>
-        <w:rPr>
-          <w:rFonts w:hint="default"/>
-          <w:b/>
-          <w:bCs/>
-          <w:lang w:val="en-US"/>
-        </w:rPr>
-        <w:t>AMD Hyderabad TR-2 (F2F) : - (15</w:t>
+        <w:ind w:left="0" w:leftChars="0" w:firstLine="0" w:firstLineChars="0"/>
+        <w:rPr>
+          <w:rFonts w:hint="default"/>
+          <w:b/>
+          <w:bCs/>
+          <w:lang w:val="en-US"/>
+        </w:rPr>
+      </w:pPr>
+      <w:r>
+        <w:rPr>
+          <w:rFonts w:hint="default"/>
+          <w:b/>
+          <w:bCs/>
+          <w:lang w:val="en-US"/>
+        </w:rPr>
+        <w:t>Tismo Technology Benguluru TR-2 (17</w:t>
       </w:r>
       <w:r>
         <w:rPr>
@@ -9062,60 +10927,7 @@
           <w:bCs/>
           <w:lang w:val="en-US"/>
         </w:rPr>
-        <w:t xml:space="preserve"> July 2025 10:00 to 12:00) </w:t>
-      </w:r>
-      <w:r>
-        <w:rPr>
-          <w:rFonts w:hint="default"/>
-          <w:b/>
-          <w:bCs/>
-          <w:color w:val="00B050"/>
-          <w:lang w:val="en-US"/>
-        </w:rPr>
-        <w:t>()</w:t>
-      </w:r>
-    </w:p>
-    <w:p>
-      <w:pPr>
-        <w:numPr>
-          <w:ilvl w:val="0"/>
-          <w:numId w:val="1"/>
-        </w:numPr>
-        <w:ind w:left="0" w:leftChars="0" w:firstLine="0" w:firstLineChars="0"/>
-        <w:rPr>
-          <w:rFonts w:hint="default"/>
-          <w:b/>
-          <w:bCs/>
-          <w:lang w:val="en-US"/>
-        </w:rPr>
-      </w:pPr>
-      <w:r>
-        <w:rPr>
-          <w:rFonts w:hint="default"/>
-          <w:b/>
-          <w:bCs/>
-          <w:lang w:val="en-US"/>
-        </w:rPr>
-        <w:t>Bit-silica TR-1 (16</w:t>
-      </w:r>
-      <w:r>
-        <w:rPr>
-          <w:rFonts w:hint="default"/>
-          <w:b/>
-          <w:bCs/>
-          <w:vertAlign w:val="superscript"/>
-          <w:lang w:val="en-US"/>
-        </w:rPr>
-        <w:t>th</w:t>
-      </w:r>
-      <w:r>
-        <w:rPr>
-          <w:rFonts w:hint="default"/>
-          <w:b/>
-          <w:bCs/>
-          <w:lang w:val="en-US"/>
-        </w:rPr>
-        <w:t xml:space="preserve"> July 2025 19:00 to 20:00)</w:t>
+        <w:t xml:space="preserve"> July 2025 15:00 to 18:00): </w:t>
       </w:r>
     </w:p>
     <w:p>
@@ -9225,7 +11037,7 @@
           <w:szCs w:val="300"/>
           <w:lang w:val="en-US"/>
         </w:rPr>
-        <w:t>7</w:t>
+        <w:t>8</w:t>
       </w:r>
       <w:r>
         <w:rPr>
@@ -9236,7 +11048,7 @@
           <w:szCs w:val="300"/>
           <w:lang w:val="en-US"/>
         </w:rPr>
-        <w:t>/17</w:t>
+        <w:t>/19</w:t>
       </w:r>
     </w:p>
     <w:p>
@@ -9266,7 +11078,7 @@
           <w:szCs w:val="300"/>
           <w:lang w:val="en-US"/>
         </w:rPr>
-        <w:t>41%</w:t>
+        <w:t>42%</w:t>
       </w:r>
     </w:p>
     <w:sectPr>
@@ -9585,6 +11397,18 @@
     </w:lvl>
   </w:abstractNum>
   <w:abstractNum w:abstractNumId="5">
+    <w:nsid w:val="C2E24257"/>
+    <w:multiLevelType w:val="singleLevel"/>
+    <w:tmpl w:val="C2E24257"/>
+    <w:lvl w:ilvl="0" w:tentative="0">
+      <w:start w:val="1"/>
+      <w:numFmt w:val="decimal"/>
+      <w:suff w:val="space"/>
+      <w:lvlText w:val="%1."/>
+      <w:lvlJc w:val="left"/>
+    </w:lvl>
+  </w:abstractNum>
+  <w:abstractNum w:abstractNumId="6">
     <w:nsid w:val="D64508F9"/>
     <w:multiLevelType w:val="singleLevel"/>
     <w:tmpl w:val="D64508F9"/>
@@ -9596,7 +11420,7 @@
       <w:lvlJc w:val="left"/>
     </w:lvl>
   </w:abstractNum>
-  <w:abstractNum w:abstractNumId="6">
+  <w:abstractNum w:abstractNumId="7">
     <w:nsid w:val="D7C6C75D"/>
     <w:multiLevelType w:val="singleLevel"/>
     <w:tmpl w:val="D7C6C75D"/>
@@ -9608,7 +11432,7 @@
       <w:lvlJc w:val="left"/>
     </w:lvl>
   </w:abstractNum>
-  <w:abstractNum w:abstractNumId="7">
+  <w:abstractNum w:abstractNumId="8">
     <w:nsid w:val="DD11BEC3"/>
     <w:multiLevelType w:val="singleLevel"/>
     <w:tmpl w:val="DD11BEC3"/>
@@ -9620,7 +11444,7 @@
       <w:lvlJc w:val="left"/>
     </w:lvl>
   </w:abstractNum>
-  <w:abstractNum w:abstractNumId="8">
+  <w:abstractNum w:abstractNumId="9">
     <w:nsid w:val="E4DECC0B"/>
     <w:multiLevelType w:val="singleLevel"/>
     <w:tmpl w:val="E4DECC0B"/>
@@ -9632,7 +11456,7 @@
       <w:lvlJc w:val="left"/>
     </w:lvl>
   </w:abstractNum>
-  <w:abstractNum w:abstractNumId="9">
+  <w:abstractNum w:abstractNumId="10">
     <w:nsid w:val="E869FE6F"/>
     <w:multiLevelType w:val="singleLevel"/>
     <w:tmpl w:val="E869FE6F"/>
@@ -9644,7 +11468,7 @@
       <w:lvlJc w:val="left"/>
     </w:lvl>
   </w:abstractNum>
-  <w:abstractNum w:abstractNumId="10">
+  <w:abstractNum w:abstractNumId="11">
     <w:nsid w:val="E884F97F"/>
     <w:multiLevelType w:val="singleLevel"/>
     <w:tmpl w:val="E884F97F"/>
@@ -9656,7 +11480,7 @@
       <w:lvlJc w:val="left"/>
     </w:lvl>
   </w:abstractNum>
-  <w:abstractNum w:abstractNumId="11">
+  <w:abstractNum w:abstractNumId="12">
     <w:nsid w:val="EC0D4D88"/>
     <w:multiLevelType w:val="singleLevel"/>
     <w:tmpl w:val="EC0D4D88"/>
@@ -9668,7 +11492,7 @@
       <w:lvlJc w:val="left"/>
     </w:lvl>
   </w:abstractNum>
-  <w:abstractNum w:abstractNumId="12">
+  <w:abstractNum w:abstractNumId="13">
     <w:nsid w:val="FA80F05E"/>
     <w:multiLevelType w:val="singleLevel"/>
     <w:tmpl w:val="FA80F05E"/>
@@ -9688,7 +11512,31 @@
       </w:rPr>
     </w:lvl>
   </w:abstractNum>
-  <w:abstractNum w:abstractNumId="13">
+  <w:abstractNum w:abstractNumId="14">
+    <w:nsid w:val="056E0D13"/>
+    <w:multiLevelType w:val="singleLevel"/>
+    <w:tmpl w:val="056E0D13"/>
+    <w:lvl w:ilvl="0" w:tentative="0">
+      <w:start w:val="1"/>
+      <w:numFmt w:val="decimal"/>
+      <w:suff w:val="space"/>
+      <w:lvlText w:val="%1."/>
+      <w:lvlJc w:val="left"/>
+    </w:lvl>
+  </w:abstractNum>
+  <w:abstractNum w:abstractNumId="15">
+    <w:nsid w:val="1C1E9874"/>
+    <w:multiLevelType w:val="singleLevel"/>
+    <w:tmpl w:val="1C1E9874"/>
+    <w:lvl w:ilvl="0" w:tentative="0">
+      <w:start w:val="1"/>
+      <w:numFmt w:val="decimal"/>
+      <w:suff w:val="space"/>
+      <w:lvlText w:val="%1."/>
+      <w:lvlJc w:val="left"/>
+    </w:lvl>
+  </w:abstractNum>
+  <w:abstractNum w:abstractNumId="16">
     <w:nsid w:val="28B68BA7"/>
     <w:multiLevelType w:val="singleLevel"/>
     <w:tmpl w:val="28B68BA7"/>
@@ -9700,7 +11548,7 @@
       <w:lvlJc w:val="left"/>
     </w:lvl>
   </w:abstractNum>
-  <w:abstractNum w:abstractNumId="14">
+  <w:abstractNum w:abstractNumId="17">
     <w:nsid w:val="2BB38728"/>
     <w:multiLevelType w:val="singleLevel"/>
     <w:tmpl w:val="2BB38728"/>
@@ -9720,7 +11568,7 @@
       </w:rPr>
     </w:lvl>
   </w:abstractNum>
-  <w:abstractNum w:abstractNumId="15">
+  <w:abstractNum w:abstractNumId="18">
     <w:nsid w:val="3838F4F7"/>
     <w:multiLevelType w:val="singleLevel"/>
     <w:tmpl w:val="3838F4F7"/>
@@ -9732,7 +11580,19 @@
       <w:lvlJc w:val="left"/>
     </w:lvl>
   </w:abstractNum>
-  <w:abstractNum w:abstractNumId="16">
+  <w:abstractNum w:abstractNumId="19">
+    <w:nsid w:val="3B0DAF77"/>
+    <w:multiLevelType w:val="singleLevel"/>
+    <w:tmpl w:val="3B0DAF77"/>
+    <w:lvl w:ilvl="0" w:tentative="0">
+      <w:start w:val="1"/>
+      <w:numFmt w:val="decimal"/>
+      <w:suff w:val="space"/>
+      <w:lvlText w:val="%1."/>
+      <w:lvlJc w:val="left"/>
+    </w:lvl>
+  </w:abstractNum>
+  <w:abstractNum w:abstractNumId="20">
     <w:nsid w:val="3C2B5539"/>
     <w:multiLevelType w:val="singleLevel"/>
     <w:tmpl w:val="3C2B5539"/>
@@ -9744,7 +11604,7 @@
       <w:lvlJc w:val="left"/>
     </w:lvl>
   </w:abstractNum>
-  <w:abstractNum w:abstractNumId="17">
+  <w:abstractNum w:abstractNumId="21">
     <w:nsid w:val="4438F63F"/>
     <w:multiLevelType w:val="singleLevel"/>
     <w:tmpl w:val="4438F63F"/>
@@ -9756,7 +11616,7 @@
       <w:lvlJc w:val="left"/>
     </w:lvl>
   </w:abstractNum>
-  <w:abstractNum w:abstractNumId="18">
+  <w:abstractNum w:abstractNumId="22">
     <w:nsid w:val="5BE4B081"/>
     <w:multiLevelType w:val="multilevel"/>
     <w:tmpl w:val="5BE4B081"/>
@@ -9876,7 +11736,7 @@
       </w:rPr>
     </w:lvl>
   </w:abstractNum>
-  <w:abstractNum w:abstractNumId="19">
+  <w:abstractNum w:abstractNumId="23">
     <w:nsid w:val="64729EC5"/>
     <w:multiLevelType w:val="singleLevel"/>
     <w:tmpl w:val="64729EC5"/>
@@ -9888,7 +11748,7 @@
       <w:lvlJc w:val="left"/>
     </w:lvl>
   </w:abstractNum>
-  <w:abstractNum w:abstractNumId="20">
+  <w:abstractNum w:abstractNumId="24">
     <w:nsid w:val="73C9C531"/>
     <w:multiLevelType w:val="singleLevel"/>
     <w:tmpl w:val="73C9C531"/>
@@ -9900,7 +11760,7 @@
       <w:lvlJc w:val="left"/>
     </w:lvl>
   </w:abstractNum>
-  <w:abstractNum w:abstractNumId="21">
+  <w:abstractNum w:abstractNumId="25">
     <w:nsid w:val="7B2911A2"/>
     <w:multiLevelType w:val="singleLevel"/>
     <w:tmpl w:val="7B2911A2"/>
@@ -9913,28 +11773,28 @@
     </w:lvl>
   </w:abstractNum>
   <w:num w:numId="1">
-    <w:abstractNumId w:val="18"/>
+    <w:abstractNumId w:val="22"/>
   </w:num>
   <w:num w:numId="2">
-    <w:abstractNumId w:val="12"/>
+    <w:abstractNumId w:val="13"/>
   </w:num>
   <w:num w:numId="3">
-    <w:abstractNumId w:val="14"/>
+    <w:abstractNumId w:val="17"/>
   </w:num>
   <w:num w:numId="4">
     <w:abstractNumId w:val="0"/>
   </w:num>
   <w:num w:numId="5">
-    <w:abstractNumId w:val="11"/>
+    <w:abstractNumId w:val="12"/>
   </w:num>
   <w:num w:numId="6">
-    <w:abstractNumId w:val="21"/>
+    <w:abstractNumId w:val="25"/>
   </w:num>
   <w:num w:numId="7">
-    <w:abstractNumId w:val="5"/>
+    <w:abstractNumId w:val="6"/>
   </w:num>
   <w:num w:numId="8">
-    <w:abstractNumId w:val="16"/>
+    <w:abstractNumId w:val="20"/>
   </w:num>
   <w:num w:numId="9">
     <w:abstractNumId w:val="1"/>
@@ -9943,40 +11803,52 @@
     <w:abstractNumId w:val="2"/>
   </w:num>
   <w:num w:numId="11">
-    <w:abstractNumId w:val="19"/>
+    <w:abstractNumId w:val="23"/>
   </w:num>
   <w:num w:numId="12">
-    <w:abstractNumId w:val="7"/>
+    <w:abstractNumId w:val="8"/>
   </w:num>
   <w:num w:numId="13">
-    <w:abstractNumId w:val="17"/>
+    <w:abstractNumId w:val="21"/>
   </w:num>
   <w:num w:numId="14">
     <w:abstractNumId w:val="4"/>
   </w:num>
   <w:num w:numId="15">
-    <w:abstractNumId w:val="15"/>
+    <w:abstractNumId w:val="18"/>
   </w:num>
   <w:num w:numId="16">
-    <w:abstractNumId w:val="9"/>
+    <w:abstractNumId w:val="10"/>
   </w:num>
   <w:num w:numId="17">
-    <w:abstractNumId w:val="20"/>
+    <w:abstractNumId w:val="24"/>
   </w:num>
   <w:num w:numId="18">
-    <w:abstractNumId w:val="13"/>
+    <w:abstractNumId w:val="16"/>
   </w:num>
   <w:num w:numId="19">
     <w:abstractNumId w:val="3"/>
   </w:num>
   <w:num w:numId="20">
-    <w:abstractNumId w:val="6"/>
+    <w:abstractNumId w:val="7"/>
   </w:num>
   <w:num w:numId="21">
-    <w:abstractNumId w:val="8"/>
+    <w:abstractNumId w:val="9"/>
   </w:num>
   <w:num w:numId="22">
-    <w:abstractNumId w:val="10"/>
+    <w:abstractNumId w:val="11"/>
+  </w:num>
+  <w:num w:numId="23">
+    <w:abstractNumId w:val="14"/>
+  </w:num>
+  <w:num w:numId="24">
+    <w:abstractNumId w:val="15"/>
+  </w:num>
+  <w:num w:numId="25">
+    <w:abstractNumId w:val="19"/>
+  </w:num>
+  <w:num w:numId="26">
+    <w:abstractNumId w:val="5"/>
   </w:num>
 </w:numbering>
 </file>

--- a/Hareesh Sureddy Interview Expeirence.docx
+++ b/Hareesh Sureddy Interview Expeirence.docx
@@ -9405,7 +9405,7 @@
           <w:bCs w:val="0"/>
           <w:lang w:val="en-US"/>
         </w:rPr>
-        <w:t>100 machine do a 100 toys in 5minutes, how log it takes for 5 machine to make 5 toyes.</w:t>
+        <w:t>100 machine do a 100 toys in 5minutes, how log it takes for 5 machine to make 5 toys.</w:t>
       </w:r>
       <w:r>
         <w:rPr>
@@ -9416,1333 +9416,6 @@
           <w:lang w:val="en-US"/>
         </w:rPr>
         <w:t xml:space="preserve"> (Not answered )</w:t>
-      </w:r>
-    </w:p>
-    <w:p>
-      <w:pPr>
-        <w:numPr>
-          <w:ilvl w:val="0"/>
-          <w:numId w:val="23"/>
-        </w:numPr>
-        <w:rPr>
-          <w:rFonts w:hint="default"/>
-          <w:b w:val="0"/>
-          <w:bCs w:val="0"/>
-          <w:lang w:val="en-US"/>
-        </w:rPr>
-      </w:pPr>
-      <w:r>
-        <w:rPr>
-          <w:rFonts w:hint="default"/>
-          <w:b w:val="0"/>
-          <w:bCs w:val="0"/>
-          <w:lang w:val="en-US"/>
-        </w:rPr>
-        <w:t>Consider (1&lt;=x&lt;=10), what are the x values to satisfy the (x|3)==7.</w:t>
-      </w:r>
-    </w:p>
-    <w:p>
-      <w:pPr>
-        <w:numPr>
-          <w:ilvl w:val="0"/>
-          <w:numId w:val="23"/>
-        </w:numPr>
-        <w:rPr>
-          <w:rFonts w:hint="default"/>
-          <w:b w:val="0"/>
-          <w:bCs w:val="0"/>
-          <w:lang w:val="en-US"/>
-        </w:rPr>
-      </w:pPr>
-      <w:r>
-        <w:rPr>
-          <w:rFonts w:hint="default"/>
-          <w:b w:val="0"/>
-          <w:bCs w:val="0"/>
-          <w:lang w:val="en-US"/>
-        </w:rPr>
-        <w:t>One bridge is there and having one torch light. 4 members are need to cross the bridge and the bridge can hold only two persons at a time. Among the two persons, they go with slower persons speed.</w:t>
-      </w:r>
-    </w:p>
-    <w:p>
-      <w:pPr>
-        <w:numPr>
-          <w:ilvl w:val="0"/>
-          <w:numId w:val="0"/>
-        </w:numPr>
-        <w:rPr>
-          <w:rFonts w:hint="default"/>
-          <w:b w:val="0"/>
-          <w:bCs w:val="0"/>
-          <w:lang w:val="en-US"/>
-        </w:rPr>
-      </w:pPr>
-      <w:r>
-        <w:rPr>
-          <w:rFonts w:hint="default"/>
-          <w:b w:val="0"/>
-          <w:bCs w:val="0"/>
-          <w:lang w:val="en-US"/>
-        </w:rPr>
-        <w:t>A takes 1min to cross.</w:t>
-      </w:r>
-    </w:p>
-    <w:p>
-      <w:pPr>
-        <w:numPr>
-          <w:ilvl w:val="0"/>
-          <w:numId w:val="0"/>
-        </w:numPr>
-        <w:rPr>
-          <w:rFonts w:hint="default"/>
-          <w:b w:val="0"/>
-          <w:bCs w:val="0"/>
-          <w:lang w:val="en-US"/>
-        </w:rPr>
-      </w:pPr>
-      <w:r>
-        <w:rPr>
-          <w:rFonts w:hint="default"/>
-          <w:b w:val="0"/>
-          <w:bCs w:val="0"/>
-          <w:lang w:val="en-US"/>
-        </w:rPr>
-        <w:t>B takes 2min to cross.</w:t>
-      </w:r>
-    </w:p>
-    <w:p>
-      <w:pPr>
-        <w:numPr>
-          <w:ilvl w:val="0"/>
-          <w:numId w:val="0"/>
-        </w:numPr>
-        <w:rPr>
-          <w:rFonts w:hint="default"/>
-          <w:b w:val="0"/>
-          <w:bCs w:val="0"/>
-          <w:lang w:val="en-US"/>
-        </w:rPr>
-      </w:pPr>
-      <w:r>
-        <w:rPr>
-          <w:rFonts w:hint="default"/>
-          <w:b w:val="0"/>
-          <w:bCs w:val="0"/>
-          <w:lang w:val="en-US"/>
-        </w:rPr>
-        <w:t>C takes 5min to cross.</w:t>
-      </w:r>
-    </w:p>
-    <w:p>
-      <w:pPr>
-        <w:numPr>
-          <w:ilvl w:val="0"/>
-          <w:numId w:val="0"/>
-        </w:numPr>
-        <w:rPr>
-          <w:rFonts w:hint="default"/>
-          <w:b w:val="0"/>
-          <w:bCs w:val="0"/>
-          <w:lang w:val="en-US"/>
-        </w:rPr>
-      </w:pPr>
-      <w:r>
-        <w:rPr>
-          <w:rFonts w:hint="default"/>
-          <w:b w:val="0"/>
-          <w:bCs w:val="0"/>
-          <w:lang w:val="en-US"/>
-        </w:rPr>
-        <w:t>D takes 10min to cross.</w:t>
-      </w:r>
-    </w:p>
-    <w:p>
-      <w:pPr>
-        <w:numPr>
-          <w:ilvl w:val="0"/>
-          <w:numId w:val="23"/>
-        </w:numPr>
-        <w:rPr>
-          <w:rFonts w:hint="default"/>
-          <w:b w:val="0"/>
-          <w:bCs w:val="0"/>
-          <w:lang w:val="en-US"/>
-        </w:rPr>
-      </w:pPr>
-      <w:r>
-        <w:rPr>
-          <w:rFonts w:hint="default"/>
-          <w:b w:val="0"/>
-          <w:bCs w:val="0"/>
-          <w:lang w:val="en-US"/>
-        </w:rPr>
-        <w:t xml:space="preserve">What is the minimum time to cross the 4 members. </w:t>
-      </w:r>
-      <w:r>
-        <w:rPr>
-          <w:rFonts w:hint="default"/>
-          <w:b/>
-          <w:bCs/>
-          <w:highlight w:val="yellow"/>
-          <w:lang w:val="en-US"/>
-        </w:rPr>
-        <w:t>(Not answered Properly)</w:t>
-      </w:r>
-    </w:p>
-    <w:p>
-      <w:pPr>
-        <w:numPr>
-          <w:ilvl w:val="0"/>
-          <w:numId w:val="23"/>
-        </w:numPr>
-        <w:ind w:left="0" w:leftChars="0" w:firstLine="0" w:firstLineChars="0"/>
-        <w:rPr>
-          <w:rFonts w:hint="default"/>
-          <w:b w:val="0"/>
-          <w:bCs w:val="0"/>
-          <w:lang w:val="en-US"/>
-        </w:rPr>
-      </w:pPr>
-      <w:r>
-        <w:rPr>
-          <w:rFonts w:hint="default"/>
-          <w:b w:val="0"/>
-          <w:bCs w:val="0"/>
-          <w:lang w:val="en-US"/>
-        </w:rPr>
-        <w:t xml:space="preserve">There are 3 friends Ramesh, Suresh and Hareesh. Ramesh gives the cars to suresh and hareesh what they have already. And after that suresh gives the cars to ramesh and haressh what they have already. Same thing did by hareesh also. After that each having 24 cars. What is the cars count each having in initial stage. </w:t>
-      </w:r>
-      <w:r>
-        <w:rPr>
-          <w:rFonts w:hint="default"/>
-          <w:b/>
-          <w:bCs/>
-          <w:highlight w:val="yellow"/>
-          <w:lang w:val="en-US"/>
-        </w:rPr>
-        <w:t>(Not answered Properly)</w:t>
-      </w:r>
-    </w:p>
-    <w:p>
-      <w:pPr>
-        <w:numPr>
-          <w:ilvl w:val="0"/>
-          <w:numId w:val="23"/>
-        </w:numPr>
-        <w:ind w:left="0" w:leftChars="0" w:firstLine="0" w:firstLineChars="0"/>
-        <w:rPr>
-          <w:rFonts w:hint="default"/>
-          <w:b w:val="0"/>
-          <w:bCs w:val="0"/>
-          <w:lang w:val="en-US"/>
-        </w:rPr>
-      </w:pPr>
-      <w:r>
-        <w:rPr>
-          <w:rFonts w:hint="default"/>
-          <w:b w:val="0"/>
-          <w:bCs w:val="0"/>
-          <w:lang w:val="en-US"/>
-        </w:rPr>
-        <w:t>They planed to complete a work with 75 members it takes 20 days. But due to some issue 25 members left the initially. How many days it take to complete the same work with remaining persons.</w:t>
-      </w:r>
-    </w:p>
-    <w:p>
-      <w:pPr>
-        <w:numPr>
-          <w:numId w:val="0"/>
-        </w:numPr>
-        <w:ind w:leftChars="0"/>
-        <w:rPr>
-          <w:rFonts w:hint="default"/>
-          <w:b w:val="0"/>
-          <w:bCs w:val="0"/>
-          <w:lang w:val="en-US"/>
-        </w:rPr>
-      </w:pPr>
-      <w:r>
-        <w:rPr>
-          <w:rFonts w:hint="default"/>
-          <w:b w:val="0"/>
-          <w:bCs w:val="0"/>
-          <w:lang w:val="en-US"/>
-        </w:rPr>
-        <w:t xml:space="preserve"> </w:t>
-      </w:r>
-      <w:r>
-        <w:rPr>
-          <w:rFonts w:hint="default"/>
-          <w:b/>
-          <w:bCs/>
-          <w:highlight w:val="yellow"/>
-          <w:lang w:val="en-US"/>
-        </w:rPr>
-        <w:t>(Not answered Properly)</w:t>
-      </w:r>
-    </w:p>
-    <w:p>
-      <w:pPr>
-        <w:numPr>
-          <w:ilvl w:val="0"/>
-          <w:numId w:val="23"/>
-        </w:numPr>
-        <w:ind w:left="0" w:leftChars="0" w:firstLine="0" w:firstLineChars="0"/>
-        <w:rPr>
-          <w:rFonts w:hint="default"/>
-          <w:b w:val="0"/>
-          <w:bCs w:val="0"/>
-          <w:lang w:val="en-US"/>
-        </w:rPr>
-      </w:pPr>
-      <w:r>
-        <w:rPr>
-          <w:rFonts w:hint="default"/>
-          <w:b w:val="0"/>
-          <w:bCs w:val="0"/>
-          <w:lang w:val="en-US"/>
-        </w:rPr>
-        <w:t>In a cricket match for first 10 overs the net run rate is 3.2 per over. To reach the target 282 what is the required net run rate, they left 40 overs.</w:t>
-      </w:r>
-    </w:p>
-    <w:p>
-      <w:pPr>
-        <w:numPr>
-          <w:ilvl w:val="0"/>
-          <w:numId w:val="0"/>
-        </w:numPr>
-        <w:ind w:leftChars="0"/>
-        <w:rPr>
-          <w:rFonts w:hint="default"/>
-          <w:b w:val="0"/>
-          <w:bCs w:val="0"/>
-          <w:lang w:val="en-US"/>
-        </w:rPr>
-      </w:pPr>
-      <w:r>
-        <w:rPr>
-          <w:rFonts w:hint="default"/>
-          <w:b w:val="0"/>
-          <w:bCs w:val="0"/>
-          <w:lang w:val="en-US"/>
-        </w:rPr>
-        <w:t>C programming:-</w:t>
-      </w:r>
-    </w:p>
-    <w:p>
-      <w:pPr>
-        <w:numPr>
-          <w:ilvl w:val="0"/>
-          <w:numId w:val="24"/>
-        </w:numPr>
-        <w:ind w:leftChars="0"/>
-        <w:rPr>
-          <w:rFonts w:hint="default"/>
-          <w:b w:val="0"/>
-          <w:bCs w:val="0"/>
-          <w:lang w:val="en-US"/>
-        </w:rPr>
-      </w:pPr>
-      <w:r>
-        <w:rPr>
-          <w:rFonts w:hint="default"/>
-          <w:b w:val="0"/>
-          <w:bCs w:val="0"/>
-          <w:lang w:val="en-US"/>
-        </w:rPr>
-        <w:t>Shift even and odd bits in a unsigned 32bit value.</w:t>
-      </w:r>
-    </w:p>
-    <w:p>
-      <w:pPr>
-        <w:numPr>
-          <w:ilvl w:val="0"/>
-          <w:numId w:val="24"/>
-        </w:numPr>
-        <w:ind w:leftChars="0"/>
-        <w:rPr>
-          <w:rFonts w:hint="default"/>
-          <w:b w:val="0"/>
-          <w:bCs w:val="0"/>
-          <w:lang w:val="en-US"/>
-        </w:rPr>
-      </w:pPr>
-      <w:r>
-        <w:rPr>
-          <w:rFonts w:hint="default"/>
-          <w:b w:val="0"/>
-          <w:bCs w:val="0"/>
-          <w:lang w:val="en-US"/>
-        </w:rPr>
-        <w:t>Write a program to know the frequency of the elements present in an array. Input array[]={1,2,2,3,1}. write in a optimized way.  Followup:- Write dynimacally, don’t use extra space.</w:t>
-      </w:r>
-    </w:p>
-    <w:p>
-      <w:pPr>
-        <w:numPr>
-          <w:ilvl w:val="0"/>
-          <w:numId w:val="24"/>
-        </w:numPr>
-        <w:ind w:leftChars="0"/>
-        <w:rPr>
-          <w:rFonts w:hint="default"/>
-          <w:b w:val="0"/>
-          <w:bCs w:val="0"/>
-          <w:lang w:val="en-US"/>
-        </w:rPr>
-      </w:pPr>
-      <w:r>
-        <w:rPr>
-          <w:rFonts w:hint="default"/>
-          <w:b w:val="0"/>
-          <w:bCs w:val="0"/>
-          <w:lang w:val="en-US"/>
-        </w:rPr>
-        <w:t>Write a function to check the 5</w:t>
-      </w:r>
-      <w:r>
-        <w:rPr>
-          <w:rFonts w:hint="default"/>
-          <w:b w:val="0"/>
-          <w:bCs w:val="0"/>
-          <w:vertAlign w:val="superscript"/>
-          <w:lang w:val="en-US"/>
-        </w:rPr>
-        <w:t>th</w:t>
-      </w:r>
-      <w:r>
-        <w:rPr>
-          <w:rFonts w:hint="default"/>
-          <w:b w:val="0"/>
-          <w:bCs w:val="0"/>
-          <w:lang w:val="en-US"/>
-        </w:rPr>
-        <w:t xml:space="preserve"> bit of an 32 bit data, and make sure that 10</w:t>
-      </w:r>
-      <w:r>
-        <w:rPr>
-          <w:rFonts w:hint="default"/>
-          <w:b w:val="0"/>
-          <w:bCs w:val="0"/>
-          <w:vertAlign w:val="superscript"/>
-          <w:lang w:val="en-US"/>
-        </w:rPr>
-        <w:t>th</w:t>
-      </w:r>
-      <w:r>
-        <w:rPr>
-          <w:rFonts w:hint="default"/>
-          <w:b w:val="0"/>
-          <w:bCs w:val="0"/>
-          <w:lang w:val="en-US"/>
-        </w:rPr>
-        <w:t xml:space="preserve"> is same as a 5</w:t>
-      </w:r>
-      <w:r>
-        <w:rPr>
-          <w:rFonts w:hint="default"/>
-          <w:b w:val="0"/>
-          <w:bCs w:val="0"/>
-          <w:vertAlign w:val="superscript"/>
-          <w:lang w:val="en-US"/>
-        </w:rPr>
-        <w:t>th</w:t>
-      </w:r>
-      <w:r>
-        <w:rPr>
-          <w:rFonts w:hint="default"/>
-          <w:b w:val="0"/>
-          <w:bCs w:val="0"/>
-          <w:lang w:val="en-US"/>
-        </w:rPr>
-        <w:t xml:space="preserve"> bit. And same way check the 15</w:t>
-      </w:r>
-      <w:r>
-        <w:rPr>
-          <w:rFonts w:hint="default"/>
-          <w:b w:val="0"/>
-          <w:bCs w:val="0"/>
-          <w:vertAlign w:val="superscript"/>
-          <w:lang w:val="en-US"/>
-        </w:rPr>
-        <w:t>th</w:t>
-      </w:r>
-      <w:r>
-        <w:rPr>
-          <w:rFonts w:hint="default"/>
-          <w:b w:val="0"/>
-          <w:bCs w:val="0"/>
-          <w:lang w:val="en-US"/>
-        </w:rPr>
-        <w:t xml:space="preserve"> bit of an 32 bit data, and make sure that 20</w:t>
-      </w:r>
-      <w:r>
-        <w:rPr>
-          <w:rFonts w:hint="default"/>
-          <w:b w:val="0"/>
-          <w:bCs w:val="0"/>
-          <w:vertAlign w:val="superscript"/>
-          <w:lang w:val="en-US"/>
-        </w:rPr>
-        <w:t>th</w:t>
-      </w:r>
-      <w:r>
-        <w:rPr>
-          <w:rFonts w:hint="default"/>
-          <w:b w:val="0"/>
-          <w:bCs w:val="0"/>
-          <w:lang w:val="en-US"/>
-        </w:rPr>
-        <w:t xml:space="preserve"> is same as a 15</w:t>
-      </w:r>
-      <w:r>
-        <w:rPr>
-          <w:rFonts w:hint="default"/>
-          <w:b w:val="0"/>
-          <w:bCs w:val="0"/>
-          <w:vertAlign w:val="superscript"/>
-          <w:lang w:val="en-US"/>
-        </w:rPr>
-        <w:t>th</w:t>
-      </w:r>
-      <w:r>
-        <w:rPr>
-          <w:rFonts w:hint="default"/>
-          <w:b w:val="0"/>
-          <w:bCs w:val="0"/>
-          <w:lang w:val="en-US"/>
-        </w:rPr>
-        <w:t xml:space="preserve"> bit</w:t>
-      </w:r>
-    </w:p>
-    <w:p>
-      <w:pPr>
-        <w:numPr>
-          <w:numId w:val="0"/>
-        </w:numPr>
-        <w:rPr>
-          <w:rFonts w:hint="default"/>
-          <w:b w:val="0"/>
-          <w:bCs w:val="0"/>
-          <w:lang w:val="en-US"/>
-        </w:rPr>
-      </w:pPr>
-      <w:r>
-        <w:rPr>
-          <w:rFonts w:hint="default"/>
-          <w:b w:val="0"/>
-          <w:bCs w:val="0"/>
-          <w:lang w:val="en-US"/>
-        </w:rPr>
-        <w:t xml:space="preserve"> </w:t>
-      </w:r>
-      <w:r>
-        <w:rPr>
-          <w:rFonts w:hint="default"/>
-          <w:b/>
-          <w:bCs/>
-          <w:highlight w:val="yellow"/>
-          <w:lang w:val="en-US"/>
-        </w:rPr>
-        <w:t>(No time to write the program)</w:t>
-      </w:r>
-    </w:p>
-    <w:p>
-      <w:pPr>
-        <w:numPr>
-          <w:ilvl w:val="0"/>
-          <w:numId w:val="0"/>
-        </w:numPr>
-        <w:rPr>
-          <w:rFonts w:hint="default"/>
-          <w:b w:val="0"/>
-          <w:bCs w:val="0"/>
-          <w:lang w:val="en-US"/>
-        </w:rPr>
-      </w:pPr>
-      <w:r>
-        <w:rPr>
-          <w:rFonts w:hint="default"/>
-          <w:b w:val="0"/>
-          <w:bCs w:val="0"/>
-          <w:lang w:val="en-US"/>
-        </w:rPr>
-        <w:t xml:space="preserve">Manager round:- </w:t>
-      </w:r>
-    </w:p>
-    <w:p>
-      <w:pPr>
-        <w:numPr>
-          <w:ilvl w:val="0"/>
-          <w:numId w:val="25"/>
-        </w:numPr>
-        <w:rPr>
-          <w:rFonts w:hint="default"/>
-          <w:b w:val="0"/>
-          <w:bCs w:val="0"/>
-          <w:lang w:val="en-US"/>
-        </w:rPr>
-      </w:pPr>
-      <w:r>
-        <w:rPr>
-          <w:rFonts w:hint="default"/>
-          <w:b w:val="0"/>
-          <w:bCs w:val="0"/>
-          <w:lang w:val="en-US"/>
-        </w:rPr>
-        <w:t>What is the pipe lining, draw a pipe lining flow diagram.</w:t>
-      </w:r>
-    </w:p>
-    <w:p>
-      <w:pPr>
-        <w:numPr>
-          <w:ilvl w:val="0"/>
-          <w:numId w:val="25"/>
-        </w:numPr>
-        <w:rPr>
-          <w:rFonts w:hint="default"/>
-          <w:b w:val="0"/>
-          <w:bCs w:val="0"/>
-          <w:lang w:val="en-US"/>
-        </w:rPr>
-      </w:pPr>
-      <w:r>
-        <w:rPr>
-          <w:rFonts w:hint="default"/>
-          <w:b w:val="0"/>
-          <w:bCs w:val="0"/>
-          <w:lang w:val="en-US"/>
-        </w:rPr>
-        <w:t>Let consider we a assmbly code as below,</w:t>
-      </w:r>
-    </w:p>
-    <w:p>
-      <w:pPr>
-        <w:numPr>
-          <w:ilvl w:val="0"/>
-          <w:numId w:val="0"/>
-        </w:numPr>
-        <w:rPr>
-          <w:rFonts w:hint="default"/>
-          <w:b w:val="0"/>
-          <w:bCs w:val="0"/>
-          <w:lang w:val="en-US"/>
-        </w:rPr>
-      </w:pPr>
-      <w:r>
-        <w:rPr>
-          <w:rFonts w:hint="default"/>
-          <w:b w:val="0"/>
-          <w:bCs w:val="0"/>
-          <w:lang w:val="en-US"/>
-        </w:rPr>
-        <w:t xml:space="preserve">        Move r0,#0x2200 0000</w:t>
-      </w:r>
-    </w:p>
-    <w:p>
-      <w:pPr>
-        <w:numPr>
-          <w:ilvl w:val="0"/>
-          <w:numId w:val="0"/>
-        </w:numPr>
-        <w:rPr>
-          <w:rFonts w:hint="default"/>
-          <w:b w:val="0"/>
-          <w:bCs w:val="0"/>
-          <w:lang w:val="en-US"/>
-        </w:rPr>
-      </w:pPr>
-      <w:r>
-        <w:rPr>
-          <w:rFonts w:hint="default"/>
-          <w:b w:val="0"/>
-          <w:bCs w:val="0"/>
-          <w:lang w:val="en-US"/>
-        </w:rPr>
-        <w:t xml:space="preserve">        LDR    r1,ro</w:t>
-      </w:r>
-    </w:p>
-    <w:p>
-      <w:pPr>
-        <w:numPr>
-          <w:ilvl w:val="0"/>
-          <w:numId w:val="0"/>
-        </w:numPr>
-        <w:rPr>
-          <w:rFonts w:hint="default"/>
-          <w:b w:val="0"/>
-          <w:bCs w:val="0"/>
-          <w:lang w:val="en-US"/>
-        </w:rPr>
-      </w:pPr>
-      <w:r>
-        <w:rPr>
-          <w:rFonts w:hint="default"/>
-          <w:b w:val="0"/>
-          <w:bCs w:val="0"/>
-          <w:lang w:val="en-US"/>
-        </w:rPr>
-        <w:t>Second instruction is dependent on the 1</w:t>
-      </w:r>
-      <w:r>
-        <w:rPr>
-          <w:rFonts w:hint="default"/>
-          <w:b w:val="0"/>
-          <w:bCs w:val="0"/>
-          <w:vertAlign w:val="superscript"/>
-          <w:lang w:val="en-US"/>
-        </w:rPr>
-        <w:t>st</w:t>
-      </w:r>
-      <w:r>
-        <w:rPr>
-          <w:rFonts w:hint="default"/>
-          <w:b w:val="0"/>
-          <w:bCs w:val="0"/>
-          <w:lang w:val="en-US"/>
-        </w:rPr>
-        <w:t xml:space="preserve"> instruction, how the pipe lining works here. </w:t>
-      </w:r>
-    </w:p>
-    <w:p>
-      <w:pPr>
-        <w:numPr>
-          <w:ilvl w:val="0"/>
-          <w:numId w:val="0"/>
-        </w:numPr>
-        <w:rPr>
-          <w:rFonts w:hint="default"/>
-          <w:b w:val="0"/>
-          <w:bCs w:val="0"/>
-          <w:lang w:val="en-US"/>
-        </w:rPr>
-      </w:pPr>
-      <w:r>
-        <w:rPr>
-          <w:rFonts w:hint="default"/>
-          <w:b/>
-          <w:bCs/>
-          <w:highlight w:val="yellow"/>
-          <w:lang w:val="en-US"/>
-        </w:rPr>
-        <w:t>(Not answered Properly)</w:t>
-      </w:r>
-    </w:p>
-    <w:p>
-      <w:pPr>
-        <w:numPr>
-          <w:ilvl w:val="0"/>
-          <w:numId w:val="25"/>
-        </w:numPr>
-        <w:ind w:left="0" w:leftChars="0" w:firstLine="0" w:firstLineChars="0"/>
-        <w:rPr>
-          <w:rFonts w:hint="default"/>
-          <w:b w:val="0"/>
-          <w:bCs w:val="0"/>
-          <w:lang w:val="en-US"/>
-        </w:rPr>
-      </w:pPr>
-      <w:r>
-        <w:rPr>
-          <w:rFonts w:hint="default"/>
-          <w:b w:val="0"/>
-          <w:bCs w:val="0"/>
-          <w:lang w:val="en-US"/>
-        </w:rPr>
-        <w:t>What is interrupt and what exactly processor do when interrupt occur.</w:t>
-      </w:r>
-    </w:p>
-    <w:p>
-      <w:pPr>
-        <w:numPr>
-          <w:ilvl w:val="0"/>
-          <w:numId w:val="25"/>
-        </w:numPr>
-        <w:ind w:left="0" w:leftChars="0" w:firstLine="0" w:firstLineChars="0"/>
-        <w:rPr>
-          <w:rFonts w:hint="default"/>
-          <w:b w:val="0"/>
-          <w:bCs w:val="0"/>
-          <w:lang w:val="en-US"/>
-        </w:rPr>
-      </w:pPr>
-      <w:r>
-        <w:rPr>
-          <w:rFonts w:hint="default"/>
-          <w:b w:val="0"/>
-          <w:bCs w:val="0"/>
-          <w:lang w:val="en-US"/>
-        </w:rPr>
-        <w:t xml:space="preserve">Who does push the registers R0,R1 R2 and LR, PC in to the stack. Is hardware or software. </w:t>
-      </w:r>
-    </w:p>
-    <w:p>
-      <w:pPr>
-        <w:numPr>
-          <w:numId w:val="0"/>
-        </w:numPr>
-        <w:ind w:leftChars="0"/>
-        <w:rPr>
-          <w:rFonts w:hint="default"/>
-          <w:b w:val="0"/>
-          <w:bCs w:val="0"/>
-          <w:lang w:val="en-US"/>
-        </w:rPr>
-      </w:pPr>
-      <w:r>
-        <w:rPr>
-          <w:rFonts w:hint="default"/>
-          <w:b/>
-          <w:bCs/>
-          <w:highlight w:val="yellow"/>
-          <w:lang w:val="en-US"/>
-        </w:rPr>
-        <w:t>(Not answered Properly)</w:t>
-      </w:r>
-    </w:p>
-    <w:p>
-      <w:pPr>
-        <w:numPr>
-          <w:ilvl w:val="0"/>
-          <w:numId w:val="25"/>
-        </w:numPr>
-        <w:ind w:left="0" w:leftChars="0" w:firstLine="0" w:firstLineChars="0"/>
-        <w:rPr>
-          <w:rFonts w:hint="default"/>
-          <w:b w:val="0"/>
-          <w:bCs w:val="0"/>
-          <w:lang w:val="en-US"/>
-        </w:rPr>
-      </w:pPr>
-      <w:r>
-        <w:rPr>
-          <w:rFonts w:hint="default"/>
-          <w:b w:val="0"/>
-          <w:bCs w:val="0"/>
-          <w:lang w:val="en-US"/>
-        </w:rPr>
-        <w:t xml:space="preserve">What is the break point and what happens to the processor when the break point hits. </w:t>
-      </w:r>
-    </w:p>
-    <w:p>
-      <w:pPr>
-        <w:numPr>
-          <w:numId w:val="0"/>
-        </w:numPr>
-        <w:ind w:leftChars="0"/>
-        <w:rPr>
-          <w:rFonts w:hint="default"/>
-          <w:b w:val="0"/>
-          <w:bCs w:val="0"/>
-          <w:lang w:val="en-US"/>
-        </w:rPr>
-      </w:pPr>
-      <w:r>
-        <w:rPr>
-          <w:rFonts w:hint="default"/>
-          <w:b/>
-          <w:bCs/>
-          <w:highlight w:val="yellow"/>
-          <w:lang w:val="en-US"/>
-        </w:rPr>
-        <w:t>(Not answered Properly)</w:t>
-      </w:r>
-    </w:p>
-    <w:p>
-      <w:pPr>
-        <w:numPr>
-          <w:ilvl w:val="0"/>
-          <w:numId w:val="25"/>
-        </w:numPr>
-        <w:ind w:left="0" w:leftChars="0" w:firstLine="0" w:firstLineChars="0"/>
-        <w:rPr>
-          <w:rFonts w:hint="default"/>
-          <w:b w:val="0"/>
-          <w:bCs w:val="0"/>
-          <w:lang w:val="en-US"/>
-        </w:rPr>
-      </w:pPr>
-      <w:r>
-        <w:rPr>
-          <w:rFonts w:hint="default"/>
-          <w:b w:val="0"/>
-          <w:bCs w:val="0"/>
-          <w:lang w:val="en-US"/>
-        </w:rPr>
-        <w:t>If you having some requirements to write a code but you don’t have any design and code, how do you select a stack size and what are the parameters need to consider.</w:t>
-      </w:r>
-    </w:p>
-    <w:p>
-      <w:pPr>
-        <w:numPr>
-          <w:numId w:val="0"/>
-        </w:numPr>
-        <w:ind w:leftChars="0"/>
-        <w:rPr>
-          <w:rFonts w:hint="default"/>
-          <w:b w:val="0"/>
-          <w:bCs w:val="0"/>
-          <w:lang w:val="en-US"/>
-        </w:rPr>
-      </w:pPr>
-      <w:r>
-        <w:rPr>
-          <w:rFonts w:hint="default"/>
-          <w:b w:val="0"/>
-          <w:bCs w:val="0"/>
-          <w:lang w:val="en-US"/>
-        </w:rPr>
-        <w:t xml:space="preserve"> </w:t>
-      </w:r>
-      <w:r>
-        <w:rPr>
-          <w:rFonts w:hint="default"/>
-          <w:b/>
-          <w:bCs/>
-          <w:highlight w:val="yellow"/>
-          <w:lang w:val="en-US"/>
-        </w:rPr>
-        <w:t>(Not answered Properly)</w:t>
-      </w:r>
-    </w:p>
-    <w:p>
-      <w:pPr>
-        <w:numPr>
-          <w:ilvl w:val="0"/>
-          <w:numId w:val="25"/>
-        </w:numPr>
-        <w:ind w:left="0" w:leftChars="0" w:firstLine="0" w:firstLineChars="0"/>
-        <w:rPr>
-          <w:rFonts w:hint="default"/>
-          <w:b w:val="0"/>
-          <w:bCs w:val="0"/>
-          <w:lang w:val="en-US"/>
-        </w:rPr>
-      </w:pPr>
-      <w:r>
-        <w:rPr>
-          <w:rFonts w:hint="default"/>
-          <w:b w:val="0"/>
-          <w:bCs w:val="0"/>
-          <w:lang w:val="en-US"/>
-        </w:rPr>
-        <w:t>How do you measure a max stack size for a given code.</w:t>
-      </w:r>
-    </w:p>
-    <w:p>
-      <w:pPr>
-        <w:numPr>
-          <w:ilvl w:val="0"/>
-          <w:numId w:val="25"/>
-        </w:numPr>
-        <w:ind w:left="0" w:leftChars="0" w:firstLine="0" w:firstLineChars="0"/>
-        <w:rPr>
-          <w:rFonts w:hint="default"/>
-          <w:b w:val="0"/>
-          <w:bCs w:val="0"/>
-          <w:lang w:val="en-US"/>
-        </w:rPr>
-      </w:pPr>
-      <w:r>
-        <w:rPr>
-          <w:rFonts w:hint="default"/>
-          <w:b w:val="0"/>
-          <w:bCs w:val="0"/>
-          <w:lang w:val="en-US"/>
-        </w:rPr>
-        <w:t>What is C memory layout.</w:t>
-      </w:r>
-    </w:p>
-    <w:p>
-      <w:pPr>
-        <w:numPr>
-          <w:ilvl w:val="0"/>
-          <w:numId w:val="25"/>
-        </w:numPr>
-        <w:ind w:left="0" w:leftChars="0" w:firstLine="0" w:firstLineChars="0"/>
-        <w:rPr>
-          <w:rFonts w:hint="default"/>
-          <w:b w:val="0"/>
-          <w:bCs w:val="0"/>
-          <w:lang w:val="en-US"/>
-        </w:rPr>
-      </w:pPr>
-      <w:r>
-        <w:rPr>
-          <w:rFonts w:hint="default"/>
-          <w:b w:val="0"/>
-          <w:bCs w:val="0"/>
-          <w:lang w:val="en-US"/>
-        </w:rPr>
-        <w:t>Where the static local variables and  global variables stored.</w:t>
-      </w:r>
-    </w:p>
-    <w:p>
-      <w:pPr>
-        <w:numPr>
-          <w:ilvl w:val="0"/>
-          <w:numId w:val="25"/>
-        </w:numPr>
-        <w:ind w:left="0" w:leftChars="0" w:firstLine="0" w:firstLineChars="0"/>
-        <w:rPr>
-          <w:rFonts w:hint="default"/>
-          <w:b w:val="0"/>
-          <w:bCs w:val="0"/>
-          <w:lang w:val="en-US"/>
-        </w:rPr>
-      </w:pPr>
-      <w:r>
-        <w:rPr>
-          <w:rFonts w:hint="default"/>
-          <w:b w:val="0"/>
-          <w:bCs w:val="0"/>
-          <w:lang w:val="en-US"/>
-        </w:rPr>
-        <w:t>Where the const static variables stored.</w:t>
-      </w:r>
-    </w:p>
-    <w:p>
-      <w:pPr>
-        <w:numPr>
-          <w:ilvl w:val="0"/>
-          <w:numId w:val="25"/>
-        </w:numPr>
-        <w:ind w:left="0" w:leftChars="0" w:firstLine="0" w:firstLineChars="0"/>
-        <w:rPr>
-          <w:rFonts w:hint="default"/>
-          <w:b w:val="0"/>
-          <w:bCs w:val="0"/>
-          <w:lang w:val="en-US"/>
-        </w:rPr>
-      </w:pPr>
-      <w:r>
-        <w:rPr>
-          <w:rFonts w:hint="default"/>
-          <w:b w:val="0"/>
-          <w:bCs w:val="0"/>
-          <w:lang w:val="en-US"/>
-        </w:rPr>
-        <w:t xml:space="preserve">Wap to generate a 1hz frequency. Condition is peripheral input frequency is may change from 100 to 200 MHZ.  </w:t>
-      </w:r>
-      <w:r>
-        <w:rPr>
-          <w:rFonts w:hint="default"/>
-          <w:b/>
-          <w:bCs/>
-          <w:highlight w:val="yellow"/>
-          <w:lang w:val="en-US"/>
-        </w:rPr>
-        <w:t>(Answered but so much time taken, Not properly answered )</w:t>
-      </w:r>
-    </w:p>
-    <w:p>
-      <w:pPr>
-        <w:numPr>
-          <w:ilvl w:val="0"/>
-          <w:numId w:val="25"/>
-        </w:numPr>
-        <w:ind w:left="0" w:leftChars="0" w:firstLine="0" w:firstLineChars="0"/>
-        <w:rPr>
-          <w:rFonts w:hint="default"/>
-          <w:b w:val="0"/>
-          <w:bCs w:val="0"/>
-          <w:lang w:val="en-US"/>
-        </w:rPr>
-      </w:pPr>
-      <w:r>
-        <w:rPr>
-          <w:rFonts w:hint="default"/>
-          <w:b w:val="0"/>
-          <w:bCs w:val="0"/>
-          <w:lang w:val="en-US"/>
-        </w:rPr>
-        <w:t>What happens to the output wave if the input frequency of the peripheral reduced by half.</w:t>
-      </w:r>
-      <w:r>
-        <w:rPr>
-          <w:rFonts w:hint="default"/>
-          <w:b/>
-          <w:bCs/>
-          <w:highlight w:val="yellow"/>
-          <w:lang w:val="en-US"/>
-        </w:rPr>
-        <w:t>(Not answered)</w:t>
-      </w:r>
-    </w:p>
-    <w:p>
-      <w:pPr>
-        <w:numPr>
-          <w:ilvl w:val="0"/>
-          <w:numId w:val="1"/>
-        </w:numPr>
-        <w:ind w:left="0" w:leftChars="0" w:firstLine="0" w:firstLineChars="0"/>
-        <w:rPr>
-          <w:rFonts w:hint="default"/>
-          <w:b/>
-          <w:bCs/>
-          <w:lang w:val="en-US"/>
-        </w:rPr>
-      </w:pPr>
-      <w:r>
-        <w:rPr>
-          <w:rFonts w:hint="default"/>
-          <w:b/>
-          <w:bCs/>
-          <w:lang w:val="en-US"/>
-        </w:rPr>
-        <w:t>Bit-silica TR-1 (16</w:t>
-      </w:r>
-      <w:r>
-        <w:rPr>
-          <w:rFonts w:hint="default"/>
-          <w:b/>
-          <w:bCs/>
-          <w:vertAlign w:val="superscript"/>
-          <w:lang w:val="en-US"/>
-        </w:rPr>
-        <w:t>th</w:t>
-      </w:r>
-      <w:r>
-        <w:rPr>
-          <w:rFonts w:hint="default"/>
-          <w:b/>
-          <w:bCs/>
-          <w:lang w:val="en-US"/>
-        </w:rPr>
-        <w:t xml:space="preserve"> July 2025 19:00 to 20:00):</w:t>
-      </w:r>
-    </w:p>
-    <w:p>
-      <w:pPr>
-        <w:numPr>
-          <w:ilvl w:val="0"/>
-          <w:numId w:val="26"/>
-        </w:numPr>
-        <w:ind w:left="0" w:leftChars="0" w:firstLine="0" w:firstLineChars="0"/>
-        <w:rPr>
-          <w:rFonts w:hint="default"/>
-          <w:b w:val="0"/>
-          <w:bCs w:val="0"/>
-          <w:lang w:val="en-US"/>
-        </w:rPr>
-      </w:pPr>
-      <w:r>
-        <w:rPr>
-          <w:rFonts w:hint="default"/>
-          <w:b w:val="0"/>
-          <w:bCs w:val="0"/>
-          <w:lang w:val="en-US"/>
-        </w:rPr>
-        <w:t>Tell me about your self.</w:t>
-      </w:r>
-    </w:p>
-    <w:p>
-      <w:pPr>
-        <w:numPr>
-          <w:ilvl w:val="0"/>
-          <w:numId w:val="26"/>
-        </w:numPr>
-        <w:ind w:left="0" w:leftChars="0" w:firstLine="0" w:firstLineChars="0"/>
-        <w:rPr>
-          <w:rFonts w:hint="default"/>
-          <w:b w:val="0"/>
-          <w:bCs w:val="0"/>
-          <w:lang w:val="en-US"/>
-        </w:rPr>
-      </w:pPr>
-      <w:r>
-        <w:rPr>
-          <w:rFonts w:hint="default"/>
-          <w:b w:val="0"/>
-          <w:bCs w:val="0"/>
-          <w:lang w:val="en-US"/>
-        </w:rPr>
-        <w:t>Your roles and responsibility's in your company.</w:t>
-      </w:r>
-      <w:r>
-        <w:rPr>
-          <w:rFonts w:hint="default"/>
-          <w:b/>
-          <w:bCs/>
-          <w:highlight w:val="yellow"/>
-          <w:lang w:val="en-US"/>
-        </w:rPr>
-        <w:t>(Not answered Properly)</w:t>
-      </w:r>
-    </w:p>
-    <w:p>
-      <w:pPr>
-        <w:numPr>
-          <w:ilvl w:val="0"/>
-          <w:numId w:val="26"/>
-        </w:numPr>
-        <w:ind w:left="0" w:leftChars="0" w:firstLine="0" w:firstLineChars="0"/>
-        <w:rPr>
-          <w:rFonts w:hint="default"/>
-          <w:b w:val="0"/>
-          <w:bCs w:val="0"/>
-          <w:lang w:val="en-US"/>
-        </w:rPr>
-      </w:pPr>
-      <w:r>
-        <w:rPr>
-          <w:rFonts w:hint="default"/>
-          <w:b w:val="0"/>
-          <w:bCs w:val="0"/>
-          <w:lang w:val="en-US"/>
-        </w:rPr>
-        <w:t xml:space="preserve">What is the process and thread. </w:t>
-      </w:r>
-      <w:r>
-        <w:rPr>
-          <w:rFonts w:hint="default"/>
-          <w:b/>
-          <w:bCs/>
-          <w:highlight w:val="yellow"/>
-          <w:lang w:val="en-US"/>
-        </w:rPr>
-        <w:t>(Not answered Properly)</w:t>
-      </w:r>
-    </w:p>
-    <w:p>
-      <w:pPr>
-        <w:numPr>
-          <w:ilvl w:val="0"/>
-          <w:numId w:val="26"/>
-        </w:numPr>
-        <w:ind w:left="0" w:leftChars="0" w:firstLine="0" w:firstLineChars="0"/>
-        <w:rPr>
-          <w:rFonts w:hint="default"/>
-          <w:b w:val="0"/>
-          <w:bCs w:val="0"/>
-          <w:lang w:val="en-US"/>
-        </w:rPr>
-      </w:pPr>
-      <w:r>
-        <w:rPr>
-          <w:rFonts w:hint="default"/>
-          <w:b w:val="0"/>
-          <w:bCs w:val="0"/>
-          <w:lang w:val="en-US"/>
-        </w:rPr>
-        <w:t>What is the difference between the #define and const</w:t>
-      </w:r>
-    </w:p>
-    <w:p>
-      <w:pPr>
-        <w:numPr>
-          <w:ilvl w:val="0"/>
-          <w:numId w:val="26"/>
-        </w:numPr>
-        <w:ind w:left="0" w:leftChars="0" w:firstLine="0" w:firstLineChars="0"/>
-        <w:rPr>
-          <w:rFonts w:hint="default"/>
-          <w:b w:val="0"/>
-          <w:bCs w:val="0"/>
-          <w:lang w:val="en-US"/>
-        </w:rPr>
-      </w:pPr>
-      <w:r>
-        <w:rPr>
-          <w:rFonts w:hint="default"/>
-          <w:b w:val="0"/>
-          <w:bCs w:val="0"/>
-          <w:lang w:val="en-US"/>
-        </w:rPr>
-        <w:t>What is the stack and heap.</w:t>
-      </w:r>
-    </w:p>
-    <w:p>
-      <w:pPr>
-        <w:numPr>
-          <w:ilvl w:val="0"/>
-          <w:numId w:val="26"/>
-        </w:numPr>
-        <w:ind w:leftChars="0"/>
-        <w:rPr>
-          <w:rFonts w:hint="default"/>
-          <w:b w:val="0"/>
-          <w:bCs w:val="0"/>
-          <w:lang w:val="en-US"/>
-        </w:rPr>
-      </w:pPr>
-      <w:r>
-        <w:rPr>
-          <w:rFonts w:hint="default"/>
-          <w:b w:val="0"/>
-          <w:bCs w:val="0"/>
-          <w:lang w:val="en-US"/>
-        </w:rPr>
-        <w:t>Wap to reverse a given string based on the words</w:t>
-      </w:r>
-    </w:p>
-    <w:p>
-      <w:pPr>
-        <w:numPr>
-          <w:numId w:val="0"/>
-        </w:numPr>
-        <w:ind w:leftChars="0"/>
-        <w:rPr>
-          <w:rFonts w:hint="default"/>
-          <w:b w:val="0"/>
-          <w:bCs w:val="0"/>
-          <w:lang w:val="en-US"/>
-        </w:rPr>
-      </w:pPr>
-      <w:r>
-        <w:rPr>
-          <w:rFonts w:hint="default"/>
-          <w:b w:val="0"/>
-          <w:bCs w:val="0"/>
-          <w:lang w:val="en-US"/>
-        </w:rPr>
-        <w:t>Input:- "Hareesh Sureddy is a Firmware Engineer";</w:t>
-      </w:r>
-    </w:p>
-    <w:p>
-      <w:pPr>
-        <w:numPr>
-          <w:numId w:val="0"/>
-        </w:numPr>
-        <w:ind w:leftChars="0"/>
-        <w:rPr>
-          <w:rFonts w:hint="default"/>
-          <w:b w:val="0"/>
-          <w:bCs w:val="0"/>
-          <w:lang w:val="en-US"/>
-        </w:rPr>
-      </w:pPr>
-      <w:r>
-        <w:rPr>
-          <w:rFonts w:hint="default"/>
-          <w:b w:val="0"/>
-          <w:bCs w:val="0"/>
-          <w:lang w:val="en-US"/>
-        </w:rPr>
-        <w:t>Output:- "Engineer Firmware a is Sureddy Hareesh";</w:t>
-      </w:r>
-    </w:p>
-    <w:p>
-      <w:pPr>
-        <w:numPr>
-          <w:numId w:val="0"/>
-        </w:numPr>
-        <w:ind w:leftChars="0"/>
-        <w:rPr>
-          <w:rFonts w:hint="default"/>
-          <w:b w:val="0"/>
-          <w:bCs w:val="0"/>
-          <w:lang w:val="en-US"/>
-        </w:rPr>
-      </w:pPr>
-      <w:r>
-        <w:rPr>
-          <w:rFonts w:hint="default"/>
-          <w:b/>
-          <w:bCs/>
-          <w:highlight w:val="yellow"/>
-          <w:lang w:val="en-US"/>
-        </w:rPr>
-        <w:t>(Dynimic string reading not writen)</w:t>
       </w:r>
       <w:bookmarkStart w:id="0" w:name="_GoBack"/>
       <w:bookmarkEnd w:id="0"/>
@@ -10751,6 +9424,1104 @@
       <w:pPr>
         <w:numPr>
           <w:ilvl w:val="0"/>
+          <w:numId w:val="23"/>
+        </w:numPr>
+        <w:rPr>
+          <w:rFonts w:hint="default"/>
+          <w:b w:val="0"/>
+          <w:bCs w:val="0"/>
+          <w:lang w:val="en-US"/>
+        </w:rPr>
+      </w:pPr>
+      <w:r>
+        <w:rPr>
+          <w:rFonts w:hint="default"/>
+          <w:b w:val="0"/>
+          <w:bCs w:val="0"/>
+          <w:lang w:val="en-US"/>
+        </w:rPr>
+        <w:t>Consider (1&lt;=x&lt;=10), what are the x values to satisfy the (x|3)==7.</w:t>
+      </w:r>
+    </w:p>
+    <w:p>
+      <w:pPr>
+        <w:numPr>
+          <w:ilvl w:val="0"/>
+          <w:numId w:val="23"/>
+        </w:numPr>
+        <w:rPr>
+          <w:rFonts w:hint="default"/>
+          <w:b w:val="0"/>
+          <w:bCs w:val="0"/>
+          <w:lang w:val="en-US"/>
+        </w:rPr>
+      </w:pPr>
+      <w:r>
+        <w:rPr>
+          <w:rFonts w:hint="default"/>
+          <w:b w:val="0"/>
+          <w:bCs w:val="0"/>
+          <w:lang w:val="en-US"/>
+        </w:rPr>
+        <w:t>One bridge is there and having one torch light. 4 members are need to cross the bridge and the bridge can hold only two persons at a time. Among the two persons, they go with slower persons speed.</w:t>
+      </w:r>
+    </w:p>
+    <w:p>
+      <w:pPr>
+        <w:numPr>
+          <w:ilvl w:val="0"/>
+          <w:numId w:val="0"/>
+        </w:numPr>
+        <w:rPr>
+          <w:rFonts w:hint="default"/>
+          <w:b w:val="0"/>
+          <w:bCs w:val="0"/>
+          <w:lang w:val="en-US"/>
+        </w:rPr>
+      </w:pPr>
+      <w:r>
+        <w:rPr>
+          <w:rFonts w:hint="default"/>
+          <w:b w:val="0"/>
+          <w:bCs w:val="0"/>
+          <w:lang w:val="en-US"/>
+        </w:rPr>
+        <w:t>A takes 1min to cross.</w:t>
+      </w:r>
+    </w:p>
+    <w:p>
+      <w:pPr>
+        <w:numPr>
+          <w:ilvl w:val="0"/>
+          <w:numId w:val="0"/>
+        </w:numPr>
+        <w:rPr>
+          <w:rFonts w:hint="default"/>
+          <w:b w:val="0"/>
+          <w:bCs w:val="0"/>
+          <w:lang w:val="en-US"/>
+        </w:rPr>
+      </w:pPr>
+      <w:r>
+        <w:rPr>
+          <w:rFonts w:hint="default"/>
+          <w:b w:val="0"/>
+          <w:bCs w:val="0"/>
+          <w:lang w:val="en-US"/>
+        </w:rPr>
+        <w:t>B takes 2min to cross.</w:t>
+      </w:r>
+    </w:p>
+    <w:p>
+      <w:pPr>
+        <w:numPr>
+          <w:ilvl w:val="0"/>
+          <w:numId w:val="0"/>
+        </w:numPr>
+        <w:rPr>
+          <w:rFonts w:hint="default"/>
+          <w:b w:val="0"/>
+          <w:bCs w:val="0"/>
+          <w:lang w:val="en-US"/>
+        </w:rPr>
+      </w:pPr>
+      <w:r>
+        <w:rPr>
+          <w:rFonts w:hint="default"/>
+          <w:b w:val="0"/>
+          <w:bCs w:val="0"/>
+          <w:lang w:val="en-US"/>
+        </w:rPr>
+        <w:t>C takes 5min to cross.</w:t>
+      </w:r>
+    </w:p>
+    <w:p>
+      <w:pPr>
+        <w:numPr>
+          <w:ilvl w:val="0"/>
+          <w:numId w:val="0"/>
+        </w:numPr>
+        <w:rPr>
+          <w:rFonts w:hint="default"/>
+          <w:b w:val="0"/>
+          <w:bCs w:val="0"/>
+          <w:lang w:val="en-US"/>
+        </w:rPr>
+      </w:pPr>
+      <w:r>
+        <w:rPr>
+          <w:rFonts w:hint="default"/>
+          <w:b w:val="0"/>
+          <w:bCs w:val="0"/>
+          <w:lang w:val="en-US"/>
+        </w:rPr>
+        <w:t>D takes 10min to cross.</w:t>
+      </w:r>
+    </w:p>
+    <w:p>
+      <w:pPr>
+        <w:numPr>
+          <w:ilvl w:val="0"/>
+          <w:numId w:val="23"/>
+        </w:numPr>
+        <w:rPr>
+          <w:rFonts w:hint="default"/>
+          <w:b w:val="0"/>
+          <w:bCs w:val="0"/>
+          <w:lang w:val="en-US"/>
+        </w:rPr>
+      </w:pPr>
+      <w:r>
+        <w:rPr>
+          <w:rFonts w:hint="default"/>
+          <w:b w:val="0"/>
+          <w:bCs w:val="0"/>
+          <w:lang w:val="en-US"/>
+        </w:rPr>
+        <w:t xml:space="preserve">What is the minimum time to cross the 4 members. </w:t>
+      </w:r>
+      <w:r>
+        <w:rPr>
+          <w:rFonts w:hint="default"/>
+          <w:b/>
+          <w:bCs/>
+          <w:highlight w:val="yellow"/>
+          <w:lang w:val="en-US"/>
+        </w:rPr>
+        <w:t>(Not answered Properly)</w:t>
+      </w:r>
+    </w:p>
+    <w:p>
+      <w:pPr>
+        <w:numPr>
+          <w:ilvl w:val="0"/>
+          <w:numId w:val="23"/>
+        </w:numPr>
+        <w:ind w:left="0" w:leftChars="0" w:firstLine="0" w:firstLineChars="0"/>
+        <w:rPr>
+          <w:rFonts w:hint="default"/>
+          <w:b w:val="0"/>
+          <w:bCs w:val="0"/>
+          <w:lang w:val="en-US"/>
+        </w:rPr>
+      </w:pPr>
+      <w:r>
+        <w:rPr>
+          <w:rFonts w:hint="default"/>
+          <w:b w:val="0"/>
+          <w:bCs w:val="0"/>
+          <w:lang w:val="en-US"/>
+        </w:rPr>
+        <w:t xml:space="preserve">There are 3 friends Ramesh, Suresh and Hareesh. Ramesh gives the cars to suresh and hareesh what they have already. And after that suresh gives the cars to ramesh and haressh what they have already. Same thing did by hareesh also. After that each having 24 cars. What is the cars count each having in initial stage. </w:t>
+      </w:r>
+      <w:r>
+        <w:rPr>
+          <w:rFonts w:hint="default"/>
+          <w:b/>
+          <w:bCs/>
+          <w:highlight w:val="yellow"/>
+          <w:lang w:val="en-US"/>
+        </w:rPr>
+        <w:t>(Not answered Properly)</w:t>
+      </w:r>
+    </w:p>
+    <w:p>
+      <w:pPr>
+        <w:numPr>
+          <w:ilvl w:val="0"/>
+          <w:numId w:val="23"/>
+        </w:numPr>
+        <w:ind w:left="0" w:leftChars="0" w:firstLine="0" w:firstLineChars="0"/>
+        <w:rPr>
+          <w:rFonts w:hint="default"/>
+          <w:b w:val="0"/>
+          <w:bCs w:val="0"/>
+          <w:lang w:val="en-US"/>
+        </w:rPr>
+      </w:pPr>
+      <w:r>
+        <w:rPr>
+          <w:rFonts w:hint="default"/>
+          <w:b w:val="0"/>
+          <w:bCs w:val="0"/>
+          <w:lang w:val="en-US"/>
+        </w:rPr>
+        <w:t>They planed to complete a work with 75 members it takes 20 days. But due to some issue 25 members left the initially. How many days it take to complete the same work with remaining persons.</w:t>
+      </w:r>
+    </w:p>
+    <w:p>
+      <w:pPr>
+        <w:numPr>
+          <w:ilvl w:val="0"/>
+          <w:numId w:val="0"/>
+        </w:numPr>
+        <w:ind w:leftChars="0"/>
+        <w:rPr>
+          <w:rFonts w:hint="default"/>
+          <w:b w:val="0"/>
+          <w:bCs w:val="0"/>
+          <w:lang w:val="en-US"/>
+        </w:rPr>
+      </w:pPr>
+      <w:r>
+        <w:rPr>
+          <w:rFonts w:hint="default"/>
+          <w:b w:val="0"/>
+          <w:bCs w:val="0"/>
+          <w:lang w:val="en-US"/>
+        </w:rPr>
+        <w:t xml:space="preserve"> </w:t>
+      </w:r>
+      <w:r>
+        <w:rPr>
+          <w:rFonts w:hint="default"/>
+          <w:b/>
+          <w:bCs/>
+          <w:highlight w:val="yellow"/>
+          <w:lang w:val="en-US"/>
+        </w:rPr>
+        <w:t>(Not answered Properly)</w:t>
+      </w:r>
+    </w:p>
+    <w:p>
+      <w:pPr>
+        <w:numPr>
+          <w:ilvl w:val="0"/>
+          <w:numId w:val="23"/>
+        </w:numPr>
+        <w:ind w:left="0" w:leftChars="0" w:firstLine="0" w:firstLineChars="0"/>
+        <w:rPr>
+          <w:rFonts w:hint="default"/>
+          <w:b w:val="0"/>
+          <w:bCs w:val="0"/>
+          <w:lang w:val="en-US"/>
+        </w:rPr>
+      </w:pPr>
+      <w:r>
+        <w:rPr>
+          <w:rFonts w:hint="default"/>
+          <w:b w:val="0"/>
+          <w:bCs w:val="0"/>
+          <w:lang w:val="en-US"/>
+        </w:rPr>
+        <w:t>In a cricket match for first 10 overs the net run rate is 3.2 per over. To reach the target 282 what is the required net run rate, they left 40 overs.</w:t>
+      </w:r>
+    </w:p>
+    <w:p>
+      <w:pPr>
+        <w:numPr>
+          <w:ilvl w:val="0"/>
+          <w:numId w:val="0"/>
+        </w:numPr>
+        <w:ind w:leftChars="0"/>
+        <w:rPr>
+          <w:rFonts w:hint="default"/>
+          <w:b w:val="0"/>
+          <w:bCs w:val="0"/>
+          <w:lang w:val="en-US"/>
+        </w:rPr>
+      </w:pPr>
+      <w:r>
+        <w:rPr>
+          <w:rFonts w:hint="default"/>
+          <w:b w:val="0"/>
+          <w:bCs w:val="0"/>
+          <w:lang w:val="en-US"/>
+        </w:rPr>
+        <w:t>C programming:-</w:t>
+      </w:r>
+    </w:p>
+    <w:p>
+      <w:pPr>
+        <w:numPr>
+          <w:ilvl w:val="0"/>
+          <w:numId w:val="24"/>
+        </w:numPr>
+        <w:ind w:leftChars="0"/>
+        <w:rPr>
+          <w:rFonts w:hint="default"/>
+          <w:b w:val="0"/>
+          <w:bCs w:val="0"/>
+          <w:lang w:val="en-US"/>
+        </w:rPr>
+      </w:pPr>
+      <w:r>
+        <w:rPr>
+          <w:rFonts w:hint="default"/>
+          <w:b w:val="0"/>
+          <w:bCs w:val="0"/>
+          <w:lang w:val="en-US"/>
+        </w:rPr>
+        <w:t>Shift even and odd bits in a unsigned 32bit value.</w:t>
+      </w:r>
+    </w:p>
+    <w:p>
+      <w:pPr>
+        <w:numPr>
+          <w:ilvl w:val="0"/>
+          <w:numId w:val="24"/>
+        </w:numPr>
+        <w:ind w:leftChars="0"/>
+        <w:rPr>
+          <w:rFonts w:hint="default"/>
+          <w:b w:val="0"/>
+          <w:bCs w:val="0"/>
+          <w:lang w:val="en-US"/>
+        </w:rPr>
+      </w:pPr>
+      <w:r>
+        <w:rPr>
+          <w:rFonts w:hint="default"/>
+          <w:b w:val="0"/>
+          <w:bCs w:val="0"/>
+          <w:lang w:val="en-US"/>
+        </w:rPr>
+        <w:t>Write a program to know the frequency of the elements present in an array. Input array[]={1,2,2,3,1}. write in a optimized way.  Followup:- Write dynimacally, don’t use extra space.</w:t>
+      </w:r>
+    </w:p>
+    <w:p>
+      <w:pPr>
+        <w:numPr>
+          <w:ilvl w:val="0"/>
+          <w:numId w:val="24"/>
+        </w:numPr>
+        <w:ind w:leftChars="0"/>
+        <w:rPr>
+          <w:rFonts w:hint="default"/>
+          <w:b w:val="0"/>
+          <w:bCs w:val="0"/>
+          <w:lang w:val="en-US"/>
+        </w:rPr>
+      </w:pPr>
+      <w:r>
+        <w:rPr>
+          <w:rFonts w:hint="default"/>
+          <w:b w:val="0"/>
+          <w:bCs w:val="0"/>
+          <w:lang w:val="en-US"/>
+        </w:rPr>
+        <w:t>Write a function to check the 5</w:t>
+      </w:r>
+      <w:r>
+        <w:rPr>
+          <w:rFonts w:hint="default"/>
+          <w:b w:val="0"/>
+          <w:bCs w:val="0"/>
+          <w:vertAlign w:val="superscript"/>
+          <w:lang w:val="en-US"/>
+        </w:rPr>
+        <w:t>th</w:t>
+      </w:r>
+      <w:r>
+        <w:rPr>
+          <w:rFonts w:hint="default"/>
+          <w:b w:val="0"/>
+          <w:bCs w:val="0"/>
+          <w:lang w:val="en-US"/>
+        </w:rPr>
+        <w:t xml:space="preserve"> bit of an 32 bit data, and make sure that 10</w:t>
+      </w:r>
+      <w:r>
+        <w:rPr>
+          <w:rFonts w:hint="default"/>
+          <w:b w:val="0"/>
+          <w:bCs w:val="0"/>
+          <w:vertAlign w:val="superscript"/>
+          <w:lang w:val="en-US"/>
+        </w:rPr>
+        <w:t>th</w:t>
+      </w:r>
+      <w:r>
+        <w:rPr>
+          <w:rFonts w:hint="default"/>
+          <w:b w:val="0"/>
+          <w:bCs w:val="0"/>
+          <w:lang w:val="en-US"/>
+        </w:rPr>
+        <w:t xml:space="preserve"> is same as a 5</w:t>
+      </w:r>
+      <w:r>
+        <w:rPr>
+          <w:rFonts w:hint="default"/>
+          <w:b w:val="0"/>
+          <w:bCs w:val="0"/>
+          <w:vertAlign w:val="superscript"/>
+          <w:lang w:val="en-US"/>
+        </w:rPr>
+        <w:t>th</w:t>
+      </w:r>
+      <w:r>
+        <w:rPr>
+          <w:rFonts w:hint="default"/>
+          <w:b w:val="0"/>
+          <w:bCs w:val="0"/>
+          <w:lang w:val="en-US"/>
+        </w:rPr>
+        <w:t xml:space="preserve"> bit. And same way check the 15</w:t>
+      </w:r>
+      <w:r>
+        <w:rPr>
+          <w:rFonts w:hint="default"/>
+          <w:b w:val="0"/>
+          <w:bCs w:val="0"/>
+          <w:vertAlign w:val="superscript"/>
+          <w:lang w:val="en-US"/>
+        </w:rPr>
+        <w:t>th</w:t>
+      </w:r>
+      <w:r>
+        <w:rPr>
+          <w:rFonts w:hint="default"/>
+          <w:b w:val="0"/>
+          <w:bCs w:val="0"/>
+          <w:lang w:val="en-US"/>
+        </w:rPr>
+        <w:t xml:space="preserve"> bit of an 32 bit data, and make sure that 20</w:t>
+      </w:r>
+      <w:r>
+        <w:rPr>
+          <w:rFonts w:hint="default"/>
+          <w:b w:val="0"/>
+          <w:bCs w:val="0"/>
+          <w:vertAlign w:val="superscript"/>
+          <w:lang w:val="en-US"/>
+        </w:rPr>
+        <w:t>th</w:t>
+      </w:r>
+      <w:r>
+        <w:rPr>
+          <w:rFonts w:hint="default"/>
+          <w:b w:val="0"/>
+          <w:bCs w:val="0"/>
+          <w:lang w:val="en-US"/>
+        </w:rPr>
+        <w:t xml:space="preserve"> is same as a 15</w:t>
+      </w:r>
+      <w:r>
+        <w:rPr>
+          <w:rFonts w:hint="default"/>
+          <w:b w:val="0"/>
+          <w:bCs w:val="0"/>
+          <w:vertAlign w:val="superscript"/>
+          <w:lang w:val="en-US"/>
+        </w:rPr>
+        <w:t>th</w:t>
+      </w:r>
+      <w:r>
+        <w:rPr>
+          <w:rFonts w:hint="default"/>
+          <w:b w:val="0"/>
+          <w:bCs w:val="0"/>
+          <w:lang w:val="en-US"/>
+        </w:rPr>
+        <w:t xml:space="preserve"> bit</w:t>
+      </w:r>
+    </w:p>
+    <w:p>
+      <w:pPr>
+        <w:numPr>
+          <w:ilvl w:val="0"/>
+          <w:numId w:val="0"/>
+        </w:numPr>
+        <w:rPr>
+          <w:rFonts w:hint="default"/>
+          <w:b w:val="0"/>
+          <w:bCs w:val="0"/>
+          <w:lang w:val="en-US"/>
+        </w:rPr>
+      </w:pPr>
+      <w:r>
+        <w:rPr>
+          <w:rFonts w:hint="default"/>
+          <w:b w:val="0"/>
+          <w:bCs w:val="0"/>
+          <w:lang w:val="en-US"/>
+        </w:rPr>
+        <w:t xml:space="preserve"> </w:t>
+      </w:r>
+      <w:r>
+        <w:rPr>
+          <w:rFonts w:hint="default"/>
+          <w:b/>
+          <w:bCs/>
+          <w:highlight w:val="yellow"/>
+          <w:lang w:val="en-US"/>
+        </w:rPr>
+        <w:t>(No time to write the program)</w:t>
+      </w:r>
+    </w:p>
+    <w:p>
+      <w:pPr>
+        <w:numPr>
+          <w:ilvl w:val="0"/>
+          <w:numId w:val="0"/>
+        </w:numPr>
+        <w:rPr>
+          <w:rFonts w:hint="default"/>
+          <w:b w:val="0"/>
+          <w:bCs w:val="0"/>
+          <w:lang w:val="en-US"/>
+        </w:rPr>
+      </w:pPr>
+      <w:r>
+        <w:rPr>
+          <w:rFonts w:hint="default"/>
+          <w:b w:val="0"/>
+          <w:bCs w:val="0"/>
+          <w:lang w:val="en-US"/>
+        </w:rPr>
+        <w:t xml:space="preserve">Manager round:- </w:t>
+      </w:r>
+    </w:p>
+    <w:p>
+      <w:pPr>
+        <w:numPr>
+          <w:ilvl w:val="0"/>
+          <w:numId w:val="25"/>
+        </w:numPr>
+        <w:rPr>
+          <w:rFonts w:hint="default"/>
+          <w:b w:val="0"/>
+          <w:bCs w:val="0"/>
+          <w:lang w:val="en-US"/>
+        </w:rPr>
+      </w:pPr>
+      <w:r>
+        <w:rPr>
+          <w:rFonts w:hint="default"/>
+          <w:b w:val="0"/>
+          <w:bCs w:val="0"/>
+          <w:lang w:val="en-US"/>
+        </w:rPr>
+        <w:t>What is the pipe lining, draw a pipe lining flow diagram.</w:t>
+      </w:r>
+    </w:p>
+    <w:p>
+      <w:pPr>
+        <w:numPr>
+          <w:ilvl w:val="0"/>
+          <w:numId w:val="25"/>
+        </w:numPr>
+        <w:rPr>
+          <w:rFonts w:hint="default"/>
+          <w:b w:val="0"/>
+          <w:bCs w:val="0"/>
+          <w:lang w:val="en-US"/>
+        </w:rPr>
+      </w:pPr>
+      <w:r>
+        <w:rPr>
+          <w:rFonts w:hint="default"/>
+          <w:b w:val="0"/>
+          <w:bCs w:val="0"/>
+          <w:lang w:val="en-US"/>
+        </w:rPr>
+        <w:t>Let consider we a assmbly code as below,</w:t>
+      </w:r>
+    </w:p>
+    <w:p>
+      <w:pPr>
+        <w:numPr>
+          <w:ilvl w:val="0"/>
+          <w:numId w:val="0"/>
+        </w:numPr>
+        <w:rPr>
+          <w:rFonts w:hint="default"/>
+          <w:b w:val="0"/>
+          <w:bCs w:val="0"/>
+          <w:lang w:val="en-US"/>
+        </w:rPr>
+      </w:pPr>
+      <w:r>
+        <w:rPr>
+          <w:rFonts w:hint="default"/>
+          <w:b w:val="0"/>
+          <w:bCs w:val="0"/>
+          <w:lang w:val="en-US"/>
+        </w:rPr>
+        <w:t xml:space="preserve">        Move r0,#0x2200 0000</w:t>
+      </w:r>
+    </w:p>
+    <w:p>
+      <w:pPr>
+        <w:numPr>
+          <w:ilvl w:val="0"/>
+          <w:numId w:val="0"/>
+        </w:numPr>
+        <w:rPr>
+          <w:rFonts w:hint="default"/>
+          <w:b w:val="0"/>
+          <w:bCs w:val="0"/>
+          <w:lang w:val="en-US"/>
+        </w:rPr>
+      </w:pPr>
+      <w:r>
+        <w:rPr>
+          <w:rFonts w:hint="default"/>
+          <w:b w:val="0"/>
+          <w:bCs w:val="0"/>
+          <w:lang w:val="en-US"/>
+        </w:rPr>
+        <w:t xml:space="preserve">        LDR    r1,ro</w:t>
+      </w:r>
+    </w:p>
+    <w:p>
+      <w:pPr>
+        <w:numPr>
+          <w:ilvl w:val="0"/>
+          <w:numId w:val="0"/>
+        </w:numPr>
+        <w:rPr>
+          <w:rFonts w:hint="default"/>
+          <w:b w:val="0"/>
+          <w:bCs w:val="0"/>
+          <w:lang w:val="en-US"/>
+        </w:rPr>
+      </w:pPr>
+      <w:r>
+        <w:rPr>
+          <w:rFonts w:hint="default"/>
+          <w:b w:val="0"/>
+          <w:bCs w:val="0"/>
+          <w:lang w:val="en-US"/>
+        </w:rPr>
+        <w:t>Second instruction is dependent on the 1</w:t>
+      </w:r>
+      <w:r>
+        <w:rPr>
+          <w:rFonts w:hint="default"/>
+          <w:b w:val="0"/>
+          <w:bCs w:val="0"/>
+          <w:vertAlign w:val="superscript"/>
+          <w:lang w:val="en-US"/>
+        </w:rPr>
+        <w:t>st</w:t>
+      </w:r>
+      <w:r>
+        <w:rPr>
+          <w:rFonts w:hint="default"/>
+          <w:b w:val="0"/>
+          <w:bCs w:val="0"/>
+          <w:lang w:val="en-US"/>
+        </w:rPr>
+        <w:t xml:space="preserve"> instruction, how the pipe lining works here. </w:t>
+      </w:r>
+    </w:p>
+    <w:p>
+      <w:pPr>
+        <w:numPr>
+          <w:ilvl w:val="0"/>
+          <w:numId w:val="0"/>
+        </w:numPr>
+        <w:rPr>
+          <w:rFonts w:hint="default"/>
+          <w:b w:val="0"/>
+          <w:bCs w:val="0"/>
+          <w:lang w:val="en-US"/>
+        </w:rPr>
+      </w:pPr>
+      <w:r>
+        <w:rPr>
+          <w:rFonts w:hint="default"/>
+          <w:b/>
+          <w:bCs/>
+          <w:highlight w:val="yellow"/>
+          <w:lang w:val="en-US"/>
+        </w:rPr>
+        <w:t>(Not answered Properly)</w:t>
+      </w:r>
+    </w:p>
+    <w:p>
+      <w:pPr>
+        <w:numPr>
+          <w:ilvl w:val="0"/>
+          <w:numId w:val="25"/>
+        </w:numPr>
+        <w:ind w:left="0" w:leftChars="0" w:firstLine="0" w:firstLineChars="0"/>
+        <w:rPr>
+          <w:rFonts w:hint="default"/>
+          <w:b w:val="0"/>
+          <w:bCs w:val="0"/>
+          <w:lang w:val="en-US"/>
+        </w:rPr>
+      </w:pPr>
+      <w:r>
+        <w:rPr>
+          <w:rFonts w:hint="default"/>
+          <w:b w:val="0"/>
+          <w:bCs w:val="0"/>
+          <w:lang w:val="en-US"/>
+        </w:rPr>
+        <w:t>What is interrupt and what exactly processor do when interrupt occur.</w:t>
+      </w:r>
+    </w:p>
+    <w:p>
+      <w:pPr>
+        <w:numPr>
+          <w:ilvl w:val="0"/>
+          <w:numId w:val="25"/>
+        </w:numPr>
+        <w:ind w:left="0" w:leftChars="0" w:firstLine="0" w:firstLineChars="0"/>
+        <w:rPr>
+          <w:rFonts w:hint="default"/>
+          <w:b w:val="0"/>
+          <w:bCs w:val="0"/>
+          <w:lang w:val="en-US"/>
+        </w:rPr>
+      </w:pPr>
+      <w:r>
+        <w:rPr>
+          <w:rFonts w:hint="default"/>
+          <w:b w:val="0"/>
+          <w:bCs w:val="0"/>
+          <w:lang w:val="en-US"/>
+        </w:rPr>
+        <w:t xml:space="preserve">Who does push the registers R0,R1 R2 and LR, PC in to the stack. Is hardware or software. </w:t>
+      </w:r>
+    </w:p>
+    <w:p>
+      <w:pPr>
+        <w:numPr>
+          <w:ilvl w:val="0"/>
+          <w:numId w:val="0"/>
+        </w:numPr>
+        <w:ind w:leftChars="0"/>
+        <w:rPr>
+          <w:rFonts w:hint="default"/>
+          <w:b w:val="0"/>
+          <w:bCs w:val="0"/>
+          <w:lang w:val="en-US"/>
+        </w:rPr>
+      </w:pPr>
+      <w:r>
+        <w:rPr>
+          <w:rFonts w:hint="default"/>
+          <w:b/>
+          <w:bCs/>
+          <w:highlight w:val="yellow"/>
+          <w:lang w:val="en-US"/>
+        </w:rPr>
+        <w:t>(Not answered Properly)</w:t>
+      </w:r>
+    </w:p>
+    <w:p>
+      <w:pPr>
+        <w:numPr>
+          <w:ilvl w:val="0"/>
+          <w:numId w:val="25"/>
+        </w:numPr>
+        <w:ind w:left="0" w:leftChars="0" w:firstLine="0" w:firstLineChars="0"/>
+        <w:rPr>
+          <w:rFonts w:hint="default"/>
+          <w:b w:val="0"/>
+          <w:bCs w:val="0"/>
+          <w:lang w:val="en-US"/>
+        </w:rPr>
+      </w:pPr>
+      <w:r>
+        <w:rPr>
+          <w:rFonts w:hint="default"/>
+          <w:b w:val="0"/>
+          <w:bCs w:val="0"/>
+          <w:lang w:val="en-US"/>
+        </w:rPr>
+        <w:t xml:space="preserve">What is the break point and what happens to the processor when the break point hits. </w:t>
+      </w:r>
+    </w:p>
+    <w:p>
+      <w:pPr>
+        <w:numPr>
+          <w:ilvl w:val="0"/>
+          <w:numId w:val="0"/>
+        </w:numPr>
+        <w:ind w:leftChars="0"/>
+        <w:rPr>
+          <w:rFonts w:hint="default"/>
+          <w:b w:val="0"/>
+          <w:bCs w:val="0"/>
+          <w:lang w:val="en-US"/>
+        </w:rPr>
+      </w:pPr>
+      <w:r>
+        <w:rPr>
+          <w:rFonts w:hint="default"/>
+          <w:b/>
+          <w:bCs/>
+          <w:highlight w:val="yellow"/>
+          <w:lang w:val="en-US"/>
+        </w:rPr>
+        <w:t>(Not answered Properly)</w:t>
+      </w:r>
+    </w:p>
+    <w:p>
+      <w:pPr>
+        <w:numPr>
+          <w:ilvl w:val="0"/>
+          <w:numId w:val="25"/>
+        </w:numPr>
+        <w:ind w:left="0" w:leftChars="0" w:firstLine="0" w:firstLineChars="0"/>
+        <w:rPr>
+          <w:rFonts w:hint="default"/>
+          <w:b w:val="0"/>
+          <w:bCs w:val="0"/>
+          <w:lang w:val="en-US"/>
+        </w:rPr>
+      </w:pPr>
+      <w:r>
+        <w:rPr>
+          <w:rFonts w:hint="default"/>
+          <w:b w:val="0"/>
+          <w:bCs w:val="0"/>
+          <w:lang w:val="en-US"/>
+        </w:rPr>
+        <w:t>If you having some requirements to write a code but you don’t have any design and code, how do you select a stack size and what are the parameters need to consider.</w:t>
+      </w:r>
+    </w:p>
+    <w:p>
+      <w:pPr>
+        <w:numPr>
+          <w:ilvl w:val="0"/>
+          <w:numId w:val="0"/>
+        </w:numPr>
+        <w:ind w:leftChars="0"/>
+        <w:rPr>
+          <w:rFonts w:hint="default"/>
+          <w:b w:val="0"/>
+          <w:bCs w:val="0"/>
+          <w:lang w:val="en-US"/>
+        </w:rPr>
+      </w:pPr>
+      <w:r>
+        <w:rPr>
+          <w:rFonts w:hint="default"/>
+          <w:b w:val="0"/>
+          <w:bCs w:val="0"/>
+          <w:lang w:val="en-US"/>
+        </w:rPr>
+        <w:t xml:space="preserve"> </w:t>
+      </w:r>
+      <w:r>
+        <w:rPr>
+          <w:rFonts w:hint="default"/>
+          <w:b/>
+          <w:bCs/>
+          <w:highlight w:val="yellow"/>
+          <w:lang w:val="en-US"/>
+        </w:rPr>
+        <w:t>(Not answered Properly)</w:t>
+      </w:r>
+    </w:p>
+    <w:p>
+      <w:pPr>
+        <w:numPr>
+          <w:ilvl w:val="0"/>
+          <w:numId w:val="25"/>
+        </w:numPr>
+        <w:ind w:left="0" w:leftChars="0" w:firstLine="0" w:firstLineChars="0"/>
+        <w:rPr>
+          <w:rFonts w:hint="default"/>
+          <w:b w:val="0"/>
+          <w:bCs w:val="0"/>
+          <w:lang w:val="en-US"/>
+        </w:rPr>
+      </w:pPr>
+      <w:r>
+        <w:rPr>
+          <w:rFonts w:hint="default"/>
+          <w:b w:val="0"/>
+          <w:bCs w:val="0"/>
+          <w:lang w:val="en-US"/>
+        </w:rPr>
+        <w:t>How do you measure a max stack size for a given code.</w:t>
+      </w:r>
+    </w:p>
+    <w:p>
+      <w:pPr>
+        <w:numPr>
+          <w:ilvl w:val="0"/>
+          <w:numId w:val="25"/>
+        </w:numPr>
+        <w:ind w:left="0" w:leftChars="0" w:firstLine="0" w:firstLineChars="0"/>
+        <w:rPr>
+          <w:rFonts w:hint="default"/>
+          <w:b w:val="0"/>
+          <w:bCs w:val="0"/>
+          <w:lang w:val="en-US"/>
+        </w:rPr>
+      </w:pPr>
+      <w:r>
+        <w:rPr>
+          <w:rFonts w:hint="default"/>
+          <w:b w:val="0"/>
+          <w:bCs w:val="0"/>
+          <w:lang w:val="en-US"/>
+        </w:rPr>
+        <w:t>What is C memory layout.</w:t>
+      </w:r>
+    </w:p>
+    <w:p>
+      <w:pPr>
+        <w:numPr>
+          <w:ilvl w:val="0"/>
+          <w:numId w:val="25"/>
+        </w:numPr>
+        <w:ind w:left="0" w:leftChars="0" w:firstLine="0" w:firstLineChars="0"/>
+        <w:rPr>
+          <w:rFonts w:hint="default"/>
+          <w:b w:val="0"/>
+          <w:bCs w:val="0"/>
+          <w:lang w:val="en-US"/>
+        </w:rPr>
+      </w:pPr>
+      <w:r>
+        <w:rPr>
+          <w:rFonts w:hint="default"/>
+          <w:b w:val="0"/>
+          <w:bCs w:val="0"/>
+          <w:lang w:val="en-US"/>
+        </w:rPr>
+        <w:t>Where the static local variables and  global variables stored.</w:t>
+      </w:r>
+    </w:p>
+    <w:p>
+      <w:pPr>
+        <w:numPr>
+          <w:ilvl w:val="0"/>
+          <w:numId w:val="25"/>
+        </w:numPr>
+        <w:ind w:left="0" w:leftChars="0" w:firstLine="0" w:firstLineChars="0"/>
+        <w:rPr>
+          <w:rFonts w:hint="default"/>
+          <w:b w:val="0"/>
+          <w:bCs w:val="0"/>
+          <w:lang w:val="en-US"/>
+        </w:rPr>
+      </w:pPr>
+      <w:r>
+        <w:rPr>
+          <w:rFonts w:hint="default"/>
+          <w:b w:val="0"/>
+          <w:bCs w:val="0"/>
+          <w:lang w:val="en-US"/>
+        </w:rPr>
+        <w:t>Where the const static variables stored.</w:t>
+      </w:r>
+    </w:p>
+    <w:p>
+      <w:pPr>
+        <w:numPr>
+          <w:ilvl w:val="0"/>
+          <w:numId w:val="25"/>
+        </w:numPr>
+        <w:ind w:left="0" w:leftChars="0" w:firstLine="0" w:firstLineChars="0"/>
+        <w:rPr>
+          <w:rFonts w:hint="default"/>
+          <w:b w:val="0"/>
+          <w:bCs w:val="0"/>
+          <w:lang w:val="en-US"/>
+        </w:rPr>
+      </w:pPr>
+      <w:r>
+        <w:rPr>
+          <w:rFonts w:hint="default"/>
+          <w:b w:val="0"/>
+          <w:bCs w:val="0"/>
+          <w:lang w:val="en-US"/>
+        </w:rPr>
+        <w:t xml:space="preserve">Wap to generate a 1hz frequency. Condition is peripheral input frequency is may change from 100 to 200 MHZ.  </w:t>
+      </w:r>
+      <w:r>
+        <w:rPr>
+          <w:rFonts w:hint="default"/>
+          <w:b/>
+          <w:bCs/>
+          <w:highlight w:val="yellow"/>
+          <w:lang w:val="en-US"/>
+        </w:rPr>
+        <w:t>(Answered but so much time taken, Not properly answered )</w:t>
+      </w:r>
+    </w:p>
+    <w:p>
+      <w:pPr>
+        <w:numPr>
+          <w:ilvl w:val="0"/>
+          <w:numId w:val="25"/>
+        </w:numPr>
+        <w:ind w:left="0" w:leftChars="0" w:firstLine="0" w:firstLineChars="0"/>
+        <w:rPr>
+          <w:rFonts w:hint="default"/>
+          <w:b w:val="0"/>
+          <w:bCs w:val="0"/>
+          <w:lang w:val="en-US"/>
+        </w:rPr>
+      </w:pPr>
+      <w:r>
+        <w:rPr>
+          <w:rFonts w:hint="default"/>
+          <w:b w:val="0"/>
+          <w:bCs w:val="0"/>
+          <w:lang w:val="en-US"/>
+        </w:rPr>
+        <w:t>What happens to the output wave if the input frequency of the peripheral reduced by half.</w:t>
+      </w:r>
+      <w:r>
+        <w:rPr>
+          <w:rFonts w:hint="default"/>
+          <w:b/>
+          <w:bCs/>
+          <w:highlight w:val="yellow"/>
+          <w:lang w:val="en-US"/>
+        </w:rPr>
+        <w:t>(Not answered)</w:t>
+      </w:r>
+    </w:p>
+    <w:p>
+      <w:pPr>
+        <w:numPr>
+          <w:ilvl w:val="0"/>
+          <w:numId w:val="1"/>
+        </w:numPr>
+        <w:ind w:left="0" w:leftChars="0" w:firstLine="0" w:firstLineChars="0"/>
+        <w:rPr>
+          <w:rFonts w:hint="default"/>
+          <w:b/>
+          <w:bCs/>
+          <w:lang w:val="en-US"/>
+        </w:rPr>
+      </w:pPr>
+      <w:r>
+        <w:rPr>
+          <w:rFonts w:hint="default"/>
+          <w:b/>
+          <w:bCs/>
+          <w:lang w:val="en-US"/>
+        </w:rPr>
+        <w:t>Bit-silica TR-1 (16</w:t>
+      </w:r>
+      <w:r>
+        <w:rPr>
+          <w:rFonts w:hint="default"/>
+          <w:b/>
+          <w:bCs/>
+          <w:vertAlign w:val="superscript"/>
+          <w:lang w:val="en-US"/>
+        </w:rPr>
+        <w:t>th</w:t>
+      </w:r>
+      <w:r>
+        <w:rPr>
+          <w:rFonts w:hint="default"/>
+          <w:b/>
+          <w:bCs/>
+          <w:lang w:val="en-US"/>
+        </w:rPr>
+        <w:t xml:space="preserve"> July 2025 19:00 to 20:00):</w:t>
+      </w:r>
+    </w:p>
+    <w:p>
+      <w:pPr>
+        <w:numPr>
+          <w:ilvl w:val="0"/>
           <w:numId w:val="26"/>
         </w:numPr>
         <w:ind w:left="0" w:leftChars="0" w:firstLine="0" w:firstLineChars="0"/>
@@ -10768,12 +10539,250 @@
           <w:bCs w:val="0"/>
           <w:lang w:val="en-US"/>
         </w:rPr>
+        <w:t>Tell me about your self.</w:t>
+      </w:r>
+    </w:p>
+    <w:p>
+      <w:pPr>
+        <w:numPr>
+          <w:ilvl w:val="0"/>
+          <w:numId w:val="26"/>
+        </w:numPr>
+        <w:ind w:left="0" w:leftChars="0" w:firstLine="0" w:firstLineChars="0"/>
+        <w:rPr>
+          <w:rFonts w:hint="default"/>
+          <w:b w:val="0"/>
+          <w:bCs w:val="0"/>
+          <w:lang w:val="en-US"/>
+        </w:rPr>
+      </w:pPr>
+      <w:r>
+        <w:rPr>
+          <w:rFonts w:hint="default"/>
+          <w:b w:val="0"/>
+          <w:bCs w:val="0"/>
+          <w:lang w:val="en-US"/>
+        </w:rPr>
+        <w:t>Your roles and responsibility's in your company.</w:t>
+      </w:r>
+      <w:r>
+        <w:rPr>
+          <w:rFonts w:hint="default"/>
+          <w:b/>
+          <w:bCs/>
+          <w:highlight w:val="yellow"/>
+          <w:lang w:val="en-US"/>
+        </w:rPr>
+        <w:t>(Not answered Properly)</w:t>
+      </w:r>
+    </w:p>
+    <w:p>
+      <w:pPr>
+        <w:numPr>
+          <w:ilvl w:val="0"/>
+          <w:numId w:val="26"/>
+        </w:numPr>
+        <w:ind w:left="0" w:leftChars="0" w:firstLine="0" w:firstLineChars="0"/>
+        <w:rPr>
+          <w:rFonts w:hint="default"/>
+          <w:b w:val="0"/>
+          <w:bCs w:val="0"/>
+          <w:lang w:val="en-US"/>
+        </w:rPr>
+      </w:pPr>
+      <w:r>
+        <w:rPr>
+          <w:rFonts w:hint="default"/>
+          <w:b w:val="0"/>
+          <w:bCs w:val="0"/>
+          <w:lang w:val="en-US"/>
+        </w:rPr>
+        <w:t xml:space="preserve">What is the process and thread. </w:t>
+      </w:r>
+      <w:r>
+        <w:rPr>
+          <w:rFonts w:hint="default"/>
+          <w:b/>
+          <w:bCs/>
+          <w:highlight w:val="yellow"/>
+          <w:lang w:val="en-US"/>
+        </w:rPr>
+        <w:t>(Not answered Properly)</w:t>
+      </w:r>
+    </w:p>
+    <w:p>
+      <w:pPr>
+        <w:numPr>
+          <w:ilvl w:val="0"/>
+          <w:numId w:val="26"/>
+        </w:numPr>
+        <w:ind w:left="0" w:leftChars="0" w:firstLine="0" w:firstLineChars="0"/>
+        <w:rPr>
+          <w:rFonts w:hint="default"/>
+          <w:b w:val="0"/>
+          <w:bCs w:val="0"/>
+          <w:lang w:val="en-US"/>
+        </w:rPr>
+      </w:pPr>
+      <w:r>
+        <w:rPr>
+          <w:rFonts w:hint="default"/>
+          <w:b w:val="0"/>
+          <w:bCs w:val="0"/>
+          <w:lang w:val="en-US"/>
+        </w:rPr>
+        <w:t>What is the difference between the #define and const</w:t>
+      </w:r>
+    </w:p>
+    <w:p>
+      <w:pPr>
+        <w:numPr>
+          <w:ilvl w:val="0"/>
+          <w:numId w:val="26"/>
+        </w:numPr>
+        <w:ind w:left="0" w:leftChars="0" w:firstLine="0" w:firstLineChars="0"/>
+        <w:rPr>
+          <w:rFonts w:hint="default"/>
+          <w:b w:val="0"/>
+          <w:bCs w:val="0"/>
+          <w:lang w:val="en-US"/>
+        </w:rPr>
+      </w:pPr>
+      <w:r>
+        <w:rPr>
+          <w:rFonts w:hint="default"/>
+          <w:b w:val="0"/>
+          <w:bCs w:val="0"/>
+          <w:lang w:val="en-US"/>
+        </w:rPr>
+        <w:t>What is the stack and heap.</w:t>
+      </w:r>
+    </w:p>
+    <w:p>
+      <w:pPr>
+        <w:numPr>
+          <w:ilvl w:val="0"/>
+          <w:numId w:val="26"/>
+        </w:numPr>
+        <w:ind w:leftChars="0"/>
+        <w:rPr>
+          <w:rFonts w:hint="default"/>
+          <w:b w:val="0"/>
+          <w:bCs w:val="0"/>
+          <w:lang w:val="en-US"/>
+        </w:rPr>
+      </w:pPr>
+      <w:r>
+        <w:rPr>
+          <w:rFonts w:hint="default"/>
+          <w:b w:val="0"/>
+          <w:bCs w:val="0"/>
+          <w:lang w:val="en-US"/>
+        </w:rPr>
+        <w:t>Wap to reverse a given string based on the words</w:t>
+      </w:r>
+    </w:p>
+    <w:p>
+      <w:pPr>
+        <w:numPr>
+          <w:ilvl w:val="0"/>
+          <w:numId w:val="0"/>
+        </w:numPr>
+        <w:ind w:leftChars="0"/>
+        <w:rPr>
+          <w:rFonts w:hint="default"/>
+          <w:b w:val="0"/>
+          <w:bCs w:val="0"/>
+          <w:lang w:val="en-US"/>
+        </w:rPr>
+      </w:pPr>
+      <w:r>
+        <w:rPr>
+          <w:rFonts w:hint="default"/>
+          <w:b w:val="0"/>
+          <w:bCs w:val="0"/>
+          <w:lang w:val="en-US"/>
+        </w:rPr>
+        <w:t>Input:- "Hareesh Sureddy is a Firmware Engineer";</w:t>
+      </w:r>
+    </w:p>
+    <w:p>
+      <w:pPr>
+        <w:numPr>
+          <w:ilvl w:val="0"/>
+          <w:numId w:val="0"/>
+        </w:numPr>
+        <w:ind w:leftChars="0"/>
+        <w:rPr>
+          <w:rFonts w:hint="default"/>
+          <w:b w:val="0"/>
+          <w:bCs w:val="0"/>
+          <w:lang w:val="en-US"/>
+        </w:rPr>
+      </w:pPr>
+      <w:r>
+        <w:rPr>
+          <w:rFonts w:hint="default"/>
+          <w:b w:val="0"/>
+          <w:bCs w:val="0"/>
+          <w:lang w:val="en-US"/>
+        </w:rPr>
+        <w:t>Output:- "Engineer Firmware a is Sureddy Hareesh";</w:t>
+      </w:r>
+    </w:p>
+    <w:p>
+      <w:pPr>
+        <w:numPr>
+          <w:ilvl w:val="0"/>
+          <w:numId w:val="0"/>
+        </w:numPr>
+        <w:ind w:leftChars="0"/>
+        <w:rPr>
+          <w:rFonts w:hint="default"/>
+          <w:b w:val="0"/>
+          <w:bCs w:val="0"/>
+          <w:lang w:val="en-US"/>
+        </w:rPr>
+      </w:pPr>
+      <w:r>
+        <w:rPr>
+          <w:rFonts w:hint="default"/>
+          <w:b/>
+          <w:bCs/>
+          <w:highlight w:val="yellow"/>
+          <w:lang w:val="en-US"/>
+        </w:rPr>
+        <w:t>(Dynimic string reading not writen)</w:t>
+      </w:r>
+    </w:p>
+    <w:p>
+      <w:pPr>
+        <w:numPr>
+          <w:ilvl w:val="0"/>
+          <w:numId w:val="26"/>
+        </w:numPr>
+        <w:ind w:left="0" w:leftChars="0" w:firstLine="0" w:firstLineChars="0"/>
+        <w:rPr>
+          <w:rFonts w:hint="default"/>
+          <w:b w:val="0"/>
+          <w:bCs w:val="0"/>
+          <w:lang w:val="en-US"/>
+        </w:rPr>
+      </w:pPr>
+      <w:r>
+        <w:rPr>
+          <w:rFonts w:hint="default"/>
+          <w:b w:val="0"/>
+          <w:bCs w:val="0"/>
+          <w:lang w:val="en-US"/>
+        </w:rPr>
         <w:t>Wap to Reverse a bits in a given uint8_t bit value.</w:t>
       </w:r>
     </w:p>
     <w:p>
       <w:pPr>
         <w:numPr>
+          <w:ilvl w:val="0"/>
           <w:numId w:val="0"/>
         </w:numPr>
         <w:ind w:leftChars="0"/>
@@ -10797,6 +10806,7 @@
     <w:p>
       <w:pPr>
         <w:numPr>
+          <w:ilvl w:val="0"/>
           <w:numId w:val="0"/>
         </w:numPr>
         <w:ind w:leftChars="0"/>
@@ -10844,6 +10854,7 @@
     <w:p>
       <w:pPr>
         <w:numPr>
+          <w:ilvl w:val="0"/>
           <w:numId w:val="0"/>
         </w:numPr>
         <w:ind w:leftChars="0"/>
@@ -10867,6 +10878,7 @@
     <w:p>
       <w:pPr>
         <w:numPr>
+          <w:ilvl w:val="0"/>
           <w:numId w:val="0"/>
         </w:numPr>
         <w:ind w:leftChars="0"/>

--- a/Hareesh Sureddy Interview Expeirence.docx
+++ b/Hareesh Sureddy Interview Expeirence.docx
@@ -1235,6 +1235,64 @@
       <w:pPr>
         <w:numPr>
           <w:ilvl w:val="0"/>
+          <w:numId w:val="0"/>
+        </w:numPr>
+        <w:ind w:leftChars="0"/>
+        <w:rPr>
+          <w:rFonts w:hint="default"/>
+          <w:b w:val="0"/>
+          <w:bCs w:val="0"/>
+          <w:lang w:val="en-US"/>
+        </w:rPr>
+      </w:pPr>
+      <w:r>
+        <w:drawing>
+          <wp:inline distT="0" distB="0" distL="114300" distR="114300">
+            <wp:extent cx="2957195" cy="2988310"/>
+            <wp:effectExtent l="0" t="0" r="14605" b="13970"/>
+            <wp:docPr id="19" name="Picture 1"/>
+            <wp:cNvGraphicFramePr>
+              <a:graphicFrameLocks xmlns:a="http://schemas.openxmlformats.org/drawingml/2006/main" noChangeAspect="1"/>
+            </wp:cNvGraphicFramePr>
+            <a:graphic xmlns:a="http://schemas.openxmlformats.org/drawingml/2006/main">
+              <a:graphicData uri="http://schemas.openxmlformats.org/drawingml/2006/picture">
+                <pic:pic xmlns:pic="http://schemas.openxmlformats.org/drawingml/2006/picture">
+                  <pic:nvPicPr>
+                    <pic:cNvPr id="19" name="Picture 1"/>
+                    <pic:cNvPicPr>
+                      <a:picLocks noChangeAspect="1"/>
+                    </pic:cNvPicPr>
+                  </pic:nvPicPr>
+                  <pic:blipFill>
+                    <a:blip r:embed="rId6"/>
+                    <a:stretch>
+                      <a:fillRect/>
+                    </a:stretch>
+                  </pic:blipFill>
+                  <pic:spPr>
+                    <a:xfrm>
+                      <a:off x="0" y="0"/>
+                      <a:ext cx="2957195" cy="2988310"/>
+                    </a:xfrm>
+                    <a:prstGeom prst="rect">
+                      <a:avLst/>
+                    </a:prstGeom>
+                    <a:noFill/>
+                    <a:ln>
+                      <a:noFill/>
+                    </a:ln>
+                  </pic:spPr>
+                </pic:pic>
+              </a:graphicData>
+            </a:graphic>
+          </wp:inline>
+        </w:drawing>
+      </w:r>
+    </w:p>
+    <w:p>
+      <w:pPr>
+        <w:numPr>
+          <w:ilvl w:val="0"/>
           <w:numId w:val="5"/>
         </w:numPr>
         <w:ind w:left="0" w:leftChars="0" w:firstLine="0" w:firstLineChars="0"/>
@@ -1572,7 +1630,7 @@
           <w:rFonts w:hint="default"/>
           <w:lang w:val="en-US"/>
         </w:rPr>
-        <w:t>OS concepts</w:t>
+        <w:t>Privileged and unprivileged.</w:t>
       </w:r>
     </w:p>
     <w:p>
@@ -1592,7 +1650,7 @@
           <w:rFonts w:hint="default"/>
           <w:lang w:val="en-US"/>
         </w:rPr>
-        <w:t>Single phase and three phase motor working principal</w:t>
+        <w:t>OS concepts.</w:t>
       </w:r>
     </w:p>
     <w:p>
@@ -1612,7 +1670,47 @@
           <w:rFonts w:hint="default"/>
           <w:lang w:val="en-US"/>
         </w:rPr>
+        <w:t>Single phase and three phase motor working principal.</w:t>
+      </w:r>
+    </w:p>
+    <w:p>
+      <w:pPr>
+        <w:numPr>
+          <w:ilvl w:val="0"/>
+          <w:numId w:val="7"/>
+        </w:numPr>
+        <w:ind w:leftChars="0" w:firstLine="180"/>
+        <w:rPr>
+          <w:rFonts w:hint="default"/>
+          <w:lang w:val="en-US"/>
+        </w:rPr>
+      </w:pPr>
+      <w:r>
+        <w:rPr>
+          <w:rFonts w:hint="default"/>
+          <w:lang w:val="en-US"/>
+        </w:rPr>
         <w:t>How the ISR routine works, what about the temporary data which is present in the main function.</w:t>
+      </w:r>
+    </w:p>
+    <w:p>
+      <w:pPr>
+        <w:numPr>
+          <w:ilvl w:val="0"/>
+          <w:numId w:val="7"/>
+        </w:numPr>
+        <w:ind w:leftChars="0" w:firstLine="180"/>
+        <w:rPr>
+          <w:rFonts w:hint="default"/>
+          <w:lang w:val="en-US"/>
+        </w:rPr>
+      </w:pPr>
+      <w:r>
+        <w:rPr>
+          <w:rFonts w:hint="default"/>
+          <w:lang w:val="en-US"/>
+        </w:rPr>
+        <w:t xml:space="preserve">I didn’t see the push and pop instructions in the ISR routine. </w:t>
       </w:r>
     </w:p>
     <w:p>
@@ -3454,7 +3552,7 @@
                     </pic:cNvPicPr>
                   </pic:nvPicPr>
                   <pic:blipFill>
-                    <a:blip r:embed="rId6"/>
+                    <a:blip r:embed="rId7"/>
                     <a:stretch>
                       <a:fillRect/>
                     </a:stretch>
@@ -3649,7 +3747,7 @@
                     </pic:cNvPicPr>
                   </pic:nvPicPr>
                   <pic:blipFill>
-                    <a:blip r:embed="rId7"/>
+                    <a:blip r:embed="rId8"/>
                     <a:stretch>
                       <a:fillRect/>
                     </a:stretch>
@@ -3727,7 +3825,7 @@
                     </pic:cNvPicPr>
                   </pic:nvPicPr>
                   <pic:blipFill>
-                    <a:blip r:embed="rId8"/>
+                    <a:blip r:embed="rId9"/>
                     <a:stretch>
                       <a:fillRect/>
                     </a:stretch>
@@ -4647,7 +4745,7 @@
                     </pic:cNvPicPr>
                   </pic:nvPicPr>
                   <pic:blipFill>
-                    <a:blip r:embed="rId9"/>
+                    <a:blip r:embed="rId10"/>
                     <a:stretch>
                       <a:fillRect/>
                     </a:stretch>
@@ -4941,7 +5039,7 @@
                     </pic:cNvPicPr>
                   </pic:nvPicPr>
                   <pic:blipFill>
-                    <a:blip r:embed="rId10"/>
+                    <a:blip r:embed="rId11"/>
                     <a:stretch>
                       <a:fillRect/>
                     </a:stretch>
@@ -5176,7 +5274,7 @@
                     </pic:cNvPicPr>
                   </pic:nvPicPr>
                   <pic:blipFill>
-                    <a:blip r:embed="rId11"/>
+                    <a:blip r:embed="rId12"/>
                     <a:stretch>
                       <a:fillRect/>
                     </a:stretch>
@@ -5445,7 +5543,7 @@
                     </pic:cNvPicPr>
                   </pic:nvPicPr>
                   <pic:blipFill>
-                    <a:blip r:embed="rId12"/>
+                    <a:blip r:embed="rId13"/>
                     <a:stretch>
                       <a:fillRect/>
                     </a:stretch>
@@ -5533,7 +5631,7 @@
                     </pic:cNvPicPr>
                   </pic:nvPicPr>
                   <pic:blipFill>
-                    <a:blip r:embed="rId13"/>
+                    <a:blip r:embed="rId14"/>
                     <a:srcRect l="1371"/>
                     <a:stretch>
                       <a:fillRect/>
@@ -5612,7 +5710,7 @@
                     </pic:cNvPicPr>
                   </pic:nvPicPr>
                   <pic:blipFill>
-                    <a:blip r:embed="rId14"/>
+                    <a:blip r:embed="rId15"/>
                     <a:srcRect t="1278"/>
                     <a:stretch>
                       <a:fillRect/>
@@ -5865,7 +5963,7 @@
                     </pic:cNvPicPr>
                   </pic:nvPicPr>
                   <pic:blipFill>
-                    <a:blip r:embed="rId15"/>
+                    <a:blip r:embed="rId16"/>
                     <a:stretch>
                       <a:fillRect/>
                     </a:stretch>
@@ -5945,7 +6043,7 @@
                     </pic:cNvPicPr>
                   </pic:nvPicPr>
                   <pic:blipFill>
-                    <a:blip r:embed="rId16"/>
+                    <a:blip r:embed="rId17"/>
                     <a:stretch>
                       <a:fillRect/>
                     </a:stretch>
@@ -6019,7 +6117,7 @@
                     </pic:cNvPicPr>
                   </pic:nvPicPr>
                   <pic:blipFill>
-                    <a:blip r:embed="rId17"/>
+                    <a:blip r:embed="rId18"/>
                     <a:stretch>
                       <a:fillRect/>
                     </a:stretch>
@@ -6224,7 +6322,7 @@
                     </pic:cNvPicPr>
                   </pic:nvPicPr>
                   <pic:blipFill>
-                    <a:blip r:embed="rId18"/>
+                    <a:blip r:embed="rId19"/>
                     <a:srcRect l="30685"/>
                     <a:stretch>
                       <a:fillRect/>
@@ -6786,6 +6884,61 @@
       <w:pPr>
         <w:numPr>
           <w:ilvl w:val="0"/>
+          <w:numId w:val="0"/>
+        </w:numPr>
+        <w:rPr>
+          <w:rFonts w:hint="default"/>
+          <w:lang w:val="en-US"/>
+        </w:rPr>
+      </w:pPr>
+      <w:r>
+        <w:drawing>
+          <wp:inline distT="0" distB="0" distL="114300" distR="114300">
+            <wp:extent cx="1648460" cy="1775460"/>
+            <wp:effectExtent l="0" t="0" r="12700" b="7620"/>
+            <wp:docPr id="20" name="Picture 2"/>
+            <wp:cNvGraphicFramePr>
+              <a:graphicFrameLocks xmlns:a="http://schemas.openxmlformats.org/drawingml/2006/main" noChangeAspect="1"/>
+            </wp:cNvGraphicFramePr>
+            <a:graphic xmlns:a="http://schemas.openxmlformats.org/drawingml/2006/main">
+              <a:graphicData uri="http://schemas.openxmlformats.org/drawingml/2006/picture">
+                <pic:pic xmlns:pic="http://schemas.openxmlformats.org/drawingml/2006/picture">
+                  <pic:nvPicPr>
+                    <pic:cNvPr id="20" name="Picture 2"/>
+                    <pic:cNvPicPr>
+                      <a:picLocks noChangeAspect="1"/>
+                    </pic:cNvPicPr>
+                  </pic:nvPicPr>
+                  <pic:blipFill>
+                    <a:blip r:embed="rId20"/>
+                    <a:stretch>
+                      <a:fillRect/>
+                    </a:stretch>
+                  </pic:blipFill>
+                  <pic:spPr>
+                    <a:xfrm>
+                      <a:off x="0" y="0"/>
+                      <a:ext cx="1648460" cy="1775460"/>
+                    </a:xfrm>
+                    <a:prstGeom prst="rect">
+                      <a:avLst/>
+                    </a:prstGeom>
+                    <a:noFill/>
+                    <a:ln>
+                      <a:noFill/>
+                    </a:ln>
+                  </pic:spPr>
+                </pic:pic>
+              </a:graphicData>
+            </a:graphic>
+          </wp:inline>
+        </w:drawing>
+      </w:r>
+    </w:p>
+    <w:p>
+      <w:pPr>
+        <w:numPr>
+          <w:ilvl w:val="0"/>
           <w:numId w:val="18"/>
         </w:numPr>
         <w:rPr>
@@ -8270,7 +8423,7 @@
                     </pic:cNvPicPr>
                   </pic:nvPicPr>
                   <pic:blipFill>
-                    <a:blip r:embed="rId19"/>
+                    <a:blip r:embed="rId21"/>
                     <a:stretch>
                       <a:fillRect/>
                     </a:stretch>
@@ -8947,21 +9100,24 @@
           <w:ilvl w:val="0"/>
           <w:numId w:val="22"/>
         </w:numPr>
-        <w:rPr>
-          <w:rFonts w:hint="default"/>
-          <w:b w:val="0"/>
-          <w:bCs w:val="0"/>
-          <w:lang w:val="en-US"/>
-        </w:rPr>
-      </w:pPr>
-      <w:r>
-        <w:rPr>
-          <w:rFonts w:hint="default"/>
-          <w:b w:val="0"/>
-          <w:bCs w:val="0"/>
-          <w:lang w:val="en-US"/>
-        </w:rPr>
-        <w:t>What is difference between polling and interrupt.</w:t>
+        <w:ind w:left="0" w:leftChars="0" w:firstLine="0" w:firstLineChars="0"/>
+        <w:rPr>
+          <w:rFonts w:hint="default"/>
+          <w:b w:val="0"/>
+          <w:bCs w:val="0"/>
+          <w:color w:val="auto"/>
+          <w:lang w:val="en-US"/>
+        </w:rPr>
+      </w:pPr>
+      <w:r>
+        <w:rPr>
+          <w:rFonts w:hint="default"/>
+          <w:b w:val="0"/>
+          <w:bCs w:val="0"/>
+          <w:color w:val="auto"/>
+          <w:lang w:val="en-US"/>
+        </w:rPr>
+        <w:t>hat is difference between polling and interrupt.</w:t>
       </w:r>
     </w:p>
     <w:p>
@@ -8970,20 +9126,20 @@
           <w:ilvl w:val="0"/>
           <w:numId w:val="22"/>
         </w:numPr>
-        <w:ind w:left="0" w:leftChars="0" w:firstLine="0" w:firstLineChars="0"/>
-        <w:rPr>
-          <w:rFonts w:hint="default"/>
-          <w:b w:val="0"/>
-          <w:bCs w:val="0"/>
-          <w:color w:val="0000FF"/>
-          <w:lang w:val="en-US"/>
-        </w:rPr>
-      </w:pPr>
-      <w:r>
-        <w:rPr>
-          <w:rFonts w:hint="default"/>
-          <w:b w:val="0"/>
-          <w:bCs w:val="0"/>
+        <w:rPr>
+          <w:rFonts w:hint="default"/>
+          <w:b w:val="0"/>
+          <w:bCs w:val="0"/>
+          <w:color w:val="auto"/>
+          <w:lang w:val="en-US"/>
+        </w:rPr>
+      </w:pPr>
+      <w:r>
+        <w:rPr>
+          <w:rFonts w:hint="default"/>
+          <w:b w:val="0"/>
+          <w:bCs w:val="0"/>
+          <w:color w:val="auto"/>
           <w:lang w:val="en-US"/>
         </w:rPr>
         <w:t>What is the vector table where it is stored.</w:t>
@@ -8999,28 +9155,19 @@
           <w:rFonts w:hint="default"/>
           <w:b w:val="0"/>
           <w:bCs w:val="0"/>
-          <w:color w:val="0000FF"/>
-          <w:lang w:val="en-US"/>
-        </w:rPr>
-      </w:pPr>
-      <w:r>
-        <w:rPr>
-          <w:rFonts w:hint="default"/>
-          <w:b w:val="0"/>
-          <w:bCs w:val="0"/>
           <w:color w:val="auto"/>
           <w:lang w:val="en-US"/>
         </w:rPr>
-        <w:t xml:space="preserve">What is the use of function pointer and what is </w:t>
-      </w:r>
-      <w:r>
-        <w:rPr>
-          <w:rFonts w:hint="default"/>
-          <w:b w:val="0"/>
-          <w:bCs w:val="0"/>
-          <w:lang w:val="en-US"/>
-        </w:rPr>
-        <w:t>the advantage of it. Where did u used.</w:t>
+      </w:pPr>
+      <w:r>
+        <w:rPr>
+          <w:rFonts w:hint="default"/>
+          <w:b w:val="0"/>
+          <w:bCs w:val="0"/>
+          <w:color w:val="auto"/>
+          <w:lang w:val="en-US"/>
+        </w:rPr>
+        <w:t>What is the use of function pointer and what is the advantage of it. Where did u used except qsort.</w:t>
       </w:r>
     </w:p>
     <w:p>
@@ -9033,14 +9180,41 @@
           <w:rFonts w:hint="default"/>
           <w:b w:val="0"/>
           <w:bCs w:val="0"/>
-          <w:lang w:val="en-US"/>
-        </w:rPr>
-      </w:pPr>
-      <w:r>
-        <w:rPr>
-          <w:rFonts w:hint="default"/>
-          <w:b w:val="0"/>
-          <w:bCs w:val="0"/>
+          <w:color w:val="auto"/>
+          <w:lang w:val="en-US"/>
+        </w:rPr>
+      </w:pPr>
+      <w:r>
+        <w:rPr>
+          <w:rFonts w:hint="default"/>
+          <w:b w:val="0"/>
+          <w:bCs w:val="0"/>
+          <w:color w:val="auto"/>
+          <w:lang w:val="en-US"/>
+        </w:rPr>
+        <w:t>What is the use of call back function what are the use cases of it.</w:t>
+      </w:r>
+    </w:p>
+    <w:p>
+      <w:pPr>
+        <w:numPr>
+          <w:ilvl w:val="0"/>
+          <w:numId w:val="22"/>
+        </w:numPr>
+        <w:rPr>
+          <w:rFonts w:hint="default"/>
+          <w:b w:val="0"/>
+          <w:bCs w:val="0"/>
+          <w:color w:val="auto"/>
+          <w:lang w:val="en-US"/>
+        </w:rPr>
+      </w:pPr>
+      <w:r>
+        <w:rPr>
+          <w:rFonts w:hint="default"/>
+          <w:b w:val="0"/>
+          <w:bCs w:val="0"/>
+          <w:color w:val="auto"/>
           <w:lang w:val="en-US"/>
         </w:rPr>
         <w:t>Wap to find the largest -ve value in the give array.</w:t>
@@ -9195,7 +9369,7 @@
                     </pic:cNvPicPr>
                   </pic:nvPicPr>
                   <pic:blipFill>
-                    <a:blip r:embed="rId20"/>
+                    <a:blip r:embed="rId22"/>
                     <a:stretch>
                       <a:fillRect/>
                     </a:stretch>
@@ -9285,7 +9459,7 @@
                     </pic:cNvPicPr>
                   </pic:nvPicPr>
                   <pic:blipFill>
-                    <a:blip r:embed="rId21"/>
+                    <a:blip r:embed="rId23"/>
                     <a:stretch>
                       <a:fillRect/>
                     </a:stretch>
@@ -9370,16 +9544,16 @@
         </w:numPr>
         <w:rPr>
           <w:rFonts w:hint="default"/>
-          <w:b w:val="0"/>
-          <w:bCs w:val="0"/>
-          <w:lang w:val="en-US"/>
-        </w:rPr>
-      </w:pPr>
-      <w:r>
-        <w:rPr>
-          <w:rFonts w:hint="default"/>
-          <w:b w:val="0"/>
-          <w:bCs w:val="0"/>
+          <w:b/>
+          <w:bCs/>
+          <w:lang w:val="en-US"/>
+        </w:rPr>
+      </w:pPr>
+      <w:r>
+        <w:rPr>
+          <w:rFonts w:hint="default"/>
+          <w:b/>
+          <w:bCs/>
           <w:lang w:val="en-US"/>
         </w:rPr>
         <w:t>Apptude:-</w:t>
@@ -9417,8 +9591,6 @@
         </w:rPr>
         <w:t xml:space="preserve"> (Not answered )</w:t>
       </w:r>
-      <w:bookmarkStart w:id="0" w:name="_GoBack"/>
-      <w:bookmarkEnd w:id="0"/>
     </w:p>
     <w:p>
       <w:pPr>
@@ -9562,23 +9734,57 @@
       <w:pPr>
         <w:numPr>
           <w:ilvl w:val="0"/>
+          <w:numId w:val="0"/>
+        </w:numPr>
+        <w:rPr>
+          <w:rFonts w:hint="default"/>
+          <w:b w:val="0"/>
+          <w:bCs w:val="0"/>
+          <w:lang w:val="en-US"/>
+        </w:rPr>
+      </w:pPr>
+      <w:r>
+        <w:rPr>
+          <w:rFonts w:hint="default"/>
+          <w:b w:val="0"/>
+          <w:bCs w:val="0"/>
+          <w:lang w:val="en-US"/>
+        </w:rPr>
+        <w:t xml:space="preserve">What is the minimum time to cross the 4 members. </w:t>
+      </w:r>
+      <w:r>
+        <w:rPr>
+          <w:rFonts w:hint="default"/>
+          <w:b/>
+          <w:bCs/>
+          <w:highlight w:val="yellow"/>
+          <w:lang w:val="en-US"/>
+        </w:rPr>
+        <w:t>(Not answered Properly)</w:t>
+      </w:r>
+    </w:p>
+    <w:p>
+      <w:pPr>
+        <w:numPr>
+          <w:ilvl w:val="0"/>
           <w:numId w:val="23"/>
         </w:numPr>
-        <w:rPr>
-          <w:rFonts w:hint="default"/>
-          <w:b w:val="0"/>
-          <w:bCs w:val="0"/>
-          <w:lang w:val="en-US"/>
-        </w:rPr>
-      </w:pPr>
-      <w:r>
-        <w:rPr>
-          <w:rFonts w:hint="default"/>
-          <w:b w:val="0"/>
-          <w:bCs w:val="0"/>
-          <w:lang w:val="en-US"/>
-        </w:rPr>
-        <w:t xml:space="preserve">What is the minimum time to cross the 4 members. </w:t>
+        <w:ind w:left="0" w:leftChars="0" w:firstLine="0" w:firstLineChars="0"/>
+        <w:rPr>
+          <w:rFonts w:hint="default"/>
+          <w:b w:val="0"/>
+          <w:bCs w:val="0"/>
+          <w:lang w:val="en-US"/>
+        </w:rPr>
+      </w:pPr>
+      <w:r>
+        <w:rPr>
+          <w:rFonts w:hint="default"/>
+          <w:b w:val="0"/>
+          <w:bCs w:val="0"/>
+          <w:lang w:val="en-US"/>
+        </w:rPr>
+        <w:t xml:space="preserve">There are 3 friends Ramesh, Suresh and Hareesh. Ramesh gives the cars to suresh and hareesh what they have already. And after that suresh gives the cars to ramesh and haressh what they have already. Same thing did by hareesh also. After that each having 24 cars. What is the cars count each having in initial stage. </w:t>
       </w:r>
       <w:r>
         <w:rPr>
@@ -9612,7 +9818,31 @@
           <w:bCs w:val="0"/>
           <w:lang w:val="en-US"/>
         </w:rPr>
-        <w:t xml:space="preserve">There are 3 friends Ramesh, Suresh and Hareesh. Ramesh gives the cars to suresh and hareesh what they have already. And after that suresh gives the cars to ramesh and haressh what they have already. Same thing did by hareesh also. After that each having 24 cars. What is the cars count each having in initial stage. </w:t>
+        <w:t>They planed to complete a work with 75 members it takes 20 days. But due to some issue 25 members left the initially. How many days it take to complete the same work with remaining persons.</w:t>
+      </w:r>
+    </w:p>
+    <w:p>
+      <w:pPr>
+        <w:numPr>
+          <w:ilvl w:val="0"/>
+          <w:numId w:val="0"/>
+        </w:numPr>
+        <w:ind w:leftChars="0"/>
+        <w:rPr>
+          <w:rFonts w:hint="default"/>
+          <w:b w:val="0"/>
+          <w:bCs w:val="0"/>
+          <w:lang w:val="en-US"/>
+        </w:rPr>
+      </w:pPr>
+      <w:r>
+        <w:rPr>
+          <w:rFonts w:hint="default"/>
+          <w:b w:val="0"/>
+          <w:bCs w:val="0"/>
+          <w:lang w:val="en-US"/>
+        </w:rPr>
+        <w:t xml:space="preserve"> </w:t>
       </w:r>
       <w:r>
         <w:rPr>
@@ -9646,7 +9876,7 @@
           <w:bCs w:val="0"/>
           <w:lang w:val="en-US"/>
         </w:rPr>
-        <w:t>They planed to complete a work with 75 members it takes 20 days. But due to some issue 25 members left the initially. How many days it take to complete the same work with remaining persons.</w:t>
+        <w:t>In a cricket match for first 10 overs the net run rate is 3.2 per over. To reach the target 282 what is the required net run rate, they left 40 overs.</w:t>
       </w:r>
     </w:p>
     <w:p>
@@ -9658,6 +9888,215 @@
         <w:ind w:leftChars="0"/>
         <w:rPr>
           <w:rFonts w:hint="default"/>
+          <w:b/>
+          <w:bCs/>
+          <w:lang w:val="en-US"/>
+        </w:rPr>
+      </w:pPr>
+      <w:r>
+        <w:rPr>
+          <w:rFonts w:hint="default"/>
+          <w:b/>
+          <w:bCs/>
+          <w:lang w:val="en-US"/>
+        </w:rPr>
+        <w:t>C programming:-</w:t>
+      </w:r>
+    </w:p>
+    <w:p>
+      <w:pPr>
+        <w:numPr>
+          <w:ilvl w:val="0"/>
+          <w:numId w:val="24"/>
+        </w:numPr>
+        <w:ind w:leftChars="0"/>
+        <w:rPr>
+          <w:rFonts w:hint="default"/>
+          <w:b w:val="0"/>
+          <w:bCs w:val="0"/>
+          <w:lang w:val="en-US"/>
+        </w:rPr>
+      </w:pPr>
+      <w:r>
+        <w:rPr>
+          <w:rFonts w:hint="default"/>
+          <w:b w:val="0"/>
+          <w:bCs w:val="0"/>
+          <w:lang w:val="en-US"/>
+        </w:rPr>
+        <w:t>Shift even and odd bits in a unsigned 32bit value.</w:t>
+      </w:r>
+    </w:p>
+    <w:p>
+      <w:pPr>
+        <w:numPr>
+          <w:ilvl w:val="0"/>
+          <w:numId w:val="24"/>
+        </w:numPr>
+        <w:ind w:leftChars="0"/>
+        <w:rPr>
+          <w:rFonts w:hint="default"/>
+          <w:b w:val="0"/>
+          <w:bCs w:val="0"/>
+          <w:lang w:val="en-US"/>
+        </w:rPr>
+      </w:pPr>
+      <w:r>
+        <w:rPr>
+          <w:rFonts w:hint="default"/>
+          <w:b w:val="0"/>
+          <w:bCs w:val="0"/>
+          <w:lang w:val="en-US"/>
+        </w:rPr>
+        <w:t>Write a program to know the frequency of the elements present in an array. Input array[]={1,2,2,3,1}. write in a optimized way.  Followup:- Write dynimacally, don’t use extra space.</w:t>
+      </w:r>
+    </w:p>
+    <w:p>
+      <w:pPr>
+        <w:numPr>
+          <w:ilvl w:val="0"/>
+          <w:numId w:val="24"/>
+        </w:numPr>
+        <w:ind w:leftChars="0"/>
+        <w:rPr>
+          <w:rFonts w:hint="default"/>
+          <w:b w:val="0"/>
+          <w:bCs w:val="0"/>
+          <w:lang w:val="en-US"/>
+        </w:rPr>
+      </w:pPr>
+      <w:r>
+        <w:rPr>
+          <w:rFonts w:hint="default"/>
+          <w:b w:val="0"/>
+          <w:bCs w:val="0"/>
+          <w:lang w:val="en-US"/>
+        </w:rPr>
+        <w:t>Write a function to check the 5</w:t>
+      </w:r>
+      <w:r>
+        <w:rPr>
+          <w:rFonts w:hint="default"/>
+          <w:b w:val="0"/>
+          <w:bCs w:val="0"/>
+          <w:vertAlign w:val="superscript"/>
+          <w:lang w:val="en-US"/>
+        </w:rPr>
+        <w:t>th</w:t>
+      </w:r>
+      <w:r>
+        <w:rPr>
+          <w:rFonts w:hint="default"/>
+          <w:b w:val="0"/>
+          <w:bCs w:val="0"/>
+          <w:lang w:val="en-US"/>
+        </w:rPr>
+        <w:t xml:space="preserve"> bit of an 32 bit data, and make sure that 10</w:t>
+      </w:r>
+      <w:r>
+        <w:rPr>
+          <w:rFonts w:hint="default"/>
+          <w:b w:val="0"/>
+          <w:bCs w:val="0"/>
+          <w:vertAlign w:val="superscript"/>
+          <w:lang w:val="en-US"/>
+        </w:rPr>
+        <w:t>th</w:t>
+      </w:r>
+      <w:r>
+        <w:rPr>
+          <w:rFonts w:hint="default"/>
+          <w:b w:val="0"/>
+          <w:bCs w:val="0"/>
+          <w:lang w:val="en-US"/>
+        </w:rPr>
+        <w:t xml:space="preserve"> is same as a 5</w:t>
+      </w:r>
+      <w:r>
+        <w:rPr>
+          <w:rFonts w:hint="default"/>
+          <w:b w:val="0"/>
+          <w:bCs w:val="0"/>
+          <w:vertAlign w:val="superscript"/>
+          <w:lang w:val="en-US"/>
+        </w:rPr>
+        <w:t>th</w:t>
+      </w:r>
+      <w:r>
+        <w:rPr>
+          <w:rFonts w:hint="default"/>
+          <w:b w:val="0"/>
+          <w:bCs w:val="0"/>
+          <w:lang w:val="en-US"/>
+        </w:rPr>
+        <w:t xml:space="preserve"> bit. And same way check the 15</w:t>
+      </w:r>
+      <w:r>
+        <w:rPr>
+          <w:rFonts w:hint="default"/>
+          <w:b w:val="0"/>
+          <w:bCs w:val="0"/>
+          <w:vertAlign w:val="superscript"/>
+          <w:lang w:val="en-US"/>
+        </w:rPr>
+        <w:t>th</w:t>
+      </w:r>
+      <w:r>
+        <w:rPr>
+          <w:rFonts w:hint="default"/>
+          <w:b w:val="0"/>
+          <w:bCs w:val="0"/>
+          <w:lang w:val="en-US"/>
+        </w:rPr>
+        <w:t xml:space="preserve"> bit of an 32 bit data, and make sure that 20</w:t>
+      </w:r>
+      <w:r>
+        <w:rPr>
+          <w:rFonts w:hint="default"/>
+          <w:b w:val="0"/>
+          <w:bCs w:val="0"/>
+          <w:vertAlign w:val="superscript"/>
+          <w:lang w:val="en-US"/>
+        </w:rPr>
+        <w:t>th</w:t>
+      </w:r>
+      <w:r>
+        <w:rPr>
+          <w:rFonts w:hint="default"/>
+          <w:b w:val="0"/>
+          <w:bCs w:val="0"/>
+          <w:lang w:val="en-US"/>
+        </w:rPr>
+        <w:t xml:space="preserve"> is same as a 15</w:t>
+      </w:r>
+      <w:r>
+        <w:rPr>
+          <w:rFonts w:hint="default"/>
+          <w:b w:val="0"/>
+          <w:bCs w:val="0"/>
+          <w:vertAlign w:val="superscript"/>
+          <w:lang w:val="en-US"/>
+        </w:rPr>
+        <w:t>th</w:t>
+      </w:r>
+      <w:r>
+        <w:rPr>
+          <w:rFonts w:hint="default"/>
+          <w:b w:val="0"/>
+          <w:bCs w:val="0"/>
+          <w:lang w:val="en-US"/>
+        </w:rPr>
+        <w:t xml:space="preserve"> bit</w:t>
+      </w:r>
+    </w:p>
+    <w:p>
+      <w:pPr>
+        <w:numPr>
+          <w:ilvl w:val="0"/>
+          <w:numId w:val="0"/>
+        </w:numPr>
+        <w:rPr>
+          <w:rFonts w:hint="default"/>
           <w:b w:val="0"/>
           <w:bCs w:val="0"/>
           <w:lang w:val="en-US"/>
@@ -9680,6 +10119,187 @@
           <w:highlight w:val="yellow"/>
           <w:lang w:val="en-US"/>
         </w:rPr>
+        <w:t>(No time to write the program)</w:t>
+      </w:r>
+    </w:p>
+    <w:p>
+      <w:pPr>
+        <w:numPr>
+          <w:ilvl w:val="0"/>
+          <w:numId w:val="0"/>
+        </w:numPr>
+        <w:rPr>
+          <w:rFonts w:hint="default"/>
+          <w:b/>
+          <w:bCs/>
+          <w:lang w:val="en-US"/>
+        </w:rPr>
+      </w:pPr>
+      <w:r>
+        <w:rPr>
+          <w:rFonts w:hint="default"/>
+          <w:b/>
+          <w:bCs/>
+          <w:lang w:val="en-US"/>
+        </w:rPr>
+        <w:t xml:space="preserve">Manager round:- </w:t>
+      </w:r>
+    </w:p>
+    <w:p>
+      <w:pPr>
+        <w:numPr>
+          <w:ilvl w:val="0"/>
+          <w:numId w:val="25"/>
+        </w:numPr>
+        <w:rPr>
+          <w:rFonts w:hint="default"/>
+          <w:b w:val="0"/>
+          <w:bCs w:val="0"/>
+          <w:lang w:val="en-US"/>
+        </w:rPr>
+      </w:pPr>
+      <w:r>
+        <w:rPr>
+          <w:rFonts w:hint="default"/>
+          <w:b w:val="0"/>
+          <w:bCs w:val="0"/>
+          <w:lang w:val="en-US"/>
+        </w:rPr>
+        <w:t>What is the pipe lining, draw a pipe lining flow diagram.</w:t>
+      </w:r>
+    </w:p>
+    <w:p>
+      <w:pPr>
+        <w:numPr>
+          <w:ilvl w:val="0"/>
+          <w:numId w:val="25"/>
+        </w:numPr>
+        <w:rPr>
+          <w:rFonts w:hint="default"/>
+          <w:b w:val="0"/>
+          <w:bCs w:val="0"/>
+          <w:lang w:val="en-US"/>
+        </w:rPr>
+      </w:pPr>
+      <w:r>
+        <w:rPr>
+          <w:rFonts w:hint="default"/>
+          <w:b w:val="0"/>
+          <w:bCs w:val="0"/>
+          <w:lang w:val="en-US"/>
+        </w:rPr>
+        <w:t>Let consider we a assmbly code as below,</w:t>
+      </w:r>
+    </w:p>
+    <w:p>
+      <w:pPr>
+        <w:numPr>
+          <w:ilvl w:val="0"/>
+          <w:numId w:val="0"/>
+        </w:numPr>
+        <w:rPr>
+          <w:rFonts w:hint="default"/>
+          <w:b w:val="0"/>
+          <w:bCs w:val="0"/>
+          <w:lang w:val="en-US"/>
+        </w:rPr>
+      </w:pPr>
+      <w:r>
+        <w:rPr>
+          <w:rFonts w:hint="default"/>
+          <w:b w:val="0"/>
+          <w:bCs w:val="0"/>
+          <w:lang w:val="en-US"/>
+        </w:rPr>
+        <w:t xml:space="preserve">        Move r0,#0x2200 0000</w:t>
+      </w:r>
+    </w:p>
+    <w:p>
+      <w:pPr>
+        <w:numPr>
+          <w:ilvl w:val="0"/>
+          <w:numId w:val="0"/>
+        </w:numPr>
+        <w:rPr>
+          <w:rFonts w:hint="default"/>
+          <w:b w:val="0"/>
+          <w:bCs w:val="0"/>
+          <w:lang w:val="en-US"/>
+        </w:rPr>
+      </w:pPr>
+      <w:r>
+        <w:rPr>
+          <w:rFonts w:hint="default"/>
+          <w:b w:val="0"/>
+          <w:bCs w:val="0"/>
+          <w:lang w:val="en-US"/>
+        </w:rPr>
+        <w:t xml:space="preserve">        LDR    r1,ro</w:t>
+      </w:r>
+    </w:p>
+    <w:p>
+      <w:pPr>
+        <w:numPr>
+          <w:ilvl w:val="0"/>
+          <w:numId w:val="0"/>
+        </w:numPr>
+        <w:rPr>
+          <w:rFonts w:hint="default"/>
+          <w:b w:val="0"/>
+          <w:bCs w:val="0"/>
+          <w:lang w:val="en-US"/>
+        </w:rPr>
+      </w:pPr>
+      <w:r>
+        <w:rPr>
+          <w:rFonts w:hint="default"/>
+          <w:b w:val="0"/>
+          <w:bCs w:val="0"/>
+          <w:lang w:val="en-US"/>
+        </w:rPr>
+        <w:t>Second instruction is dependent on the 1</w:t>
+      </w:r>
+      <w:r>
+        <w:rPr>
+          <w:rFonts w:hint="default"/>
+          <w:b w:val="0"/>
+          <w:bCs w:val="0"/>
+          <w:vertAlign w:val="superscript"/>
+          <w:lang w:val="en-US"/>
+        </w:rPr>
+        <w:t>st</w:t>
+      </w:r>
+      <w:r>
+        <w:rPr>
+          <w:rFonts w:hint="default"/>
+          <w:b w:val="0"/>
+          <w:bCs w:val="0"/>
+          <w:lang w:val="en-US"/>
+        </w:rPr>
+        <w:t xml:space="preserve"> instruction, how the pipe lining works here. </w:t>
+      </w:r>
+    </w:p>
+    <w:p>
+      <w:pPr>
+        <w:numPr>
+          <w:ilvl w:val="0"/>
+          <w:numId w:val="0"/>
+        </w:numPr>
+        <w:rPr>
+          <w:rFonts w:hint="default"/>
+          <w:b w:val="0"/>
+          <w:bCs w:val="0"/>
+          <w:lang w:val="en-US"/>
+        </w:rPr>
+      </w:pPr>
+      <w:r>
+        <w:rPr>
+          <w:rFonts w:hint="default"/>
+          <w:b/>
+          <w:bCs/>
+          <w:highlight w:val="yellow"/>
+          <w:lang w:val="en-US"/>
+        </w:rPr>
         <w:t>(Not answered Properly)</w:t>
       </w:r>
     </w:p>
@@ -9687,7 +10307,7 @@
       <w:pPr>
         <w:numPr>
           <w:ilvl w:val="0"/>
-          <w:numId w:val="23"/>
+          <w:numId w:val="25"/>
         </w:numPr>
         <w:ind w:left="0" w:leftChars="0" w:firstLine="0" w:firstLineChars="0"/>
         <w:rPr>
@@ -9704,7 +10324,65 @@
           <w:bCs w:val="0"/>
           <w:lang w:val="en-US"/>
         </w:rPr>
-        <w:t>In a cricket match for first 10 overs the net run rate is 3.2 per over. To reach the target 282 what is the required net run rate, they left 40 overs.</w:t>
+        <w:t>What is interrupt and what exactly processor do when interrupt occur.</w:t>
+      </w:r>
+    </w:p>
+    <w:p>
+      <w:pPr>
+        <w:numPr>
+          <w:ilvl w:val="0"/>
+          <w:numId w:val="25"/>
+        </w:numPr>
+        <w:ind w:left="0" w:leftChars="0" w:firstLine="0" w:firstLineChars="0"/>
+        <w:rPr>
+          <w:rFonts w:hint="default"/>
+          <w:b w:val="0"/>
+          <w:bCs w:val="0"/>
+          <w:lang w:val="en-US"/>
+        </w:rPr>
+      </w:pPr>
+      <w:r>
+        <w:rPr>
+          <w:rFonts w:hint="default"/>
+          <w:b w:val="0"/>
+          <w:bCs w:val="0"/>
+          <w:lang w:val="en-US"/>
+        </w:rPr>
+        <w:t>What are the GCC compiler optimization levels. What happens in each level.</w:t>
+      </w:r>
+      <w:r>
+        <w:rPr>
+          <w:rFonts w:hint="default"/>
+          <w:b/>
+          <w:bCs/>
+          <w:highlight w:val="yellow"/>
+          <w:lang w:val="en-US"/>
+        </w:rPr>
+        <w:t>(Not answered )</w:t>
+      </w:r>
+    </w:p>
+    <w:p>
+      <w:pPr>
+        <w:numPr>
+          <w:ilvl w:val="0"/>
+          <w:numId w:val="25"/>
+        </w:numPr>
+        <w:ind w:left="0" w:leftChars="0" w:firstLine="0" w:firstLineChars="0"/>
+        <w:rPr>
+          <w:rFonts w:hint="default"/>
+          <w:b w:val="0"/>
+          <w:bCs w:val="0"/>
+          <w:lang w:val="en-US"/>
+        </w:rPr>
+      </w:pPr>
+      <w:r>
+        <w:rPr>
+          <w:rFonts w:hint="default"/>
+          <w:b w:val="0"/>
+          <w:bCs w:val="0"/>
+          <w:lang w:val="en-US"/>
+        </w:rPr>
+        <w:t>Who does push the registers R0,R1 R2 and LR, PC in to the stack. Is hardware or software. If it is hardware is it ok to give the stack pointer control to the hardware. Generally stack is controlled by the user.</w:t>
       </w:r>
     </w:p>
     <w:p>
@@ -9724,18 +10402,43 @@
       <w:r>
         <w:rPr>
           <w:rFonts w:hint="default"/>
-          <w:b w:val="0"/>
-          <w:bCs w:val="0"/>
-          <w:lang w:val="en-US"/>
-        </w:rPr>
-        <w:t>C programming:-</w:t>
-      </w:r>
-    </w:p>
-    <w:p>
-      <w:pPr>
-        <w:numPr>
-          <w:ilvl w:val="0"/>
-          <w:numId w:val="24"/>
+          <w:b/>
+          <w:bCs/>
+          <w:highlight w:val="yellow"/>
+          <w:lang w:val="en-US"/>
+        </w:rPr>
+        <w:t>(Not answered Properly)</w:t>
+      </w:r>
+    </w:p>
+    <w:p>
+      <w:pPr>
+        <w:numPr>
+          <w:ilvl w:val="0"/>
+          <w:numId w:val="25"/>
+        </w:numPr>
+        <w:ind w:left="0" w:leftChars="0" w:firstLine="0" w:firstLineChars="0"/>
+        <w:rPr>
+          <w:rFonts w:hint="default"/>
+          <w:b w:val="0"/>
+          <w:bCs w:val="0"/>
+          <w:lang w:val="en-US"/>
+        </w:rPr>
+      </w:pPr>
+      <w:r>
+        <w:rPr>
+          <w:rFonts w:hint="default"/>
+          <w:b w:val="0"/>
+          <w:bCs w:val="0"/>
+          <w:lang w:val="en-US"/>
+        </w:rPr>
+        <w:t xml:space="preserve">What is the break point and what happens to the processor when the break point hits. </w:t>
+      </w:r>
+    </w:p>
+    <w:p>
+      <w:pPr>
+        <w:numPr>
+          <w:ilvl w:val="0"/>
+          <w:numId w:val="0"/>
         </w:numPr>
         <w:ind w:leftChars="0"/>
         <w:rPr>
@@ -9748,18 +10451,43 @@
       <w:r>
         <w:rPr>
           <w:rFonts w:hint="default"/>
-          <w:b w:val="0"/>
-          <w:bCs w:val="0"/>
-          <w:lang w:val="en-US"/>
-        </w:rPr>
-        <w:t>Shift even and odd bits in a unsigned 32bit value.</w:t>
-      </w:r>
-    </w:p>
-    <w:p>
-      <w:pPr>
-        <w:numPr>
-          <w:ilvl w:val="0"/>
-          <w:numId w:val="24"/>
+          <w:b/>
+          <w:bCs/>
+          <w:highlight w:val="yellow"/>
+          <w:lang w:val="en-US"/>
+        </w:rPr>
+        <w:t>(Not answered Properly)</w:t>
+      </w:r>
+    </w:p>
+    <w:p>
+      <w:pPr>
+        <w:numPr>
+          <w:ilvl w:val="0"/>
+          <w:numId w:val="25"/>
+        </w:numPr>
+        <w:ind w:left="0" w:leftChars="0" w:firstLine="0" w:firstLineChars="0"/>
+        <w:rPr>
+          <w:rFonts w:hint="default"/>
+          <w:b w:val="0"/>
+          <w:bCs w:val="0"/>
+          <w:lang w:val="en-US"/>
+        </w:rPr>
+      </w:pPr>
+      <w:r>
+        <w:rPr>
+          <w:rFonts w:hint="default"/>
+          <w:b w:val="0"/>
+          <w:bCs w:val="0"/>
+          <w:lang w:val="en-US"/>
+        </w:rPr>
+        <w:t>If you having some requirements to write a code but you don’t have any design and code, how do you select a stack size and what are the parameters need to consider.</w:t>
+      </w:r>
+    </w:p>
+    <w:p>
+      <w:pPr>
+        <w:numPr>
+          <w:ilvl w:val="0"/>
+          <w:numId w:val="0"/>
         </w:numPr>
         <w:ind w:leftChars="0"/>
         <w:rPr>
@@ -9776,37 +10504,234 @@
           <w:bCs w:val="0"/>
           <w:lang w:val="en-US"/>
         </w:rPr>
-        <w:t>Write a program to know the frequency of the elements present in an array. Input array[]={1,2,2,3,1}. write in a optimized way.  Followup:- Write dynimacally, don’t use extra space.</w:t>
-      </w:r>
-    </w:p>
-    <w:p>
-      <w:pPr>
-        <w:numPr>
-          <w:ilvl w:val="0"/>
-          <w:numId w:val="24"/>
+        <w:t xml:space="preserve"> </w:t>
+      </w:r>
+      <w:r>
+        <w:rPr>
+          <w:rFonts w:hint="default"/>
+          <w:b/>
+          <w:bCs/>
+          <w:highlight w:val="yellow"/>
+          <w:lang w:val="en-US"/>
+        </w:rPr>
+        <w:t>(Not answered Properly)</w:t>
+      </w:r>
+    </w:p>
+    <w:p>
+      <w:pPr>
+        <w:numPr>
+          <w:ilvl w:val="0"/>
+          <w:numId w:val="25"/>
+        </w:numPr>
+        <w:ind w:left="0" w:leftChars="0" w:firstLine="0" w:firstLineChars="0"/>
+        <w:rPr>
+          <w:rFonts w:hint="default"/>
+          <w:b w:val="0"/>
+          <w:bCs w:val="0"/>
+          <w:lang w:val="en-US"/>
+        </w:rPr>
+      </w:pPr>
+      <w:r>
+        <w:rPr>
+          <w:rFonts w:hint="default"/>
+          <w:b w:val="0"/>
+          <w:bCs w:val="0"/>
+          <w:lang w:val="en-US"/>
+        </w:rPr>
+        <w:t>How do you measure a max stack size for a given code.</w:t>
+      </w:r>
+    </w:p>
+    <w:p>
+      <w:pPr>
+        <w:numPr>
+          <w:ilvl w:val="0"/>
+          <w:numId w:val="25"/>
+        </w:numPr>
+        <w:ind w:left="0" w:leftChars="0" w:firstLine="0" w:firstLineChars="0"/>
+        <w:rPr>
+          <w:rFonts w:hint="default"/>
+          <w:b w:val="0"/>
+          <w:bCs w:val="0"/>
+          <w:lang w:val="en-US"/>
+        </w:rPr>
+      </w:pPr>
+      <w:r>
+        <w:rPr>
+          <w:rFonts w:hint="default"/>
+          <w:b w:val="0"/>
+          <w:bCs w:val="0"/>
+          <w:lang w:val="en-US"/>
+        </w:rPr>
+        <w:t>What is C memory layout.</w:t>
+      </w:r>
+    </w:p>
+    <w:p>
+      <w:pPr>
+        <w:numPr>
+          <w:ilvl w:val="0"/>
+          <w:numId w:val="25"/>
+        </w:numPr>
+        <w:ind w:left="0" w:leftChars="0" w:firstLine="0" w:firstLineChars="0"/>
+        <w:rPr>
+          <w:rFonts w:hint="default"/>
+          <w:b w:val="0"/>
+          <w:bCs w:val="0"/>
+          <w:lang w:val="en-US"/>
+        </w:rPr>
+      </w:pPr>
+      <w:r>
+        <w:rPr>
+          <w:rFonts w:hint="default"/>
+          <w:b w:val="0"/>
+          <w:bCs w:val="0"/>
+          <w:lang w:val="en-US"/>
+        </w:rPr>
+        <w:t>Where the static local variables and  global variables stored.</w:t>
+      </w:r>
+    </w:p>
+    <w:p>
+      <w:pPr>
+        <w:numPr>
+          <w:ilvl w:val="0"/>
+          <w:numId w:val="25"/>
+        </w:numPr>
+        <w:ind w:left="0" w:leftChars="0" w:firstLine="0" w:firstLineChars="0"/>
+        <w:rPr>
+          <w:rFonts w:hint="default"/>
+          <w:b w:val="0"/>
+          <w:bCs w:val="0"/>
+          <w:lang w:val="en-US"/>
+        </w:rPr>
+      </w:pPr>
+      <w:r>
+        <w:rPr>
+          <w:rFonts w:hint="default"/>
+          <w:b w:val="0"/>
+          <w:bCs w:val="0"/>
+          <w:lang w:val="en-US"/>
+        </w:rPr>
+        <w:t>Where the const static variables stored.</w:t>
+      </w:r>
+    </w:p>
+    <w:p>
+      <w:pPr>
+        <w:numPr>
+          <w:ilvl w:val="0"/>
+          <w:numId w:val="25"/>
+        </w:numPr>
+        <w:ind w:left="0" w:leftChars="0" w:firstLine="0" w:firstLineChars="0"/>
+        <w:rPr>
+          <w:rFonts w:hint="default"/>
+          <w:b w:val="0"/>
+          <w:bCs w:val="0"/>
+          <w:lang w:val="en-US"/>
+        </w:rPr>
+      </w:pPr>
+      <w:r>
+        <w:rPr>
+          <w:rFonts w:hint="default"/>
+          <w:b w:val="0"/>
+          <w:bCs w:val="0"/>
+          <w:lang w:val="en-US"/>
+        </w:rPr>
+        <w:t xml:space="preserve">Wap to generate a 1hz frequency. Condition is peripheral input frequency is may change from 100 to 200 MHZ.  </w:t>
+      </w:r>
+      <w:r>
+        <w:rPr>
+          <w:rFonts w:hint="default"/>
+          <w:b/>
+          <w:bCs/>
+          <w:highlight w:val="yellow"/>
+          <w:lang w:val="en-US"/>
+        </w:rPr>
+        <w:t>(Answered but so much time taken, Not properly answered )</w:t>
+      </w:r>
+    </w:p>
+    <w:p>
+      <w:pPr>
+        <w:numPr>
+          <w:ilvl w:val="0"/>
+          <w:numId w:val="25"/>
+        </w:numPr>
+        <w:ind w:left="0" w:leftChars="0" w:firstLine="0" w:firstLineChars="0"/>
+        <w:rPr>
+          <w:rFonts w:hint="default"/>
+          <w:b w:val="0"/>
+          <w:bCs w:val="0"/>
+          <w:lang w:val="en-US"/>
+        </w:rPr>
+      </w:pPr>
+      <w:r>
+        <w:rPr>
+          <w:rFonts w:hint="default"/>
+          <w:b w:val="0"/>
+          <w:bCs w:val="0"/>
+          <w:lang w:val="en-US"/>
+        </w:rPr>
+        <w:t>What happens to the output wave if the input frequency of the peripheral reduced by half.</w:t>
+      </w:r>
+      <w:r>
+        <w:rPr>
+          <w:rFonts w:hint="default"/>
+          <w:b/>
+          <w:bCs/>
+          <w:highlight w:val="yellow"/>
+          <w:lang w:val="en-US"/>
+        </w:rPr>
+        <w:t>(Not answered)</w:t>
+      </w:r>
+    </w:p>
+    <w:p>
+      <w:pPr>
+        <w:numPr>
+          <w:numId w:val="0"/>
         </w:numPr>
         <w:ind w:leftChars="0"/>
         <w:rPr>
           <w:rFonts w:hint="default"/>
-          <w:b w:val="0"/>
-          <w:bCs w:val="0"/>
-          <w:lang w:val="en-US"/>
-        </w:rPr>
-      </w:pPr>
-      <w:r>
-        <w:rPr>
-          <w:rFonts w:hint="default"/>
-          <w:b w:val="0"/>
-          <w:bCs w:val="0"/>
-          <w:lang w:val="en-US"/>
-        </w:rPr>
-        <w:t>Write a function to check the 5</w:t>
-      </w:r>
-      <w:r>
-        <w:rPr>
-          <w:rFonts w:hint="default"/>
-          <w:b w:val="0"/>
-          <w:bCs w:val="0"/>
+          <w:b/>
+          <w:bCs/>
+          <w:lang w:val="en-US"/>
+        </w:rPr>
+      </w:pPr>
+      <w:r>
+        <w:rPr>
+          <w:rFonts w:hint="default"/>
+          <w:b/>
+          <w:bCs/>
+          <w:lang w:val="en-US"/>
+        </w:rPr>
+        <w:t>Feed back:-</w:t>
+      </w:r>
+    </w:p>
+    <w:p>
+      <w:pPr>
+        <w:numPr>
+          <w:ilvl w:val="0"/>
+          <w:numId w:val="1"/>
+        </w:numPr>
+        <w:ind w:left="0" w:leftChars="0" w:firstLine="0" w:firstLineChars="0"/>
+        <w:rPr>
+          <w:rFonts w:hint="default"/>
+          <w:b/>
+          <w:bCs/>
+          <w:lang w:val="en-US"/>
+        </w:rPr>
+      </w:pPr>
+      <w:r>
+        <w:rPr>
+          <w:rFonts w:hint="default"/>
+          <w:b/>
+          <w:bCs/>
+          <w:lang w:val="en-US"/>
+        </w:rPr>
+        <w:t>Bit-silica TR-1 (16</w:t>
+      </w:r>
+      <w:r>
+        <w:rPr>
+          <w:rFonts w:hint="default"/>
+          <w:b/>
+          <w:bCs/>
           <w:vertAlign w:val="superscript"/>
           <w:lang w:val="en-US"/>
         </w:rPr>
@@ -9815,17 +10740,549 @@
       <w:r>
         <w:rPr>
           <w:rFonts w:hint="default"/>
-          <w:b w:val="0"/>
-          <w:bCs w:val="0"/>
-          <w:lang w:val="en-US"/>
-        </w:rPr>
-        <w:t xml:space="preserve"> bit of an 32 bit data, and make sure that 10</w:t>
-      </w:r>
-      <w:r>
-        <w:rPr>
-          <w:rFonts w:hint="default"/>
-          <w:b w:val="0"/>
-          <w:bCs w:val="0"/>
+          <w:b/>
+          <w:bCs/>
+          <w:lang w:val="en-US"/>
+        </w:rPr>
+        <w:t xml:space="preserve"> July 2025 19:00 to 20:00) </w:t>
+      </w:r>
+      <w:r>
+        <w:rPr>
+          <w:rFonts w:hint="default"/>
+          <w:b/>
+          <w:bCs/>
+          <w:color w:val="00B050"/>
+          <w:lang w:val="en-US"/>
+        </w:rPr>
+        <w:t>(Cleared)</w:t>
+      </w:r>
+    </w:p>
+    <w:p>
+      <w:pPr>
+        <w:numPr>
+          <w:ilvl w:val="0"/>
+          <w:numId w:val="26"/>
+        </w:numPr>
+        <w:ind w:left="0" w:leftChars="0" w:firstLine="0" w:firstLineChars="0"/>
+        <w:rPr>
+          <w:rFonts w:hint="default"/>
+          <w:b w:val="0"/>
+          <w:bCs w:val="0"/>
+          <w:lang w:val="en-US"/>
+        </w:rPr>
+      </w:pPr>
+      <w:r>
+        <w:rPr>
+          <w:rFonts w:hint="default"/>
+          <w:b w:val="0"/>
+          <w:bCs w:val="0"/>
+          <w:lang w:val="en-US"/>
+        </w:rPr>
+        <w:t>Tell me about your self.</w:t>
+      </w:r>
+    </w:p>
+    <w:p>
+      <w:pPr>
+        <w:numPr>
+          <w:ilvl w:val="0"/>
+          <w:numId w:val="26"/>
+        </w:numPr>
+        <w:ind w:left="0" w:leftChars="0" w:firstLine="0" w:firstLineChars="0"/>
+        <w:rPr>
+          <w:rFonts w:hint="default"/>
+          <w:b w:val="0"/>
+          <w:bCs w:val="0"/>
+          <w:lang w:val="en-US"/>
+        </w:rPr>
+      </w:pPr>
+      <w:r>
+        <w:rPr>
+          <w:rFonts w:hint="default"/>
+          <w:b w:val="0"/>
+          <w:bCs w:val="0"/>
+          <w:lang w:val="en-US"/>
+        </w:rPr>
+        <w:t>Your roles and responsibility's in your company.</w:t>
+      </w:r>
+      <w:r>
+        <w:rPr>
+          <w:rFonts w:hint="default"/>
+          <w:b/>
+          <w:bCs/>
+          <w:highlight w:val="yellow"/>
+          <w:lang w:val="en-US"/>
+        </w:rPr>
+        <w:t>(Not answered Properly)</w:t>
+      </w:r>
+    </w:p>
+    <w:p>
+      <w:pPr>
+        <w:numPr>
+          <w:ilvl w:val="0"/>
+          <w:numId w:val="26"/>
+        </w:numPr>
+        <w:ind w:left="0" w:leftChars="0" w:firstLine="0" w:firstLineChars="0"/>
+        <w:rPr>
+          <w:rFonts w:hint="default"/>
+          <w:b w:val="0"/>
+          <w:bCs w:val="0"/>
+          <w:lang w:val="en-US"/>
+        </w:rPr>
+      </w:pPr>
+      <w:r>
+        <w:rPr>
+          <w:rFonts w:hint="default"/>
+          <w:b w:val="0"/>
+          <w:bCs w:val="0"/>
+          <w:lang w:val="en-US"/>
+        </w:rPr>
+        <w:t xml:space="preserve">What is the process and thread. </w:t>
+      </w:r>
+      <w:r>
+        <w:rPr>
+          <w:rFonts w:hint="default"/>
+          <w:b/>
+          <w:bCs/>
+          <w:highlight w:val="yellow"/>
+          <w:lang w:val="en-US"/>
+        </w:rPr>
+        <w:t>(Not answered Properly)</w:t>
+      </w:r>
+    </w:p>
+    <w:p>
+      <w:pPr>
+        <w:numPr>
+          <w:ilvl w:val="0"/>
+          <w:numId w:val="26"/>
+        </w:numPr>
+        <w:ind w:left="0" w:leftChars="0" w:firstLine="0" w:firstLineChars="0"/>
+        <w:rPr>
+          <w:rFonts w:hint="default"/>
+          <w:b w:val="0"/>
+          <w:bCs w:val="0"/>
+          <w:lang w:val="en-US"/>
+        </w:rPr>
+      </w:pPr>
+      <w:r>
+        <w:rPr>
+          <w:rFonts w:hint="default"/>
+          <w:b w:val="0"/>
+          <w:bCs w:val="0"/>
+          <w:lang w:val="en-US"/>
+        </w:rPr>
+        <w:t>What are the programming languages u know, u know the scripting languages are not.</w:t>
+      </w:r>
+    </w:p>
+    <w:p>
+      <w:pPr>
+        <w:numPr>
+          <w:ilvl w:val="0"/>
+          <w:numId w:val="26"/>
+        </w:numPr>
+        <w:ind w:left="0" w:leftChars="0" w:firstLine="0" w:firstLineChars="0"/>
+        <w:rPr>
+          <w:rFonts w:hint="default"/>
+          <w:b w:val="0"/>
+          <w:bCs w:val="0"/>
+          <w:lang w:val="en-US"/>
+        </w:rPr>
+      </w:pPr>
+      <w:r>
+        <w:rPr>
+          <w:rFonts w:hint="default"/>
+          <w:b w:val="0"/>
+          <w:bCs w:val="0"/>
+          <w:lang w:val="en-US"/>
+        </w:rPr>
+        <w:t>What is the difference between the #define and const.</w:t>
+      </w:r>
+    </w:p>
+    <w:p>
+      <w:pPr>
+        <w:numPr>
+          <w:ilvl w:val="0"/>
+          <w:numId w:val="26"/>
+        </w:numPr>
+        <w:ind w:left="0" w:leftChars="0" w:firstLine="0" w:firstLineChars="0"/>
+        <w:rPr>
+          <w:rFonts w:hint="default"/>
+          <w:b w:val="0"/>
+          <w:bCs w:val="0"/>
+          <w:lang w:val="en-US"/>
+        </w:rPr>
+      </w:pPr>
+      <w:r>
+        <w:rPr>
+          <w:rFonts w:hint="default"/>
+          <w:b w:val="0"/>
+          <w:bCs w:val="0"/>
+          <w:lang w:val="en-US"/>
+        </w:rPr>
+        <w:t>Explain SPI communication.</w:t>
+      </w:r>
+    </w:p>
+    <w:p>
+      <w:pPr>
+        <w:numPr>
+          <w:ilvl w:val="0"/>
+          <w:numId w:val="26"/>
+        </w:numPr>
+        <w:ind w:left="0" w:leftChars="0" w:firstLine="0" w:firstLineChars="0"/>
+        <w:rPr>
+          <w:rFonts w:hint="default"/>
+          <w:b w:val="0"/>
+          <w:bCs w:val="0"/>
+          <w:lang w:val="en-US"/>
+        </w:rPr>
+      </w:pPr>
+      <w:r>
+        <w:rPr>
+          <w:rFonts w:hint="default"/>
+          <w:b w:val="0"/>
+          <w:bCs w:val="0"/>
+          <w:lang w:val="en-US"/>
+        </w:rPr>
+        <w:t xml:space="preserve">What is bit banging in SPI. </w:t>
+      </w:r>
+      <w:r>
+        <w:rPr>
+          <w:rFonts w:hint="default"/>
+          <w:b/>
+          <w:bCs/>
+          <w:highlight w:val="yellow"/>
+          <w:lang w:val="en-US"/>
+        </w:rPr>
+        <w:t>(Not answered)</w:t>
+      </w:r>
+    </w:p>
+    <w:p>
+      <w:pPr>
+        <w:numPr>
+          <w:ilvl w:val="0"/>
+          <w:numId w:val="26"/>
+        </w:numPr>
+        <w:ind w:left="0" w:leftChars="0" w:firstLine="0" w:firstLineChars="0"/>
+        <w:rPr>
+          <w:rFonts w:hint="default"/>
+          <w:b w:val="0"/>
+          <w:bCs w:val="0"/>
+          <w:lang w:val="en-US"/>
+        </w:rPr>
+      </w:pPr>
+      <w:r>
+        <w:rPr>
+          <w:rFonts w:hint="default"/>
+          <w:b w:val="0"/>
+          <w:bCs w:val="0"/>
+          <w:lang w:val="en-US"/>
+        </w:rPr>
+        <w:t>What is clock straching in I2C.</w:t>
+      </w:r>
+    </w:p>
+    <w:p>
+      <w:pPr>
+        <w:numPr>
+          <w:ilvl w:val="0"/>
+          <w:numId w:val="26"/>
+        </w:numPr>
+        <w:ind w:left="0" w:leftChars="0" w:firstLine="0" w:firstLineChars="0"/>
+        <w:rPr>
+          <w:rFonts w:hint="default"/>
+          <w:b w:val="0"/>
+          <w:bCs w:val="0"/>
+          <w:lang w:val="en-US"/>
+        </w:rPr>
+      </w:pPr>
+      <w:r>
+        <w:rPr>
+          <w:rFonts w:hint="default"/>
+          <w:b w:val="0"/>
+          <w:bCs w:val="0"/>
+          <w:lang w:val="en-US"/>
+        </w:rPr>
+        <w:t>What is the stack and heap.</w:t>
+      </w:r>
+    </w:p>
+    <w:p>
+      <w:pPr>
+        <w:numPr>
+          <w:ilvl w:val="0"/>
+          <w:numId w:val="26"/>
+        </w:numPr>
+        <w:ind w:leftChars="0"/>
+        <w:rPr>
+          <w:rFonts w:hint="default"/>
+          <w:b w:val="0"/>
+          <w:bCs w:val="0"/>
+          <w:lang w:val="en-US"/>
+        </w:rPr>
+      </w:pPr>
+      <w:r>
+        <w:rPr>
+          <w:rFonts w:hint="default"/>
+          <w:b w:val="0"/>
+          <w:bCs w:val="0"/>
+          <w:lang w:val="en-US"/>
+        </w:rPr>
+        <w:t>Wap to reverse a given string based on the words</w:t>
+      </w:r>
+    </w:p>
+    <w:p>
+      <w:pPr>
+        <w:numPr>
+          <w:ilvl w:val="0"/>
+          <w:numId w:val="0"/>
+        </w:numPr>
+        <w:ind w:leftChars="0"/>
+        <w:rPr>
+          <w:rFonts w:hint="default"/>
+          <w:b w:val="0"/>
+          <w:bCs w:val="0"/>
+          <w:lang w:val="en-US"/>
+        </w:rPr>
+      </w:pPr>
+      <w:r>
+        <w:rPr>
+          <w:rFonts w:hint="default"/>
+          <w:b w:val="0"/>
+          <w:bCs w:val="0"/>
+          <w:lang w:val="en-US"/>
+        </w:rPr>
+        <w:t>Input:- "Hareesh Sureddy is a Firmware Engineer";</w:t>
+      </w:r>
+    </w:p>
+    <w:p>
+      <w:pPr>
+        <w:numPr>
+          <w:ilvl w:val="0"/>
+          <w:numId w:val="0"/>
+        </w:numPr>
+        <w:ind w:leftChars="0"/>
+        <w:rPr>
+          <w:rFonts w:hint="default"/>
+          <w:b w:val="0"/>
+          <w:bCs w:val="0"/>
+          <w:lang w:val="en-US"/>
+        </w:rPr>
+      </w:pPr>
+      <w:r>
+        <w:rPr>
+          <w:rFonts w:hint="default"/>
+          <w:b w:val="0"/>
+          <w:bCs w:val="0"/>
+          <w:lang w:val="en-US"/>
+        </w:rPr>
+        <w:t>Output:- "Engineer Firmware a is Sureddy Hareesh";</w:t>
+      </w:r>
+    </w:p>
+    <w:p>
+      <w:pPr>
+        <w:numPr>
+          <w:ilvl w:val="0"/>
+          <w:numId w:val="0"/>
+        </w:numPr>
+        <w:ind w:leftChars="0"/>
+        <w:rPr>
+          <w:rFonts w:hint="default"/>
+          <w:b w:val="0"/>
+          <w:bCs w:val="0"/>
+          <w:highlight w:val="none"/>
+          <w:lang w:val="en-US"/>
+        </w:rPr>
+      </w:pPr>
+      <w:r>
+        <w:rPr>
+          <w:rFonts w:hint="default"/>
+          <w:b/>
+          <w:bCs/>
+          <w:highlight w:val="yellow"/>
+          <w:lang w:val="en-US"/>
+        </w:rPr>
+        <w:t xml:space="preserve">(Dynimic string reading not writen) </w:t>
+      </w:r>
+      <w:r>
+        <w:rPr>
+          <w:rFonts w:hint="default"/>
+          <w:b/>
+          <w:bCs/>
+          <w:highlight w:val="none"/>
+          <w:lang w:val="en-US"/>
+        </w:rPr>
+        <w:t xml:space="preserve"> fgets(“%s”,&amp;str,stdint);</w:t>
+      </w:r>
+    </w:p>
+    <w:p>
+      <w:pPr>
+        <w:numPr>
+          <w:ilvl w:val="0"/>
+          <w:numId w:val="26"/>
+        </w:numPr>
+        <w:ind w:left="0" w:leftChars="0" w:firstLine="0" w:firstLineChars="0"/>
+        <w:rPr>
+          <w:rFonts w:hint="default"/>
+          <w:b w:val="0"/>
+          <w:bCs w:val="0"/>
+          <w:lang w:val="en-US"/>
+        </w:rPr>
+      </w:pPr>
+      <w:r>
+        <w:rPr>
+          <w:rFonts w:hint="default"/>
+          <w:b w:val="0"/>
+          <w:bCs w:val="0"/>
+          <w:lang w:val="en-US"/>
+        </w:rPr>
+        <w:t>Wap to Reverse a bits in a given uint8_t bit value.</w:t>
+      </w:r>
+    </w:p>
+    <w:p>
+      <w:pPr>
+        <w:numPr>
+          <w:ilvl w:val="0"/>
+          <w:numId w:val="0"/>
+        </w:numPr>
+        <w:ind w:leftChars="0"/>
+        <w:rPr>
+          <w:rFonts w:hint="default"/>
+          <w:b w:val="0"/>
+          <w:bCs w:val="0"/>
+          <w:lang w:val="en-US"/>
+        </w:rPr>
+      </w:pPr>
+      <w:r>
+        <w:rPr>
+          <w:rFonts w:hint="default"/>
+          <w:b w:val="0"/>
+          <w:bCs w:val="0"/>
+          <w:lang w:val="en-US"/>
+        </w:rPr>
+        <w:t>i/p: 10101100=172</w:t>
+      </w:r>
+    </w:p>
+    <w:p>
+      <w:pPr>
+        <w:numPr>
+          <w:ilvl w:val="0"/>
+          <w:numId w:val="0"/>
+        </w:numPr>
+        <w:ind w:leftChars="0"/>
+        <w:rPr>
+          <w:rFonts w:hint="default"/>
+          <w:b w:val="0"/>
+          <w:bCs w:val="0"/>
+          <w:lang w:val="en-US"/>
+        </w:rPr>
+      </w:pPr>
+      <w:r>
+        <w:rPr>
+          <w:rFonts w:hint="default"/>
+          <w:b w:val="0"/>
+          <w:bCs w:val="0"/>
+          <w:lang w:val="en-US"/>
+        </w:rPr>
+        <w:t>o/p: 00110101=53</w:t>
+      </w:r>
+    </w:p>
+    <w:p>
+      <w:pPr>
+        <w:numPr>
+          <w:ilvl w:val="0"/>
+          <w:numId w:val="26"/>
+        </w:numPr>
+        <w:ind w:left="0" w:leftChars="0" w:firstLine="0" w:firstLineChars="0"/>
+        <w:rPr>
+          <w:rFonts w:hint="default"/>
+          <w:b w:val="0"/>
+          <w:bCs w:val="0"/>
+          <w:lang w:val="en-US"/>
+        </w:rPr>
+      </w:pPr>
+      <w:r>
+        <w:rPr>
+          <w:rFonts w:hint="default"/>
+          <w:b w:val="0"/>
+          <w:bCs w:val="0"/>
+          <w:lang w:val="en-US"/>
+        </w:rPr>
+        <w:t>Print the nth node from the last</w:t>
+      </w:r>
+    </w:p>
+    <w:p>
+      <w:pPr>
+        <w:numPr>
+          <w:ilvl w:val="0"/>
+          <w:numId w:val="0"/>
+        </w:numPr>
+        <w:ind w:leftChars="0"/>
+        <w:rPr>
+          <w:rFonts w:hint="default"/>
+          <w:b w:val="0"/>
+          <w:bCs w:val="0"/>
+          <w:lang w:val="en-US"/>
+        </w:rPr>
+      </w:pPr>
+      <w:r>
+        <w:rPr>
+          <w:rFonts w:hint="default"/>
+          <w:b w:val="0"/>
+          <w:bCs w:val="0"/>
+          <w:lang w:val="en-US"/>
+        </w:rPr>
+        <w:t>Input :- Linked list :- 1-&gt;2-&gt;3-&gt;4-&gt;5-&gt;41-&gt;5-&gt;67-&gt;485-&gt;10 x, n=3</w:t>
+      </w:r>
+    </w:p>
+    <w:p>
+      <w:pPr>
+        <w:numPr>
+          <w:ilvl w:val="0"/>
+          <w:numId w:val="0"/>
+        </w:numPr>
+        <w:ind w:leftChars="0"/>
+        <w:rPr>
+          <w:rFonts w:hint="default"/>
+          <w:b w:val="0"/>
+          <w:bCs w:val="0"/>
+          <w:lang w:val="en-US"/>
+        </w:rPr>
+      </w:pPr>
+      <w:r>
+        <w:rPr>
+          <w:rFonts w:hint="default"/>
+          <w:b w:val="0"/>
+          <w:bCs w:val="0"/>
+          <w:lang w:val="en-US"/>
+        </w:rPr>
+        <w:t>Output :- 67</w:t>
+      </w:r>
+    </w:p>
+    <w:p>
+      <w:pPr>
+        <w:numPr>
+          <w:ilvl w:val="0"/>
+          <w:numId w:val="1"/>
+        </w:numPr>
+        <w:ind w:left="0" w:leftChars="0" w:firstLine="0" w:firstLineChars="0"/>
+        <w:rPr>
+          <w:rFonts w:hint="default"/>
+          <w:b/>
+          <w:bCs/>
+          <w:lang w:val="en-US"/>
+        </w:rPr>
+      </w:pPr>
+      <w:r>
+        <w:rPr>
+          <w:rFonts w:hint="default"/>
+          <w:b/>
+          <w:bCs/>
+          <w:lang w:val="en-US"/>
+        </w:rPr>
+        <w:t>Bit-silica TR-2 (24</w:t>
+      </w:r>
+      <w:r>
+        <w:rPr>
+          <w:rFonts w:hint="default"/>
+          <w:b/>
+          <w:bCs/>
           <w:vertAlign w:val="superscript"/>
           <w:lang w:val="en-US"/>
         </w:rPr>
@@ -9834,17 +11291,379 @@
       <w:r>
         <w:rPr>
           <w:rFonts w:hint="default"/>
-          <w:b w:val="0"/>
-          <w:bCs w:val="0"/>
-          <w:lang w:val="en-US"/>
-        </w:rPr>
-        <w:t xml:space="preserve"> is same as a 5</w:t>
-      </w:r>
-      <w:r>
-        <w:rPr>
-          <w:rFonts w:hint="default"/>
-          <w:b w:val="0"/>
-          <w:bCs w:val="0"/>
+          <w:b/>
+          <w:bCs/>
+          <w:lang w:val="en-US"/>
+        </w:rPr>
+        <w:t xml:space="preserve"> July 2025 15:00 to 16:00)</w:t>
+      </w:r>
+    </w:p>
+    <w:p>
+      <w:pPr>
+        <w:numPr>
+          <w:ilvl w:val="0"/>
+          <w:numId w:val="0"/>
+        </w:numPr>
+        <w:ind w:leftChars="0"/>
+        <w:rPr>
+          <w:rFonts w:hint="default"/>
+          <w:b/>
+          <w:bCs/>
+          <w:highlight w:val="yellow"/>
+          <w:lang w:val="en-US"/>
+        </w:rPr>
+      </w:pPr>
+      <w:r>
+        <w:rPr>
+          <w:rFonts w:hint="default"/>
+          <w:b/>
+          <w:bCs/>
+          <w:highlight w:val="yellow"/>
+          <w:lang w:val="en-US"/>
+        </w:rPr>
+        <w:t>(Joined the interview 20 minutes late due to sleep and Headset setup takes more time)</w:t>
+      </w:r>
+    </w:p>
+    <w:p>
+      <w:pPr>
+        <w:numPr>
+          <w:ilvl w:val="0"/>
+          <w:numId w:val="27"/>
+        </w:numPr>
+        <w:ind w:leftChars="0"/>
+        <w:rPr>
+          <w:rFonts w:hint="default"/>
+          <w:b w:val="0"/>
+          <w:bCs w:val="0"/>
+          <w:lang w:val="en-US"/>
+        </w:rPr>
+      </w:pPr>
+      <w:r>
+        <w:rPr>
+          <w:rFonts w:hint="default"/>
+          <w:b w:val="0"/>
+          <w:bCs w:val="0"/>
+          <w:lang w:val="en-US"/>
+        </w:rPr>
+        <w:t>Tell me about your self.</w:t>
+      </w:r>
+    </w:p>
+    <w:p>
+      <w:pPr>
+        <w:numPr>
+          <w:ilvl w:val="0"/>
+          <w:numId w:val="27"/>
+        </w:numPr>
+        <w:ind w:leftChars="0"/>
+        <w:rPr>
+          <w:rFonts w:hint="default"/>
+          <w:b w:val="0"/>
+          <w:bCs w:val="0"/>
+          <w:lang w:val="en-US"/>
+        </w:rPr>
+      </w:pPr>
+      <w:r>
+        <w:rPr>
+          <w:rFonts w:hint="default"/>
+          <w:b w:val="0"/>
+          <w:bCs w:val="0"/>
+          <w:lang w:val="en-US"/>
+        </w:rPr>
+        <w:t>Explain your project.</w:t>
+      </w:r>
+    </w:p>
+    <w:p>
+      <w:pPr>
+        <w:numPr>
+          <w:ilvl w:val="0"/>
+          <w:numId w:val="27"/>
+        </w:numPr>
+        <w:ind w:leftChars="0"/>
+        <w:rPr>
+          <w:rFonts w:hint="default"/>
+          <w:b w:val="0"/>
+          <w:bCs w:val="0"/>
+          <w:lang w:val="en-US"/>
+        </w:rPr>
+      </w:pPr>
+      <w:r>
+        <w:rPr>
+          <w:rFonts w:hint="default"/>
+          <w:b w:val="0"/>
+          <w:bCs w:val="0"/>
+          <w:lang w:val="en-US"/>
+        </w:rPr>
+        <w:t>Why your shifting the JOB.</w:t>
+      </w:r>
+    </w:p>
+    <w:p>
+      <w:pPr>
+        <w:numPr>
+          <w:ilvl w:val="0"/>
+          <w:numId w:val="27"/>
+        </w:numPr>
+        <w:ind w:leftChars="0"/>
+        <w:rPr>
+          <w:rFonts w:hint="default"/>
+          <w:b w:val="0"/>
+          <w:bCs w:val="0"/>
+          <w:lang w:val="en-US"/>
+        </w:rPr>
+      </w:pPr>
+      <w:r>
+        <w:rPr>
+          <w:rFonts w:hint="default"/>
+          <w:b w:val="0"/>
+          <w:bCs w:val="0"/>
+          <w:lang w:val="en-US"/>
+        </w:rPr>
+        <w:t xml:space="preserve">Priority </w:t>
+      </w:r>
+    </w:p>
+    <w:p>
+      <w:pPr>
+        <w:numPr>
+          <w:ilvl w:val="0"/>
+          <w:numId w:val="27"/>
+        </w:numPr>
+        <w:ind w:leftChars="0"/>
+        <w:rPr>
+          <w:rFonts w:hint="default"/>
+          <w:b w:val="0"/>
+          <w:bCs w:val="0"/>
+          <w:lang w:val="en-US"/>
+        </w:rPr>
+      </w:pPr>
+      <w:r>
+        <w:rPr>
+          <w:rFonts w:hint="default"/>
+          <w:b w:val="0"/>
+          <w:bCs w:val="0"/>
+          <w:lang w:val="en-US"/>
+        </w:rPr>
+        <w:t>What is interrupt and how exactly interrupt works and what happens during the interrupt.</w:t>
+      </w:r>
+    </w:p>
+    <w:p>
+      <w:pPr>
+        <w:numPr>
+          <w:ilvl w:val="0"/>
+          <w:numId w:val="27"/>
+        </w:numPr>
+        <w:ind w:leftChars="0"/>
+        <w:rPr>
+          <w:rFonts w:hint="default"/>
+          <w:b w:val="0"/>
+          <w:bCs w:val="0"/>
+          <w:lang w:val="en-US"/>
+        </w:rPr>
+      </w:pPr>
+      <w:r>
+        <w:rPr>
+          <w:rFonts w:hint="default"/>
+          <w:b w:val="0"/>
+          <w:bCs w:val="0"/>
+          <w:lang w:val="en-US"/>
+        </w:rPr>
+        <w:t>What are the registers involved in the interrupt pending.</w:t>
+      </w:r>
+    </w:p>
+    <w:p>
+      <w:pPr>
+        <w:numPr>
+          <w:ilvl w:val="0"/>
+          <w:numId w:val="27"/>
+        </w:numPr>
+        <w:ind w:leftChars="0"/>
+        <w:rPr>
+          <w:rFonts w:hint="default"/>
+          <w:b w:val="0"/>
+          <w:bCs w:val="0"/>
+          <w:lang w:val="en-US"/>
+        </w:rPr>
+      </w:pPr>
+      <w:r>
+        <w:rPr>
+          <w:rFonts w:hint="default"/>
+          <w:b w:val="0"/>
+          <w:bCs w:val="0"/>
+          <w:lang w:val="en-US"/>
+        </w:rPr>
+        <w:t>What happens if high priority interrupt occur during low priority interrupt serving.</w:t>
+      </w:r>
+    </w:p>
+    <w:p>
+      <w:pPr>
+        <w:numPr>
+          <w:ilvl w:val="0"/>
+          <w:numId w:val="27"/>
+        </w:numPr>
+        <w:ind w:leftChars="0"/>
+        <w:rPr>
+          <w:rFonts w:hint="default"/>
+          <w:b w:val="0"/>
+          <w:bCs w:val="0"/>
+          <w:lang w:val="en-US"/>
+        </w:rPr>
+      </w:pPr>
+      <w:r>
+        <w:rPr>
+          <w:rFonts w:hint="default"/>
+          <w:b w:val="0"/>
+          <w:bCs w:val="0"/>
+          <w:lang w:val="en-US"/>
+        </w:rPr>
+        <w:t>What happens if low priority interrupt occur during high priority interrupt serving. What happens exactly and where it is pending and who is going to manage it.</w:t>
+      </w:r>
+    </w:p>
+    <w:p>
+      <w:pPr>
+        <w:numPr>
+          <w:ilvl w:val="0"/>
+          <w:numId w:val="27"/>
+        </w:numPr>
+        <w:ind w:leftChars="0"/>
+        <w:rPr>
+          <w:rFonts w:hint="default"/>
+          <w:b w:val="0"/>
+          <w:bCs w:val="0"/>
+          <w:lang w:val="en-US"/>
+        </w:rPr>
+      </w:pPr>
+      <w:r>
+        <w:rPr>
+          <w:rFonts w:hint="default"/>
+          <w:b w:val="0"/>
+          <w:bCs w:val="0"/>
+          <w:lang w:val="en-US"/>
+        </w:rPr>
+        <w:t>Explain the booting process.</w:t>
+      </w:r>
+    </w:p>
+    <w:p>
+      <w:pPr>
+        <w:numPr>
+          <w:ilvl w:val="0"/>
+          <w:numId w:val="27"/>
+        </w:numPr>
+        <w:ind w:leftChars="0"/>
+        <w:rPr>
+          <w:rFonts w:hint="default"/>
+          <w:b w:val="0"/>
+          <w:bCs w:val="0"/>
+          <w:lang w:val="en-US"/>
+        </w:rPr>
+      </w:pPr>
+      <w:r>
+        <w:rPr>
+          <w:rFonts w:hint="default"/>
+          <w:b w:val="0"/>
+          <w:bCs w:val="0"/>
+          <w:lang w:val="en-US"/>
+        </w:rPr>
+        <w:t>If your booting process having a bug, like if it is stuck some where, How do you debug the issue.</w:t>
+      </w:r>
+    </w:p>
+    <w:p>
+      <w:pPr>
+        <w:numPr>
+          <w:ilvl w:val="0"/>
+          <w:numId w:val="27"/>
+        </w:numPr>
+        <w:ind w:leftChars="0"/>
+        <w:rPr>
+          <w:rFonts w:hint="default"/>
+          <w:b w:val="0"/>
+          <w:bCs w:val="0"/>
+          <w:lang w:val="en-US"/>
+        </w:rPr>
+      </w:pPr>
+      <w:r>
+        <w:rPr>
+          <w:rFonts w:hint="default"/>
+          <w:b w:val="0"/>
+          <w:bCs w:val="0"/>
+          <w:lang w:val="en-US"/>
+        </w:rPr>
+        <w:t>Impalement circular buffer for writing and reading the data.</w:t>
+      </w:r>
+    </w:p>
+    <w:p>
+      <w:pPr>
+        <w:numPr>
+          <w:ilvl w:val="0"/>
+          <w:numId w:val="27"/>
+        </w:numPr>
+        <w:ind w:leftChars="0"/>
+        <w:rPr>
+          <w:rFonts w:hint="default"/>
+          <w:b w:val="0"/>
+          <w:bCs w:val="0"/>
+          <w:lang w:val="en-US"/>
+        </w:rPr>
+      </w:pPr>
+      <w:r>
+        <w:rPr>
+          <w:rFonts w:hint="default"/>
+          <w:b w:val="0"/>
+          <w:bCs w:val="0"/>
+          <w:lang w:val="en-US"/>
+        </w:rPr>
+        <w:t xml:space="preserve">Impalement circular buffer for writing and reading the data buffer size is not a 2 power. </w:t>
+      </w:r>
+      <w:r>
+        <w:rPr>
+          <w:rFonts w:hint="default"/>
+          <w:b/>
+          <w:bCs/>
+          <w:highlight w:val="yellow"/>
+          <w:lang w:val="en-US"/>
+        </w:rPr>
+        <w:t>(Not answered)</w:t>
+      </w:r>
+    </w:p>
+    <w:p>
+      <w:pPr>
+        <w:numPr>
+          <w:ilvl w:val="0"/>
+          <w:numId w:val="0"/>
+        </w:numPr>
+        <w:rPr>
+          <w:rFonts w:hint="default"/>
+          <w:b w:val="0"/>
+          <w:bCs w:val="0"/>
+          <w:lang w:val="en-US"/>
+        </w:rPr>
+      </w:pPr>
+    </w:p>
+    <w:p>
+      <w:pPr>
+        <w:numPr>
+          <w:ilvl w:val="0"/>
+          <w:numId w:val="1"/>
+        </w:numPr>
+        <w:ind w:left="0" w:leftChars="0" w:firstLine="0" w:firstLineChars="0"/>
+        <w:rPr>
+          <w:rFonts w:hint="default"/>
+          <w:b/>
+          <w:bCs/>
+          <w:lang w:val="en-US"/>
+        </w:rPr>
+      </w:pPr>
+      <w:r>
+        <w:rPr>
+          <w:rFonts w:hint="default"/>
+          <w:b/>
+          <w:bCs/>
+          <w:lang w:val="en-US"/>
+        </w:rPr>
+        <w:t>GE Vernova TR-1 (24</w:t>
+      </w:r>
+      <w:r>
+        <w:rPr>
+          <w:rFonts w:hint="default"/>
+          <w:b/>
+          <w:bCs/>
           <w:vertAlign w:val="superscript"/>
           <w:lang w:val="en-US"/>
         </w:rPr>
@@ -9853,17 +11672,431 @@
       <w:r>
         <w:rPr>
           <w:rFonts w:hint="default"/>
-          <w:b w:val="0"/>
-          <w:bCs w:val="0"/>
-          <w:lang w:val="en-US"/>
-        </w:rPr>
-        <w:t xml:space="preserve"> bit. And same way check the 15</w:t>
-      </w:r>
-      <w:r>
-        <w:rPr>
-          <w:rFonts w:hint="default"/>
-          <w:b w:val="0"/>
-          <w:bCs w:val="0"/>
+          <w:b/>
+          <w:bCs/>
+          <w:lang w:val="en-US"/>
+        </w:rPr>
+        <w:t xml:space="preserve"> July 2025 16:00 to 17:00) </w:t>
+      </w:r>
+      <w:r>
+        <w:rPr>
+          <w:rFonts w:hint="default"/>
+          <w:b/>
+          <w:bCs/>
+          <w:color w:val="00B050"/>
+          <w:lang w:val="en-US"/>
+        </w:rPr>
+        <w:t>(Cleared)</w:t>
+      </w:r>
+    </w:p>
+    <w:p>
+      <w:pPr>
+        <w:numPr>
+          <w:ilvl w:val="0"/>
+          <w:numId w:val="28"/>
+        </w:numPr>
+        <w:ind w:leftChars="0"/>
+        <w:rPr>
+          <w:rFonts w:hint="default"/>
+          <w:b w:val="0"/>
+          <w:bCs w:val="0"/>
+          <w:lang w:val="en-US"/>
+        </w:rPr>
+      </w:pPr>
+      <w:r>
+        <w:rPr>
+          <w:rFonts w:hint="default"/>
+          <w:b w:val="0"/>
+          <w:bCs w:val="0"/>
+          <w:lang w:val="en-US"/>
+        </w:rPr>
+        <w:t>Tell me about your self.</w:t>
+      </w:r>
+    </w:p>
+    <w:p>
+      <w:pPr>
+        <w:numPr>
+          <w:ilvl w:val="0"/>
+          <w:numId w:val="28"/>
+        </w:numPr>
+        <w:ind w:leftChars="0"/>
+        <w:rPr>
+          <w:rFonts w:hint="default"/>
+          <w:b w:val="0"/>
+          <w:bCs w:val="0"/>
+          <w:lang w:val="en-US"/>
+        </w:rPr>
+      </w:pPr>
+      <w:r>
+        <w:rPr>
+          <w:rFonts w:hint="default"/>
+          <w:b w:val="0"/>
+          <w:bCs w:val="0"/>
+          <w:lang w:val="en-US"/>
+        </w:rPr>
+        <w:t>Rate your self in C. 8/10</w:t>
+      </w:r>
+    </w:p>
+    <w:p>
+      <w:pPr>
+        <w:numPr>
+          <w:ilvl w:val="0"/>
+          <w:numId w:val="28"/>
+        </w:numPr>
+        <w:ind w:leftChars="0"/>
+        <w:rPr>
+          <w:rFonts w:hint="default"/>
+          <w:b w:val="0"/>
+          <w:bCs w:val="0"/>
+          <w:lang w:val="en-US"/>
+        </w:rPr>
+      </w:pPr>
+      <w:r>
+        <w:rPr>
+          <w:rFonts w:hint="default"/>
+          <w:b w:val="0"/>
+          <w:bCs w:val="0"/>
+          <w:lang w:val="en-US"/>
+        </w:rPr>
+        <w:t>Wap to find the given number is power of 2 or not.</w:t>
+      </w:r>
+    </w:p>
+    <w:p>
+      <w:pPr>
+        <w:numPr>
+          <w:ilvl w:val="0"/>
+          <w:numId w:val="28"/>
+        </w:numPr>
+        <w:ind w:leftChars="0"/>
+        <w:rPr>
+          <w:rFonts w:hint="default"/>
+          <w:b w:val="0"/>
+          <w:bCs w:val="0"/>
+          <w:lang w:val="en-US"/>
+        </w:rPr>
+      </w:pPr>
+      <w:r>
+        <w:rPr>
+          <w:rFonts w:hint="default"/>
+          <w:b w:val="0"/>
+          <w:bCs w:val="0"/>
+          <w:lang w:val="en-US"/>
+        </w:rPr>
+        <w:t>Set a 7 bit of a byte yousing address.</w:t>
+      </w:r>
+    </w:p>
+    <w:p>
+      <w:pPr>
+        <w:numPr>
+          <w:ilvl w:val="0"/>
+          <w:numId w:val="28"/>
+        </w:numPr>
+        <w:ind w:leftChars="0"/>
+        <w:rPr>
+          <w:rFonts w:hint="default"/>
+          <w:b w:val="0"/>
+          <w:bCs w:val="0"/>
+          <w:lang w:val="en-US"/>
+        </w:rPr>
+      </w:pPr>
+      <w:r>
+        <w:rPr>
+          <w:rFonts w:hint="default"/>
+          <w:b w:val="0"/>
+          <w:bCs w:val="0"/>
+          <w:lang w:val="en-US"/>
+        </w:rPr>
+        <w:t>Wap a linked list structure and add a node to it.</w:t>
+      </w:r>
+    </w:p>
+    <w:p>
+      <w:pPr>
+        <w:numPr>
+          <w:ilvl w:val="0"/>
+          <w:numId w:val="28"/>
+        </w:numPr>
+        <w:ind w:leftChars="0"/>
+        <w:rPr>
+          <w:rFonts w:hint="default"/>
+          <w:b w:val="0"/>
+          <w:bCs w:val="0"/>
+          <w:lang w:val="en-US"/>
+        </w:rPr>
+      </w:pPr>
+      <w:r>
+        <w:rPr>
+          <w:rFonts w:hint="default"/>
+          <w:b w:val="0"/>
+          <w:bCs w:val="0"/>
+          <w:lang w:val="en-US"/>
+        </w:rPr>
+        <w:t>What are the malloc, calloc and realloc. What are the difference between them.</w:t>
+      </w:r>
+    </w:p>
+    <w:p>
+      <w:pPr>
+        <w:numPr>
+          <w:ilvl w:val="0"/>
+          <w:numId w:val="28"/>
+        </w:numPr>
+        <w:ind w:leftChars="0"/>
+        <w:rPr>
+          <w:rFonts w:hint="default"/>
+          <w:b w:val="0"/>
+          <w:bCs w:val="0"/>
+          <w:lang w:val="en-US"/>
+        </w:rPr>
+      </w:pPr>
+      <w:r>
+        <w:rPr>
+          <w:rFonts w:hint="default"/>
+          <w:b w:val="0"/>
+          <w:bCs w:val="0"/>
+          <w:lang w:val="en-US"/>
+        </w:rPr>
+        <w:t>Write a program to get a linking errors, what are the examples of linking errors. When it will occur.</w:t>
+      </w:r>
+    </w:p>
+    <w:p>
+      <w:pPr>
+        <w:numPr>
+          <w:ilvl w:val="0"/>
+          <w:numId w:val="28"/>
+        </w:numPr>
+        <w:ind w:leftChars="0"/>
+        <w:rPr>
+          <w:rFonts w:hint="default"/>
+          <w:b w:val="0"/>
+          <w:bCs w:val="0"/>
+          <w:lang w:val="en-US"/>
+        </w:rPr>
+      </w:pPr>
+      <w:r>
+        <w:rPr>
+          <w:rFonts w:hint="default"/>
+          <w:b w:val="0"/>
+          <w:bCs w:val="0"/>
+          <w:lang w:val="en-US"/>
+        </w:rPr>
+        <w:t>What is function pointers and where you used it.</w:t>
+      </w:r>
+    </w:p>
+    <w:p>
+      <w:pPr>
+        <w:numPr>
+          <w:ilvl w:val="0"/>
+          <w:numId w:val="28"/>
+        </w:numPr>
+        <w:ind w:leftChars="0"/>
+        <w:rPr>
+          <w:rFonts w:hint="default"/>
+          <w:b w:val="0"/>
+          <w:bCs w:val="0"/>
+          <w:lang w:val="en-US"/>
+        </w:rPr>
+      </w:pPr>
+      <w:r>
+        <w:rPr>
+          <w:rFonts w:hint="default"/>
+          <w:b w:val="0"/>
+          <w:bCs w:val="0"/>
+          <w:lang w:val="en-US"/>
+        </w:rPr>
+        <w:t>What are the protocols you are  used and how do you select among them (UART, I2C and SPI)</w:t>
+      </w:r>
+    </w:p>
+    <w:p>
+      <w:pPr>
+        <w:numPr>
+          <w:ilvl w:val="0"/>
+          <w:numId w:val="28"/>
+        </w:numPr>
+        <w:ind w:leftChars="0"/>
+        <w:rPr>
+          <w:rFonts w:hint="default"/>
+          <w:b w:val="0"/>
+          <w:bCs w:val="0"/>
+          <w:lang w:val="en-US"/>
+        </w:rPr>
+      </w:pPr>
+      <w:r>
+        <w:rPr>
+          <w:rFonts w:hint="default"/>
+          <w:b w:val="0"/>
+          <w:bCs w:val="0"/>
+          <w:lang w:val="en-US"/>
+        </w:rPr>
+        <w:t>What is the I2C bus arbitration and how it works explain.</w:t>
+      </w:r>
+    </w:p>
+    <w:p>
+      <w:pPr>
+        <w:numPr>
+          <w:ilvl w:val="0"/>
+          <w:numId w:val="28"/>
+        </w:numPr>
+        <w:ind w:leftChars="0"/>
+        <w:rPr>
+          <w:rFonts w:hint="default"/>
+          <w:b w:val="0"/>
+          <w:bCs w:val="0"/>
+          <w:lang w:val="en-US"/>
+        </w:rPr>
+      </w:pPr>
+      <w:r>
+        <w:rPr>
+          <w:rFonts w:hint="default"/>
+          <w:b w:val="0"/>
+          <w:bCs w:val="0"/>
+          <w:lang w:val="en-US"/>
+        </w:rPr>
+        <w:t>RS485 is 4 wire or 2 wire what are the difference between them.</w:t>
+      </w:r>
+    </w:p>
+    <w:p>
+      <w:pPr>
+        <w:numPr>
+          <w:ilvl w:val="0"/>
+          <w:numId w:val="28"/>
+        </w:numPr>
+        <w:ind w:leftChars="0"/>
+        <w:rPr>
+          <w:rFonts w:hint="default"/>
+          <w:b w:val="0"/>
+          <w:bCs w:val="0"/>
+          <w:lang w:val="en-US"/>
+        </w:rPr>
+      </w:pPr>
+      <w:r>
+        <w:rPr>
+          <w:rFonts w:hint="default"/>
+          <w:b w:val="0"/>
+          <w:bCs w:val="0"/>
+          <w:lang w:val="en-US"/>
+        </w:rPr>
+        <w:t>Are you used any OS in your project like RTOS.</w:t>
+      </w:r>
+    </w:p>
+    <w:p>
+      <w:pPr>
+        <w:numPr>
+          <w:ilvl w:val="0"/>
+          <w:numId w:val="28"/>
+        </w:numPr>
+        <w:ind w:leftChars="0"/>
+        <w:rPr>
+          <w:rFonts w:hint="default"/>
+          <w:b w:val="0"/>
+          <w:bCs w:val="0"/>
+          <w:lang w:val="en-US"/>
+        </w:rPr>
+      </w:pPr>
+      <w:r>
+        <w:rPr>
+          <w:rFonts w:hint="default"/>
+          <w:b w:val="0"/>
+          <w:bCs w:val="0"/>
+          <w:lang w:val="en-US"/>
+        </w:rPr>
+        <w:t>Are you avare of socket establishment.</w:t>
+      </w:r>
+    </w:p>
+    <w:p>
+      <w:pPr>
+        <w:numPr>
+          <w:ilvl w:val="0"/>
+          <w:numId w:val="28"/>
+        </w:numPr>
+        <w:ind w:leftChars="0"/>
+        <w:rPr>
+          <w:rFonts w:hint="default"/>
+          <w:b w:val="0"/>
+          <w:bCs w:val="0"/>
+          <w:lang w:val="en-US"/>
+        </w:rPr>
+      </w:pPr>
+      <w:r>
+        <w:rPr>
+          <w:rFonts w:hint="default"/>
+          <w:b w:val="0"/>
+          <w:bCs w:val="0"/>
+          <w:lang w:val="en-US"/>
+        </w:rPr>
+        <w:t>Explain TCP server and client communication.</w:t>
+      </w:r>
+    </w:p>
+    <w:p>
+      <w:pPr>
+        <w:numPr>
+          <w:numId w:val="0"/>
+        </w:numPr>
+        <w:rPr>
+          <w:rFonts w:hint="default"/>
+          <w:b w:val="0"/>
+          <w:bCs w:val="0"/>
+          <w:lang w:val="en-US"/>
+        </w:rPr>
+      </w:pPr>
+      <w:r>
+        <w:rPr>
+          <w:rFonts w:hint="default"/>
+          <w:b/>
+          <w:bCs/>
+          <w:lang w:val="en-US"/>
+        </w:rPr>
+        <w:t>Feedback:-</w:t>
+      </w:r>
+      <w:r>
+        <w:rPr>
+          <w:rFonts w:hint="default"/>
+          <w:b w:val="0"/>
+          <w:bCs w:val="0"/>
+          <w:lang w:val="en-US"/>
+        </w:rPr>
+        <w:t xml:space="preserve"> Good, telling honestly if you don’t know, know things all explained very well.</w:t>
+      </w:r>
+    </w:p>
+    <w:p>
+      <w:pPr>
+        <w:numPr>
+          <w:ilvl w:val="0"/>
+          <w:numId w:val="0"/>
+        </w:numPr>
+        <w:rPr>
+          <w:rFonts w:hint="default"/>
+          <w:b w:val="0"/>
+          <w:bCs w:val="0"/>
+          <w:lang w:val="en-US"/>
+        </w:rPr>
+      </w:pPr>
+    </w:p>
+    <w:p>
+      <w:pPr>
+        <w:numPr>
+          <w:ilvl w:val="0"/>
+          <w:numId w:val="1"/>
+        </w:numPr>
+        <w:rPr>
+          <w:rFonts w:hint="default"/>
+          <w:b/>
+          <w:bCs/>
+          <w:lang w:val="en-US"/>
+        </w:rPr>
+      </w:pPr>
+      <w:r>
+        <w:rPr>
+          <w:rFonts w:hint="default"/>
+          <w:b/>
+          <w:bCs/>
+          <w:lang w:val="en-US"/>
+        </w:rPr>
+        <w:t>C2I (client Mirafra Benguluru) (24</w:t>
+      </w:r>
+      <w:r>
+        <w:rPr>
+          <w:rFonts w:hint="default"/>
+          <w:b/>
+          <w:bCs/>
           <w:vertAlign w:val="superscript"/>
           <w:lang w:val="en-US"/>
         </w:rPr>
@@ -9872,659 +12105,19 @@
       <w:r>
         <w:rPr>
           <w:rFonts w:hint="default"/>
-          <w:b w:val="0"/>
-          <w:bCs w:val="0"/>
-          <w:lang w:val="en-US"/>
-        </w:rPr>
-        <w:t xml:space="preserve"> bit of an 32 bit data, and make sure that 20</w:t>
-      </w:r>
-      <w:r>
-        <w:rPr>
-          <w:rFonts w:hint="default"/>
-          <w:b w:val="0"/>
-          <w:bCs w:val="0"/>
-          <w:vertAlign w:val="superscript"/>
-          <w:lang w:val="en-US"/>
-        </w:rPr>
-        <w:t>th</w:t>
-      </w:r>
-      <w:r>
-        <w:rPr>
-          <w:rFonts w:hint="default"/>
-          <w:b w:val="0"/>
-          <w:bCs w:val="0"/>
-          <w:lang w:val="en-US"/>
-        </w:rPr>
-        <w:t xml:space="preserve"> is same as a 15</w:t>
-      </w:r>
-      <w:r>
-        <w:rPr>
-          <w:rFonts w:hint="default"/>
-          <w:b w:val="0"/>
-          <w:bCs w:val="0"/>
-          <w:vertAlign w:val="superscript"/>
-          <w:lang w:val="en-US"/>
-        </w:rPr>
-        <w:t>th</w:t>
-      </w:r>
-      <w:r>
-        <w:rPr>
-          <w:rFonts w:hint="default"/>
-          <w:b w:val="0"/>
-          <w:bCs w:val="0"/>
-          <w:lang w:val="en-US"/>
-        </w:rPr>
-        <w:t xml:space="preserve"> bit</w:t>
-      </w:r>
-    </w:p>
-    <w:p>
-      <w:pPr>
-        <w:numPr>
-          <w:ilvl w:val="0"/>
-          <w:numId w:val="0"/>
-        </w:numPr>
-        <w:rPr>
-          <w:rFonts w:hint="default"/>
-          <w:b w:val="0"/>
-          <w:bCs w:val="0"/>
-          <w:lang w:val="en-US"/>
-        </w:rPr>
-      </w:pPr>
-      <w:r>
-        <w:rPr>
-          <w:rFonts w:hint="default"/>
-          <w:b w:val="0"/>
-          <w:bCs w:val="0"/>
-          <w:lang w:val="en-US"/>
-        </w:rPr>
-        <w:t xml:space="preserve"> </w:t>
-      </w:r>
-      <w:r>
-        <w:rPr>
-          <w:rFonts w:hint="default"/>
-          <w:b/>
-          <w:bCs/>
-          <w:highlight w:val="yellow"/>
-          <w:lang w:val="en-US"/>
-        </w:rPr>
-        <w:t>(No time to write the program)</w:t>
-      </w:r>
-    </w:p>
-    <w:p>
-      <w:pPr>
-        <w:numPr>
-          <w:ilvl w:val="0"/>
-          <w:numId w:val="0"/>
-        </w:numPr>
-        <w:rPr>
-          <w:rFonts w:hint="default"/>
-          <w:b w:val="0"/>
-          <w:bCs w:val="0"/>
-          <w:lang w:val="en-US"/>
-        </w:rPr>
-      </w:pPr>
-      <w:r>
-        <w:rPr>
-          <w:rFonts w:hint="default"/>
-          <w:b w:val="0"/>
-          <w:bCs w:val="0"/>
-          <w:lang w:val="en-US"/>
-        </w:rPr>
-        <w:t xml:space="preserve">Manager round:- </w:t>
-      </w:r>
-    </w:p>
-    <w:p>
-      <w:pPr>
-        <w:numPr>
-          <w:ilvl w:val="0"/>
-          <w:numId w:val="25"/>
-        </w:numPr>
-        <w:rPr>
-          <w:rFonts w:hint="default"/>
-          <w:b w:val="0"/>
-          <w:bCs w:val="0"/>
-          <w:lang w:val="en-US"/>
-        </w:rPr>
-      </w:pPr>
-      <w:r>
-        <w:rPr>
-          <w:rFonts w:hint="default"/>
-          <w:b w:val="0"/>
-          <w:bCs w:val="0"/>
-          <w:lang w:val="en-US"/>
-        </w:rPr>
-        <w:t>What is the pipe lining, draw a pipe lining flow diagram.</w:t>
-      </w:r>
-    </w:p>
-    <w:p>
-      <w:pPr>
-        <w:numPr>
-          <w:ilvl w:val="0"/>
-          <w:numId w:val="25"/>
-        </w:numPr>
-        <w:rPr>
-          <w:rFonts w:hint="default"/>
-          <w:b w:val="0"/>
-          <w:bCs w:val="0"/>
-          <w:lang w:val="en-US"/>
-        </w:rPr>
-      </w:pPr>
-      <w:r>
-        <w:rPr>
-          <w:rFonts w:hint="default"/>
-          <w:b w:val="0"/>
-          <w:bCs w:val="0"/>
-          <w:lang w:val="en-US"/>
-        </w:rPr>
-        <w:t>Let consider we a assmbly code as below,</w:t>
-      </w:r>
-    </w:p>
-    <w:p>
-      <w:pPr>
-        <w:numPr>
-          <w:ilvl w:val="0"/>
-          <w:numId w:val="0"/>
-        </w:numPr>
-        <w:rPr>
-          <w:rFonts w:hint="default"/>
-          <w:b w:val="0"/>
-          <w:bCs w:val="0"/>
-          <w:lang w:val="en-US"/>
-        </w:rPr>
-      </w:pPr>
-      <w:r>
-        <w:rPr>
-          <w:rFonts w:hint="default"/>
-          <w:b w:val="0"/>
-          <w:bCs w:val="0"/>
-          <w:lang w:val="en-US"/>
-        </w:rPr>
-        <w:t xml:space="preserve">        Move r0,#0x2200 0000</w:t>
-      </w:r>
-    </w:p>
-    <w:p>
-      <w:pPr>
-        <w:numPr>
-          <w:ilvl w:val="0"/>
-          <w:numId w:val="0"/>
-        </w:numPr>
-        <w:rPr>
-          <w:rFonts w:hint="default"/>
-          <w:b w:val="0"/>
-          <w:bCs w:val="0"/>
-          <w:lang w:val="en-US"/>
-        </w:rPr>
-      </w:pPr>
-      <w:r>
-        <w:rPr>
-          <w:rFonts w:hint="default"/>
-          <w:b w:val="0"/>
-          <w:bCs w:val="0"/>
-          <w:lang w:val="en-US"/>
-        </w:rPr>
-        <w:t xml:space="preserve">        LDR    r1,ro</w:t>
-      </w:r>
-    </w:p>
-    <w:p>
-      <w:pPr>
-        <w:numPr>
-          <w:ilvl w:val="0"/>
-          <w:numId w:val="0"/>
-        </w:numPr>
-        <w:rPr>
-          <w:rFonts w:hint="default"/>
-          <w:b w:val="0"/>
-          <w:bCs w:val="0"/>
-          <w:lang w:val="en-US"/>
-        </w:rPr>
-      </w:pPr>
-      <w:r>
-        <w:rPr>
-          <w:rFonts w:hint="default"/>
-          <w:b w:val="0"/>
-          <w:bCs w:val="0"/>
-          <w:lang w:val="en-US"/>
-        </w:rPr>
-        <w:t>Second instruction is dependent on the 1</w:t>
-      </w:r>
-      <w:r>
-        <w:rPr>
-          <w:rFonts w:hint="default"/>
-          <w:b w:val="0"/>
-          <w:bCs w:val="0"/>
-          <w:vertAlign w:val="superscript"/>
-          <w:lang w:val="en-US"/>
-        </w:rPr>
-        <w:t>st</w:t>
-      </w:r>
-      <w:r>
-        <w:rPr>
-          <w:rFonts w:hint="default"/>
-          <w:b w:val="0"/>
-          <w:bCs w:val="0"/>
-          <w:lang w:val="en-US"/>
-        </w:rPr>
-        <w:t xml:space="preserve"> instruction, how the pipe lining works here. </w:t>
-      </w:r>
-    </w:p>
-    <w:p>
-      <w:pPr>
-        <w:numPr>
-          <w:ilvl w:val="0"/>
-          <w:numId w:val="0"/>
-        </w:numPr>
-        <w:rPr>
-          <w:rFonts w:hint="default"/>
-          <w:b w:val="0"/>
-          <w:bCs w:val="0"/>
-          <w:lang w:val="en-US"/>
-        </w:rPr>
-      </w:pPr>
-      <w:r>
-        <w:rPr>
-          <w:rFonts w:hint="default"/>
-          <w:b/>
-          <w:bCs/>
-          <w:highlight w:val="yellow"/>
-          <w:lang w:val="en-US"/>
-        </w:rPr>
-        <w:t>(Not answered Properly)</w:t>
-      </w:r>
-    </w:p>
-    <w:p>
-      <w:pPr>
-        <w:numPr>
-          <w:ilvl w:val="0"/>
-          <w:numId w:val="25"/>
-        </w:numPr>
-        <w:ind w:left="0" w:leftChars="0" w:firstLine="0" w:firstLineChars="0"/>
-        <w:rPr>
-          <w:rFonts w:hint="default"/>
-          <w:b w:val="0"/>
-          <w:bCs w:val="0"/>
-          <w:lang w:val="en-US"/>
-        </w:rPr>
-      </w:pPr>
-      <w:r>
-        <w:rPr>
-          <w:rFonts w:hint="default"/>
-          <w:b w:val="0"/>
-          <w:bCs w:val="0"/>
-          <w:lang w:val="en-US"/>
-        </w:rPr>
-        <w:t>What is interrupt and what exactly processor do when interrupt occur.</w:t>
-      </w:r>
-    </w:p>
-    <w:p>
-      <w:pPr>
-        <w:numPr>
-          <w:ilvl w:val="0"/>
-          <w:numId w:val="25"/>
-        </w:numPr>
-        <w:ind w:left="0" w:leftChars="0" w:firstLine="0" w:firstLineChars="0"/>
-        <w:rPr>
-          <w:rFonts w:hint="default"/>
-          <w:b w:val="0"/>
-          <w:bCs w:val="0"/>
-          <w:lang w:val="en-US"/>
-        </w:rPr>
-      </w:pPr>
-      <w:r>
-        <w:rPr>
-          <w:rFonts w:hint="default"/>
-          <w:b w:val="0"/>
-          <w:bCs w:val="0"/>
-          <w:lang w:val="en-US"/>
-        </w:rPr>
-        <w:t xml:space="preserve">Who does push the registers R0,R1 R2 and LR, PC in to the stack. Is hardware or software. </w:t>
-      </w:r>
-    </w:p>
-    <w:p>
-      <w:pPr>
-        <w:numPr>
-          <w:ilvl w:val="0"/>
-          <w:numId w:val="0"/>
-        </w:numPr>
-        <w:ind w:leftChars="0"/>
-        <w:rPr>
-          <w:rFonts w:hint="default"/>
-          <w:b w:val="0"/>
-          <w:bCs w:val="0"/>
-          <w:lang w:val="en-US"/>
-        </w:rPr>
-      </w:pPr>
-      <w:r>
-        <w:rPr>
-          <w:rFonts w:hint="default"/>
-          <w:b/>
-          <w:bCs/>
-          <w:highlight w:val="yellow"/>
-          <w:lang w:val="en-US"/>
-        </w:rPr>
-        <w:t>(Not answered Properly)</w:t>
-      </w:r>
-    </w:p>
-    <w:p>
-      <w:pPr>
-        <w:numPr>
-          <w:ilvl w:val="0"/>
-          <w:numId w:val="25"/>
-        </w:numPr>
-        <w:ind w:left="0" w:leftChars="0" w:firstLine="0" w:firstLineChars="0"/>
-        <w:rPr>
-          <w:rFonts w:hint="default"/>
-          <w:b w:val="0"/>
-          <w:bCs w:val="0"/>
-          <w:lang w:val="en-US"/>
-        </w:rPr>
-      </w:pPr>
-      <w:r>
-        <w:rPr>
-          <w:rFonts w:hint="default"/>
-          <w:b w:val="0"/>
-          <w:bCs w:val="0"/>
-          <w:lang w:val="en-US"/>
-        </w:rPr>
-        <w:t xml:space="preserve">What is the break point and what happens to the processor when the break point hits. </w:t>
-      </w:r>
-    </w:p>
-    <w:p>
-      <w:pPr>
-        <w:numPr>
-          <w:ilvl w:val="0"/>
-          <w:numId w:val="0"/>
-        </w:numPr>
-        <w:ind w:leftChars="0"/>
-        <w:rPr>
-          <w:rFonts w:hint="default"/>
-          <w:b w:val="0"/>
-          <w:bCs w:val="0"/>
-          <w:lang w:val="en-US"/>
-        </w:rPr>
-      </w:pPr>
-      <w:r>
-        <w:rPr>
-          <w:rFonts w:hint="default"/>
-          <w:b/>
-          <w:bCs/>
-          <w:highlight w:val="yellow"/>
-          <w:lang w:val="en-US"/>
-        </w:rPr>
-        <w:t>(Not answered Properly)</w:t>
-      </w:r>
-    </w:p>
-    <w:p>
-      <w:pPr>
-        <w:numPr>
-          <w:ilvl w:val="0"/>
-          <w:numId w:val="25"/>
-        </w:numPr>
-        <w:ind w:left="0" w:leftChars="0" w:firstLine="0" w:firstLineChars="0"/>
-        <w:rPr>
-          <w:rFonts w:hint="default"/>
-          <w:b w:val="0"/>
-          <w:bCs w:val="0"/>
-          <w:lang w:val="en-US"/>
-        </w:rPr>
-      </w:pPr>
-      <w:r>
-        <w:rPr>
-          <w:rFonts w:hint="default"/>
-          <w:b w:val="0"/>
-          <w:bCs w:val="0"/>
-          <w:lang w:val="en-US"/>
-        </w:rPr>
-        <w:t>If you having some requirements to write a code but you don’t have any design and code, how do you select a stack size and what are the parameters need to consider.</w:t>
-      </w:r>
-    </w:p>
-    <w:p>
-      <w:pPr>
-        <w:numPr>
-          <w:ilvl w:val="0"/>
-          <w:numId w:val="0"/>
-        </w:numPr>
-        <w:ind w:leftChars="0"/>
-        <w:rPr>
-          <w:rFonts w:hint="default"/>
-          <w:b w:val="0"/>
-          <w:bCs w:val="0"/>
-          <w:lang w:val="en-US"/>
-        </w:rPr>
-      </w:pPr>
-      <w:r>
-        <w:rPr>
-          <w:rFonts w:hint="default"/>
-          <w:b w:val="0"/>
-          <w:bCs w:val="0"/>
-          <w:lang w:val="en-US"/>
-        </w:rPr>
-        <w:t xml:space="preserve"> </w:t>
-      </w:r>
-      <w:r>
-        <w:rPr>
-          <w:rFonts w:hint="default"/>
-          <w:b/>
-          <w:bCs/>
-          <w:highlight w:val="yellow"/>
-          <w:lang w:val="en-US"/>
-        </w:rPr>
-        <w:t>(Not answered Properly)</w:t>
-      </w:r>
-    </w:p>
-    <w:p>
-      <w:pPr>
-        <w:numPr>
-          <w:ilvl w:val="0"/>
-          <w:numId w:val="25"/>
-        </w:numPr>
-        <w:ind w:left="0" w:leftChars="0" w:firstLine="0" w:firstLineChars="0"/>
-        <w:rPr>
-          <w:rFonts w:hint="default"/>
-          <w:b w:val="0"/>
-          <w:bCs w:val="0"/>
-          <w:lang w:val="en-US"/>
-        </w:rPr>
-      </w:pPr>
-      <w:r>
-        <w:rPr>
-          <w:rFonts w:hint="default"/>
-          <w:b w:val="0"/>
-          <w:bCs w:val="0"/>
-          <w:lang w:val="en-US"/>
-        </w:rPr>
-        <w:t>How do you measure a max stack size for a given code.</w:t>
-      </w:r>
-    </w:p>
-    <w:p>
-      <w:pPr>
-        <w:numPr>
-          <w:ilvl w:val="0"/>
-          <w:numId w:val="25"/>
-        </w:numPr>
-        <w:ind w:left="0" w:leftChars="0" w:firstLine="0" w:firstLineChars="0"/>
-        <w:rPr>
-          <w:rFonts w:hint="default"/>
-          <w:b w:val="0"/>
-          <w:bCs w:val="0"/>
-          <w:lang w:val="en-US"/>
-        </w:rPr>
-      </w:pPr>
-      <w:r>
-        <w:rPr>
-          <w:rFonts w:hint="default"/>
-          <w:b w:val="0"/>
-          <w:bCs w:val="0"/>
-          <w:lang w:val="en-US"/>
-        </w:rPr>
-        <w:t>What is C memory layout.</w:t>
-      </w:r>
-    </w:p>
-    <w:p>
-      <w:pPr>
-        <w:numPr>
-          <w:ilvl w:val="0"/>
-          <w:numId w:val="25"/>
-        </w:numPr>
-        <w:ind w:left="0" w:leftChars="0" w:firstLine="0" w:firstLineChars="0"/>
-        <w:rPr>
-          <w:rFonts w:hint="default"/>
-          <w:b w:val="0"/>
-          <w:bCs w:val="0"/>
-          <w:lang w:val="en-US"/>
-        </w:rPr>
-      </w:pPr>
-      <w:r>
-        <w:rPr>
-          <w:rFonts w:hint="default"/>
-          <w:b w:val="0"/>
-          <w:bCs w:val="0"/>
-          <w:lang w:val="en-US"/>
-        </w:rPr>
-        <w:t>Where the static local variables and  global variables stored.</w:t>
-      </w:r>
-    </w:p>
-    <w:p>
-      <w:pPr>
-        <w:numPr>
-          <w:ilvl w:val="0"/>
-          <w:numId w:val="25"/>
-        </w:numPr>
-        <w:ind w:left="0" w:leftChars="0" w:firstLine="0" w:firstLineChars="0"/>
-        <w:rPr>
-          <w:rFonts w:hint="default"/>
-          <w:b w:val="0"/>
-          <w:bCs w:val="0"/>
-          <w:lang w:val="en-US"/>
-        </w:rPr>
-      </w:pPr>
-      <w:r>
-        <w:rPr>
-          <w:rFonts w:hint="default"/>
-          <w:b w:val="0"/>
-          <w:bCs w:val="0"/>
-          <w:lang w:val="en-US"/>
-        </w:rPr>
-        <w:t>Where the const static variables stored.</w:t>
-      </w:r>
-    </w:p>
-    <w:p>
-      <w:pPr>
-        <w:numPr>
-          <w:ilvl w:val="0"/>
-          <w:numId w:val="25"/>
-        </w:numPr>
-        <w:ind w:left="0" w:leftChars="0" w:firstLine="0" w:firstLineChars="0"/>
-        <w:rPr>
-          <w:rFonts w:hint="default"/>
-          <w:b w:val="0"/>
-          <w:bCs w:val="0"/>
-          <w:lang w:val="en-US"/>
-        </w:rPr>
-      </w:pPr>
-      <w:r>
-        <w:rPr>
-          <w:rFonts w:hint="default"/>
-          <w:b w:val="0"/>
-          <w:bCs w:val="0"/>
-          <w:lang w:val="en-US"/>
-        </w:rPr>
-        <w:t xml:space="preserve">Wap to generate a 1hz frequency. Condition is peripheral input frequency is may change from 100 to 200 MHZ.  </w:t>
-      </w:r>
-      <w:r>
-        <w:rPr>
-          <w:rFonts w:hint="default"/>
-          <w:b/>
-          <w:bCs/>
-          <w:highlight w:val="yellow"/>
-          <w:lang w:val="en-US"/>
-        </w:rPr>
-        <w:t>(Answered but so much time taken, Not properly answered )</w:t>
-      </w:r>
-    </w:p>
-    <w:p>
-      <w:pPr>
-        <w:numPr>
-          <w:ilvl w:val="0"/>
-          <w:numId w:val="25"/>
-        </w:numPr>
-        <w:ind w:left="0" w:leftChars="0" w:firstLine="0" w:firstLineChars="0"/>
-        <w:rPr>
-          <w:rFonts w:hint="default"/>
-          <w:b w:val="0"/>
-          <w:bCs w:val="0"/>
-          <w:lang w:val="en-US"/>
-        </w:rPr>
-      </w:pPr>
-      <w:r>
-        <w:rPr>
-          <w:rFonts w:hint="default"/>
-          <w:b w:val="0"/>
-          <w:bCs w:val="0"/>
-          <w:lang w:val="en-US"/>
-        </w:rPr>
-        <w:t>What happens to the output wave if the input frequency of the peripheral reduced by half.</w:t>
-      </w:r>
-      <w:r>
-        <w:rPr>
-          <w:rFonts w:hint="default"/>
-          <w:b/>
-          <w:bCs/>
-          <w:highlight w:val="yellow"/>
-          <w:lang w:val="en-US"/>
-        </w:rPr>
-        <w:t>(Not answered)</w:t>
-      </w:r>
-    </w:p>
-    <w:p>
-      <w:pPr>
-        <w:numPr>
-          <w:ilvl w:val="0"/>
-          <w:numId w:val="1"/>
-        </w:numPr>
-        <w:ind w:left="0" w:leftChars="0" w:firstLine="0" w:firstLineChars="0"/>
-        <w:rPr>
-          <w:rFonts w:hint="default"/>
-          <w:b/>
-          <w:bCs/>
-          <w:lang w:val="en-US"/>
-        </w:rPr>
-      </w:pPr>
-      <w:r>
-        <w:rPr>
-          <w:rFonts w:hint="default"/>
-          <w:b/>
-          <w:bCs/>
-          <w:lang w:val="en-US"/>
-        </w:rPr>
-        <w:t>Bit-silica TR-1 (16</w:t>
-      </w:r>
-      <w:r>
-        <w:rPr>
-          <w:rFonts w:hint="default"/>
-          <w:b/>
-          <w:bCs/>
-          <w:vertAlign w:val="superscript"/>
-          <w:lang w:val="en-US"/>
-        </w:rPr>
-        <w:t>th</w:t>
-      </w:r>
-      <w:r>
-        <w:rPr>
-          <w:rFonts w:hint="default"/>
-          <w:b/>
-          <w:bCs/>
-          <w:lang w:val="en-US"/>
-        </w:rPr>
-        <w:t xml:space="preserve"> July 2025 19:00 to 20:00):</w:t>
-      </w:r>
-    </w:p>
-    <w:p>
-      <w:pPr>
-        <w:numPr>
-          <w:ilvl w:val="0"/>
-          <w:numId w:val="26"/>
-        </w:numPr>
-        <w:ind w:left="0" w:leftChars="0" w:firstLine="0" w:firstLineChars="0"/>
+          <w:b/>
+          <w:bCs/>
+          <w:lang w:val="en-US"/>
+        </w:rPr>
+        <w:t xml:space="preserve"> July 2025 19:00 to 20:00)</w:t>
+      </w:r>
+    </w:p>
+    <w:p>
+      <w:pPr>
+        <w:numPr>
+          <w:ilvl w:val="0"/>
+          <w:numId w:val="29"/>
+        </w:numPr>
         <w:rPr>
           <w:rFonts w:hint="default"/>
           <w:b w:val="0"/>
@@ -10546,424 +12139,300 @@
       <w:pPr>
         <w:numPr>
           <w:ilvl w:val="0"/>
-          <w:numId w:val="26"/>
-        </w:numPr>
-        <w:ind w:left="0" w:leftChars="0" w:firstLine="0" w:firstLineChars="0"/>
-        <w:rPr>
-          <w:rFonts w:hint="default"/>
-          <w:b w:val="0"/>
-          <w:bCs w:val="0"/>
-          <w:lang w:val="en-US"/>
-        </w:rPr>
-      </w:pPr>
-      <w:r>
-        <w:rPr>
-          <w:rFonts w:hint="default"/>
-          <w:b w:val="0"/>
-          <w:bCs w:val="0"/>
-          <w:lang w:val="en-US"/>
-        </w:rPr>
-        <w:t>Your roles and responsibility's in your company.</w:t>
-      </w:r>
-      <w:r>
-        <w:rPr>
-          <w:rFonts w:hint="default"/>
-          <w:b/>
-          <w:bCs/>
-          <w:highlight w:val="yellow"/>
-          <w:lang w:val="en-US"/>
-        </w:rPr>
-        <w:t>(Not answered Properly)</w:t>
-      </w:r>
-    </w:p>
-    <w:p>
-      <w:pPr>
-        <w:numPr>
-          <w:ilvl w:val="0"/>
-          <w:numId w:val="26"/>
-        </w:numPr>
-        <w:ind w:left="0" w:leftChars="0" w:firstLine="0" w:firstLineChars="0"/>
-        <w:rPr>
-          <w:rFonts w:hint="default"/>
-          <w:b w:val="0"/>
-          <w:bCs w:val="0"/>
-          <w:lang w:val="en-US"/>
-        </w:rPr>
-      </w:pPr>
-      <w:r>
-        <w:rPr>
-          <w:rFonts w:hint="default"/>
-          <w:b w:val="0"/>
-          <w:bCs w:val="0"/>
-          <w:lang w:val="en-US"/>
-        </w:rPr>
-        <w:t xml:space="preserve">What is the process and thread. </w:t>
-      </w:r>
-      <w:r>
-        <w:rPr>
-          <w:rFonts w:hint="default"/>
-          <w:b/>
-          <w:bCs/>
-          <w:highlight w:val="yellow"/>
-          <w:lang w:val="en-US"/>
-        </w:rPr>
-        <w:t>(Not answered Properly)</w:t>
-      </w:r>
-    </w:p>
-    <w:p>
-      <w:pPr>
-        <w:numPr>
-          <w:ilvl w:val="0"/>
-          <w:numId w:val="26"/>
-        </w:numPr>
-        <w:ind w:left="0" w:leftChars="0" w:firstLine="0" w:firstLineChars="0"/>
-        <w:rPr>
-          <w:rFonts w:hint="default"/>
-          <w:b w:val="0"/>
-          <w:bCs w:val="0"/>
-          <w:lang w:val="en-US"/>
-        </w:rPr>
-      </w:pPr>
-      <w:r>
-        <w:rPr>
-          <w:rFonts w:hint="default"/>
-          <w:b w:val="0"/>
-          <w:bCs w:val="0"/>
-          <w:lang w:val="en-US"/>
-        </w:rPr>
-        <w:t>What is the difference between the #define and const</w:t>
-      </w:r>
-    </w:p>
-    <w:p>
-      <w:pPr>
-        <w:numPr>
-          <w:ilvl w:val="0"/>
-          <w:numId w:val="26"/>
-        </w:numPr>
-        <w:ind w:left="0" w:leftChars="0" w:firstLine="0" w:firstLineChars="0"/>
-        <w:rPr>
-          <w:rFonts w:hint="default"/>
-          <w:b w:val="0"/>
-          <w:bCs w:val="0"/>
-          <w:lang w:val="en-US"/>
-        </w:rPr>
-      </w:pPr>
-      <w:r>
-        <w:rPr>
-          <w:rFonts w:hint="default"/>
-          <w:b w:val="0"/>
-          <w:bCs w:val="0"/>
-          <w:lang w:val="en-US"/>
-        </w:rPr>
-        <w:t>What is the stack and heap.</w:t>
-      </w:r>
-    </w:p>
-    <w:p>
-      <w:pPr>
-        <w:numPr>
-          <w:ilvl w:val="0"/>
-          <w:numId w:val="26"/>
-        </w:numPr>
-        <w:ind w:leftChars="0"/>
-        <w:rPr>
-          <w:rFonts w:hint="default"/>
-          <w:b w:val="0"/>
-          <w:bCs w:val="0"/>
-          <w:lang w:val="en-US"/>
-        </w:rPr>
-      </w:pPr>
-      <w:r>
-        <w:rPr>
-          <w:rFonts w:hint="default"/>
-          <w:b w:val="0"/>
-          <w:bCs w:val="0"/>
-          <w:lang w:val="en-US"/>
-        </w:rPr>
-        <w:t>Wap to reverse a given string based on the words</w:t>
-      </w:r>
-    </w:p>
-    <w:p>
-      <w:pPr>
-        <w:numPr>
-          <w:ilvl w:val="0"/>
-          <w:numId w:val="0"/>
-        </w:numPr>
-        <w:ind w:leftChars="0"/>
-        <w:rPr>
-          <w:rFonts w:hint="default"/>
-          <w:b w:val="0"/>
-          <w:bCs w:val="0"/>
-          <w:lang w:val="en-US"/>
-        </w:rPr>
-      </w:pPr>
-      <w:r>
-        <w:rPr>
-          <w:rFonts w:hint="default"/>
-          <w:b w:val="0"/>
-          <w:bCs w:val="0"/>
-          <w:lang w:val="en-US"/>
-        </w:rPr>
-        <w:t>Input:- "Hareesh Sureddy is a Firmware Engineer";</w:t>
-      </w:r>
-    </w:p>
-    <w:p>
-      <w:pPr>
-        <w:numPr>
-          <w:ilvl w:val="0"/>
-          <w:numId w:val="0"/>
-        </w:numPr>
-        <w:ind w:leftChars="0"/>
-        <w:rPr>
-          <w:rFonts w:hint="default"/>
-          <w:b w:val="0"/>
-          <w:bCs w:val="0"/>
-          <w:lang w:val="en-US"/>
-        </w:rPr>
-      </w:pPr>
-      <w:r>
-        <w:rPr>
-          <w:rFonts w:hint="default"/>
-          <w:b w:val="0"/>
-          <w:bCs w:val="0"/>
-          <w:lang w:val="en-US"/>
-        </w:rPr>
-        <w:t>Output:- "Engineer Firmware a is Sureddy Hareesh";</w:t>
-      </w:r>
-    </w:p>
-    <w:p>
-      <w:pPr>
-        <w:numPr>
-          <w:ilvl w:val="0"/>
-          <w:numId w:val="0"/>
-        </w:numPr>
-        <w:ind w:leftChars="0"/>
-        <w:rPr>
-          <w:rFonts w:hint="default"/>
-          <w:b w:val="0"/>
-          <w:bCs w:val="0"/>
-          <w:lang w:val="en-US"/>
-        </w:rPr>
-      </w:pPr>
-      <w:r>
-        <w:rPr>
-          <w:rFonts w:hint="default"/>
-          <w:b/>
-          <w:bCs/>
-          <w:highlight w:val="yellow"/>
-          <w:lang w:val="en-US"/>
-        </w:rPr>
-        <w:t>(Dynimic string reading not writen)</w:t>
-      </w:r>
-    </w:p>
-    <w:p>
-      <w:pPr>
-        <w:numPr>
-          <w:ilvl w:val="0"/>
-          <w:numId w:val="26"/>
-        </w:numPr>
-        <w:ind w:left="0" w:leftChars="0" w:firstLine="0" w:firstLineChars="0"/>
-        <w:rPr>
-          <w:rFonts w:hint="default"/>
-          <w:b w:val="0"/>
-          <w:bCs w:val="0"/>
-          <w:lang w:val="en-US"/>
-        </w:rPr>
-      </w:pPr>
-      <w:r>
-        <w:rPr>
-          <w:rFonts w:hint="default"/>
-          <w:b w:val="0"/>
-          <w:bCs w:val="0"/>
-          <w:lang w:val="en-US"/>
-        </w:rPr>
-        <w:t>Wap to Reverse a bits in a given uint8_t bit value.</w:t>
-      </w:r>
-    </w:p>
-    <w:p>
-      <w:pPr>
-        <w:numPr>
-          <w:ilvl w:val="0"/>
-          <w:numId w:val="0"/>
-        </w:numPr>
-        <w:ind w:leftChars="0"/>
-        <w:rPr>
-          <w:rFonts w:hint="default"/>
-          <w:b w:val="0"/>
-          <w:bCs w:val="0"/>
-          <w:lang w:val="en-US"/>
-        </w:rPr>
-      </w:pPr>
-      <w:r>
-        <w:rPr>
-          <w:rFonts w:hint="default"/>
-          <w:b w:val="0"/>
-          <w:bCs w:val="0"/>
-          <w:lang w:val="en-US"/>
-        </w:rPr>
-        <w:t>i/p: 10101100=172</w:t>
-      </w:r>
-    </w:p>
-    <w:p>
-      <w:pPr>
-        <w:numPr>
-          <w:ilvl w:val="0"/>
-          <w:numId w:val="0"/>
-        </w:numPr>
-        <w:ind w:leftChars="0"/>
-        <w:rPr>
-          <w:rFonts w:hint="default"/>
-          <w:b w:val="0"/>
-          <w:bCs w:val="0"/>
-          <w:lang w:val="en-US"/>
-        </w:rPr>
-      </w:pPr>
-      <w:r>
-        <w:rPr>
-          <w:rFonts w:hint="default"/>
-          <w:b w:val="0"/>
-          <w:bCs w:val="0"/>
-          <w:lang w:val="en-US"/>
-        </w:rPr>
-        <w:t>o/p: 00110101=53</w:t>
-      </w:r>
-    </w:p>
-    <w:p>
-      <w:pPr>
-        <w:numPr>
-          <w:ilvl w:val="0"/>
-          <w:numId w:val="26"/>
-        </w:numPr>
-        <w:ind w:left="0" w:leftChars="0" w:firstLine="0" w:firstLineChars="0"/>
-        <w:rPr>
-          <w:rFonts w:hint="default"/>
-          <w:b w:val="0"/>
-          <w:bCs w:val="0"/>
-          <w:lang w:val="en-US"/>
-        </w:rPr>
-      </w:pPr>
-      <w:r>
-        <w:rPr>
-          <w:rFonts w:hint="default"/>
-          <w:b w:val="0"/>
-          <w:bCs w:val="0"/>
-          <w:lang w:val="en-US"/>
-        </w:rPr>
-        <w:t>Print the nth node from the last</w:t>
-      </w:r>
-    </w:p>
-    <w:p>
-      <w:pPr>
-        <w:numPr>
-          <w:ilvl w:val="0"/>
-          <w:numId w:val="0"/>
-        </w:numPr>
-        <w:ind w:leftChars="0"/>
-        <w:rPr>
-          <w:rFonts w:hint="default"/>
-          <w:b w:val="0"/>
-          <w:bCs w:val="0"/>
-          <w:lang w:val="en-US"/>
-        </w:rPr>
-      </w:pPr>
-      <w:r>
-        <w:rPr>
-          <w:rFonts w:hint="default"/>
-          <w:b w:val="0"/>
-          <w:bCs w:val="0"/>
-          <w:lang w:val="en-US"/>
-        </w:rPr>
-        <w:t>Input :- Linked list :- 1-&gt;2-&gt;3-&gt;4-&gt;5-&gt;41-&gt;5-&gt;67-&gt;485-&gt;10 x, n=3</w:t>
-      </w:r>
-    </w:p>
-    <w:p>
-      <w:pPr>
-        <w:numPr>
-          <w:ilvl w:val="0"/>
-          <w:numId w:val="0"/>
-        </w:numPr>
-        <w:ind w:leftChars="0"/>
-        <w:rPr>
-          <w:rFonts w:hint="default"/>
-          <w:b w:val="0"/>
-          <w:bCs w:val="0"/>
-          <w:lang w:val="en-US"/>
-        </w:rPr>
-      </w:pPr>
-      <w:r>
-        <w:rPr>
-          <w:rFonts w:hint="default"/>
-          <w:b w:val="0"/>
-          <w:bCs w:val="0"/>
-          <w:lang w:val="en-US"/>
-        </w:rPr>
-        <w:t>Output :- 67</w:t>
-      </w:r>
-    </w:p>
-    <w:p>
-      <w:pPr>
-        <w:numPr>
-          <w:ilvl w:val="0"/>
-          <w:numId w:val="1"/>
-        </w:numPr>
-        <w:ind w:left="0" w:leftChars="0" w:firstLine="0" w:firstLineChars="0"/>
-        <w:rPr>
-          <w:rFonts w:hint="default"/>
-          <w:b/>
-          <w:bCs/>
-          <w:lang w:val="en-US"/>
-        </w:rPr>
-      </w:pPr>
-      <w:r>
-        <w:rPr>
-          <w:rFonts w:hint="default"/>
-          <w:b/>
-          <w:bCs/>
-          <w:lang w:val="en-US"/>
-        </w:rPr>
-        <w:t>Tismo Technology Benguluru TR-2 (17</w:t>
-      </w:r>
-      <w:r>
-        <w:rPr>
-          <w:rFonts w:hint="default"/>
-          <w:b/>
-          <w:bCs/>
-          <w:vertAlign w:val="superscript"/>
-          <w:lang w:val="en-US"/>
-        </w:rPr>
-        <w:t>th</w:t>
-      </w:r>
-      <w:r>
-        <w:rPr>
-          <w:rFonts w:hint="default"/>
-          <w:b/>
-          <w:bCs/>
-          <w:lang w:val="en-US"/>
-        </w:rPr>
-        <w:t xml:space="preserve"> July 2025 15:00 to 18:00): </w:t>
-      </w:r>
-    </w:p>
-    <w:p>
-      <w:pPr>
-        <w:numPr>
-          <w:ilvl w:val="0"/>
-          <w:numId w:val="1"/>
-        </w:numPr>
-        <w:rPr>
-          <w:rFonts w:hint="default"/>
-          <w:b/>
-          <w:bCs/>
-          <w:lang w:val="en-US"/>
-        </w:rPr>
-      </w:pPr>
-      <w:r>
-        <w:rPr>
-          <w:rFonts w:hint="default"/>
-          <w:b/>
-          <w:bCs/>
-          <w:lang w:val="en-US"/>
-        </w:rPr>
-        <w:t>Infineon (client Mirafra Benguluru):</w:t>
-      </w:r>
+          <w:numId w:val="29"/>
+        </w:numPr>
+        <w:rPr>
+          <w:rFonts w:hint="default"/>
+          <w:b w:val="0"/>
+          <w:bCs w:val="0"/>
+          <w:lang w:val="en-US"/>
+        </w:rPr>
+      </w:pPr>
+      <w:r>
+        <w:rPr>
+          <w:rFonts w:hint="default"/>
+          <w:b w:val="0"/>
+          <w:bCs w:val="0"/>
+          <w:lang w:val="en-US"/>
+        </w:rPr>
+        <w:t>Explain project.</w:t>
+      </w:r>
+    </w:p>
+    <w:p>
+      <w:pPr>
+        <w:numPr>
+          <w:ilvl w:val="0"/>
+          <w:numId w:val="29"/>
+        </w:numPr>
+        <w:rPr>
+          <w:rFonts w:hint="default"/>
+          <w:b w:val="0"/>
+          <w:bCs w:val="0"/>
+          <w:lang w:val="en-US"/>
+        </w:rPr>
+      </w:pPr>
+      <w:r>
+        <w:rPr>
+          <w:rFonts w:hint="default"/>
+          <w:b w:val="0"/>
+          <w:bCs w:val="0"/>
+          <w:lang w:val="en-US"/>
+        </w:rPr>
+        <w:t>How to design the ISR, if the ISR is taking more time than the interrupt trigger time.</w:t>
+      </w:r>
+    </w:p>
+    <w:p>
+      <w:pPr>
+        <w:numPr>
+          <w:ilvl w:val="0"/>
+          <w:numId w:val="29"/>
+        </w:numPr>
+        <w:rPr>
+          <w:rFonts w:hint="default"/>
+          <w:b w:val="0"/>
+          <w:bCs w:val="0"/>
+          <w:lang w:val="en-US"/>
+        </w:rPr>
+      </w:pPr>
+      <w:r>
+        <w:rPr>
+          <w:rFonts w:hint="default"/>
+          <w:b w:val="0"/>
+          <w:bCs w:val="0"/>
+          <w:lang w:val="en-US"/>
+        </w:rPr>
+        <w:t>Staking and unstaking during the ISR, are hardware or software.</w:t>
+      </w:r>
+    </w:p>
+    <w:p>
+      <w:pPr>
+        <w:numPr>
+          <w:numId w:val="0"/>
+        </w:numPr>
+        <w:rPr>
+          <w:rFonts w:hint="default"/>
+          <w:b w:val="0"/>
+          <w:bCs w:val="0"/>
+          <w:lang w:val="en-US"/>
+        </w:rPr>
+      </w:pPr>
+      <w:r>
+        <w:drawing>
+          <wp:inline distT="0" distB="0" distL="114300" distR="114300">
+            <wp:extent cx="5273040" cy="1685925"/>
+            <wp:effectExtent l="0" t="0" r="0" b="5715"/>
+            <wp:docPr id="21" name="Picture 1"/>
+            <wp:cNvGraphicFramePr>
+              <a:graphicFrameLocks xmlns:a="http://schemas.openxmlformats.org/drawingml/2006/main" noChangeAspect="1"/>
+            </wp:cNvGraphicFramePr>
+            <a:graphic xmlns:a="http://schemas.openxmlformats.org/drawingml/2006/main">
+              <a:graphicData uri="http://schemas.openxmlformats.org/drawingml/2006/picture">
+                <pic:pic xmlns:pic="http://schemas.openxmlformats.org/drawingml/2006/picture">
+                  <pic:nvPicPr>
+                    <pic:cNvPr id="21" name="Picture 1"/>
+                    <pic:cNvPicPr>
+                      <a:picLocks noChangeAspect="1"/>
+                    </pic:cNvPicPr>
+                  </pic:nvPicPr>
+                  <pic:blipFill>
+                    <a:blip r:embed="rId24"/>
+                    <a:stretch>
+                      <a:fillRect/>
+                    </a:stretch>
+                  </pic:blipFill>
+                  <pic:spPr>
+                    <a:xfrm>
+                      <a:off x="0" y="0"/>
+                      <a:ext cx="5273040" cy="1685925"/>
+                    </a:xfrm>
+                    <a:prstGeom prst="rect">
+                      <a:avLst/>
+                    </a:prstGeom>
+                    <a:noFill/>
+                    <a:ln>
+                      <a:noFill/>
+                    </a:ln>
+                  </pic:spPr>
+                </pic:pic>
+              </a:graphicData>
+            </a:graphic>
+          </wp:inline>
+        </w:drawing>
+      </w:r>
+    </w:p>
+    <w:p>
+      <w:pPr>
+        <w:numPr>
+          <w:ilvl w:val="0"/>
+          <w:numId w:val="29"/>
+        </w:numPr>
+        <w:rPr>
+          <w:rFonts w:hint="default"/>
+          <w:b w:val="0"/>
+          <w:bCs w:val="0"/>
+          <w:lang w:val="en-US"/>
+        </w:rPr>
+      </w:pPr>
+      <w:r>
+        <w:rPr>
+          <w:rFonts w:hint="default"/>
+          <w:b w:val="0"/>
+          <w:bCs w:val="0"/>
+          <w:lang w:val="en-US"/>
+        </w:rPr>
+        <w:t>Is it possible to set a break point in the rest handler. If not y.</w:t>
+      </w:r>
+    </w:p>
+    <w:p>
+      <w:pPr>
+        <w:numPr>
+          <w:ilvl w:val="0"/>
+          <w:numId w:val="29"/>
+        </w:numPr>
+        <w:rPr>
+          <w:rFonts w:hint="default"/>
+          <w:b w:val="0"/>
+          <w:bCs w:val="0"/>
+          <w:lang w:val="en-US"/>
+        </w:rPr>
+      </w:pPr>
+      <w:r>
+        <w:rPr>
+          <w:rFonts w:hint="default"/>
+          <w:b w:val="0"/>
+          <w:bCs w:val="0"/>
+          <w:lang w:val="en-US"/>
+        </w:rPr>
+        <w:t>In I2C, ack/nack are hardware control or software control.</w:t>
+      </w:r>
+    </w:p>
+    <w:p>
+      <w:pPr>
+        <w:numPr>
+          <w:ilvl w:val="0"/>
+          <w:numId w:val="29"/>
+        </w:numPr>
+        <w:rPr>
+          <w:rFonts w:hint="default"/>
+          <w:b w:val="0"/>
+          <w:bCs w:val="0"/>
+          <w:lang w:val="en-US"/>
+        </w:rPr>
+      </w:pPr>
+      <w:r>
+        <w:rPr>
+          <w:rFonts w:hint="default"/>
+          <w:b w:val="0"/>
+          <w:bCs w:val="0"/>
+          <w:lang w:val="en-US"/>
+        </w:rPr>
+        <w:t>What are the features used in the JTAG.</w:t>
+      </w:r>
+    </w:p>
+    <w:p>
+      <w:pPr>
+        <w:numPr>
+          <w:ilvl w:val="0"/>
+          <w:numId w:val="29"/>
+        </w:numPr>
+        <w:rPr>
+          <w:rFonts w:hint="default"/>
+          <w:b w:val="0"/>
+          <w:bCs w:val="0"/>
+          <w:lang w:val="en-US"/>
+        </w:rPr>
+      </w:pPr>
+      <w:r>
+        <w:rPr>
+          <w:rFonts w:hint="default"/>
+          <w:b w:val="0"/>
+          <w:bCs w:val="0"/>
+          <w:lang w:val="en-US"/>
+        </w:rPr>
+        <w:t>What are the hardware drivers u are implemented.</w:t>
+      </w:r>
+    </w:p>
+    <w:p>
+      <w:pPr>
+        <w:numPr>
+          <w:ilvl w:val="0"/>
+          <w:numId w:val="29"/>
+        </w:numPr>
+        <w:rPr>
+          <w:rFonts w:hint="default"/>
+          <w:b w:val="0"/>
+          <w:bCs w:val="0"/>
+          <w:lang w:val="en-US"/>
+        </w:rPr>
+      </w:pPr>
+      <w:r>
+        <w:rPr>
+          <w:rFonts w:hint="default"/>
+          <w:b w:val="0"/>
+          <w:bCs w:val="0"/>
+          <w:lang w:val="en-US"/>
+        </w:rPr>
+        <w:t>Off load the function.</w:t>
+      </w:r>
+    </w:p>
+    <w:p>
+      <w:pPr>
+        <w:numPr>
+          <w:ilvl w:val="0"/>
+          <w:numId w:val="29"/>
+        </w:numPr>
+        <w:rPr>
+          <w:rFonts w:hint="default"/>
+          <w:b w:val="0"/>
+          <w:bCs w:val="0"/>
+          <w:lang w:val="en-US"/>
+        </w:rPr>
+      </w:pPr>
+      <w:r>
+        <w:rPr>
+          <w:rFonts w:hint="default"/>
+          <w:b w:val="0"/>
+          <w:bCs w:val="0"/>
+          <w:lang w:val="en-US"/>
+        </w:rPr>
+        <w:t>Batter way than the flag usage to run the function in supper loop.</w:t>
+      </w:r>
+    </w:p>
+    <w:p>
+      <w:pPr>
+        <w:numPr>
+          <w:ilvl w:val="0"/>
+          <w:numId w:val="29"/>
+        </w:numPr>
+        <w:rPr>
+          <w:rFonts w:hint="default"/>
+          <w:b w:val="0"/>
+          <w:bCs w:val="0"/>
+          <w:lang w:val="en-US"/>
+        </w:rPr>
+      </w:pPr>
+      <w:r>
+        <w:rPr>
+          <w:rFonts w:hint="default"/>
+          <w:b w:val="0"/>
+          <w:bCs w:val="0"/>
+          <w:lang w:val="en-US"/>
+        </w:rPr>
+        <w:t>What is load address and store address in linker script.</w:t>
+      </w:r>
+    </w:p>
+    <w:p>
+      <w:pPr>
+        <w:numPr>
+          <w:numId w:val="0"/>
+        </w:numPr>
+        <w:rPr>
+          <w:rFonts w:hint="default"/>
+          <w:b/>
+          <w:bCs/>
+          <w:lang w:val="en-US"/>
+        </w:rPr>
+      </w:pPr>
     </w:p>
     <w:p>
       <w:pPr>
@@ -11029,6 +12498,7 @@
           <w:ilvl w:val="0"/>
           <w:numId w:val="0"/>
         </w:numPr>
+        <w:ind w:firstLine="1501" w:firstLineChars="50"/>
         <w:jc w:val="left"/>
         <w:rPr>
           <w:rFonts w:hint="default"/>
@@ -11060,15 +12530,16 @@
           <w:szCs w:val="300"/>
           <w:lang w:val="en-US"/>
         </w:rPr>
-        <w:t>/19</w:t>
-      </w:r>
-    </w:p>
-    <w:p>
-      <w:pPr>
-        <w:numPr>
-          <w:ilvl w:val="0"/>
-          <w:numId w:val="0"/>
-        </w:numPr>
+        <w:t>/23</w:t>
+      </w:r>
+    </w:p>
+    <w:p>
+      <w:pPr>
+        <w:numPr>
+          <w:ilvl w:val="0"/>
+          <w:numId w:val="0"/>
+        </w:numPr>
+        <w:ind w:firstLine="1501" w:firstLineChars="50"/>
         <w:jc w:val="left"/>
         <w:rPr>
           <w:rFonts w:hint="default"/>
@@ -11080,6 +12551,8 @@
           <w:lang w:val="en-US"/>
         </w:rPr>
       </w:pPr>
+      <w:bookmarkStart w:id="0" w:name="_GoBack"/>
+      <w:bookmarkEnd w:id="0"/>
       <w:r>
         <w:rPr>
           <w:rFonts w:hint="default"/>
@@ -11090,7 +12563,7 @@
           <w:szCs w:val="300"/>
           <w:lang w:val="en-US"/>
         </w:rPr>
-        <w:t>42%</w:t>
+        <w:t>40%</w:t>
       </w:r>
     </w:p>
     <w:sectPr>
@@ -11397,6 +12870,18 @@
     </w:lvl>
   </w:abstractNum>
   <w:abstractNum w:abstractNumId="4">
+    <w:nsid w:val="AA191DB1"/>
+    <w:multiLevelType w:val="singleLevel"/>
+    <w:tmpl w:val="AA191DB1"/>
+    <w:lvl w:ilvl="0" w:tentative="0">
+      <w:start w:val="1"/>
+      <w:numFmt w:val="decimal"/>
+      <w:suff w:val="space"/>
+      <w:lvlText w:val="%1."/>
+      <w:lvlJc w:val="left"/>
+    </w:lvl>
+  </w:abstractNum>
+  <w:abstractNum w:abstractNumId="5">
     <w:nsid w:val="BF9D7DCD"/>
     <w:multiLevelType w:val="singleLevel"/>
     <w:tmpl w:val="BF9D7DCD"/>
@@ -11408,7 +12893,7 @@
       <w:lvlJc w:val="left"/>
     </w:lvl>
   </w:abstractNum>
-  <w:abstractNum w:abstractNumId="5">
+  <w:abstractNum w:abstractNumId="6">
     <w:nsid w:val="C2E24257"/>
     <w:multiLevelType w:val="singleLevel"/>
     <w:tmpl w:val="C2E24257"/>
@@ -11420,7 +12905,7 @@
       <w:lvlJc w:val="left"/>
     </w:lvl>
   </w:abstractNum>
-  <w:abstractNum w:abstractNumId="6">
+  <w:abstractNum w:abstractNumId="7">
     <w:nsid w:val="D64508F9"/>
     <w:multiLevelType w:val="singleLevel"/>
     <w:tmpl w:val="D64508F9"/>
@@ -11432,7 +12917,7 @@
       <w:lvlJc w:val="left"/>
     </w:lvl>
   </w:abstractNum>
-  <w:abstractNum w:abstractNumId="7">
+  <w:abstractNum w:abstractNumId="8">
     <w:nsid w:val="D7C6C75D"/>
     <w:multiLevelType w:val="singleLevel"/>
     <w:tmpl w:val="D7C6C75D"/>
@@ -11444,7 +12929,7 @@
       <w:lvlJc w:val="left"/>
     </w:lvl>
   </w:abstractNum>
-  <w:abstractNum w:abstractNumId="8">
+  <w:abstractNum w:abstractNumId="9">
     <w:nsid w:val="DD11BEC3"/>
     <w:multiLevelType w:val="singleLevel"/>
     <w:tmpl w:val="DD11BEC3"/>
@@ -11456,7 +12941,7 @@
       <w:lvlJc w:val="left"/>
     </w:lvl>
   </w:abstractNum>
-  <w:abstractNum w:abstractNumId="9">
+  <w:abstractNum w:abstractNumId="10">
     <w:nsid w:val="E4DECC0B"/>
     <w:multiLevelType w:val="singleLevel"/>
     <w:tmpl w:val="E4DECC0B"/>
@@ -11468,7 +12953,7 @@
       <w:lvlJc w:val="left"/>
     </w:lvl>
   </w:abstractNum>
-  <w:abstractNum w:abstractNumId="10">
+  <w:abstractNum w:abstractNumId="11">
     <w:nsid w:val="E869FE6F"/>
     <w:multiLevelType w:val="singleLevel"/>
     <w:tmpl w:val="E869FE6F"/>
@@ -11480,7 +12965,7 @@
       <w:lvlJc w:val="left"/>
     </w:lvl>
   </w:abstractNum>
-  <w:abstractNum w:abstractNumId="11">
+  <w:abstractNum w:abstractNumId="12">
     <w:nsid w:val="E884F97F"/>
     <w:multiLevelType w:val="singleLevel"/>
     <w:tmpl w:val="E884F97F"/>
@@ -11492,7 +12977,7 @@
       <w:lvlJc w:val="left"/>
     </w:lvl>
   </w:abstractNum>
-  <w:abstractNum w:abstractNumId="12">
+  <w:abstractNum w:abstractNumId="13">
     <w:nsid w:val="EC0D4D88"/>
     <w:multiLevelType w:val="singleLevel"/>
     <w:tmpl w:val="EC0D4D88"/>
@@ -11504,7 +12989,7 @@
       <w:lvlJc w:val="left"/>
     </w:lvl>
   </w:abstractNum>
-  <w:abstractNum w:abstractNumId="13">
+  <w:abstractNum w:abstractNumId="14">
     <w:nsid w:val="FA80F05E"/>
     <w:multiLevelType w:val="singleLevel"/>
     <w:tmpl w:val="FA80F05E"/>
@@ -11524,7 +13009,7 @@
       </w:rPr>
     </w:lvl>
   </w:abstractNum>
-  <w:abstractNum w:abstractNumId="14">
+  <w:abstractNum w:abstractNumId="15">
     <w:nsid w:val="056E0D13"/>
     <w:multiLevelType w:val="singleLevel"/>
     <w:tmpl w:val="056E0D13"/>
@@ -11536,7 +13021,19 @@
       <w:lvlJc w:val="left"/>
     </w:lvl>
   </w:abstractNum>
-  <w:abstractNum w:abstractNumId="15">
+  <w:abstractNum w:abstractNumId="16">
+    <w:nsid w:val="15BDC256"/>
+    <w:multiLevelType w:val="singleLevel"/>
+    <w:tmpl w:val="15BDC256"/>
+    <w:lvl w:ilvl="0" w:tentative="0">
+      <w:start w:val="1"/>
+      <w:numFmt w:val="decimal"/>
+      <w:suff w:val="space"/>
+      <w:lvlText w:val="%1."/>
+      <w:lvlJc w:val="left"/>
+    </w:lvl>
+  </w:abstractNum>
+  <w:abstractNum w:abstractNumId="17">
     <w:nsid w:val="1C1E9874"/>
     <w:multiLevelType w:val="singleLevel"/>
     <w:tmpl w:val="1C1E9874"/>
@@ -11548,7 +13045,7 @@
       <w:lvlJc w:val="left"/>
     </w:lvl>
   </w:abstractNum>
-  <w:abstractNum w:abstractNumId="16">
+  <w:abstractNum w:abstractNumId="18">
     <w:nsid w:val="28B68BA7"/>
     <w:multiLevelType w:val="singleLevel"/>
     <w:tmpl w:val="28B68BA7"/>
@@ -11560,7 +13057,7 @@
       <w:lvlJc w:val="left"/>
     </w:lvl>
   </w:abstractNum>
-  <w:abstractNum w:abstractNumId="17">
+  <w:abstractNum w:abstractNumId="19">
     <w:nsid w:val="2BB38728"/>
     <w:multiLevelType w:val="singleLevel"/>
     <w:tmpl w:val="2BB38728"/>
@@ -11580,7 +13077,7 @@
       </w:rPr>
     </w:lvl>
   </w:abstractNum>
-  <w:abstractNum w:abstractNumId="18">
+  <w:abstractNum w:abstractNumId="20">
     <w:nsid w:val="3838F4F7"/>
     <w:multiLevelType w:val="singleLevel"/>
     <w:tmpl w:val="3838F4F7"/>
@@ -11592,7 +13089,7 @@
       <w:lvlJc w:val="left"/>
     </w:lvl>
   </w:abstractNum>
-  <w:abstractNum w:abstractNumId="19">
+  <w:abstractNum w:abstractNumId="21">
     <w:nsid w:val="3B0DAF77"/>
     <w:multiLevelType w:val="singleLevel"/>
     <w:tmpl w:val="3B0DAF77"/>
@@ -11604,7 +13101,7 @@
       <w:lvlJc w:val="left"/>
     </w:lvl>
   </w:abstractNum>
-  <w:abstractNum w:abstractNumId="20">
+  <w:abstractNum w:abstractNumId="22">
     <w:nsid w:val="3C2B5539"/>
     <w:multiLevelType w:val="singleLevel"/>
     <w:tmpl w:val="3C2B5539"/>
@@ -11616,7 +13113,7 @@
       <w:lvlJc w:val="left"/>
     </w:lvl>
   </w:abstractNum>
-  <w:abstractNum w:abstractNumId="21">
+  <w:abstractNum w:abstractNumId="23">
     <w:nsid w:val="4438F63F"/>
     <w:multiLevelType w:val="singleLevel"/>
     <w:tmpl w:val="4438F63F"/>
@@ -11628,7 +13125,19 @@
       <w:lvlJc w:val="left"/>
     </w:lvl>
   </w:abstractNum>
-  <w:abstractNum w:abstractNumId="22">
+  <w:abstractNum w:abstractNumId="24">
+    <w:nsid w:val="4CE92A46"/>
+    <w:multiLevelType w:val="singleLevel"/>
+    <w:tmpl w:val="4CE92A46"/>
+    <w:lvl w:ilvl="0" w:tentative="0">
+      <w:start w:val="1"/>
+      <w:numFmt w:val="decimal"/>
+      <w:suff w:val="space"/>
+      <w:lvlText w:val="%1."/>
+      <w:lvlJc w:val="left"/>
+    </w:lvl>
+  </w:abstractNum>
+  <w:abstractNum w:abstractNumId="25">
     <w:nsid w:val="5BE4B081"/>
     <w:multiLevelType w:val="multilevel"/>
     <w:tmpl w:val="5BE4B081"/>
@@ -11748,7 +13257,7 @@
       </w:rPr>
     </w:lvl>
   </w:abstractNum>
-  <w:abstractNum w:abstractNumId="23">
+  <w:abstractNum w:abstractNumId="26">
     <w:nsid w:val="64729EC5"/>
     <w:multiLevelType w:val="singleLevel"/>
     <w:tmpl w:val="64729EC5"/>
@@ -11760,7 +13269,7 @@
       <w:lvlJc w:val="left"/>
     </w:lvl>
   </w:abstractNum>
-  <w:abstractNum w:abstractNumId="24">
+  <w:abstractNum w:abstractNumId="27">
     <w:nsid w:val="73C9C531"/>
     <w:multiLevelType w:val="singleLevel"/>
     <w:tmpl w:val="73C9C531"/>
@@ -11772,7 +13281,7 @@
       <w:lvlJc w:val="left"/>
     </w:lvl>
   </w:abstractNum>
-  <w:abstractNum w:abstractNumId="25">
+  <w:abstractNum w:abstractNumId="28">
     <w:nsid w:val="7B2911A2"/>
     <w:multiLevelType w:val="singleLevel"/>
     <w:tmpl w:val="7B2911A2"/>
@@ -11785,28 +13294,28 @@
     </w:lvl>
   </w:abstractNum>
   <w:num w:numId="1">
-    <w:abstractNumId w:val="22"/>
+    <w:abstractNumId w:val="25"/>
   </w:num>
   <w:num w:numId="2">
-    <w:abstractNumId w:val="13"/>
+    <w:abstractNumId w:val="14"/>
   </w:num>
   <w:num w:numId="3">
-    <w:abstractNumId w:val="17"/>
+    <w:abstractNumId w:val="19"/>
   </w:num>
   <w:num w:numId="4">
     <w:abstractNumId w:val="0"/>
   </w:num>
   <w:num w:numId="5">
-    <w:abstractNumId w:val="12"/>
+    <w:abstractNumId w:val="13"/>
   </w:num>
   <w:num w:numId="6">
-    <w:abstractNumId w:val="25"/>
+    <w:abstractNumId w:val="28"/>
   </w:num>
   <w:num w:numId="7">
-    <w:abstractNumId w:val="6"/>
+    <w:abstractNumId w:val="7"/>
   </w:num>
   <w:num w:numId="8">
-    <w:abstractNumId w:val="20"/>
+    <w:abstractNumId w:val="22"/>
   </w:num>
   <w:num w:numId="9">
     <w:abstractNumId w:val="1"/>
@@ -11815,52 +13324,61 @@
     <w:abstractNumId w:val="2"/>
   </w:num>
   <w:num w:numId="11">
+    <w:abstractNumId w:val="26"/>
+  </w:num>
+  <w:num w:numId="12">
+    <w:abstractNumId w:val="9"/>
+  </w:num>
+  <w:num w:numId="13">
     <w:abstractNumId w:val="23"/>
   </w:num>
-  <w:num w:numId="12">
-    <w:abstractNumId w:val="8"/>
-  </w:num>
-  <w:num w:numId="13">
-    <w:abstractNumId w:val="21"/>
-  </w:num>
   <w:num w:numId="14">
-    <w:abstractNumId w:val="4"/>
+    <w:abstractNumId w:val="5"/>
   </w:num>
   <w:num w:numId="15">
-    <w:abstractNumId w:val="18"/>
+    <w:abstractNumId w:val="20"/>
   </w:num>
   <w:num w:numId="16">
-    <w:abstractNumId w:val="10"/>
+    <w:abstractNumId w:val="11"/>
   </w:num>
   <w:num w:numId="17">
-    <w:abstractNumId w:val="24"/>
+    <w:abstractNumId w:val="27"/>
   </w:num>
   <w:num w:numId="18">
-    <w:abstractNumId w:val="16"/>
+    <w:abstractNumId w:val="18"/>
   </w:num>
   <w:num w:numId="19">
     <w:abstractNumId w:val="3"/>
   </w:num>
   <w:num w:numId="20">
-    <w:abstractNumId w:val="7"/>
+    <w:abstractNumId w:val="8"/>
   </w:num>
   <w:num w:numId="21">
-    <w:abstractNumId w:val="9"/>
+    <w:abstractNumId w:val="10"/>
   </w:num>
   <w:num w:numId="22">
-    <w:abstractNumId w:val="11"/>
+    <w:abstractNumId w:val="12"/>
   </w:num>
   <w:num w:numId="23">
-    <w:abstractNumId w:val="14"/>
+    <w:abstractNumId w:val="15"/>
   </w:num>
   <w:num w:numId="24">
-    <w:abstractNumId w:val="15"/>
+    <w:abstractNumId w:val="17"/>
   </w:num>
   <w:num w:numId="25">
-    <w:abstractNumId w:val="19"/>
+    <w:abstractNumId w:val="21"/>
   </w:num>
   <w:num w:numId="26">
-    <w:abstractNumId w:val="5"/>
+    <w:abstractNumId w:val="6"/>
+  </w:num>
+  <w:num w:numId="27">
+    <w:abstractNumId w:val="16"/>
+  </w:num>
+  <w:num w:numId="28">
+    <w:abstractNumId w:val="4"/>
+  </w:num>
+  <w:num w:numId="29">
+    <w:abstractNumId w:val="24"/>
   </w:num>
 </w:numbering>
 </file>

--- a/Hareesh Sureddy Interview Expeirence.docx
+++ b/Hareesh Sureddy Interview Expeirence.docx
@@ -2688,7 +2688,7 @@
           <w:b/>
           <w:bCs/>
           <w:color w:val="FF0000"/>
-          <w:highlight w:val="none"/>
+          <w:highlight w:val="yellow"/>
           <w:lang w:val="en-US"/>
         </w:rPr>
         <w:t>(Not answered)</w:t>
@@ -7554,26 +7554,7 @@
           <w:bCs/>
           <w:lang w:val="en-US"/>
         </w:rPr>
-        <w:t>ADI (client Mirafra Benguluru): - (1</w:t>
-      </w:r>
-      <w:r>
-        <w:rPr>
-          <w:rFonts w:hint="default"/>
-          <w:b/>
-          <w:bCs/>
-          <w:vertAlign w:val="superscript"/>
-          <w:lang w:val="en-US"/>
-        </w:rPr>
-        <w:t>th</w:t>
-      </w:r>
-      <w:r>
-        <w:rPr>
-          <w:rFonts w:hint="default"/>
-          <w:b/>
-          <w:bCs/>
-          <w:lang w:val="en-US"/>
-        </w:rPr>
-        <w:t xml:space="preserve"> July 2025 11:00 to 12:00)</w:t>
+        <w:t>ADI (client Mirafra Benguluru): - (1st July 2025 11:00 to 12:00)</w:t>
       </w:r>
       <w:r>
         <w:rPr>
@@ -10684,6 +10665,7 @@
     <w:p>
       <w:pPr>
         <w:numPr>
+          <w:ilvl w:val="0"/>
           <w:numId w:val="0"/>
         </w:numPr>
         <w:ind w:leftChars="0"/>
@@ -11295,7 +11277,17 @@
           <w:bCs/>
           <w:lang w:val="en-US"/>
         </w:rPr>
-        <w:t xml:space="preserve"> July 2025 15:00 to 16:00)</w:t>
+        <w:t xml:space="preserve"> July 2025 15:00 to 16:00) </w:t>
+      </w:r>
+      <w:r>
+        <w:rPr>
+          <w:rFonts w:hint="default"/>
+          <w:b/>
+          <w:bCs/>
+          <w:color w:val="FF0000"/>
+          <w:lang w:val="en-US"/>
+        </w:rPr>
+        <w:t>(Rejected)</w:t>
       </w:r>
     </w:p>
     <w:p>
@@ -11974,6 +11966,30 @@
           <w:bCs w:val="0"/>
           <w:lang w:val="en-US"/>
         </w:rPr>
+        <w:t>Are u worked with any multi drop communication.</w:t>
+      </w:r>
+    </w:p>
+    <w:p>
+      <w:pPr>
+        <w:numPr>
+          <w:ilvl w:val="0"/>
+          <w:numId w:val="28"/>
+        </w:numPr>
+        <w:ind w:leftChars="0"/>
+        <w:rPr>
+          <w:rFonts w:hint="default"/>
+          <w:b w:val="0"/>
+          <w:bCs w:val="0"/>
+          <w:lang w:val="en-US"/>
+        </w:rPr>
+      </w:pPr>
+      <w:r>
+        <w:rPr>
+          <w:rFonts w:hint="default"/>
+          <w:b w:val="0"/>
+          <w:bCs w:val="0"/>
+          <w:lang w:val="en-US"/>
+        </w:rPr>
         <w:t>Are you used any OS in your project like RTOS.</w:t>
       </w:r>
     </w:p>
@@ -11998,7 +12014,7 @@
           <w:bCs w:val="0"/>
           <w:lang w:val="en-US"/>
         </w:rPr>
-        <w:t>Are you avare of socket establishment.</w:t>
+        <w:t>Are you aware of socket establishment.</w:t>
       </w:r>
     </w:p>
     <w:p>
@@ -12028,6 +12044,7 @@
     <w:p>
       <w:pPr>
         <w:numPr>
+          <w:ilvl w:val="0"/>
           <w:numId w:val="0"/>
         </w:numPr>
         <w:rPr>
@@ -12109,7 +12126,17 @@
           <w:bCs/>
           <w:lang w:val="en-US"/>
         </w:rPr>
-        <w:t xml:space="preserve"> July 2025 19:00 to 20:00)</w:t>
+        <w:t xml:space="preserve"> July 2025 19:00 to 20:00) </w:t>
+      </w:r>
+      <w:r>
+        <w:rPr>
+          <w:rFonts w:hint="default"/>
+          <w:b/>
+          <w:bCs/>
+          <w:color w:val="FF0000"/>
+          <w:lang w:val="en-US"/>
+        </w:rPr>
+        <w:t>(Rejected)</w:t>
       </w:r>
     </w:p>
     <w:p>
@@ -12207,6 +12234,7 @@
     <w:p>
       <w:pPr>
         <w:numPr>
+          <w:ilvl w:val="0"/>
           <w:numId w:val="0"/>
         </w:numPr>
         <w:rPr>
@@ -12349,7 +12377,7 @@
           <w:bCs w:val="0"/>
           <w:lang w:val="en-US"/>
         </w:rPr>
-        <w:t>What are the hardware drivers u are implemented.</w:t>
+        <w:t>What are the hardware drivers u implemented.</w:t>
       </w:r>
     </w:p>
     <w:p>
@@ -12395,7 +12423,7 @@
           <w:bCs w:val="0"/>
           <w:lang w:val="en-US"/>
         </w:rPr>
-        <w:t>Batter way than the flag usage to run the function in supper loop.</w:t>
+        <w:t>Batter way than the flag usage to run the function in supper loop, instead of flag setting in the ISR.</w:t>
       </w:r>
     </w:p>
     <w:p>
@@ -12424,6 +12452,1298 @@
     <w:p>
       <w:pPr>
         <w:numPr>
+          <w:ilvl w:val="0"/>
+          <w:numId w:val="0"/>
+        </w:numPr>
+        <w:rPr>
+          <w:rFonts w:hint="default"/>
+          <w:b w:val="0"/>
+          <w:bCs w:val="0"/>
+          <w:lang w:val="en-US"/>
+        </w:rPr>
+      </w:pPr>
+    </w:p>
+    <w:p>
+      <w:pPr>
+        <w:numPr>
+          <w:ilvl w:val="0"/>
+          <w:numId w:val="1"/>
+        </w:numPr>
+        <w:rPr>
+          <w:rFonts w:hint="default"/>
+          <w:b/>
+          <w:bCs/>
+          <w:lang w:val="en-US"/>
+        </w:rPr>
+      </w:pPr>
+      <w:r>
+        <w:rPr>
+          <w:rFonts w:hint="default"/>
+          <w:b/>
+          <w:bCs/>
+          <w:lang w:val="en-US"/>
+        </w:rPr>
+        <w:t>GE Vernova TR-1 (1</w:t>
+      </w:r>
+      <w:r>
+        <w:rPr>
+          <w:rFonts w:hint="default"/>
+          <w:b/>
+          <w:bCs/>
+          <w:vertAlign w:val="superscript"/>
+          <w:lang w:val="en-US"/>
+        </w:rPr>
+        <w:t>st</w:t>
+      </w:r>
+      <w:r>
+        <w:rPr>
+          <w:rFonts w:hint="default"/>
+          <w:b/>
+          <w:bCs/>
+          <w:lang w:val="en-US"/>
+        </w:rPr>
+        <w:t xml:space="preserve"> Augest 2025 15:00 to 16:00)</w:t>
+      </w:r>
+    </w:p>
+    <w:p>
+      <w:pPr>
+        <w:numPr>
+          <w:ilvl w:val="0"/>
+          <w:numId w:val="30"/>
+        </w:numPr>
+        <w:rPr>
+          <w:rFonts w:hint="default"/>
+          <w:b w:val="0"/>
+          <w:bCs w:val="0"/>
+          <w:lang w:val="en-US"/>
+        </w:rPr>
+      </w:pPr>
+      <w:r>
+        <w:rPr>
+          <w:rFonts w:hint="default"/>
+          <w:b w:val="0"/>
+          <w:bCs w:val="0"/>
+          <w:lang w:val="en-US"/>
+        </w:rPr>
+        <w:t>Tell me about your self.</w:t>
+      </w:r>
+    </w:p>
+    <w:p>
+      <w:pPr>
+        <w:numPr>
+          <w:ilvl w:val="0"/>
+          <w:numId w:val="30"/>
+        </w:numPr>
+        <w:rPr>
+          <w:rFonts w:hint="default"/>
+          <w:b w:val="0"/>
+          <w:bCs w:val="0"/>
+          <w:lang w:val="en-US"/>
+        </w:rPr>
+      </w:pPr>
+      <w:r>
+        <w:rPr>
+          <w:rFonts w:hint="default"/>
+          <w:b w:val="0"/>
+          <w:bCs w:val="0"/>
+          <w:lang w:val="en-US"/>
+        </w:rPr>
+        <w:t>What is mean by bare metal</w:t>
+      </w:r>
+    </w:p>
+    <w:p>
+      <w:pPr>
+        <w:numPr>
+          <w:ilvl w:val="0"/>
+          <w:numId w:val="30"/>
+        </w:numPr>
+        <w:rPr>
+          <w:rFonts w:hint="default"/>
+          <w:b w:val="0"/>
+          <w:bCs w:val="0"/>
+          <w:lang w:val="en-US"/>
+        </w:rPr>
+      </w:pPr>
+      <w:r>
+        <w:rPr>
+          <w:rFonts w:hint="default"/>
+          <w:b w:val="0"/>
+          <w:bCs w:val="0"/>
+          <w:lang w:val="en-US"/>
+        </w:rPr>
+        <w:t>Then how do u manage the schedulers.</w:t>
+      </w:r>
+    </w:p>
+    <w:p>
+      <w:pPr>
+        <w:numPr>
+          <w:ilvl w:val="0"/>
+          <w:numId w:val="30"/>
+        </w:numPr>
+        <w:rPr>
+          <w:rFonts w:hint="default"/>
+          <w:b w:val="0"/>
+          <w:bCs w:val="0"/>
+          <w:lang w:val="en-US"/>
+        </w:rPr>
+      </w:pPr>
+      <w:r>
+        <w:rPr>
+          <w:rFonts w:hint="default"/>
+          <w:b w:val="0"/>
+          <w:bCs w:val="0"/>
+          <w:lang w:val="en-US"/>
+        </w:rPr>
+        <w:t>How do you configure the GPIO interrupt.</w:t>
+      </w:r>
+    </w:p>
+    <w:p>
+      <w:pPr>
+        <w:numPr>
+          <w:ilvl w:val="0"/>
+          <w:numId w:val="30"/>
+        </w:numPr>
+        <w:rPr>
+          <w:rFonts w:hint="default"/>
+          <w:b w:val="0"/>
+          <w:bCs w:val="0"/>
+          <w:lang w:val="en-US"/>
+        </w:rPr>
+      </w:pPr>
+      <w:r>
+        <w:rPr>
+          <w:rFonts w:hint="default"/>
+          <w:b w:val="0"/>
+          <w:bCs w:val="0"/>
+          <w:lang w:val="en-US"/>
+        </w:rPr>
+        <w:t>What contains in the vector table.</w:t>
+      </w:r>
+    </w:p>
+    <w:p>
+      <w:pPr>
+        <w:numPr>
+          <w:ilvl w:val="0"/>
+          <w:numId w:val="30"/>
+        </w:numPr>
+        <w:rPr>
+          <w:rFonts w:hint="default"/>
+          <w:b w:val="0"/>
+          <w:bCs w:val="0"/>
+          <w:lang w:val="en-US"/>
+        </w:rPr>
+      </w:pPr>
+      <w:r>
+        <w:rPr>
+          <w:rFonts w:hint="default"/>
+          <w:b w:val="0"/>
+          <w:bCs w:val="0"/>
+          <w:lang w:val="en-US"/>
+        </w:rPr>
+        <w:t>What happens if the interrupt occur.</w:t>
+      </w:r>
+    </w:p>
+    <w:p>
+      <w:pPr>
+        <w:numPr>
+          <w:ilvl w:val="0"/>
+          <w:numId w:val="30"/>
+        </w:numPr>
+        <w:rPr>
+          <w:rFonts w:hint="default"/>
+          <w:b w:val="0"/>
+          <w:bCs w:val="0"/>
+          <w:lang w:val="en-US"/>
+        </w:rPr>
+      </w:pPr>
+      <w:r>
+        <w:rPr>
+          <w:rFonts w:hint="default"/>
+          <w:b w:val="0"/>
+          <w:bCs w:val="0"/>
+          <w:lang w:val="en-US"/>
+        </w:rPr>
+        <w:t>What is the common first thing you do in the ISR.</w:t>
+      </w:r>
+    </w:p>
+    <w:p>
+      <w:pPr>
+        <w:numPr>
+          <w:ilvl w:val="0"/>
+          <w:numId w:val="30"/>
+        </w:numPr>
+        <w:rPr>
+          <w:rFonts w:hint="default"/>
+          <w:b w:val="0"/>
+          <w:bCs w:val="0"/>
+          <w:lang w:val="en-US"/>
+        </w:rPr>
+      </w:pPr>
+      <w:r>
+        <w:rPr>
+          <w:rFonts w:hint="default"/>
+          <w:b w:val="0"/>
+          <w:bCs w:val="0"/>
+          <w:lang w:val="en-US"/>
+        </w:rPr>
+        <w:t>Wap to sort a elements in a array ascending order.</w:t>
+      </w:r>
+    </w:p>
+    <w:p>
+      <w:pPr>
+        <w:numPr>
+          <w:ilvl w:val="0"/>
+          <w:numId w:val="30"/>
+        </w:numPr>
+        <w:rPr>
+          <w:rFonts w:hint="default"/>
+          <w:b w:val="0"/>
+          <w:bCs w:val="0"/>
+          <w:lang w:val="en-US"/>
+        </w:rPr>
+      </w:pPr>
+      <w:r>
+        <w:rPr>
+          <w:rFonts w:hint="default"/>
+          <w:b w:val="0"/>
+          <w:bCs w:val="0"/>
+          <w:lang w:val="en-US"/>
+        </w:rPr>
+        <w:t>Wap to reverse a string.</w:t>
+      </w:r>
+    </w:p>
+    <w:p>
+      <w:pPr>
+        <w:numPr>
+          <w:ilvl w:val="0"/>
+          <w:numId w:val="0"/>
+        </w:numPr>
+        <w:rPr>
+          <w:rFonts w:hint="default"/>
+          <w:b w:val="0"/>
+          <w:bCs w:val="0"/>
+          <w:lang w:val="en-US"/>
+        </w:rPr>
+      </w:pPr>
+      <w:r>
+        <w:drawing>
+          <wp:inline distT="0" distB="0" distL="114300" distR="114300">
+            <wp:extent cx="5271135" cy="877570"/>
+            <wp:effectExtent l="0" t="0" r="1905" b="6350"/>
+            <wp:docPr id="22" name="Picture 1"/>
+            <wp:cNvGraphicFramePr>
+              <a:graphicFrameLocks xmlns:a="http://schemas.openxmlformats.org/drawingml/2006/main" noChangeAspect="1"/>
+            </wp:cNvGraphicFramePr>
+            <a:graphic xmlns:a="http://schemas.openxmlformats.org/drawingml/2006/main">
+              <a:graphicData uri="http://schemas.openxmlformats.org/drawingml/2006/picture">
+                <pic:pic xmlns:pic="http://schemas.openxmlformats.org/drawingml/2006/picture">
+                  <pic:nvPicPr>
+                    <pic:cNvPr id="22" name="Picture 1"/>
+                    <pic:cNvPicPr>
+                      <a:picLocks noChangeAspect="1"/>
+                    </pic:cNvPicPr>
+                  </pic:nvPicPr>
+                  <pic:blipFill>
+                    <a:blip r:embed="rId25"/>
+                    <a:stretch>
+                      <a:fillRect/>
+                    </a:stretch>
+                  </pic:blipFill>
+                  <pic:spPr>
+                    <a:xfrm>
+                      <a:off x="0" y="0"/>
+                      <a:ext cx="5271135" cy="877570"/>
+                    </a:xfrm>
+                    <a:prstGeom prst="rect">
+                      <a:avLst/>
+                    </a:prstGeom>
+                    <a:noFill/>
+                    <a:ln>
+                      <a:noFill/>
+                    </a:ln>
+                  </pic:spPr>
+                </pic:pic>
+              </a:graphicData>
+            </a:graphic>
+          </wp:inline>
+        </w:drawing>
+      </w:r>
+    </w:p>
+    <w:p>
+      <w:pPr>
+        <w:numPr>
+          <w:ilvl w:val="0"/>
+          <w:numId w:val="30"/>
+        </w:numPr>
+        <w:rPr>
+          <w:rFonts w:hint="default"/>
+          <w:b w:val="0"/>
+          <w:bCs w:val="0"/>
+          <w:lang w:val="en-US"/>
+        </w:rPr>
+      </w:pPr>
+      <w:r>
+        <w:rPr>
+          <w:rFonts w:hint="default"/>
+          <w:b w:val="0"/>
+          <w:bCs w:val="0"/>
+          <w:lang w:val="en-US"/>
+        </w:rPr>
+        <w:t>What is structure padding.</w:t>
+      </w:r>
+    </w:p>
+    <w:p>
+      <w:pPr>
+        <w:numPr>
+          <w:ilvl w:val="0"/>
+          <w:numId w:val="30"/>
+        </w:numPr>
+        <w:rPr>
+          <w:rFonts w:hint="default"/>
+          <w:b w:val="0"/>
+          <w:bCs w:val="0"/>
+          <w:lang w:val="en-US"/>
+        </w:rPr>
+      </w:pPr>
+      <w:r>
+        <w:rPr>
+          <w:rFonts w:hint="default"/>
+          <w:b w:val="0"/>
+          <w:bCs w:val="0"/>
+          <w:lang w:val="en-US"/>
+        </w:rPr>
+        <w:t>What is the size of below code, if the system is 32bit.</w:t>
+      </w:r>
+    </w:p>
+    <w:p>
+      <w:pPr>
+        <w:numPr>
+          <w:ilvl w:val="0"/>
+          <w:numId w:val="0"/>
+        </w:numPr>
+        <w:rPr>
+          <w:rFonts w:hint="default"/>
+          <w:b w:val="0"/>
+          <w:bCs w:val="0"/>
+          <w:lang w:val="en-US"/>
+        </w:rPr>
+      </w:pPr>
+      <w:r>
+        <w:rPr>
+          <w:rFonts w:hint="default"/>
+          <w:b w:val="0"/>
+          <w:bCs w:val="0"/>
+          <w:lang w:val="en-US"/>
+        </w:rPr>
+        <w:t xml:space="preserve">    typedef struct{</w:t>
+      </w:r>
+    </w:p>
+    <w:p>
+      <w:pPr>
+        <w:numPr>
+          <w:ilvl w:val="0"/>
+          <w:numId w:val="0"/>
+        </w:numPr>
+        <w:rPr>
+          <w:rFonts w:hint="default"/>
+          <w:b w:val="0"/>
+          <w:bCs w:val="0"/>
+          <w:lang w:val="en-US"/>
+        </w:rPr>
+      </w:pPr>
+      <w:r>
+        <w:rPr>
+          <w:rFonts w:hint="default"/>
+          <w:b w:val="0"/>
+          <w:bCs w:val="0"/>
+          <w:lang w:val="en-US"/>
+        </w:rPr>
+        <w:t xml:space="preserve">    int  data1;  </w:t>
+      </w:r>
+    </w:p>
+    <w:p>
+      <w:pPr>
+        <w:numPr>
+          <w:ilvl w:val="0"/>
+          <w:numId w:val="0"/>
+        </w:numPr>
+        <w:rPr>
+          <w:rFonts w:hint="default"/>
+          <w:b w:val="0"/>
+          <w:bCs w:val="0"/>
+          <w:lang w:val="en-US"/>
+        </w:rPr>
+      </w:pPr>
+      <w:r>
+        <w:rPr>
+          <w:rFonts w:hint="default"/>
+          <w:b w:val="0"/>
+          <w:bCs w:val="0"/>
+          <w:lang w:val="en-US"/>
+        </w:rPr>
+        <w:t xml:space="preserve">    float data2; </w:t>
+      </w:r>
+    </w:p>
+    <w:p>
+      <w:pPr>
+        <w:numPr>
+          <w:ilvl w:val="0"/>
+          <w:numId w:val="0"/>
+        </w:numPr>
+        <w:rPr>
+          <w:rFonts w:hint="default"/>
+          <w:b w:val="0"/>
+          <w:bCs w:val="0"/>
+          <w:lang w:val="en-US"/>
+        </w:rPr>
+      </w:pPr>
+      <w:r>
+        <w:rPr>
+          <w:rFonts w:hint="default"/>
+          <w:b w:val="0"/>
+          <w:bCs w:val="0"/>
+          <w:lang w:val="en-US"/>
+        </w:rPr>
+        <w:t xml:space="preserve">    char data3; </w:t>
+      </w:r>
+    </w:p>
+    <w:p>
+      <w:pPr>
+        <w:numPr>
+          <w:ilvl w:val="0"/>
+          <w:numId w:val="0"/>
+        </w:numPr>
+        <w:rPr>
+          <w:rFonts w:hint="default"/>
+          <w:b w:val="0"/>
+          <w:bCs w:val="0"/>
+          <w:lang w:val="en-US"/>
+        </w:rPr>
+      </w:pPr>
+      <w:r>
+        <w:rPr>
+          <w:rFonts w:hint="default"/>
+          <w:b w:val="0"/>
+          <w:bCs w:val="0"/>
+          <w:lang w:val="en-US"/>
+        </w:rPr>
+        <w:t>}Reg_data;</w:t>
+      </w:r>
+    </w:p>
+    <w:p>
+      <w:pPr>
+        <w:numPr>
+          <w:ilvl w:val="0"/>
+          <w:numId w:val="30"/>
+        </w:numPr>
+        <w:rPr>
+          <w:rFonts w:hint="default"/>
+          <w:b w:val="0"/>
+          <w:bCs w:val="0"/>
+          <w:lang w:val="en-US"/>
+        </w:rPr>
+      </w:pPr>
+      <w:r>
+        <w:rPr>
+          <w:rFonts w:hint="default"/>
+          <w:b w:val="0"/>
+          <w:bCs w:val="0"/>
+          <w:lang w:val="en-US"/>
+        </w:rPr>
+        <w:t>What is the size of below code, if the system is 32bit.</w:t>
+      </w:r>
+    </w:p>
+    <w:p>
+      <w:pPr>
+        <w:numPr>
+          <w:ilvl w:val="0"/>
+          <w:numId w:val="0"/>
+        </w:numPr>
+        <w:ind w:firstLine="180"/>
+        <w:rPr>
+          <w:rFonts w:hint="default"/>
+          <w:b w:val="0"/>
+          <w:bCs w:val="0"/>
+          <w:lang w:val="en-US"/>
+        </w:rPr>
+      </w:pPr>
+      <w:r>
+        <w:rPr>
+          <w:rFonts w:hint="default"/>
+          <w:b w:val="0"/>
+          <w:bCs w:val="0"/>
+          <w:lang w:val="en-US"/>
+        </w:rPr>
+        <w:t>typedef struct{</w:t>
+      </w:r>
+    </w:p>
+    <w:p>
+      <w:pPr>
+        <w:numPr>
+          <w:ilvl w:val="0"/>
+          <w:numId w:val="0"/>
+        </w:numPr>
+        <w:rPr>
+          <w:rFonts w:hint="default"/>
+          <w:b w:val="0"/>
+          <w:bCs w:val="0"/>
+          <w:lang w:val="en-US"/>
+        </w:rPr>
+      </w:pPr>
+      <w:r>
+        <w:rPr>
+          <w:rFonts w:hint="default"/>
+          <w:b w:val="0"/>
+          <w:bCs w:val="0"/>
+          <w:lang w:val="en-US"/>
+        </w:rPr>
+        <w:t xml:space="preserve">    char data3; </w:t>
+      </w:r>
+    </w:p>
+    <w:p>
+      <w:pPr>
+        <w:numPr>
+          <w:ilvl w:val="0"/>
+          <w:numId w:val="0"/>
+        </w:numPr>
+        <w:ind w:firstLine="180"/>
+        <w:rPr>
+          <w:rFonts w:hint="default"/>
+          <w:b w:val="0"/>
+          <w:bCs w:val="0"/>
+          <w:lang w:val="en-US"/>
+        </w:rPr>
+      </w:pPr>
+      <w:r>
+        <w:rPr>
+          <w:rFonts w:hint="default"/>
+          <w:b w:val="0"/>
+          <w:bCs w:val="0"/>
+          <w:lang w:val="en-US"/>
+        </w:rPr>
+        <w:t xml:space="preserve">int  data1; </w:t>
+      </w:r>
+    </w:p>
+    <w:p>
+      <w:pPr>
+        <w:numPr>
+          <w:ilvl w:val="0"/>
+          <w:numId w:val="0"/>
+        </w:numPr>
+        <w:rPr>
+          <w:rFonts w:hint="default"/>
+          <w:b w:val="0"/>
+          <w:bCs w:val="0"/>
+          <w:lang w:val="en-US"/>
+        </w:rPr>
+      </w:pPr>
+      <w:r>
+        <w:rPr>
+          <w:rFonts w:hint="default"/>
+          <w:b w:val="0"/>
+          <w:bCs w:val="0"/>
+          <w:lang w:val="en-US"/>
+        </w:rPr>
+        <w:t xml:space="preserve">    float data2; </w:t>
+      </w:r>
+    </w:p>
+    <w:p>
+      <w:pPr>
+        <w:numPr>
+          <w:ilvl w:val="0"/>
+          <w:numId w:val="0"/>
+        </w:numPr>
+        <w:rPr>
+          <w:rFonts w:hint="default"/>
+          <w:b w:val="0"/>
+          <w:bCs w:val="0"/>
+          <w:lang w:val="en-US"/>
+        </w:rPr>
+      </w:pPr>
+      <w:r>
+        <w:rPr>
+          <w:rFonts w:hint="default"/>
+          <w:b w:val="0"/>
+          <w:bCs w:val="0"/>
+          <w:lang w:val="en-US"/>
+        </w:rPr>
+        <w:t>}Reg_data;</w:t>
+      </w:r>
+    </w:p>
+    <w:p>
+      <w:pPr>
+        <w:numPr>
+          <w:ilvl w:val="0"/>
+          <w:numId w:val="30"/>
+        </w:numPr>
+        <w:rPr>
+          <w:rFonts w:hint="default"/>
+          <w:b w:val="0"/>
+          <w:bCs w:val="0"/>
+          <w:lang w:val="en-US"/>
+        </w:rPr>
+      </w:pPr>
+      <w:r>
+        <w:rPr>
+          <w:rFonts w:hint="default"/>
+          <w:b w:val="0"/>
+          <w:bCs w:val="0"/>
+          <w:lang w:val="en-US"/>
+        </w:rPr>
+        <w:t>What is the size of below code if the system is 16bit.</w:t>
+      </w:r>
+    </w:p>
+    <w:p>
+      <w:pPr>
+        <w:numPr>
+          <w:ilvl w:val="0"/>
+          <w:numId w:val="0"/>
+        </w:numPr>
+        <w:ind w:firstLine="180"/>
+        <w:rPr>
+          <w:rFonts w:hint="default"/>
+          <w:b w:val="0"/>
+          <w:bCs w:val="0"/>
+          <w:lang w:val="en-US"/>
+        </w:rPr>
+      </w:pPr>
+      <w:r>
+        <w:rPr>
+          <w:rFonts w:hint="default"/>
+          <w:b w:val="0"/>
+          <w:bCs w:val="0"/>
+          <w:lang w:val="en-US"/>
+        </w:rPr>
+        <w:t>typedef struct{</w:t>
+      </w:r>
+    </w:p>
+    <w:p>
+      <w:pPr>
+        <w:numPr>
+          <w:ilvl w:val="0"/>
+          <w:numId w:val="0"/>
+        </w:numPr>
+        <w:rPr>
+          <w:rFonts w:hint="default"/>
+          <w:b w:val="0"/>
+          <w:bCs w:val="0"/>
+          <w:lang w:val="en-US"/>
+        </w:rPr>
+      </w:pPr>
+      <w:r>
+        <w:rPr>
+          <w:rFonts w:hint="default"/>
+          <w:b w:val="0"/>
+          <w:bCs w:val="0"/>
+          <w:lang w:val="en-US"/>
+        </w:rPr>
+        <w:t xml:space="preserve">    char data3; </w:t>
+      </w:r>
+    </w:p>
+    <w:p>
+      <w:pPr>
+        <w:numPr>
+          <w:ilvl w:val="0"/>
+          <w:numId w:val="0"/>
+        </w:numPr>
+        <w:ind w:firstLine="180"/>
+        <w:rPr>
+          <w:rFonts w:hint="default"/>
+          <w:b w:val="0"/>
+          <w:bCs w:val="0"/>
+          <w:lang w:val="en-US"/>
+        </w:rPr>
+      </w:pPr>
+      <w:r>
+        <w:rPr>
+          <w:rFonts w:hint="default"/>
+          <w:b w:val="0"/>
+          <w:bCs w:val="0"/>
+          <w:lang w:val="en-US"/>
+        </w:rPr>
+        <w:t xml:space="preserve">int  data1; </w:t>
+      </w:r>
+    </w:p>
+    <w:p>
+      <w:pPr>
+        <w:numPr>
+          <w:ilvl w:val="0"/>
+          <w:numId w:val="0"/>
+        </w:numPr>
+        <w:rPr>
+          <w:rFonts w:hint="default"/>
+          <w:b w:val="0"/>
+          <w:bCs w:val="0"/>
+          <w:lang w:val="en-US"/>
+        </w:rPr>
+      </w:pPr>
+      <w:r>
+        <w:rPr>
+          <w:rFonts w:hint="default"/>
+          <w:b w:val="0"/>
+          <w:bCs w:val="0"/>
+          <w:lang w:val="en-US"/>
+        </w:rPr>
+        <w:t xml:space="preserve">    float data2; </w:t>
+      </w:r>
+    </w:p>
+    <w:p>
+      <w:pPr>
+        <w:numPr>
+          <w:ilvl w:val="0"/>
+          <w:numId w:val="0"/>
+        </w:numPr>
+        <w:rPr>
+          <w:rFonts w:hint="default"/>
+          <w:b w:val="0"/>
+          <w:bCs w:val="0"/>
+          <w:lang w:val="en-US"/>
+        </w:rPr>
+      </w:pPr>
+      <w:r>
+        <w:rPr>
+          <w:rFonts w:hint="default"/>
+          <w:b w:val="0"/>
+          <w:bCs w:val="0"/>
+          <w:lang w:val="en-US"/>
+        </w:rPr>
+        <w:t>}Reg_data;</w:t>
+      </w:r>
+    </w:p>
+    <w:p>
+      <w:pPr>
+        <w:numPr>
+          <w:ilvl w:val="0"/>
+          <w:numId w:val="30"/>
+        </w:numPr>
+        <w:ind w:left="0" w:leftChars="0" w:firstLine="0" w:firstLineChars="0"/>
+        <w:rPr>
+          <w:rFonts w:hint="default"/>
+          <w:b w:val="0"/>
+          <w:bCs w:val="0"/>
+          <w:lang w:val="en-US"/>
+        </w:rPr>
+      </w:pPr>
+      <w:r>
+        <w:rPr>
+          <w:rFonts w:hint="default"/>
+          <w:b w:val="0"/>
+          <w:bCs w:val="0"/>
+          <w:lang w:val="en-US"/>
+        </w:rPr>
+        <w:t>What is watch dog how u used it, is it hardware reset or software reset.</w:t>
+      </w:r>
+    </w:p>
+    <w:p>
+      <w:pPr>
+        <w:numPr>
+          <w:ilvl w:val="0"/>
+          <w:numId w:val="30"/>
+        </w:numPr>
+        <w:ind w:left="0" w:leftChars="0" w:firstLine="0" w:firstLineChars="0"/>
+        <w:rPr>
+          <w:rFonts w:hint="default"/>
+          <w:b w:val="0"/>
+          <w:bCs w:val="0"/>
+          <w:lang w:val="en-US"/>
+        </w:rPr>
+      </w:pPr>
+      <w:r>
+        <w:rPr>
+          <w:rFonts w:hint="default"/>
+          <w:b w:val="0"/>
+          <w:bCs w:val="0"/>
+          <w:lang w:val="en-US"/>
+        </w:rPr>
+        <w:t>What is mean by clock streching.</w:t>
+      </w:r>
+    </w:p>
+    <w:p>
+      <w:pPr>
+        <w:numPr>
+          <w:ilvl w:val="0"/>
+          <w:numId w:val="30"/>
+        </w:numPr>
+        <w:ind w:left="0" w:leftChars="0" w:firstLine="0" w:firstLineChars="0"/>
+        <w:rPr>
+          <w:rFonts w:hint="default"/>
+          <w:b w:val="0"/>
+          <w:bCs w:val="0"/>
+          <w:lang w:val="en-US"/>
+        </w:rPr>
+      </w:pPr>
+      <w:r>
+        <w:rPr>
+          <w:rFonts w:hint="default"/>
+          <w:b w:val="0"/>
+          <w:bCs w:val="0"/>
+          <w:lang w:val="en-US"/>
+        </w:rPr>
+        <w:t>What are the difference between the I2C &amp; SPI.</w:t>
+      </w:r>
+    </w:p>
+    <w:p>
+      <w:pPr>
+        <w:numPr>
+          <w:ilvl w:val="0"/>
+          <w:numId w:val="30"/>
+        </w:numPr>
+        <w:ind w:left="0" w:leftChars="0" w:firstLine="0" w:firstLineChars="0"/>
+        <w:rPr>
+          <w:rFonts w:hint="default"/>
+          <w:b w:val="0"/>
+          <w:bCs w:val="0"/>
+          <w:lang w:val="en-US"/>
+        </w:rPr>
+      </w:pPr>
+      <w:r>
+        <w:rPr>
+          <w:rFonts w:hint="default"/>
+          <w:b w:val="0"/>
+          <w:bCs w:val="0"/>
+          <w:lang w:val="en-US"/>
+        </w:rPr>
+        <w:t>Are u aware about the C++.</w:t>
+      </w:r>
+    </w:p>
+    <w:p>
+      <w:pPr>
+        <w:numPr>
+          <w:ilvl w:val="0"/>
+          <w:numId w:val="30"/>
+        </w:numPr>
+        <w:ind w:left="0" w:leftChars="0" w:firstLine="0" w:firstLineChars="0"/>
+        <w:rPr>
+          <w:rFonts w:hint="default"/>
+          <w:b w:val="0"/>
+          <w:bCs w:val="0"/>
+          <w:lang w:val="en-US"/>
+        </w:rPr>
+      </w:pPr>
+      <w:r>
+        <w:rPr>
+          <w:rFonts w:hint="default"/>
+          <w:b w:val="0"/>
+          <w:bCs w:val="0"/>
+          <w:lang w:val="en-US"/>
+        </w:rPr>
+        <w:t>Are u aware about the CAN Protocol.</w:t>
+      </w:r>
+    </w:p>
+    <w:p>
+      <w:pPr>
+        <w:numPr>
+          <w:ilvl w:val="0"/>
+          <w:numId w:val="30"/>
+        </w:numPr>
+        <w:ind w:left="0" w:leftChars="0" w:firstLine="0" w:firstLineChars="0"/>
+        <w:rPr>
+          <w:rFonts w:hint="default"/>
+          <w:b w:val="0"/>
+          <w:bCs w:val="0"/>
+          <w:lang w:val="en-US"/>
+        </w:rPr>
+      </w:pPr>
+      <w:r>
+        <w:rPr>
+          <w:rFonts w:hint="default"/>
+          <w:b w:val="0"/>
+          <w:bCs w:val="0"/>
+          <w:lang w:val="en-US"/>
+        </w:rPr>
+        <w:t>Are u aware about the RTOS concepts.</w:t>
+      </w:r>
+    </w:p>
+    <w:p>
+      <w:pPr>
+        <w:numPr>
+          <w:ilvl w:val="0"/>
+          <w:numId w:val="30"/>
+        </w:numPr>
+        <w:ind w:left="0" w:leftChars="0" w:firstLine="0" w:firstLineChars="0"/>
+        <w:rPr>
+          <w:rFonts w:hint="default"/>
+          <w:b w:val="0"/>
+          <w:bCs w:val="0"/>
+          <w:lang w:val="en-US"/>
+        </w:rPr>
+      </w:pPr>
+      <w:r>
+        <w:rPr>
+          <w:rFonts w:hint="default"/>
+          <w:b w:val="0"/>
+          <w:bCs w:val="0"/>
+          <w:lang w:val="en-US"/>
+        </w:rPr>
+        <w:t>What are the IPC u know.</w:t>
+      </w:r>
+    </w:p>
+    <w:p>
+      <w:pPr>
+        <w:numPr>
+          <w:ilvl w:val="0"/>
+          <w:numId w:val="30"/>
+        </w:numPr>
+        <w:ind w:left="0" w:leftChars="0" w:firstLine="0" w:firstLineChars="0"/>
+        <w:rPr>
+          <w:rFonts w:hint="default"/>
+          <w:b w:val="0"/>
+          <w:bCs w:val="0"/>
+          <w:lang w:val="en-US"/>
+        </w:rPr>
+      </w:pPr>
+      <w:r>
+        <w:rPr>
+          <w:rFonts w:hint="default"/>
+          <w:b w:val="0"/>
+          <w:bCs w:val="0"/>
+          <w:lang w:val="en-US"/>
+        </w:rPr>
+        <w:t>What is the inter process communication</w:t>
+      </w:r>
+    </w:p>
+    <w:p>
+      <w:pPr>
+        <w:numPr>
+          <w:ilvl w:val="0"/>
+          <w:numId w:val="30"/>
+        </w:numPr>
+        <w:ind w:left="0" w:leftChars="0" w:firstLine="0" w:firstLineChars="0"/>
+        <w:rPr>
+          <w:rFonts w:hint="default"/>
+          <w:b w:val="0"/>
+          <w:bCs w:val="0"/>
+          <w:lang w:val="en-US"/>
+        </w:rPr>
+      </w:pPr>
+      <w:r>
+        <w:rPr>
+          <w:rFonts w:hint="default"/>
+          <w:b w:val="0"/>
+          <w:bCs w:val="0"/>
+          <w:lang w:val="en-US"/>
+        </w:rPr>
+        <w:t>What is shared memory, are u encounter it.</w:t>
+      </w:r>
+    </w:p>
+    <w:p>
+      <w:pPr>
+        <w:numPr>
+          <w:ilvl w:val="0"/>
+          <w:numId w:val="0"/>
+        </w:numPr>
+        <w:ind w:leftChars="0"/>
+        <w:rPr>
+          <w:rFonts w:hint="default"/>
+          <w:b/>
+          <w:bCs/>
+          <w:lang w:val="en-US"/>
+        </w:rPr>
+      </w:pPr>
+      <w:r>
+        <w:rPr>
+          <w:rFonts w:hint="default"/>
+          <w:b/>
+          <w:bCs/>
+          <w:lang w:val="en-US"/>
+        </w:rPr>
+        <w:t>Feedback:-</w:t>
+      </w:r>
+    </w:p>
+    <w:p>
+      <w:pPr>
+        <w:numPr>
+          <w:ilvl w:val="0"/>
+          <w:numId w:val="30"/>
+        </w:numPr>
+        <w:ind w:left="0" w:leftChars="0" w:firstLine="0" w:firstLineChars="0"/>
+        <w:rPr>
+          <w:rFonts w:hint="default"/>
+          <w:b w:val="0"/>
+          <w:bCs w:val="0"/>
+          <w:lang w:val="en-US"/>
+        </w:rPr>
+      </w:pPr>
+      <w:r>
+        <w:rPr>
+          <w:rFonts w:hint="default"/>
+          <w:b w:val="0"/>
+          <w:bCs w:val="0"/>
+          <w:lang w:val="en-US"/>
+        </w:rPr>
+        <w:t>We are looking for a candidate with C++ and RTOS knowledge.</w:t>
+      </w:r>
+    </w:p>
+    <w:p>
+      <w:pPr>
+        <w:numPr>
+          <w:ilvl w:val="0"/>
+          <w:numId w:val="0"/>
+        </w:numPr>
+        <w:ind w:leftChars="0"/>
+        <w:rPr>
+          <w:rFonts w:hint="default"/>
+          <w:b w:val="0"/>
+          <w:bCs w:val="0"/>
+          <w:lang w:val="en-US"/>
+        </w:rPr>
+      </w:pPr>
+    </w:p>
+    <w:p>
+      <w:pPr>
+        <w:numPr>
+          <w:ilvl w:val="0"/>
+          <w:numId w:val="1"/>
+        </w:numPr>
+        <w:rPr>
+          <w:rFonts w:hint="default"/>
+          <w:b/>
+          <w:bCs/>
+          <w:lang w:val="en-US"/>
+        </w:rPr>
+      </w:pPr>
+      <w:r>
+        <w:rPr>
+          <w:rFonts w:hint="default"/>
+          <w:b/>
+          <w:bCs/>
+          <w:lang w:val="en-US"/>
+        </w:rPr>
+        <w:t>GE Vernova TR-2 (1</w:t>
+      </w:r>
+      <w:r>
+        <w:rPr>
+          <w:rFonts w:hint="default"/>
+          <w:b/>
+          <w:bCs/>
+          <w:vertAlign w:val="superscript"/>
+          <w:lang w:val="en-US"/>
+        </w:rPr>
+        <w:t>st</w:t>
+      </w:r>
+      <w:r>
+        <w:rPr>
+          <w:rFonts w:hint="default"/>
+          <w:b/>
+          <w:bCs/>
+          <w:lang w:val="en-US"/>
+        </w:rPr>
+        <w:t xml:space="preserve"> Augest 2025 23:00 to 2nd Augest 23:23)</w:t>
+      </w:r>
+    </w:p>
+    <w:p>
+      <w:pPr>
+        <w:numPr>
+          <w:ilvl w:val="0"/>
+          <w:numId w:val="31"/>
+        </w:numPr>
+        <w:rPr>
+          <w:rFonts w:hint="default"/>
+          <w:b w:val="0"/>
+          <w:bCs w:val="0"/>
+          <w:lang w:val="en-US"/>
+        </w:rPr>
+      </w:pPr>
+      <w:r>
+        <w:rPr>
+          <w:rFonts w:hint="default"/>
+          <w:b w:val="0"/>
+          <w:bCs w:val="0"/>
+          <w:lang w:val="en-US"/>
+        </w:rPr>
+        <w:t>What you know about GE.</w:t>
+      </w:r>
+    </w:p>
+    <w:p>
+      <w:pPr>
+        <w:numPr>
+          <w:ilvl w:val="0"/>
+          <w:numId w:val="31"/>
+        </w:numPr>
+        <w:rPr>
+          <w:rFonts w:hint="default"/>
+          <w:b w:val="0"/>
+          <w:bCs w:val="0"/>
+          <w:lang w:val="en-US"/>
+        </w:rPr>
+      </w:pPr>
+      <w:r>
+        <w:rPr>
+          <w:rFonts w:hint="default"/>
+          <w:b w:val="0"/>
+          <w:bCs w:val="0"/>
+          <w:lang w:val="en-US"/>
+        </w:rPr>
+        <w:t>Why are applying for this position.</w:t>
+      </w:r>
+    </w:p>
+    <w:p>
+      <w:pPr>
+        <w:numPr>
+          <w:ilvl w:val="0"/>
+          <w:numId w:val="31"/>
+        </w:numPr>
+        <w:rPr>
+          <w:rFonts w:hint="default"/>
+          <w:b w:val="0"/>
+          <w:bCs w:val="0"/>
+          <w:lang w:val="en-US"/>
+        </w:rPr>
+      </w:pPr>
+      <w:r>
+        <w:rPr>
+          <w:rFonts w:hint="default"/>
+          <w:b w:val="0"/>
+          <w:bCs w:val="0"/>
+          <w:lang w:val="en-US"/>
+        </w:rPr>
+        <w:t>Tell me about your self.</w:t>
+      </w:r>
+    </w:p>
+    <w:p>
+      <w:pPr>
+        <w:numPr>
+          <w:ilvl w:val="0"/>
+          <w:numId w:val="31"/>
+        </w:numPr>
+        <w:rPr>
+          <w:rFonts w:hint="default"/>
+          <w:b w:val="0"/>
+          <w:bCs w:val="0"/>
+          <w:lang w:val="en-US"/>
+        </w:rPr>
+      </w:pPr>
+      <w:r>
+        <w:rPr>
+          <w:rFonts w:hint="default"/>
+          <w:b w:val="0"/>
+          <w:bCs w:val="0"/>
+          <w:lang w:val="en-US"/>
+        </w:rPr>
+        <w:t>What is your role in your company.</w:t>
+      </w:r>
+    </w:p>
+    <w:p>
+      <w:pPr>
+        <w:numPr>
+          <w:ilvl w:val="0"/>
+          <w:numId w:val="31"/>
+        </w:numPr>
+        <w:rPr>
+          <w:rFonts w:hint="default"/>
+          <w:b w:val="0"/>
+          <w:bCs w:val="0"/>
+          <w:lang w:val="en-US"/>
+        </w:rPr>
+      </w:pPr>
+      <w:r>
+        <w:rPr>
+          <w:rFonts w:hint="default"/>
+          <w:b w:val="0"/>
+          <w:bCs w:val="0"/>
+          <w:lang w:val="en-US"/>
+        </w:rPr>
+        <w:t>What type of OS used in your projects.</w:t>
+      </w:r>
+      <w:bookmarkStart w:id="0" w:name="_GoBack"/>
+      <w:bookmarkEnd w:id="0"/>
+    </w:p>
+    <w:p>
+      <w:pPr>
+        <w:numPr>
+          <w:ilvl w:val="0"/>
+          <w:numId w:val="31"/>
+        </w:numPr>
+        <w:rPr>
+          <w:rFonts w:hint="default"/>
+          <w:b w:val="0"/>
+          <w:bCs w:val="0"/>
+          <w:lang w:val="en-US"/>
+        </w:rPr>
+      </w:pPr>
+      <w:r>
+        <w:rPr>
+          <w:rFonts w:hint="default"/>
+          <w:b w:val="0"/>
+          <w:bCs w:val="0"/>
+          <w:lang w:val="en-US"/>
+        </w:rPr>
+        <w:t>What are the product development stages.</w:t>
+      </w:r>
+    </w:p>
+    <w:p>
+      <w:pPr>
+        <w:numPr>
+          <w:ilvl w:val="0"/>
+          <w:numId w:val="31"/>
+        </w:numPr>
+        <w:rPr>
+          <w:rFonts w:hint="default"/>
+          <w:b w:val="0"/>
+          <w:bCs w:val="0"/>
+          <w:lang w:val="en-US"/>
+        </w:rPr>
+      </w:pPr>
+      <w:r>
+        <w:rPr>
+          <w:rFonts w:hint="default"/>
+          <w:b w:val="0"/>
+          <w:bCs w:val="0"/>
+          <w:lang w:val="en-US"/>
+        </w:rPr>
+        <w:t>Are you know about the cyber security.</w:t>
+      </w:r>
+    </w:p>
+    <w:p>
+      <w:pPr>
+        <w:numPr>
+          <w:ilvl w:val="0"/>
+          <w:numId w:val="31"/>
+        </w:numPr>
+        <w:rPr>
+          <w:rFonts w:hint="default"/>
+          <w:b w:val="0"/>
+          <w:bCs w:val="0"/>
+          <w:lang w:val="en-US"/>
+        </w:rPr>
+      </w:pPr>
+      <w:r>
+        <w:rPr>
+          <w:rFonts w:hint="default"/>
+          <w:b w:val="0"/>
+          <w:bCs w:val="0"/>
+          <w:lang w:val="en-US"/>
+        </w:rPr>
+        <w:t>What is the experience in linux os.</w:t>
+      </w:r>
+    </w:p>
+    <w:p>
+      <w:pPr>
+        <w:numPr>
+          <w:ilvl w:val="0"/>
+          <w:numId w:val="31"/>
+        </w:numPr>
+        <w:rPr>
+          <w:rFonts w:hint="default"/>
+          <w:b w:val="0"/>
+          <w:bCs w:val="0"/>
+          <w:lang w:val="en-US"/>
+        </w:rPr>
+      </w:pPr>
+      <w:r>
+        <w:rPr>
+          <w:rFonts w:hint="default"/>
+          <w:b w:val="0"/>
+          <w:bCs w:val="0"/>
+          <w:lang w:val="en-US"/>
+        </w:rPr>
+        <w:t>Where did you see Ethernet applications in your daily life.</w:t>
+      </w:r>
+    </w:p>
+    <w:p>
+      <w:pPr>
+        <w:numPr>
+          <w:ilvl w:val="0"/>
           <w:numId w:val="0"/>
         </w:numPr>
         <w:rPr>
@@ -12498,7 +13818,6 @@
           <w:ilvl w:val="0"/>
           <w:numId w:val="0"/>
         </w:numPr>
-        <w:ind w:firstLine="1501" w:firstLineChars="50"/>
         <w:jc w:val="left"/>
         <w:rPr>
           <w:rFonts w:hint="default"/>
@@ -12519,7 +13838,7 @@
           <w:szCs w:val="300"/>
           <w:lang w:val="en-US"/>
         </w:rPr>
-        <w:t>8</w:t>
+        <w:t>10</w:t>
       </w:r>
       <w:r>
         <w:rPr>
@@ -12530,16 +13849,15 @@
           <w:szCs w:val="300"/>
           <w:lang w:val="en-US"/>
         </w:rPr>
-        <w:t>/23</w:t>
-      </w:r>
-    </w:p>
-    <w:p>
-      <w:pPr>
-        <w:numPr>
-          <w:ilvl w:val="0"/>
-          <w:numId w:val="0"/>
-        </w:numPr>
-        <w:ind w:firstLine="1501" w:firstLineChars="50"/>
+        <w:t>/24</w:t>
+      </w:r>
+    </w:p>
+    <w:p>
+      <w:pPr>
+        <w:numPr>
+          <w:ilvl w:val="0"/>
+          <w:numId w:val="0"/>
+        </w:numPr>
         <w:jc w:val="left"/>
         <w:rPr>
           <w:rFonts w:hint="default"/>
@@ -12551,8 +13869,6 @@
           <w:lang w:val="en-US"/>
         </w:rPr>
       </w:pPr>
-      <w:bookmarkStart w:id="0" w:name="_GoBack"/>
-      <w:bookmarkEnd w:id="0"/>
       <w:r>
         <w:rPr>
           <w:rFonts w:hint="default"/>
@@ -12563,7 +13879,7 @@
           <w:szCs w:val="300"/>
           <w:lang w:val="en-US"/>
         </w:rPr>
-        <w:t>40%</w:t>
+        <w:t>43%</w:t>
       </w:r>
     </w:p>
     <w:sectPr>
@@ -13022,6 +14338,18 @@
     </w:lvl>
   </w:abstractNum>
   <w:abstractNum w:abstractNumId="16">
+    <w:nsid w:val="076B00CE"/>
+    <w:multiLevelType w:val="singleLevel"/>
+    <w:tmpl w:val="076B00CE"/>
+    <w:lvl w:ilvl="0" w:tentative="0">
+      <w:start w:val="1"/>
+      <w:numFmt w:val="decimal"/>
+      <w:suff w:val="space"/>
+      <w:lvlText w:val="%1."/>
+      <w:lvlJc w:val="left"/>
+    </w:lvl>
+  </w:abstractNum>
+  <w:abstractNum w:abstractNumId="17">
     <w:nsid w:val="15BDC256"/>
     <w:multiLevelType w:val="singleLevel"/>
     <w:tmpl w:val="15BDC256"/>
@@ -13033,7 +14361,7 @@
       <w:lvlJc w:val="left"/>
     </w:lvl>
   </w:abstractNum>
-  <w:abstractNum w:abstractNumId="17">
+  <w:abstractNum w:abstractNumId="18">
     <w:nsid w:val="1C1E9874"/>
     <w:multiLevelType w:val="singleLevel"/>
     <w:tmpl w:val="1C1E9874"/>
@@ -13045,7 +14373,7 @@
       <w:lvlJc w:val="left"/>
     </w:lvl>
   </w:abstractNum>
-  <w:abstractNum w:abstractNumId="18">
+  <w:abstractNum w:abstractNumId="19">
     <w:nsid w:val="28B68BA7"/>
     <w:multiLevelType w:val="singleLevel"/>
     <w:tmpl w:val="28B68BA7"/>
@@ -13057,7 +14385,7 @@
       <w:lvlJc w:val="left"/>
     </w:lvl>
   </w:abstractNum>
-  <w:abstractNum w:abstractNumId="19">
+  <w:abstractNum w:abstractNumId="20">
     <w:nsid w:val="2BB38728"/>
     <w:multiLevelType w:val="singleLevel"/>
     <w:tmpl w:val="2BB38728"/>
@@ -13077,7 +14405,7 @@
       </w:rPr>
     </w:lvl>
   </w:abstractNum>
-  <w:abstractNum w:abstractNumId="20">
+  <w:abstractNum w:abstractNumId="21">
     <w:nsid w:val="3838F4F7"/>
     <w:multiLevelType w:val="singleLevel"/>
     <w:tmpl w:val="3838F4F7"/>
@@ -13089,7 +14417,7 @@
       <w:lvlJc w:val="left"/>
     </w:lvl>
   </w:abstractNum>
-  <w:abstractNum w:abstractNumId="21">
+  <w:abstractNum w:abstractNumId="22">
     <w:nsid w:val="3B0DAF77"/>
     <w:multiLevelType w:val="singleLevel"/>
     <w:tmpl w:val="3B0DAF77"/>
@@ -13101,7 +14429,7 @@
       <w:lvlJc w:val="left"/>
     </w:lvl>
   </w:abstractNum>
-  <w:abstractNum w:abstractNumId="22">
+  <w:abstractNum w:abstractNumId="23">
     <w:nsid w:val="3C2B5539"/>
     <w:multiLevelType w:val="singleLevel"/>
     <w:tmpl w:val="3C2B5539"/>
@@ -13113,7 +14441,7 @@
       <w:lvlJc w:val="left"/>
     </w:lvl>
   </w:abstractNum>
-  <w:abstractNum w:abstractNumId="23">
+  <w:abstractNum w:abstractNumId="24">
     <w:nsid w:val="4438F63F"/>
     <w:multiLevelType w:val="singleLevel"/>
     <w:tmpl w:val="4438F63F"/>
@@ -13125,7 +14453,7 @@
       <w:lvlJc w:val="left"/>
     </w:lvl>
   </w:abstractNum>
-  <w:abstractNum w:abstractNumId="24">
+  <w:abstractNum w:abstractNumId="25">
     <w:nsid w:val="4CE92A46"/>
     <w:multiLevelType w:val="singleLevel"/>
     <w:tmpl w:val="4CE92A46"/>
@@ -13137,7 +14465,7 @@
       <w:lvlJc w:val="left"/>
     </w:lvl>
   </w:abstractNum>
-  <w:abstractNum w:abstractNumId="25">
+  <w:abstractNum w:abstractNumId="26">
     <w:nsid w:val="5BE4B081"/>
     <w:multiLevelType w:val="multilevel"/>
     <w:tmpl w:val="5BE4B081"/>
@@ -13257,7 +14585,19 @@
       </w:rPr>
     </w:lvl>
   </w:abstractNum>
-  <w:abstractNum w:abstractNumId="26">
+  <w:abstractNum w:abstractNumId="27">
+    <w:nsid w:val="607E8971"/>
+    <w:multiLevelType w:val="singleLevel"/>
+    <w:tmpl w:val="607E8971"/>
+    <w:lvl w:ilvl="0" w:tentative="0">
+      <w:start w:val="1"/>
+      <w:numFmt w:val="decimal"/>
+      <w:suff w:val="space"/>
+      <w:lvlText w:val="%1."/>
+      <w:lvlJc w:val="left"/>
+    </w:lvl>
+  </w:abstractNum>
+  <w:abstractNum w:abstractNumId="28">
     <w:nsid w:val="64729EC5"/>
     <w:multiLevelType w:val="singleLevel"/>
     <w:tmpl w:val="64729EC5"/>
@@ -13269,7 +14609,7 @@
       <w:lvlJc w:val="left"/>
     </w:lvl>
   </w:abstractNum>
-  <w:abstractNum w:abstractNumId="27">
+  <w:abstractNum w:abstractNumId="29">
     <w:nsid w:val="73C9C531"/>
     <w:multiLevelType w:val="singleLevel"/>
     <w:tmpl w:val="73C9C531"/>
@@ -13281,7 +14621,7 @@
       <w:lvlJc w:val="left"/>
     </w:lvl>
   </w:abstractNum>
-  <w:abstractNum w:abstractNumId="28">
+  <w:abstractNum w:abstractNumId="30">
     <w:nsid w:val="7B2911A2"/>
     <w:multiLevelType w:val="singleLevel"/>
     <w:tmpl w:val="7B2911A2"/>
@@ -13294,13 +14634,13 @@
     </w:lvl>
   </w:abstractNum>
   <w:num w:numId="1">
-    <w:abstractNumId w:val="25"/>
+    <w:abstractNumId w:val="26"/>
   </w:num>
   <w:num w:numId="2">
     <w:abstractNumId w:val="14"/>
   </w:num>
   <w:num w:numId="3">
-    <w:abstractNumId w:val="19"/>
+    <w:abstractNumId w:val="20"/>
   </w:num>
   <w:num w:numId="4">
     <w:abstractNumId w:val="0"/>
@@ -13309,13 +14649,13 @@
     <w:abstractNumId w:val="13"/>
   </w:num>
   <w:num w:numId="6">
-    <w:abstractNumId w:val="28"/>
+    <w:abstractNumId w:val="30"/>
   </w:num>
   <w:num w:numId="7">
     <w:abstractNumId w:val="7"/>
   </w:num>
   <w:num w:numId="8">
-    <w:abstractNumId w:val="22"/>
+    <w:abstractNumId w:val="23"/>
   </w:num>
   <w:num w:numId="9">
     <w:abstractNumId w:val="1"/>
@@ -13324,28 +14664,28 @@
     <w:abstractNumId w:val="2"/>
   </w:num>
   <w:num w:numId="11">
-    <w:abstractNumId w:val="26"/>
+    <w:abstractNumId w:val="28"/>
   </w:num>
   <w:num w:numId="12">
     <w:abstractNumId w:val="9"/>
   </w:num>
   <w:num w:numId="13">
-    <w:abstractNumId w:val="23"/>
+    <w:abstractNumId w:val="24"/>
   </w:num>
   <w:num w:numId="14">
     <w:abstractNumId w:val="5"/>
   </w:num>
   <w:num w:numId="15">
-    <w:abstractNumId w:val="20"/>
+    <w:abstractNumId w:val="21"/>
   </w:num>
   <w:num w:numId="16">
     <w:abstractNumId w:val="11"/>
   </w:num>
   <w:num w:numId="17">
-    <w:abstractNumId w:val="27"/>
+    <w:abstractNumId w:val="29"/>
   </w:num>
   <w:num w:numId="18">
-    <w:abstractNumId w:val="18"/>
+    <w:abstractNumId w:val="19"/>
   </w:num>
   <w:num w:numId="19">
     <w:abstractNumId w:val="3"/>
@@ -13363,22 +14703,28 @@
     <w:abstractNumId w:val="15"/>
   </w:num>
   <w:num w:numId="24">
-    <w:abstractNumId w:val="17"/>
+    <w:abstractNumId w:val="18"/>
   </w:num>
   <w:num w:numId="25">
-    <w:abstractNumId w:val="21"/>
+    <w:abstractNumId w:val="22"/>
   </w:num>
   <w:num w:numId="26">
     <w:abstractNumId w:val="6"/>
   </w:num>
   <w:num w:numId="27">
-    <w:abstractNumId w:val="16"/>
+    <w:abstractNumId w:val="17"/>
   </w:num>
   <w:num w:numId="28">
     <w:abstractNumId w:val="4"/>
   </w:num>
   <w:num w:numId="29">
-    <w:abstractNumId w:val="24"/>
+    <w:abstractNumId w:val="25"/>
+  </w:num>
+  <w:num w:numId="30">
+    <w:abstractNumId w:val="27"/>
+  </w:num>
+  <w:num w:numId="31">
+    <w:abstractNumId w:val="16"/>
   </w:num>
 </w:numbering>
 </file>

--- a/Hareesh Sureddy Interview Expeirence.docx
+++ b/Hareesh Sureddy Interview Expeirence.docx
@@ -51,7 +51,7 @@
           <w:color w:val="FF0000"/>
           <w:lang w:val="en-US"/>
         </w:rPr>
-        <w:t>(Rejected)</w:t>
+        <w:t>(Rejected-1)</w:t>
       </w:r>
     </w:p>
     <w:p>
@@ -595,7 +595,7 @@
           <w:color w:val="FF0000"/>
           <w:lang w:val="en-US"/>
         </w:rPr>
-        <w:t>(Rejected)</w:t>
+        <w:t>(Rejected-2)</w:t>
       </w:r>
     </w:p>
     <w:p>
@@ -1590,7 +1590,7 @@
           <w:color w:val="FF0000"/>
           <w:lang w:val="en-US"/>
         </w:rPr>
-        <w:t>(Rejected)</w:t>
+        <w:t>(Rejected-3)</w:t>
       </w:r>
     </w:p>
     <w:p>
@@ -1755,7 +1755,7 @@
           <w:color w:val="FF0000"/>
           <w:lang w:val="en-US"/>
         </w:rPr>
-        <w:t>(Rejected)</w:t>
+        <w:t>(Rejected-4)</w:t>
       </w:r>
     </w:p>
     <w:p>
@@ -2583,7 +2583,7 @@
           <w:color w:val="FF0000"/>
           <w:lang w:val="en-US"/>
         </w:rPr>
-        <w:t>(Rejected)</w:t>
+        <w:t>(Rejected-5)</w:t>
       </w:r>
     </w:p>
     <w:p>
@@ -5684,12 +5684,6 @@
           <w:ilvl w:val="0"/>
           <w:numId w:val="0"/>
         </w:numPr>
-        <w:rPr>
-          <w:rFonts w:hint="default"/>
-          <w:b w:val="0"/>
-          <w:bCs w:val="0"/>
-          <w:lang w:val="en-US"/>
-        </w:rPr>
       </w:pPr>
       <w:r>
         <w:drawing>
@@ -5740,6 +5734,20 @@
       <w:pPr>
         <w:numPr>
           <w:ilvl w:val="0"/>
+          <w:numId w:val="0"/>
+        </w:numPr>
+        <w:rPr>
+          <w:rFonts w:hint="default"/>
+          <w:lang w:val="en-US"/>
+        </w:rPr>
+      </w:pPr>
+      <w:bookmarkStart w:id="0" w:name="_GoBack"/>
+      <w:bookmarkEnd w:id="0"/>
+    </w:p>
+    <w:p>
+      <w:pPr>
+        <w:numPr>
+          <w:ilvl w:val="0"/>
           <w:numId w:val="1"/>
         </w:numPr>
         <w:ind w:left="0" w:leftChars="0" w:firstLine="0" w:firstLineChars="0"/>
@@ -6405,32 +6413,34 @@
           <w:color w:val="FF0000"/>
           <w:lang w:val="en-US"/>
         </w:rPr>
-        <w:t xml:space="preserve"> (Rejected)</w:t>
-      </w:r>
-    </w:p>
-    <w:p>
-      <w:pPr>
-        <w:numPr>
-          <w:ilvl w:val="0"/>
-          <w:numId w:val="0"/>
-        </w:numPr>
-        <w:rPr>
-          <w:rFonts w:hint="default"/>
-          <w:b w:val="0"/>
-          <w:bCs w:val="0"/>
-          <w:color w:val="0000FF"/>
-          <w:lang w:val="en-US"/>
-        </w:rPr>
-      </w:pPr>
-      <w:r>
-        <w:rPr>
-          <w:rFonts w:hint="default"/>
-          <w:b w:val="0"/>
-          <w:bCs w:val="0"/>
-          <w:color w:val="0000FF"/>
-          <w:lang w:val="en-US"/>
-        </w:rPr>
-        <w:t>Joined lately due to this some how mess up happened, this shouldn't repeat again.</w:t>
+        <w:t xml:space="preserve"> (Rejected-6)</w:t>
+      </w:r>
+    </w:p>
+    <w:p>
+      <w:pPr>
+        <w:numPr>
+          <w:ilvl w:val="0"/>
+          <w:numId w:val="0"/>
+        </w:numPr>
+        <w:rPr>
+          <w:rFonts w:hint="default"/>
+          <w:b/>
+          <w:bCs/>
+          <w:color w:val="auto"/>
+          <w:highlight w:val="yellow"/>
+          <w:lang w:val="en-US"/>
+        </w:rPr>
+      </w:pPr>
+      <w:r>
+        <w:rPr>
+          <w:rFonts w:hint="default"/>
+          <w:b/>
+          <w:bCs/>
+          <w:color w:val="auto"/>
+          <w:highlight w:val="yellow"/>
+          <w:lang w:val="en-US"/>
+        </w:rPr>
+        <w:t>(Joined lately due to this some how mess up happened, this shouldn't repeat again).</w:t>
       </w:r>
     </w:p>
     <w:p>
@@ -7487,6 +7497,7 @@
           <w:kern w:val="0"/>
           <w:sz w:val="22"/>
           <w:szCs w:val="22"/>
+          <w:highlight w:val="yellow"/>
           <w:u w:val="none"/>
           <w:vertAlign w:val="baseline"/>
           <w:lang w:val="en-US" w:eastAsia="zh-CN" w:bidi="ar-SA"/>
@@ -7564,7 +7575,7 @@
           <w:color w:val="FF0000"/>
           <w:lang w:val="en-US"/>
         </w:rPr>
-        <w:t xml:space="preserve"> (Rejected)</w:t>
+        <w:t xml:space="preserve"> (Rejected-7)</w:t>
       </w:r>
     </w:p>
     <w:p>
@@ -8139,8 +8150,82 @@
         <w:ind w:leftChars="0"/>
         <w:rPr>
           <w:rFonts w:hint="default"/>
-          <w:b w:val="0"/>
-          <w:bCs w:val="0"/>
+          <w:b/>
+          <w:bCs/>
+          <w:lang w:val="en-US" w:eastAsia="zh-CN"/>
+        </w:rPr>
+      </w:pPr>
+      <w:r>
+        <w:rPr>
+          <w:rFonts w:hint="default"/>
+          <w:b/>
+          <w:bCs/>
+          <w:lang w:val="en-US" w:eastAsia="zh-CN"/>
+        </w:rPr>
+        <w:t>Feedback:-</w:t>
+      </w:r>
+    </w:p>
+    <w:p>
+      <w:pPr>
+        <w:numPr>
+          <w:ilvl w:val="0"/>
+          <w:numId w:val="0"/>
+        </w:numPr>
+        <w:ind w:leftChars="0"/>
+      </w:pPr>
+      <w:r>
+        <w:drawing>
+          <wp:inline distT="0" distB="0" distL="114300" distR="114300">
+            <wp:extent cx="5272405" cy="4000500"/>
+            <wp:effectExtent l="0" t="0" r="635" b="7620"/>
+            <wp:docPr id="26" name="Picture 4"/>
+            <wp:cNvGraphicFramePr>
+              <a:graphicFrameLocks xmlns:a="http://schemas.openxmlformats.org/drawingml/2006/main" noChangeAspect="1"/>
+            </wp:cNvGraphicFramePr>
+            <a:graphic xmlns:a="http://schemas.openxmlformats.org/drawingml/2006/main">
+              <a:graphicData uri="http://schemas.openxmlformats.org/drawingml/2006/picture">
+                <pic:pic xmlns:pic="http://schemas.openxmlformats.org/drawingml/2006/picture">
+                  <pic:nvPicPr>
+                    <pic:cNvPr id="26" name="Picture 4"/>
+                    <pic:cNvPicPr>
+                      <a:picLocks noChangeAspect="1"/>
+                    </pic:cNvPicPr>
+                  </pic:nvPicPr>
+                  <pic:blipFill>
+                    <a:blip r:embed="rId21"/>
+                    <a:stretch>
+                      <a:fillRect/>
+                    </a:stretch>
+                  </pic:blipFill>
+                  <pic:spPr>
+                    <a:xfrm>
+                      <a:off x="0" y="0"/>
+                      <a:ext cx="5272405" cy="4000500"/>
+                    </a:xfrm>
+                    <a:prstGeom prst="rect">
+                      <a:avLst/>
+                    </a:prstGeom>
+                    <a:noFill/>
+                    <a:ln>
+                      <a:noFill/>
+                    </a:ln>
+                  </pic:spPr>
+                </pic:pic>
+              </a:graphicData>
+            </a:graphic>
+          </wp:inline>
+        </w:drawing>
+      </w:r>
+    </w:p>
+    <w:p>
+      <w:pPr>
+        <w:numPr>
+          <w:ilvl w:val="0"/>
+          <w:numId w:val="0"/>
+        </w:numPr>
+        <w:ind w:leftChars="0"/>
+        <w:rPr>
+          <w:rFonts w:hint="default"/>
           <w:lang w:val="en-US" w:eastAsia="zh-CN"/>
         </w:rPr>
       </w:pPr>
@@ -8404,7 +8489,7 @@
                     </pic:cNvPicPr>
                   </pic:nvPicPr>
                   <pic:blipFill>
-                    <a:blip r:embed="rId21"/>
+                    <a:blip r:embed="rId22"/>
                     <a:stretch>
                       <a:fillRect/>
                     </a:stretch>
@@ -9350,7 +9435,7 @@
                     </pic:cNvPicPr>
                   </pic:nvPicPr>
                   <pic:blipFill>
-                    <a:blip r:embed="rId22"/>
+                    <a:blip r:embed="rId23"/>
                     <a:stretch>
                       <a:fillRect/>
                     </a:stretch>
@@ -9440,7 +9525,7 @@
                     </pic:cNvPicPr>
                   </pic:nvPicPr>
                   <pic:blipFill>
-                    <a:blip r:embed="rId23"/>
+                    <a:blip r:embed="rId24"/>
                     <a:stretch>
                       <a:fillRect/>
                     </a:stretch>
@@ -9514,7 +9599,7 @@
           <w:color w:val="FF0000"/>
           <w:lang w:val="en-US"/>
         </w:rPr>
-        <w:t xml:space="preserve"> (Rejected)</w:t>
+        <w:t xml:space="preserve"> (Rejected-8)</w:t>
       </w:r>
     </w:p>
     <w:p>
@@ -10690,6 +10775,45 @@
       <w:pPr>
         <w:numPr>
           <w:ilvl w:val="0"/>
+          <w:numId w:val="0"/>
+        </w:numPr>
+        <w:ind w:leftChars="0"/>
+        <w:rPr>
+          <w:rFonts w:hint="default"/>
+          <w:b w:val="0"/>
+          <w:bCs w:val="0"/>
+          <w:lang w:val="en-US"/>
+        </w:rPr>
+      </w:pPr>
+      <w:r>
+        <w:rPr>
+          <w:rFonts w:hint="default"/>
+          <w:b w:val="0"/>
+          <w:bCs w:val="0"/>
+          <w:lang w:val="en-US"/>
+        </w:rPr>
+        <w:t>Confusing for small things.</w:t>
+      </w:r>
+    </w:p>
+    <w:p>
+      <w:pPr>
+        <w:numPr>
+          <w:ilvl w:val="0"/>
+          <w:numId w:val="0"/>
+        </w:numPr>
+        <w:ind w:leftChars="0"/>
+        <w:rPr>
+          <w:rFonts w:hint="default"/>
+          <w:b w:val="0"/>
+          <w:bCs w:val="0"/>
+          <w:lang w:val="en-US"/>
+        </w:rPr>
+      </w:pPr>
+    </w:p>
+    <w:p>
+      <w:pPr>
+        <w:numPr>
+          <w:ilvl w:val="0"/>
           <w:numId w:val="1"/>
         </w:numPr>
         <w:ind w:left="0" w:leftChars="0" w:firstLine="0" w:firstLineChars="0"/>
@@ -11241,6 +11365,21 @@
       <w:pPr>
         <w:numPr>
           <w:ilvl w:val="0"/>
+          <w:numId w:val="0"/>
+        </w:numPr>
+        <w:ind w:leftChars="0"/>
+        <w:rPr>
+          <w:rFonts w:hint="default"/>
+          <w:b w:val="0"/>
+          <w:bCs w:val="0"/>
+          <w:lang w:val="en-US"/>
+        </w:rPr>
+      </w:pPr>
+    </w:p>
+    <w:p>
+      <w:pPr>
+        <w:numPr>
+          <w:ilvl w:val="0"/>
           <w:numId w:val="1"/>
         </w:numPr>
         <w:ind w:left="0" w:leftChars="0" w:firstLine="0" w:firstLineChars="0"/>
@@ -11287,7 +11426,7 @@
           <w:color w:val="FF0000"/>
           <w:lang w:val="en-US"/>
         </w:rPr>
-        <w:t>(Rejected)</w:t>
+        <w:t>(Rejected-9)</w:t>
       </w:r>
     </w:p>
     <w:p>
@@ -12136,7 +12275,7 @@
           <w:color w:val="FF0000"/>
           <w:lang w:val="en-US"/>
         </w:rPr>
-        <w:t>(Rejected)</w:t>
+        <w:t>(Rejected-10)</w:t>
       </w:r>
     </w:p>
     <w:p>
@@ -12207,6 +12346,16 @@
         </w:rPr>
         <w:t>How to design the ISR, if the ISR is taking more time than the interrupt trigger time.</w:t>
       </w:r>
+      <w:r>
+        <w:rPr>
+          <w:rFonts w:hint="default"/>
+          <w:b/>
+          <w:bCs/>
+          <w:highlight w:val="yellow"/>
+          <w:lang w:val="en-US"/>
+        </w:rPr>
+        <w:t>(Not answered)</w:t>
+      </w:r>
     </w:p>
     <w:p>
       <w:pPr>
@@ -12228,7 +12377,17 @@
           <w:bCs w:val="0"/>
           <w:lang w:val="en-US"/>
         </w:rPr>
-        <w:t>Staking and unstaking during the ISR, are hardware or software.</w:t>
+        <w:t xml:space="preserve">Staking and unstaking during the ISR, are hardware or software. </w:t>
+      </w:r>
+      <w:r>
+        <w:rPr>
+          <w:rFonts w:hint="default"/>
+          <w:b/>
+          <w:bCs/>
+          <w:highlight w:val="yellow"/>
+          <w:lang w:val="en-US"/>
+        </w:rPr>
+        <w:t>(Not answered)</w:t>
       </w:r>
     </w:p>
     <w:p>
@@ -12263,7 +12422,7 @@
                     </pic:cNvPicPr>
                   </pic:nvPicPr>
                   <pic:blipFill>
-                    <a:blip r:embed="rId24"/>
+                    <a:blip r:embed="rId25"/>
                     <a:stretch>
                       <a:fillRect/>
                     </a:stretch>
@@ -12308,7 +12467,17 @@
           <w:bCs w:val="0"/>
           <w:lang w:val="en-US"/>
         </w:rPr>
-        <w:t>Is it possible to set a break point in the rest handler. If not y.</w:t>
+        <w:t xml:space="preserve">Is it possible to set a break point in the rest handler. If not y. </w:t>
+      </w:r>
+      <w:r>
+        <w:rPr>
+          <w:rFonts w:hint="default"/>
+          <w:b/>
+          <w:bCs/>
+          <w:highlight w:val="yellow"/>
+          <w:lang w:val="en-US"/>
+        </w:rPr>
+        <w:t>(Not answered)</w:t>
       </w:r>
     </w:p>
     <w:p>
@@ -12400,7 +12569,17 @@
           <w:bCs w:val="0"/>
           <w:lang w:val="en-US"/>
         </w:rPr>
-        <w:t>Off load the function.</w:t>
+        <w:t xml:space="preserve">Off load the function. </w:t>
+      </w:r>
+      <w:r>
+        <w:rPr>
+          <w:rFonts w:hint="default"/>
+          <w:b/>
+          <w:bCs/>
+          <w:highlight w:val="yellow"/>
+          <w:lang w:val="en-US"/>
+        </w:rPr>
+        <w:t>(Not answered)</w:t>
       </w:r>
     </w:p>
     <w:p>
@@ -12423,7 +12602,17 @@
           <w:bCs w:val="0"/>
           <w:lang w:val="en-US"/>
         </w:rPr>
-        <w:t>Batter way than the flag usage to run the function in supper loop, instead of flag setting in the ISR.</w:t>
+        <w:t xml:space="preserve">Batter way than the flag usage to run the function in supper loop, instead of flag setting in the ISR. </w:t>
+      </w:r>
+      <w:r>
+        <w:rPr>
+          <w:rFonts w:hint="default"/>
+          <w:b/>
+          <w:bCs/>
+          <w:highlight w:val="yellow"/>
+          <w:lang w:val="en-US"/>
+        </w:rPr>
+        <w:t>(Not answered)</w:t>
       </w:r>
     </w:p>
     <w:p>
@@ -12446,7 +12635,17 @@
           <w:bCs w:val="0"/>
           <w:lang w:val="en-US"/>
         </w:rPr>
-        <w:t>What is load address and store address in linker script.</w:t>
+        <w:t xml:space="preserve">What is load address and store address in linker script. </w:t>
+      </w:r>
+      <w:r>
+        <w:rPr>
+          <w:rFonts w:hint="default"/>
+          <w:b/>
+          <w:bCs/>
+          <w:highlight w:val="yellow"/>
+          <w:lang w:val="en-US"/>
+        </w:rPr>
+        <w:t>(Not answered)</w:t>
       </w:r>
     </w:p>
     <w:p>
@@ -12502,7 +12701,17 @@
           <w:bCs/>
           <w:lang w:val="en-US"/>
         </w:rPr>
-        <w:t xml:space="preserve"> Augest 2025 15:00 to 16:00)</w:t>
+        <w:t xml:space="preserve"> Augest 2025 15:00 to 16:00) </w:t>
+      </w:r>
+      <w:r>
+        <w:rPr>
+          <w:rFonts w:hint="default"/>
+          <w:b/>
+          <w:bCs/>
+          <w:color w:val="FF0000"/>
+          <w:lang w:val="en-US"/>
+        </w:rPr>
+        <w:t>(Rejected-11)</w:t>
       </w:r>
     </w:p>
     <w:p>
@@ -12709,7 +12918,17 @@
           <w:bCs w:val="0"/>
           <w:lang w:val="en-US"/>
         </w:rPr>
-        <w:t>Wap to reverse a string.</w:t>
+        <w:t xml:space="preserve">Wap to reverse a string. </w:t>
+      </w:r>
+      <w:r>
+        <w:rPr>
+          <w:rFonts w:hint="default"/>
+          <w:b/>
+          <w:bCs/>
+          <w:highlight w:val="yellow"/>
+          <w:lang w:val="en-US"/>
+        </w:rPr>
+        <w:t>(Not answered properly)</w:t>
       </w:r>
     </w:p>
     <w:p>
@@ -12744,7 +12963,7 @@
                     </pic:cNvPicPr>
                   </pic:nvPicPr>
                   <pic:blipFill>
-                    <a:blip r:embed="rId25"/>
+                    <a:blip r:embed="rId26"/>
                     <a:stretch>
                       <a:fillRect/>
                     </a:stretch>
@@ -13303,7 +13522,17 @@
           <w:bCs w:val="0"/>
           <w:lang w:val="en-US"/>
         </w:rPr>
-        <w:t>Are u aware about the C++.</w:t>
+        <w:t xml:space="preserve">Are u aware about the C++. </w:t>
+      </w:r>
+      <w:r>
+        <w:rPr>
+          <w:rFonts w:hint="default"/>
+          <w:b/>
+          <w:bCs/>
+          <w:highlight w:val="yellow"/>
+          <w:lang w:val="en-US"/>
+        </w:rPr>
+        <w:t>(Not known)</w:t>
       </w:r>
     </w:p>
     <w:p>
@@ -13327,7 +13556,17 @@
           <w:bCs w:val="0"/>
           <w:lang w:val="en-US"/>
         </w:rPr>
-        <w:t>Are u aware about the CAN Protocol.</w:t>
+        <w:t xml:space="preserve">Are u aware about the CAN Protocol.  </w:t>
+      </w:r>
+      <w:r>
+        <w:rPr>
+          <w:rFonts w:hint="default"/>
+          <w:b/>
+          <w:bCs/>
+          <w:highlight w:val="yellow"/>
+          <w:lang w:val="en-US"/>
+        </w:rPr>
+        <w:t>(Not known)</w:t>
       </w:r>
     </w:p>
     <w:p>
@@ -13351,7 +13590,17 @@
           <w:bCs w:val="0"/>
           <w:lang w:val="en-US"/>
         </w:rPr>
-        <w:t>Are u aware about the RTOS concepts.</w:t>
+        <w:t xml:space="preserve">Are u aware about the RTOS concepts. </w:t>
+      </w:r>
+      <w:r>
+        <w:rPr>
+          <w:rFonts w:hint="default"/>
+          <w:b/>
+          <w:bCs/>
+          <w:highlight w:val="yellow"/>
+          <w:lang w:val="en-US"/>
+        </w:rPr>
+        <w:t>(Not known)</w:t>
       </w:r>
     </w:p>
     <w:p>
@@ -13375,7 +13624,17 @@
           <w:bCs w:val="0"/>
           <w:lang w:val="en-US"/>
         </w:rPr>
-        <w:t>What are the IPC u know.</w:t>
+        <w:t xml:space="preserve">What are the IPC u know. </w:t>
+      </w:r>
+      <w:r>
+        <w:rPr>
+          <w:rFonts w:hint="default"/>
+          <w:b/>
+          <w:bCs/>
+          <w:highlight w:val="yellow"/>
+          <w:lang w:val="en-US"/>
+        </w:rPr>
+        <w:t>(Not answered)</w:t>
       </w:r>
     </w:p>
     <w:p>
@@ -13399,7 +13658,17 @@
           <w:bCs w:val="0"/>
           <w:lang w:val="en-US"/>
         </w:rPr>
-        <w:t>What is the inter process communication</w:t>
+        <w:t xml:space="preserve">What is the inter process communication. </w:t>
+      </w:r>
+      <w:r>
+        <w:rPr>
+          <w:rFonts w:hint="default"/>
+          <w:b/>
+          <w:bCs/>
+          <w:highlight w:val="yellow"/>
+          <w:lang w:val="en-US"/>
+        </w:rPr>
+        <w:t>(Not answered)</w:t>
       </w:r>
     </w:p>
     <w:p>
@@ -13423,7 +13692,17 @@
           <w:bCs w:val="0"/>
           <w:lang w:val="en-US"/>
         </w:rPr>
-        <w:t>What is shared memory, are u encounter it.</w:t>
+        <w:t xml:space="preserve">What is shared memory, are u encounter it. </w:t>
+      </w:r>
+      <w:r>
+        <w:rPr>
+          <w:rFonts w:hint="default"/>
+          <w:b/>
+          <w:bCs/>
+          <w:highlight w:val="yellow"/>
+          <w:lang w:val="en-US"/>
+        </w:rPr>
+        <w:t>(Not answered)</w:t>
       </w:r>
     </w:p>
     <w:p>
@@ -13481,10 +13760,60 @@
           <w:numId w:val="0"/>
         </w:numPr>
         <w:ind w:leftChars="0"/>
-        <w:rPr>
-          <w:rFonts w:hint="default"/>
-          <w:b w:val="0"/>
-          <w:bCs w:val="0"/>
+      </w:pPr>
+      <w:r>
+        <w:drawing>
+          <wp:inline distT="0" distB="0" distL="114300" distR="114300">
+            <wp:extent cx="5271770" cy="1824355"/>
+            <wp:effectExtent l="0" t="0" r="1270" b="4445"/>
+            <wp:docPr id="24" name="Picture 2"/>
+            <wp:cNvGraphicFramePr>
+              <a:graphicFrameLocks xmlns:a="http://schemas.openxmlformats.org/drawingml/2006/main" noChangeAspect="1"/>
+            </wp:cNvGraphicFramePr>
+            <a:graphic xmlns:a="http://schemas.openxmlformats.org/drawingml/2006/main">
+              <a:graphicData uri="http://schemas.openxmlformats.org/drawingml/2006/picture">
+                <pic:pic xmlns:pic="http://schemas.openxmlformats.org/drawingml/2006/picture">
+                  <pic:nvPicPr>
+                    <pic:cNvPr id="24" name="Picture 2"/>
+                    <pic:cNvPicPr>
+                      <a:picLocks noChangeAspect="1"/>
+                    </pic:cNvPicPr>
+                  </pic:nvPicPr>
+                  <pic:blipFill>
+                    <a:blip r:embed="rId27"/>
+                    <a:stretch>
+                      <a:fillRect/>
+                    </a:stretch>
+                  </pic:blipFill>
+                  <pic:spPr>
+                    <a:xfrm>
+                      <a:off x="0" y="0"/>
+                      <a:ext cx="5271770" cy="1824355"/>
+                    </a:xfrm>
+                    <a:prstGeom prst="rect">
+                      <a:avLst/>
+                    </a:prstGeom>
+                    <a:noFill/>
+                    <a:ln>
+                      <a:noFill/>
+                    </a:ln>
+                  </pic:spPr>
+                </pic:pic>
+              </a:graphicData>
+            </a:graphic>
+          </wp:inline>
+        </w:drawing>
+      </w:r>
+    </w:p>
+    <w:p>
+      <w:pPr>
+        <w:numPr>
+          <w:ilvl w:val="0"/>
+          <w:numId w:val="0"/>
+        </w:numPr>
+        <w:ind w:leftChars="0"/>
+        <w:rPr>
+          <w:rFonts w:hint="default"/>
           <w:lang w:val="en-US"/>
         </w:rPr>
       </w:pPr>
@@ -13528,7 +13857,17 @@
           <w:bCs/>
           <w:lang w:val="en-US"/>
         </w:rPr>
-        <w:t xml:space="preserve"> Augest 2025 23:00 to 2nd Augest 23:23)</w:t>
+        <w:t xml:space="preserve"> Augest 2025 23:00 to 2nd Augest 23:23) </w:t>
+      </w:r>
+      <w:r>
+        <w:rPr>
+          <w:rFonts w:hint="default"/>
+          <w:b/>
+          <w:bCs/>
+          <w:color w:val="FF0000"/>
+          <w:lang w:val="en-US"/>
+        </w:rPr>
+        <w:t>(Rejected-12)</w:t>
       </w:r>
     </w:p>
     <w:p>
@@ -13643,10 +13982,18 @@
           <w:bCs w:val="0"/>
           <w:lang w:val="en-US"/>
         </w:rPr>
-        <w:t>What type of OS used in your projects.</w:t>
-      </w:r>
-      <w:bookmarkStart w:id="0" w:name="_GoBack"/>
-      <w:bookmarkEnd w:id="0"/>
+        <w:t xml:space="preserve">What type of OS used in your projects. </w:t>
+      </w:r>
+      <w:r>
+        <w:rPr>
+          <w:rFonts w:hint="default"/>
+          <w:b/>
+          <w:bCs/>
+          <w:highlight w:val="yellow"/>
+          <w:lang w:val="en-US"/>
+        </w:rPr>
+        <w:t>(Not known)</w:t>
+      </w:r>
     </w:p>
     <w:p>
       <w:pPr>
@@ -13668,7 +14015,7 @@
           <w:bCs w:val="0"/>
           <w:lang w:val="en-US"/>
         </w:rPr>
-        <w:t>What are the product development stages.</w:t>
+        <w:t xml:space="preserve">What are the product development stages. </w:t>
       </w:r>
     </w:p>
     <w:p>
@@ -13691,7 +14038,17 @@
           <w:bCs w:val="0"/>
           <w:lang w:val="en-US"/>
         </w:rPr>
-        <w:t>Are you know about the cyber security.</w:t>
+        <w:t xml:space="preserve">Are you know about the cyber security. </w:t>
+      </w:r>
+      <w:r>
+        <w:rPr>
+          <w:rFonts w:hint="default"/>
+          <w:b/>
+          <w:bCs/>
+          <w:highlight w:val="yellow"/>
+          <w:lang w:val="en-US"/>
+        </w:rPr>
+        <w:t>(Not known)</w:t>
       </w:r>
     </w:p>
     <w:p>
@@ -13714,7 +14071,17 @@
           <w:bCs w:val="0"/>
           <w:lang w:val="en-US"/>
         </w:rPr>
-        <w:t>What is the experience in linux os.</w:t>
+        <w:t xml:space="preserve">What is the experience in linux os. </w:t>
+      </w:r>
+      <w:r>
+        <w:rPr>
+          <w:rFonts w:hint="default"/>
+          <w:b/>
+          <w:bCs/>
+          <w:highlight w:val="yellow"/>
+          <w:lang w:val="en-US"/>
+        </w:rPr>
+        <w:t>(Not known)</w:t>
       </w:r>
     </w:p>
     <w:p>
@@ -13737,7 +14104,121 @@
           <w:bCs w:val="0"/>
           <w:lang w:val="en-US"/>
         </w:rPr>
-        <w:t>Where did you see Ethernet applications in your daily life.</w:t>
+        <w:t xml:space="preserve">Where did you see Ethernet applications in your daily life. </w:t>
+      </w:r>
+    </w:p>
+    <w:p>
+      <w:pPr>
+        <w:numPr>
+          <w:numId w:val="0"/>
+        </w:numPr>
+      </w:pPr>
+      <w:r>
+        <w:drawing>
+          <wp:inline distT="0" distB="0" distL="114300" distR="114300">
+            <wp:extent cx="5271770" cy="1737995"/>
+            <wp:effectExtent l="0" t="0" r="0" b="0"/>
+            <wp:docPr id="25" name="Picture 3"/>
+            <wp:cNvGraphicFramePr>
+              <a:graphicFrameLocks xmlns:a="http://schemas.openxmlformats.org/drawingml/2006/main" noChangeAspect="1"/>
+            </wp:cNvGraphicFramePr>
+            <a:graphic xmlns:a="http://schemas.openxmlformats.org/drawingml/2006/main">
+              <a:graphicData uri="http://schemas.openxmlformats.org/drawingml/2006/picture">
+                <pic:pic xmlns:pic="http://schemas.openxmlformats.org/drawingml/2006/picture">
+                  <pic:nvPicPr>
+                    <pic:cNvPr id="25" name="Picture 3"/>
+                    <pic:cNvPicPr>
+                      <a:picLocks noChangeAspect="1"/>
+                    </pic:cNvPicPr>
+                  </pic:nvPicPr>
+                  <pic:blipFill>
+                    <a:blip r:embed="rId28"/>
+                    <a:srcRect b="28761"/>
+                    <a:stretch>
+                      <a:fillRect/>
+                    </a:stretch>
+                  </pic:blipFill>
+                  <pic:spPr>
+                    <a:xfrm>
+                      <a:off x="0" y="0"/>
+                      <a:ext cx="5271770" cy="1737995"/>
+                    </a:xfrm>
+                    <a:prstGeom prst="rect">
+                      <a:avLst/>
+                    </a:prstGeom>
+                    <a:noFill/>
+                    <a:ln>
+                      <a:noFill/>
+                    </a:ln>
+                  </pic:spPr>
+                </pic:pic>
+              </a:graphicData>
+            </a:graphic>
+          </wp:inline>
+        </w:drawing>
+      </w:r>
+    </w:p>
+    <w:p>
+      <w:pPr>
+        <w:numPr>
+          <w:numId w:val="0"/>
+        </w:numPr>
+        <w:rPr>
+          <w:rFonts w:hint="default"/>
+          <w:lang w:val="en-US"/>
+        </w:rPr>
+      </w:pPr>
+    </w:p>
+    <w:p>
+      <w:pPr>
+        <w:numPr>
+          <w:ilvl w:val="0"/>
+          <w:numId w:val="1"/>
+        </w:numPr>
+        <w:ind w:left="0" w:leftChars="0" w:firstLine="0" w:firstLineChars="0"/>
+        <w:rPr>
+          <w:rFonts w:hint="default"/>
+          <w:b w:val="0"/>
+          <w:bCs w:val="0"/>
+          <w:lang w:val="en-US"/>
+        </w:rPr>
+      </w:pPr>
+      <w:r>
+        <w:rPr>
+          <w:rFonts w:hint="default"/>
+          <w:b/>
+          <w:bCs/>
+          <w:lang w:val="en-US"/>
+        </w:rPr>
+        <w:t xml:space="preserve">AMD (client Mirafra Hyderabad) </w:t>
+      </w:r>
+      <w:r>
+        <w:rPr>
+          <w:rFonts w:hint="default"/>
+          <w:b/>
+          <w:bCs/>
+          <w:lang w:val="en-US"/>
+        </w:rPr>
+        <w:t>(11</w:t>
+      </w:r>
+      <w:r>
+        <w:rPr>
+          <w:rFonts w:hint="default"/>
+          <w:b/>
+          <w:bCs/>
+          <w:vertAlign w:val="superscript"/>
+          <w:lang w:val="en-US"/>
+        </w:rPr>
+        <w:t>th</w:t>
+      </w:r>
+      <w:r>
+        <w:rPr>
+          <w:rFonts w:hint="default"/>
+          <w:b/>
+          <w:bCs/>
+          <w:lang w:val="en-US"/>
+        </w:rPr>
+        <w:t xml:space="preserve"> Augest 2025 )</w:t>
       </w:r>
     </w:p>
     <w:p>
@@ -13805,19 +14286,6 @@
           <w:ilvl w:val="0"/>
           <w:numId w:val="0"/>
         </w:numPr>
-        <w:ind w:leftChars="0"/>
-        <w:rPr>
-          <w:rFonts w:hint="default"/>
-          <w:lang w:val="en-US"/>
-        </w:rPr>
-      </w:pPr>
-    </w:p>
-    <w:p>
-      <w:pPr>
-        <w:numPr>
-          <w:ilvl w:val="0"/>
-          <w:numId w:val="0"/>
-        </w:numPr>
         <w:jc w:val="left"/>
         <w:rPr>
           <w:rFonts w:hint="default"/>
@@ -13838,7 +14306,7 @@
           <w:szCs w:val="300"/>
           <w:lang w:val="en-US"/>
         </w:rPr>
-        <w:t>10</w:t>
+        <w:t>12</w:t>
       </w:r>
       <w:r>
         <w:rPr>
@@ -13849,7 +14317,7 @@
           <w:szCs w:val="300"/>
           <w:lang w:val="en-US"/>
         </w:rPr>
-        <w:t>/24</w:t>
+        <w:t>/25</w:t>
       </w:r>
     </w:p>
     <w:p>
@@ -13879,7 +14347,7 @@
           <w:szCs w:val="300"/>
           <w:lang w:val="en-US"/>
         </w:rPr>
-        <w:t>43%</w:t>
+        <w:t>48%</w:t>
       </w:r>
     </w:p>
     <w:sectPr>
@@ -14477,6 +14945,8 @@
       <w:lvlJc w:val="left"/>
       <w:rPr>
         <w:rFonts w:hint="default"/>
+        <w:b/>
+        <w:bCs/>
         <w:color w:val="auto"/>
       </w:rPr>
     </w:lvl>

--- a/Hareesh Sureddy Interview Expeirence.docx
+++ b/Hareesh Sureddy Interview Expeirence.docx
@@ -41,7 +41,7 @@
           <w:bCs/>
           <w:lang w:val="en-US"/>
         </w:rPr>
-        <w:t xml:space="preserve"> april 2025 14:45 ) </w:t>
+        <w:t xml:space="preserve"> April 2025 14:45 ) </w:t>
       </w:r>
       <w:r>
         <w:rPr>
@@ -585,7 +585,7 @@
           <w:bCs/>
           <w:lang w:val="en-US"/>
         </w:rPr>
-        <w:t xml:space="preserve">Eximitas Benguluru ( 24th april 2025 18:10 ) </w:t>
+        <w:t xml:space="preserve">Eximitas Benguluru ( 24th April 2025 18:10 ) </w:t>
       </w:r>
       <w:r>
         <w:rPr>
@@ -5741,8 +5741,6 @@
           <w:lang w:val="en-US"/>
         </w:rPr>
       </w:pPr>
-      <w:bookmarkStart w:id="0" w:name="_GoBack"/>
-      <w:bookmarkEnd w:id="0"/>
     </w:p>
     <w:p>
       <w:pPr>
@@ -7084,7 +7082,7 @@
     </w:p>
     <w:p>
       <w:pPr>
-        <w:pStyle w:val="7"/>
+        <w:pStyle w:val="8"/>
         <w:keepNext w:val="0"/>
         <w:keepLines w:val="0"/>
         <w:widowControl/>
@@ -7137,7 +7135,7 @@
     </w:p>
     <w:p>
       <w:pPr>
-        <w:pStyle w:val="7"/>
+        <w:pStyle w:val="8"/>
         <w:keepNext w:val="0"/>
         <w:keepLines w:val="0"/>
         <w:widowControl/>
@@ -7246,7 +7244,7 @@
     </w:p>
     <w:p>
       <w:pPr>
-        <w:pStyle w:val="7"/>
+        <w:pStyle w:val="8"/>
         <w:keepNext w:val="0"/>
         <w:keepLines w:val="0"/>
         <w:widowControl/>
@@ -7299,7 +7297,7 @@
     </w:p>
     <w:p>
       <w:pPr>
-        <w:pStyle w:val="7"/>
+        <w:pStyle w:val="8"/>
         <w:keepNext w:val="0"/>
         <w:keepLines w:val="0"/>
         <w:widowControl/>
@@ -7366,7 +7364,7 @@
     </w:p>
     <w:p>
       <w:pPr>
-        <w:pStyle w:val="7"/>
+        <w:pStyle w:val="8"/>
         <w:keepNext w:val="0"/>
         <w:keepLines w:val="0"/>
         <w:widowControl/>
@@ -7429,7 +7427,7 @@
     </w:p>
     <w:p>
       <w:pPr>
-        <w:pStyle w:val="7"/>
+        <w:pStyle w:val="8"/>
         <w:keepNext w:val="0"/>
         <w:keepLines w:val="0"/>
         <w:widowControl/>
@@ -7467,7 +7465,7 @@
     </w:p>
     <w:p>
       <w:pPr>
-        <w:pStyle w:val="7"/>
+        <w:pStyle w:val="8"/>
         <w:keepNext w:val="0"/>
         <w:keepLines w:val="0"/>
         <w:widowControl/>
@@ -7502,28 +7500,12 @@
           <w:vertAlign w:val="baseline"/>
           <w:lang w:val="en-US" w:eastAsia="zh-CN" w:bidi="ar-SA"/>
         </w:rPr>
-        <w:t>(</w:t>
-      </w:r>
-      <w:r>
-        <w:rPr>
-          <w:rFonts w:hint="default" w:ascii="Arial" w:hAnsi="Arial" w:cs="Arial" w:eastAsiaTheme="minorEastAsia"/>
-          <w:i w:val="0"/>
-          <w:iCs w:val="0"/>
-          <w:color w:val="000000"/>
-          <w:kern w:val="0"/>
-          <w:sz w:val="22"/>
-          <w:szCs w:val="22"/>
-          <w:highlight w:val="yellow"/>
-          <w:u w:val="none"/>
-          <w:vertAlign w:val="baseline"/>
-          <w:lang w:val="en-US" w:eastAsia="zh-CN" w:bidi="ar-SA"/>
-        </w:rPr>
-        <w:t>Some how need to improve the communication skills, so much lagging.)</w:t>
-      </w:r>
-    </w:p>
-    <w:p>
-      <w:pPr>
-        <w:pStyle w:val="7"/>
+        <w:t>(Some how need to improve the communication skills, so much lagging.)</w:t>
+      </w:r>
+    </w:p>
+    <w:p>
+      <w:pPr>
+        <w:pStyle w:val="8"/>
         <w:keepNext w:val="0"/>
         <w:keepLines w:val="0"/>
         <w:widowControl/>
@@ -8416,7 +8398,7 @@
       </w:r>
       <w:r>
         <w:rPr>
-          <w:rStyle w:val="6"/>
+          <w:rStyle w:val="7"/>
           <w:rFonts w:hint="default"/>
           <w:b w:val="0"/>
           <w:bCs w:val="0"/>
@@ -8869,7 +8851,7 @@
       </w:r>
       <w:r>
         <w:rPr>
-          <w:rStyle w:val="6"/>
+          <w:rStyle w:val="7"/>
           <w:rFonts w:hint="default"/>
           <w:b w:val="0"/>
           <w:bCs w:val="0"/>
@@ -9554,6 +9536,120 @@
       <w:pPr>
         <w:numPr>
           <w:ilvl w:val="0"/>
+          <w:numId w:val="0"/>
+        </w:numPr>
+      </w:pPr>
+      <w:r>
+        <w:drawing>
+          <wp:inline distT="0" distB="0" distL="114300" distR="114300">
+            <wp:extent cx="5274310" cy="1536700"/>
+            <wp:effectExtent l="0" t="0" r="13970" b="2540"/>
+            <wp:docPr id="23" name="Picture 1"/>
+            <wp:cNvGraphicFramePr>
+              <a:graphicFrameLocks xmlns:a="http://schemas.openxmlformats.org/drawingml/2006/main" noChangeAspect="1"/>
+            </wp:cNvGraphicFramePr>
+            <a:graphic xmlns:a="http://schemas.openxmlformats.org/drawingml/2006/main">
+              <a:graphicData uri="http://schemas.openxmlformats.org/drawingml/2006/picture">
+                <pic:pic xmlns:pic="http://schemas.openxmlformats.org/drawingml/2006/picture">
+                  <pic:nvPicPr>
+                    <pic:cNvPr id="23" name="Picture 1"/>
+                    <pic:cNvPicPr>
+                      <a:picLocks noChangeAspect="1"/>
+                    </pic:cNvPicPr>
+                  </pic:nvPicPr>
+                  <pic:blipFill>
+                    <a:blip r:embed="rId25"/>
+                    <a:stretch>
+                      <a:fillRect/>
+                    </a:stretch>
+                  </pic:blipFill>
+                  <pic:spPr>
+                    <a:xfrm>
+                      <a:off x="0" y="0"/>
+                      <a:ext cx="5274310" cy="1536700"/>
+                    </a:xfrm>
+                    <a:prstGeom prst="rect">
+                      <a:avLst/>
+                    </a:prstGeom>
+                    <a:noFill/>
+                    <a:ln>
+                      <a:noFill/>
+                    </a:ln>
+                  </pic:spPr>
+                </pic:pic>
+              </a:graphicData>
+            </a:graphic>
+          </wp:inline>
+        </w:drawing>
+      </w:r>
+    </w:p>
+    <w:p>
+      <w:pPr>
+        <w:numPr>
+          <w:ilvl w:val="0"/>
+          <w:numId w:val="0"/>
+        </w:numPr>
+      </w:pPr>
+      <w:r>
+        <w:drawing>
+          <wp:inline distT="0" distB="0" distL="114300" distR="114300">
+            <wp:extent cx="5271135" cy="1165860"/>
+            <wp:effectExtent l="0" t="0" r="1905" b="7620"/>
+            <wp:docPr id="27" name="Picture 2"/>
+            <wp:cNvGraphicFramePr>
+              <a:graphicFrameLocks xmlns:a="http://schemas.openxmlformats.org/drawingml/2006/main" noChangeAspect="1"/>
+            </wp:cNvGraphicFramePr>
+            <a:graphic xmlns:a="http://schemas.openxmlformats.org/drawingml/2006/main">
+              <a:graphicData uri="http://schemas.openxmlformats.org/drawingml/2006/picture">
+                <pic:pic xmlns:pic="http://schemas.openxmlformats.org/drawingml/2006/picture">
+                  <pic:nvPicPr>
+                    <pic:cNvPr id="27" name="Picture 2"/>
+                    <pic:cNvPicPr>
+                      <a:picLocks noChangeAspect="1"/>
+                    </pic:cNvPicPr>
+                  </pic:nvPicPr>
+                  <pic:blipFill>
+                    <a:blip r:embed="rId26"/>
+                    <a:stretch>
+                      <a:fillRect/>
+                    </a:stretch>
+                  </pic:blipFill>
+                  <pic:spPr>
+                    <a:xfrm>
+                      <a:off x="0" y="0"/>
+                      <a:ext cx="5271135" cy="1165860"/>
+                    </a:xfrm>
+                    <a:prstGeom prst="rect">
+                      <a:avLst/>
+                    </a:prstGeom>
+                    <a:noFill/>
+                    <a:ln>
+                      <a:noFill/>
+                    </a:ln>
+                  </pic:spPr>
+                </pic:pic>
+              </a:graphicData>
+            </a:graphic>
+          </wp:inline>
+        </w:drawing>
+      </w:r>
+    </w:p>
+    <w:p>
+      <w:pPr>
+        <w:numPr>
+          <w:ilvl w:val="0"/>
+          <w:numId w:val="0"/>
+        </w:numPr>
+        <w:rPr>
+          <w:rFonts w:hint="default"/>
+          <w:lang w:val="en-US"/>
+        </w:rPr>
+      </w:pPr>
+    </w:p>
+    <w:p>
+      <w:pPr>
+        <w:numPr>
+          <w:ilvl w:val="0"/>
           <w:numId w:val="1"/>
         </w:numPr>
         <w:rPr>
@@ -9867,6 +9963,67 @@
       <w:pPr>
         <w:numPr>
           <w:ilvl w:val="0"/>
+          <w:numId w:val="0"/>
+        </w:numPr>
+        <w:ind w:leftChars="0"/>
+        <w:rPr>
+          <w:rFonts w:hint="default"/>
+          <w:b w:val="0"/>
+          <w:bCs w:val="0"/>
+          <w:lang w:val="en-US"/>
+        </w:rPr>
+      </w:pPr>
+      <w:r>
+        <w:rPr>
+          <w:rFonts w:hint="default"/>
+          <w:b w:val="0"/>
+          <w:bCs w:val="0"/>
+          <w:lang w:val="en-US"/>
+        </w:rPr>
+        <w:fldChar w:fldCharType="begin"/>
+      </w:r>
+      <w:r>
+        <w:rPr>
+          <w:rFonts w:hint="default"/>
+          <w:b w:val="0"/>
+          <w:bCs w:val="0"/>
+          <w:lang w:val="en-US"/>
+        </w:rPr>
+        <w:instrText xml:space="preserve"> HYPERLINK "https://chatgpt.com/s/t_6898b90450b08191827173fad7461caf" </w:instrText>
+      </w:r>
+      <w:r>
+        <w:rPr>
+          <w:rFonts w:hint="default"/>
+          <w:b w:val="0"/>
+          <w:bCs w:val="0"/>
+          <w:lang w:val="en-US"/>
+        </w:rPr>
+        <w:fldChar w:fldCharType="separate"/>
+      </w:r>
+      <w:r>
+        <w:rPr>
+          <w:rStyle w:val="4"/>
+          <w:rFonts w:hint="default"/>
+          <w:b w:val="0"/>
+          <w:bCs w:val="0"/>
+          <w:lang w:val="en-US"/>
+        </w:rPr>
+        <w:t>https://chatgpt.com/s/t_6898b90450b08191827173fad7461caf</w:t>
+      </w:r>
+      <w:r>
+        <w:rPr>
+          <w:rFonts w:hint="default"/>
+          <w:b w:val="0"/>
+          <w:bCs w:val="0"/>
+          <w:lang w:val="en-US"/>
+        </w:rPr>
+        <w:fldChar w:fldCharType="end"/>
+      </w:r>
+    </w:p>
+    <w:p>
+      <w:pPr>
+        <w:numPr>
+          <w:ilvl w:val="0"/>
           <w:numId w:val="23"/>
         </w:numPr>
         <w:ind w:left="0" w:leftChars="0" w:firstLine="0" w:firstLineChars="0"/>
@@ -9896,8 +10053,9 @@
         <w:ind w:leftChars="0"/>
         <w:rPr>
           <w:rFonts w:hint="default"/>
-          <w:b w:val="0"/>
-          <w:bCs w:val="0"/>
+          <w:b/>
+          <w:bCs/>
+          <w:highlight w:val="yellow"/>
           <w:lang w:val="en-US"/>
         </w:rPr>
       </w:pPr>
@@ -9925,6 +10083,100 @@
       <w:pPr>
         <w:numPr>
           <w:ilvl w:val="0"/>
+          <w:numId w:val="0"/>
+        </w:numPr>
+        <w:ind w:leftChars="0"/>
+        <w:rPr>
+          <w:rFonts w:hint="default"/>
+          <w:b w:val="0"/>
+          <w:bCs w:val="0"/>
+          <w:highlight w:val="none"/>
+          <w:lang w:val="en-US"/>
+        </w:rPr>
+      </w:pPr>
+      <w:r>
+        <w:rPr>
+          <w:rFonts w:hint="default"/>
+          <w:b w:val="0"/>
+          <w:bCs w:val="0"/>
+          <w:highlight w:val="none"/>
+          <w:lang w:val="en-US"/>
+        </w:rPr>
+        <w:t>75 workers --&gt; 20 days        150( workers*days) /50 (workers)</w:t>
+      </w:r>
+    </w:p>
+    <w:p>
+      <w:pPr>
+        <w:numPr>
+          <w:ilvl w:val="0"/>
+          <w:numId w:val="0"/>
+        </w:numPr>
+        <w:ind w:leftChars="0"/>
+        <w:rPr>
+          <w:rFonts w:hint="default"/>
+          <w:b w:val="0"/>
+          <w:bCs w:val="0"/>
+          <w:highlight w:val="none"/>
+          <w:lang w:val="en-US"/>
+        </w:rPr>
+      </w:pPr>
+      <w:r>
+        <w:rPr>
+          <w:rFonts w:hint="default"/>
+          <w:b w:val="0"/>
+          <w:bCs w:val="0"/>
+          <w:highlight w:val="none"/>
+          <w:lang w:val="en-US"/>
+        </w:rPr>
+        <w:t>50 workers --&gt; ? (x)</w:t>
+      </w:r>
+    </w:p>
+    <w:p>
+      <w:pPr>
+        <w:numPr>
+          <w:ilvl w:val="0"/>
+          <w:numId w:val="0"/>
+        </w:numPr>
+        <w:ind w:leftChars="0"/>
+        <w:rPr>
+          <w:rFonts w:hint="default"/>
+          <w:b w:val="0"/>
+          <w:bCs w:val="0"/>
+          <w:highlight w:val="none"/>
+          <w:lang w:val="en-US"/>
+        </w:rPr>
+      </w:pPr>
+      <w:r>
+        <w:rPr>
+          <w:rFonts w:hint="default"/>
+          <w:b w:val="0"/>
+          <w:bCs w:val="0"/>
+          <w:highlight w:val="none"/>
+          <w:lang w:val="en-US"/>
+        </w:rPr>
+        <w:t>X=(75*20)/50 =150/5= 30</w:t>
+      </w:r>
+    </w:p>
+    <w:p>
+      <w:pPr>
+        <w:numPr>
+          <w:ilvl w:val="0"/>
+          <w:numId w:val="0"/>
+        </w:numPr>
+        <w:ind w:leftChars="0"/>
+        <w:rPr>
+          <w:rFonts w:hint="default"/>
+          <w:b w:val="0"/>
+          <w:bCs w:val="0"/>
+          <w:highlight w:val="none"/>
+          <w:lang w:val="en-US"/>
+        </w:rPr>
+      </w:pPr>
+    </w:p>
+    <w:p>
+      <w:pPr>
+        <w:numPr>
+          <w:ilvl w:val="0"/>
           <w:numId w:val="23"/>
         </w:numPr>
         <w:ind w:left="0" w:leftChars="0" w:firstLine="0" w:firstLineChars="0"/>
@@ -10799,7 +11051,306 @@
       <w:pPr>
         <w:numPr>
           <w:ilvl w:val="0"/>
-          <w:numId w:val="0"/>
+          <w:numId w:val="1"/>
+        </w:numPr>
+        <w:ind w:left="0" w:leftChars="0" w:firstLine="0" w:firstLineChars="0"/>
+        <w:rPr>
+          <w:rFonts w:hint="default"/>
+          <w:b/>
+          <w:bCs/>
+          <w:lang w:val="en-US"/>
+        </w:rPr>
+      </w:pPr>
+      <w:r>
+        <w:rPr>
+          <w:rFonts w:hint="default"/>
+          <w:b/>
+          <w:bCs/>
+          <w:lang w:val="en-US"/>
+        </w:rPr>
+        <w:t>Bit-silica TR-1 (16</w:t>
+      </w:r>
+      <w:r>
+        <w:rPr>
+          <w:rFonts w:hint="default"/>
+          <w:b/>
+          <w:bCs/>
+          <w:vertAlign w:val="superscript"/>
+          <w:lang w:val="en-US"/>
+        </w:rPr>
+        <w:t>th</w:t>
+      </w:r>
+      <w:r>
+        <w:rPr>
+          <w:rFonts w:hint="default"/>
+          <w:b/>
+          <w:bCs/>
+          <w:lang w:val="en-US"/>
+        </w:rPr>
+        <w:t xml:space="preserve"> July 2025 19:00 to 20:00) </w:t>
+      </w:r>
+      <w:r>
+        <w:rPr>
+          <w:rFonts w:hint="default"/>
+          <w:b/>
+          <w:bCs/>
+          <w:color w:val="00B050"/>
+          <w:lang w:val="en-US"/>
+        </w:rPr>
+        <w:t>(Cleared)</w:t>
+      </w:r>
+    </w:p>
+    <w:p>
+      <w:pPr>
+        <w:numPr>
+          <w:ilvl w:val="0"/>
+          <w:numId w:val="26"/>
+        </w:numPr>
+        <w:ind w:left="0" w:leftChars="0" w:firstLine="0" w:firstLineChars="0"/>
+        <w:rPr>
+          <w:rFonts w:hint="default"/>
+          <w:b w:val="0"/>
+          <w:bCs w:val="0"/>
+          <w:lang w:val="en-US"/>
+        </w:rPr>
+      </w:pPr>
+      <w:r>
+        <w:rPr>
+          <w:rFonts w:hint="default"/>
+          <w:b w:val="0"/>
+          <w:bCs w:val="0"/>
+          <w:lang w:val="en-US"/>
+        </w:rPr>
+        <w:t>Tell me about your self.</w:t>
+      </w:r>
+    </w:p>
+    <w:p>
+      <w:pPr>
+        <w:numPr>
+          <w:ilvl w:val="0"/>
+          <w:numId w:val="26"/>
+        </w:numPr>
+        <w:ind w:left="0" w:leftChars="0" w:firstLine="0" w:firstLineChars="0"/>
+        <w:rPr>
+          <w:rFonts w:hint="default"/>
+          <w:b w:val="0"/>
+          <w:bCs w:val="0"/>
+          <w:lang w:val="en-US"/>
+        </w:rPr>
+      </w:pPr>
+      <w:r>
+        <w:rPr>
+          <w:rFonts w:hint="default"/>
+          <w:b w:val="0"/>
+          <w:bCs w:val="0"/>
+          <w:lang w:val="en-US"/>
+        </w:rPr>
+        <w:t>Your roles and responsibility's in your company.</w:t>
+      </w:r>
+      <w:r>
+        <w:rPr>
+          <w:rFonts w:hint="default"/>
+          <w:b/>
+          <w:bCs/>
+          <w:highlight w:val="yellow"/>
+          <w:lang w:val="en-US"/>
+        </w:rPr>
+        <w:t>(Not answered Properly)</w:t>
+      </w:r>
+    </w:p>
+    <w:p>
+      <w:pPr>
+        <w:numPr>
+          <w:ilvl w:val="0"/>
+          <w:numId w:val="26"/>
+        </w:numPr>
+        <w:ind w:left="0" w:leftChars="0" w:firstLine="0" w:firstLineChars="0"/>
+        <w:rPr>
+          <w:rFonts w:hint="default"/>
+          <w:b w:val="0"/>
+          <w:bCs w:val="0"/>
+          <w:lang w:val="en-US"/>
+        </w:rPr>
+      </w:pPr>
+      <w:r>
+        <w:rPr>
+          <w:rFonts w:hint="default"/>
+          <w:b w:val="0"/>
+          <w:bCs w:val="0"/>
+          <w:lang w:val="en-US"/>
+        </w:rPr>
+        <w:t xml:space="preserve">What is the process and thread. </w:t>
+      </w:r>
+      <w:r>
+        <w:rPr>
+          <w:rFonts w:hint="default"/>
+          <w:b/>
+          <w:bCs/>
+          <w:highlight w:val="yellow"/>
+          <w:lang w:val="en-US"/>
+        </w:rPr>
+        <w:t>(Not answered Properly)</w:t>
+      </w:r>
+    </w:p>
+    <w:p>
+      <w:pPr>
+        <w:numPr>
+          <w:ilvl w:val="0"/>
+          <w:numId w:val="26"/>
+        </w:numPr>
+        <w:ind w:left="0" w:leftChars="0" w:firstLine="0" w:firstLineChars="0"/>
+        <w:rPr>
+          <w:rFonts w:hint="default"/>
+          <w:b w:val="0"/>
+          <w:bCs w:val="0"/>
+          <w:lang w:val="en-US"/>
+        </w:rPr>
+      </w:pPr>
+      <w:r>
+        <w:rPr>
+          <w:rFonts w:hint="default"/>
+          <w:b w:val="0"/>
+          <w:bCs w:val="0"/>
+          <w:lang w:val="en-US"/>
+        </w:rPr>
+        <w:t>What are the programming languages u know, u know the scripting languages are not.</w:t>
+      </w:r>
+    </w:p>
+    <w:p>
+      <w:pPr>
+        <w:numPr>
+          <w:ilvl w:val="0"/>
+          <w:numId w:val="26"/>
+        </w:numPr>
+        <w:ind w:left="0" w:leftChars="0" w:firstLine="0" w:firstLineChars="0"/>
+        <w:rPr>
+          <w:rFonts w:hint="default"/>
+          <w:b w:val="0"/>
+          <w:bCs w:val="0"/>
+          <w:lang w:val="en-US"/>
+        </w:rPr>
+      </w:pPr>
+      <w:r>
+        <w:rPr>
+          <w:rFonts w:hint="default"/>
+          <w:b w:val="0"/>
+          <w:bCs w:val="0"/>
+          <w:lang w:val="en-US"/>
+        </w:rPr>
+        <w:t>What is the difference between the #define and const.</w:t>
+      </w:r>
+    </w:p>
+    <w:p>
+      <w:pPr>
+        <w:numPr>
+          <w:ilvl w:val="0"/>
+          <w:numId w:val="26"/>
+        </w:numPr>
+        <w:ind w:left="0" w:leftChars="0" w:firstLine="0" w:firstLineChars="0"/>
+        <w:rPr>
+          <w:rFonts w:hint="default"/>
+          <w:b w:val="0"/>
+          <w:bCs w:val="0"/>
+          <w:lang w:val="en-US"/>
+        </w:rPr>
+      </w:pPr>
+      <w:r>
+        <w:rPr>
+          <w:rFonts w:hint="default"/>
+          <w:b w:val="0"/>
+          <w:bCs w:val="0"/>
+          <w:lang w:val="en-US"/>
+        </w:rPr>
+        <w:t>Explain SPI communication.</w:t>
+      </w:r>
+    </w:p>
+    <w:p>
+      <w:pPr>
+        <w:numPr>
+          <w:ilvl w:val="0"/>
+          <w:numId w:val="26"/>
+        </w:numPr>
+        <w:ind w:left="0" w:leftChars="0" w:firstLine="0" w:firstLineChars="0"/>
+        <w:rPr>
+          <w:rFonts w:hint="default"/>
+          <w:b w:val="0"/>
+          <w:bCs w:val="0"/>
+          <w:lang w:val="en-US"/>
+        </w:rPr>
+      </w:pPr>
+      <w:r>
+        <w:rPr>
+          <w:rFonts w:hint="default"/>
+          <w:b w:val="0"/>
+          <w:bCs w:val="0"/>
+          <w:lang w:val="en-US"/>
+        </w:rPr>
+        <w:t xml:space="preserve">What is bit banging in SPI. </w:t>
+      </w:r>
+      <w:r>
+        <w:rPr>
+          <w:rFonts w:hint="default"/>
+          <w:b/>
+          <w:bCs/>
+          <w:highlight w:val="yellow"/>
+          <w:lang w:val="en-US"/>
+        </w:rPr>
+        <w:t>(Not answered)</w:t>
+      </w:r>
+    </w:p>
+    <w:p>
+      <w:pPr>
+        <w:numPr>
+          <w:ilvl w:val="0"/>
+          <w:numId w:val="26"/>
+        </w:numPr>
+        <w:ind w:left="0" w:leftChars="0" w:firstLine="0" w:firstLineChars="0"/>
+        <w:rPr>
+          <w:rFonts w:hint="default"/>
+          <w:b w:val="0"/>
+          <w:bCs w:val="0"/>
+          <w:lang w:val="en-US"/>
+        </w:rPr>
+      </w:pPr>
+      <w:r>
+        <w:rPr>
+          <w:rFonts w:hint="default"/>
+          <w:b w:val="0"/>
+          <w:bCs w:val="0"/>
+          <w:lang w:val="en-US"/>
+        </w:rPr>
+        <w:t>What is clock straching in I2C.</w:t>
+      </w:r>
+    </w:p>
+    <w:p>
+      <w:pPr>
+        <w:numPr>
+          <w:ilvl w:val="0"/>
+          <w:numId w:val="26"/>
+        </w:numPr>
+        <w:ind w:left="0" w:leftChars="0" w:firstLine="0" w:firstLineChars="0"/>
+        <w:rPr>
+          <w:rFonts w:hint="default"/>
+          <w:b w:val="0"/>
+          <w:bCs w:val="0"/>
+          <w:lang w:val="en-US"/>
+        </w:rPr>
+      </w:pPr>
+      <w:r>
+        <w:rPr>
+          <w:rFonts w:hint="default"/>
+          <w:b w:val="0"/>
+          <w:bCs w:val="0"/>
+          <w:lang w:val="en-US"/>
+        </w:rPr>
+        <w:t>What is the stack and heap.</w:t>
+      </w:r>
+    </w:p>
+    <w:p>
+      <w:pPr>
+        <w:numPr>
+          <w:ilvl w:val="0"/>
+          <w:numId w:val="26"/>
         </w:numPr>
         <w:ind w:leftChars="0"/>
         <w:rPr>
@@ -10809,6 +11360,258 @@
           <w:lang w:val="en-US"/>
         </w:rPr>
       </w:pPr>
+      <w:r>
+        <w:rPr>
+          <w:rFonts w:hint="default"/>
+          <w:b w:val="0"/>
+          <w:bCs w:val="0"/>
+          <w:lang w:val="en-US"/>
+        </w:rPr>
+        <w:t>Wap to reverse a given string based on the words</w:t>
+      </w:r>
+    </w:p>
+    <w:p>
+      <w:pPr>
+        <w:numPr>
+          <w:ilvl w:val="0"/>
+          <w:numId w:val="0"/>
+        </w:numPr>
+        <w:ind w:leftChars="0"/>
+        <w:rPr>
+          <w:rFonts w:hint="default"/>
+          <w:b w:val="0"/>
+          <w:bCs w:val="0"/>
+          <w:lang w:val="en-US"/>
+        </w:rPr>
+      </w:pPr>
+      <w:r>
+        <w:rPr>
+          <w:rFonts w:hint="default"/>
+          <w:b w:val="0"/>
+          <w:bCs w:val="0"/>
+          <w:lang w:val="en-US"/>
+        </w:rPr>
+        <w:t>Input:- "Hareesh Sureddy is a Firmware Engineer";</w:t>
+      </w:r>
+    </w:p>
+    <w:p>
+      <w:pPr>
+        <w:numPr>
+          <w:ilvl w:val="0"/>
+          <w:numId w:val="0"/>
+        </w:numPr>
+        <w:ind w:leftChars="0"/>
+        <w:rPr>
+          <w:rFonts w:hint="default"/>
+          <w:b w:val="0"/>
+          <w:bCs w:val="0"/>
+          <w:lang w:val="en-US"/>
+        </w:rPr>
+      </w:pPr>
+      <w:r>
+        <w:rPr>
+          <w:rFonts w:hint="default"/>
+          <w:b w:val="0"/>
+          <w:bCs w:val="0"/>
+          <w:lang w:val="en-US"/>
+        </w:rPr>
+        <w:t>Output:- "Engineer Firmware a is Sureddy Hareesh";</w:t>
+      </w:r>
+    </w:p>
+    <w:p>
+      <w:pPr>
+        <w:numPr>
+          <w:ilvl w:val="0"/>
+          <w:numId w:val="0"/>
+        </w:numPr>
+        <w:ind w:leftChars="0"/>
+        <w:rPr>
+          <w:rFonts w:hint="default"/>
+          <w:b w:val="0"/>
+          <w:bCs w:val="0"/>
+          <w:highlight w:val="none"/>
+          <w:lang w:val="en-US"/>
+        </w:rPr>
+      </w:pPr>
+      <w:r>
+        <w:rPr>
+          <w:rFonts w:hint="default"/>
+          <w:b/>
+          <w:bCs/>
+          <w:highlight w:val="yellow"/>
+          <w:lang w:val="en-US"/>
+        </w:rPr>
+        <w:t xml:space="preserve">(Dynimic string reading not writen) </w:t>
+      </w:r>
+      <w:r>
+        <w:rPr>
+          <w:rFonts w:hint="default"/>
+          <w:b/>
+          <w:bCs/>
+          <w:highlight w:val="none"/>
+          <w:lang w:val="en-US"/>
+        </w:rPr>
+        <w:t xml:space="preserve"> fgets(“%s”,&amp;str,stdint);</w:t>
+      </w:r>
+    </w:p>
+    <w:p>
+      <w:pPr>
+        <w:numPr>
+          <w:ilvl w:val="0"/>
+          <w:numId w:val="26"/>
+        </w:numPr>
+        <w:ind w:left="0" w:leftChars="0" w:firstLine="0" w:firstLineChars="0"/>
+        <w:rPr>
+          <w:rFonts w:hint="default"/>
+          <w:b w:val="0"/>
+          <w:bCs w:val="0"/>
+          <w:lang w:val="en-US"/>
+        </w:rPr>
+      </w:pPr>
+      <w:r>
+        <w:rPr>
+          <w:rFonts w:hint="default"/>
+          <w:b w:val="0"/>
+          <w:bCs w:val="0"/>
+          <w:lang w:val="en-US"/>
+        </w:rPr>
+        <w:t>Wap to Reverse a bits in a given uint8_t bit value.</w:t>
+      </w:r>
+    </w:p>
+    <w:p>
+      <w:pPr>
+        <w:numPr>
+          <w:ilvl w:val="0"/>
+          <w:numId w:val="0"/>
+        </w:numPr>
+        <w:ind w:leftChars="0"/>
+        <w:rPr>
+          <w:rFonts w:hint="default"/>
+          <w:b w:val="0"/>
+          <w:bCs w:val="0"/>
+          <w:lang w:val="en-US"/>
+        </w:rPr>
+      </w:pPr>
+      <w:r>
+        <w:rPr>
+          <w:rFonts w:hint="default"/>
+          <w:b w:val="0"/>
+          <w:bCs w:val="0"/>
+          <w:lang w:val="en-US"/>
+        </w:rPr>
+        <w:t>i/p: 10101100=172</w:t>
+      </w:r>
+    </w:p>
+    <w:p>
+      <w:pPr>
+        <w:numPr>
+          <w:ilvl w:val="0"/>
+          <w:numId w:val="0"/>
+        </w:numPr>
+        <w:ind w:leftChars="0"/>
+        <w:rPr>
+          <w:rFonts w:hint="default"/>
+          <w:b w:val="0"/>
+          <w:bCs w:val="0"/>
+          <w:lang w:val="en-US"/>
+        </w:rPr>
+      </w:pPr>
+      <w:r>
+        <w:rPr>
+          <w:rFonts w:hint="default"/>
+          <w:b w:val="0"/>
+          <w:bCs w:val="0"/>
+          <w:lang w:val="en-US"/>
+        </w:rPr>
+        <w:t>o/p: 00110101=53</w:t>
+      </w:r>
+    </w:p>
+    <w:p>
+      <w:pPr>
+        <w:numPr>
+          <w:ilvl w:val="0"/>
+          <w:numId w:val="26"/>
+        </w:numPr>
+        <w:ind w:left="0" w:leftChars="0" w:firstLine="0" w:firstLineChars="0"/>
+        <w:rPr>
+          <w:rFonts w:hint="default"/>
+          <w:b w:val="0"/>
+          <w:bCs w:val="0"/>
+          <w:lang w:val="en-US"/>
+        </w:rPr>
+      </w:pPr>
+      <w:r>
+        <w:rPr>
+          <w:rFonts w:hint="default"/>
+          <w:b w:val="0"/>
+          <w:bCs w:val="0"/>
+          <w:lang w:val="en-US"/>
+        </w:rPr>
+        <w:t>Print the nth node from the last</w:t>
+      </w:r>
+    </w:p>
+    <w:p>
+      <w:pPr>
+        <w:numPr>
+          <w:ilvl w:val="0"/>
+          <w:numId w:val="0"/>
+        </w:numPr>
+        <w:ind w:leftChars="0"/>
+        <w:rPr>
+          <w:rFonts w:hint="default"/>
+          <w:b w:val="0"/>
+          <w:bCs w:val="0"/>
+          <w:lang w:val="en-US"/>
+        </w:rPr>
+      </w:pPr>
+      <w:r>
+        <w:rPr>
+          <w:rFonts w:hint="default"/>
+          <w:b w:val="0"/>
+          <w:bCs w:val="0"/>
+          <w:lang w:val="en-US"/>
+        </w:rPr>
+        <w:t>Input :- Linked list :- 1-&gt;2-&gt;3-&gt;4-&gt;5-&gt;41-&gt;5-&gt;67-&gt;485-&gt;10 x, n=3</w:t>
+      </w:r>
+    </w:p>
+    <w:p>
+      <w:pPr>
+        <w:numPr>
+          <w:ilvl w:val="0"/>
+          <w:numId w:val="0"/>
+        </w:numPr>
+        <w:ind w:leftChars="0"/>
+        <w:rPr>
+          <w:rFonts w:hint="default"/>
+          <w:b w:val="0"/>
+          <w:bCs w:val="0"/>
+          <w:lang w:val="en-US"/>
+        </w:rPr>
+      </w:pPr>
+      <w:r>
+        <w:rPr>
+          <w:rFonts w:hint="default"/>
+          <w:b w:val="0"/>
+          <w:bCs w:val="0"/>
+          <w:lang w:val="en-US"/>
+        </w:rPr>
+        <w:t>Output :- 67</w:t>
+      </w:r>
+    </w:p>
+    <w:p>
+      <w:pPr>
+        <w:numPr>
+          <w:ilvl w:val="0"/>
+          <w:numId w:val="0"/>
+        </w:numPr>
+        <w:ind w:leftChars="0"/>
+        <w:rPr>
+          <w:rFonts w:hint="default"/>
+          <w:b w:val="0"/>
+          <w:bCs w:val="0"/>
+          <w:lang w:val="en-US"/>
+        </w:rPr>
+      </w:pPr>
     </w:p>
     <w:p>
       <w:pPr>
@@ -10831,7 +11634,7 @@
           <w:bCs/>
           <w:lang w:val="en-US"/>
         </w:rPr>
-        <w:t>Bit-silica TR-1 (16</w:t>
+        <w:t>Bit-silica TR-2 (24</w:t>
       </w:r>
       <w:r>
         <w:rPr>
@@ -10850,7 +11653,428 @@
           <w:bCs/>
           <w:lang w:val="en-US"/>
         </w:rPr>
-        <w:t xml:space="preserve"> July 2025 19:00 to 20:00) </w:t>
+        <w:t xml:space="preserve"> July 2025 15:00 to 16:00) </w:t>
+      </w:r>
+      <w:r>
+        <w:rPr>
+          <w:rFonts w:hint="default"/>
+          <w:b/>
+          <w:bCs/>
+          <w:color w:val="FF0000"/>
+          <w:lang w:val="en-US"/>
+        </w:rPr>
+        <w:t>(Rejected-9)</w:t>
+      </w:r>
+    </w:p>
+    <w:p>
+      <w:pPr>
+        <w:numPr>
+          <w:ilvl w:val="0"/>
+          <w:numId w:val="0"/>
+        </w:numPr>
+        <w:ind w:leftChars="0"/>
+        <w:rPr>
+          <w:rFonts w:hint="default"/>
+          <w:b/>
+          <w:bCs/>
+          <w:highlight w:val="yellow"/>
+          <w:lang w:val="en-US"/>
+        </w:rPr>
+      </w:pPr>
+      <w:r>
+        <w:rPr>
+          <w:rFonts w:hint="default"/>
+          <w:b/>
+          <w:bCs/>
+          <w:highlight w:val="yellow"/>
+          <w:lang w:val="en-US"/>
+        </w:rPr>
+        <w:t>(Joined the interview 20 minutes late due to sleep and Headset setup takes more time)</w:t>
+      </w:r>
+    </w:p>
+    <w:p>
+      <w:pPr>
+        <w:numPr>
+          <w:ilvl w:val="0"/>
+          <w:numId w:val="27"/>
+        </w:numPr>
+        <w:ind w:leftChars="0"/>
+        <w:rPr>
+          <w:rFonts w:hint="default"/>
+          <w:b w:val="0"/>
+          <w:bCs w:val="0"/>
+          <w:lang w:val="en-US"/>
+        </w:rPr>
+      </w:pPr>
+      <w:r>
+        <w:rPr>
+          <w:rFonts w:hint="default"/>
+          <w:b w:val="0"/>
+          <w:bCs w:val="0"/>
+          <w:lang w:val="en-US"/>
+        </w:rPr>
+        <w:t>Tell me about your self.</w:t>
+      </w:r>
+    </w:p>
+    <w:p>
+      <w:pPr>
+        <w:numPr>
+          <w:ilvl w:val="0"/>
+          <w:numId w:val="27"/>
+        </w:numPr>
+        <w:ind w:leftChars="0"/>
+        <w:rPr>
+          <w:rFonts w:hint="default"/>
+          <w:b w:val="0"/>
+          <w:bCs w:val="0"/>
+          <w:lang w:val="en-US"/>
+        </w:rPr>
+      </w:pPr>
+      <w:r>
+        <w:rPr>
+          <w:rFonts w:hint="default"/>
+          <w:b w:val="0"/>
+          <w:bCs w:val="0"/>
+          <w:lang w:val="en-US"/>
+        </w:rPr>
+        <w:t>Explain your project.</w:t>
+      </w:r>
+    </w:p>
+    <w:p>
+      <w:pPr>
+        <w:numPr>
+          <w:ilvl w:val="0"/>
+          <w:numId w:val="27"/>
+        </w:numPr>
+        <w:ind w:leftChars="0"/>
+        <w:rPr>
+          <w:rFonts w:hint="default"/>
+          <w:b w:val="0"/>
+          <w:bCs w:val="0"/>
+          <w:lang w:val="en-US"/>
+        </w:rPr>
+      </w:pPr>
+      <w:r>
+        <w:rPr>
+          <w:rFonts w:hint="default"/>
+          <w:b w:val="0"/>
+          <w:bCs w:val="0"/>
+          <w:lang w:val="en-US"/>
+        </w:rPr>
+        <w:t>Why your shifting the JOB.</w:t>
+      </w:r>
+    </w:p>
+    <w:p>
+      <w:pPr>
+        <w:numPr>
+          <w:ilvl w:val="0"/>
+          <w:numId w:val="27"/>
+        </w:numPr>
+        <w:ind w:leftChars="0"/>
+        <w:rPr>
+          <w:rFonts w:hint="default"/>
+          <w:b w:val="0"/>
+          <w:bCs w:val="0"/>
+          <w:lang w:val="en-US"/>
+        </w:rPr>
+      </w:pPr>
+      <w:r>
+        <w:rPr>
+          <w:rFonts w:hint="default"/>
+          <w:b w:val="0"/>
+          <w:bCs w:val="0"/>
+          <w:lang w:val="en-US"/>
+        </w:rPr>
+        <w:t xml:space="preserve">Priority </w:t>
+      </w:r>
+    </w:p>
+    <w:p>
+      <w:pPr>
+        <w:numPr>
+          <w:ilvl w:val="0"/>
+          <w:numId w:val="27"/>
+        </w:numPr>
+        <w:ind w:leftChars="0"/>
+        <w:rPr>
+          <w:rFonts w:hint="default"/>
+          <w:b w:val="0"/>
+          <w:bCs w:val="0"/>
+          <w:lang w:val="en-US"/>
+        </w:rPr>
+      </w:pPr>
+      <w:r>
+        <w:rPr>
+          <w:rFonts w:hint="default"/>
+          <w:b w:val="0"/>
+          <w:bCs w:val="0"/>
+          <w:lang w:val="en-US"/>
+        </w:rPr>
+        <w:t>What is interrupt and how exactly interrupt works and what happens during the interrupt.</w:t>
+      </w:r>
+    </w:p>
+    <w:p>
+      <w:pPr>
+        <w:numPr>
+          <w:ilvl w:val="0"/>
+          <w:numId w:val="27"/>
+        </w:numPr>
+        <w:ind w:leftChars="0"/>
+        <w:rPr>
+          <w:rFonts w:hint="default"/>
+          <w:b w:val="0"/>
+          <w:bCs w:val="0"/>
+          <w:lang w:val="en-US"/>
+        </w:rPr>
+      </w:pPr>
+      <w:r>
+        <w:rPr>
+          <w:rFonts w:hint="default"/>
+          <w:b w:val="0"/>
+          <w:bCs w:val="0"/>
+          <w:lang w:val="en-US"/>
+        </w:rPr>
+        <w:t xml:space="preserve">What are the registers involved in the interrupt pending. </w:t>
+      </w:r>
+      <w:r>
+        <w:rPr>
+          <w:rFonts w:hint="default"/>
+          <w:b/>
+          <w:bCs/>
+          <w:highlight w:val="yellow"/>
+          <w:lang w:val="en-US"/>
+        </w:rPr>
+        <w:t>(Not answered)</w:t>
+      </w:r>
+    </w:p>
+    <w:p>
+      <w:pPr>
+        <w:numPr>
+          <w:ilvl w:val="0"/>
+          <w:numId w:val="27"/>
+        </w:numPr>
+        <w:ind w:leftChars="0"/>
+        <w:rPr>
+          <w:rFonts w:hint="default"/>
+          <w:b w:val="0"/>
+          <w:bCs w:val="0"/>
+          <w:lang w:val="en-US"/>
+        </w:rPr>
+      </w:pPr>
+      <w:r>
+        <w:rPr>
+          <w:rFonts w:hint="default"/>
+          <w:b w:val="0"/>
+          <w:bCs w:val="0"/>
+          <w:lang w:val="en-US"/>
+        </w:rPr>
+        <w:t>What happens if high priority interrupt occur during low priority interrupt serving.</w:t>
+      </w:r>
+    </w:p>
+    <w:p>
+      <w:pPr>
+        <w:numPr>
+          <w:ilvl w:val="0"/>
+          <w:numId w:val="27"/>
+        </w:numPr>
+        <w:ind w:leftChars="0"/>
+        <w:rPr>
+          <w:rFonts w:hint="default"/>
+          <w:b w:val="0"/>
+          <w:bCs w:val="0"/>
+          <w:lang w:val="en-US"/>
+        </w:rPr>
+      </w:pPr>
+      <w:r>
+        <w:rPr>
+          <w:rFonts w:hint="default"/>
+          <w:b w:val="0"/>
+          <w:bCs w:val="0"/>
+          <w:lang w:val="en-US"/>
+        </w:rPr>
+        <w:t xml:space="preserve">What happens if low priority interrupt occur during high priority interrupt serving. What happens exactly and where it is pending and who is going to manage it. </w:t>
+      </w:r>
+      <w:r>
+        <w:rPr>
+          <w:rFonts w:hint="default"/>
+          <w:b/>
+          <w:bCs/>
+          <w:highlight w:val="yellow"/>
+          <w:lang w:val="en-US"/>
+        </w:rPr>
+        <w:t>(Not answered)</w:t>
+      </w:r>
+    </w:p>
+    <w:p>
+      <w:pPr>
+        <w:numPr>
+          <w:ilvl w:val="0"/>
+          <w:numId w:val="27"/>
+        </w:numPr>
+        <w:ind w:leftChars="0"/>
+        <w:rPr>
+          <w:rFonts w:hint="default"/>
+          <w:b w:val="0"/>
+          <w:bCs w:val="0"/>
+          <w:lang w:val="en-US"/>
+        </w:rPr>
+      </w:pPr>
+      <w:r>
+        <w:rPr>
+          <w:rFonts w:hint="default"/>
+          <w:b w:val="0"/>
+          <w:bCs w:val="0"/>
+          <w:lang w:val="en-US"/>
+        </w:rPr>
+        <w:t>Explain the booting process.</w:t>
+      </w:r>
+    </w:p>
+    <w:p>
+      <w:pPr>
+        <w:numPr>
+          <w:ilvl w:val="0"/>
+          <w:numId w:val="27"/>
+        </w:numPr>
+        <w:ind w:leftChars="0"/>
+        <w:rPr>
+          <w:rFonts w:hint="default"/>
+          <w:b w:val="0"/>
+          <w:bCs w:val="0"/>
+          <w:lang w:val="en-US"/>
+        </w:rPr>
+      </w:pPr>
+      <w:r>
+        <w:rPr>
+          <w:rFonts w:hint="default"/>
+          <w:b w:val="0"/>
+          <w:bCs w:val="0"/>
+          <w:lang w:val="en-US"/>
+        </w:rPr>
+        <w:t xml:space="preserve">If your booting process having a bug, like if it is stuck some where, How do you debug the issue. </w:t>
+      </w:r>
+      <w:r>
+        <w:rPr>
+          <w:rFonts w:hint="default"/>
+          <w:b/>
+          <w:bCs/>
+          <w:highlight w:val="yellow"/>
+          <w:lang w:val="en-US"/>
+        </w:rPr>
+        <w:t>(Not answered)</w:t>
+      </w:r>
+    </w:p>
+    <w:p>
+      <w:pPr>
+        <w:numPr>
+          <w:ilvl w:val="0"/>
+          <w:numId w:val="27"/>
+        </w:numPr>
+        <w:ind w:leftChars="0"/>
+        <w:rPr>
+          <w:rFonts w:hint="default"/>
+          <w:b w:val="0"/>
+          <w:bCs w:val="0"/>
+          <w:lang w:val="en-US"/>
+        </w:rPr>
+      </w:pPr>
+      <w:r>
+        <w:rPr>
+          <w:rFonts w:hint="default"/>
+          <w:b w:val="0"/>
+          <w:bCs w:val="0"/>
+          <w:lang w:val="en-US"/>
+        </w:rPr>
+        <w:t>Impalement circular buffer for writing and reading the data.</w:t>
+      </w:r>
+    </w:p>
+    <w:p>
+      <w:pPr>
+        <w:numPr>
+          <w:ilvl w:val="0"/>
+          <w:numId w:val="27"/>
+        </w:numPr>
+        <w:ind w:leftChars="0"/>
+        <w:rPr>
+          <w:rFonts w:hint="default"/>
+          <w:b w:val="0"/>
+          <w:bCs w:val="0"/>
+          <w:lang w:val="en-US"/>
+        </w:rPr>
+      </w:pPr>
+      <w:r>
+        <w:rPr>
+          <w:rFonts w:hint="default"/>
+          <w:b w:val="0"/>
+          <w:bCs w:val="0"/>
+          <w:lang w:val="en-US"/>
+        </w:rPr>
+        <w:t xml:space="preserve">Impalement circular buffer for writing and reading the data buffer size is not a 2 power. </w:t>
+      </w:r>
+      <w:r>
+        <w:rPr>
+          <w:rFonts w:hint="default"/>
+          <w:b/>
+          <w:bCs/>
+          <w:highlight w:val="yellow"/>
+          <w:lang w:val="en-US"/>
+        </w:rPr>
+        <w:t>(Not answered)</w:t>
+      </w:r>
+    </w:p>
+    <w:p>
+      <w:pPr>
+        <w:numPr>
+          <w:ilvl w:val="0"/>
+          <w:numId w:val="0"/>
+        </w:numPr>
+        <w:rPr>
+          <w:rFonts w:hint="default"/>
+          <w:b w:val="0"/>
+          <w:bCs w:val="0"/>
+          <w:lang w:val="en-US"/>
+        </w:rPr>
+      </w:pPr>
+    </w:p>
+    <w:p>
+      <w:pPr>
+        <w:numPr>
+          <w:ilvl w:val="0"/>
+          <w:numId w:val="1"/>
+        </w:numPr>
+        <w:ind w:left="0" w:leftChars="0" w:firstLine="0" w:firstLineChars="0"/>
+        <w:rPr>
+          <w:rFonts w:hint="default"/>
+          <w:b/>
+          <w:bCs/>
+          <w:lang w:val="en-US"/>
+        </w:rPr>
+      </w:pPr>
+      <w:r>
+        <w:rPr>
+          <w:rFonts w:hint="default"/>
+          <w:b/>
+          <w:bCs/>
+          <w:lang w:val="en-US"/>
+        </w:rPr>
+        <w:t>GE Vernova TR-1 (24</w:t>
+      </w:r>
+      <w:r>
+        <w:rPr>
+          <w:rFonts w:hint="default"/>
+          <w:b/>
+          <w:bCs/>
+          <w:vertAlign w:val="superscript"/>
+          <w:lang w:val="en-US"/>
+        </w:rPr>
+        <w:t>th</w:t>
+      </w:r>
+      <w:r>
+        <w:rPr>
+          <w:rFonts w:hint="default"/>
+          <w:b/>
+          <w:bCs/>
+          <w:lang w:val="en-US"/>
+        </w:rPr>
+        <w:t xml:space="preserve"> July 2025 16:00 to 17:00) </w:t>
       </w:r>
       <w:r>
         <w:rPr>
@@ -10867,9 +12091,9 @@
       <w:pPr>
         <w:numPr>
           <w:ilvl w:val="0"/>
-          <w:numId w:val="26"/>
-        </w:numPr>
-        <w:ind w:left="0" w:leftChars="0" w:firstLine="0" w:firstLineChars="0"/>
+          <w:numId w:val="28"/>
+        </w:numPr>
+        <w:ind w:leftChars="0"/>
         <w:rPr>
           <w:rFonts w:hint="default"/>
           <w:b w:val="0"/>
@@ -10891,24 +12115,240 @@
       <w:pPr>
         <w:numPr>
           <w:ilvl w:val="0"/>
-          <w:numId w:val="26"/>
-        </w:numPr>
-        <w:ind w:left="0" w:leftChars="0" w:firstLine="0" w:firstLineChars="0"/>
-        <w:rPr>
-          <w:rFonts w:hint="default"/>
-          <w:b w:val="0"/>
-          <w:bCs w:val="0"/>
-          <w:lang w:val="en-US"/>
-        </w:rPr>
-      </w:pPr>
-      <w:r>
-        <w:rPr>
-          <w:rFonts w:hint="default"/>
-          <w:b w:val="0"/>
-          <w:bCs w:val="0"/>
-          <w:lang w:val="en-US"/>
-        </w:rPr>
-        <w:t>Your roles and responsibility's in your company.</w:t>
+          <w:numId w:val="28"/>
+        </w:numPr>
+        <w:ind w:leftChars="0"/>
+        <w:rPr>
+          <w:rFonts w:hint="default"/>
+          <w:b w:val="0"/>
+          <w:bCs w:val="0"/>
+          <w:lang w:val="en-US"/>
+        </w:rPr>
+      </w:pPr>
+      <w:r>
+        <w:rPr>
+          <w:rFonts w:hint="default"/>
+          <w:b w:val="0"/>
+          <w:bCs w:val="0"/>
+          <w:lang w:val="en-US"/>
+        </w:rPr>
+        <w:t>Rate your self in C. 8/10</w:t>
+      </w:r>
+    </w:p>
+    <w:p>
+      <w:pPr>
+        <w:numPr>
+          <w:ilvl w:val="0"/>
+          <w:numId w:val="28"/>
+        </w:numPr>
+        <w:ind w:leftChars="0"/>
+        <w:rPr>
+          <w:rFonts w:hint="default"/>
+          <w:b w:val="0"/>
+          <w:bCs w:val="0"/>
+          <w:lang w:val="en-US"/>
+        </w:rPr>
+      </w:pPr>
+      <w:r>
+        <w:rPr>
+          <w:rFonts w:hint="default"/>
+          <w:b w:val="0"/>
+          <w:bCs w:val="0"/>
+          <w:lang w:val="en-US"/>
+        </w:rPr>
+        <w:t>Wap to find the given number is power of 2 or not.</w:t>
+      </w:r>
+    </w:p>
+    <w:p>
+      <w:pPr>
+        <w:numPr>
+          <w:ilvl w:val="0"/>
+          <w:numId w:val="28"/>
+        </w:numPr>
+        <w:ind w:leftChars="0"/>
+        <w:rPr>
+          <w:rFonts w:hint="default"/>
+          <w:b w:val="0"/>
+          <w:bCs w:val="0"/>
+          <w:lang w:val="en-US"/>
+        </w:rPr>
+      </w:pPr>
+      <w:r>
+        <w:rPr>
+          <w:rFonts w:hint="default"/>
+          <w:b w:val="0"/>
+          <w:bCs w:val="0"/>
+          <w:lang w:val="en-US"/>
+        </w:rPr>
+        <w:t>Set a 7 bit of a byte yousing address.</w:t>
+      </w:r>
+    </w:p>
+    <w:p>
+      <w:pPr>
+        <w:numPr>
+          <w:ilvl w:val="0"/>
+          <w:numId w:val="28"/>
+        </w:numPr>
+        <w:ind w:leftChars="0"/>
+        <w:rPr>
+          <w:rFonts w:hint="default"/>
+          <w:b w:val="0"/>
+          <w:bCs w:val="0"/>
+          <w:lang w:val="en-US"/>
+        </w:rPr>
+      </w:pPr>
+      <w:r>
+        <w:rPr>
+          <w:rFonts w:hint="default"/>
+          <w:b w:val="0"/>
+          <w:bCs w:val="0"/>
+          <w:lang w:val="en-US"/>
+        </w:rPr>
+        <w:t>Wap a linked list structure and add a node to it.</w:t>
+      </w:r>
+    </w:p>
+    <w:p>
+      <w:pPr>
+        <w:numPr>
+          <w:ilvl w:val="0"/>
+          <w:numId w:val="28"/>
+        </w:numPr>
+        <w:ind w:leftChars="0"/>
+        <w:rPr>
+          <w:rFonts w:hint="default"/>
+          <w:b w:val="0"/>
+          <w:bCs w:val="0"/>
+          <w:lang w:val="en-US"/>
+        </w:rPr>
+      </w:pPr>
+      <w:r>
+        <w:rPr>
+          <w:rFonts w:hint="default"/>
+          <w:b w:val="0"/>
+          <w:bCs w:val="0"/>
+          <w:lang w:val="en-US"/>
+        </w:rPr>
+        <w:t>What are the malloc, calloc and realloc. What are the difference between them.</w:t>
+      </w:r>
+    </w:p>
+    <w:p>
+      <w:pPr>
+        <w:numPr>
+          <w:ilvl w:val="0"/>
+          <w:numId w:val="28"/>
+        </w:numPr>
+        <w:ind w:leftChars="0"/>
+        <w:rPr>
+          <w:rFonts w:hint="default"/>
+          <w:b w:val="0"/>
+          <w:bCs w:val="0"/>
+          <w:lang w:val="en-US"/>
+        </w:rPr>
+      </w:pPr>
+      <w:r>
+        <w:rPr>
+          <w:rFonts w:hint="default"/>
+          <w:b w:val="0"/>
+          <w:bCs w:val="0"/>
+          <w:lang w:val="en-US"/>
+        </w:rPr>
+        <w:t>Write a program to get a linking errors, what are the examples of linking errors. When it will occur.</w:t>
+      </w:r>
+    </w:p>
+    <w:p>
+      <w:pPr>
+        <w:numPr>
+          <w:ilvl w:val="0"/>
+          <w:numId w:val="28"/>
+        </w:numPr>
+        <w:ind w:leftChars="0"/>
+        <w:rPr>
+          <w:rFonts w:hint="default"/>
+          <w:b w:val="0"/>
+          <w:bCs w:val="0"/>
+          <w:lang w:val="en-US"/>
+        </w:rPr>
+      </w:pPr>
+      <w:r>
+        <w:rPr>
+          <w:rFonts w:hint="default"/>
+          <w:b w:val="0"/>
+          <w:bCs w:val="0"/>
+          <w:lang w:val="en-US"/>
+        </w:rPr>
+        <w:t>What is function pointers and where you used it.</w:t>
+      </w:r>
+    </w:p>
+    <w:p>
+      <w:pPr>
+        <w:numPr>
+          <w:ilvl w:val="0"/>
+          <w:numId w:val="28"/>
+        </w:numPr>
+        <w:ind w:leftChars="0"/>
+        <w:rPr>
+          <w:rFonts w:hint="default"/>
+          <w:b w:val="0"/>
+          <w:bCs w:val="0"/>
+          <w:lang w:val="en-US"/>
+        </w:rPr>
+      </w:pPr>
+      <w:r>
+        <w:rPr>
+          <w:rFonts w:hint="default"/>
+          <w:b w:val="0"/>
+          <w:bCs w:val="0"/>
+          <w:lang w:val="en-US"/>
+        </w:rPr>
+        <w:t>What are the protocols you are  used and how do you select among them (UART, I2C and SPI)</w:t>
+      </w:r>
+    </w:p>
+    <w:p>
+      <w:pPr>
+        <w:numPr>
+          <w:ilvl w:val="0"/>
+          <w:numId w:val="28"/>
+        </w:numPr>
+        <w:ind w:leftChars="0"/>
+        <w:rPr>
+          <w:rFonts w:hint="default"/>
+          <w:b w:val="0"/>
+          <w:bCs w:val="0"/>
+          <w:lang w:val="en-US"/>
+        </w:rPr>
+      </w:pPr>
+      <w:r>
+        <w:rPr>
+          <w:rFonts w:hint="default"/>
+          <w:b w:val="0"/>
+          <w:bCs w:val="0"/>
+          <w:lang w:val="en-US"/>
+        </w:rPr>
+        <w:t>What is the I2C bus arbitration and how it works explain.</w:t>
+      </w:r>
+    </w:p>
+    <w:p>
+      <w:pPr>
+        <w:numPr>
+          <w:ilvl w:val="0"/>
+          <w:numId w:val="28"/>
+        </w:numPr>
+        <w:ind w:leftChars="0"/>
+        <w:rPr>
+          <w:rFonts w:hint="default"/>
+          <w:b w:val="0"/>
+          <w:bCs w:val="0"/>
+          <w:lang w:val="en-US"/>
+        </w:rPr>
+      </w:pPr>
+      <w:r>
+        <w:rPr>
+          <w:rFonts w:hint="default"/>
+          <w:b w:val="0"/>
+          <w:bCs w:val="0"/>
+          <w:lang w:val="en-US"/>
+        </w:rPr>
+        <w:t xml:space="preserve">RS485 is 4 wire or 2 wire what are the difference between them. </w:t>
       </w:r>
       <w:r>
         <w:rPr>
@@ -10918,31 +12358,31 @@
           <w:highlight w:val="yellow"/>
           <w:lang w:val="en-US"/>
         </w:rPr>
-        <w:t>(Not answered Properly)</w:t>
-      </w:r>
-    </w:p>
-    <w:p>
-      <w:pPr>
-        <w:numPr>
-          <w:ilvl w:val="0"/>
-          <w:numId w:val="26"/>
-        </w:numPr>
-        <w:ind w:left="0" w:leftChars="0" w:firstLine="0" w:firstLineChars="0"/>
-        <w:rPr>
-          <w:rFonts w:hint="default"/>
-          <w:b w:val="0"/>
-          <w:bCs w:val="0"/>
-          <w:lang w:val="en-US"/>
-        </w:rPr>
-      </w:pPr>
-      <w:r>
-        <w:rPr>
-          <w:rFonts w:hint="default"/>
-          <w:b w:val="0"/>
-          <w:bCs w:val="0"/>
-          <w:lang w:val="en-US"/>
-        </w:rPr>
-        <w:t xml:space="preserve">What is the process and thread. </w:t>
+        <w:t>(Not answered)</w:t>
+      </w:r>
+    </w:p>
+    <w:p>
+      <w:pPr>
+        <w:numPr>
+          <w:ilvl w:val="0"/>
+          <w:numId w:val="28"/>
+        </w:numPr>
+        <w:ind w:leftChars="0"/>
+        <w:rPr>
+          <w:rFonts w:hint="default"/>
+          <w:b w:val="0"/>
+          <w:bCs w:val="0"/>
+          <w:lang w:val="en-US"/>
+        </w:rPr>
+      </w:pPr>
+      <w:r>
+        <w:rPr>
+          <w:rFonts w:hint="default"/>
+          <w:b w:val="0"/>
+          <w:bCs w:val="0"/>
+          <w:lang w:val="en-US"/>
+        </w:rPr>
+        <w:t xml:space="preserve">Are u worked with any multi drop communication. </w:t>
       </w:r>
       <w:r>
         <w:rPr>
@@ -10952,103 +12392,31 @@
           <w:highlight w:val="yellow"/>
           <w:lang w:val="en-US"/>
         </w:rPr>
-        <w:t>(Not answered Properly)</w:t>
-      </w:r>
-    </w:p>
-    <w:p>
-      <w:pPr>
-        <w:numPr>
-          <w:ilvl w:val="0"/>
-          <w:numId w:val="26"/>
-        </w:numPr>
-        <w:ind w:left="0" w:leftChars="0" w:firstLine="0" w:firstLineChars="0"/>
-        <w:rPr>
-          <w:rFonts w:hint="default"/>
-          <w:b w:val="0"/>
-          <w:bCs w:val="0"/>
-          <w:lang w:val="en-US"/>
-        </w:rPr>
-      </w:pPr>
-      <w:r>
-        <w:rPr>
-          <w:rFonts w:hint="default"/>
-          <w:b w:val="0"/>
-          <w:bCs w:val="0"/>
-          <w:lang w:val="en-US"/>
-        </w:rPr>
-        <w:t>What are the programming languages u know, u know the scripting languages are not.</w:t>
-      </w:r>
-    </w:p>
-    <w:p>
-      <w:pPr>
-        <w:numPr>
-          <w:ilvl w:val="0"/>
-          <w:numId w:val="26"/>
-        </w:numPr>
-        <w:ind w:left="0" w:leftChars="0" w:firstLine="0" w:firstLineChars="0"/>
-        <w:rPr>
-          <w:rFonts w:hint="default"/>
-          <w:b w:val="0"/>
-          <w:bCs w:val="0"/>
-          <w:lang w:val="en-US"/>
-        </w:rPr>
-      </w:pPr>
-      <w:r>
-        <w:rPr>
-          <w:rFonts w:hint="default"/>
-          <w:b w:val="0"/>
-          <w:bCs w:val="0"/>
-          <w:lang w:val="en-US"/>
-        </w:rPr>
-        <w:t>What is the difference between the #define and const.</w:t>
-      </w:r>
-    </w:p>
-    <w:p>
-      <w:pPr>
-        <w:numPr>
-          <w:ilvl w:val="0"/>
-          <w:numId w:val="26"/>
-        </w:numPr>
-        <w:ind w:left="0" w:leftChars="0" w:firstLine="0" w:firstLineChars="0"/>
-        <w:rPr>
-          <w:rFonts w:hint="default"/>
-          <w:b w:val="0"/>
-          <w:bCs w:val="0"/>
-          <w:lang w:val="en-US"/>
-        </w:rPr>
-      </w:pPr>
-      <w:r>
-        <w:rPr>
-          <w:rFonts w:hint="default"/>
-          <w:b w:val="0"/>
-          <w:bCs w:val="0"/>
-          <w:lang w:val="en-US"/>
-        </w:rPr>
-        <w:t>Explain SPI communication.</w:t>
-      </w:r>
-    </w:p>
-    <w:p>
-      <w:pPr>
-        <w:numPr>
-          <w:ilvl w:val="0"/>
-          <w:numId w:val="26"/>
-        </w:numPr>
-        <w:ind w:left="0" w:leftChars="0" w:firstLine="0" w:firstLineChars="0"/>
-        <w:rPr>
-          <w:rFonts w:hint="default"/>
-          <w:b w:val="0"/>
-          <w:bCs w:val="0"/>
-          <w:lang w:val="en-US"/>
-        </w:rPr>
-      </w:pPr>
-      <w:r>
-        <w:rPr>
-          <w:rFonts w:hint="default"/>
-          <w:b w:val="0"/>
-          <w:bCs w:val="0"/>
-          <w:lang w:val="en-US"/>
-        </w:rPr>
-        <w:t xml:space="preserve">What is bit banging in SPI. </w:t>
+        <w:t>(Not answered)</w:t>
+      </w:r>
+    </w:p>
+    <w:p>
+      <w:pPr>
+        <w:numPr>
+          <w:ilvl w:val="0"/>
+          <w:numId w:val="28"/>
+        </w:numPr>
+        <w:ind w:leftChars="0"/>
+        <w:rPr>
+          <w:rFonts w:hint="default"/>
+          <w:b w:val="0"/>
+          <w:bCs w:val="0"/>
+          <w:lang w:val="en-US"/>
+        </w:rPr>
+      </w:pPr>
+      <w:r>
+        <w:rPr>
+          <w:rFonts w:hint="default"/>
+          <w:b w:val="0"/>
+          <w:bCs w:val="0"/>
+          <w:lang w:val="en-US"/>
+        </w:rPr>
+        <w:t xml:space="preserve">Are you used any OS in your project like RTOS. </w:t>
       </w:r>
       <w:r>
         <w:rPr>
@@ -11065,55 +12433,7 @@
       <w:pPr>
         <w:numPr>
           <w:ilvl w:val="0"/>
-          <w:numId w:val="26"/>
-        </w:numPr>
-        <w:ind w:left="0" w:leftChars="0" w:firstLine="0" w:firstLineChars="0"/>
-        <w:rPr>
-          <w:rFonts w:hint="default"/>
-          <w:b w:val="0"/>
-          <w:bCs w:val="0"/>
-          <w:lang w:val="en-US"/>
-        </w:rPr>
-      </w:pPr>
-      <w:r>
-        <w:rPr>
-          <w:rFonts w:hint="default"/>
-          <w:b w:val="0"/>
-          <w:bCs w:val="0"/>
-          <w:lang w:val="en-US"/>
-        </w:rPr>
-        <w:t>What is clock straching in I2C.</w:t>
-      </w:r>
-    </w:p>
-    <w:p>
-      <w:pPr>
-        <w:numPr>
-          <w:ilvl w:val="0"/>
-          <w:numId w:val="26"/>
-        </w:numPr>
-        <w:ind w:left="0" w:leftChars="0" w:firstLine="0" w:firstLineChars="0"/>
-        <w:rPr>
-          <w:rFonts w:hint="default"/>
-          <w:b w:val="0"/>
-          <w:bCs w:val="0"/>
-          <w:lang w:val="en-US"/>
-        </w:rPr>
-      </w:pPr>
-      <w:r>
-        <w:rPr>
-          <w:rFonts w:hint="default"/>
-          <w:b w:val="0"/>
-          <w:bCs w:val="0"/>
-          <w:lang w:val="en-US"/>
-        </w:rPr>
-        <w:t>What is the stack and heap.</w:t>
-      </w:r>
-    </w:p>
-    <w:p>
-      <w:pPr>
-        <w:numPr>
-          <w:ilvl w:val="0"/>
-          <w:numId w:val="26"/>
+          <w:numId w:val="28"/>
         </w:numPr>
         <w:ind w:leftChars="0"/>
         <w:rPr>
@@ -11130,1030 +12450,7 @@
           <w:bCs w:val="0"/>
           <w:lang w:val="en-US"/>
         </w:rPr>
-        <w:t>Wap to reverse a given string based on the words</w:t>
-      </w:r>
-    </w:p>
-    <w:p>
-      <w:pPr>
-        <w:numPr>
-          <w:ilvl w:val="0"/>
-          <w:numId w:val="0"/>
-        </w:numPr>
-        <w:ind w:leftChars="0"/>
-        <w:rPr>
-          <w:rFonts w:hint="default"/>
-          <w:b w:val="0"/>
-          <w:bCs w:val="0"/>
-          <w:lang w:val="en-US"/>
-        </w:rPr>
-      </w:pPr>
-      <w:r>
-        <w:rPr>
-          <w:rFonts w:hint="default"/>
-          <w:b w:val="0"/>
-          <w:bCs w:val="0"/>
-          <w:lang w:val="en-US"/>
-        </w:rPr>
-        <w:t>Input:- "Hareesh Sureddy is a Firmware Engineer";</w:t>
-      </w:r>
-    </w:p>
-    <w:p>
-      <w:pPr>
-        <w:numPr>
-          <w:ilvl w:val="0"/>
-          <w:numId w:val="0"/>
-        </w:numPr>
-        <w:ind w:leftChars="0"/>
-        <w:rPr>
-          <w:rFonts w:hint="default"/>
-          <w:b w:val="0"/>
-          <w:bCs w:val="0"/>
-          <w:lang w:val="en-US"/>
-        </w:rPr>
-      </w:pPr>
-      <w:r>
-        <w:rPr>
-          <w:rFonts w:hint="default"/>
-          <w:b w:val="0"/>
-          <w:bCs w:val="0"/>
-          <w:lang w:val="en-US"/>
-        </w:rPr>
-        <w:t>Output:- "Engineer Firmware a is Sureddy Hareesh";</w:t>
-      </w:r>
-    </w:p>
-    <w:p>
-      <w:pPr>
-        <w:numPr>
-          <w:ilvl w:val="0"/>
-          <w:numId w:val="0"/>
-        </w:numPr>
-        <w:ind w:leftChars="0"/>
-        <w:rPr>
-          <w:rFonts w:hint="default"/>
-          <w:b w:val="0"/>
-          <w:bCs w:val="0"/>
-          <w:highlight w:val="none"/>
-          <w:lang w:val="en-US"/>
-        </w:rPr>
-      </w:pPr>
-      <w:r>
-        <w:rPr>
-          <w:rFonts w:hint="default"/>
-          <w:b/>
-          <w:bCs/>
-          <w:highlight w:val="yellow"/>
-          <w:lang w:val="en-US"/>
-        </w:rPr>
-        <w:t xml:space="preserve">(Dynimic string reading not writen) </w:t>
-      </w:r>
-      <w:r>
-        <w:rPr>
-          <w:rFonts w:hint="default"/>
-          <w:b/>
-          <w:bCs/>
-          <w:highlight w:val="none"/>
-          <w:lang w:val="en-US"/>
-        </w:rPr>
-        <w:t xml:space="preserve"> fgets(“%s”,&amp;str,stdint);</w:t>
-      </w:r>
-    </w:p>
-    <w:p>
-      <w:pPr>
-        <w:numPr>
-          <w:ilvl w:val="0"/>
-          <w:numId w:val="26"/>
-        </w:numPr>
-        <w:ind w:left="0" w:leftChars="0" w:firstLine="0" w:firstLineChars="0"/>
-        <w:rPr>
-          <w:rFonts w:hint="default"/>
-          <w:b w:val="0"/>
-          <w:bCs w:val="0"/>
-          <w:lang w:val="en-US"/>
-        </w:rPr>
-      </w:pPr>
-      <w:r>
-        <w:rPr>
-          <w:rFonts w:hint="default"/>
-          <w:b w:val="0"/>
-          <w:bCs w:val="0"/>
-          <w:lang w:val="en-US"/>
-        </w:rPr>
-        <w:t>Wap to Reverse a bits in a given uint8_t bit value.</w:t>
-      </w:r>
-    </w:p>
-    <w:p>
-      <w:pPr>
-        <w:numPr>
-          <w:ilvl w:val="0"/>
-          <w:numId w:val="0"/>
-        </w:numPr>
-        <w:ind w:leftChars="0"/>
-        <w:rPr>
-          <w:rFonts w:hint="default"/>
-          <w:b w:val="0"/>
-          <w:bCs w:val="0"/>
-          <w:lang w:val="en-US"/>
-        </w:rPr>
-      </w:pPr>
-      <w:r>
-        <w:rPr>
-          <w:rFonts w:hint="default"/>
-          <w:b w:val="0"/>
-          <w:bCs w:val="0"/>
-          <w:lang w:val="en-US"/>
-        </w:rPr>
-        <w:t>i/p: 10101100=172</w:t>
-      </w:r>
-    </w:p>
-    <w:p>
-      <w:pPr>
-        <w:numPr>
-          <w:ilvl w:val="0"/>
-          <w:numId w:val="0"/>
-        </w:numPr>
-        <w:ind w:leftChars="0"/>
-        <w:rPr>
-          <w:rFonts w:hint="default"/>
-          <w:b w:val="0"/>
-          <w:bCs w:val="0"/>
-          <w:lang w:val="en-US"/>
-        </w:rPr>
-      </w:pPr>
-      <w:r>
-        <w:rPr>
-          <w:rFonts w:hint="default"/>
-          <w:b w:val="0"/>
-          <w:bCs w:val="0"/>
-          <w:lang w:val="en-US"/>
-        </w:rPr>
-        <w:t>o/p: 00110101=53</w:t>
-      </w:r>
-    </w:p>
-    <w:p>
-      <w:pPr>
-        <w:numPr>
-          <w:ilvl w:val="0"/>
-          <w:numId w:val="26"/>
-        </w:numPr>
-        <w:ind w:left="0" w:leftChars="0" w:firstLine="0" w:firstLineChars="0"/>
-        <w:rPr>
-          <w:rFonts w:hint="default"/>
-          <w:b w:val="0"/>
-          <w:bCs w:val="0"/>
-          <w:lang w:val="en-US"/>
-        </w:rPr>
-      </w:pPr>
-      <w:r>
-        <w:rPr>
-          <w:rFonts w:hint="default"/>
-          <w:b w:val="0"/>
-          <w:bCs w:val="0"/>
-          <w:lang w:val="en-US"/>
-        </w:rPr>
-        <w:t>Print the nth node from the last</w:t>
-      </w:r>
-    </w:p>
-    <w:p>
-      <w:pPr>
-        <w:numPr>
-          <w:ilvl w:val="0"/>
-          <w:numId w:val="0"/>
-        </w:numPr>
-        <w:ind w:leftChars="0"/>
-        <w:rPr>
-          <w:rFonts w:hint="default"/>
-          <w:b w:val="0"/>
-          <w:bCs w:val="0"/>
-          <w:lang w:val="en-US"/>
-        </w:rPr>
-      </w:pPr>
-      <w:r>
-        <w:rPr>
-          <w:rFonts w:hint="default"/>
-          <w:b w:val="0"/>
-          <w:bCs w:val="0"/>
-          <w:lang w:val="en-US"/>
-        </w:rPr>
-        <w:t>Input :- Linked list :- 1-&gt;2-&gt;3-&gt;4-&gt;5-&gt;41-&gt;5-&gt;67-&gt;485-&gt;10 x, n=3</w:t>
-      </w:r>
-    </w:p>
-    <w:p>
-      <w:pPr>
-        <w:numPr>
-          <w:ilvl w:val="0"/>
-          <w:numId w:val="0"/>
-        </w:numPr>
-        <w:ind w:leftChars="0"/>
-        <w:rPr>
-          <w:rFonts w:hint="default"/>
-          <w:b w:val="0"/>
-          <w:bCs w:val="0"/>
-          <w:lang w:val="en-US"/>
-        </w:rPr>
-      </w:pPr>
-      <w:r>
-        <w:rPr>
-          <w:rFonts w:hint="default"/>
-          <w:b w:val="0"/>
-          <w:bCs w:val="0"/>
-          <w:lang w:val="en-US"/>
-        </w:rPr>
-        <w:t>Output :- 67</w:t>
-      </w:r>
-    </w:p>
-    <w:p>
-      <w:pPr>
-        <w:numPr>
-          <w:ilvl w:val="0"/>
-          <w:numId w:val="0"/>
-        </w:numPr>
-        <w:ind w:leftChars="0"/>
-        <w:rPr>
-          <w:rFonts w:hint="default"/>
-          <w:b w:val="0"/>
-          <w:bCs w:val="0"/>
-          <w:lang w:val="en-US"/>
-        </w:rPr>
-      </w:pPr>
-    </w:p>
-    <w:p>
-      <w:pPr>
-        <w:numPr>
-          <w:ilvl w:val="0"/>
-          <w:numId w:val="1"/>
-        </w:numPr>
-        <w:ind w:left="0" w:leftChars="0" w:firstLine="0" w:firstLineChars="0"/>
-        <w:rPr>
-          <w:rFonts w:hint="default"/>
-          <w:b/>
-          <w:bCs/>
-          <w:lang w:val="en-US"/>
-        </w:rPr>
-      </w:pPr>
-      <w:r>
-        <w:rPr>
-          <w:rFonts w:hint="default"/>
-          <w:b/>
-          <w:bCs/>
-          <w:lang w:val="en-US"/>
-        </w:rPr>
-        <w:t>Bit-silica TR-2 (24</w:t>
-      </w:r>
-      <w:r>
-        <w:rPr>
-          <w:rFonts w:hint="default"/>
-          <w:b/>
-          <w:bCs/>
-          <w:vertAlign w:val="superscript"/>
-          <w:lang w:val="en-US"/>
-        </w:rPr>
-        <w:t>th</w:t>
-      </w:r>
-      <w:r>
-        <w:rPr>
-          <w:rFonts w:hint="default"/>
-          <w:b/>
-          <w:bCs/>
-          <w:lang w:val="en-US"/>
-        </w:rPr>
-        <w:t xml:space="preserve"> July 2025 15:00 to 16:00) </w:t>
-      </w:r>
-      <w:r>
-        <w:rPr>
-          <w:rFonts w:hint="default"/>
-          <w:b/>
-          <w:bCs/>
-          <w:color w:val="FF0000"/>
-          <w:lang w:val="en-US"/>
-        </w:rPr>
-        <w:t>(Rejected-9)</w:t>
-      </w:r>
-    </w:p>
-    <w:p>
-      <w:pPr>
-        <w:numPr>
-          <w:ilvl w:val="0"/>
-          <w:numId w:val="0"/>
-        </w:numPr>
-        <w:ind w:leftChars="0"/>
-        <w:rPr>
-          <w:rFonts w:hint="default"/>
-          <w:b/>
-          <w:bCs/>
-          <w:highlight w:val="yellow"/>
-          <w:lang w:val="en-US"/>
-        </w:rPr>
-      </w:pPr>
-      <w:r>
-        <w:rPr>
-          <w:rFonts w:hint="default"/>
-          <w:b/>
-          <w:bCs/>
-          <w:highlight w:val="yellow"/>
-          <w:lang w:val="en-US"/>
-        </w:rPr>
-        <w:t>(Joined the interview 20 minutes late due to sleep and Headset setup takes more time)</w:t>
-      </w:r>
-    </w:p>
-    <w:p>
-      <w:pPr>
-        <w:numPr>
-          <w:ilvl w:val="0"/>
-          <w:numId w:val="27"/>
-        </w:numPr>
-        <w:ind w:leftChars="0"/>
-        <w:rPr>
-          <w:rFonts w:hint="default"/>
-          <w:b w:val="0"/>
-          <w:bCs w:val="0"/>
-          <w:lang w:val="en-US"/>
-        </w:rPr>
-      </w:pPr>
-      <w:r>
-        <w:rPr>
-          <w:rFonts w:hint="default"/>
-          <w:b w:val="0"/>
-          <w:bCs w:val="0"/>
-          <w:lang w:val="en-US"/>
-        </w:rPr>
-        <w:t>Tell me about your self.</w:t>
-      </w:r>
-    </w:p>
-    <w:p>
-      <w:pPr>
-        <w:numPr>
-          <w:ilvl w:val="0"/>
-          <w:numId w:val="27"/>
-        </w:numPr>
-        <w:ind w:leftChars="0"/>
-        <w:rPr>
-          <w:rFonts w:hint="default"/>
-          <w:b w:val="0"/>
-          <w:bCs w:val="0"/>
-          <w:lang w:val="en-US"/>
-        </w:rPr>
-      </w:pPr>
-      <w:r>
-        <w:rPr>
-          <w:rFonts w:hint="default"/>
-          <w:b w:val="0"/>
-          <w:bCs w:val="0"/>
-          <w:lang w:val="en-US"/>
-        </w:rPr>
-        <w:t>Explain your project.</w:t>
-      </w:r>
-    </w:p>
-    <w:p>
-      <w:pPr>
-        <w:numPr>
-          <w:ilvl w:val="0"/>
-          <w:numId w:val="27"/>
-        </w:numPr>
-        <w:ind w:leftChars="0"/>
-        <w:rPr>
-          <w:rFonts w:hint="default"/>
-          <w:b w:val="0"/>
-          <w:bCs w:val="0"/>
-          <w:lang w:val="en-US"/>
-        </w:rPr>
-      </w:pPr>
-      <w:r>
-        <w:rPr>
-          <w:rFonts w:hint="default"/>
-          <w:b w:val="0"/>
-          <w:bCs w:val="0"/>
-          <w:lang w:val="en-US"/>
-        </w:rPr>
-        <w:t>Why your shifting the JOB.</w:t>
-      </w:r>
-    </w:p>
-    <w:p>
-      <w:pPr>
-        <w:numPr>
-          <w:ilvl w:val="0"/>
-          <w:numId w:val="27"/>
-        </w:numPr>
-        <w:ind w:leftChars="0"/>
-        <w:rPr>
-          <w:rFonts w:hint="default"/>
-          <w:b w:val="0"/>
-          <w:bCs w:val="0"/>
-          <w:lang w:val="en-US"/>
-        </w:rPr>
-      </w:pPr>
-      <w:r>
-        <w:rPr>
-          <w:rFonts w:hint="default"/>
-          <w:b w:val="0"/>
-          <w:bCs w:val="0"/>
-          <w:lang w:val="en-US"/>
-        </w:rPr>
-        <w:t xml:space="preserve">Priority </w:t>
-      </w:r>
-    </w:p>
-    <w:p>
-      <w:pPr>
-        <w:numPr>
-          <w:ilvl w:val="0"/>
-          <w:numId w:val="27"/>
-        </w:numPr>
-        <w:ind w:leftChars="0"/>
-        <w:rPr>
-          <w:rFonts w:hint="default"/>
-          <w:b w:val="0"/>
-          <w:bCs w:val="0"/>
-          <w:lang w:val="en-US"/>
-        </w:rPr>
-      </w:pPr>
-      <w:r>
-        <w:rPr>
-          <w:rFonts w:hint="default"/>
-          <w:b w:val="0"/>
-          <w:bCs w:val="0"/>
-          <w:lang w:val="en-US"/>
-        </w:rPr>
-        <w:t>What is interrupt and how exactly interrupt works and what happens during the interrupt.</w:t>
-      </w:r>
-    </w:p>
-    <w:p>
-      <w:pPr>
-        <w:numPr>
-          <w:ilvl w:val="0"/>
-          <w:numId w:val="27"/>
-        </w:numPr>
-        <w:ind w:leftChars="0"/>
-        <w:rPr>
-          <w:rFonts w:hint="default"/>
-          <w:b w:val="0"/>
-          <w:bCs w:val="0"/>
-          <w:lang w:val="en-US"/>
-        </w:rPr>
-      </w:pPr>
-      <w:r>
-        <w:rPr>
-          <w:rFonts w:hint="default"/>
-          <w:b w:val="0"/>
-          <w:bCs w:val="0"/>
-          <w:lang w:val="en-US"/>
-        </w:rPr>
-        <w:t>What are the registers involved in the interrupt pending.</w:t>
-      </w:r>
-    </w:p>
-    <w:p>
-      <w:pPr>
-        <w:numPr>
-          <w:ilvl w:val="0"/>
-          <w:numId w:val="27"/>
-        </w:numPr>
-        <w:ind w:leftChars="0"/>
-        <w:rPr>
-          <w:rFonts w:hint="default"/>
-          <w:b w:val="0"/>
-          <w:bCs w:val="0"/>
-          <w:lang w:val="en-US"/>
-        </w:rPr>
-      </w:pPr>
-      <w:r>
-        <w:rPr>
-          <w:rFonts w:hint="default"/>
-          <w:b w:val="0"/>
-          <w:bCs w:val="0"/>
-          <w:lang w:val="en-US"/>
-        </w:rPr>
-        <w:t>What happens if high priority interrupt occur during low priority interrupt serving.</w:t>
-      </w:r>
-    </w:p>
-    <w:p>
-      <w:pPr>
-        <w:numPr>
-          <w:ilvl w:val="0"/>
-          <w:numId w:val="27"/>
-        </w:numPr>
-        <w:ind w:leftChars="0"/>
-        <w:rPr>
-          <w:rFonts w:hint="default"/>
-          <w:b w:val="0"/>
-          <w:bCs w:val="0"/>
-          <w:lang w:val="en-US"/>
-        </w:rPr>
-      </w:pPr>
-      <w:r>
-        <w:rPr>
-          <w:rFonts w:hint="default"/>
-          <w:b w:val="0"/>
-          <w:bCs w:val="0"/>
-          <w:lang w:val="en-US"/>
-        </w:rPr>
-        <w:t>What happens if low priority interrupt occur during high priority interrupt serving. What happens exactly and where it is pending and who is going to manage it.</w:t>
-      </w:r>
-    </w:p>
-    <w:p>
-      <w:pPr>
-        <w:numPr>
-          <w:ilvl w:val="0"/>
-          <w:numId w:val="27"/>
-        </w:numPr>
-        <w:ind w:leftChars="0"/>
-        <w:rPr>
-          <w:rFonts w:hint="default"/>
-          <w:b w:val="0"/>
-          <w:bCs w:val="0"/>
-          <w:lang w:val="en-US"/>
-        </w:rPr>
-      </w:pPr>
-      <w:r>
-        <w:rPr>
-          <w:rFonts w:hint="default"/>
-          <w:b w:val="0"/>
-          <w:bCs w:val="0"/>
-          <w:lang w:val="en-US"/>
-        </w:rPr>
-        <w:t>Explain the booting process.</w:t>
-      </w:r>
-    </w:p>
-    <w:p>
-      <w:pPr>
-        <w:numPr>
-          <w:ilvl w:val="0"/>
-          <w:numId w:val="27"/>
-        </w:numPr>
-        <w:ind w:leftChars="0"/>
-        <w:rPr>
-          <w:rFonts w:hint="default"/>
-          <w:b w:val="0"/>
-          <w:bCs w:val="0"/>
-          <w:lang w:val="en-US"/>
-        </w:rPr>
-      </w:pPr>
-      <w:r>
-        <w:rPr>
-          <w:rFonts w:hint="default"/>
-          <w:b w:val="0"/>
-          <w:bCs w:val="0"/>
-          <w:lang w:val="en-US"/>
-        </w:rPr>
-        <w:t>If your booting process having a bug, like if it is stuck some where, How do you debug the issue.</w:t>
-      </w:r>
-    </w:p>
-    <w:p>
-      <w:pPr>
-        <w:numPr>
-          <w:ilvl w:val="0"/>
-          <w:numId w:val="27"/>
-        </w:numPr>
-        <w:ind w:leftChars="0"/>
-        <w:rPr>
-          <w:rFonts w:hint="default"/>
-          <w:b w:val="0"/>
-          <w:bCs w:val="0"/>
-          <w:lang w:val="en-US"/>
-        </w:rPr>
-      </w:pPr>
-      <w:r>
-        <w:rPr>
-          <w:rFonts w:hint="default"/>
-          <w:b w:val="0"/>
-          <w:bCs w:val="0"/>
-          <w:lang w:val="en-US"/>
-        </w:rPr>
-        <w:t>Impalement circular buffer for writing and reading the data.</w:t>
-      </w:r>
-    </w:p>
-    <w:p>
-      <w:pPr>
-        <w:numPr>
-          <w:ilvl w:val="0"/>
-          <w:numId w:val="27"/>
-        </w:numPr>
-        <w:ind w:leftChars="0"/>
-        <w:rPr>
-          <w:rFonts w:hint="default"/>
-          <w:b w:val="0"/>
-          <w:bCs w:val="0"/>
-          <w:lang w:val="en-US"/>
-        </w:rPr>
-      </w:pPr>
-      <w:r>
-        <w:rPr>
-          <w:rFonts w:hint="default"/>
-          <w:b w:val="0"/>
-          <w:bCs w:val="0"/>
-          <w:lang w:val="en-US"/>
-        </w:rPr>
-        <w:t xml:space="preserve">Impalement circular buffer for writing and reading the data buffer size is not a 2 power. </w:t>
-      </w:r>
-      <w:r>
-        <w:rPr>
-          <w:rFonts w:hint="default"/>
-          <w:b/>
-          <w:bCs/>
-          <w:highlight w:val="yellow"/>
-          <w:lang w:val="en-US"/>
-        </w:rPr>
-        <w:t>(Not answered)</w:t>
-      </w:r>
-    </w:p>
-    <w:p>
-      <w:pPr>
-        <w:numPr>
-          <w:ilvl w:val="0"/>
-          <w:numId w:val="0"/>
-        </w:numPr>
-        <w:rPr>
-          <w:rFonts w:hint="default"/>
-          <w:b w:val="0"/>
-          <w:bCs w:val="0"/>
-          <w:lang w:val="en-US"/>
-        </w:rPr>
-      </w:pPr>
-    </w:p>
-    <w:p>
-      <w:pPr>
-        <w:numPr>
-          <w:ilvl w:val="0"/>
-          <w:numId w:val="1"/>
-        </w:numPr>
-        <w:ind w:left="0" w:leftChars="0" w:firstLine="0" w:firstLineChars="0"/>
-        <w:rPr>
-          <w:rFonts w:hint="default"/>
-          <w:b/>
-          <w:bCs/>
-          <w:lang w:val="en-US"/>
-        </w:rPr>
-      </w:pPr>
-      <w:r>
-        <w:rPr>
-          <w:rFonts w:hint="default"/>
-          <w:b/>
-          <w:bCs/>
-          <w:lang w:val="en-US"/>
-        </w:rPr>
-        <w:t>GE Vernova TR-1 (24</w:t>
-      </w:r>
-      <w:r>
-        <w:rPr>
-          <w:rFonts w:hint="default"/>
-          <w:b/>
-          <w:bCs/>
-          <w:vertAlign w:val="superscript"/>
-          <w:lang w:val="en-US"/>
-        </w:rPr>
-        <w:t>th</w:t>
-      </w:r>
-      <w:r>
-        <w:rPr>
-          <w:rFonts w:hint="default"/>
-          <w:b/>
-          <w:bCs/>
-          <w:lang w:val="en-US"/>
-        </w:rPr>
-        <w:t xml:space="preserve"> July 2025 16:00 to 17:00) </w:t>
-      </w:r>
-      <w:r>
-        <w:rPr>
-          <w:rFonts w:hint="default"/>
-          <w:b/>
-          <w:bCs/>
-          <w:color w:val="00B050"/>
-          <w:lang w:val="en-US"/>
-        </w:rPr>
-        <w:t>(Cleared)</w:t>
-      </w:r>
-    </w:p>
-    <w:p>
-      <w:pPr>
-        <w:numPr>
-          <w:ilvl w:val="0"/>
-          <w:numId w:val="28"/>
-        </w:numPr>
-        <w:ind w:leftChars="0"/>
-        <w:rPr>
-          <w:rFonts w:hint="default"/>
-          <w:b w:val="0"/>
-          <w:bCs w:val="0"/>
-          <w:lang w:val="en-US"/>
-        </w:rPr>
-      </w:pPr>
-      <w:r>
-        <w:rPr>
-          <w:rFonts w:hint="default"/>
-          <w:b w:val="0"/>
-          <w:bCs w:val="0"/>
-          <w:lang w:val="en-US"/>
-        </w:rPr>
-        <w:t>Tell me about your self.</w:t>
-      </w:r>
-    </w:p>
-    <w:p>
-      <w:pPr>
-        <w:numPr>
-          <w:ilvl w:val="0"/>
-          <w:numId w:val="28"/>
-        </w:numPr>
-        <w:ind w:leftChars="0"/>
-        <w:rPr>
-          <w:rFonts w:hint="default"/>
-          <w:b w:val="0"/>
-          <w:bCs w:val="0"/>
-          <w:lang w:val="en-US"/>
-        </w:rPr>
-      </w:pPr>
-      <w:r>
-        <w:rPr>
-          <w:rFonts w:hint="default"/>
-          <w:b w:val="0"/>
-          <w:bCs w:val="0"/>
-          <w:lang w:val="en-US"/>
-        </w:rPr>
-        <w:t>Rate your self in C. 8/10</w:t>
-      </w:r>
-    </w:p>
-    <w:p>
-      <w:pPr>
-        <w:numPr>
-          <w:ilvl w:val="0"/>
-          <w:numId w:val="28"/>
-        </w:numPr>
-        <w:ind w:leftChars="0"/>
-        <w:rPr>
-          <w:rFonts w:hint="default"/>
-          <w:b w:val="0"/>
-          <w:bCs w:val="0"/>
-          <w:lang w:val="en-US"/>
-        </w:rPr>
-      </w:pPr>
-      <w:r>
-        <w:rPr>
-          <w:rFonts w:hint="default"/>
-          <w:b w:val="0"/>
-          <w:bCs w:val="0"/>
-          <w:lang w:val="en-US"/>
-        </w:rPr>
-        <w:t>Wap to find the given number is power of 2 or not.</w:t>
-      </w:r>
-    </w:p>
-    <w:p>
-      <w:pPr>
-        <w:numPr>
-          <w:ilvl w:val="0"/>
-          <w:numId w:val="28"/>
-        </w:numPr>
-        <w:ind w:leftChars="0"/>
-        <w:rPr>
-          <w:rFonts w:hint="default"/>
-          <w:b w:val="0"/>
-          <w:bCs w:val="0"/>
-          <w:lang w:val="en-US"/>
-        </w:rPr>
-      </w:pPr>
-      <w:r>
-        <w:rPr>
-          <w:rFonts w:hint="default"/>
-          <w:b w:val="0"/>
-          <w:bCs w:val="0"/>
-          <w:lang w:val="en-US"/>
-        </w:rPr>
-        <w:t>Set a 7 bit of a byte yousing address.</w:t>
-      </w:r>
-    </w:p>
-    <w:p>
-      <w:pPr>
-        <w:numPr>
-          <w:ilvl w:val="0"/>
-          <w:numId w:val="28"/>
-        </w:numPr>
-        <w:ind w:leftChars="0"/>
-        <w:rPr>
-          <w:rFonts w:hint="default"/>
-          <w:b w:val="0"/>
-          <w:bCs w:val="0"/>
-          <w:lang w:val="en-US"/>
-        </w:rPr>
-      </w:pPr>
-      <w:r>
-        <w:rPr>
-          <w:rFonts w:hint="default"/>
-          <w:b w:val="0"/>
-          <w:bCs w:val="0"/>
-          <w:lang w:val="en-US"/>
-        </w:rPr>
-        <w:t>Wap a linked list structure and add a node to it.</w:t>
-      </w:r>
-    </w:p>
-    <w:p>
-      <w:pPr>
-        <w:numPr>
-          <w:ilvl w:val="0"/>
-          <w:numId w:val="28"/>
-        </w:numPr>
-        <w:ind w:leftChars="0"/>
-        <w:rPr>
-          <w:rFonts w:hint="default"/>
-          <w:b w:val="0"/>
-          <w:bCs w:val="0"/>
-          <w:lang w:val="en-US"/>
-        </w:rPr>
-      </w:pPr>
-      <w:r>
-        <w:rPr>
-          <w:rFonts w:hint="default"/>
-          <w:b w:val="0"/>
-          <w:bCs w:val="0"/>
-          <w:lang w:val="en-US"/>
-        </w:rPr>
-        <w:t>What are the malloc, calloc and realloc. What are the difference between them.</w:t>
-      </w:r>
-    </w:p>
-    <w:p>
-      <w:pPr>
-        <w:numPr>
-          <w:ilvl w:val="0"/>
-          <w:numId w:val="28"/>
-        </w:numPr>
-        <w:ind w:leftChars="0"/>
-        <w:rPr>
-          <w:rFonts w:hint="default"/>
-          <w:b w:val="0"/>
-          <w:bCs w:val="0"/>
-          <w:lang w:val="en-US"/>
-        </w:rPr>
-      </w:pPr>
-      <w:r>
-        <w:rPr>
-          <w:rFonts w:hint="default"/>
-          <w:b w:val="0"/>
-          <w:bCs w:val="0"/>
-          <w:lang w:val="en-US"/>
-        </w:rPr>
-        <w:t>Write a program to get a linking errors, what are the examples of linking errors. When it will occur.</w:t>
-      </w:r>
-    </w:p>
-    <w:p>
-      <w:pPr>
-        <w:numPr>
-          <w:ilvl w:val="0"/>
-          <w:numId w:val="28"/>
-        </w:numPr>
-        <w:ind w:leftChars="0"/>
-        <w:rPr>
-          <w:rFonts w:hint="default"/>
-          <w:b w:val="0"/>
-          <w:bCs w:val="0"/>
-          <w:lang w:val="en-US"/>
-        </w:rPr>
-      </w:pPr>
-      <w:r>
-        <w:rPr>
-          <w:rFonts w:hint="default"/>
-          <w:b w:val="0"/>
-          <w:bCs w:val="0"/>
-          <w:lang w:val="en-US"/>
-        </w:rPr>
-        <w:t>What is function pointers and where you used it.</w:t>
-      </w:r>
-    </w:p>
-    <w:p>
-      <w:pPr>
-        <w:numPr>
-          <w:ilvl w:val="0"/>
-          <w:numId w:val="28"/>
-        </w:numPr>
-        <w:ind w:leftChars="0"/>
-        <w:rPr>
-          <w:rFonts w:hint="default"/>
-          <w:b w:val="0"/>
-          <w:bCs w:val="0"/>
-          <w:lang w:val="en-US"/>
-        </w:rPr>
-      </w:pPr>
-      <w:r>
-        <w:rPr>
-          <w:rFonts w:hint="default"/>
-          <w:b w:val="0"/>
-          <w:bCs w:val="0"/>
-          <w:lang w:val="en-US"/>
-        </w:rPr>
-        <w:t>What are the protocols you are  used and how do you select among them (UART, I2C and SPI)</w:t>
-      </w:r>
-    </w:p>
-    <w:p>
-      <w:pPr>
-        <w:numPr>
-          <w:ilvl w:val="0"/>
-          <w:numId w:val="28"/>
-        </w:numPr>
-        <w:ind w:leftChars="0"/>
-        <w:rPr>
-          <w:rFonts w:hint="default"/>
-          <w:b w:val="0"/>
-          <w:bCs w:val="0"/>
-          <w:lang w:val="en-US"/>
-        </w:rPr>
-      </w:pPr>
-      <w:r>
-        <w:rPr>
-          <w:rFonts w:hint="default"/>
-          <w:b w:val="0"/>
-          <w:bCs w:val="0"/>
-          <w:lang w:val="en-US"/>
-        </w:rPr>
-        <w:t>What is the I2C bus arbitration and how it works explain.</w:t>
-      </w:r>
-    </w:p>
-    <w:p>
-      <w:pPr>
-        <w:numPr>
-          <w:ilvl w:val="0"/>
-          <w:numId w:val="28"/>
-        </w:numPr>
-        <w:ind w:leftChars="0"/>
-        <w:rPr>
-          <w:rFonts w:hint="default"/>
-          <w:b w:val="0"/>
-          <w:bCs w:val="0"/>
-          <w:lang w:val="en-US"/>
-        </w:rPr>
-      </w:pPr>
-      <w:r>
-        <w:rPr>
-          <w:rFonts w:hint="default"/>
-          <w:b w:val="0"/>
-          <w:bCs w:val="0"/>
-          <w:lang w:val="en-US"/>
-        </w:rPr>
-        <w:t>RS485 is 4 wire or 2 wire what are the difference between them.</w:t>
-      </w:r>
-    </w:p>
-    <w:p>
-      <w:pPr>
-        <w:numPr>
-          <w:ilvl w:val="0"/>
-          <w:numId w:val="28"/>
-        </w:numPr>
-        <w:ind w:leftChars="0"/>
-        <w:rPr>
-          <w:rFonts w:hint="default"/>
-          <w:b w:val="0"/>
-          <w:bCs w:val="0"/>
-          <w:lang w:val="en-US"/>
-        </w:rPr>
-      </w:pPr>
-      <w:r>
-        <w:rPr>
-          <w:rFonts w:hint="default"/>
-          <w:b w:val="0"/>
-          <w:bCs w:val="0"/>
-          <w:lang w:val="en-US"/>
-        </w:rPr>
-        <w:t>Are u worked with any multi drop communication.</w:t>
-      </w:r>
-    </w:p>
-    <w:p>
-      <w:pPr>
-        <w:numPr>
-          <w:ilvl w:val="0"/>
-          <w:numId w:val="28"/>
-        </w:numPr>
-        <w:ind w:leftChars="0"/>
-        <w:rPr>
-          <w:rFonts w:hint="default"/>
-          <w:b w:val="0"/>
-          <w:bCs w:val="0"/>
-          <w:lang w:val="en-US"/>
-        </w:rPr>
-      </w:pPr>
-      <w:r>
-        <w:rPr>
-          <w:rFonts w:hint="default"/>
-          <w:b w:val="0"/>
-          <w:bCs w:val="0"/>
-          <w:lang w:val="en-US"/>
-        </w:rPr>
-        <w:t>Are you used any OS in your project like RTOS.</w:t>
-      </w:r>
-    </w:p>
-    <w:p>
-      <w:pPr>
-        <w:numPr>
-          <w:ilvl w:val="0"/>
-          <w:numId w:val="28"/>
-        </w:numPr>
-        <w:ind w:leftChars="0"/>
-        <w:rPr>
-          <w:rFonts w:hint="default"/>
-          <w:b w:val="0"/>
-          <w:bCs w:val="0"/>
-          <w:lang w:val="en-US"/>
-        </w:rPr>
-      </w:pPr>
-      <w:r>
-        <w:rPr>
-          <w:rFonts w:hint="default"/>
-          <w:b w:val="0"/>
-          <w:bCs w:val="0"/>
-          <w:lang w:val="en-US"/>
-        </w:rPr>
-        <w:t>Are you aware of socket establishment.</w:t>
+        <w:t xml:space="preserve">Are you aware of socket establishment. </w:t>
       </w:r>
     </w:p>
     <w:p>
@@ -12422,7 +12719,7 @@
                     </pic:cNvPicPr>
                   </pic:nvPicPr>
                   <pic:blipFill>
-                    <a:blip r:embed="rId25"/>
+                    <a:blip r:embed="rId27"/>
                     <a:stretch>
                       <a:fillRect/>
                     </a:stretch>
@@ -12963,7 +13260,7 @@
                     </pic:cNvPicPr>
                   </pic:nvPicPr>
                   <pic:blipFill>
-                    <a:blip r:embed="rId26"/>
+                    <a:blip r:embed="rId28"/>
                     <a:stretch>
                       <a:fillRect/>
                     </a:stretch>
@@ -13780,7 +14077,7 @@
                     </pic:cNvPicPr>
                   </pic:nvPicPr>
                   <pic:blipFill>
-                    <a:blip r:embed="rId27"/>
+                    <a:blip r:embed="rId29"/>
                     <a:stretch>
                       <a:fillRect/>
                     </a:stretch>
@@ -14110,6 +14407,7 @@
     <w:p>
       <w:pPr>
         <w:numPr>
+          <w:ilvl w:val="0"/>
           <w:numId w:val="0"/>
         </w:numPr>
       </w:pPr>
@@ -14132,7 +14430,7 @@
                     </pic:cNvPicPr>
                   </pic:nvPicPr>
                   <pic:blipFill>
-                    <a:blip r:embed="rId28"/>
+                    <a:blip r:embed="rId30"/>
                     <a:srcRect b="28761"/>
                     <a:stretch>
                       <a:fillRect/>
@@ -14161,6 +14459,7 @@
     <w:p>
       <w:pPr>
         <w:numPr>
+          <w:ilvl w:val="0"/>
           <w:numId w:val="0"/>
         </w:numPr>
         <w:rPr>
@@ -14190,16 +14489,7 @@
           <w:bCs/>
           <w:lang w:val="en-US"/>
         </w:rPr>
-        <w:t xml:space="preserve">AMD (client Mirafra Hyderabad) </w:t>
-      </w:r>
-      <w:r>
-        <w:rPr>
-          <w:rFonts w:hint="default"/>
-          <w:b/>
-          <w:bCs/>
-          <w:lang w:val="en-US"/>
-        </w:rPr>
-        <w:t>(11</w:t>
+        <w:t>LTTS (13</w:t>
       </w:r>
       <w:r>
         <w:rPr>
@@ -14218,66 +14508,987 @@
           <w:bCs/>
           <w:lang w:val="en-US"/>
         </w:rPr>
-        <w:t xml:space="preserve"> Augest 2025 )</w:t>
-      </w:r>
-    </w:p>
-    <w:p>
-      <w:pPr>
-        <w:numPr>
-          <w:ilvl w:val="0"/>
-          <w:numId w:val="0"/>
-        </w:numPr>
-        <w:rPr>
-          <w:rFonts w:hint="default"/>
-          <w:b/>
-          <w:bCs/>
-          <w:lang w:val="en-US"/>
-        </w:rPr>
-      </w:pPr>
-    </w:p>
-    <w:p>
-      <w:pPr>
-        <w:numPr>
-          <w:ilvl w:val="0"/>
-          <w:numId w:val="0"/>
-        </w:numPr>
-        <w:rPr>
-          <w:rFonts w:hint="default"/>
-          <w:b w:val="0"/>
-          <w:bCs w:val="0"/>
-          <w:color w:val="auto"/>
-          <w:u w:val="none"/>
-          <w:lang w:val="en-US" w:eastAsia="zh-CN"/>
-        </w:rPr>
-      </w:pPr>
-    </w:p>
-    <w:p>
-      <w:pPr>
-        <w:pStyle w:val="7"/>
-        <w:keepNext w:val="0"/>
-        <w:keepLines w:val="0"/>
-        <w:widowControl/>
-        <w:suppressLineNumbers w:val="0"/>
-        <w:bidi w:val="0"/>
-        <w:spacing w:before="0" w:beforeAutospacing="0" w:after="0" w:afterAutospacing="0" w:line="17" w:lineRule="atLeast"/>
-        <w:rPr>
-          <w:rFonts w:hint="default" w:ascii="Arial" w:hAnsi="Arial" w:cs="Arial" w:eastAsiaTheme="minorEastAsia"/>
-          <w:i w:val="0"/>
-          <w:iCs w:val="0"/>
-          <w:color w:val="000000"/>
-          <w:kern w:val="0"/>
-          <w:sz w:val="22"/>
-          <w:szCs w:val="22"/>
+        <w:t xml:space="preserve"> August 2025 15:00 15:10) </w:t>
+      </w:r>
+      <w:r>
+        <w:rPr>
+          <w:rFonts w:hint="default"/>
+          <w:b/>
+          <w:bCs/>
+          <w:color w:val="FF0000"/>
+          <w:lang w:val="en-US"/>
+        </w:rPr>
+        <w:t>(Rejected-13)</w:t>
+      </w:r>
+    </w:p>
+    <w:p>
+      <w:pPr>
+        <w:numPr>
+          <w:ilvl w:val="0"/>
+          <w:numId w:val="32"/>
+        </w:numPr>
+        <w:ind w:leftChars="0"/>
+        <w:rPr>
+          <w:rFonts w:hint="default"/>
+          <w:b w:val="0"/>
+          <w:bCs w:val="0"/>
+          <w:lang w:val="en-US"/>
+        </w:rPr>
+      </w:pPr>
+      <w:r>
+        <w:rPr>
+          <w:rFonts w:hint="default"/>
+          <w:b w:val="0"/>
+          <w:bCs w:val="0"/>
+          <w:lang w:val="en-US"/>
+        </w:rPr>
+        <w:t>Are you aware about this position JD, please tell what are the key silks required.</w:t>
+      </w:r>
+    </w:p>
+    <w:p>
+      <w:pPr>
+        <w:numPr>
+          <w:ilvl w:val="0"/>
+          <w:numId w:val="32"/>
+        </w:numPr>
+        <w:ind w:leftChars="0"/>
+        <w:rPr>
+          <w:rFonts w:hint="default"/>
+          <w:b w:val="0"/>
+          <w:bCs w:val="0"/>
+          <w:lang w:val="en-US"/>
+        </w:rPr>
+      </w:pPr>
+      <w:r>
+        <w:rPr>
+          <w:rFonts w:hint="default"/>
+          <w:b w:val="0"/>
+          <w:bCs w:val="0"/>
+          <w:lang w:val="en-US"/>
+        </w:rPr>
+        <w:t>Required skills are C++, RTOS and Linux.</w:t>
+      </w:r>
+    </w:p>
+    <w:p>
+      <w:pPr>
+        <w:numPr>
+          <w:ilvl w:val="0"/>
+          <w:numId w:val="32"/>
+        </w:numPr>
+        <w:ind w:leftChars="0"/>
+        <w:rPr>
+          <w:rFonts w:hint="default"/>
+          <w:b w:val="0"/>
+          <w:bCs w:val="0"/>
+          <w:lang w:val="en-US"/>
+        </w:rPr>
+      </w:pPr>
+      <w:r>
+        <w:rPr>
+          <w:rFonts w:hint="default"/>
+          <w:b w:val="0"/>
+          <w:bCs w:val="0"/>
+          <w:lang w:val="en-US"/>
+        </w:rPr>
+        <w:t>Required skills are the scripting languages like java and python.</w:t>
+      </w:r>
+    </w:p>
+    <w:p>
+      <w:pPr>
+        <w:numPr>
+          <w:ilvl w:val="0"/>
+          <w:numId w:val="32"/>
+        </w:numPr>
+        <w:ind w:leftChars="0"/>
+        <w:rPr>
+          <w:rFonts w:hint="default"/>
+          <w:b w:val="0"/>
+          <w:bCs w:val="0"/>
+          <w:lang w:val="en-US"/>
+        </w:rPr>
+      </w:pPr>
+      <w:r>
+        <w:rPr>
+          <w:rFonts w:hint="default"/>
+          <w:b w:val="0"/>
+          <w:bCs w:val="0"/>
+          <w:lang w:val="en-US"/>
+        </w:rPr>
+        <w:t>Explain function over loading.</w:t>
+      </w:r>
+    </w:p>
+    <w:p>
+      <w:pPr>
+        <w:numPr>
+          <w:ilvl w:val="0"/>
+          <w:numId w:val="32"/>
+        </w:numPr>
+        <w:ind w:leftChars="0"/>
+        <w:rPr>
+          <w:rFonts w:hint="default"/>
+          <w:b w:val="0"/>
+          <w:bCs w:val="0"/>
+          <w:lang w:val="en-US"/>
+        </w:rPr>
+      </w:pPr>
+      <w:r>
+        <w:rPr>
+          <w:rFonts w:hint="default"/>
+          <w:b w:val="0"/>
+          <w:bCs w:val="0"/>
+          <w:lang w:val="en-US"/>
+        </w:rPr>
+        <w:t>How do you define structure bit fields.</w:t>
+      </w:r>
+    </w:p>
+    <w:p>
+      <w:pPr>
+        <w:numPr>
+          <w:ilvl w:val="0"/>
+          <w:numId w:val="0"/>
+        </w:numPr>
+        <w:rPr>
+          <w:rFonts w:hint="default"/>
+          <w:b w:val="0"/>
+          <w:bCs w:val="0"/>
+          <w:lang w:val="en-US"/>
+        </w:rPr>
+      </w:pPr>
+      <w:r>
+        <w:rPr>
+          <w:rFonts w:hint="default"/>
+          <w:b/>
+          <w:bCs/>
+          <w:lang w:val="en-US"/>
+        </w:rPr>
+        <w:t xml:space="preserve">Feedback:- </w:t>
+      </w:r>
+      <w:r>
+        <w:rPr>
+          <w:rFonts w:hint="default"/>
+          <w:b w:val="0"/>
+          <w:bCs w:val="0"/>
+          <w:lang w:val="en-US"/>
+        </w:rPr>
+        <w:t xml:space="preserve"> Sorry hareesh, this position and your skills are not matching.</w:t>
+      </w:r>
+    </w:p>
+    <w:p>
+      <w:pPr>
+        <w:numPr>
+          <w:ilvl w:val="0"/>
+          <w:numId w:val="0"/>
+        </w:numPr>
+        <w:rPr>
+          <w:rFonts w:hint="default"/>
+          <w:b/>
+          <w:bCs/>
+          <w:lang w:val="en-US"/>
+        </w:rPr>
+      </w:pPr>
+      <w:r>
+        <w:rPr>
+          <w:rFonts w:hint="default"/>
+          <w:b/>
+          <w:bCs/>
+          <w:lang w:val="en-US"/>
+        </w:rPr>
+        <w:t>Skills required are:- C++, scripting languages like java and python, RTOS and Linux.</w:t>
+      </w:r>
+    </w:p>
+    <w:p>
+      <w:pPr>
+        <w:numPr>
+          <w:ilvl w:val="0"/>
+          <w:numId w:val="0"/>
+        </w:numPr>
+        <w:rPr>
+          <w:rFonts w:hint="default"/>
+          <w:b w:val="0"/>
+          <w:bCs w:val="0"/>
+          <w:lang w:val="en-US"/>
+        </w:rPr>
+      </w:pPr>
+    </w:p>
+    <w:p>
+      <w:pPr>
+        <w:numPr>
+          <w:ilvl w:val="0"/>
+          <w:numId w:val="1"/>
+        </w:numPr>
+        <w:ind w:left="0" w:leftChars="0" w:firstLine="0" w:firstLineChars="0"/>
+      </w:pPr>
+      <w:r>
+        <w:rPr>
+          <w:rFonts w:hint="default"/>
+          <w:b/>
+          <w:bCs/>
+          <w:lang w:val="en-US"/>
+        </w:rPr>
+        <w:t>Infineon direct (14</w:t>
+      </w:r>
+      <w:r>
+        <w:rPr>
+          <w:rFonts w:hint="default"/>
+          <w:b/>
+          <w:bCs/>
+          <w:vertAlign w:val="superscript"/>
+          <w:lang w:val="en-US"/>
+        </w:rPr>
+        <w:t>th</w:t>
+      </w:r>
+      <w:r>
+        <w:rPr>
+          <w:rFonts w:hint="default"/>
+          <w:b/>
+          <w:bCs/>
+          <w:lang w:val="en-US"/>
+        </w:rPr>
+        <w:t xml:space="preserve"> August 2025 15:00 to 16:00)</w:t>
+      </w:r>
+    </w:p>
+    <w:p>
+      <w:pPr>
+        <w:numPr>
+          <w:ilvl w:val="0"/>
+          <w:numId w:val="33"/>
+        </w:numPr>
+        <w:ind w:leftChars="0"/>
+        <w:rPr>
+          <w:rFonts w:hint="default"/>
+          <w:lang w:val="en-US"/>
+        </w:rPr>
+      </w:pPr>
+      <w:r>
+        <w:rPr>
+          <w:rFonts w:hint="default"/>
+          <w:lang w:val="en-US"/>
+        </w:rPr>
+        <w:t>Intruduce your self.</w:t>
+      </w:r>
+    </w:p>
+    <w:p>
+      <w:pPr>
+        <w:numPr>
+          <w:ilvl w:val="0"/>
+          <w:numId w:val="33"/>
+        </w:numPr>
+        <w:ind w:leftChars="0"/>
+        <w:rPr>
+          <w:rFonts w:hint="default"/>
+          <w:lang w:val="en-US"/>
+        </w:rPr>
+      </w:pPr>
+      <w:r>
+        <w:rPr>
+          <w:rFonts w:hint="default"/>
+          <w:lang w:val="en-US"/>
+        </w:rPr>
+        <w:t>Expalin I2C protocol.</w:t>
+      </w:r>
+    </w:p>
+    <w:p>
+      <w:pPr>
+        <w:numPr>
+          <w:ilvl w:val="0"/>
+          <w:numId w:val="33"/>
+        </w:numPr>
+        <w:ind w:leftChars="0"/>
+        <w:rPr>
+          <w:rFonts w:hint="default"/>
+          <w:lang w:val="en-US"/>
+        </w:rPr>
+      </w:pPr>
+      <w:r>
+        <w:rPr>
+          <w:rFonts w:hint="default"/>
+          <w:lang w:val="en-US"/>
+        </w:rPr>
+        <w:t>What is the state of SDA and SCL during the start bit and stop bit.</w:t>
+      </w:r>
+    </w:p>
+    <w:p>
+      <w:pPr>
+        <w:numPr>
+          <w:ilvl w:val="0"/>
+          <w:numId w:val="33"/>
+        </w:numPr>
+        <w:ind w:leftChars="0"/>
+        <w:rPr>
+          <w:rFonts w:hint="default"/>
+          <w:lang w:val="en-US"/>
+        </w:rPr>
+      </w:pPr>
+      <w:r>
+        <w:rPr>
+          <w:rFonts w:hint="default"/>
+          <w:lang w:val="en-US"/>
+        </w:rPr>
+        <w:t>What happens if two masters trys to access the bus at the same time (with different slaves).</w:t>
+      </w:r>
+    </w:p>
+    <w:p>
+      <w:pPr>
+        <w:numPr>
+          <w:ilvl w:val="0"/>
+          <w:numId w:val="33"/>
+        </w:numPr>
+        <w:ind w:leftChars="0"/>
+        <w:rPr>
+          <w:rFonts w:hint="default"/>
+          <w:lang w:val="en-US"/>
+        </w:rPr>
+      </w:pPr>
+      <w:r>
+        <w:rPr>
+          <w:rFonts w:hint="default"/>
+          <w:lang w:val="en-US"/>
+        </w:rPr>
+        <w:t>What happens if two masters trys to access the bus at the same time (with same slaves).</w:t>
+      </w:r>
+    </w:p>
+    <w:p>
+      <w:pPr>
+        <w:numPr>
+          <w:ilvl w:val="0"/>
+          <w:numId w:val="33"/>
+        </w:numPr>
+        <w:ind w:leftChars="0"/>
+        <w:rPr>
+          <w:rFonts w:hint="default"/>
+          <w:lang w:val="en-US"/>
+        </w:rPr>
+      </w:pPr>
+      <w:r>
+        <w:rPr>
+          <w:rFonts w:hint="default"/>
+          <w:lang w:val="en-US"/>
+        </w:rPr>
+        <w:t>Is it possible to use the I2C with out pull up resistors, why it is required.</w:t>
+      </w:r>
+    </w:p>
+    <w:p>
+      <w:pPr>
+        <w:numPr>
+          <w:ilvl w:val="0"/>
+          <w:numId w:val="33"/>
+        </w:numPr>
+        <w:ind w:leftChars="0"/>
+        <w:rPr>
+          <w:rFonts w:hint="default"/>
+          <w:lang w:val="en-US"/>
+        </w:rPr>
+      </w:pPr>
+      <w:r>
+        <w:rPr>
+          <w:rFonts w:hint="default"/>
+          <w:lang w:val="en-US"/>
+        </w:rPr>
+        <w:t>If master trys to read 10bytes from the slave, how the communication flow happens and how slave knows communication completed.</w:t>
+      </w:r>
+    </w:p>
+    <w:p>
+      <w:pPr>
+        <w:numPr>
+          <w:ilvl w:val="0"/>
+          <w:numId w:val="33"/>
+        </w:numPr>
+        <w:ind w:leftChars="0"/>
+        <w:rPr>
+          <w:rFonts w:hint="default"/>
+          <w:lang w:val="en-US"/>
+        </w:rPr>
+      </w:pPr>
+      <w:r>
+        <w:rPr>
+          <w:rFonts w:hint="default"/>
+          <w:lang w:val="en-US"/>
+        </w:rPr>
+        <w:t>Why pull up resistors used in I2C, why don’t pull down resistors.</w:t>
+      </w:r>
+    </w:p>
+    <w:p>
+      <w:pPr>
+        <w:numPr>
+          <w:ilvl w:val="0"/>
+          <w:numId w:val="33"/>
+        </w:numPr>
+        <w:ind w:leftChars="0"/>
+        <w:rPr>
+          <w:rFonts w:hint="default"/>
+          <w:lang w:val="en-US"/>
+        </w:rPr>
+      </w:pPr>
+      <w:r>
+        <w:rPr>
+          <w:rFonts w:hint="default"/>
+          <w:lang w:val="en-US"/>
+        </w:rPr>
+        <w:t>How do you implemented the secondary boot loader, how do you receive the hex, is it in intel format or how exactly.</w:t>
+      </w:r>
+    </w:p>
+    <w:p>
+      <w:pPr>
+        <w:numPr>
+          <w:ilvl w:val="0"/>
+          <w:numId w:val="33"/>
+        </w:numPr>
+        <w:ind w:leftChars="0"/>
+        <w:rPr>
+          <w:rFonts w:hint="default"/>
+          <w:lang w:val="en-US"/>
+        </w:rPr>
+      </w:pPr>
+      <w:r>
+        <w:rPr>
+          <w:rFonts w:hint="default"/>
+          <w:lang w:val="en-US"/>
+        </w:rPr>
+        <w:t>How did you assign the memory location to your code.</w:t>
+      </w:r>
+    </w:p>
+    <w:p>
+      <w:pPr>
+        <w:numPr>
+          <w:ilvl w:val="0"/>
+          <w:numId w:val="33"/>
+        </w:numPr>
+        <w:ind w:leftChars="0"/>
+        <w:rPr>
+          <w:rFonts w:hint="default"/>
+          <w:lang w:val="en-US"/>
+        </w:rPr>
+      </w:pPr>
+      <w:r>
+        <w:rPr>
+          <w:rFonts w:hint="default"/>
+          <w:lang w:val="en-US"/>
+        </w:rPr>
+        <w:t>How did you send the code image to the controller, what is the communication medium.</w:t>
+      </w:r>
+    </w:p>
+    <w:p>
+      <w:pPr>
+        <w:numPr>
+          <w:ilvl w:val="0"/>
+          <w:numId w:val="33"/>
+        </w:numPr>
+        <w:ind w:leftChars="0"/>
+        <w:rPr>
+          <w:rFonts w:hint="default"/>
+          <w:lang w:val="en-US"/>
+        </w:rPr>
+      </w:pPr>
+      <w:r>
+        <w:rPr>
+          <w:rFonts w:hint="default"/>
+          <w:lang w:val="en-US"/>
+        </w:rPr>
+        <w:t>What is the protocol are u used in the FOTA.</w:t>
+      </w:r>
+    </w:p>
+    <w:p>
+      <w:pPr>
+        <w:numPr>
+          <w:ilvl w:val="0"/>
+          <w:numId w:val="33"/>
+        </w:numPr>
+        <w:ind w:leftChars="0"/>
+        <w:rPr>
+          <w:rFonts w:hint="default"/>
+          <w:lang w:val="en-US"/>
+        </w:rPr>
+      </w:pPr>
+      <w:r>
+        <w:rPr>
+          <w:rFonts w:hint="default"/>
+          <w:lang w:val="en-US"/>
+        </w:rPr>
+        <w:t>Explain ADC peripheral, what is the reference voltage role.</w:t>
+      </w:r>
+    </w:p>
+    <w:p>
+      <w:pPr>
+        <w:numPr>
+          <w:ilvl w:val="0"/>
+          <w:numId w:val="33"/>
+        </w:numPr>
+        <w:ind w:leftChars="0"/>
+        <w:rPr>
+          <w:rFonts w:hint="default"/>
+          <w:lang w:val="en-US"/>
+        </w:rPr>
+      </w:pPr>
+      <w:r>
+        <w:rPr>
+          <w:rFonts w:hint="default"/>
+          <w:lang w:val="en-US"/>
+        </w:rPr>
+        <w:t xml:space="preserve">If your ADC circuit having 2 bits resolution, what is the out value at 1.2 volts. </w:t>
+      </w:r>
+    </w:p>
+    <w:p>
+      <w:pPr>
+        <w:numPr>
+          <w:ilvl w:val="0"/>
+          <w:numId w:val="33"/>
+        </w:numPr>
+        <w:ind w:leftChars="0"/>
+        <w:rPr>
+          <w:rFonts w:hint="default"/>
+          <w:lang w:val="en-US"/>
+        </w:rPr>
+      </w:pPr>
+      <w:r>
+        <w:rPr>
+          <w:rFonts w:hint="default"/>
+          <w:lang w:val="en-US"/>
+        </w:rPr>
+        <w:t>Explain what happens exactly if the interrupt occur.</w:t>
+      </w:r>
+    </w:p>
+    <w:p>
+      <w:pPr>
+        <w:numPr>
+          <w:ilvl w:val="0"/>
+          <w:numId w:val="33"/>
+        </w:numPr>
+        <w:ind w:leftChars="0"/>
+        <w:rPr>
+          <w:rFonts w:hint="default"/>
+          <w:lang w:val="en-US"/>
+        </w:rPr>
+      </w:pPr>
+      <w:r>
+        <w:rPr>
+          <w:rFonts w:hint="default"/>
+          <w:lang w:val="en-US"/>
+        </w:rPr>
+        <w:t xml:space="preserve">What happens if the two same priority occurs, are u aware about same priority. </w:t>
+      </w:r>
+      <w:r>
+        <w:rPr>
+          <w:rFonts w:hint="default"/>
+          <w:b w:val="0"/>
+          <w:bCs w:val="0"/>
+          <w:lang w:val="en-US"/>
+        </w:rPr>
+        <w:t xml:space="preserve"> </w:t>
+      </w:r>
+      <w:r>
+        <w:rPr>
+          <w:rFonts w:hint="default"/>
+          <w:b/>
+          <w:bCs/>
           <w:highlight w:val="yellow"/>
-          <w:u w:val="none"/>
-          <w:vertAlign w:val="baseline"/>
-          <w:lang w:val="en-US" w:eastAsia="zh-CN" w:bidi="ar-SA"/>
-        </w:rPr>
-      </w:pPr>
-    </w:p>
-    <w:p>
-      <w:r>
-        <w:br w:type="page"/>
+          <w:lang w:val="en-US"/>
+        </w:rPr>
+        <w:t>(Not answered).</w:t>
+      </w:r>
+      <w:bookmarkStart w:id="0" w:name="_GoBack"/>
+      <w:bookmarkEnd w:id="0"/>
+    </w:p>
+    <w:p>
+      <w:pPr>
+        <w:numPr>
+          <w:ilvl w:val="0"/>
+          <w:numId w:val="33"/>
+        </w:numPr>
+        <w:ind w:leftChars="0"/>
+        <w:rPr>
+          <w:rFonts w:hint="default"/>
+          <w:lang w:val="en-US"/>
+        </w:rPr>
+      </w:pPr>
+      <w:r>
+        <w:rPr>
+          <w:rFonts w:hint="default"/>
+          <w:lang w:val="en-US"/>
+        </w:rPr>
+        <w:t>What happens if the same priority occurs if your serving the interrupt.</w:t>
+      </w:r>
+    </w:p>
+    <w:p>
+      <w:pPr>
+        <w:numPr>
+          <w:ilvl w:val="0"/>
+          <w:numId w:val="33"/>
+        </w:numPr>
+        <w:ind w:leftChars="0"/>
+        <w:rPr>
+          <w:rFonts w:hint="default"/>
+          <w:lang w:val="en-US"/>
+        </w:rPr>
+      </w:pPr>
+      <w:r>
+        <w:rPr>
+          <w:rFonts w:hint="default"/>
+          <w:lang w:val="en-US"/>
+        </w:rPr>
+        <w:t>What happens if you define a pointer but not initialize it and using it by dereference.</w:t>
+      </w:r>
+    </w:p>
+    <w:p>
+      <w:pPr>
+        <w:numPr>
+          <w:ilvl w:val="0"/>
+          <w:numId w:val="33"/>
+        </w:numPr>
+        <w:ind w:leftChars="0"/>
+        <w:rPr>
+          <w:rFonts w:hint="default"/>
+          <w:lang w:val="en-US"/>
+        </w:rPr>
+      </w:pPr>
+      <w:r>
+        <w:rPr>
+          <w:rFonts w:hint="default"/>
+          <w:lang w:val="en-US"/>
+        </w:rPr>
+        <w:t>Wap to shift 0</w:t>
+      </w:r>
+      <w:r>
+        <w:rPr>
+          <w:rFonts w:hint="default"/>
+          <w:vertAlign w:val="superscript"/>
+          <w:lang w:val="en-US"/>
+        </w:rPr>
+        <w:t>th</w:t>
+      </w:r>
+      <w:r>
+        <w:rPr>
+          <w:rFonts w:hint="default"/>
+          <w:lang w:val="en-US"/>
+        </w:rPr>
+        <w:t xml:space="preserve"> bit and 31</w:t>
+      </w:r>
+      <w:r>
+        <w:rPr>
+          <w:rFonts w:hint="default"/>
+          <w:vertAlign w:val="superscript"/>
+          <w:lang w:val="en-US"/>
+        </w:rPr>
+        <w:t>st</w:t>
+      </w:r>
+      <w:r>
+        <w:rPr>
+          <w:rFonts w:hint="default"/>
+          <w:lang w:val="en-US"/>
+        </w:rPr>
+        <w:t xml:space="preserve"> bit of a 32bit integer.</w:t>
+      </w:r>
+    </w:p>
+    <w:p>
+      <w:pPr>
+        <w:numPr>
+          <w:ilvl w:val="0"/>
+          <w:numId w:val="33"/>
+        </w:numPr>
+        <w:ind w:leftChars="0"/>
+        <w:rPr>
+          <w:rFonts w:hint="default"/>
+          <w:lang w:val="en-US"/>
+        </w:rPr>
+      </w:pPr>
+      <w:r>
+        <w:rPr>
+          <w:rFonts w:hint="default"/>
+          <w:lang w:val="en-US"/>
+        </w:rPr>
+        <w:t>Wap to swap a 5 to 10 bits in a two 32bit integers.</w:t>
+      </w:r>
+      <w:r>
+        <w:rPr>
+          <w:rFonts w:hint="default"/>
+          <w:b w:val="0"/>
+          <w:bCs w:val="0"/>
+          <w:lang w:val="en-US"/>
+        </w:rPr>
+        <w:t xml:space="preserve"> </w:t>
+      </w:r>
+      <w:r>
+        <w:rPr>
+          <w:rFonts w:hint="default"/>
+          <w:b/>
+          <w:bCs/>
+          <w:highlight w:val="yellow"/>
+          <w:lang w:val="en-US"/>
+        </w:rPr>
+        <w:t>(Not answered)</w:t>
+      </w:r>
+    </w:p>
+    <w:p>
+      <w:pPr>
+        <w:numPr>
+          <w:ilvl w:val="0"/>
+          <w:numId w:val="33"/>
+        </w:numPr>
+        <w:ind w:leftChars="0"/>
+        <w:rPr>
+          <w:rFonts w:hint="default"/>
+          <w:lang w:val="en-US"/>
+        </w:rPr>
+      </w:pPr>
+      <w:r>
+        <w:rPr>
+          <w:rFonts w:hint="default"/>
+          <w:lang w:val="en-US"/>
+        </w:rPr>
+        <w:t>What is a pointer and double pointer, what is use of double pointer and where it is used.</w:t>
+      </w:r>
+    </w:p>
+    <w:p>
+      <w:pPr>
+        <w:numPr>
+          <w:ilvl w:val="0"/>
+          <w:numId w:val="33"/>
+        </w:numPr>
+        <w:ind w:leftChars="0"/>
+        <w:rPr>
+          <w:rFonts w:hint="default"/>
+          <w:lang w:val="en-US"/>
+        </w:rPr>
+      </w:pPr>
+      <w:r>
+        <w:rPr>
+          <w:rFonts w:hint="default"/>
+          <w:lang w:val="en-US"/>
+        </w:rPr>
+        <w:t>Is it possible to use dynamically allocated memory in the main function explain why.</w:t>
+      </w:r>
+    </w:p>
+    <w:p>
+      <w:pPr>
+        <w:numPr>
+          <w:ilvl w:val="0"/>
+          <w:numId w:val="0"/>
+        </w:numPr>
+        <w:rPr>
+          <w:rFonts w:hint="default"/>
+          <w:lang w:val="en-US"/>
+        </w:rPr>
+      </w:pPr>
+      <w:r>
+        <w:rPr>
+          <w:rFonts w:hint="default"/>
+          <w:lang w:val="en-US"/>
+        </w:rPr>
+        <w:t>void function(int *ptr){</w:t>
+      </w:r>
+    </w:p>
+    <w:p>
+      <w:pPr>
+        <w:numPr>
+          <w:ilvl w:val="0"/>
+          <w:numId w:val="0"/>
+        </w:numPr>
+        <w:rPr>
+          <w:rFonts w:hint="default"/>
+          <w:lang w:val="en-US"/>
+        </w:rPr>
+      </w:pPr>
+      <w:r>
+        <w:rPr>
+          <w:rFonts w:hint="default"/>
+          <w:lang w:val="en-US"/>
+        </w:rPr>
+        <w:t xml:space="preserve">    ptr=(int*)malloc(sizeof(int));</w:t>
+      </w:r>
+    </w:p>
+    <w:p>
+      <w:pPr>
+        <w:numPr>
+          <w:ilvl w:val="0"/>
+          <w:numId w:val="0"/>
+        </w:numPr>
+        <w:rPr>
+          <w:rFonts w:hint="default"/>
+          <w:lang w:val="en-US"/>
+        </w:rPr>
+      </w:pPr>
+      <w:r>
+        <w:rPr>
+          <w:rFonts w:hint="default"/>
+          <w:lang w:val="en-US"/>
+        </w:rPr>
+        <w:t>}</w:t>
+      </w:r>
+    </w:p>
+    <w:p>
+      <w:pPr>
+        <w:numPr>
+          <w:ilvl w:val="0"/>
+          <w:numId w:val="0"/>
+        </w:numPr>
+        <w:rPr>
+          <w:rFonts w:hint="default"/>
+          <w:lang w:val="en-US"/>
+        </w:rPr>
+      </w:pPr>
+    </w:p>
+    <w:p>
+      <w:pPr>
+        <w:numPr>
+          <w:ilvl w:val="0"/>
+          <w:numId w:val="0"/>
+        </w:numPr>
+        <w:rPr>
+          <w:rFonts w:hint="default"/>
+          <w:lang w:val="en-US"/>
+        </w:rPr>
+      </w:pPr>
+      <w:r>
+        <w:rPr>
+          <w:rFonts w:hint="default"/>
+          <w:lang w:val="en-US"/>
+        </w:rPr>
+        <w:t>int main()</w:t>
+      </w:r>
+    </w:p>
+    <w:p>
+      <w:pPr>
+        <w:numPr>
+          <w:ilvl w:val="0"/>
+          <w:numId w:val="0"/>
+        </w:numPr>
+        <w:rPr>
+          <w:rFonts w:hint="default"/>
+          <w:lang w:val="en-US"/>
+        </w:rPr>
+      </w:pPr>
+      <w:r>
+        <w:rPr>
+          <w:rFonts w:hint="default"/>
+          <w:lang w:val="en-US"/>
+        </w:rPr>
+        <w:t>{</w:t>
+      </w:r>
+    </w:p>
+    <w:p>
+      <w:pPr>
+        <w:numPr>
+          <w:ilvl w:val="0"/>
+          <w:numId w:val="0"/>
+        </w:numPr>
+        <w:rPr>
+          <w:rFonts w:hint="default"/>
+          <w:lang w:val="en-US"/>
+        </w:rPr>
+      </w:pPr>
+      <w:r>
+        <w:rPr>
+          <w:rFonts w:hint="default"/>
+          <w:lang w:val="en-US"/>
+        </w:rPr>
+        <w:t xml:space="preserve">    int *ptr=NULL </w:t>
+      </w:r>
+    </w:p>
+    <w:p>
+      <w:pPr>
+        <w:numPr>
+          <w:ilvl w:val="0"/>
+          <w:numId w:val="0"/>
+        </w:numPr>
+        <w:ind w:firstLine="180"/>
+        <w:rPr>
+          <w:rFonts w:hint="default"/>
+          <w:lang w:val="en-US"/>
+        </w:rPr>
+      </w:pPr>
+      <w:r>
+        <w:rPr>
+          <w:rFonts w:hint="default"/>
+          <w:lang w:val="en-US"/>
+        </w:rPr>
+        <w:t>function(ptr);</w:t>
+      </w:r>
+    </w:p>
+    <w:p>
+      <w:pPr>
+        <w:numPr>
+          <w:ilvl w:val="0"/>
+          <w:numId w:val="0"/>
+        </w:numPr>
+        <w:ind w:firstLine="180"/>
+        <w:rPr>
+          <w:rFonts w:hint="default"/>
+          <w:lang w:val="en-US"/>
+        </w:rPr>
+      </w:pPr>
+      <w:r>
+        <w:rPr>
+          <w:rFonts w:hint="default"/>
+          <w:lang w:val="en-US"/>
+        </w:rPr>
+        <w:t>Return 0;</w:t>
+      </w:r>
+    </w:p>
+    <w:p>
+      <w:pPr>
+        <w:numPr>
+          <w:ilvl w:val="0"/>
+          <w:numId w:val="0"/>
+        </w:numPr>
+        <w:rPr>
+          <w:rFonts w:hint="default"/>
+          <w:lang w:val="en-US"/>
+        </w:rPr>
+      </w:pPr>
+      <w:r>
+        <w:rPr>
+          <w:rFonts w:hint="default"/>
+          <w:lang w:val="en-US"/>
+        </w:rPr>
+        <w:t>}</w:t>
+      </w:r>
+    </w:p>
+    <w:p>
+      <w:pPr>
+        <w:numPr>
+          <w:ilvl w:val="0"/>
+          <w:numId w:val="0"/>
+        </w:numPr>
+        <w:rPr>
+          <w:rFonts w:hint="default"/>
+          <w:lang w:val="en-US"/>
+        </w:rPr>
+      </w:pPr>
+    </w:p>
+    <w:p>
+      <w:pPr>
+        <w:numPr>
+          <w:ilvl w:val="0"/>
+          <w:numId w:val="1"/>
+        </w:numPr>
+        <w:ind w:left="0" w:leftChars="0" w:firstLine="0" w:firstLineChars="0"/>
+      </w:pPr>
+      <w:r>
+        <w:rPr>
+          <w:rFonts w:hint="default"/>
+          <w:b/>
+          <w:bCs/>
+          <w:lang w:val="en-US"/>
+        </w:rPr>
+        <w:t>AMD (client Mirafra Hyderabad) (13</w:t>
+      </w:r>
+      <w:r>
+        <w:rPr>
+          <w:rFonts w:hint="default"/>
+          <w:b/>
+          <w:bCs/>
+          <w:vertAlign w:val="superscript"/>
+          <w:lang w:val="en-US"/>
+        </w:rPr>
+        <w:t>th</w:t>
+      </w:r>
+      <w:r>
+        <w:rPr>
+          <w:rFonts w:hint="default"/>
+          <w:b/>
+          <w:bCs/>
+          <w:lang w:val="en-US"/>
+        </w:rPr>
+        <w:t xml:space="preserve"> August 2025 )</w:t>
       </w:r>
     </w:p>
     <w:p>
@@ -14306,7 +15517,7 @@
           <w:szCs w:val="300"/>
           <w:lang w:val="en-US"/>
         </w:rPr>
-        <w:t>12</w:t>
+        <w:t>13</w:t>
       </w:r>
       <w:r>
         <w:rPr>
@@ -14317,7 +15528,7 @@
           <w:szCs w:val="300"/>
           <w:lang w:val="en-US"/>
         </w:rPr>
-        <w:t>/25</w:t>
+        <w:t>/26</w:t>
       </w:r>
     </w:p>
     <w:p>
@@ -14347,7 +15558,7 @@
           <w:szCs w:val="300"/>
           <w:lang w:val="en-US"/>
         </w:rPr>
-        <w:t>48%</w:t>
+        <w:t>50%</w:t>
       </w:r>
     </w:p>
     <w:sectPr>
@@ -14365,7 +15576,7 @@
 <w:ftr xmlns:wpc="http://schemas.microsoft.com/office/word/2010/wordprocessingCanvas" xmlns:mc="http://schemas.openxmlformats.org/markup-compatibility/2006" xmlns:o="urn:schemas-microsoft-com:office:office" xmlns:r="http://schemas.openxmlformats.org/officeDocument/2006/relationships" xmlns:m="http://schemas.openxmlformats.org/officeDocument/2006/math" xmlns:v="urn:schemas-microsoft-com:vml" xmlns:wp14="http://schemas.microsoft.com/office/word/2010/wordprocessingDrawing" xmlns:wp="http://schemas.openxmlformats.org/drawingml/2006/wordprocessingDrawing" xmlns:w10="urn:schemas-microsoft-com:office:word" xmlns:w="http://schemas.openxmlformats.org/wordprocessingml/2006/main" xmlns:w14="http://schemas.microsoft.com/office/word/2010/wordml" xmlns:w15="http://schemas.microsoft.com/office/word/2012/wordml" xmlns:wpg="http://schemas.microsoft.com/office/word/2010/wordprocessingGroup" xmlns:wpi="http://schemas.microsoft.com/office/word/2010/wordprocessingInk" xmlns:wne="http://schemas.microsoft.com/office/word/2006/wordml" xmlns:wps="http://schemas.microsoft.com/office/word/2010/wordprocessingShape" xmlns:wpsCustomData="http://www.wps.cn/officeDocument/2013/wpsCustomData" mc:Ignorable="w14 w15 wp14">
   <w:p>
     <w:pPr>
-      <w:pStyle w:val="4"/>
+      <w:pStyle w:val="5"/>
     </w:pPr>
     <w:r>
       <w:rPr>
@@ -14422,7 +15633,7 @@
                       <w:txbxContent>
                         <w:p>
                           <w:pPr>
-                            <w:pStyle w:val="4"/>
+                            <w:pStyle w:val="5"/>
                           </w:pPr>
                           <w:r>
                             <w:fldChar w:fldCharType="begin"/>
@@ -14462,7 +15673,7 @@
                 <w:txbxContent>
                   <w:p>
                     <w:pPr>
-                      <w:pStyle w:val="4"/>
+                      <w:pStyle w:val="5"/>
                     </w:pPr>
                     <w:r>
                       <w:fldChar w:fldCharType="begin"/>
@@ -14526,6 +15737,18 @@
     </w:lvl>
   </w:abstractNum>
   <w:abstractNum w:abstractNumId="2">
+    <w:nsid w:val="972B0EFA"/>
+    <w:multiLevelType w:val="singleLevel"/>
+    <w:tmpl w:val="972B0EFA"/>
+    <w:lvl w:ilvl="0" w:tentative="0">
+      <w:start w:val="1"/>
+      <w:numFmt w:val="decimal"/>
+      <w:suff w:val="space"/>
+      <w:lvlText w:val="%1."/>
+      <w:lvlJc w:val="left"/>
+    </w:lvl>
+  </w:abstractNum>
+  <w:abstractNum w:abstractNumId="3">
     <w:nsid w:val="9C12FC8D"/>
     <w:multiLevelType w:val="singleLevel"/>
     <w:tmpl w:val="9C12FC8D"/>
@@ -14537,7 +15760,7 @@
       <w:lvlJc w:val="left"/>
     </w:lvl>
   </w:abstractNum>
-  <w:abstractNum w:abstractNumId="3">
+  <w:abstractNum w:abstractNumId="4">
     <w:nsid w:val="A6542891"/>
     <w:multiLevelType w:val="multilevel"/>
     <w:tmpl w:val="A6542891"/>
@@ -14653,7 +15876,7 @@
       </w:rPr>
     </w:lvl>
   </w:abstractNum>
-  <w:abstractNum w:abstractNumId="4">
+  <w:abstractNum w:abstractNumId="5">
     <w:nsid w:val="AA191DB1"/>
     <w:multiLevelType w:val="singleLevel"/>
     <w:tmpl w:val="AA191DB1"/>
@@ -14665,7 +15888,7 @@
       <w:lvlJc w:val="left"/>
     </w:lvl>
   </w:abstractNum>
-  <w:abstractNum w:abstractNumId="5">
+  <w:abstractNum w:abstractNumId="6">
     <w:nsid w:val="BF9D7DCD"/>
     <w:multiLevelType w:val="singleLevel"/>
     <w:tmpl w:val="BF9D7DCD"/>
@@ -14677,7 +15900,7 @@
       <w:lvlJc w:val="left"/>
     </w:lvl>
   </w:abstractNum>
-  <w:abstractNum w:abstractNumId="6">
+  <w:abstractNum w:abstractNumId="7">
     <w:nsid w:val="C2E24257"/>
     <w:multiLevelType w:val="singleLevel"/>
     <w:tmpl w:val="C2E24257"/>
@@ -14689,7 +15912,7 @@
       <w:lvlJc w:val="left"/>
     </w:lvl>
   </w:abstractNum>
-  <w:abstractNum w:abstractNumId="7">
+  <w:abstractNum w:abstractNumId="8">
     <w:nsid w:val="D64508F9"/>
     <w:multiLevelType w:val="singleLevel"/>
     <w:tmpl w:val="D64508F9"/>
@@ -14701,7 +15924,7 @@
       <w:lvlJc w:val="left"/>
     </w:lvl>
   </w:abstractNum>
-  <w:abstractNum w:abstractNumId="8">
+  <w:abstractNum w:abstractNumId="9">
     <w:nsid w:val="D7C6C75D"/>
     <w:multiLevelType w:val="singleLevel"/>
     <w:tmpl w:val="D7C6C75D"/>
@@ -14713,7 +15936,7 @@
       <w:lvlJc w:val="left"/>
     </w:lvl>
   </w:abstractNum>
-  <w:abstractNum w:abstractNumId="9">
+  <w:abstractNum w:abstractNumId="10">
     <w:nsid w:val="DD11BEC3"/>
     <w:multiLevelType w:val="singleLevel"/>
     <w:tmpl w:val="DD11BEC3"/>
@@ -14725,7 +15948,7 @@
       <w:lvlJc w:val="left"/>
     </w:lvl>
   </w:abstractNum>
-  <w:abstractNum w:abstractNumId="10">
+  <w:abstractNum w:abstractNumId="11">
     <w:nsid w:val="E4DECC0B"/>
     <w:multiLevelType w:val="singleLevel"/>
     <w:tmpl w:val="E4DECC0B"/>
@@ -14737,7 +15960,7 @@
       <w:lvlJc w:val="left"/>
     </w:lvl>
   </w:abstractNum>
-  <w:abstractNum w:abstractNumId="11">
+  <w:abstractNum w:abstractNumId="12">
     <w:nsid w:val="E869FE6F"/>
     <w:multiLevelType w:val="singleLevel"/>
     <w:tmpl w:val="E869FE6F"/>
@@ -14749,7 +15972,7 @@
       <w:lvlJc w:val="left"/>
     </w:lvl>
   </w:abstractNum>
-  <w:abstractNum w:abstractNumId="12">
+  <w:abstractNum w:abstractNumId="13">
     <w:nsid w:val="E884F97F"/>
     <w:multiLevelType w:val="singleLevel"/>
     <w:tmpl w:val="E884F97F"/>
@@ -14761,7 +15984,7 @@
       <w:lvlJc w:val="left"/>
     </w:lvl>
   </w:abstractNum>
-  <w:abstractNum w:abstractNumId="13">
+  <w:abstractNum w:abstractNumId="14">
     <w:nsid w:val="EC0D4D88"/>
     <w:multiLevelType w:val="singleLevel"/>
     <w:tmpl w:val="EC0D4D88"/>
@@ -14773,7 +15996,7 @@
       <w:lvlJc w:val="left"/>
     </w:lvl>
   </w:abstractNum>
-  <w:abstractNum w:abstractNumId="14">
+  <w:abstractNum w:abstractNumId="15">
     <w:nsid w:val="FA80F05E"/>
     <w:multiLevelType w:val="singleLevel"/>
     <w:tmpl w:val="FA80F05E"/>
@@ -14793,7 +16016,7 @@
       </w:rPr>
     </w:lvl>
   </w:abstractNum>
-  <w:abstractNum w:abstractNumId="15">
+  <w:abstractNum w:abstractNumId="16">
     <w:nsid w:val="056E0D13"/>
     <w:multiLevelType w:val="singleLevel"/>
     <w:tmpl w:val="056E0D13"/>
@@ -14805,7 +16028,7 @@
       <w:lvlJc w:val="left"/>
     </w:lvl>
   </w:abstractNum>
-  <w:abstractNum w:abstractNumId="16">
+  <w:abstractNum w:abstractNumId="17">
     <w:nsid w:val="076B00CE"/>
     <w:multiLevelType w:val="singleLevel"/>
     <w:tmpl w:val="076B00CE"/>
@@ -14817,7 +16040,7 @@
       <w:lvlJc w:val="left"/>
     </w:lvl>
   </w:abstractNum>
-  <w:abstractNum w:abstractNumId="17">
+  <w:abstractNum w:abstractNumId="18">
     <w:nsid w:val="15BDC256"/>
     <w:multiLevelType w:val="singleLevel"/>
     <w:tmpl w:val="15BDC256"/>
@@ -14829,7 +16052,7 @@
       <w:lvlJc w:val="left"/>
     </w:lvl>
   </w:abstractNum>
-  <w:abstractNum w:abstractNumId="18">
+  <w:abstractNum w:abstractNumId="19">
     <w:nsid w:val="1C1E9874"/>
     <w:multiLevelType w:val="singleLevel"/>
     <w:tmpl w:val="1C1E9874"/>
@@ -14841,7 +16064,7 @@
       <w:lvlJc w:val="left"/>
     </w:lvl>
   </w:abstractNum>
-  <w:abstractNum w:abstractNumId="19">
+  <w:abstractNum w:abstractNumId="20">
     <w:nsid w:val="28B68BA7"/>
     <w:multiLevelType w:val="singleLevel"/>
     <w:tmpl w:val="28B68BA7"/>
@@ -14853,7 +16076,7 @@
       <w:lvlJc w:val="left"/>
     </w:lvl>
   </w:abstractNum>
-  <w:abstractNum w:abstractNumId="20">
+  <w:abstractNum w:abstractNumId="21">
     <w:nsid w:val="2BB38728"/>
     <w:multiLevelType w:val="singleLevel"/>
     <w:tmpl w:val="2BB38728"/>
@@ -14873,7 +16096,7 @@
       </w:rPr>
     </w:lvl>
   </w:abstractNum>
-  <w:abstractNum w:abstractNumId="21">
+  <w:abstractNum w:abstractNumId="22">
     <w:nsid w:val="3838F4F7"/>
     <w:multiLevelType w:val="singleLevel"/>
     <w:tmpl w:val="3838F4F7"/>
@@ -14885,7 +16108,7 @@
       <w:lvlJc w:val="left"/>
     </w:lvl>
   </w:abstractNum>
-  <w:abstractNum w:abstractNumId="22">
+  <w:abstractNum w:abstractNumId="23">
     <w:nsid w:val="3B0DAF77"/>
     <w:multiLevelType w:val="singleLevel"/>
     <w:tmpl w:val="3B0DAF77"/>
@@ -14897,7 +16120,7 @@
       <w:lvlJc w:val="left"/>
     </w:lvl>
   </w:abstractNum>
-  <w:abstractNum w:abstractNumId="23">
+  <w:abstractNum w:abstractNumId="24">
     <w:nsid w:val="3C2B5539"/>
     <w:multiLevelType w:val="singleLevel"/>
     <w:tmpl w:val="3C2B5539"/>
@@ -14909,7 +16132,7 @@
       <w:lvlJc w:val="left"/>
     </w:lvl>
   </w:abstractNum>
-  <w:abstractNum w:abstractNumId="24">
+  <w:abstractNum w:abstractNumId="25">
     <w:nsid w:val="4438F63F"/>
     <w:multiLevelType w:val="singleLevel"/>
     <w:tmpl w:val="4438F63F"/>
@@ -14921,7 +16144,19 @@
       <w:lvlJc w:val="left"/>
     </w:lvl>
   </w:abstractNum>
-  <w:abstractNum w:abstractNumId="25">
+  <w:abstractNum w:abstractNumId="26">
+    <w:nsid w:val="492956A2"/>
+    <w:multiLevelType w:val="singleLevel"/>
+    <w:tmpl w:val="492956A2"/>
+    <w:lvl w:ilvl="0" w:tentative="0">
+      <w:start w:val="1"/>
+      <w:numFmt w:val="decimal"/>
+      <w:suff w:val="space"/>
+      <w:lvlText w:val="%1."/>
+      <w:lvlJc w:val="left"/>
+    </w:lvl>
+  </w:abstractNum>
+  <w:abstractNum w:abstractNumId="27">
     <w:nsid w:val="4CE92A46"/>
     <w:multiLevelType w:val="singleLevel"/>
     <w:tmpl w:val="4CE92A46"/>
@@ -14933,7 +16168,7 @@
       <w:lvlJc w:val="left"/>
     </w:lvl>
   </w:abstractNum>
-  <w:abstractNum w:abstractNumId="26">
+  <w:abstractNum w:abstractNumId="28">
     <w:nsid w:val="5BE4B081"/>
     <w:multiLevelType w:val="multilevel"/>
     <w:tmpl w:val="5BE4B081"/>
@@ -15055,7 +16290,7 @@
       </w:rPr>
     </w:lvl>
   </w:abstractNum>
-  <w:abstractNum w:abstractNumId="27">
+  <w:abstractNum w:abstractNumId="29">
     <w:nsid w:val="607E8971"/>
     <w:multiLevelType w:val="singleLevel"/>
     <w:tmpl w:val="607E8971"/>
@@ -15067,7 +16302,7 @@
       <w:lvlJc w:val="left"/>
     </w:lvl>
   </w:abstractNum>
-  <w:abstractNum w:abstractNumId="28">
+  <w:abstractNum w:abstractNumId="30">
     <w:nsid w:val="64729EC5"/>
     <w:multiLevelType w:val="singleLevel"/>
     <w:tmpl w:val="64729EC5"/>
@@ -15079,7 +16314,7 @@
       <w:lvlJc w:val="left"/>
     </w:lvl>
   </w:abstractNum>
-  <w:abstractNum w:abstractNumId="29">
+  <w:abstractNum w:abstractNumId="31">
     <w:nsid w:val="73C9C531"/>
     <w:multiLevelType w:val="singleLevel"/>
     <w:tmpl w:val="73C9C531"/>
@@ -15091,7 +16326,7 @@
       <w:lvlJc w:val="left"/>
     </w:lvl>
   </w:abstractNum>
-  <w:abstractNum w:abstractNumId="30">
+  <w:abstractNum w:abstractNumId="32">
     <w:nsid w:val="7B2911A2"/>
     <w:multiLevelType w:val="singleLevel"/>
     <w:tmpl w:val="7B2911A2"/>
@@ -15104,97 +16339,103 @@
     </w:lvl>
   </w:abstractNum>
   <w:num w:numId="1">
-    <w:abstractNumId w:val="26"/>
+    <w:abstractNumId w:val="28"/>
   </w:num>
   <w:num w:numId="2">
-    <w:abstractNumId w:val="14"/>
+    <w:abstractNumId w:val="15"/>
   </w:num>
   <w:num w:numId="3">
-    <w:abstractNumId w:val="20"/>
+    <w:abstractNumId w:val="21"/>
   </w:num>
   <w:num w:numId="4">
     <w:abstractNumId w:val="0"/>
   </w:num>
   <w:num w:numId="5">
-    <w:abstractNumId w:val="13"/>
+    <w:abstractNumId w:val="14"/>
   </w:num>
   <w:num w:numId="6">
-    <w:abstractNumId w:val="30"/>
+    <w:abstractNumId w:val="32"/>
   </w:num>
   <w:num w:numId="7">
-    <w:abstractNumId w:val="7"/>
+    <w:abstractNumId w:val="8"/>
   </w:num>
   <w:num w:numId="8">
-    <w:abstractNumId w:val="23"/>
+    <w:abstractNumId w:val="24"/>
   </w:num>
   <w:num w:numId="9">
     <w:abstractNumId w:val="1"/>
   </w:num>
   <w:num w:numId="10">
+    <w:abstractNumId w:val="3"/>
+  </w:num>
+  <w:num w:numId="11">
+    <w:abstractNumId w:val="30"/>
+  </w:num>
+  <w:num w:numId="12">
+    <w:abstractNumId w:val="10"/>
+  </w:num>
+  <w:num w:numId="13">
+    <w:abstractNumId w:val="25"/>
+  </w:num>
+  <w:num w:numId="14">
+    <w:abstractNumId w:val="6"/>
+  </w:num>
+  <w:num w:numId="15">
+    <w:abstractNumId w:val="22"/>
+  </w:num>
+  <w:num w:numId="16">
+    <w:abstractNumId w:val="12"/>
+  </w:num>
+  <w:num w:numId="17">
+    <w:abstractNumId w:val="31"/>
+  </w:num>
+  <w:num w:numId="18">
+    <w:abstractNumId w:val="20"/>
+  </w:num>
+  <w:num w:numId="19">
+    <w:abstractNumId w:val="4"/>
+  </w:num>
+  <w:num w:numId="20">
+    <w:abstractNumId w:val="9"/>
+  </w:num>
+  <w:num w:numId="21">
+    <w:abstractNumId w:val="11"/>
+  </w:num>
+  <w:num w:numId="22">
+    <w:abstractNumId w:val="13"/>
+  </w:num>
+  <w:num w:numId="23">
+    <w:abstractNumId w:val="16"/>
+  </w:num>
+  <w:num w:numId="24">
+    <w:abstractNumId w:val="19"/>
+  </w:num>
+  <w:num w:numId="25">
+    <w:abstractNumId w:val="23"/>
+  </w:num>
+  <w:num w:numId="26">
+    <w:abstractNumId w:val="7"/>
+  </w:num>
+  <w:num w:numId="27">
+    <w:abstractNumId w:val="18"/>
+  </w:num>
+  <w:num w:numId="28">
+    <w:abstractNumId w:val="5"/>
+  </w:num>
+  <w:num w:numId="29">
+    <w:abstractNumId w:val="27"/>
+  </w:num>
+  <w:num w:numId="30">
+    <w:abstractNumId w:val="29"/>
+  </w:num>
+  <w:num w:numId="31">
+    <w:abstractNumId w:val="17"/>
+  </w:num>
+  <w:num w:numId="32">
     <w:abstractNumId w:val="2"/>
   </w:num>
-  <w:num w:numId="11">
-    <w:abstractNumId w:val="28"/>
-  </w:num>
-  <w:num w:numId="12">
-    <w:abstractNumId w:val="9"/>
-  </w:num>
-  <w:num w:numId="13">
-    <w:abstractNumId w:val="24"/>
-  </w:num>
-  <w:num w:numId="14">
-    <w:abstractNumId w:val="5"/>
-  </w:num>
-  <w:num w:numId="15">
-    <w:abstractNumId w:val="21"/>
-  </w:num>
-  <w:num w:numId="16">
-    <w:abstractNumId w:val="11"/>
-  </w:num>
-  <w:num w:numId="17">
-    <w:abstractNumId w:val="29"/>
-  </w:num>
-  <w:num w:numId="18">
-    <w:abstractNumId w:val="19"/>
-  </w:num>
-  <w:num w:numId="19">
-    <w:abstractNumId w:val="3"/>
-  </w:num>
-  <w:num w:numId="20">
-    <w:abstractNumId w:val="8"/>
-  </w:num>
-  <w:num w:numId="21">
-    <w:abstractNumId w:val="10"/>
-  </w:num>
-  <w:num w:numId="22">
-    <w:abstractNumId w:val="12"/>
-  </w:num>
-  <w:num w:numId="23">
-    <w:abstractNumId w:val="15"/>
-  </w:num>
-  <w:num w:numId="24">
-    <w:abstractNumId w:val="18"/>
-  </w:num>
-  <w:num w:numId="25">
-    <w:abstractNumId w:val="22"/>
-  </w:num>
-  <w:num w:numId="26">
-    <w:abstractNumId w:val="6"/>
-  </w:num>
-  <w:num w:numId="27">
-    <w:abstractNumId w:val="17"/>
-  </w:num>
-  <w:num w:numId="28">
-    <w:abstractNumId w:val="4"/>
-  </w:num>
-  <w:num w:numId="29">
-    <w:abstractNumId w:val="25"/>
-  </w:num>
-  <w:num w:numId="30">
-    <w:abstractNumId w:val="27"/>
-  </w:num>
-  <w:num w:numId="31">
-    <w:abstractNumId w:val="16"/>
+  <w:num w:numId="33">
+    <w:abstractNumId w:val="26"/>
   </w:num>
 </w:numbering>
 </file>
@@ -15488,7 +16729,16 @@
       </w:tblCellMar>
     </w:tblPr>
   </w:style>
-  <w:style w:type="paragraph" w:styleId="4">
+  <w:style w:type="character" w:styleId="4">
+    <w:name w:val="FollowedHyperlink"/>
+    <w:basedOn w:val="2"/>
+    <w:uiPriority w:val="0"/>
+    <w:rPr>
+      <w:color w:val="800080"/>
+      <w:u w:val="single"/>
+    </w:rPr>
+  </w:style>
+  <w:style w:type="paragraph" w:styleId="5">
     <w:name w:val="footer"/>
     <w:basedOn w:val="1"/>
     <w:qFormat/>
@@ -15506,7 +16756,7 @@
       <w:szCs w:val="18"/>
     </w:rPr>
   </w:style>
-  <w:style w:type="paragraph" w:styleId="5">
+  <w:style w:type="paragraph" w:styleId="6">
     <w:name w:val="header"/>
     <w:basedOn w:val="1"/>
     <w:qFormat/>
@@ -15523,7 +16773,7 @@
       <w:szCs w:val="18"/>
     </w:rPr>
   </w:style>
-  <w:style w:type="character" w:styleId="6">
+  <w:style w:type="character" w:styleId="7">
     <w:name w:val="Hyperlink"/>
     <w:basedOn w:val="2"/>
     <w:qFormat/>
@@ -15533,7 +16783,7 @@
       <w:u w:val="single"/>
     </w:rPr>
   </w:style>
-  <w:style w:type="paragraph" w:styleId="7">
+  <w:style w:type="paragraph" w:styleId="8">
     <w:name w:val="Normal (Web)"/>
     <w:qFormat/>
     <w:uiPriority w:val="0"/>

--- a/Hareesh Sureddy Interview Expeirence.docx
+++ b/Hareesh Sureddy Interview Expeirence.docx
@@ -6903,7 +6903,7 @@
         <w:drawing>
           <wp:inline distT="0" distB="0" distL="114300" distR="114300">
             <wp:extent cx="1648460" cy="1775460"/>
-            <wp:effectExtent l="0" t="0" r="12700" b="7620"/>
+            <wp:effectExtent l="0" t="0" r="8890" b="15240"/>
             <wp:docPr id="20" name="Picture 2"/>
             <wp:cNvGraphicFramePr>
               <a:graphicFrameLocks xmlns:a="http://schemas.openxmlformats.org/drawingml/2006/main" noChangeAspect="1"/>
@@ -7082,7 +7082,7 @@
     </w:p>
     <w:p>
       <w:pPr>
-        <w:pStyle w:val="8"/>
+        <w:pStyle w:val="9"/>
         <w:keepNext w:val="0"/>
         <w:keepLines w:val="0"/>
         <w:widowControl/>
@@ -7135,7 +7135,7 @@
     </w:p>
     <w:p>
       <w:pPr>
-        <w:pStyle w:val="8"/>
+        <w:pStyle w:val="9"/>
         <w:keepNext w:val="0"/>
         <w:keepLines w:val="0"/>
         <w:widowControl/>
@@ -7244,7 +7244,7 @@
     </w:p>
     <w:p>
       <w:pPr>
-        <w:pStyle w:val="8"/>
+        <w:pStyle w:val="9"/>
         <w:keepNext w:val="0"/>
         <w:keepLines w:val="0"/>
         <w:widowControl/>
@@ -7297,7 +7297,7 @@
     </w:p>
     <w:p>
       <w:pPr>
-        <w:pStyle w:val="8"/>
+        <w:pStyle w:val="9"/>
         <w:keepNext w:val="0"/>
         <w:keepLines w:val="0"/>
         <w:widowControl/>
@@ -7364,7 +7364,7 @@
     </w:p>
     <w:p>
       <w:pPr>
-        <w:pStyle w:val="8"/>
+        <w:pStyle w:val="9"/>
         <w:keepNext w:val="0"/>
         <w:keepLines w:val="0"/>
         <w:widowControl/>
@@ -7427,7 +7427,7 @@
     </w:p>
     <w:p>
       <w:pPr>
-        <w:pStyle w:val="8"/>
+        <w:pStyle w:val="9"/>
         <w:keepNext w:val="0"/>
         <w:keepLines w:val="0"/>
         <w:widowControl/>
@@ -7465,7 +7465,7 @@
     </w:p>
     <w:p>
       <w:pPr>
-        <w:pStyle w:val="8"/>
+        <w:pStyle w:val="9"/>
         <w:keepNext w:val="0"/>
         <w:keepLines w:val="0"/>
         <w:widowControl/>
@@ -7505,7 +7505,7 @@
     </w:p>
     <w:p>
       <w:pPr>
-        <w:pStyle w:val="8"/>
+        <w:pStyle w:val="9"/>
         <w:keepNext w:val="0"/>
         <w:keepLines w:val="0"/>
         <w:widowControl/>
@@ -8398,7 +8398,7 @@
       </w:r>
       <w:r>
         <w:rPr>
-          <w:rStyle w:val="7"/>
+          <w:rStyle w:val="8"/>
           <w:rFonts w:hint="default"/>
           <w:b w:val="0"/>
           <w:bCs w:val="0"/>
@@ -8851,7 +8851,7 @@
       </w:r>
       <w:r>
         <w:rPr>
-          <w:rStyle w:val="7"/>
+          <w:rStyle w:val="8"/>
           <w:rFonts w:hint="default"/>
           <w:b w:val="0"/>
           <w:bCs w:val="0"/>
@@ -9402,7 +9402,7 @@
         <w:drawing>
           <wp:inline distT="0" distB="0" distL="114300" distR="114300">
             <wp:extent cx="5266690" cy="2620010"/>
-            <wp:effectExtent l="0" t="0" r="6350" b="1270"/>
+            <wp:effectExtent l="0" t="0" r="10160" b="8890"/>
             <wp:docPr id="18" name="Picture 2"/>
             <wp:cNvGraphicFramePr>
               <a:graphicFrameLocks xmlns:a="http://schemas.openxmlformats.org/drawingml/2006/main" noChangeAspect="1"/>
@@ -10196,6 +10196,21 @@
         </w:rPr>
         <w:t>In a cricket match for first 10 overs the net run rate is 3.2 per over. To reach the target 282 what is the required net run rate, they left 40 overs.</w:t>
       </w:r>
+    </w:p>
+    <w:p>
+      <w:pPr>
+        <w:numPr>
+          <w:ilvl w:val="0"/>
+          <w:numId w:val="0"/>
+        </w:numPr>
+        <w:ind w:leftChars="0"/>
+        <w:rPr>
+          <w:rFonts w:hint="default"/>
+          <w:b/>
+          <w:bCs/>
+          <w:lang w:val="en-US"/>
+        </w:rPr>
+      </w:pPr>
     </w:p>
     <w:p>
       <w:pPr>
@@ -14725,7 +14740,7 @@
           <w:bCs/>
           <w:lang w:val="en-US"/>
         </w:rPr>
-        <w:t>Infineon direct (14</w:t>
+        <w:t>Infineon TR-1 direct (14</w:t>
       </w:r>
       <w:r>
         <w:rPr>
@@ -14744,7 +14759,17 @@
           <w:bCs/>
           <w:lang w:val="en-US"/>
         </w:rPr>
-        <w:t xml:space="preserve"> August 2025 15:00 to 16:00)</w:t>
+        <w:t xml:space="preserve"> August 2025 15:00 to 16:00) </w:t>
+      </w:r>
+      <w:r>
+        <w:rPr>
+          <w:rFonts w:hint="default"/>
+          <w:b/>
+          <w:bCs/>
+          <w:color w:val="00B050"/>
+          <w:lang w:val="en-US"/>
+        </w:rPr>
+        <w:t>(Cleared)</w:t>
       </w:r>
     </w:p>
     <w:p>
@@ -15084,412 +15109,2683 @@
           <w:lang w:val="en-US"/>
         </w:rPr>
         <w:t>(Not answered).</w:t>
+      </w:r>
+    </w:p>
+    <w:p>
+      <w:pPr>
+        <w:numPr>
+          <w:ilvl w:val="0"/>
+          <w:numId w:val="33"/>
+        </w:numPr>
+        <w:ind w:leftChars="0"/>
+        <w:rPr>
+          <w:rFonts w:hint="default"/>
+          <w:lang w:val="en-US"/>
+        </w:rPr>
+      </w:pPr>
+      <w:r>
+        <w:rPr>
+          <w:rFonts w:hint="default"/>
+          <w:lang w:val="en-US"/>
+        </w:rPr>
+        <w:t>What happens if the same priority occurs if your serving the interrupt.</w:t>
+      </w:r>
+    </w:p>
+    <w:p>
+      <w:pPr>
+        <w:numPr>
+          <w:ilvl w:val="0"/>
+          <w:numId w:val="33"/>
+        </w:numPr>
+        <w:ind w:leftChars="0"/>
+        <w:rPr>
+          <w:rFonts w:hint="default"/>
+          <w:lang w:val="en-US"/>
+        </w:rPr>
+      </w:pPr>
+      <w:r>
+        <w:rPr>
+          <w:rFonts w:hint="default"/>
+          <w:lang w:val="en-US"/>
+        </w:rPr>
+        <w:t>What happens if you define a pointer but not initialize it and using it by dereference.</w:t>
+      </w:r>
+    </w:p>
+    <w:p>
+      <w:pPr>
+        <w:numPr>
+          <w:ilvl w:val="0"/>
+          <w:numId w:val="33"/>
+        </w:numPr>
+        <w:ind w:leftChars="0"/>
+        <w:rPr>
+          <w:rFonts w:hint="default"/>
+          <w:lang w:val="en-US"/>
+        </w:rPr>
+      </w:pPr>
+      <w:r>
+        <w:rPr>
+          <w:rFonts w:hint="default"/>
+          <w:lang w:val="en-US"/>
+        </w:rPr>
+        <w:t>Wap to shift 0</w:t>
+      </w:r>
+      <w:r>
+        <w:rPr>
+          <w:rFonts w:hint="default"/>
+          <w:vertAlign w:val="superscript"/>
+          <w:lang w:val="en-US"/>
+        </w:rPr>
+        <w:t>th</w:t>
+      </w:r>
+      <w:r>
+        <w:rPr>
+          <w:rFonts w:hint="default"/>
+          <w:lang w:val="en-US"/>
+        </w:rPr>
+        <w:t xml:space="preserve"> bit and 31</w:t>
+      </w:r>
+      <w:r>
+        <w:rPr>
+          <w:rFonts w:hint="default"/>
+          <w:vertAlign w:val="superscript"/>
+          <w:lang w:val="en-US"/>
+        </w:rPr>
+        <w:t>st</w:t>
+      </w:r>
+      <w:r>
+        <w:rPr>
+          <w:rFonts w:hint="default"/>
+          <w:lang w:val="en-US"/>
+        </w:rPr>
+        <w:t xml:space="preserve"> bit of a 32bit integer.</w:t>
+      </w:r>
+    </w:p>
+    <w:p>
+      <w:pPr>
+        <w:numPr>
+          <w:ilvl w:val="0"/>
+          <w:numId w:val="33"/>
+        </w:numPr>
+        <w:ind w:leftChars="0"/>
+        <w:rPr>
+          <w:rFonts w:hint="default"/>
+          <w:lang w:val="en-US"/>
+        </w:rPr>
+      </w:pPr>
+      <w:r>
+        <w:rPr>
+          <w:rFonts w:hint="default"/>
+          <w:lang w:val="en-US"/>
+        </w:rPr>
+        <w:t>Wap to swap a 5 to 10 bits in a two 32bit integers.</w:t>
+      </w:r>
+      <w:r>
+        <w:rPr>
+          <w:rFonts w:hint="default"/>
+          <w:b w:val="0"/>
+          <w:bCs w:val="0"/>
+          <w:lang w:val="en-US"/>
+        </w:rPr>
+        <w:t xml:space="preserve"> </w:t>
+      </w:r>
+      <w:r>
+        <w:rPr>
+          <w:rFonts w:hint="default"/>
+          <w:b/>
+          <w:bCs/>
+          <w:highlight w:val="yellow"/>
+          <w:lang w:val="en-US"/>
+        </w:rPr>
+        <w:t>(Not answered)</w:t>
+      </w:r>
+    </w:p>
+    <w:p>
+      <w:pPr>
+        <w:numPr>
+          <w:ilvl w:val="0"/>
+          <w:numId w:val="33"/>
+        </w:numPr>
+        <w:ind w:leftChars="0"/>
+        <w:rPr>
+          <w:rFonts w:hint="default"/>
+          <w:lang w:val="en-US"/>
+        </w:rPr>
+      </w:pPr>
+      <w:r>
+        <w:rPr>
+          <w:rFonts w:hint="default"/>
+          <w:lang w:val="en-US"/>
+        </w:rPr>
+        <w:t>What is a pointer and double pointer, what is use of double pointer and where it is used.</w:t>
+      </w:r>
+    </w:p>
+    <w:p>
+      <w:pPr>
+        <w:numPr>
+          <w:ilvl w:val="0"/>
+          <w:numId w:val="33"/>
+        </w:numPr>
+        <w:ind w:leftChars="0"/>
+        <w:rPr>
+          <w:rFonts w:hint="default"/>
+          <w:lang w:val="en-US"/>
+        </w:rPr>
+      </w:pPr>
+      <w:r>
+        <w:rPr>
+          <w:rFonts w:hint="default"/>
+          <w:lang w:val="en-US"/>
+        </w:rPr>
+        <w:t>Is it possible to use dynamically allocated memory in the main function explain why.</w:t>
+      </w:r>
+    </w:p>
+    <w:p>
+      <w:pPr>
+        <w:numPr>
+          <w:ilvl w:val="0"/>
+          <w:numId w:val="0"/>
+        </w:numPr>
+        <w:rPr>
+          <w:rFonts w:hint="default"/>
+          <w:lang w:val="en-US"/>
+        </w:rPr>
+      </w:pPr>
+      <w:r>
+        <w:rPr>
+          <w:rFonts w:hint="default"/>
+          <w:lang w:val="en-US"/>
+        </w:rPr>
+        <w:t>void function(int *ptr){</w:t>
+      </w:r>
+    </w:p>
+    <w:p>
+      <w:pPr>
+        <w:numPr>
+          <w:ilvl w:val="0"/>
+          <w:numId w:val="0"/>
+        </w:numPr>
+        <w:rPr>
+          <w:rFonts w:hint="default"/>
+          <w:lang w:val="en-US"/>
+        </w:rPr>
+      </w:pPr>
+      <w:r>
+        <w:rPr>
+          <w:rFonts w:hint="default"/>
+          <w:lang w:val="en-US"/>
+        </w:rPr>
+        <w:t xml:space="preserve">    ptr=(int*)malloc(sizeof(int));</w:t>
+      </w:r>
+    </w:p>
+    <w:p>
+      <w:pPr>
+        <w:numPr>
+          <w:ilvl w:val="0"/>
+          <w:numId w:val="0"/>
+        </w:numPr>
+        <w:rPr>
+          <w:rFonts w:hint="default"/>
+          <w:lang w:val="en-US"/>
+        </w:rPr>
+      </w:pPr>
+      <w:r>
+        <w:rPr>
+          <w:rFonts w:hint="default"/>
+          <w:lang w:val="en-US"/>
+        </w:rPr>
+        <w:t>}</w:t>
+      </w:r>
+    </w:p>
+    <w:p>
+      <w:pPr>
+        <w:numPr>
+          <w:ilvl w:val="0"/>
+          <w:numId w:val="0"/>
+        </w:numPr>
+        <w:rPr>
+          <w:rFonts w:hint="default"/>
+          <w:lang w:val="en-US"/>
+        </w:rPr>
+      </w:pPr>
+    </w:p>
+    <w:p>
+      <w:pPr>
+        <w:numPr>
+          <w:ilvl w:val="0"/>
+          <w:numId w:val="0"/>
+        </w:numPr>
+        <w:rPr>
+          <w:rFonts w:hint="default"/>
+          <w:lang w:val="en-US"/>
+        </w:rPr>
+      </w:pPr>
+      <w:r>
+        <w:rPr>
+          <w:rFonts w:hint="default"/>
+          <w:lang w:val="en-US"/>
+        </w:rPr>
+        <w:t>int main()</w:t>
+      </w:r>
+    </w:p>
+    <w:p>
+      <w:pPr>
+        <w:numPr>
+          <w:ilvl w:val="0"/>
+          <w:numId w:val="0"/>
+        </w:numPr>
+        <w:rPr>
+          <w:rFonts w:hint="default"/>
+          <w:lang w:val="en-US"/>
+        </w:rPr>
+      </w:pPr>
+      <w:r>
+        <w:rPr>
+          <w:rFonts w:hint="default"/>
+          <w:lang w:val="en-US"/>
+        </w:rPr>
+        <w:t>{</w:t>
+      </w:r>
+    </w:p>
+    <w:p>
+      <w:pPr>
+        <w:numPr>
+          <w:ilvl w:val="0"/>
+          <w:numId w:val="0"/>
+        </w:numPr>
+        <w:rPr>
+          <w:rFonts w:hint="default"/>
+          <w:lang w:val="en-US"/>
+        </w:rPr>
+      </w:pPr>
+      <w:r>
+        <w:rPr>
+          <w:rFonts w:hint="default"/>
+          <w:lang w:val="en-US"/>
+        </w:rPr>
+        <w:t xml:space="preserve">    int *ptr=NULL </w:t>
+      </w:r>
+    </w:p>
+    <w:p>
+      <w:pPr>
+        <w:numPr>
+          <w:ilvl w:val="0"/>
+          <w:numId w:val="0"/>
+        </w:numPr>
+        <w:ind w:firstLine="180"/>
+        <w:rPr>
+          <w:rFonts w:hint="default"/>
+          <w:lang w:val="en-US"/>
+        </w:rPr>
+      </w:pPr>
+      <w:r>
+        <w:rPr>
+          <w:rFonts w:hint="default"/>
+          <w:lang w:val="en-US"/>
+        </w:rPr>
+        <w:t>function(ptr);</w:t>
+      </w:r>
+    </w:p>
+    <w:p>
+      <w:pPr>
+        <w:numPr>
+          <w:ilvl w:val="0"/>
+          <w:numId w:val="0"/>
+        </w:numPr>
+        <w:ind w:firstLine="180"/>
+        <w:rPr>
+          <w:rFonts w:hint="default"/>
+          <w:lang w:val="en-US"/>
+        </w:rPr>
+      </w:pPr>
+      <w:r>
+        <w:rPr>
+          <w:rFonts w:hint="default"/>
+          <w:lang w:val="en-US"/>
+        </w:rPr>
+        <w:t>Return 0;</w:t>
+      </w:r>
+    </w:p>
+    <w:p>
+      <w:pPr>
+        <w:numPr>
+          <w:ilvl w:val="0"/>
+          <w:numId w:val="0"/>
+        </w:numPr>
+        <w:rPr>
+          <w:rFonts w:hint="default"/>
+          <w:lang w:val="en-US"/>
+        </w:rPr>
+      </w:pPr>
+      <w:r>
+        <w:rPr>
+          <w:rFonts w:hint="default"/>
+          <w:lang w:val="en-US"/>
+        </w:rPr>
+        <w:t>}</w:t>
+      </w:r>
+    </w:p>
+    <w:p>
+      <w:pPr>
+        <w:numPr>
+          <w:ilvl w:val="0"/>
+          <w:numId w:val="0"/>
+        </w:numPr>
+        <w:rPr>
+          <w:rFonts w:hint="default"/>
+          <w:lang w:val="en-US"/>
+        </w:rPr>
+      </w:pPr>
+    </w:p>
+    <w:p>
+      <w:pPr>
+        <w:numPr>
+          <w:ilvl w:val="0"/>
+          <w:numId w:val="1"/>
+        </w:numPr>
+        <w:ind w:left="0" w:leftChars="0" w:firstLine="0" w:firstLineChars="0"/>
+      </w:pPr>
+      <w:r>
+        <w:rPr>
+          <w:rFonts w:hint="default"/>
+          <w:b/>
+          <w:bCs/>
+          <w:lang w:val="en-US"/>
+        </w:rPr>
+        <w:t>Infineon TR-2 direct (19</w:t>
+      </w:r>
+      <w:r>
+        <w:rPr>
+          <w:rFonts w:hint="default"/>
+          <w:b/>
+          <w:bCs/>
+          <w:vertAlign w:val="superscript"/>
+          <w:lang w:val="en-US"/>
+        </w:rPr>
+        <w:t>th</w:t>
+      </w:r>
+      <w:r>
+        <w:rPr>
+          <w:rFonts w:hint="default"/>
+          <w:b/>
+          <w:bCs/>
+          <w:lang w:val="en-US"/>
+        </w:rPr>
+        <w:t xml:space="preserve"> August 2025 17:00 to 18:00) </w:t>
+      </w:r>
+      <w:r>
+        <w:rPr>
+          <w:rFonts w:hint="default"/>
+          <w:b/>
+          <w:bCs/>
+          <w:color w:val="00B050"/>
+          <w:lang w:val="en-US"/>
+        </w:rPr>
+        <w:t>(Cleared)</w:t>
+      </w:r>
+    </w:p>
+    <w:p>
+      <w:pPr>
+        <w:numPr>
+          <w:ilvl w:val="0"/>
+          <w:numId w:val="34"/>
+        </w:numPr>
+        <w:ind w:leftChars="0"/>
+        <w:rPr>
+          <w:rFonts w:hint="default"/>
+          <w:lang w:val="en-US"/>
+        </w:rPr>
+      </w:pPr>
+      <w:r>
+        <w:rPr>
+          <w:rFonts w:hint="default"/>
+          <w:lang w:val="en-US"/>
+        </w:rPr>
+        <w:t>Are u aware of this Role.</w:t>
+      </w:r>
+    </w:p>
+    <w:p>
+      <w:pPr>
+        <w:numPr>
+          <w:ilvl w:val="0"/>
+          <w:numId w:val="34"/>
+        </w:numPr>
+        <w:ind w:leftChars="0"/>
+        <w:rPr>
+          <w:rFonts w:hint="default"/>
+          <w:lang w:val="en-US"/>
+        </w:rPr>
+      </w:pPr>
+      <w:r>
+        <w:rPr>
+          <w:rFonts w:hint="default"/>
+          <w:lang w:val="en-US"/>
+        </w:rPr>
+        <w:t>Interuduce your self.</w:t>
+      </w:r>
+    </w:p>
+    <w:p>
+      <w:pPr>
+        <w:numPr>
+          <w:ilvl w:val="0"/>
+          <w:numId w:val="34"/>
+        </w:numPr>
+        <w:ind w:leftChars="0"/>
+        <w:rPr>
+          <w:rFonts w:hint="default"/>
+          <w:lang w:val="en-US"/>
+        </w:rPr>
+      </w:pPr>
+      <w:r>
+        <w:rPr>
+          <w:rFonts w:hint="default"/>
+          <w:lang w:val="en-US"/>
+        </w:rPr>
+        <w:t>Are you familiar with Hardware.</w:t>
+      </w:r>
+    </w:p>
+    <w:p>
+      <w:pPr>
+        <w:numPr>
+          <w:ilvl w:val="0"/>
+          <w:numId w:val="34"/>
+        </w:numPr>
+        <w:ind w:leftChars="0"/>
+        <w:rPr>
+          <w:rFonts w:hint="default"/>
+          <w:lang w:val="en-US"/>
+        </w:rPr>
+      </w:pPr>
+      <w:r>
+        <w:rPr>
+          <w:rFonts w:hint="default"/>
+          <w:lang w:val="en-US"/>
+        </w:rPr>
+        <w:t>Explain about your one of the project. (ARM Data logger).</w:t>
+      </w:r>
+    </w:p>
+    <w:p>
+      <w:pPr>
+        <w:numPr>
+          <w:ilvl w:val="0"/>
+          <w:numId w:val="34"/>
+        </w:numPr>
+        <w:ind w:leftChars="0"/>
+        <w:rPr>
+          <w:rFonts w:hint="default"/>
+          <w:lang w:val="en-US"/>
+        </w:rPr>
+      </w:pPr>
+      <w:r>
+        <w:rPr>
+          <w:rFonts w:hint="default"/>
+          <w:lang w:val="en-US"/>
+        </w:rPr>
+        <w:t>How the 4096 inputs interfaced to CPU or controller.</w:t>
+      </w:r>
+    </w:p>
+    <w:p>
+      <w:pPr>
+        <w:numPr>
+          <w:ilvl w:val="0"/>
+          <w:numId w:val="34"/>
+        </w:numPr>
+        <w:ind w:leftChars="0"/>
+        <w:rPr>
+          <w:rFonts w:hint="default"/>
+          <w:lang w:val="en-US"/>
+        </w:rPr>
+      </w:pPr>
+      <w:r>
+        <w:rPr>
+          <w:rFonts w:hint="default"/>
+          <w:lang w:val="en-US"/>
+        </w:rPr>
+        <w:t>Why opto coupler is used and why isolation is required and what its need.</w:t>
+      </w:r>
+    </w:p>
+    <w:p>
+      <w:pPr>
+        <w:numPr>
+          <w:ilvl w:val="0"/>
+          <w:numId w:val="34"/>
+        </w:numPr>
+        <w:ind w:leftChars="0"/>
+        <w:rPr>
+          <w:rFonts w:hint="default"/>
+          <w:lang w:val="en-US"/>
+        </w:rPr>
+      </w:pPr>
+      <w:r>
+        <w:rPr>
+          <w:rFonts w:hint="default"/>
+          <w:lang w:val="en-US"/>
+        </w:rPr>
+        <w:t>Then who is selects the muxing inputs, how it happens.</w:t>
+      </w:r>
+    </w:p>
+    <w:p>
+      <w:pPr>
+        <w:numPr>
+          <w:ilvl w:val="0"/>
+          <w:numId w:val="34"/>
+        </w:numPr>
+        <w:ind w:leftChars="0"/>
+        <w:rPr>
+          <w:rFonts w:hint="default"/>
+          <w:lang w:val="en-US"/>
+        </w:rPr>
+      </w:pPr>
+      <w:r>
+        <w:rPr>
+          <w:rFonts w:hint="default"/>
+          <w:lang w:val="en-US"/>
+        </w:rPr>
+        <w:t>How do you measure the 110V DC or 230V AC using ADC. What is the hardware circuit involves.</w:t>
+      </w:r>
+    </w:p>
+    <w:p>
+      <w:pPr>
+        <w:numPr>
+          <w:ilvl w:val="0"/>
+          <w:numId w:val="34"/>
+        </w:numPr>
+        <w:ind w:leftChars="0"/>
+        <w:rPr>
+          <w:rFonts w:hint="default"/>
+          <w:lang w:val="en-US"/>
+        </w:rPr>
+      </w:pPr>
+      <w:r>
+        <w:rPr>
+          <w:rFonts w:hint="default"/>
+          <w:lang w:val="en-US"/>
+        </w:rPr>
+        <w:t>How did you sample the ADC value. What is the sampling rate.</w:t>
+      </w:r>
+    </w:p>
+    <w:p>
+      <w:pPr>
+        <w:numPr>
+          <w:ilvl w:val="0"/>
+          <w:numId w:val="34"/>
+        </w:numPr>
+        <w:ind w:leftChars="0"/>
+        <w:rPr>
+          <w:rFonts w:hint="default"/>
+          <w:lang w:val="en-US"/>
+        </w:rPr>
+      </w:pPr>
+      <w:r>
+        <w:rPr>
+          <w:rFonts w:hint="default"/>
+          <w:lang w:val="en-US"/>
+        </w:rPr>
+        <w:t>Are you used the RTOS or Bare metal in your project.</w:t>
+      </w:r>
+    </w:p>
+    <w:p>
+      <w:pPr>
+        <w:numPr>
+          <w:ilvl w:val="0"/>
+          <w:numId w:val="34"/>
+        </w:numPr>
+        <w:ind w:leftChars="0"/>
+        <w:rPr>
+          <w:rFonts w:hint="default"/>
+          <w:lang w:val="en-US"/>
+        </w:rPr>
+      </w:pPr>
+      <w:r>
+        <w:rPr>
+          <w:rFonts w:hint="default"/>
+          <w:lang w:val="en-US"/>
+        </w:rPr>
+        <w:t>What is the difference between the Bare metal programming and RTOS.</w:t>
+      </w:r>
+    </w:p>
+    <w:p>
+      <w:pPr>
+        <w:numPr>
+          <w:ilvl w:val="0"/>
+          <w:numId w:val="34"/>
+        </w:numPr>
+        <w:ind w:leftChars="0"/>
+        <w:rPr>
+          <w:rFonts w:hint="default"/>
+          <w:lang w:val="en-US"/>
+        </w:rPr>
+      </w:pPr>
+      <w:r>
+        <w:rPr>
+          <w:rFonts w:hint="default"/>
+          <w:lang w:val="en-US"/>
+        </w:rPr>
+        <w:t>How do you calculate how much actual CPU power consumed.</w:t>
+      </w:r>
+    </w:p>
+    <w:p>
+      <w:pPr>
+        <w:numPr>
+          <w:ilvl w:val="0"/>
+          <w:numId w:val="34"/>
+        </w:numPr>
+        <w:ind w:leftChars="0"/>
+        <w:rPr>
+          <w:rFonts w:hint="default"/>
+          <w:lang w:val="en-US"/>
+        </w:rPr>
+      </w:pPr>
+      <w:r>
+        <w:rPr>
+          <w:rFonts w:hint="default"/>
+          <w:lang w:val="en-US"/>
+        </w:rPr>
+        <w:t>How did you debug if the one of the interrupt service routine is not at called.</w:t>
+      </w:r>
+    </w:p>
+    <w:p>
+      <w:pPr>
+        <w:numPr>
+          <w:ilvl w:val="0"/>
+          <w:numId w:val="34"/>
+        </w:numPr>
+        <w:ind w:leftChars="0"/>
+        <w:rPr>
+          <w:rFonts w:hint="default"/>
+          <w:lang w:val="en-US"/>
+        </w:rPr>
+      </w:pPr>
+      <w:r>
+        <w:rPr>
+          <w:rFonts w:hint="default"/>
+          <w:lang w:val="en-US"/>
+        </w:rPr>
+        <w:t>If you debug the issue with debugger, in that case it was calling the ISR.</w:t>
+      </w:r>
+    </w:p>
+    <w:p>
+      <w:pPr>
+        <w:numPr>
+          <w:ilvl w:val="0"/>
+          <w:numId w:val="34"/>
+        </w:numPr>
+        <w:ind w:leftChars="0"/>
+        <w:rPr>
+          <w:rFonts w:hint="default"/>
+          <w:lang w:val="en-US"/>
+        </w:rPr>
+      </w:pPr>
+      <w:r>
+        <w:rPr>
+          <w:rFonts w:hint="default"/>
+          <w:lang w:val="en-US"/>
+        </w:rPr>
+        <w:t>What is the procedure to find it out, why the ISR is not getting triggered.</w:t>
+      </w:r>
+    </w:p>
+    <w:p>
+      <w:pPr>
+        <w:numPr>
+          <w:ilvl w:val="0"/>
+          <w:numId w:val="34"/>
+        </w:numPr>
+        <w:ind w:leftChars="0"/>
+        <w:rPr>
+          <w:rFonts w:hint="default"/>
+          <w:lang w:val="en-US"/>
+        </w:rPr>
+      </w:pPr>
+      <w:r>
+        <w:rPr>
+          <w:rFonts w:hint="default"/>
+          <w:lang w:val="en-US"/>
+        </w:rPr>
+        <w:t>How did you find it out is the ISR routine is calling are not.</w:t>
+      </w:r>
+    </w:p>
+    <w:p>
+      <w:pPr>
+        <w:numPr>
+          <w:ilvl w:val="0"/>
+          <w:numId w:val="34"/>
+        </w:numPr>
+        <w:ind w:leftChars="0"/>
+        <w:rPr>
+          <w:rFonts w:hint="default"/>
+          <w:lang w:val="en-US"/>
+        </w:rPr>
+      </w:pPr>
+      <w:r>
+        <w:rPr>
+          <w:rFonts w:hint="default"/>
+          <w:lang w:val="en-US"/>
+        </w:rPr>
+        <w:t>Are you know about the UART, what is the ideal state of UART lines.</w:t>
+      </w:r>
+    </w:p>
+    <w:p>
+      <w:pPr>
+        <w:numPr>
+          <w:ilvl w:val="0"/>
+          <w:numId w:val="34"/>
+        </w:numPr>
+        <w:ind w:leftChars="0"/>
+        <w:rPr>
+          <w:rFonts w:hint="default"/>
+          <w:lang w:val="en-US"/>
+        </w:rPr>
+      </w:pPr>
+      <w:r>
+        <w:rPr>
+          <w:rFonts w:hint="default"/>
+          <w:lang w:val="en-US"/>
+        </w:rPr>
+        <w:t>If I need to deliver the UART out in quite opposite to the actual data transmission. Like a start means logic 0 to logic 1 and stop means logic 1 to logic 0.</w:t>
+      </w:r>
+    </w:p>
+    <w:p>
+      <w:pPr>
+        <w:numPr>
+          <w:ilvl w:val="0"/>
+          <w:numId w:val="34"/>
+        </w:numPr>
+        <w:ind w:leftChars="0"/>
+        <w:rPr>
+          <w:rFonts w:hint="default"/>
+          <w:lang w:val="en-US"/>
+        </w:rPr>
+      </w:pPr>
+      <w:r>
+        <w:rPr>
+          <w:rFonts w:hint="default"/>
+          <w:lang w:val="en-US"/>
+        </w:rPr>
+        <w:t>Without uisng hardware change how do u deliver it.</w:t>
+      </w:r>
+    </w:p>
+    <w:p>
+      <w:pPr>
+        <w:numPr>
+          <w:ilvl w:val="0"/>
+          <w:numId w:val="34"/>
+        </w:numPr>
+        <w:ind w:leftChars="0"/>
+        <w:rPr>
+          <w:rFonts w:hint="default"/>
+          <w:lang w:val="en-US"/>
+        </w:rPr>
+      </w:pPr>
+      <w:r>
+        <w:rPr>
+          <w:rFonts w:hint="default"/>
+          <w:lang w:val="en-US"/>
+        </w:rPr>
+        <w:t>How did you generate the UART data on to the line by using bit banging with timers.</w:t>
+      </w:r>
+    </w:p>
+    <w:p>
+      <w:pPr>
+        <w:numPr>
+          <w:ilvl w:val="0"/>
+          <w:numId w:val="34"/>
+        </w:numPr>
+        <w:ind w:leftChars="0"/>
+        <w:rPr>
+          <w:rFonts w:hint="default"/>
+          <w:lang w:val="en-US"/>
+        </w:rPr>
+      </w:pPr>
+      <w:r>
+        <w:rPr>
+          <w:rFonts w:hint="default"/>
+          <w:lang w:val="en-US"/>
+        </w:rPr>
+        <w:t>How do you detaict if your code is stuck some ware in the code.</w:t>
+      </w:r>
+    </w:p>
+    <w:p>
+      <w:pPr>
+        <w:numPr>
+          <w:ilvl w:val="0"/>
+          <w:numId w:val="34"/>
+        </w:numPr>
+        <w:ind w:leftChars="0"/>
+        <w:rPr>
+          <w:rFonts w:hint="default"/>
+          <w:lang w:val="en-US"/>
+        </w:rPr>
+      </w:pPr>
+      <w:r>
+        <w:rPr>
+          <w:rFonts w:hint="default"/>
+          <w:lang w:val="en-US"/>
+        </w:rPr>
+        <w:t>How do you eliminate this stucking condition in your system.</w:t>
+      </w:r>
+    </w:p>
+    <w:p>
+      <w:pPr>
+        <w:numPr>
+          <w:ilvl w:val="0"/>
+          <w:numId w:val="34"/>
+        </w:numPr>
+        <w:ind w:leftChars="0"/>
+        <w:rPr>
+          <w:rFonts w:hint="default"/>
+          <w:lang w:val="en-US"/>
+        </w:rPr>
+      </w:pPr>
+      <w:r>
+        <w:rPr>
+          <w:rFonts w:hint="default"/>
+          <w:lang w:val="en-US"/>
+        </w:rPr>
+        <w:t>What is mean by watch dog and how exactly works.</w:t>
+      </w:r>
+    </w:p>
+    <w:p>
+      <w:pPr>
+        <w:numPr>
+          <w:ilvl w:val="0"/>
+          <w:numId w:val="34"/>
+        </w:numPr>
+        <w:ind w:leftChars="0"/>
+        <w:rPr>
+          <w:rFonts w:hint="default"/>
+          <w:lang w:val="en-US"/>
+        </w:rPr>
+      </w:pPr>
+      <w:r>
+        <w:rPr>
+          <w:rFonts w:hint="default"/>
+          <w:lang w:val="en-US"/>
+        </w:rPr>
+        <w:t>Why u are used two different communication in your system RS485 and RS232, what are the main difference between them.</w:t>
+      </w:r>
+    </w:p>
+    <w:p>
+      <w:pPr>
+        <w:numPr>
+          <w:ilvl w:val="0"/>
+          <w:numId w:val="34"/>
+        </w:numPr>
+        <w:ind w:leftChars="0"/>
+        <w:rPr>
+          <w:rFonts w:hint="default"/>
+          <w:lang w:val="en-US"/>
+        </w:rPr>
+      </w:pPr>
+      <w:r>
+        <w:rPr>
+          <w:rFonts w:hint="default"/>
+          <w:lang w:val="en-US"/>
+        </w:rPr>
+        <w:t>If I need to connect the different slave to the same lines which is suitable is it RS485 or RS232.</w:t>
+      </w:r>
+    </w:p>
+    <w:p>
+      <w:pPr>
+        <w:numPr>
+          <w:ilvl w:val="0"/>
+          <w:numId w:val="34"/>
+        </w:numPr>
+        <w:ind w:leftChars="0"/>
+        <w:rPr>
+          <w:rFonts w:hint="default"/>
+          <w:lang w:val="en-US"/>
+        </w:rPr>
+      </w:pPr>
+      <w:r>
+        <w:rPr>
+          <w:rFonts w:hint="default"/>
+          <w:lang w:val="en-US"/>
+        </w:rPr>
+        <w:t>Identify the Hardware circuit.</w:t>
+      </w:r>
+    </w:p>
+    <w:p>
+      <w:pPr>
+        <w:numPr>
+          <w:ilvl w:val="0"/>
+          <w:numId w:val="34"/>
+        </w:numPr>
+        <w:ind w:leftChars="0"/>
+        <w:rPr>
+          <w:rFonts w:hint="default"/>
+          <w:lang w:val="en-US"/>
+        </w:rPr>
+      </w:pPr>
+      <w:r>
+        <w:rPr>
+          <w:rFonts w:hint="default"/>
+          <w:lang w:val="en-US"/>
+        </w:rPr>
+        <w:t>What is mean by the schematic trigger and what its usage.</w:t>
+      </w:r>
+    </w:p>
+    <w:p>
+      <w:pPr>
+        <w:numPr>
+          <w:ilvl w:val="0"/>
+          <w:numId w:val="34"/>
+        </w:numPr>
+        <w:ind w:leftChars="0"/>
+        <w:rPr>
+          <w:rFonts w:hint="default"/>
+          <w:lang w:val="en-US"/>
+        </w:rPr>
+      </w:pPr>
+      <w:r>
+        <w:rPr>
+          <w:rFonts w:hint="default"/>
+          <w:lang w:val="en-US"/>
+        </w:rPr>
+        <w:t>If you have 30V ac sign wave supply, in that how do you measure it. Is it possible to measure the AC with the ADC. If not how did you measure it and which hardware u use for converting the AC voltage to DC voltage.</w:t>
+      </w:r>
+    </w:p>
+    <w:p>
+      <w:pPr>
+        <w:numPr>
+          <w:ilvl w:val="0"/>
+          <w:numId w:val="34"/>
+        </w:numPr>
+        <w:ind w:leftChars="0"/>
+        <w:rPr>
+          <w:rFonts w:hint="default"/>
+          <w:lang w:val="en-US"/>
+        </w:rPr>
+      </w:pPr>
+      <w:r>
+        <w:rPr>
+          <w:rFonts w:hint="default"/>
+          <w:lang w:val="en-US"/>
+        </w:rPr>
+        <w:t>What is the need of doing RMS for the DC voltage and when the RMS is used and what is the use of uing it.</w:t>
+      </w:r>
+    </w:p>
+    <w:p>
+      <w:pPr>
+        <w:numPr>
+          <w:ilvl w:val="0"/>
+          <w:numId w:val="34"/>
+        </w:numPr>
+        <w:ind w:leftChars="0"/>
+        <w:rPr>
+          <w:rFonts w:hint="default"/>
+          <w:lang w:val="en-US"/>
+        </w:rPr>
+      </w:pPr>
+      <w:r>
+        <w:rPr>
+          <w:rFonts w:hint="default"/>
+          <w:lang w:val="en-US"/>
+        </w:rPr>
+        <w:t>Are you implemented ADC by your self, what is the configuration flow.</w:t>
+      </w:r>
+    </w:p>
+    <w:p>
+      <w:pPr>
+        <w:numPr>
+          <w:ilvl w:val="0"/>
+          <w:numId w:val="34"/>
+        </w:numPr>
+        <w:ind w:leftChars="0"/>
+        <w:rPr>
+          <w:rFonts w:hint="default"/>
+          <w:lang w:val="en-US"/>
+        </w:rPr>
+      </w:pPr>
+      <w:r>
+        <w:rPr>
+          <w:rFonts w:hint="default"/>
+          <w:lang w:val="en-US"/>
+        </w:rPr>
+        <w:t>Are u used the I2C interface, how the circuit involves is it multi master or multi slave.</w:t>
+      </w:r>
+    </w:p>
+    <w:p>
+      <w:pPr>
+        <w:numPr>
+          <w:ilvl w:val="0"/>
+          <w:numId w:val="34"/>
+        </w:numPr>
+        <w:ind w:leftChars="0"/>
+        <w:rPr>
+          <w:rFonts w:hint="default"/>
+          <w:lang w:val="en-US"/>
+        </w:rPr>
+      </w:pPr>
+      <w:r>
+        <w:rPr>
+          <w:rFonts w:hint="default"/>
+          <w:lang w:val="en-US"/>
+        </w:rPr>
+        <w:t>Are u face any issues with the I2C communication like bus arbitration.</w:t>
+      </w:r>
+    </w:p>
+    <w:p>
+      <w:pPr>
+        <w:numPr>
+          <w:ilvl w:val="0"/>
+          <w:numId w:val="34"/>
+        </w:numPr>
+        <w:ind w:leftChars="0"/>
+        <w:rPr>
+          <w:rFonts w:hint="default"/>
+          <w:lang w:val="en-US"/>
+        </w:rPr>
+      </w:pPr>
+      <w:r>
+        <w:rPr>
+          <w:rFonts w:hint="default"/>
+          <w:lang w:val="en-US"/>
+        </w:rPr>
+        <w:t>What are the major issue you faced and debugged in your experience.</w:t>
+      </w:r>
+    </w:p>
+    <w:p>
+      <w:pPr>
+        <w:numPr>
+          <w:ilvl w:val="0"/>
+          <w:numId w:val="34"/>
+        </w:numPr>
+        <w:ind w:leftChars="0"/>
+        <w:rPr>
+          <w:rFonts w:hint="default"/>
+          <w:lang w:val="en-US"/>
+        </w:rPr>
+      </w:pPr>
+      <w:r>
+        <w:rPr>
+          <w:rFonts w:hint="default"/>
+          <w:lang w:val="en-US"/>
+        </w:rPr>
+        <w:t>How did you ensure the data written in the  EEPROM is valid are not.</w:t>
+      </w:r>
+    </w:p>
+    <w:p>
+      <w:pPr>
+        <w:numPr>
+          <w:ilvl w:val="0"/>
+          <w:numId w:val="34"/>
+        </w:numPr>
+        <w:ind w:leftChars="0"/>
+        <w:rPr>
+          <w:rFonts w:hint="default"/>
+          <w:lang w:val="en-US"/>
+        </w:rPr>
+      </w:pPr>
+      <w:r>
+        <w:rPr>
+          <w:rFonts w:hint="default"/>
+          <w:lang w:val="en-US"/>
+        </w:rPr>
+        <w:t>Which bit controller are used. And are u implemented the complete boot loader.</w:t>
+      </w:r>
+    </w:p>
+    <w:p>
+      <w:pPr>
+        <w:numPr>
+          <w:ilvl w:val="0"/>
+          <w:numId w:val="34"/>
+        </w:numPr>
+        <w:ind w:leftChars="0"/>
+        <w:rPr>
+          <w:rFonts w:hint="default"/>
+          <w:lang w:val="en-US"/>
+        </w:rPr>
+      </w:pPr>
+      <w:r>
+        <w:rPr>
+          <w:rFonts w:hint="default"/>
+          <w:lang w:val="en-US"/>
+        </w:rPr>
+        <w:t>Explain the how exactly secondary boot loader works.</w:t>
+      </w:r>
+    </w:p>
+    <w:p>
+      <w:pPr>
+        <w:numPr>
+          <w:ilvl w:val="0"/>
+          <w:numId w:val="34"/>
+        </w:numPr>
+        <w:ind w:leftChars="0"/>
+        <w:rPr>
+          <w:rFonts w:hint="default"/>
+          <w:lang w:val="en-US"/>
+        </w:rPr>
+      </w:pPr>
+      <w:r>
+        <w:rPr>
+          <w:rFonts w:hint="default"/>
+          <w:lang w:val="en-US"/>
+        </w:rPr>
+        <w:t>What type of the data u received in the as a image is it intel format or some thing else.</w:t>
+      </w:r>
+    </w:p>
+    <w:p>
+      <w:pPr>
+        <w:numPr>
+          <w:ilvl w:val="0"/>
+          <w:numId w:val="34"/>
+        </w:numPr>
+        <w:ind w:leftChars="0"/>
+        <w:rPr>
+          <w:rFonts w:hint="default"/>
+          <w:lang w:val="en-US"/>
+        </w:rPr>
+      </w:pPr>
+      <w:r>
+        <w:rPr>
+          <w:rFonts w:hint="default"/>
+          <w:lang w:val="en-US"/>
+        </w:rPr>
+        <w:t>What is the receiving flow image form the server.</w:t>
+      </w:r>
+    </w:p>
+    <w:p>
+      <w:pPr>
+        <w:numPr>
+          <w:ilvl w:val="0"/>
+          <w:numId w:val="34"/>
+        </w:numPr>
+        <w:ind w:leftChars="0"/>
+        <w:rPr>
+          <w:rFonts w:hint="default"/>
+          <w:lang w:val="en-US"/>
+        </w:rPr>
+      </w:pPr>
+      <w:r>
+        <w:rPr>
+          <w:rFonts w:hint="default"/>
+          <w:lang w:val="en-US"/>
+        </w:rPr>
+        <w:t>What happens if power failure in between writing the one of segment.</w:t>
+      </w:r>
+    </w:p>
+    <w:p>
+      <w:pPr>
+        <w:numPr>
+          <w:ilvl w:val="0"/>
+          <w:numId w:val="34"/>
+        </w:numPr>
+        <w:ind w:leftChars="0"/>
+        <w:rPr>
+          <w:rFonts w:hint="default"/>
+          <w:lang w:val="en-US"/>
+        </w:rPr>
+      </w:pPr>
+      <w:r>
+        <w:rPr>
+          <w:rFonts w:hint="default"/>
+          <w:lang w:val="en-US"/>
+        </w:rPr>
+        <w:t>Are you write the received data when ever it received or write after complete receiving of image.</w:t>
+      </w:r>
+    </w:p>
+    <w:p>
+      <w:pPr>
+        <w:numPr>
+          <w:ilvl w:val="0"/>
+          <w:numId w:val="0"/>
+        </w:numPr>
+        <w:rPr>
+          <w:rFonts w:hint="default"/>
+          <w:lang w:val="en-US"/>
+        </w:rPr>
+      </w:pPr>
+    </w:p>
+    <w:p>
+      <w:pPr>
+        <w:numPr>
+          <w:ilvl w:val="0"/>
+          <w:numId w:val="1"/>
+        </w:numPr>
+        <w:ind w:left="0" w:leftChars="0" w:firstLine="0" w:firstLineChars="0"/>
+      </w:pPr>
+      <w:r>
+        <w:rPr>
+          <w:rFonts w:hint="default"/>
+          <w:b/>
+          <w:bCs/>
+          <w:lang w:val="en-US"/>
+        </w:rPr>
+        <w:t>Infineon TR-3 direct (20</w:t>
+      </w:r>
+      <w:r>
+        <w:rPr>
+          <w:rFonts w:hint="default"/>
+          <w:b/>
+          <w:bCs/>
+          <w:vertAlign w:val="superscript"/>
+          <w:lang w:val="en-US"/>
+        </w:rPr>
+        <w:t>th</w:t>
+      </w:r>
+      <w:r>
+        <w:rPr>
+          <w:rFonts w:hint="default"/>
+          <w:b/>
+          <w:bCs/>
+          <w:lang w:val="en-US"/>
+        </w:rPr>
+        <w:t xml:space="preserve"> August 2025 10:45 to 11:15) </w:t>
+      </w:r>
+      <w:r>
+        <w:rPr>
+          <w:rFonts w:hint="default"/>
+          <w:b/>
+          <w:bCs/>
+          <w:color w:val="00B050"/>
+          <w:lang w:val="en-US"/>
+        </w:rPr>
+        <w:t>(Cleared)</w:t>
+      </w:r>
+    </w:p>
+    <w:p>
+      <w:pPr>
+        <w:numPr>
+          <w:ilvl w:val="0"/>
+          <w:numId w:val="35"/>
+        </w:numPr>
+        <w:ind w:leftChars="0"/>
+        <w:rPr>
+          <w:rFonts w:hint="default"/>
+          <w:lang w:val="en-US"/>
+        </w:rPr>
+      </w:pPr>
+      <w:r>
+        <w:rPr>
+          <w:rFonts w:hint="default"/>
+          <w:lang w:val="en-US"/>
+        </w:rPr>
+        <w:t>Define a structure and print a values in the structure.</w:t>
+      </w:r>
+    </w:p>
+    <w:p>
+      <w:pPr>
+        <w:numPr>
+          <w:ilvl w:val="0"/>
+          <w:numId w:val="35"/>
+        </w:numPr>
+        <w:ind w:leftChars="0"/>
+        <w:rPr>
+          <w:rFonts w:hint="default"/>
+          <w:lang w:val="en-US"/>
+        </w:rPr>
+      </w:pPr>
+      <w:r>
+        <w:rPr>
+          <w:rFonts w:hint="default"/>
+          <w:lang w:val="en-US"/>
+        </w:rPr>
+        <w:t>Write a function to modify the members in a structure.</w:t>
+      </w:r>
+    </w:p>
+    <w:p>
+      <w:pPr>
+        <w:numPr>
+          <w:ilvl w:val="0"/>
+          <w:numId w:val="35"/>
+        </w:numPr>
+        <w:ind w:leftChars="0"/>
+        <w:rPr>
+          <w:rFonts w:hint="default"/>
+          <w:lang w:val="en-US"/>
+        </w:rPr>
+      </w:pPr>
+      <w:r>
+        <w:rPr>
+          <w:rFonts w:hint="default"/>
+          <w:lang w:val="en-US"/>
+        </w:rPr>
+        <w:t>Write a logic to multiply one member with 2 and divide one member with two with out using the multiplication and division.</w:t>
+      </w:r>
+    </w:p>
+    <w:p>
+      <w:pPr>
+        <w:numPr>
+          <w:ilvl w:val="0"/>
+          <w:numId w:val="35"/>
+        </w:numPr>
+        <w:ind w:leftChars="0"/>
+        <w:rPr>
+          <w:rFonts w:hint="default"/>
+          <w:lang w:val="en-US"/>
+        </w:rPr>
+      </w:pPr>
+      <w:r>
+        <w:rPr>
+          <w:rFonts w:hint="default"/>
+          <w:lang w:val="en-US"/>
+        </w:rPr>
+        <w:t xml:space="preserve">Access the members in a structure using indexing (Array of indexing). </w:t>
+      </w:r>
+      <w:r>
+        <w:rPr>
+          <w:rFonts w:hint="default"/>
+          <w:b/>
+          <w:bCs/>
+          <w:highlight w:val="yellow"/>
+          <w:lang w:val="en-US"/>
+        </w:rPr>
+        <w:t>(Not answered as they  are expecting)</w:t>
+      </w:r>
+      <w:r>
+        <w:rPr>
+          <w:rFonts w:hint="default"/>
+          <w:lang w:val="en-US"/>
+        </w:rPr>
+        <w:t xml:space="preserve"> </w:t>
+      </w:r>
+    </w:p>
+    <w:p>
+      <w:pPr>
+        <w:numPr>
+          <w:ilvl w:val="0"/>
+          <w:numId w:val="35"/>
+        </w:numPr>
+        <w:ind w:leftChars="0"/>
+        <w:rPr>
+          <w:rFonts w:hint="default"/>
+          <w:lang w:val="en-US"/>
+        </w:rPr>
+      </w:pPr>
+      <w:r>
+        <w:rPr>
+          <w:rFonts w:hint="default"/>
+          <w:lang w:val="en-US"/>
+        </w:rPr>
+        <w:t>What is the structure and where it is used.</w:t>
+      </w:r>
+    </w:p>
+    <w:p>
+      <w:pPr>
+        <w:numPr>
+          <w:ilvl w:val="0"/>
+          <w:numId w:val="35"/>
+        </w:numPr>
+        <w:ind w:leftChars="0"/>
+        <w:rPr>
+          <w:rFonts w:hint="default"/>
+          <w:lang w:val="en-US"/>
+        </w:rPr>
+      </w:pPr>
+      <w:r>
+        <w:rPr>
+          <w:rFonts w:hint="default"/>
+          <w:lang w:val="en-US"/>
+        </w:rPr>
+        <w:t>What is the union and where it is used.</w:t>
+      </w:r>
+    </w:p>
+    <w:p>
+      <w:pPr>
+        <w:numPr>
+          <w:ilvl w:val="0"/>
+          <w:numId w:val="35"/>
+        </w:numPr>
+        <w:ind w:leftChars="0"/>
+        <w:rPr>
+          <w:rFonts w:hint="default"/>
+          <w:lang w:val="en-US"/>
+        </w:rPr>
+      </w:pPr>
+      <w:r>
+        <w:rPr>
+          <w:rFonts w:hint="default"/>
+          <w:lang w:val="en-US"/>
+        </w:rPr>
+        <w:t>Toggle a one of the bit in a number and test it and print the state of that bit is it high or low.</w:t>
+      </w:r>
+    </w:p>
+    <w:p>
+      <w:pPr>
+        <w:numPr>
+          <w:ilvl w:val="0"/>
+          <w:numId w:val="35"/>
+        </w:numPr>
+        <w:ind w:leftChars="0"/>
+        <w:rPr>
+          <w:rFonts w:hint="default"/>
+          <w:lang w:val="en-US"/>
+        </w:rPr>
+      </w:pPr>
+      <w:r>
+        <w:rPr>
+          <w:rFonts w:hint="default"/>
+          <w:lang w:val="en-US"/>
+        </w:rPr>
+        <w:t>What is the difference between MACRO and FUNCTION, what are there advantages.</w:t>
+      </w:r>
+    </w:p>
+    <w:p>
+      <w:pPr>
+        <w:numPr>
+          <w:ilvl w:val="0"/>
+          <w:numId w:val="35"/>
+        </w:numPr>
+        <w:ind w:leftChars="0"/>
+        <w:rPr>
+          <w:rFonts w:hint="default"/>
+          <w:lang w:val="en-US"/>
+        </w:rPr>
+      </w:pPr>
+      <w:r>
+        <w:rPr>
+          <w:rFonts w:hint="default"/>
+          <w:lang w:val="en-US"/>
+        </w:rPr>
+        <w:t xml:space="preserve">If you having a 5 litter bucket and 3 litter bucket, I want you to measure the 4 litters of water in a 5 litter bucket. </w:t>
+      </w:r>
+      <w:r>
+        <w:rPr>
+          <w:rFonts w:hint="default"/>
+          <w:b/>
+          <w:bCs/>
+          <w:highlight w:val="yellow"/>
+          <w:lang w:val="en-US"/>
+        </w:rPr>
+        <w:t>(Not answered)</w:t>
+      </w:r>
+      <w:r>
+        <w:rPr>
+          <w:rFonts w:hint="default"/>
+          <w:lang w:val="en-US"/>
+        </w:rPr>
+        <w:t xml:space="preserve"> </w:t>
+      </w:r>
+    </w:p>
+    <w:p>
+      <w:pPr>
+        <w:numPr>
+          <w:ilvl w:val="0"/>
+          <w:numId w:val="35"/>
+        </w:numPr>
+        <w:ind w:leftChars="0"/>
+        <w:rPr>
+          <w:rFonts w:hint="default"/>
+          <w:lang w:val="en-US"/>
+        </w:rPr>
+      </w:pPr>
+      <w:r>
+        <w:rPr>
+          <w:rFonts w:hint="default"/>
+          <w:lang w:val="en-US"/>
+        </w:rPr>
+        <w:t xml:space="preserve">If you are in a dark room, with having 10 pairs of black socks and 10 pairs white socks . What is the minimum possibility of picking the one pair of socks. </w:t>
+      </w:r>
+      <w:r>
+        <w:rPr>
+          <w:rFonts w:hint="default"/>
+          <w:b/>
+          <w:bCs/>
+          <w:highlight w:val="yellow"/>
+          <w:lang w:val="en-US"/>
+        </w:rPr>
+        <w:t>(Not answered)</w:t>
+      </w:r>
+      <w:r>
+        <w:rPr>
+          <w:rFonts w:hint="default"/>
+          <w:lang w:val="en-US"/>
+        </w:rPr>
+        <w:t xml:space="preserve"> </w:t>
+      </w:r>
+    </w:p>
+    <w:p>
+      <w:pPr>
+        <w:numPr>
+          <w:ilvl w:val="0"/>
+          <w:numId w:val="0"/>
+        </w:numPr>
+        <w:rPr>
+          <w:rFonts w:hint="default"/>
+          <w:lang w:val="en-US"/>
+        </w:rPr>
+      </w:pPr>
+    </w:p>
+    <w:p>
+      <w:pPr>
+        <w:numPr>
+          <w:ilvl w:val="0"/>
+          <w:numId w:val="0"/>
+        </w:numPr>
+        <w:rPr>
+          <w:rFonts w:hint="default"/>
+          <w:lang w:val="en-US"/>
+        </w:rPr>
+      </w:pPr>
+    </w:p>
+    <w:p>
+      <w:pPr>
+        <w:numPr>
+          <w:ilvl w:val="0"/>
+          <w:numId w:val="1"/>
+        </w:numPr>
+        <w:ind w:left="0" w:leftChars="0" w:firstLine="0" w:firstLineChars="0"/>
+      </w:pPr>
+      <w:r>
+        <w:rPr>
+          <w:rFonts w:hint="default"/>
+          <w:b/>
+          <w:bCs/>
+          <w:lang w:val="en-US"/>
+        </w:rPr>
+        <w:t>Infineon Manager Round direct (20</w:t>
+      </w:r>
+      <w:r>
+        <w:rPr>
+          <w:rFonts w:hint="default"/>
+          <w:b/>
+          <w:bCs/>
+          <w:vertAlign w:val="superscript"/>
+          <w:lang w:val="en-US"/>
+        </w:rPr>
+        <w:t>th</w:t>
+      </w:r>
+      <w:r>
+        <w:rPr>
+          <w:rFonts w:hint="default"/>
+          <w:b/>
+          <w:bCs/>
+          <w:lang w:val="en-US"/>
+        </w:rPr>
+        <w:t xml:space="preserve"> August 2025 11:15 to 12:45) </w:t>
+      </w:r>
+      <w:r>
+        <w:rPr>
+          <w:rFonts w:hint="default"/>
+          <w:b/>
+          <w:bCs/>
+          <w:color w:val="FF0000"/>
+          <w:lang w:val="en-US"/>
+        </w:rPr>
+        <w:t>(Rejected-14)</w:t>
+      </w:r>
+    </w:p>
+    <w:p>
+      <w:pPr>
+        <w:numPr>
+          <w:ilvl w:val="0"/>
+          <w:numId w:val="36"/>
+        </w:numPr>
+        <w:ind w:leftChars="0"/>
+        <w:rPr>
+          <w:rFonts w:hint="default"/>
+          <w:lang w:val="en-US"/>
+        </w:rPr>
+      </w:pPr>
+      <w:r>
+        <w:rPr>
+          <w:rFonts w:hint="default"/>
+          <w:lang w:val="en-US"/>
+        </w:rPr>
+        <w:t>Tell me about your self.</w:t>
+      </w:r>
+    </w:p>
+    <w:p>
+      <w:pPr>
+        <w:numPr>
+          <w:ilvl w:val="0"/>
+          <w:numId w:val="37"/>
+        </w:numPr>
+        <w:ind w:leftChars="0"/>
+        <w:rPr>
+          <w:rFonts w:hint="default"/>
+          <w:lang w:val="en-US"/>
+        </w:rPr>
+      </w:pPr>
+      <w:r>
+        <w:rPr>
+          <w:rFonts w:hint="default"/>
+          <w:lang w:val="en-US"/>
+        </w:rPr>
+        <w:t>What exactly Efftronics do, explain the Data logger project.</w:t>
+      </w:r>
+    </w:p>
+    <w:p>
+      <w:pPr>
+        <w:numPr>
+          <w:ilvl w:val="0"/>
+          <w:numId w:val="37"/>
+        </w:numPr>
+        <w:ind w:leftChars="0"/>
+        <w:rPr>
+          <w:rFonts w:hint="default"/>
+          <w:lang w:val="en-US"/>
+        </w:rPr>
+      </w:pPr>
+      <w:r>
+        <w:rPr>
+          <w:rFonts w:hint="default"/>
+          <w:lang w:val="en-US"/>
+        </w:rPr>
+        <w:t>Why are you changing the present job.</w:t>
+      </w:r>
+    </w:p>
+    <w:p>
+      <w:pPr>
+        <w:numPr>
+          <w:ilvl w:val="0"/>
+          <w:numId w:val="37"/>
+        </w:numPr>
+        <w:ind w:leftChars="0"/>
+        <w:rPr>
+          <w:rFonts w:hint="default"/>
+          <w:lang w:val="en-US"/>
+        </w:rPr>
+      </w:pPr>
+      <w:r>
+        <w:rPr>
+          <w:rFonts w:hint="default"/>
+          <w:lang w:val="en-US"/>
+        </w:rPr>
+        <w:t>Are you think you learned every thing in your existing company.</w:t>
+      </w:r>
+    </w:p>
+    <w:p>
+      <w:pPr>
+        <w:numPr>
+          <w:ilvl w:val="0"/>
+          <w:numId w:val="37"/>
+        </w:numPr>
+        <w:ind w:leftChars="0"/>
+        <w:rPr>
+          <w:rFonts w:hint="default"/>
+          <w:lang w:val="en-US"/>
+        </w:rPr>
+      </w:pPr>
+      <w:r>
+        <w:rPr>
+          <w:rFonts w:hint="default"/>
+          <w:lang w:val="en-US"/>
+        </w:rPr>
+        <w:t>If you get the opportunity to work in the analog side and communication side in which side you are willing to work.</w:t>
+      </w:r>
+    </w:p>
+    <w:p>
+      <w:pPr>
+        <w:numPr>
+          <w:ilvl w:val="0"/>
+          <w:numId w:val="37"/>
+        </w:numPr>
+        <w:ind w:leftChars="0"/>
+        <w:rPr>
+          <w:rFonts w:hint="default"/>
+          <w:lang w:val="en-US"/>
+        </w:rPr>
+      </w:pPr>
+      <w:r>
+        <w:rPr>
+          <w:rFonts w:hint="default"/>
+          <w:lang w:val="en-US"/>
+        </w:rPr>
+        <w:t>If you get an opportunity to work developing and designing and working with the engineering teams are you work are only u do customer related work.</w:t>
+      </w:r>
+    </w:p>
+    <w:p>
+      <w:pPr>
+        <w:numPr>
+          <w:ilvl w:val="0"/>
+          <w:numId w:val="37"/>
+        </w:numPr>
+        <w:ind w:leftChars="0"/>
+        <w:rPr>
+          <w:rFonts w:hint="default"/>
+          <w:lang w:val="en-US"/>
+        </w:rPr>
+      </w:pPr>
+      <w:r>
+        <w:rPr>
+          <w:rFonts w:hint="default"/>
+          <w:lang w:val="en-US"/>
+        </w:rPr>
+        <w:t>If u get a job here and u worked for some years here, after that you feel that it was boaring and your work feels like routine. In that what would you do.</w:t>
+      </w:r>
+    </w:p>
+    <w:p>
+      <w:pPr>
+        <w:numPr>
+          <w:ilvl w:val="0"/>
+          <w:numId w:val="37"/>
+        </w:numPr>
+        <w:ind w:leftChars="0"/>
+        <w:rPr>
+          <w:rFonts w:hint="default"/>
+          <w:lang w:val="en-US"/>
+        </w:rPr>
+      </w:pPr>
+      <w:r>
+        <w:rPr>
+          <w:rFonts w:hint="default"/>
+          <w:lang w:val="en-US"/>
+        </w:rPr>
+        <w:t>If your are allowed to think and explore new ideas and new inventions , what would you prefer and are you willing to do it. If yes what would you do.</w:t>
+      </w:r>
+    </w:p>
+    <w:p>
+      <w:pPr>
+        <w:numPr>
+          <w:ilvl w:val="0"/>
+          <w:numId w:val="0"/>
+        </w:numPr>
+        <w:rPr>
+          <w:rFonts w:hint="default"/>
+          <w:lang w:val="en-US"/>
+        </w:rPr>
+      </w:pPr>
+    </w:p>
+    <w:p>
+      <w:pPr>
+        <w:numPr>
+          <w:ilvl w:val="0"/>
+          <w:numId w:val="0"/>
+        </w:numPr>
+        <w:rPr>
+          <w:rFonts w:hint="default"/>
+          <w:lang w:val="en-US"/>
+        </w:rPr>
+      </w:pPr>
+    </w:p>
+    <w:p>
+      <w:pPr>
+        <w:numPr>
+          <w:ilvl w:val="0"/>
+          <w:numId w:val="1"/>
+        </w:numPr>
+        <w:ind w:left="0" w:leftChars="0" w:firstLine="0" w:firstLineChars="0"/>
+      </w:pPr>
+      <w:r>
+        <w:rPr>
+          <w:rFonts w:hint="default"/>
+          <w:b/>
+          <w:bCs/>
+          <w:lang w:val="en-US"/>
+        </w:rPr>
+        <w:t>Insemi Hyderabad (20</w:t>
+      </w:r>
+      <w:r>
+        <w:rPr>
+          <w:rFonts w:hint="default"/>
+          <w:b/>
+          <w:bCs/>
+          <w:vertAlign w:val="superscript"/>
+          <w:lang w:val="en-US"/>
+        </w:rPr>
+        <w:t>th</w:t>
+      </w:r>
+      <w:r>
+        <w:rPr>
+          <w:rFonts w:hint="default"/>
+          <w:b/>
+          <w:bCs/>
+          <w:lang w:val="en-US"/>
+        </w:rPr>
+        <w:t xml:space="preserve"> August 2025 12:00 to 12:30) </w:t>
+      </w:r>
+      <w:r>
+        <w:rPr>
+          <w:rFonts w:hint="default"/>
+          <w:b/>
+          <w:bCs/>
+          <w:color w:val="00B050"/>
+          <w:lang w:val="en-US"/>
+        </w:rPr>
+        <w:t>(Cleared)</w:t>
+      </w:r>
+    </w:p>
+    <w:p>
+      <w:pPr>
+        <w:numPr>
+          <w:ilvl w:val="0"/>
+          <w:numId w:val="38"/>
+        </w:numPr>
+        <w:rPr>
+          <w:rFonts w:hint="default"/>
+          <w:lang w:val="en-US"/>
+        </w:rPr>
+      </w:pPr>
+      <w:r>
+        <w:rPr>
+          <w:rFonts w:hint="default"/>
+          <w:lang w:val="en-US"/>
+        </w:rPr>
+        <w:t>Tell me about your self.</w:t>
+      </w:r>
+    </w:p>
+    <w:p>
+      <w:pPr>
+        <w:numPr>
+          <w:ilvl w:val="0"/>
+          <w:numId w:val="36"/>
+        </w:numPr>
+        <w:ind w:leftChars="0"/>
+        <w:rPr>
+          <w:rFonts w:hint="default"/>
+          <w:lang w:val="en-US"/>
+        </w:rPr>
+      </w:pPr>
+      <w:r>
+        <w:rPr>
+          <w:rFonts w:hint="default"/>
+          <w:lang w:val="en-US"/>
+        </w:rPr>
+        <w:t>Implémentent a stack data structure.</w:t>
+      </w:r>
+    </w:p>
+    <w:p>
+      <w:pPr>
+        <w:numPr>
+          <w:ilvl w:val="0"/>
+          <w:numId w:val="36"/>
+        </w:numPr>
+        <w:ind w:leftChars="0"/>
+        <w:rPr>
+          <w:rFonts w:hint="default"/>
+          <w:lang w:val="en-US"/>
+        </w:rPr>
+      </w:pPr>
+      <w:r>
+        <w:rPr>
+          <w:rFonts w:hint="default"/>
+          <w:lang w:val="en-US"/>
+        </w:rPr>
+        <w:t>Toggle a set of bits in a number. Like bits 3 to 7 in a number toggle.</w:t>
+      </w:r>
+    </w:p>
+    <w:p>
+      <w:pPr>
+        <w:numPr>
+          <w:ilvl w:val="0"/>
+          <w:numId w:val="36"/>
+        </w:numPr>
+        <w:ind w:leftChars="0"/>
+        <w:rPr>
+          <w:rFonts w:hint="default"/>
+          <w:lang w:val="en-US"/>
+        </w:rPr>
+      </w:pPr>
+      <w:r>
+        <w:rPr>
+          <w:rFonts w:hint="default"/>
+          <w:lang w:val="en-US"/>
+        </w:rPr>
+        <w:t>Implement a single linked list with adding elements to the linked list.</w:t>
+      </w:r>
+    </w:p>
+    <w:p>
+      <w:pPr>
+        <w:numPr>
+          <w:ilvl w:val="0"/>
+          <w:numId w:val="36"/>
+        </w:numPr>
+        <w:ind w:leftChars="0"/>
+        <w:rPr>
+          <w:rFonts w:hint="default"/>
+          <w:lang w:val="en-US"/>
+        </w:rPr>
+      </w:pPr>
+      <w:r>
+        <w:rPr>
+          <w:rFonts w:hint="default"/>
+          <w:lang w:val="en-US"/>
+        </w:rPr>
+        <w:t>Focus on the data structure concepts, because AMD client is looking for the person who is strong in DSA.</w:t>
+      </w:r>
+    </w:p>
+    <w:p>
+      <w:pPr>
+        <w:numPr>
+          <w:ilvl w:val="0"/>
+          <w:numId w:val="0"/>
+        </w:numPr>
+        <w:rPr>
+          <w:rFonts w:hint="default"/>
+          <w:lang w:val="en-US"/>
+        </w:rPr>
+      </w:pPr>
+    </w:p>
+    <w:p>
+      <w:pPr>
+        <w:numPr>
+          <w:ilvl w:val="0"/>
+          <w:numId w:val="1"/>
+        </w:numPr>
+        <w:ind w:left="0" w:leftChars="0" w:firstLine="0" w:firstLineChars="0"/>
+      </w:pPr>
+      <w:r>
+        <w:rPr>
+          <w:rFonts w:hint="default"/>
+          <w:b/>
+          <w:bCs/>
+          <w:lang w:val="en-US"/>
+        </w:rPr>
+        <w:t xml:space="preserve">Mirafra Hyderabad (22nd August 2025 16:00 to 17:00) </w:t>
+      </w:r>
+      <w:r>
+        <w:rPr>
+          <w:rFonts w:hint="default"/>
+          <w:b/>
+          <w:bCs/>
+          <w:color w:val="FF0000"/>
+          <w:lang w:val="en-US"/>
+        </w:rPr>
+        <w:t>(Rejected-15)</w:t>
+      </w:r>
+    </w:p>
+    <w:p>
+      <w:pPr>
+        <w:numPr>
+          <w:ilvl w:val="0"/>
+          <w:numId w:val="39"/>
+        </w:numPr>
+        <w:rPr>
+          <w:rFonts w:hint="default"/>
+          <w:lang w:val="en-US"/>
+        </w:rPr>
+      </w:pPr>
+      <w:r>
+        <w:rPr>
+          <w:rFonts w:hint="default"/>
+          <w:lang w:val="en-US"/>
+        </w:rPr>
+        <w:t>Tell me about your self.</w:t>
+      </w:r>
+    </w:p>
+    <w:p>
+      <w:pPr>
+        <w:numPr>
+          <w:ilvl w:val="0"/>
+          <w:numId w:val="39"/>
+        </w:numPr>
+        <w:rPr>
+          <w:rFonts w:hint="default"/>
+          <w:lang w:val="en-US"/>
+        </w:rPr>
+      </w:pPr>
+      <w:r>
+        <w:rPr>
+          <w:rFonts w:hint="default"/>
+          <w:lang w:val="en-US"/>
+        </w:rPr>
+        <w:t xml:space="preserve">In I2C communication 1 master is there and multiple slaves with same address is there, in that case what happens in the communication. </w:t>
+      </w:r>
+      <w:r>
+        <w:rPr>
+          <w:rFonts w:hint="default"/>
+          <w:b/>
+          <w:bCs/>
+          <w:highlight w:val="yellow"/>
+          <w:lang w:val="en-US"/>
+        </w:rPr>
+        <w:t>(Not answered)</w:t>
+      </w:r>
+    </w:p>
+    <w:p>
+      <w:pPr>
+        <w:numPr>
+          <w:ilvl w:val="0"/>
+          <w:numId w:val="39"/>
+        </w:numPr>
+        <w:rPr>
+          <w:rFonts w:hint="default"/>
+          <w:lang w:val="en-US"/>
+        </w:rPr>
+      </w:pPr>
+      <w:r>
+        <w:rPr>
+          <w:rFonts w:hint="default"/>
+          <w:lang w:val="en-US"/>
+        </w:rPr>
+        <w:t>What is mean by repeated start condition, when it is used and what its use.</w:t>
+      </w:r>
+    </w:p>
+    <w:p>
+      <w:pPr>
+        <w:numPr>
+          <w:ilvl w:val="0"/>
+          <w:numId w:val="39"/>
+        </w:numPr>
+        <w:rPr>
+          <w:rFonts w:hint="default"/>
+          <w:lang w:val="en-US"/>
+        </w:rPr>
+      </w:pPr>
+      <w:r>
+        <w:rPr>
+          <w:rFonts w:hint="default"/>
+          <w:lang w:val="en-US"/>
+        </w:rPr>
+        <w:t xml:space="preserve">U having a one register data to configure it, and u configured correctly but what ever the configuration u did on the register not reflecting on it, what may be the reason. </w:t>
+      </w:r>
+      <w:r>
+        <w:rPr>
+          <w:rFonts w:hint="default"/>
+          <w:b/>
+          <w:bCs/>
+          <w:highlight w:val="yellow"/>
+          <w:lang w:val="en-US"/>
+        </w:rPr>
+        <w:t>(Not answered)</w:t>
+      </w:r>
+    </w:p>
+    <w:p>
+      <w:pPr>
+        <w:numPr>
+          <w:ilvl w:val="0"/>
+          <w:numId w:val="0"/>
+        </w:numPr>
+        <w:rPr>
+          <w:rFonts w:hint="default"/>
+          <w:lang w:val="en-US"/>
+        </w:rPr>
+      </w:pPr>
+      <w:r>
+        <w:rPr>
+          <w:rFonts w:hint="default"/>
+          <w:b/>
+          <w:bCs/>
+          <w:lang w:val="en-US"/>
+        </w:rPr>
+        <w:t xml:space="preserve">Note:- </w:t>
+      </w:r>
+      <w:r>
+        <w:rPr>
+          <w:rFonts w:hint="default"/>
+          <w:b w:val="0"/>
+          <w:bCs w:val="0"/>
+          <w:lang w:val="en-US"/>
+        </w:rPr>
+        <w:t xml:space="preserve">Answered </w:t>
+      </w:r>
+      <w:r>
+        <w:rPr>
+          <w:rFonts w:hint="default"/>
+          <w:lang w:val="en-US"/>
+        </w:rPr>
+        <w:t>after a while, initially wrongly answered.</w:t>
+      </w:r>
+    </w:p>
+    <w:p>
+      <w:pPr>
+        <w:numPr>
+          <w:ilvl w:val="0"/>
+          <w:numId w:val="39"/>
+        </w:numPr>
+        <w:rPr>
+          <w:rFonts w:hint="default"/>
+          <w:lang w:val="en-US"/>
+        </w:rPr>
+      </w:pPr>
+      <w:r>
+        <w:rPr>
+          <w:rFonts w:hint="default"/>
+          <w:lang w:val="en-US"/>
+        </w:rPr>
+        <w:t>What is the static function and what is non static function.</w:t>
+      </w:r>
+    </w:p>
+    <w:p>
+      <w:pPr>
+        <w:numPr>
+          <w:ilvl w:val="0"/>
+          <w:numId w:val="39"/>
+        </w:numPr>
+        <w:rPr>
+          <w:rFonts w:hint="default"/>
+          <w:lang w:val="en-US"/>
+        </w:rPr>
+      </w:pPr>
+      <w:r>
+        <w:rPr>
+          <w:rFonts w:hint="default"/>
+          <w:lang w:val="en-US"/>
+        </w:rPr>
+        <w:t>Wap to access the static function from another C file.</w:t>
+      </w:r>
+    </w:p>
+    <w:p>
+      <w:pPr>
+        <w:numPr>
+          <w:ilvl w:val="0"/>
+          <w:numId w:val="39"/>
+        </w:numPr>
+        <w:rPr>
+          <w:rFonts w:hint="default"/>
+          <w:lang w:val="en-US"/>
+        </w:rPr>
+      </w:pPr>
+      <w:r>
+        <w:rPr>
+          <w:rFonts w:hint="default"/>
+          <w:lang w:val="en-US"/>
+        </w:rPr>
+        <w:t>Is it possible to define global variable with register. If no why?. What does the modern compiler role in this.</w:t>
+      </w:r>
+    </w:p>
+    <w:p>
+      <w:pPr>
+        <w:numPr>
+          <w:ilvl w:val="0"/>
+          <w:numId w:val="39"/>
+        </w:numPr>
+        <w:rPr>
+          <w:rFonts w:hint="default"/>
+          <w:lang w:val="en-US"/>
+        </w:rPr>
+      </w:pPr>
+      <w:r>
+        <w:rPr>
+          <w:rFonts w:hint="default"/>
+          <w:lang w:val="en-US"/>
+        </w:rPr>
+        <w:t>What is difference between RAM and ROM.</w:t>
+      </w:r>
+    </w:p>
+    <w:p>
+      <w:pPr>
+        <w:numPr>
+          <w:ilvl w:val="0"/>
+          <w:numId w:val="39"/>
+        </w:numPr>
+        <w:rPr>
+          <w:rFonts w:hint="default"/>
+          <w:lang w:val="en-US"/>
+        </w:rPr>
+      </w:pPr>
+      <w:r>
+        <w:rPr>
+          <w:rFonts w:hint="default"/>
+          <w:lang w:val="en-US"/>
+        </w:rPr>
+        <w:t xml:space="preserve">Wap to reverse a words in a string, can you solve it in-place with O(1) extra space? </w:t>
+      </w:r>
+      <w:r>
+        <w:rPr>
+          <w:rFonts w:hint="default"/>
+          <w:b/>
+          <w:bCs/>
+          <w:highlight w:val="yellow"/>
+          <w:lang w:val="en-US"/>
+        </w:rPr>
+        <w:t>(Not answered)</w:t>
+      </w:r>
+    </w:p>
+    <w:p>
+      <w:pPr>
+        <w:numPr>
+          <w:ilvl w:val="0"/>
+          <w:numId w:val="0"/>
+        </w:numPr>
+        <w:rPr>
+          <w:rFonts w:hint="default"/>
+          <w:lang w:val="en-US"/>
+        </w:rPr>
+      </w:pPr>
+      <w:r>
+        <w:rPr>
+          <w:rFonts w:hint="default"/>
+          <w:b/>
+          <w:bCs/>
+          <w:lang w:val="en-US"/>
+        </w:rPr>
+        <w:t>Input</w:t>
+      </w:r>
+      <w:r>
+        <w:rPr>
+          <w:rFonts w:hint="default"/>
+          <w:lang w:val="en-US"/>
+        </w:rPr>
+        <w:t>:- “Hello i am Hareesh Sureddy”.</w:t>
+      </w:r>
+    </w:p>
+    <w:p>
+      <w:pPr>
+        <w:numPr>
+          <w:ilvl w:val="0"/>
+          <w:numId w:val="0"/>
+        </w:numPr>
+        <w:rPr>
+          <w:rFonts w:hint="default"/>
+          <w:lang w:val="en-US"/>
+        </w:rPr>
+      </w:pPr>
+      <w:r>
+        <w:rPr>
+          <w:rFonts w:hint="default"/>
+          <w:b/>
+          <w:bCs/>
+          <w:lang w:val="en-US"/>
+        </w:rPr>
+        <w:t>Output</w:t>
+      </w:r>
+      <w:r>
+        <w:rPr>
+          <w:rFonts w:hint="default"/>
+          <w:lang w:val="en-US"/>
+        </w:rPr>
+        <w:t xml:space="preserve">:- “Sureddy Hareesh am I Hello”. </w:t>
+      </w:r>
+    </w:p>
+    <w:p>
+      <w:pPr>
+        <w:numPr>
+          <w:ilvl w:val="0"/>
+          <w:numId w:val="0"/>
+        </w:numPr>
+        <w:rPr>
+          <w:rFonts w:hint="default"/>
+          <w:lang w:val="en-US"/>
+        </w:rPr>
+      </w:pPr>
+      <w:r>
+        <w:rPr>
+          <w:rFonts w:hint="default"/>
+          <w:b/>
+          <w:bCs/>
+          <w:lang w:val="en-US"/>
+        </w:rPr>
+        <w:t xml:space="preserve">Note:- </w:t>
+      </w:r>
+      <w:r>
+        <w:rPr>
+          <w:rFonts w:hint="default"/>
+          <w:lang w:val="en-US"/>
+        </w:rPr>
+        <w:t>With the logic clue I implemented and executed successfully.</w:t>
+      </w:r>
+    </w:p>
+    <w:p>
+      <w:pPr>
+        <w:numPr>
+          <w:ilvl w:val="0"/>
+          <w:numId w:val="39"/>
+        </w:numPr>
+        <w:rPr>
+          <w:rFonts w:hint="default"/>
+          <w:lang w:val="en-US"/>
+        </w:rPr>
+      </w:pPr>
+      <w:r>
+        <w:rPr>
+          <w:rFonts w:hint="default"/>
+          <w:lang w:val="en-US"/>
+        </w:rPr>
+        <w:t xml:space="preserve">Wap to swap a bits 2,4 and 6  with 9,11 and 13 in a 16bit integer.  </w:t>
+      </w:r>
+      <w:r>
+        <w:rPr>
+          <w:rFonts w:hint="default"/>
+          <w:b/>
+          <w:bCs/>
+          <w:highlight w:val="yellow"/>
+          <w:lang w:val="en-US"/>
+        </w:rPr>
+        <w:t>(Not answered)</w:t>
+      </w:r>
+      <w:r>
+        <w:rPr>
+          <w:rFonts w:hint="default"/>
+          <w:lang w:val="en-US"/>
+        </w:rPr>
+        <w:t xml:space="preserve"> </w:t>
+      </w:r>
+    </w:p>
+    <w:p>
+      <w:pPr>
+        <w:numPr>
+          <w:ilvl w:val="0"/>
+          <w:numId w:val="39"/>
+        </w:numPr>
+        <w:rPr>
+          <w:rFonts w:hint="default"/>
+          <w:lang w:val="en-US"/>
+        </w:rPr>
+      </w:pPr>
+      <w:r>
+        <w:rPr>
+          <w:rFonts w:hint="default"/>
+          <w:lang w:val="en-US"/>
+        </w:rPr>
+        <w:t>There is a two trees, tree-1 having X birds and another tree-2 having Y birds.</w:t>
+      </w:r>
+    </w:p>
+    <w:p>
+      <w:pPr>
+        <w:numPr>
+          <w:ilvl w:val="0"/>
+          <w:numId w:val="0"/>
+        </w:numPr>
+        <w:rPr>
+          <w:rFonts w:hint="default"/>
+          <w:lang w:val="en-US"/>
+        </w:rPr>
+      </w:pPr>
+      <w:r>
+        <w:rPr>
+          <w:rFonts w:hint="default"/>
+          <w:lang w:val="en-US"/>
+        </w:rPr>
+        <w:t xml:space="preserve">Condition-1:- </w:t>
+      </w:r>
+    </w:p>
+    <w:p>
+      <w:pPr>
+        <w:numPr>
+          <w:ilvl w:val="0"/>
+          <w:numId w:val="0"/>
+        </w:numPr>
+        <w:rPr>
+          <w:rFonts w:hint="default"/>
+          <w:lang w:val="en-US"/>
+        </w:rPr>
+      </w:pPr>
+      <w:r>
+        <w:rPr>
+          <w:rFonts w:hint="default"/>
+          <w:lang w:val="en-US"/>
+        </w:rPr>
+        <w:t>If one bird is moved from tree-1 to tree-2, the birds in tree-2 is double the birds in tree-1.</w:t>
+      </w:r>
+    </w:p>
+    <w:p>
+      <w:pPr>
+        <w:numPr>
+          <w:ilvl w:val="0"/>
+          <w:numId w:val="0"/>
+        </w:numPr>
+        <w:rPr>
+          <w:rFonts w:hint="default"/>
+          <w:lang w:val="en-US"/>
+        </w:rPr>
+      </w:pPr>
+      <w:r>
+        <w:rPr>
+          <w:rFonts w:hint="default"/>
+          <w:lang w:val="en-US"/>
+        </w:rPr>
+        <w:t xml:space="preserve">Condition-2:- </w:t>
+      </w:r>
+    </w:p>
+    <w:p>
+      <w:pPr>
+        <w:numPr>
+          <w:ilvl w:val="0"/>
+          <w:numId w:val="0"/>
+        </w:numPr>
+        <w:rPr>
+          <w:rFonts w:hint="default"/>
+          <w:lang w:val="en-US"/>
+        </w:rPr>
+      </w:pPr>
+      <w:r>
+        <w:rPr>
+          <w:rFonts w:hint="default"/>
+          <w:lang w:val="en-US"/>
+        </w:rPr>
+        <w:t>If one bird is moved from tree-2 to tree-1, the birds in tree-1 is equal to the birds in tree-2.</w:t>
+      </w:r>
+    </w:p>
+    <w:p>
+      <w:pPr>
+        <w:numPr>
+          <w:ilvl w:val="0"/>
+          <w:numId w:val="0"/>
+        </w:numPr>
+        <w:rPr>
+          <w:rFonts w:hint="default"/>
+          <w:lang w:val="en-US"/>
+        </w:rPr>
+      </w:pPr>
+      <w:r>
+        <w:rPr>
+          <w:rFonts w:hint="default"/>
+          <w:lang w:val="en-US"/>
+        </w:rPr>
+        <w:t xml:space="preserve">What are the values of X and Y. </w:t>
+      </w:r>
+      <w:r>
+        <w:rPr>
+          <w:rFonts w:hint="default"/>
+          <w:b/>
+          <w:bCs/>
+          <w:highlight w:val="yellow"/>
+          <w:lang w:val="en-US"/>
+        </w:rPr>
+        <w:t>(Not answered)</w:t>
+      </w:r>
+      <w:r>
+        <w:rPr>
+          <w:rFonts w:hint="default"/>
+          <w:lang w:val="en-US"/>
+        </w:rPr>
+        <w:t xml:space="preserve"> </w:t>
+      </w:r>
+    </w:p>
+    <w:p>
+      <w:pPr>
+        <w:numPr>
+          <w:ilvl w:val="0"/>
+          <w:numId w:val="0"/>
+        </w:numPr>
+        <w:rPr>
+          <w:rFonts w:hint="default"/>
+          <w:b/>
+          <w:bCs/>
+          <w:lang w:val="en-US"/>
+        </w:rPr>
+      </w:pPr>
+      <w:r>
+        <w:rPr>
+          <w:rFonts w:hint="default"/>
+          <w:b/>
+          <w:bCs/>
+          <w:lang w:val="en-US"/>
+        </w:rPr>
+        <w:t>Feedback:-</w:t>
+      </w:r>
+    </w:p>
+    <w:p>
+      <w:pPr>
+        <w:numPr>
+          <w:ilvl w:val="0"/>
+          <w:numId w:val="40"/>
+        </w:numPr>
+        <w:rPr>
+          <w:rFonts w:hint="default"/>
+          <w:lang w:val="en-US"/>
+        </w:rPr>
+      </w:pPr>
+      <w:r>
+        <w:rPr>
+          <w:rFonts w:hint="default"/>
+          <w:lang w:val="en-US"/>
+        </w:rPr>
+        <w:t>Poor in communication, not correctly answering the asked question.</w:t>
+      </w:r>
+    </w:p>
+    <w:p>
+      <w:pPr>
+        <w:numPr>
+          <w:ilvl w:val="0"/>
+          <w:numId w:val="40"/>
+        </w:numPr>
+        <w:rPr>
+          <w:rFonts w:hint="default"/>
+          <w:lang w:val="en-US"/>
+        </w:rPr>
+      </w:pPr>
+      <w:r>
+        <w:rPr>
+          <w:rFonts w:hint="default"/>
+          <w:lang w:val="en-US"/>
+        </w:rPr>
+        <w:t>Need to improve C programming skills and embedded skills.</w:t>
+      </w:r>
+    </w:p>
+    <w:p>
+      <w:pPr>
+        <w:numPr>
+          <w:ilvl w:val="0"/>
+          <w:numId w:val="40"/>
+        </w:numPr>
+        <w:rPr>
+          <w:rFonts w:hint="default"/>
+          <w:lang w:val="en-US"/>
+        </w:rPr>
+      </w:pPr>
+      <w:r>
+        <w:rPr>
+          <w:rFonts w:hint="default"/>
+          <w:lang w:val="en-US"/>
+        </w:rPr>
+        <w:t xml:space="preserve">Poor at logical thinking, Need to improve it.      </w:t>
+      </w:r>
+    </w:p>
+    <w:p>
+      <w:pPr>
+        <w:numPr>
+          <w:ilvl w:val="0"/>
+          <w:numId w:val="40"/>
+        </w:numPr>
+        <w:rPr>
+          <w:rFonts w:hint="default"/>
+          <w:lang w:val="en-US"/>
+        </w:rPr>
+      </w:pPr>
+      <w:r>
+        <w:rPr>
+          <w:rFonts w:hint="default"/>
+          <w:lang w:val="en-US"/>
+        </w:rPr>
+        <w:t xml:space="preserve">Hiring is done only after clearing the client round.                                                                                                                                                                                                                                                                                                                                                                                                                                                                                                                                                                                                                                                                                                                                                                                                                                                                                                                                                                                                                                                                                                                                                                                                                                                                                                                                                                                                                </w:t>
+      </w:r>
+    </w:p>
+    <w:p>
+      <w:pPr>
+        <w:numPr>
+          <w:ilvl w:val="0"/>
+          <w:numId w:val="0"/>
+        </w:numPr>
+        <w:rPr>
+          <w:rFonts w:hint="default"/>
+          <w:lang w:val="en-US"/>
+        </w:rPr>
+      </w:pPr>
+    </w:p>
+    <w:p>
+      <w:pPr>
+        <w:numPr>
+          <w:ilvl w:val="0"/>
+          <w:numId w:val="1"/>
+        </w:numPr>
+        <w:ind w:left="0" w:leftChars="0" w:firstLine="0" w:firstLineChars="0"/>
+      </w:pPr>
+      <w:r>
+        <w:rPr>
+          <w:rFonts w:hint="default"/>
+          <w:b/>
+          <w:bCs/>
+          <w:lang w:val="en-US"/>
+        </w:rPr>
+        <w:t>AMD (client Mirafra Hyderabad) (August 2025)</w:t>
+      </w:r>
+    </w:p>
+    <w:p>
+      <w:pPr>
+        <w:numPr>
+          <w:ilvl w:val="0"/>
+          <w:numId w:val="1"/>
+        </w:numPr>
+        <w:ind w:left="0" w:leftChars="0" w:firstLine="0" w:firstLineChars="0"/>
+      </w:pPr>
+      <w:r>
+        <w:rPr>
+          <w:rFonts w:hint="default"/>
+          <w:b/>
+          <w:bCs/>
+          <w:lang w:val="en-US"/>
+        </w:rPr>
+        <w:t>GE Vernova (client Atlent Hyderabad)  (August 2025)</w:t>
+      </w:r>
+    </w:p>
+    <w:p>
+      <w:pPr>
+        <w:numPr>
+          <w:ilvl w:val="0"/>
+          <w:numId w:val="1"/>
+        </w:numPr>
+        <w:ind w:left="0" w:leftChars="0" w:firstLine="0" w:firstLineChars="0"/>
+      </w:pPr>
+      <w:r>
+        <w:rPr>
+          <w:rFonts w:hint="default"/>
+          <w:b/>
+          <w:bCs/>
+          <w:lang w:val="en-US"/>
+        </w:rPr>
+        <w:t>AMD (client Insemi Hyderabad)  (August 20</w:t>
       </w:r>
       <w:bookmarkStart w:id="0" w:name="_GoBack"/>
       <w:bookmarkEnd w:id="0"/>
-    </w:p>
-    <w:p>
-      <w:pPr>
-        <w:numPr>
-          <w:ilvl w:val="0"/>
-          <w:numId w:val="33"/>
+      <w:r>
+        <w:rPr>
+          <w:rFonts w:hint="default"/>
+          <w:b/>
+          <w:bCs/>
+          <w:lang w:val="en-US"/>
+        </w:rPr>
+        <w:t>25)</w:t>
+      </w:r>
+    </w:p>
+    <w:p>
+      <w:pPr>
+        <w:numPr>
+          <w:ilvl w:val="0"/>
+          <w:numId w:val="1"/>
+        </w:numPr>
+        <w:ind w:left="0" w:leftChars="0" w:firstLine="0" w:firstLineChars="0"/>
+      </w:pPr>
+      <w:r>
+        <w:rPr>
+          <w:rFonts w:hint="default"/>
+          <w:b/>
+          <w:bCs/>
+          <w:lang w:val="en-US"/>
+        </w:rPr>
+        <w:t>LogicTech (client Eximites Benguluru)  (August 2025)</w:t>
+      </w:r>
+    </w:p>
+    <w:p>
+      <w:pPr>
+        <w:rPr>
+          <w:rFonts w:hint="default"/>
+          <w:lang w:val="en-US"/>
+        </w:rPr>
+      </w:pPr>
+      <w:r>
+        <w:br w:type="page"/>
+      </w:r>
+    </w:p>
+    <w:p>
+      <w:pPr>
+        <w:numPr>
+          <w:ilvl w:val="0"/>
+          <w:numId w:val="0"/>
         </w:numPr>
         <w:ind w:leftChars="0"/>
-        <w:rPr>
-          <w:rFonts w:hint="default"/>
-          <w:lang w:val="en-US"/>
-        </w:rPr>
-      </w:pPr>
-      <w:r>
-        <w:rPr>
-          <w:rFonts w:hint="default"/>
-          <w:lang w:val="en-US"/>
-        </w:rPr>
-        <w:t>What happens if the same priority occurs if your serving the interrupt.</w:t>
-      </w:r>
-    </w:p>
-    <w:p>
-      <w:pPr>
-        <w:numPr>
-          <w:ilvl w:val="0"/>
-          <w:numId w:val="33"/>
+      </w:pPr>
+    </w:p>
+    <w:p>
+      <w:pPr>
+        <w:numPr>
+          <w:ilvl w:val="0"/>
+          <w:numId w:val="0"/>
         </w:numPr>
         <w:ind w:leftChars="0"/>
-        <w:rPr>
-          <w:rFonts w:hint="default"/>
-          <w:lang w:val="en-US"/>
-        </w:rPr>
-      </w:pPr>
-      <w:r>
-        <w:rPr>
-          <w:rFonts w:hint="default"/>
-          <w:lang w:val="en-US"/>
-        </w:rPr>
-        <w:t>What happens if you define a pointer but not initialize it and using it by dereference.</w:t>
-      </w:r>
-    </w:p>
-    <w:p>
-      <w:pPr>
-        <w:numPr>
-          <w:ilvl w:val="0"/>
-          <w:numId w:val="33"/>
-        </w:numPr>
-        <w:ind w:leftChars="0"/>
-        <w:rPr>
-          <w:rFonts w:hint="default"/>
-          <w:lang w:val="en-US"/>
-        </w:rPr>
-      </w:pPr>
-      <w:r>
-        <w:rPr>
-          <w:rFonts w:hint="default"/>
-          <w:lang w:val="en-US"/>
-        </w:rPr>
-        <w:t>Wap to shift 0</w:t>
-      </w:r>
-      <w:r>
-        <w:rPr>
-          <w:rFonts w:hint="default"/>
-          <w:vertAlign w:val="superscript"/>
-          <w:lang w:val="en-US"/>
-        </w:rPr>
-        <w:t>th</w:t>
-      </w:r>
-      <w:r>
-        <w:rPr>
-          <w:rFonts w:hint="default"/>
-          <w:lang w:val="en-US"/>
-        </w:rPr>
-        <w:t xml:space="preserve"> bit and 31</w:t>
-      </w:r>
-      <w:r>
-        <w:rPr>
-          <w:rFonts w:hint="default"/>
-          <w:vertAlign w:val="superscript"/>
-          <w:lang w:val="en-US"/>
-        </w:rPr>
-        <w:t>st</w:t>
-      </w:r>
-      <w:r>
-        <w:rPr>
-          <w:rFonts w:hint="default"/>
-          <w:lang w:val="en-US"/>
-        </w:rPr>
-        <w:t xml:space="preserve"> bit of a 32bit integer.</w:t>
-      </w:r>
-    </w:p>
-    <w:p>
-      <w:pPr>
-        <w:numPr>
-          <w:ilvl w:val="0"/>
-          <w:numId w:val="33"/>
-        </w:numPr>
-        <w:ind w:leftChars="0"/>
-        <w:rPr>
-          <w:rFonts w:hint="default"/>
-          <w:lang w:val="en-US"/>
-        </w:rPr>
-      </w:pPr>
-      <w:r>
-        <w:rPr>
-          <w:rFonts w:hint="default"/>
-          <w:lang w:val="en-US"/>
-        </w:rPr>
-        <w:t>Wap to swap a 5 to 10 bits in a two 32bit integers.</w:t>
-      </w:r>
-      <w:r>
-        <w:rPr>
-          <w:rFonts w:hint="default"/>
-          <w:b w:val="0"/>
-          <w:bCs w:val="0"/>
-          <w:lang w:val="en-US"/>
-        </w:rPr>
-        <w:t xml:space="preserve"> </w:t>
-      </w:r>
-      <w:r>
-        <w:rPr>
-          <w:rFonts w:hint="default"/>
-          <w:b/>
-          <w:bCs/>
-          <w:highlight w:val="yellow"/>
-          <w:lang w:val="en-US"/>
-        </w:rPr>
-        <w:t>(Not answered)</w:t>
-      </w:r>
-    </w:p>
-    <w:p>
-      <w:pPr>
-        <w:numPr>
-          <w:ilvl w:val="0"/>
-          <w:numId w:val="33"/>
-        </w:numPr>
-        <w:ind w:leftChars="0"/>
-        <w:rPr>
-          <w:rFonts w:hint="default"/>
-          <w:lang w:val="en-US"/>
-        </w:rPr>
-      </w:pPr>
-      <w:r>
-        <w:rPr>
-          <w:rFonts w:hint="default"/>
-          <w:lang w:val="en-US"/>
-        </w:rPr>
-        <w:t>What is a pointer and double pointer, what is use of double pointer and where it is used.</w:t>
-      </w:r>
-    </w:p>
-    <w:p>
-      <w:pPr>
-        <w:numPr>
-          <w:ilvl w:val="0"/>
-          <w:numId w:val="33"/>
-        </w:numPr>
-        <w:ind w:leftChars="0"/>
-        <w:rPr>
-          <w:rFonts w:hint="default"/>
-          <w:lang w:val="en-US"/>
-        </w:rPr>
-      </w:pPr>
-      <w:r>
-        <w:rPr>
-          <w:rFonts w:hint="default"/>
-          <w:lang w:val="en-US"/>
-        </w:rPr>
-        <w:t>Is it possible to use dynamically allocated memory in the main function explain why.</w:t>
-      </w:r>
-    </w:p>
-    <w:p>
-      <w:pPr>
-        <w:numPr>
-          <w:ilvl w:val="0"/>
-          <w:numId w:val="0"/>
-        </w:numPr>
-        <w:rPr>
-          <w:rFonts w:hint="default"/>
-          <w:lang w:val="en-US"/>
-        </w:rPr>
-      </w:pPr>
-      <w:r>
-        <w:rPr>
-          <w:rFonts w:hint="default"/>
-          <w:lang w:val="en-US"/>
-        </w:rPr>
-        <w:t>void function(int *ptr){</w:t>
-      </w:r>
-    </w:p>
-    <w:p>
-      <w:pPr>
-        <w:numPr>
-          <w:ilvl w:val="0"/>
-          <w:numId w:val="0"/>
-        </w:numPr>
-        <w:rPr>
-          <w:rFonts w:hint="default"/>
-          <w:lang w:val="en-US"/>
-        </w:rPr>
-      </w:pPr>
-      <w:r>
-        <w:rPr>
-          <w:rFonts w:hint="default"/>
-          <w:lang w:val="en-US"/>
-        </w:rPr>
-        <w:t xml:space="preserve">    ptr=(int*)malloc(sizeof(int));</w:t>
-      </w:r>
-    </w:p>
-    <w:p>
-      <w:pPr>
-        <w:numPr>
-          <w:ilvl w:val="0"/>
-          <w:numId w:val="0"/>
-        </w:numPr>
-        <w:rPr>
-          <w:rFonts w:hint="default"/>
-          <w:lang w:val="en-US"/>
-        </w:rPr>
-      </w:pPr>
-      <w:r>
-        <w:rPr>
-          <w:rFonts w:hint="default"/>
-          <w:lang w:val="en-US"/>
-        </w:rPr>
-        <w:t>}</w:t>
-      </w:r>
-    </w:p>
-    <w:p>
-      <w:pPr>
-        <w:numPr>
-          <w:ilvl w:val="0"/>
-          <w:numId w:val="0"/>
-        </w:numPr>
-        <w:rPr>
-          <w:rFonts w:hint="default"/>
-          <w:lang w:val="en-US"/>
-        </w:rPr>
-      </w:pPr>
-    </w:p>
-    <w:p>
-      <w:pPr>
-        <w:numPr>
-          <w:ilvl w:val="0"/>
-          <w:numId w:val="0"/>
-        </w:numPr>
-        <w:rPr>
-          <w:rFonts w:hint="default"/>
-          <w:lang w:val="en-US"/>
-        </w:rPr>
-      </w:pPr>
-      <w:r>
-        <w:rPr>
-          <w:rFonts w:hint="default"/>
-          <w:lang w:val="en-US"/>
-        </w:rPr>
-        <w:t>int main()</w:t>
-      </w:r>
-    </w:p>
-    <w:p>
-      <w:pPr>
-        <w:numPr>
-          <w:ilvl w:val="0"/>
-          <w:numId w:val="0"/>
-        </w:numPr>
-        <w:rPr>
-          <w:rFonts w:hint="default"/>
-          <w:lang w:val="en-US"/>
-        </w:rPr>
-      </w:pPr>
-      <w:r>
-        <w:rPr>
-          <w:rFonts w:hint="default"/>
-          <w:lang w:val="en-US"/>
-        </w:rPr>
-        <w:t>{</w:t>
-      </w:r>
-    </w:p>
-    <w:p>
-      <w:pPr>
-        <w:numPr>
-          <w:ilvl w:val="0"/>
-          <w:numId w:val="0"/>
-        </w:numPr>
-        <w:rPr>
-          <w:rFonts w:hint="default"/>
-          <w:lang w:val="en-US"/>
-        </w:rPr>
-      </w:pPr>
-      <w:r>
-        <w:rPr>
-          <w:rFonts w:hint="default"/>
-          <w:lang w:val="en-US"/>
-        </w:rPr>
-        <w:t xml:space="preserve">    int *ptr=NULL </w:t>
-      </w:r>
-    </w:p>
-    <w:p>
-      <w:pPr>
-        <w:numPr>
-          <w:ilvl w:val="0"/>
-          <w:numId w:val="0"/>
-        </w:numPr>
-        <w:ind w:firstLine="180"/>
-        <w:rPr>
-          <w:rFonts w:hint="default"/>
-          <w:lang w:val="en-US"/>
-        </w:rPr>
-      </w:pPr>
-      <w:r>
-        <w:rPr>
-          <w:rFonts w:hint="default"/>
-          <w:lang w:val="en-US"/>
-        </w:rPr>
-        <w:t>function(ptr);</w:t>
-      </w:r>
-    </w:p>
-    <w:p>
-      <w:pPr>
-        <w:numPr>
-          <w:ilvl w:val="0"/>
-          <w:numId w:val="0"/>
-        </w:numPr>
-        <w:ind w:firstLine="180"/>
-        <w:rPr>
-          <w:rFonts w:hint="default"/>
-          <w:lang w:val="en-US"/>
-        </w:rPr>
-      </w:pPr>
-      <w:r>
-        <w:rPr>
-          <w:rFonts w:hint="default"/>
-          <w:lang w:val="en-US"/>
-        </w:rPr>
-        <w:t>Return 0;</w:t>
-      </w:r>
-    </w:p>
-    <w:p>
-      <w:pPr>
-        <w:numPr>
-          <w:ilvl w:val="0"/>
-          <w:numId w:val="0"/>
-        </w:numPr>
-        <w:rPr>
-          <w:rFonts w:hint="default"/>
-          <w:lang w:val="en-US"/>
-        </w:rPr>
-      </w:pPr>
-      <w:r>
-        <w:rPr>
-          <w:rFonts w:hint="default"/>
-          <w:lang w:val="en-US"/>
-        </w:rPr>
-        <w:t>}</w:t>
-      </w:r>
-    </w:p>
-    <w:p>
-      <w:pPr>
-        <w:numPr>
-          <w:ilvl w:val="0"/>
-          <w:numId w:val="0"/>
-        </w:numPr>
-        <w:rPr>
-          <w:rFonts w:hint="default"/>
-          <w:lang w:val="en-US"/>
-        </w:rPr>
-      </w:pPr>
-    </w:p>
-    <w:p>
-      <w:pPr>
-        <w:numPr>
-          <w:ilvl w:val="0"/>
-          <w:numId w:val="1"/>
-        </w:numPr>
-        <w:ind w:left="0" w:leftChars="0" w:firstLine="0" w:firstLineChars="0"/>
-      </w:pPr>
-      <w:r>
-        <w:rPr>
-          <w:rFonts w:hint="default"/>
-          <w:b/>
-          <w:bCs/>
-          <w:lang w:val="en-US"/>
-        </w:rPr>
-        <w:t>AMD (client Mirafra Hyderabad) (13</w:t>
-      </w:r>
-      <w:r>
-        <w:rPr>
-          <w:rFonts w:hint="default"/>
-          <w:b/>
-          <w:bCs/>
-          <w:vertAlign w:val="superscript"/>
-          <w:lang w:val="en-US"/>
-        </w:rPr>
-        <w:t>th</w:t>
-      </w:r>
-      <w:r>
-        <w:rPr>
-          <w:rFonts w:hint="default"/>
-          <w:b/>
-          <w:bCs/>
-          <w:lang w:val="en-US"/>
-        </w:rPr>
-        <w:t xml:space="preserve"> August 2025 )</w:t>
-      </w:r>
+      </w:pPr>
     </w:p>
     <w:p>
       <w:pPr>
@@ -15517,7 +17813,7 @@
           <w:szCs w:val="300"/>
           <w:lang w:val="en-US"/>
         </w:rPr>
-        <w:t>13</w:t>
+        <w:t>15</w:t>
       </w:r>
       <w:r>
         <w:rPr>
@@ -15528,7 +17824,7 @@
           <w:szCs w:val="300"/>
           <w:lang w:val="en-US"/>
         </w:rPr>
-        <w:t>/26</w:t>
+        <w:t>/32</w:t>
       </w:r>
     </w:p>
     <w:p>
@@ -15558,7 +17854,7 @@
           <w:szCs w:val="300"/>
           <w:lang w:val="en-US"/>
         </w:rPr>
-        <w:t>50%</w:t>
+        <w:t>47%</w:t>
       </w:r>
     </w:p>
     <w:sectPr>
@@ -15749,6 +18045,18 @@
     </w:lvl>
   </w:abstractNum>
   <w:abstractNum w:abstractNumId="3">
+    <w:nsid w:val="97DFBF14"/>
+    <w:multiLevelType w:val="singleLevel"/>
+    <w:tmpl w:val="97DFBF14"/>
+    <w:lvl w:ilvl="0" w:tentative="0">
+      <w:start w:val="1"/>
+      <w:numFmt w:val="decimal"/>
+      <w:suff w:val="space"/>
+      <w:lvlText w:val="%1."/>
+      <w:lvlJc w:val="left"/>
+    </w:lvl>
+  </w:abstractNum>
+  <w:abstractNum w:abstractNumId="4">
     <w:nsid w:val="9C12FC8D"/>
     <w:multiLevelType w:val="singleLevel"/>
     <w:tmpl w:val="9C12FC8D"/>
@@ -15760,7 +18068,7 @@
       <w:lvlJc w:val="left"/>
     </w:lvl>
   </w:abstractNum>
-  <w:abstractNum w:abstractNumId="4">
+  <w:abstractNum w:abstractNumId="5">
     <w:nsid w:val="A6542891"/>
     <w:multiLevelType w:val="multilevel"/>
     <w:tmpl w:val="A6542891"/>
@@ -15876,7 +18184,7 @@
       </w:rPr>
     </w:lvl>
   </w:abstractNum>
-  <w:abstractNum w:abstractNumId="5">
+  <w:abstractNum w:abstractNumId="6">
     <w:nsid w:val="AA191DB1"/>
     <w:multiLevelType w:val="singleLevel"/>
     <w:tmpl w:val="AA191DB1"/>
@@ -15888,7 +18196,19 @@
       <w:lvlJc w:val="left"/>
     </w:lvl>
   </w:abstractNum>
-  <w:abstractNum w:abstractNumId="6">
+  <w:abstractNum w:abstractNumId="7">
+    <w:nsid w:val="B9E075DE"/>
+    <w:multiLevelType w:val="singleLevel"/>
+    <w:tmpl w:val="B9E075DE"/>
+    <w:lvl w:ilvl="0" w:tentative="0">
+      <w:start w:val="1"/>
+      <w:numFmt w:val="decimal"/>
+      <w:suff w:val="space"/>
+      <w:lvlText w:val="%1."/>
+      <w:lvlJc w:val="left"/>
+    </w:lvl>
+  </w:abstractNum>
+  <w:abstractNum w:abstractNumId="8">
     <w:nsid w:val="BF9D7DCD"/>
     <w:multiLevelType w:val="singleLevel"/>
     <w:tmpl w:val="BF9D7DCD"/>
@@ -15900,7 +18220,7 @@
       <w:lvlJc w:val="left"/>
     </w:lvl>
   </w:abstractNum>
-  <w:abstractNum w:abstractNumId="7">
+  <w:abstractNum w:abstractNumId="9">
     <w:nsid w:val="C2E24257"/>
     <w:multiLevelType w:val="singleLevel"/>
     <w:tmpl w:val="C2E24257"/>
@@ -15912,7 +18232,7 @@
       <w:lvlJc w:val="left"/>
     </w:lvl>
   </w:abstractNum>
-  <w:abstractNum w:abstractNumId="8">
+  <w:abstractNum w:abstractNumId="10">
     <w:nsid w:val="D64508F9"/>
     <w:multiLevelType w:val="singleLevel"/>
     <w:tmpl w:val="D64508F9"/>
@@ -15924,7 +18244,7 @@
       <w:lvlJc w:val="left"/>
     </w:lvl>
   </w:abstractNum>
-  <w:abstractNum w:abstractNumId="9">
+  <w:abstractNum w:abstractNumId="11">
     <w:nsid w:val="D7C6C75D"/>
     <w:multiLevelType w:val="singleLevel"/>
     <w:tmpl w:val="D7C6C75D"/>
@@ -15936,7 +18256,7 @@
       <w:lvlJc w:val="left"/>
     </w:lvl>
   </w:abstractNum>
-  <w:abstractNum w:abstractNumId="10">
+  <w:abstractNum w:abstractNumId="12">
     <w:nsid w:val="DD11BEC3"/>
     <w:multiLevelType w:val="singleLevel"/>
     <w:tmpl w:val="DD11BEC3"/>
@@ -15948,7 +18268,7 @@
       <w:lvlJc w:val="left"/>
     </w:lvl>
   </w:abstractNum>
-  <w:abstractNum w:abstractNumId="11">
+  <w:abstractNum w:abstractNumId="13">
     <w:nsid w:val="E4DECC0B"/>
     <w:multiLevelType w:val="singleLevel"/>
     <w:tmpl w:val="E4DECC0B"/>
@@ -15960,7 +18280,7 @@
       <w:lvlJc w:val="left"/>
     </w:lvl>
   </w:abstractNum>
-  <w:abstractNum w:abstractNumId="12">
+  <w:abstractNum w:abstractNumId="14">
     <w:nsid w:val="E869FE6F"/>
     <w:multiLevelType w:val="singleLevel"/>
     <w:tmpl w:val="E869FE6F"/>
@@ -15972,7 +18292,7 @@
       <w:lvlJc w:val="left"/>
     </w:lvl>
   </w:abstractNum>
-  <w:abstractNum w:abstractNumId="13">
+  <w:abstractNum w:abstractNumId="15">
     <w:nsid w:val="E884F97F"/>
     <w:multiLevelType w:val="singleLevel"/>
     <w:tmpl w:val="E884F97F"/>
@@ -15984,7 +18304,7 @@
       <w:lvlJc w:val="left"/>
     </w:lvl>
   </w:abstractNum>
-  <w:abstractNum w:abstractNumId="14">
+  <w:abstractNum w:abstractNumId="16">
     <w:nsid w:val="EC0D4D88"/>
     <w:multiLevelType w:val="singleLevel"/>
     <w:tmpl w:val="EC0D4D88"/>
@@ -15996,7 +18316,31 @@
       <w:lvlJc w:val="left"/>
     </w:lvl>
   </w:abstractNum>
-  <w:abstractNum w:abstractNumId="15">
+  <w:abstractNum w:abstractNumId="17">
+    <w:nsid w:val="F0162BDF"/>
+    <w:multiLevelType w:val="singleLevel"/>
+    <w:tmpl w:val="F0162BDF"/>
+    <w:lvl w:ilvl="0" w:tentative="0">
+      <w:start w:val="1"/>
+      <w:numFmt w:val="decimal"/>
+      <w:suff w:val="space"/>
+      <w:lvlText w:val="%1."/>
+      <w:lvlJc w:val="left"/>
+    </w:lvl>
+  </w:abstractNum>
+  <w:abstractNum w:abstractNumId="18">
+    <w:nsid w:val="F95E79EE"/>
+    <w:multiLevelType w:val="singleLevel"/>
+    <w:tmpl w:val="F95E79EE"/>
+    <w:lvl w:ilvl="0" w:tentative="0">
+      <w:start w:val="1"/>
+      <w:numFmt w:val="decimal"/>
+      <w:suff w:val="space"/>
+      <w:lvlText w:val="%1."/>
+      <w:lvlJc w:val="left"/>
+    </w:lvl>
+  </w:abstractNum>
+  <w:abstractNum w:abstractNumId="19">
     <w:nsid w:val="FA80F05E"/>
     <w:multiLevelType w:val="singleLevel"/>
     <w:tmpl w:val="FA80F05E"/>
@@ -16016,7 +18360,7 @@
       </w:rPr>
     </w:lvl>
   </w:abstractNum>
-  <w:abstractNum w:abstractNumId="16">
+  <w:abstractNum w:abstractNumId="20">
     <w:nsid w:val="056E0D13"/>
     <w:multiLevelType w:val="singleLevel"/>
     <w:tmpl w:val="056E0D13"/>
@@ -16028,7 +18372,7 @@
       <w:lvlJc w:val="left"/>
     </w:lvl>
   </w:abstractNum>
-  <w:abstractNum w:abstractNumId="17">
+  <w:abstractNum w:abstractNumId="21">
     <w:nsid w:val="076B00CE"/>
     <w:multiLevelType w:val="singleLevel"/>
     <w:tmpl w:val="076B00CE"/>
@@ -16040,7 +18384,7 @@
       <w:lvlJc w:val="left"/>
     </w:lvl>
   </w:abstractNum>
-  <w:abstractNum w:abstractNumId="18">
+  <w:abstractNum w:abstractNumId="22">
     <w:nsid w:val="15BDC256"/>
     <w:multiLevelType w:val="singleLevel"/>
     <w:tmpl w:val="15BDC256"/>
@@ -16052,7 +18396,19 @@
       <w:lvlJc w:val="left"/>
     </w:lvl>
   </w:abstractNum>
-  <w:abstractNum w:abstractNumId="19">
+  <w:abstractNum w:abstractNumId="23">
+    <w:nsid w:val="1A2E1127"/>
+    <w:multiLevelType w:val="singleLevel"/>
+    <w:tmpl w:val="1A2E1127"/>
+    <w:lvl w:ilvl="0" w:tentative="0">
+      <w:start w:val="1"/>
+      <w:numFmt w:val="decimal"/>
+      <w:suff w:val="space"/>
+      <w:lvlText w:val="%1."/>
+      <w:lvlJc w:val="left"/>
+    </w:lvl>
+  </w:abstractNum>
+  <w:abstractNum w:abstractNumId="24">
     <w:nsid w:val="1C1E9874"/>
     <w:multiLevelType w:val="singleLevel"/>
     <w:tmpl w:val="1C1E9874"/>
@@ -16064,7 +18420,7 @@
       <w:lvlJc w:val="left"/>
     </w:lvl>
   </w:abstractNum>
-  <w:abstractNum w:abstractNumId="20">
+  <w:abstractNum w:abstractNumId="25">
     <w:nsid w:val="28B68BA7"/>
     <w:multiLevelType w:val="singleLevel"/>
     <w:tmpl w:val="28B68BA7"/>
@@ -16076,7 +18432,7 @@
       <w:lvlJc w:val="left"/>
     </w:lvl>
   </w:abstractNum>
-  <w:abstractNum w:abstractNumId="21">
+  <w:abstractNum w:abstractNumId="26">
     <w:nsid w:val="2BB38728"/>
     <w:multiLevelType w:val="singleLevel"/>
     <w:tmpl w:val="2BB38728"/>
@@ -16096,7 +18452,7 @@
       </w:rPr>
     </w:lvl>
   </w:abstractNum>
-  <w:abstractNum w:abstractNumId="22">
+  <w:abstractNum w:abstractNumId="27">
     <w:nsid w:val="3838F4F7"/>
     <w:multiLevelType w:val="singleLevel"/>
     <w:tmpl w:val="3838F4F7"/>
@@ -16108,7 +18464,7 @@
       <w:lvlJc w:val="left"/>
     </w:lvl>
   </w:abstractNum>
-  <w:abstractNum w:abstractNumId="23">
+  <w:abstractNum w:abstractNumId="28">
     <w:nsid w:val="3B0DAF77"/>
     <w:multiLevelType w:val="singleLevel"/>
     <w:tmpl w:val="3B0DAF77"/>
@@ -16120,7 +18476,7 @@
       <w:lvlJc w:val="left"/>
     </w:lvl>
   </w:abstractNum>
-  <w:abstractNum w:abstractNumId="24">
+  <w:abstractNum w:abstractNumId="29">
     <w:nsid w:val="3C2B5539"/>
     <w:multiLevelType w:val="singleLevel"/>
     <w:tmpl w:val="3C2B5539"/>
@@ -16132,7 +18488,7 @@
       <w:lvlJc w:val="left"/>
     </w:lvl>
   </w:abstractNum>
-  <w:abstractNum w:abstractNumId="25">
+  <w:abstractNum w:abstractNumId="30">
     <w:nsid w:val="4438F63F"/>
     <w:multiLevelType w:val="singleLevel"/>
     <w:tmpl w:val="4438F63F"/>
@@ -16144,7 +18500,7 @@
       <w:lvlJc w:val="left"/>
     </w:lvl>
   </w:abstractNum>
-  <w:abstractNum w:abstractNumId="26">
+  <w:abstractNum w:abstractNumId="31">
     <w:nsid w:val="492956A2"/>
     <w:multiLevelType w:val="singleLevel"/>
     <w:tmpl w:val="492956A2"/>
@@ -16156,7 +18512,7 @@
       <w:lvlJc w:val="left"/>
     </w:lvl>
   </w:abstractNum>
-  <w:abstractNum w:abstractNumId="27">
+  <w:abstractNum w:abstractNumId="32">
     <w:nsid w:val="4CE92A46"/>
     <w:multiLevelType w:val="singleLevel"/>
     <w:tmpl w:val="4CE92A46"/>
@@ -16168,7 +18524,19 @@
       <w:lvlJc w:val="left"/>
     </w:lvl>
   </w:abstractNum>
-  <w:abstractNum w:abstractNumId="28">
+  <w:abstractNum w:abstractNumId="33">
+    <w:nsid w:val="54418715"/>
+    <w:multiLevelType w:val="singleLevel"/>
+    <w:tmpl w:val="54418715"/>
+    <w:lvl w:ilvl="0" w:tentative="0">
+      <w:start w:val="1"/>
+      <w:numFmt w:val="decimal"/>
+      <w:suff w:val="space"/>
+      <w:lvlText w:val="%1."/>
+      <w:lvlJc w:val="left"/>
+    </w:lvl>
+  </w:abstractNum>
+  <w:abstractNum w:abstractNumId="34">
     <w:nsid w:val="5BE4B081"/>
     <w:multiLevelType w:val="multilevel"/>
     <w:tmpl w:val="5BE4B081"/>
@@ -16290,7 +18658,19 @@
       </w:rPr>
     </w:lvl>
   </w:abstractNum>
-  <w:abstractNum w:abstractNumId="29">
+  <w:abstractNum w:abstractNumId="35">
+    <w:nsid w:val="5D7CE6D8"/>
+    <w:multiLevelType w:val="singleLevel"/>
+    <w:tmpl w:val="5D7CE6D8"/>
+    <w:lvl w:ilvl="0" w:tentative="0">
+      <w:start w:val="1"/>
+      <w:numFmt w:val="decimal"/>
+      <w:suff w:val="space"/>
+      <w:lvlText w:val="%1."/>
+      <w:lvlJc w:val="left"/>
+    </w:lvl>
+  </w:abstractNum>
+  <w:abstractNum w:abstractNumId="36">
     <w:nsid w:val="607E8971"/>
     <w:multiLevelType w:val="singleLevel"/>
     <w:tmpl w:val="607E8971"/>
@@ -16302,7 +18682,7 @@
       <w:lvlJc w:val="left"/>
     </w:lvl>
   </w:abstractNum>
-  <w:abstractNum w:abstractNumId="30">
+  <w:abstractNum w:abstractNumId="37">
     <w:nsid w:val="64729EC5"/>
     <w:multiLevelType w:val="singleLevel"/>
     <w:tmpl w:val="64729EC5"/>
@@ -16314,7 +18694,7 @@
       <w:lvlJc w:val="left"/>
     </w:lvl>
   </w:abstractNum>
-  <w:abstractNum w:abstractNumId="31">
+  <w:abstractNum w:abstractNumId="38">
     <w:nsid w:val="73C9C531"/>
     <w:multiLevelType w:val="singleLevel"/>
     <w:tmpl w:val="73C9C531"/>
@@ -16326,7 +18706,7 @@
       <w:lvlJc w:val="left"/>
     </w:lvl>
   </w:abstractNum>
-  <w:abstractNum w:abstractNumId="32">
+  <w:abstractNum w:abstractNumId="39">
     <w:nsid w:val="7B2911A2"/>
     <w:multiLevelType w:val="singleLevel"/>
     <w:tmpl w:val="7B2911A2"/>
@@ -16339,103 +18719,124 @@
     </w:lvl>
   </w:abstractNum>
   <w:num w:numId="1">
-    <w:abstractNumId w:val="28"/>
+    <w:abstractNumId w:val="34"/>
   </w:num>
   <w:num w:numId="2">
-    <w:abstractNumId w:val="15"/>
+    <w:abstractNumId w:val="19"/>
   </w:num>
   <w:num w:numId="3">
-    <w:abstractNumId w:val="21"/>
+    <w:abstractNumId w:val="26"/>
   </w:num>
   <w:num w:numId="4">
     <w:abstractNumId w:val="0"/>
   </w:num>
   <w:num w:numId="5">
-    <w:abstractNumId w:val="14"/>
+    <w:abstractNumId w:val="16"/>
   </w:num>
   <w:num w:numId="6">
-    <w:abstractNumId w:val="32"/>
+    <w:abstractNumId w:val="39"/>
   </w:num>
   <w:num w:numId="7">
-    <w:abstractNumId w:val="8"/>
+    <w:abstractNumId w:val="10"/>
   </w:num>
   <w:num w:numId="8">
-    <w:abstractNumId w:val="24"/>
+    <w:abstractNumId w:val="29"/>
   </w:num>
   <w:num w:numId="9">
     <w:abstractNumId w:val="1"/>
   </w:num>
   <w:num w:numId="10">
-    <w:abstractNumId w:val="3"/>
+    <w:abstractNumId w:val="4"/>
   </w:num>
   <w:num w:numId="11">
+    <w:abstractNumId w:val="37"/>
+  </w:num>
+  <w:num w:numId="12">
+    <w:abstractNumId w:val="12"/>
+  </w:num>
+  <w:num w:numId="13">
     <w:abstractNumId w:val="30"/>
   </w:num>
-  <w:num w:numId="12">
-    <w:abstractNumId w:val="10"/>
+  <w:num w:numId="14">
+    <w:abstractNumId w:val="8"/>
   </w:num>
-  <w:num w:numId="13">
+  <w:num w:numId="15">
+    <w:abstractNumId w:val="27"/>
+  </w:num>
+  <w:num w:numId="16">
+    <w:abstractNumId w:val="14"/>
+  </w:num>
+  <w:num w:numId="17">
+    <w:abstractNumId w:val="38"/>
+  </w:num>
+  <w:num w:numId="18">
     <w:abstractNumId w:val="25"/>
   </w:num>
-  <w:num w:numId="14">
+  <w:num w:numId="19">
+    <w:abstractNumId w:val="5"/>
+  </w:num>
+  <w:num w:numId="20">
+    <w:abstractNumId w:val="11"/>
+  </w:num>
+  <w:num w:numId="21">
+    <w:abstractNumId w:val="13"/>
+  </w:num>
+  <w:num w:numId="22">
+    <w:abstractNumId w:val="15"/>
+  </w:num>
+  <w:num w:numId="23">
+    <w:abstractNumId w:val="20"/>
+  </w:num>
+  <w:num w:numId="24">
+    <w:abstractNumId w:val="24"/>
+  </w:num>
+  <w:num w:numId="25">
+    <w:abstractNumId w:val="28"/>
+  </w:num>
+  <w:num w:numId="26">
+    <w:abstractNumId w:val="9"/>
+  </w:num>
+  <w:num w:numId="27">
+    <w:abstractNumId w:val="22"/>
+  </w:num>
+  <w:num w:numId="28">
     <w:abstractNumId w:val="6"/>
   </w:num>
-  <w:num w:numId="15">
-    <w:abstractNumId w:val="22"/>
-  </w:num>
-  <w:num w:numId="16">
-    <w:abstractNumId w:val="12"/>
-  </w:num>
-  <w:num w:numId="17">
-    <w:abstractNumId w:val="31"/>
-  </w:num>
-  <w:num w:numId="18">
-    <w:abstractNumId w:val="20"/>
-  </w:num>
-  <w:num w:numId="19">
-    <w:abstractNumId w:val="4"/>
-  </w:num>
-  <w:num w:numId="20">
-    <w:abstractNumId w:val="9"/>
-  </w:num>
-  <w:num w:numId="21">
-    <w:abstractNumId w:val="11"/>
-  </w:num>
-  <w:num w:numId="22">
-    <w:abstractNumId w:val="13"/>
-  </w:num>
-  <w:num w:numId="23">
-    <w:abstractNumId w:val="16"/>
-  </w:num>
-  <w:num w:numId="24">
-    <w:abstractNumId w:val="19"/>
-  </w:num>
-  <w:num w:numId="25">
-    <w:abstractNumId w:val="23"/>
-  </w:num>
-  <w:num w:numId="26">
-    <w:abstractNumId w:val="7"/>
-  </w:num>
-  <w:num w:numId="27">
-    <w:abstractNumId w:val="18"/>
-  </w:num>
-  <w:num w:numId="28">
-    <w:abstractNumId w:val="5"/>
-  </w:num>
   <w:num w:numId="29">
-    <w:abstractNumId w:val="27"/>
+    <w:abstractNumId w:val="32"/>
   </w:num>
   <w:num w:numId="30">
-    <w:abstractNumId w:val="29"/>
+    <w:abstractNumId w:val="36"/>
   </w:num>
   <w:num w:numId="31">
-    <w:abstractNumId w:val="17"/>
+    <w:abstractNumId w:val="21"/>
   </w:num>
   <w:num w:numId="32">
     <w:abstractNumId w:val="2"/>
   </w:num>
   <w:num w:numId="33">
-    <w:abstractNumId w:val="26"/>
+    <w:abstractNumId w:val="31"/>
+  </w:num>
+  <w:num w:numId="34">
+    <w:abstractNumId w:val="18"/>
+  </w:num>
+  <w:num w:numId="35">
+    <w:abstractNumId w:val="23"/>
+  </w:num>
+  <w:num w:numId="36">
+    <w:abstractNumId w:val="3"/>
+  </w:num>
+  <w:num w:numId="37">
+    <w:abstractNumId w:val="35"/>
+  </w:num>
+  <w:num w:numId="38">
+    <w:abstractNumId w:val="17"/>
+  </w:num>
+  <w:num w:numId="39">
+    <w:abstractNumId w:val="7"/>
+  </w:num>
+  <w:num w:numId="40">
+    <w:abstractNumId w:val="33"/>
   </w:num>
 </w:numbering>
 </file>
@@ -16537,7 +18938,7 @@
     <w:lsdException w:unhideWhenUsed="0" w:uiPriority="0" w:semiHidden="0" w:name="Body Text Indent 3"/>
     <w:lsdException w:unhideWhenUsed="0" w:uiPriority="0" w:semiHidden="0" w:name="Block Text"/>
     <w:lsdException w:qFormat="1" w:unhideWhenUsed="0" w:uiPriority="0" w:semiHidden="0" w:name="Hyperlink"/>
-    <w:lsdException w:unhideWhenUsed="0" w:uiPriority="0" w:semiHidden="0" w:name="FollowedHyperlink"/>
+    <w:lsdException w:qFormat="1" w:unhideWhenUsed="0" w:uiPriority="0" w:semiHidden="0" w:name="FollowedHyperlink"/>
     <w:lsdException w:qFormat="1" w:unhideWhenUsed="0" w:uiPriority="0" w:semiHidden="0" w:name="Strong"/>
     <w:lsdException w:qFormat="1" w:unhideWhenUsed="0" w:uiPriority="0" w:semiHidden="0" w:name="Emphasis"/>
     <w:lsdException w:unhideWhenUsed="0" w:uiPriority="0" w:semiHidden="0" w:name="Document Map"/>
@@ -16547,7 +18948,7 @@
     <w:lsdException w:unhideWhenUsed="0" w:uiPriority="0" w:semiHidden="0" w:name="HTML Acronym"/>
     <w:lsdException w:unhideWhenUsed="0" w:uiPriority="0" w:semiHidden="0" w:name="HTML Address"/>
     <w:lsdException w:unhideWhenUsed="0" w:uiPriority="0" w:semiHidden="0" w:name="HTML Cite"/>
-    <w:lsdException w:unhideWhenUsed="0" w:uiPriority="0" w:semiHidden="0" w:name="HTML Code"/>
+    <w:lsdException w:qFormat="1" w:unhideWhenUsed="0" w:uiPriority="0" w:semiHidden="0" w:name="HTML Code"/>
     <w:lsdException w:unhideWhenUsed="0" w:uiPriority="0" w:semiHidden="0" w:name="HTML Definition"/>
     <w:lsdException w:unhideWhenUsed="0" w:uiPriority="0" w:semiHidden="0" w:name="HTML Keyboard"/>
     <w:lsdException w:unhideWhenUsed="0" w:uiPriority="0" w:semiHidden="0" w:name="HTML Preformatted"/>
@@ -16732,6 +19133,7 @@
   <w:style w:type="character" w:styleId="4">
     <w:name w:val="FollowedHyperlink"/>
     <w:basedOn w:val="2"/>
+    <w:qFormat/>
     <w:uiPriority w:val="0"/>
     <w:rPr>
       <w:color w:val="800080"/>
@@ -16774,6 +19176,17 @@
     </w:rPr>
   </w:style>
   <w:style w:type="character" w:styleId="7">
+    <w:name w:val="HTML Code"/>
+    <w:basedOn w:val="2"/>
+    <w:qFormat/>
+    <w:uiPriority w:val="0"/>
+    <w:rPr>
+      <w:rFonts w:ascii="Courier New" w:hAnsi="Courier New" w:cs="Courier New"/>
+      <w:sz w:val="20"/>
+      <w:szCs w:val="20"/>
+    </w:rPr>
+  </w:style>
+  <w:style w:type="character" w:styleId="8">
     <w:name w:val="Hyperlink"/>
     <w:basedOn w:val="2"/>
     <w:qFormat/>
@@ -16783,7 +19196,7 @@
       <w:u w:val="single"/>
     </w:rPr>
   </w:style>
-  <w:style w:type="paragraph" w:styleId="8">
+  <w:style w:type="paragraph" w:styleId="9">
     <w:name w:val="Normal (Web)"/>
     <w:qFormat/>
     <w:uiPriority w:val="0"/>

--- a/Hareesh Sureddy Interview Expeirence.docx
+++ b/Hareesh Sureddy Interview Expeirence.docx
@@ -13013,7 +13013,7 @@
           <w:bCs/>
           <w:lang w:val="en-US"/>
         </w:rPr>
-        <w:t xml:space="preserve"> Augest 2025 15:00 to 16:00) </w:t>
+        <w:t xml:space="preserve"> August 2025 15:00 to 16:00) </w:t>
       </w:r>
       <w:r>
         <w:rPr>
@@ -16261,7 +16261,7 @@
           <w:rFonts w:hint="default"/>
           <w:lang w:val="en-US"/>
         </w:rPr>
-        <w:t>What type of the data u received in the as a image is it intel format or some thing else.</w:t>
+        <w:t>What type of the data u received in the as a image is it Intel format or some thing else.</w:t>
       </w:r>
     </w:p>
     <w:p>
@@ -16624,8 +16624,819 @@
           <w:highlight w:val="yellow"/>
           <w:lang w:val="en-US"/>
         </w:rPr>
+        <w:t>(Answered as a 3, but not confident)</w:t>
+      </w:r>
+      <w:r>
+        <w:rPr>
+          <w:rFonts w:hint="default"/>
+          <w:lang w:val="en-US"/>
+        </w:rPr>
+        <w:t xml:space="preserve"> </w:t>
+      </w:r>
+    </w:p>
+    <w:p>
+      <w:pPr>
+        <w:numPr>
+          <w:ilvl w:val="0"/>
+          <w:numId w:val="0"/>
+        </w:numPr>
+        <w:rPr>
+          <w:rFonts w:hint="default"/>
+          <w:lang w:val="en-US"/>
+        </w:rPr>
+      </w:pPr>
+    </w:p>
+    <w:p>
+      <w:pPr>
+        <w:numPr>
+          <w:ilvl w:val="0"/>
+          <w:numId w:val="0"/>
+        </w:numPr>
+        <w:rPr>
+          <w:rFonts w:hint="default"/>
+          <w:lang w:val="en-US"/>
+        </w:rPr>
+      </w:pPr>
+    </w:p>
+    <w:p>
+      <w:pPr>
+        <w:numPr>
+          <w:ilvl w:val="0"/>
+          <w:numId w:val="0"/>
+        </w:numPr>
+        <w:rPr>
+          <w:rFonts w:hint="default"/>
+          <w:lang w:val="en-US"/>
+        </w:rPr>
+      </w:pPr>
+    </w:p>
+    <w:p>
+      <w:pPr>
+        <w:numPr>
+          <w:ilvl w:val="0"/>
+          <w:numId w:val="1"/>
+        </w:numPr>
+        <w:ind w:left="0" w:leftChars="0" w:firstLine="0" w:firstLineChars="0"/>
+      </w:pPr>
+      <w:r>
+        <w:rPr>
+          <w:rFonts w:hint="default"/>
+          <w:b/>
+          <w:bCs/>
+          <w:lang w:val="en-US"/>
+        </w:rPr>
+        <w:t>Infineon Manager Round direct (20</w:t>
+      </w:r>
+      <w:r>
+        <w:rPr>
+          <w:rFonts w:hint="default"/>
+          <w:b/>
+          <w:bCs/>
+          <w:vertAlign w:val="superscript"/>
+          <w:lang w:val="en-US"/>
+        </w:rPr>
+        <w:t>th</w:t>
+      </w:r>
+      <w:r>
+        <w:rPr>
+          <w:rFonts w:hint="default"/>
+          <w:b/>
+          <w:bCs/>
+          <w:lang w:val="en-US"/>
+        </w:rPr>
+        <w:t xml:space="preserve"> August 2025 11:15 to 12:45) </w:t>
+      </w:r>
+      <w:r>
+        <w:rPr>
+          <w:rFonts w:hint="default"/>
+          <w:b/>
+          <w:bCs/>
+          <w:color w:val="FF0000"/>
+          <w:lang w:val="en-US"/>
+        </w:rPr>
+        <w:t>(Rejected-14)</w:t>
+      </w:r>
+    </w:p>
+    <w:p>
+      <w:pPr>
+        <w:numPr>
+          <w:ilvl w:val="0"/>
+          <w:numId w:val="36"/>
+        </w:numPr>
+        <w:ind w:leftChars="0"/>
+        <w:rPr>
+          <w:rFonts w:hint="default"/>
+          <w:lang w:val="en-US"/>
+        </w:rPr>
+      </w:pPr>
+      <w:r>
+        <w:rPr>
+          <w:rFonts w:hint="default"/>
+          <w:lang w:val="en-US"/>
+        </w:rPr>
+        <w:t>Tell me about your self.</w:t>
+      </w:r>
+    </w:p>
+    <w:p>
+      <w:pPr>
+        <w:numPr>
+          <w:ilvl w:val="0"/>
+          <w:numId w:val="37"/>
+        </w:numPr>
+        <w:ind w:leftChars="0"/>
+        <w:rPr>
+          <w:rFonts w:hint="default"/>
+          <w:lang w:val="en-US"/>
+        </w:rPr>
+      </w:pPr>
+      <w:r>
+        <w:rPr>
+          <w:rFonts w:hint="default"/>
+          <w:lang w:val="en-US"/>
+        </w:rPr>
+        <w:t>What exactly Efftronics do, explain the Data logger project.</w:t>
+      </w:r>
+    </w:p>
+    <w:p>
+      <w:pPr>
+        <w:numPr>
+          <w:ilvl w:val="0"/>
+          <w:numId w:val="37"/>
+        </w:numPr>
+        <w:ind w:leftChars="0"/>
+        <w:rPr>
+          <w:rFonts w:hint="default"/>
+          <w:lang w:val="en-US"/>
+        </w:rPr>
+      </w:pPr>
+      <w:r>
+        <w:rPr>
+          <w:rFonts w:hint="default"/>
+          <w:lang w:val="en-US"/>
+        </w:rPr>
+        <w:t>Why are you changing the present job.</w:t>
+      </w:r>
+    </w:p>
+    <w:p>
+      <w:pPr>
+        <w:numPr>
+          <w:ilvl w:val="0"/>
+          <w:numId w:val="37"/>
+        </w:numPr>
+        <w:ind w:leftChars="0"/>
+        <w:rPr>
+          <w:rFonts w:hint="default"/>
+          <w:lang w:val="en-US"/>
+        </w:rPr>
+      </w:pPr>
+      <w:r>
+        <w:rPr>
+          <w:rFonts w:hint="default"/>
+          <w:lang w:val="en-US"/>
+        </w:rPr>
+        <w:t>Are you think you learned every thing in your existing company.</w:t>
+      </w:r>
+    </w:p>
+    <w:p>
+      <w:pPr>
+        <w:numPr>
+          <w:ilvl w:val="0"/>
+          <w:numId w:val="37"/>
+        </w:numPr>
+        <w:ind w:leftChars="0"/>
+        <w:rPr>
+          <w:rFonts w:hint="default"/>
+          <w:lang w:val="en-US"/>
+        </w:rPr>
+      </w:pPr>
+      <w:r>
+        <w:rPr>
+          <w:rFonts w:hint="default"/>
+          <w:lang w:val="en-US"/>
+        </w:rPr>
+        <w:t>If you get the opportunity to work in the analog side and communication side in which side you are willing to work.</w:t>
+      </w:r>
+    </w:p>
+    <w:p>
+      <w:pPr>
+        <w:numPr>
+          <w:ilvl w:val="0"/>
+          <w:numId w:val="37"/>
+        </w:numPr>
+        <w:ind w:leftChars="0"/>
+        <w:rPr>
+          <w:rFonts w:hint="default"/>
+          <w:lang w:val="en-US"/>
+        </w:rPr>
+      </w:pPr>
+      <w:r>
+        <w:rPr>
+          <w:rFonts w:hint="default"/>
+          <w:lang w:val="en-US"/>
+        </w:rPr>
+        <w:t>If you get an opportunity to work developing and designing and working with the engineering teams are you work are only u do customer related work.</w:t>
+      </w:r>
+    </w:p>
+    <w:p>
+      <w:pPr>
+        <w:numPr>
+          <w:ilvl w:val="0"/>
+          <w:numId w:val="37"/>
+        </w:numPr>
+        <w:ind w:leftChars="0"/>
+        <w:rPr>
+          <w:rFonts w:hint="default"/>
+          <w:lang w:val="en-US"/>
+        </w:rPr>
+      </w:pPr>
+      <w:r>
+        <w:rPr>
+          <w:rFonts w:hint="default"/>
+          <w:lang w:val="en-US"/>
+        </w:rPr>
+        <w:t>If u get a job here and u worked for some years here, after that you feel that it was boaring and your work feels like routine. In that what would you do.</w:t>
+      </w:r>
+    </w:p>
+    <w:p>
+      <w:pPr>
+        <w:numPr>
+          <w:ilvl w:val="0"/>
+          <w:numId w:val="37"/>
+        </w:numPr>
+        <w:ind w:leftChars="0"/>
+        <w:rPr>
+          <w:rFonts w:hint="default"/>
+          <w:lang w:val="en-US"/>
+        </w:rPr>
+      </w:pPr>
+      <w:r>
+        <w:rPr>
+          <w:rFonts w:hint="default"/>
+          <w:lang w:val="en-US"/>
+        </w:rPr>
+        <w:t>If your are allowed to think and explore new ideas and new inventions , what would you prefer and are you willing to do it. If yes what would you do.</w:t>
+      </w:r>
+    </w:p>
+    <w:p>
+      <w:pPr>
+        <w:numPr>
+          <w:ilvl w:val="0"/>
+          <w:numId w:val="0"/>
+        </w:numPr>
+        <w:rPr>
+          <w:rFonts w:hint="default"/>
+          <w:lang w:val="en-US"/>
+        </w:rPr>
+      </w:pPr>
+    </w:p>
+    <w:p>
+      <w:pPr>
+        <w:numPr>
+          <w:ilvl w:val="0"/>
+          <w:numId w:val="0"/>
+        </w:numPr>
+        <w:rPr>
+          <w:rFonts w:hint="default"/>
+          <w:lang w:val="en-US"/>
+        </w:rPr>
+      </w:pPr>
+    </w:p>
+    <w:p>
+      <w:pPr>
+        <w:numPr>
+          <w:ilvl w:val="0"/>
+          <w:numId w:val="1"/>
+        </w:numPr>
+        <w:ind w:left="0" w:leftChars="0" w:firstLine="0" w:firstLineChars="0"/>
+      </w:pPr>
+      <w:r>
+        <w:rPr>
+          <w:rFonts w:hint="default"/>
+          <w:b/>
+          <w:bCs/>
+          <w:lang w:val="en-US"/>
+        </w:rPr>
+        <w:t>Insemi Hyderabad (20</w:t>
+      </w:r>
+      <w:r>
+        <w:rPr>
+          <w:rFonts w:hint="default"/>
+          <w:b/>
+          <w:bCs/>
+          <w:vertAlign w:val="superscript"/>
+          <w:lang w:val="en-US"/>
+        </w:rPr>
+        <w:t>th</w:t>
+      </w:r>
+      <w:r>
+        <w:rPr>
+          <w:rFonts w:hint="default"/>
+          <w:b/>
+          <w:bCs/>
+          <w:lang w:val="en-US"/>
+        </w:rPr>
+        <w:t xml:space="preserve"> August 2025 12:00 to 12:30) </w:t>
+      </w:r>
+      <w:r>
+        <w:rPr>
+          <w:rFonts w:hint="default"/>
+          <w:b/>
+          <w:bCs/>
+          <w:color w:val="00B050"/>
+          <w:lang w:val="en-US"/>
+        </w:rPr>
+        <w:t>(Cleared)</w:t>
+      </w:r>
+    </w:p>
+    <w:p>
+      <w:pPr>
+        <w:numPr>
+          <w:ilvl w:val="0"/>
+          <w:numId w:val="38"/>
+        </w:numPr>
+        <w:rPr>
+          <w:rFonts w:hint="default"/>
+          <w:lang w:val="en-US"/>
+        </w:rPr>
+      </w:pPr>
+      <w:r>
+        <w:rPr>
+          <w:rFonts w:hint="default"/>
+          <w:lang w:val="en-US"/>
+        </w:rPr>
+        <w:t>Tell me about your self.</w:t>
+      </w:r>
+    </w:p>
+    <w:p>
+      <w:pPr>
+        <w:numPr>
+          <w:ilvl w:val="0"/>
+          <w:numId w:val="36"/>
+        </w:numPr>
+        <w:ind w:leftChars="0"/>
+        <w:rPr>
+          <w:rFonts w:hint="default"/>
+          <w:lang w:val="en-US"/>
+        </w:rPr>
+      </w:pPr>
+      <w:r>
+        <w:rPr>
+          <w:rFonts w:hint="default"/>
+          <w:lang w:val="en-US"/>
+        </w:rPr>
+        <w:t>Implémentent a stack data structure.</w:t>
+      </w:r>
+    </w:p>
+    <w:p>
+      <w:pPr>
+        <w:numPr>
+          <w:ilvl w:val="0"/>
+          <w:numId w:val="36"/>
+        </w:numPr>
+        <w:ind w:leftChars="0"/>
+        <w:rPr>
+          <w:rFonts w:hint="default"/>
+          <w:lang w:val="en-US"/>
+        </w:rPr>
+      </w:pPr>
+      <w:r>
+        <w:rPr>
+          <w:rFonts w:hint="default"/>
+          <w:lang w:val="en-US"/>
+        </w:rPr>
+        <w:t>Toggle a set of bits in a number. Like bits 3 to 7 in a number toggle.</w:t>
+      </w:r>
+    </w:p>
+    <w:p>
+      <w:pPr>
+        <w:numPr>
+          <w:ilvl w:val="0"/>
+          <w:numId w:val="36"/>
+        </w:numPr>
+        <w:ind w:leftChars="0"/>
+        <w:rPr>
+          <w:rFonts w:hint="default"/>
+          <w:lang w:val="en-US"/>
+        </w:rPr>
+      </w:pPr>
+      <w:r>
+        <w:rPr>
+          <w:rFonts w:hint="default"/>
+          <w:lang w:val="en-US"/>
+        </w:rPr>
+        <w:t>Implement a single linked list with adding elements to the linked list.</w:t>
+      </w:r>
+    </w:p>
+    <w:p>
+      <w:pPr>
+        <w:numPr>
+          <w:ilvl w:val="0"/>
+          <w:numId w:val="36"/>
+        </w:numPr>
+        <w:ind w:leftChars="0"/>
+        <w:rPr>
+          <w:rFonts w:hint="default"/>
+          <w:lang w:val="en-US"/>
+        </w:rPr>
+      </w:pPr>
+      <w:r>
+        <w:rPr>
+          <w:rFonts w:hint="default"/>
+          <w:lang w:val="en-US"/>
+        </w:rPr>
+        <w:t>Focus on the data structure concepts, because AMD client is looking for the person who is strong in DSA.</w:t>
+      </w:r>
+    </w:p>
+    <w:p>
+      <w:pPr>
+        <w:numPr>
+          <w:ilvl w:val="0"/>
+          <w:numId w:val="0"/>
+        </w:numPr>
+        <w:rPr>
+          <w:rFonts w:hint="default"/>
+          <w:lang w:val="en-US"/>
+        </w:rPr>
+      </w:pPr>
+    </w:p>
+    <w:p>
+      <w:pPr>
+        <w:numPr>
+          <w:ilvl w:val="0"/>
+          <w:numId w:val="1"/>
+        </w:numPr>
+        <w:ind w:left="0" w:leftChars="0" w:firstLine="0" w:firstLineChars="0"/>
+      </w:pPr>
+      <w:r>
+        <w:rPr>
+          <w:rFonts w:hint="default"/>
+          <w:b/>
+          <w:bCs/>
+          <w:lang w:val="en-US"/>
+        </w:rPr>
+        <w:t xml:space="preserve">Mirafra Hyderabad (22nd August 2025 16:00 to 17:00) </w:t>
+      </w:r>
+      <w:r>
+        <w:rPr>
+          <w:rFonts w:hint="default"/>
+          <w:b/>
+          <w:bCs/>
+          <w:color w:val="FF0000"/>
+          <w:lang w:val="en-US"/>
+        </w:rPr>
+        <w:t>(Rejected-15)</w:t>
+      </w:r>
+    </w:p>
+    <w:p>
+      <w:pPr>
+        <w:numPr>
+          <w:ilvl w:val="0"/>
+          <w:numId w:val="39"/>
+        </w:numPr>
+        <w:rPr>
+          <w:rFonts w:hint="default"/>
+          <w:lang w:val="en-US"/>
+        </w:rPr>
+      </w:pPr>
+      <w:r>
+        <w:rPr>
+          <w:rFonts w:hint="default"/>
+          <w:lang w:val="en-US"/>
+        </w:rPr>
+        <w:t>Tell me about your self.</w:t>
+      </w:r>
+    </w:p>
+    <w:p>
+      <w:pPr>
+        <w:numPr>
+          <w:ilvl w:val="0"/>
+          <w:numId w:val="39"/>
+        </w:numPr>
+        <w:rPr>
+          <w:rFonts w:hint="default"/>
+          <w:lang w:val="en-US"/>
+        </w:rPr>
+      </w:pPr>
+      <w:r>
+        <w:rPr>
+          <w:rFonts w:hint="default"/>
+          <w:lang w:val="en-US"/>
+        </w:rPr>
+        <w:t xml:space="preserve">In I2C communication 1 master is there and multiple slaves with same address is there, in that case what happens in the communication. </w:t>
+      </w:r>
+      <w:r>
+        <w:rPr>
+          <w:rFonts w:hint="default"/>
+          <w:b/>
+          <w:bCs/>
+          <w:highlight w:val="yellow"/>
+          <w:lang w:val="en-US"/>
+        </w:rPr>
         <w:t>(Not answered)</w:t>
       </w:r>
+    </w:p>
+    <w:p>
+      <w:pPr>
+        <w:numPr>
+          <w:ilvl w:val="0"/>
+          <w:numId w:val="39"/>
+        </w:numPr>
+        <w:rPr>
+          <w:rFonts w:hint="default"/>
+          <w:lang w:val="en-US"/>
+        </w:rPr>
+      </w:pPr>
+      <w:r>
+        <w:rPr>
+          <w:rFonts w:hint="default"/>
+          <w:lang w:val="en-US"/>
+        </w:rPr>
+        <w:t>What is mean by repeated start condition, when it is used and what its use.</w:t>
+      </w:r>
+    </w:p>
+    <w:p>
+      <w:pPr>
+        <w:numPr>
+          <w:ilvl w:val="0"/>
+          <w:numId w:val="39"/>
+        </w:numPr>
+        <w:rPr>
+          <w:rFonts w:hint="default"/>
+          <w:lang w:val="en-US"/>
+        </w:rPr>
+      </w:pPr>
+      <w:r>
+        <w:rPr>
+          <w:rFonts w:hint="default"/>
+          <w:lang w:val="en-US"/>
+        </w:rPr>
+        <w:t xml:space="preserve">U having a one register data to configure it, and u configured correctly but what ever the configuration u did on the register not reflecting on it, what may be the reason. </w:t>
+      </w:r>
+      <w:r>
+        <w:rPr>
+          <w:rFonts w:hint="default"/>
+          <w:b/>
+          <w:bCs/>
+          <w:highlight w:val="yellow"/>
+          <w:lang w:val="en-US"/>
+        </w:rPr>
+        <w:t>(Not answered)</w:t>
+      </w:r>
+    </w:p>
+    <w:p>
+      <w:pPr>
+        <w:numPr>
+          <w:ilvl w:val="0"/>
+          <w:numId w:val="0"/>
+        </w:numPr>
+        <w:rPr>
+          <w:rFonts w:hint="default"/>
+          <w:lang w:val="en-US"/>
+        </w:rPr>
+      </w:pPr>
+      <w:r>
+        <w:rPr>
+          <w:rFonts w:hint="default"/>
+          <w:b/>
+          <w:bCs/>
+          <w:lang w:val="en-US"/>
+        </w:rPr>
+        <w:t xml:space="preserve">Note:- </w:t>
+      </w:r>
+      <w:r>
+        <w:rPr>
+          <w:rFonts w:hint="default"/>
+          <w:b w:val="0"/>
+          <w:bCs w:val="0"/>
+          <w:lang w:val="en-US"/>
+        </w:rPr>
+        <w:t xml:space="preserve">Answered </w:t>
+      </w:r>
+      <w:r>
+        <w:rPr>
+          <w:rFonts w:hint="default"/>
+          <w:lang w:val="en-US"/>
+        </w:rPr>
+        <w:t>after a while, initially wrongly answered.</w:t>
+      </w:r>
+    </w:p>
+    <w:p>
+      <w:pPr>
+        <w:numPr>
+          <w:ilvl w:val="0"/>
+          <w:numId w:val="39"/>
+        </w:numPr>
+        <w:rPr>
+          <w:rFonts w:hint="default"/>
+          <w:lang w:val="en-US"/>
+        </w:rPr>
+      </w:pPr>
+      <w:r>
+        <w:rPr>
+          <w:rFonts w:hint="default"/>
+          <w:lang w:val="en-US"/>
+        </w:rPr>
+        <w:t>What is the static function and what is non static function.</w:t>
+      </w:r>
+    </w:p>
+    <w:p>
+      <w:pPr>
+        <w:numPr>
+          <w:ilvl w:val="0"/>
+          <w:numId w:val="39"/>
+        </w:numPr>
+        <w:rPr>
+          <w:rFonts w:hint="default"/>
+          <w:lang w:val="en-US"/>
+        </w:rPr>
+      </w:pPr>
+      <w:r>
+        <w:rPr>
+          <w:rFonts w:hint="default"/>
+          <w:lang w:val="en-US"/>
+        </w:rPr>
+        <w:t>Wap to access the static function from another C file.</w:t>
+      </w:r>
+    </w:p>
+    <w:p>
+      <w:pPr>
+        <w:numPr>
+          <w:ilvl w:val="0"/>
+          <w:numId w:val="39"/>
+        </w:numPr>
+        <w:rPr>
+          <w:rFonts w:hint="default"/>
+          <w:lang w:val="en-US"/>
+        </w:rPr>
+      </w:pPr>
+      <w:r>
+        <w:rPr>
+          <w:rFonts w:hint="default"/>
+          <w:lang w:val="en-US"/>
+        </w:rPr>
+        <w:t>Is it possible to define global variable with register. If no why?. What does the modern compiler role in this.</w:t>
+      </w:r>
+    </w:p>
+    <w:p>
+      <w:pPr>
+        <w:numPr>
+          <w:ilvl w:val="0"/>
+          <w:numId w:val="39"/>
+        </w:numPr>
+        <w:rPr>
+          <w:rFonts w:hint="default"/>
+          <w:lang w:val="en-US"/>
+        </w:rPr>
+      </w:pPr>
+      <w:r>
+        <w:rPr>
+          <w:rFonts w:hint="default"/>
+          <w:lang w:val="en-US"/>
+        </w:rPr>
+        <w:t>What is difference between RAM and ROM.</w:t>
+      </w:r>
+    </w:p>
+    <w:p>
+      <w:pPr>
+        <w:numPr>
+          <w:ilvl w:val="0"/>
+          <w:numId w:val="39"/>
+        </w:numPr>
+        <w:rPr>
+          <w:rFonts w:hint="default"/>
+          <w:lang w:val="en-US"/>
+        </w:rPr>
+      </w:pPr>
+      <w:r>
+        <w:rPr>
+          <w:rFonts w:hint="default"/>
+          <w:lang w:val="en-US"/>
+        </w:rPr>
+        <w:t xml:space="preserve">Wap to reverse a words in a string, can you solve it in-place with O(1) extra space? </w:t>
+      </w:r>
+      <w:r>
+        <w:rPr>
+          <w:rFonts w:hint="default"/>
+          <w:b/>
+          <w:bCs/>
+          <w:highlight w:val="yellow"/>
+          <w:lang w:val="en-US"/>
+        </w:rPr>
+        <w:t>(Not answered)</w:t>
+      </w:r>
+    </w:p>
+    <w:p>
+      <w:pPr>
+        <w:numPr>
+          <w:ilvl w:val="0"/>
+          <w:numId w:val="0"/>
+        </w:numPr>
+        <w:rPr>
+          <w:rFonts w:hint="default"/>
+          <w:lang w:val="en-US"/>
+        </w:rPr>
+      </w:pPr>
+      <w:r>
+        <w:rPr>
+          <w:rFonts w:hint="default"/>
+          <w:b/>
+          <w:bCs/>
+          <w:lang w:val="en-US"/>
+        </w:rPr>
+        <w:t>Input</w:t>
+      </w:r>
+      <w:r>
+        <w:rPr>
+          <w:rFonts w:hint="default"/>
+          <w:lang w:val="en-US"/>
+        </w:rPr>
+        <w:t>:- “Hello i am Hareesh Sureddy”.</w:t>
+      </w:r>
+    </w:p>
+    <w:p>
+      <w:pPr>
+        <w:numPr>
+          <w:ilvl w:val="0"/>
+          <w:numId w:val="0"/>
+        </w:numPr>
+        <w:rPr>
+          <w:rFonts w:hint="default"/>
+          <w:lang w:val="en-US"/>
+        </w:rPr>
+      </w:pPr>
+      <w:r>
+        <w:rPr>
+          <w:rFonts w:hint="default"/>
+          <w:b/>
+          <w:bCs/>
+          <w:lang w:val="en-US"/>
+        </w:rPr>
+        <w:t>Output</w:t>
+      </w:r>
+      <w:r>
+        <w:rPr>
+          <w:rFonts w:hint="default"/>
+          <w:lang w:val="en-US"/>
+        </w:rPr>
+        <w:t xml:space="preserve">:- “Sureddy Hareesh am I Hello”. </w:t>
+      </w:r>
+    </w:p>
+    <w:p>
+      <w:pPr>
+        <w:numPr>
+          <w:ilvl w:val="0"/>
+          <w:numId w:val="0"/>
+        </w:numPr>
+        <w:rPr>
+          <w:rFonts w:hint="default"/>
+          <w:lang w:val="en-US"/>
+        </w:rPr>
+      </w:pPr>
+      <w:r>
+        <w:rPr>
+          <w:rFonts w:hint="default"/>
+          <w:b/>
+          <w:bCs/>
+          <w:lang w:val="en-US"/>
+        </w:rPr>
+        <w:t xml:space="preserve">Note:- </w:t>
+      </w:r>
+      <w:r>
+        <w:rPr>
+          <w:rFonts w:hint="default"/>
+          <w:lang w:val="en-US"/>
+        </w:rPr>
+        <w:t>With the logic clue I implemented and executed successfully.</w:t>
+      </w:r>
+    </w:p>
+    <w:p>
+      <w:pPr>
+        <w:numPr>
+          <w:ilvl w:val="0"/>
+          <w:numId w:val="39"/>
+        </w:numPr>
+        <w:rPr>
+          <w:rFonts w:hint="default"/>
+          <w:lang w:val="en-US"/>
+        </w:rPr>
+      </w:pPr>
+      <w:r>
+        <w:rPr>
+          <w:rFonts w:hint="default"/>
+          <w:lang w:val="en-US"/>
+        </w:rPr>
+        <w:t xml:space="preserve">Wap to swap a bits 2,4 and 6  with 9,11 and 13 in a 16bit integer.  </w:t>
+      </w:r>
+      <w:r>
+        <w:rPr>
+          <w:rFonts w:hint="default"/>
+          <w:b/>
+          <w:bCs/>
+          <w:highlight w:val="yellow"/>
+          <w:lang w:val="en-US"/>
+        </w:rPr>
+        <w:t>(Not answered)</w:t>
+      </w:r>
       <w:r>
         <w:rPr>
           <w:rFonts w:hint="default"/>
@@ -16638,13 +17449,231 @@
       <w:pPr>
         <w:numPr>
           <w:ilvl w:val="0"/>
-          <w:numId w:val="0"/>
-        </w:numPr>
-        <w:rPr>
-          <w:rFonts w:hint="default"/>
-          <w:lang w:val="en-US"/>
-        </w:rPr>
-      </w:pPr>
+          <w:numId w:val="39"/>
+        </w:numPr>
+        <w:rPr>
+          <w:rFonts w:hint="default"/>
+          <w:lang w:val="en-US"/>
+        </w:rPr>
+      </w:pPr>
+      <w:r>
+        <w:rPr>
+          <w:rFonts w:hint="default"/>
+          <w:lang w:val="en-US"/>
+        </w:rPr>
+        <w:t>There is a two trees, tree-1 having X birds and another tree-2 having Y birds.</w:t>
+      </w:r>
+    </w:p>
+    <w:p>
+      <w:pPr>
+        <w:numPr>
+          <w:ilvl w:val="0"/>
+          <w:numId w:val="0"/>
+        </w:numPr>
+        <w:rPr>
+          <w:rFonts w:hint="default"/>
+          <w:lang w:val="en-US"/>
+        </w:rPr>
+      </w:pPr>
+      <w:r>
+        <w:rPr>
+          <w:rFonts w:hint="default"/>
+          <w:lang w:val="en-US"/>
+        </w:rPr>
+        <w:t xml:space="preserve">Condition-1:- </w:t>
+      </w:r>
+    </w:p>
+    <w:p>
+      <w:pPr>
+        <w:numPr>
+          <w:ilvl w:val="0"/>
+          <w:numId w:val="0"/>
+        </w:numPr>
+        <w:rPr>
+          <w:rFonts w:hint="default"/>
+          <w:lang w:val="en-US"/>
+        </w:rPr>
+      </w:pPr>
+      <w:r>
+        <w:rPr>
+          <w:rFonts w:hint="default"/>
+          <w:lang w:val="en-US"/>
+        </w:rPr>
+        <w:t>If one bird is moved from tree-1 to tree-2, the birds in tree-2 is double the birds in tree-1.</w:t>
+      </w:r>
+    </w:p>
+    <w:p>
+      <w:pPr>
+        <w:numPr>
+          <w:ilvl w:val="0"/>
+          <w:numId w:val="0"/>
+        </w:numPr>
+        <w:rPr>
+          <w:rFonts w:hint="default"/>
+          <w:lang w:val="en-US"/>
+        </w:rPr>
+      </w:pPr>
+      <w:r>
+        <w:rPr>
+          <w:rFonts w:hint="default"/>
+          <w:lang w:val="en-US"/>
+        </w:rPr>
+        <w:t xml:space="preserve">Condition-2:- </w:t>
+      </w:r>
+    </w:p>
+    <w:p>
+      <w:pPr>
+        <w:numPr>
+          <w:ilvl w:val="0"/>
+          <w:numId w:val="0"/>
+        </w:numPr>
+        <w:rPr>
+          <w:rFonts w:hint="default"/>
+          <w:lang w:val="en-US"/>
+        </w:rPr>
+      </w:pPr>
+      <w:r>
+        <w:rPr>
+          <w:rFonts w:hint="default"/>
+          <w:lang w:val="en-US"/>
+        </w:rPr>
+        <w:t>If one bird is moved from tree-2 to tree-1, the birds in tree-1 is equal to the birds in tree-2.</w:t>
+      </w:r>
+    </w:p>
+    <w:p>
+      <w:pPr>
+        <w:numPr>
+          <w:ilvl w:val="0"/>
+          <w:numId w:val="0"/>
+        </w:numPr>
+        <w:rPr>
+          <w:rFonts w:hint="default"/>
+          <w:lang w:val="en-US"/>
+        </w:rPr>
+      </w:pPr>
+      <w:r>
+        <w:rPr>
+          <w:rFonts w:hint="default"/>
+          <w:lang w:val="en-US"/>
+        </w:rPr>
+        <w:t xml:space="preserve">What are the values of X and Y. </w:t>
+      </w:r>
+      <w:r>
+        <w:rPr>
+          <w:rFonts w:hint="default"/>
+          <w:b/>
+          <w:bCs/>
+          <w:highlight w:val="yellow"/>
+          <w:lang w:val="en-US"/>
+        </w:rPr>
+        <w:t>(Not answered)</w:t>
+      </w:r>
+      <w:r>
+        <w:rPr>
+          <w:rFonts w:hint="default"/>
+          <w:lang w:val="en-US"/>
+        </w:rPr>
+        <w:t xml:space="preserve"> </w:t>
+      </w:r>
+    </w:p>
+    <w:p>
+      <w:pPr>
+        <w:numPr>
+          <w:ilvl w:val="0"/>
+          <w:numId w:val="0"/>
+        </w:numPr>
+        <w:rPr>
+          <w:rFonts w:hint="default"/>
+          <w:b/>
+          <w:bCs/>
+          <w:lang w:val="en-US"/>
+        </w:rPr>
+      </w:pPr>
+      <w:r>
+        <w:rPr>
+          <w:rFonts w:hint="default"/>
+          <w:b/>
+          <w:bCs/>
+          <w:lang w:val="en-US"/>
+        </w:rPr>
+        <w:t>Feedback:-</w:t>
+      </w:r>
+    </w:p>
+    <w:p>
+      <w:pPr>
+        <w:numPr>
+          <w:ilvl w:val="0"/>
+          <w:numId w:val="40"/>
+        </w:numPr>
+        <w:rPr>
+          <w:rFonts w:hint="default"/>
+          <w:lang w:val="en-US"/>
+        </w:rPr>
+      </w:pPr>
+      <w:r>
+        <w:rPr>
+          <w:rFonts w:hint="default"/>
+          <w:lang w:val="en-US"/>
+        </w:rPr>
+        <w:t>Poor in communication, not correctly answering the asked question.</w:t>
+      </w:r>
+    </w:p>
+    <w:p>
+      <w:pPr>
+        <w:numPr>
+          <w:ilvl w:val="0"/>
+          <w:numId w:val="40"/>
+        </w:numPr>
+        <w:rPr>
+          <w:rFonts w:hint="default"/>
+          <w:lang w:val="en-US"/>
+        </w:rPr>
+      </w:pPr>
+      <w:r>
+        <w:rPr>
+          <w:rFonts w:hint="default"/>
+          <w:lang w:val="en-US"/>
+        </w:rPr>
+        <w:t>Need to improve C programming skills and embedded skills.</w:t>
+      </w:r>
+    </w:p>
+    <w:p>
+      <w:pPr>
+        <w:numPr>
+          <w:ilvl w:val="0"/>
+          <w:numId w:val="40"/>
+        </w:numPr>
+        <w:rPr>
+          <w:rFonts w:hint="default"/>
+          <w:lang w:val="en-US"/>
+        </w:rPr>
+      </w:pPr>
+      <w:r>
+        <w:rPr>
+          <w:rFonts w:hint="default"/>
+          <w:lang w:val="en-US"/>
+        </w:rPr>
+        <w:t xml:space="preserve">Poor at logical thinking, Need to improve it.      </w:t>
+      </w:r>
+    </w:p>
+    <w:p>
+      <w:pPr>
+        <w:numPr>
+          <w:ilvl w:val="0"/>
+          <w:numId w:val="40"/>
+        </w:numPr>
+        <w:rPr>
+          <w:rFonts w:hint="default"/>
+          <w:lang w:val="en-US"/>
+        </w:rPr>
+      </w:pPr>
+      <w:r>
+        <w:rPr>
+          <w:rFonts w:hint="default"/>
+          <w:lang w:val="en-US"/>
+        </w:rPr>
+        <w:t xml:space="preserve">Hiring is done only after clearing the client round.                                                                                                                                                                                                                                                                                                                                                                                                                                                                                                                                                                                                                                                                                                                                                                                                                                                                                                                                                                                                                                                                                                                                                                                                                                                                                                                                                                                                                </w:t>
+      </w:r>
     </w:p>
     <w:p>
       <w:pPr>
@@ -16673,7 +17702,7 @@
           <w:bCs/>
           <w:lang w:val="en-US"/>
         </w:rPr>
-        <w:t>Infineon Manager Round direct (20</w:t>
+        <w:t>Infineon TR-1 direct (29</w:t>
       </w:r>
       <w:r>
         <w:rPr>
@@ -16692,7 +17721,878 @@
           <w:bCs/>
           <w:lang w:val="en-US"/>
         </w:rPr>
-        <w:t xml:space="preserve"> August 2025 11:15 to 12:45) </w:t>
+        <w:t xml:space="preserve"> August 2025 15:00 to 16:00)  </w:t>
+      </w:r>
+      <w:r>
+        <w:rPr>
+          <w:rFonts w:hint="default"/>
+          <w:b/>
+          <w:bCs/>
+          <w:color w:val="00B050"/>
+          <w:lang w:val="en-US"/>
+        </w:rPr>
+        <w:t>(Cleared)</w:t>
+      </w:r>
+    </w:p>
+    <w:p>
+      <w:pPr>
+        <w:numPr>
+          <w:ilvl w:val="0"/>
+          <w:numId w:val="41"/>
+        </w:numPr>
+        <w:ind w:leftChars="0"/>
+        <w:rPr>
+          <w:rFonts w:hint="default"/>
+          <w:lang w:val="en-US"/>
+        </w:rPr>
+      </w:pPr>
+      <w:r>
+        <w:rPr>
+          <w:rFonts w:hint="default"/>
+          <w:lang w:val="en-US"/>
+        </w:rPr>
+        <w:t>Why are you switching your JOB.</w:t>
+      </w:r>
+    </w:p>
+    <w:p>
+      <w:pPr>
+        <w:numPr>
+          <w:ilvl w:val="0"/>
+          <w:numId w:val="41"/>
+        </w:numPr>
+        <w:ind w:leftChars="0"/>
+        <w:rPr>
+          <w:rFonts w:hint="default"/>
+          <w:lang w:val="en-US"/>
+        </w:rPr>
+      </w:pPr>
+      <w:r>
+        <w:rPr>
+          <w:rFonts w:hint="default"/>
+          <w:lang w:val="en-US"/>
+        </w:rPr>
+        <w:t>Write a steps to toggle an LED.</w:t>
+      </w:r>
+    </w:p>
+    <w:p>
+      <w:pPr>
+        <w:numPr>
+          <w:ilvl w:val="0"/>
+          <w:numId w:val="41"/>
+        </w:numPr>
+        <w:ind w:leftChars="0"/>
+        <w:rPr>
+          <w:rFonts w:hint="default"/>
+          <w:lang w:val="en-US"/>
+        </w:rPr>
+      </w:pPr>
+      <w:r>
+        <w:rPr>
+          <w:rFonts w:hint="default"/>
+          <w:lang w:val="en-US"/>
+        </w:rPr>
+        <w:t>Write a prototype function to toggle an LED for every 1 second.</w:t>
+      </w:r>
+    </w:p>
+    <w:p>
+      <w:pPr>
+        <w:numPr>
+          <w:ilvl w:val="0"/>
+          <w:numId w:val="41"/>
+        </w:numPr>
+        <w:ind w:leftChars="0"/>
+        <w:rPr>
+          <w:rFonts w:hint="default"/>
+          <w:lang w:val="en-US"/>
+        </w:rPr>
+      </w:pPr>
+      <w:r>
+        <w:rPr>
+          <w:rFonts w:hint="default"/>
+          <w:lang w:val="en-US"/>
+        </w:rPr>
+        <w:t>Toggle an LED for every 1 second, without using a ISR and while loops and for loop.</w:t>
+      </w:r>
+    </w:p>
+    <w:p>
+      <w:pPr>
+        <w:numPr>
+          <w:ilvl w:val="0"/>
+          <w:numId w:val="41"/>
+        </w:numPr>
+        <w:ind w:leftChars="0"/>
+        <w:rPr>
+          <w:rFonts w:hint="default"/>
+          <w:lang w:val="en-US"/>
+        </w:rPr>
+      </w:pPr>
+      <w:r>
+        <w:rPr>
+          <w:rFonts w:hint="default"/>
+          <w:lang w:val="en-US"/>
+        </w:rPr>
+        <w:t>Wap to find the N factorial using recursion and including only even numbers. I.e, for N=6 , output=6*4*2.</w:t>
+      </w:r>
+    </w:p>
+    <w:p>
+      <w:pPr>
+        <w:numPr>
+          <w:ilvl w:val="0"/>
+          <w:numId w:val="41"/>
+        </w:numPr>
+        <w:ind w:leftChars="0"/>
+        <w:rPr>
+          <w:rFonts w:hint="default"/>
+          <w:lang w:val="en-US"/>
+        </w:rPr>
+      </w:pPr>
+      <w:r>
+        <w:rPr>
+          <w:rFonts w:hint="default"/>
+          <w:lang w:val="en-US"/>
+        </w:rPr>
+        <w:t>Are u know about the CAN protocol.</w:t>
+      </w:r>
+    </w:p>
+    <w:p>
+      <w:pPr>
+        <w:numPr>
+          <w:ilvl w:val="0"/>
+          <w:numId w:val="41"/>
+        </w:numPr>
+        <w:ind w:leftChars="0"/>
+        <w:rPr>
+          <w:rFonts w:hint="default"/>
+          <w:lang w:val="en-US"/>
+        </w:rPr>
+      </w:pPr>
+      <w:r>
+        <w:rPr>
+          <w:rFonts w:hint="default"/>
+          <w:lang w:val="en-US"/>
+        </w:rPr>
+        <w:t>Are u know about the Ethernet protocol.</w:t>
+      </w:r>
+    </w:p>
+    <w:p>
+      <w:pPr>
+        <w:numPr>
+          <w:ilvl w:val="0"/>
+          <w:numId w:val="41"/>
+        </w:numPr>
+        <w:ind w:leftChars="0"/>
+        <w:rPr>
+          <w:rFonts w:hint="default"/>
+          <w:lang w:val="en-US"/>
+        </w:rPr>
+      </w:pPr>
+      <w:r>
+        <w:rPr>
+          <w:rFonts w:hint="default"/>
+          <w:lang w:val="en-US"/>
+        </w:rPr>
+        <w:t>What are the different type of modes in SPI protocol.</w:t>
+      </w:r>
+    </w:p>
+    <w:p>
+      <w:pPr>
+        <w:numPr>
+          <w:ilvl w:val="0"/>
+          <w:numId w:val="41"/>
+        </w:numPr>
+        <w:ind w:leftChars="0"/>
+        <w:rPr>
+          <w:rFonts w:hint="default"/>
+          <w:lang w:val="en-US"/>
+        </w:rPr>
+      </w:pPr>
+      <w:r>
+        <w:rPr>
+          <w:rFonts w:hint="default"/>
+          <w:lang w:val="en-US"/>
+        </w:rPr>
+        <w:t>What is the maximum possible slaves can connect to I2C.</w:t>
+      </w:r>
+    </w:p>
+    <w:p>
+      <w:pPr>
+        <w:numPr>
+          <w:ilvl w:val="0"/>
+          <w:numId w:val="41"/>
+        </w:numPr>
+        <w:ind w:leftChars="0"/>
+        <w:rPr>
+          <w:rFonts w:hint="default"/>
+          <w:lang w:val="en-US"/>
+        </w:rPr>
+      </w:pPr>
+      <w:r>
+        <w:rPr>
+          <w:rFonts w:hint="default"/>
+          <w:lang w:val="en-US"/>
+        </w:rPr>
+        <w:t>Explain microcontroller bootup process.</w:t>
+      </w:r>
+    </w:p>
+    <w:p>
+      <w:pPr>
+        <w:numPr>
+          <w:ilvl w:val="0"/>
+          <w:numId w:val="41"/>
+        </w:numPr>
+        <w:ind w:leftChars="0"/>
+        <w:rPr>
+          <w:rFonts w:hint="default"/>
+          <w:lang w:val="en-US"/>
+        </w:rPr>
+      </w:pPr>
+      <w:r>
+        <w:rPr>
+          <w:rFonts w:hint="default"/>
+          <w:lang w:val="en-US"/>
+        </w:rPr>
+        <w:t>Is there any questions for me.</w:t>
+      </w:r>
+    </w:p>
+    <w:p>
+      <w:pPr>
+        <w:numPr>
+          <w:ilvl w:val="0"/>
+          <w:numId w:val="0"/>
+        </w:numPr>
+        <w:rPr>
+          <w:rFonts w:hint="default"/>
+          <w:lang w:val="en-US"/>
+        </w:rPr>
+      </w:pPr>
+    </w:p>
+    <w:p>
+      <w:pPr>
+        <w:numPr>
+          <w:ilvl w:val="0"/>
+          <w:numId w:val="1"/>
+        </w:numPr>
+        <w:ind w:left="0" w:leftChars="0" w:firstLine="0" w:firstLineChars="0"/>
+        <w:rPr>
+          <w:rFonts w:hint="default"/>
+          <w:lang w:val="en-US"/>
+        </w:rPr>
+      </w:pPr>
+      <w:r>
+        <w:rPr>
+          <w:rFonts w:hint="default"/>
+          <w:b/>
+          <w:bCs/>
+          <w:lang w:val="en-US"/>
+        </w:rPr>
+        <w:t>Attobahn TR-1 (2nd September 2025 15:00 to 15:10)</w:t>
+      </w:r>
+    </w:p>
+    <w:p>
+      <w:pPr>
+        <w:numPr>
+          <w:ilvl w:val="0"/>
+          <w:numId w:val="42"/>
+        </w:numPr>
+        <w:rPr>
+          <w:rFonts w:hint="default"/>
+          <w:lang w:val="en-US"/>
+        </w:rPr>
+      </w:pPr>
+      <w:r>
+        <w:rPr>
+          <w:rFonts w:hint="default"/>
+          <w:lang w:val="en-US"/>
+        </w:rPr>
+        <w:t>Tell me about your self.</w:t>
+      </w:r>
+    </w:p>
+    <w:p>
+      <w:pPr>
+        <w:numPr>
+          <w:ilvl w:val="0"/>
+          <w:numId w:val="42"/>
+        </w:numPr>
+        <w:rPr>
+          <w:rFonts w:hint="default"/>
+          <w:lang w:val="en-US"/>
+        </w:rPr>
+      </w:pPr>
+      <w:r>
+        <w:rPr>
+          <w:rFonts w:hint="default"/>
+          <w:lang w:val="en-US"/>
+        </w:rPr>
+        <w:t>What type of drivers u implemented.</w:t>
+      </w:r>
+    </w:p>
+    <w:p>
+      <w:pPr>
+        <w:numPr>
+          <w:ilvl w:val="0"/>
+          <w:numId w:val="42"/>
+        </w:numPr>
+        <w:rPr>
+          <w:rFonts w:hint="default"/>
+          <w:lang w:val="en-US"/>
+        </w:rPr>
+      </w:pPr>
+      <w:r>
+        <w:rPr>
+          <w:rFonts w:hint="default"/>
+          <w:lang w:val="en-US"/>
+        </w:rPr>
+        <w:t>What is your experience in C/C++.</w:t>
+      </w:r>
+    </w:p>
+    <w:p>
+      <w:pPr>
+        <w:numPr>
+          <w:ilvl w:val="0"/>
+          <w:numId w:val="0"/>
+        </w:numPr>
+        <w:rPr>
+          <w:rFonts w:hint="default"/>
+          <w:lang w:val="en-US"/>
+        </w:rPr>
+      </w:pPr>
+    </w:p>
+    <w:p>
+      <w:pPr>
+        <w:numPr>
+          <w:ilvl w:val="0"/>
+          <w:numId w:val="1"/>
+        </w:numPr>
+        <w:ind w:left="0" w:leftChars="0" w:firstLine="0" w:firstLineChars="0"/>
+        <w:rPr>
+          <w:rFonts w:hint="default"/>
+          <w:lang w:val="en-US"/>
+        </w:rPr>
+      </w:pPr>
+      <w:r>
+        <w:rPr>
+          <w:rFonts w:hint="default"/>
+          <w:b/>
+          <w:bCs/>
+          <w:lang w:val="en-US"/>
+        </w:rPr>
+        <w:t xml:space="preserve">Infineon TR-2 direct (2nd September 2025 16:00 to 17:00) </w:t>
+      </w:r>
+      <w:r>
+        <w:rPr>
+          <w:rFonts w:hint="default"/>
+          <w:b/>
+          <w:bCs/>
+          <w:color w:val="00B050"/>
+          <w:lang w:val="en-US"/>
+        </w:rPr>
+        <w:t>(Cleared)</w:t>
+      </w:r>
+    </w:p>
+    <w:p>
+      <w:pPr>
+        <w:numPr>
+          <w:ilvl w:val="0"/>
+          <w:numId w:val="43"/>
+        </w:numPr>
+        <w:rPr>
+          <w:rFonts w:hint="default"/>
+          <w:lang w:val="en-US"/>
+        </w:rPr>
+      </w:pPr>
+      <w:r>
+        <w:rPr>
+          <w:rFonts w:hint="default"/>
+          <w:lang w:val="en-US"/>
+        </w:rPr>
+        <w:t>Tell me about your self.</w:t>
+      </w:r>
+    </w:p>
+    <w:p>
+      <w:pPr>
+        <w:numPr>
+          <w:ilvl w:val="0"/>
+          <w:numId w:val="43"/>
+        </w:numPr>
+        <w:rPr>
+          <w:rFonts w:hint="default"/>
+          <w:lang w:val="en-US"/>
+        </w:rPr>
+      </w:pPr>
+      <w:r>
+        <w:rPr>
+          <w:rFonts w:hint="default"/>
+          <w:lang w:val="en-US"/>
+        </w:rPr>
+        <w:t>What is the const and volatile and where it application.</w:t>
+      </w:r>
+    </w:p>
+    <w:p>
+      <w:pPr>
+        <w:numPr>
+          <w:ilvl w:val="0"/>
+          <w:numId w:val="43"/>
+        </w:numPr>
+        <w:rPr>
+          <w:rFonts w:hint="default"/>
+          <w:lang w:val="en-US"/>
+        </w:rPr>
+      </w:pPr>
+      <w:r>
+        <w:rPr>
+          <w:rFonts w:hint="default"/>
+          <w:lang w:val="en-US"/>
+        </w:rPr>
+        <w:t>Wap to swap a two numbers in a embedded way without using temporary variable.</w:t>
+      </w:r>
+    </w:p>
+    <w:p>
+      <w:pPr>
+        <w:numPr>
+          <w:ilvl w:val="0"/>
+          <w:numId w:val="43"/>
+        </w:numPr>
+        <w:rPr>
+          <w:rFonts w:hint="default"/>
+          <w:lang w:val="en-US"/>
+        </w:rPr>
+      </w:pPr>
+      <w:r>
+        <w:rPr>
+          <w:rFonts w:hint="default"/>
+          <w:lang w:val="en-US"/>
+        </w:rPr>
+        <w:t>Is the XOR swapping logic works for floating values.</w:t>
+      </w:r>
+    </w:p>
+    <w:p>
+      <w:pPr>
+        <w:numPr>
+          <w:ilvl w:val="0"/>
+          <w:numId w:val="43"/>
+        </w:numPr>
+        <w:rPr>
+          <w:rFonts w:hint="default"/>
+          <w:lang w:val="en-US"/>
+        </w:rPr>
+      </w:pPr>
+      <w:r>
+        <w:rPr>
+          <w:rFonts w:hint="default"/>
+          <w:lang w:val="en-US"/>
+        </w:rPr>
+        <w:t>Different types of pointer initialization.</w:t>
+      </w:r>
+    </w:p>
+    <w:p>
+      <w:pPr>
+        <w:numPr>
+          <w:ilvl w:val="0"/>
+          <w:numId w:val="43"/>
+        </w:numPr>
+        <w:rPr>
+          <w:rFonts w:hint="default"/>
+          <w:lang w:val="en-US"/>
+        </w:rPr>
+      </w:pPr>
+      <w:r>
+        <w:rPr>
+          <w:rFonts w:hint="default"/>
+          <w:lang w:val="en-US"/>
+        </w:rPr>
+        <w:t>What is the need of type for the pointer.</w:t>
+      </w:r>
+    </w:p>
+    <w:p>
+      <w:pPr>
+        <w:numPr>
+          <w:ilvl w:val="0"/>
+          <w:numId w:val="43"/>
+        </w:numPr>
+        <w:rPr>
+          <w:rFonts w:hint="default"/>
+          <w:lang w:val="en-US"/>
+        </w:rPr>
+      </w:pPr>
+      <w:r>
+        <w:rPr>
+          <w:rFonts w:hint="default"/>
+          <w:lang w:val="en-US"/>
+        </w:rPr>
+        <w:t>What are the steps involved in C code compilation.</w:t>
+      </w:r>
+    </w:p>
+    <w:p>
+      <w:pPr>
+        <w:numPr>
+          <w:ilvl w:val="0"/>
+          <w:numId w:val="43"/>
+        </w:numPr>
+        <w:rPr>
+          <w:rFonts w:hint="default"/>
+          <w:lang w:val="en-US"/>
+        </w:rPr>
+      </w:pPr>
+      <w:r>
+        <w:rPr>
+          <w:rFonts w:hint="default"/>
+          <w:lang w:val="en-US"/>
+        </w:rPr>
+        <w:t>What happens after controller power on.</w:t>
+      </w:r>
+    </w:p>
+    <w:p>
+      <w:pPr>
+        <w:numPr>
+          <w:ilvl w:val="0"/>
+          <w:numId w:val="43"/>
+        </w:numPr>
+        <w:rPr>
+          <w:rFonts w:hint="default"/>
+          <w:lang w:val="en-US"/>
+        </w:rPr>
+      </w:pPr>
+      <w:r>
+        <w:rPr>
+          <w:rFonts w:hint="default"/>
+          <w:lang w:val="en-US"/>
+        </w:rPr>
+        <w:t>What is the polling and interrupt, what are there applications.</w:t>
+      </w:r>
+    </w:p>
+    <w:p>
+      <w:pPr>
+        <w:numPr>
+          <w:ilvl w:val="0"/>
+          <w:numId w:val="43"/>
+        </w:numPr>
+        <w:rPr>
+          <w:rFonts w:hint="default"/>
+          <w:lang w:val="en-US"/>
+        </w:rPr>
+      </w:pPr>
+      <w:r>
+        <w:rPr>
+          <w:rFonts w:hint="default"/>
+          <w:lang w:val="en-US"/>
+        </w:rPr>
+        <w:t>Write a general ISR function.</w:t>
+      </w:r>
+    </w:p>
+    <w:p>
+      <w:pPr>
+        <w:numPr>
+          <w:ilvl w:val="0"/>
+          <w:numId w:val="43"/>
+        </w:numPr>
+        <w:rPr>
+          <w:rFonts w:hint="default"/>
+          <w:lang w:val="en-US"/>
+        </w:rPr>
+      </w:pPr>
+      <w:r>
+        <w:rPr>
+          <w:rFonts w:hint="default"/>
+          <w:lang w:val="en-US"/>
+        </w:rPr>
+        <w:t>Explain I2C communication protocol.</w:t>
+      </w:r>
+    </w:p>
+    <w:p>
+      <w:pPr>
+        <w:numPr>
+          <w:ilvl w:val="0"/>
+          <w:numId w:val="43"/>
+        </w:numPr>
+        <w:rPr>
+          <w:rFonts w:hint="default"/>
+          <w:lang w:val="en-US"/>
+        </w:rPr>
+      </w:pPr>
+      <w:r>
+        <w:rPr>
+          <w:rFonts w:hint="default"/>
+          <w:lang w:val="en-US"/>
+        </w:rPr>
+        <w:t>What are the steps (Hw &amp; Sw) involved to toggle a LED.</w:t>
+      </w:r>
+    </w:p>
+    <w:p>
+      <w:pPr>
+        <w:numPr>
+          <w:ilvl w:val="0"/>
+          <w:numId w:val="43"/>
+        </w:numPr>
+        <w:rPr>
+          <w:rFonts w:hint="default"/>
+          <w:lang w:val="en-US"/>
+        </w:rPr>
+      </w:pPr>
+      <w:r>
+        <w:rPr>
+          <w:rFonts w:hint="default"/>
+          <w:lang w:val="en-US"/>
+        </w:rPr>
+        <w:t>Who send ACK and NACK.</w:t>
+      </w:r>
+    </w:p>
+    <w:p>
+      <w:pPr>
+        <w:numPr>
+          <w:ilvl w:val="0"/>
+          <w:numId w:val="43"/>
+        </w:numPr>
+        <w:rPr>
+          <w:rFonts w:hint="default"/>
+          <w:lang w:val="en-US"/>
+        </w:rPr>
+      </w:pPr>
+      <w:r>
+        <w:rPr>
+          <w:rFonts w:hint="default"/>
+          <w:lang w:val="en-US"/>
+        </w:rPr>
+        <w:t>What is bus arbitration.</w:t>
+      </w:r>
+    </w:p>
+    <w:p>
+      <w:pPr>
+        <w:numPr>
+          <w:ilvl w:val="0"/>
+          <w:numId w:val="43"/>
+        </w:numPr>
+        <w:rPr>
+          <w:rFonts w:hint="default"/>
+          <w:lang w:val="en-US"/>
+        </w:rPr>
+      </w:pPr>
+      <w:r>
+        <w:rPr>
+          <w:rFonts w:hint="default"/>
+          <w:lang w:val="en-US"/>
+        </w:rPr>
+        <w:t>What happens if two masters access bus at same time with the same slave address.</w:t>
+      </w:r>
+    </w:p>
+    <w:p>
+      <w:pPr>
+        <w:numPr>
+          <w:ilvl w:val="0"/>
+          <w:numId w:val="43"/>
+        </w:numPr>
+        <w:rPr>
+          <w:rFonts w:hint="default"/>
+          <w:lang w:val="en-US"/>
+        </w:rPr>
+      </w:pPr>
+      <w:r>
+        <w:rPr>
+          <w:rFonts w:hint="default"/>
+          <w:lang w:val="en-US"/>
+        </w:rPr>
+        <w:t>If you are I2C communication is not working how do you debug it.</w:t>
+      </w:r>
+    </w:p>
+    <w:p>
+      <w:pPr>
+        <w:numPr>
+          <w:ilvl w:val="0"/>
+          <w:numId w:val="43"/>
+        </w:numPr>
+        <w:rPr>
+          <w:rFonts w:hint="default"/>
+          <w:lang w:val="en-US"/>
+        </w:rPr>
+      </w:pPr>
+      <w:r>
+        <w:rPr>
+          <w:rFonts w:hint="default"/>
+          <w:lang w:val="en-US"/>
+        </w:rPr>
+        <w:t>What are the difference between UART, I2C and SPI.</w:t>
+      </w:r>
+    </w:p>
+    <w:p>
+      <w:pPr>
+        <w:numPr>
+          <w:ilvl w:val="0"/>
+          <w:numId w:val="0"/>
+        </w:numPr>
+        <w:rPr>
+          <w:rFonts w:hint="default"/>
+          <w:lang w:val="en-US"/>
+        </w:rPr>
+      </w:pPr>
+    </w:p>
+    <w:p>
+      <w:pPr>
+        <w:numPr>
+          <w:ilvl w:val="0"/>
+          <w:numId w:val="1"/>
+        </w:numPr>
+        <w:ind w:left="0" w:leftChars="0" w:firstLine="0" w:firstLineChars="0"/>
+        <w:rPr>
+          <w:rFonts w:hint="default"/>
+          <w:lang w:val="en-US"/>
+        </w:rPr>
+      </w:pPr>
+      <w:r>
+        <w:rPr>
+          <w:rFonts w:hint="default"/>
+          <w:b/>
+          <w:bCs/>
+          <w:lang w:val="en-US"/>
+        </w:rPr>
+        <w:t xml:space="preserve">Lotus wireless technologies R-1 (3rd September 2025 11:00 to 11:30) </w:t>
+      </w:r>
+      <w:r>
+        <w:rPr>
+          <w:rFonts w:hint="default"/>
+          <w:b/>
+          <w:bCs/>
+          <w:color w:val="00B050"/>
+          <w:lang w:val="en-US"/>
+        </w:rPr>
+        <w:t>(Cleared)</w:t>
+      </w:r>
+    </w:p>
+    <w:p>
+      <w:pPr>
+        <w:numPr>
+          <w:ilvl w:val="0"/>
+          <w:numId w:val="1"/>
+        </w:numPr>
+        <w:ind w:left="0" w:leftChars="0" w:firstLine="0" w:firstLineChars="0"/>
+      </w:pPr>
+      <w:r>
+        <w:rPr>
+          <w:rFonts w:hint="default"/>
+          <w:b/>
+          <w:bCs/>
+          <w:lang w:val="en-US"/>
+        </w:rPr>
+        <w:t>Lotus wireless technologies R-2 (5</w:t>
+      </w:r>
+      <w:r>
+        <w:rPr>
+          <w:rFonts w:hint="default"/>
+          <w:b/>
+          <w:bCs/>
+          <w:vertAlign w:val="superscript"/>
+          <w:lang w:val="en-US"/>
+        </w:rPr>
+        <w:t>th</w:t>
+      </w:r>
+      <w:r>
+        <w:rPr>
+          <w:rFonts w:hint="default"/>
+          <w:b/>
+          <w:bCs/>
+          <w:lang w:val="en-US"/>
+        </w:rPr>
+        <w:t xml:space="preserve"> September 2025 11:00 to 11:30) </w:t>
+      </w:r>
+      <w:r>
+        <w:rPr>
+          <w:rFonts w:hint="default"/>
+          <w:b/>
+          <w:bCs/>
+          <w:color w:val="00B050"/>
+          <w:lang w:val="en-US"/>
+        </w:rPr>
+        <w:t>(Cleared)</w:t>
+      </w:r>
+    </w:p>
+    <w:p>
+      <w:pPr>
+        <w:numPr>
+          <w:ilvl w:val="0"/>
+          <w:numId w:val="1"/>
+        </w:numPr>
+        <w:ind w:left="0" w:leftChars="0" w:firstLine="0" w:firstLineChars="0"/>
+        <w:rPr>
+          <w:rFonts w:hint="default"/>
+          <w:lang w:val="en-US"/>
+        </w:rPr>
+      </w:pPr>
+      <w:r>
+        <w:rPr>
+          <w:rFonts w:hint="default"/>
+          <w:b/>
+          <w:bCs/>
+          <w:lang w:val="en-US"/>
+        </w:rPr>
+        <w:t>Lotus wireless technologies Manager Round (5</w:t>
+      </w:r>
+      <w:r>
+        <w:rPr>
+          <w:rFonts w:hint="default"/>
+          <w:b/>
+          <w:bCs/>
+          <w:vertAlign w:val="superscript"/>
+          <w:lang w:val="en-US"/>
+        </w:rPr>
+        <w:t>th</w:t>
+      </w:r>
+      <w:r>
+        <w:rPr>
+          <w:rFonts w:hint="default"/>
+          <w:b/>
+          <w:bCs/>
+          <w:lang w:val="en-US"/>
+        </w:rPr>
+        <w:t xml:space="preserve"> September 2025 12:00 to 12:30) </w:t>
+      </w:r>
+      <w:r>
+        <w:rPr>
+          <w:rFonts w:hint="default"/>
+          <w:b/>
+          <w:bCs/>
+          <w:color w:val="00B050"/>
+          <w:lang w:val="en-US"/>
+        </w:rPr>
+        <w:t>(Cleared)</w:t>
+      </w:r>
+    </w:p>
+    <w:p>
+      <w:pPr>
+        <w:numPr>
+          <w:ilvl w:val="0"/>
+          <w:numId w:val="1"/>
+        </w:numPr>
+        <w:ind w:left="0" w:leftChars="0" w:firstLine="0" w:firstLineChars="0"/>
+        <w:rPr>
+          <w:rFonts w:hint="default"/>
+          <w:lang w:val="en-US"/>
+        </w:rPr>
+      </w:pPr>
+      <w:r>
+        <w:rPr>
+          <w:rFonts w:hint="default"/>
+          <w:b/>
+          <w:bCs/>
+          <w:lang w:val="en-US"/>
+        </w:rPr>
+        <w:t>HCL (client pinaki Hyderabad) (5</w:t>
+      </w:r>
+      <w:r>
+        <w:rPr>
+          <w:rFonts w:hint="default"/>
+          <w:b/>
+          <w:bCs/>
+          <w:vertAlign w:val="superscript"/>
+          <w:lang w:val="en-US"/>
+        </w:rPr>
+        <w:t>th</w:t>
+      </w:r>
+      <w:r>
+        <w:rPr>
+          <w:rFonts w:hint="default"/>
+          <w:b/>
+          <w:bCs/>
+          <w:lang w:val="en-US"/>
+        </w:rPr>
+        <w:t xml:space="preserve"> September 2025 18:00 to 19:00) </w:t>
       </w:r>
       <w:r>
         <w:rPr>
@@ -16702,1031 +18602,28 @@
           <w:color w:val="FF0000"/>
           <w:lang w:val="en-US"/>
         </w:rPr>
-        <w:t>(Rejected-14)</w:t>
-      </w:r>
-    </w:p>
-    <w:p>
-      <w:pPr>
-        <w:numPr>
-          <w:ilvl w:val="0"/>
-          <w:numId w:val="36"/>
-        </w:numPr>
-        <w:ind w:leftChars="0"/>
-        <w:rPr>
-          <w:rFonts w:hint="default"/>
-          <w:lang w:val="en-US"/>
-        </w:rPr>
-      </w:pPr>
-      <w:r>
-        <w:rPr>
-          <w:rFonts w:hint="default"/>
-          <w:lang w:val="en-US"/>
-        </w:rPr>
-        <w:t>Tell me about your self.</w:t>
-      </w:r>
-    </w:p>
-    <w:p>
-      <w:pPr>
-        <w:numPr>
-          <w:ilvl w:val="0"/>
-          <w:numId w:val="37"/>
-        </w:numPr>
-        <w:ind w:leftChars="0"/>
-        <w:rPr>
-          <w:rFonts w:hint="default"/>
-          <w:lang w:val="en-US"/>
-        </w:rPr>
-      </w:pPr>
-      <w:r>
-        <w:rPr>
-          <w:rFonts w:hint="default"/>
-          <w:lang w:val="en-US"/>
-        </w:rPr>
-        <w:t>What exactly Efftronics do, explain the Data logger project.</w:t>
-      </w:r>
-    </w:p>
-    <w:p>
-      <w:pPr>
-        <w:numPr>
-          <w:ilvl w:val="0"/>
-          <w:numId w:val="37"/>
-        </w:numPr>
-        <w:ind w:leftChars="0"/>
-        <w:rPr>
-          <w:rFonts w:hint="default"/>
-          <w:lang w:val="en-US"/>
-        </w:rPr>
-      </w:pPr>
-      <w:r>
-        <w:rPr>
-          <w:rFonts w:hint="default"/>
-          <w:lang w:val="en-US"/>
-        </w:rPr>
-        <w:t>Why are you changing the present job.</w:t>
-      </w:r>
-    </w:p>
-    <w:p>
-      <w:pPr>
-        <w:numPr>
-          <w:ilvl w:val="0"/>
-          <w:numId w:val="37"/>
-        </w:numPr>
-        <w:ind w:leftChars="0"/>
-        <w:rPr>
-          <w:rFonts w:hint="default"/>
-          <w:lang w:val="en-US"/>
-        </w:rPr>
-      </w:pPr>
-      <w:r>
-        <w:rPr>
-          <w:rFonts w:hint="default"/>
-          <w:lang w:val="en-US"/>
-        </w:rPr>
-        <w:t>Are you think you learned every thing in your existing company.</w:t>
-      </w:r>
-    </w:p>
-    <w:p>
-      <w:pPr>
-        <w:numPr>
-          <w:ilvl w:val="0"/>
-          <w:numId w:val="37"/>
-        </w:numPr>
-        <w:ind w:leftChars="0"/>
-        <w:rPr>
-          <w:rFonts w:hint="default"/>
-          <w:lang w:val="en-US"/>
-        </w:rPr>
-      </w:pPr>
-      <w:r>
-        <w:rPr>
-          <w:rFonts w:hint="default"/>
-          <w:lang w:val="en-US"/>
-        </w:rPr>
-        <w:t>If you get the opportunity to work in the analog side and communication side in which side you are willing to work.</w:t>
-      </w:r>
-    </w:p>
-    <w:p>
-      <w:pPr>
-        <w:numPr>
-          <w:ilvl w:val="0"/>
-          <w:numId w:val="37"/>
-        </w:numPr>
-        <w:ind w:leftChars="0"/>
-        <w:rPr>
-          <w:rFonts w:hint="default"/>
-          <w:lang w:val="en-US"/>
-        </w:rPr>
-      </w:pPr>
-      <w:r>
-        <w:rPr>
-          <w:rFonts w:hint="default"/>
-          <w:lang w:val="en-US"/>
-        </w:rPr>
-        <w:t>If you get an opportunity to work developing and designing and working with the engineering teams are you work are only u do customer related work.</w:t>
-      </w:r>
-    </w:p>
-    <w:p>
-      <w:pPr>
-        <w:numPr>
-          <w:ilvl w:val="0"/>
-          <w:numId w:val="37"/>
-        </w:numPr>
-        <w:ind w:leftChars="0"/>
-        <w:rPr>
-          <w:rFonts w:hint="default"/>
-          <w:lang w:val="en-US"/>
-        </w:rPr>
-      </w:pPr>
-      <w:r>
-        <w:rPr>
-          <w:rFonts w:hint="default"/>
-          <w:lang w:val="en-US"/>
-        </w:rPr>
-        <w:t>If u get a job here and u worked for some years here, after that you feel that it was boaring and your work feels like routine. In that what would you do.</w:t>
-      </w:r>
-    </w:p>
-    <w:p>
-      <w:pPr>
-        <w:numPr>
-          <w:ilvl w:val="0"/>
-          <w:numId w:val="37"/>
-        </w:numPr>
-        <w:ind w:leftChars="0"/>
-        <w:rPr>
-          <w:rFonts w:hint="default"/>
-          <w:lang w:val="en-US"/>
-        </w:rPr>
-      </w:pPr>
-      <w:r>
-        <w:rPr>
-          <w:rFonts w:hint="default"/>
-          <w:lang w:val="en-US"/>
-        </w:rPr>
-        <w:t>If your are allowed to think and explore new ideas and new inventions , what would you prefer and are you willing to do it. If yes what would you do.</w:t>
-      </w:r>
-    </w:p>
-    <w:p>
-      <w:pPr>
-        <w:numPr>
-          <w:ilvl w:val="0"/>
-          <w:numId w:val="0"/>
-        </w:numPr>
-        <w:rPr>
-          <w:rFonts w:hint="default"/>
-          <w:lang w:val="en-US"/>
-        </w:rPr>
-      </w:pPr>
-    </w:p>
-    <w:p>
-      <w:pPr>
-        <w:numPr>
-          <w:ilvl w:val="0"/>
-          <w:numId w:val="0"/>
-        </w:numPr>
-        <w:rPr>
-          <w:rFonts w:hint="default"/>
-          <w:lang w:val="en-US"/>
-        </w:rPr>
-      </w:pPr>
-    </w:p>
-    <w:p>
-      <w:pPr>
-        <w:numPr>
-          <w:ilvl w:val="0"/>
-          <w:numId w:val="1"/>
-        </w:numPr>
-        <w:ind w:left="0" w:leftChars="0" w:firstLine="0" w:firstLineChars="0"/>
-      </w:pPr>
-      <w:r>
-        <w:rPr>
-          <w:rFonts w:hint="default"/>
-          <w:b/>
-          <w:bCs/>
-          <w:lang w:val="en-US"/>
-        </w:rPr>
-        <w:t>Insemi Hyderabad (20</w:t>
-      </w:r>
-      <w:r>
-        <w:rPr>
-          <w:rFonts w:hint="default"/>
-          <w:b/>
-          <w:bCs/>
-          <w:vertAlign w:val="superscript"/>
-          <w:lang w:val="en-US"/>
-        </w:rPr>
-        <w:t>th</w:t>
-      </w:r>
-      <w:r>
-        <w:rPr>
-          <w:rFonts w:hint="default"/>
-          <w:b/>
-          <w:bCs/>
-          <w:lang w:val="en-US"/>
-        </w:rPr>
-        <w:t xml:space="preserve"> August 2025 12:00 to 12:30) </w:t>
-      </w:r>
-      <w:r>
-        <w:rPr>
-          <w:rFonts w:hint="default"/>
-          <w:b/>
-          <w:bCs/>
-          <w:color w:val="00B050"/>
-          <w:lang w:val="en-US"/>
-        </w:rPr>
-        <w:t>(Cleared)</w:t>
-      </w:r>
-    </w:p>
-    <w:p>
-      <w:pPr>
-        <w:numPr>
-          <w:ilvl w:val="0"/>
-          <w:numId w:val="38"/>
-        </w:numPr>
-        <w:rPr>
-          <w:rFonts w:hint="default"/>
-          <w:lang w:val="en-US"/>
-        </w:rPr>
-      </w:pPr>
-      <w:r>
-        <w:rPr>
-          <w:rFonts w:hint="default"/>
-          <w:lang w:val="en-US"/>
-        </w:rPr>
-        <w:t>Tell me about your self.</w:t>
-      </w:r>
-    </w:p>
-    <w:p>
-      <w:pPr>
-        <w:numPr>
-          <w:ilvl w:val="0"/>
-          <w:numId w:val="36"/>
-        </w:numPr>
-        <w:ind w:leftChars="0"/>
-        <w:rPr>
-          <w:rFonts w:hint="default"/>
-          <w:lang w:val="en-US"/>
-        </w:rPr>
-      </w:pPr>
-      <w:r>
-        <w:rPr>
-          <w:rFonts w:hint="default"/>
-          <w:lang w:val="en-US"/>
-        </w:rPr>
-        <w:t>Implémentent a stack data structure.</w:t>
-      </w:r>
-    </w:p>
-    <w:p>
-      <w:pPr>
-        <w:numPr>
-          <w:ilvl w:val="0"/>
-          <w:numId w:val="36"/>
-        </w:numPr>
-        <w:ind w:leftChars="0"/>
-        <w:rPr>
-          <w:rFonts w:hint="default"/>
-          <w:lang w:val="en-US"/>
-        </w:rPr>
-      </w:pPr>
-      <w:r>
-        <w:rPr>
-          <w:rFonts w:hint="default"/>
-          <w:lang w:val="en-US"/>
-        </w:rPr>
-        <w:t>Toggle a set of bits in a number. Like bits 3 to 7 in a number toggle.</w:t>
-      </w:r>
-    </w:p>
-    <w:p>
-      <w:pPr>
-        <w:numPr>
-          <w:ilvl w:val="0"/>
-          <w:numId w:val="36"/>
-        </w:numPr>
-        <w:ind w:leftChars="0"/>
-        <w:rPr>
-          <w:rFonts w:hint="default"/>
-          <w:lang w:val="en-US"/>
-        </w:rPr>
-      </w:pPr>
-      <w:r>
-        <w:rPr>
-          <w:rFonts w:hint="default"/>
-          <w:lang w:val="en-US"/>
-        </w:rPr>
-        <w:t>Implement a single linked list with adding elements to the linked list.</w:t>
-      </w:r>
-    </w:p>
-    <w:p>
-      <w:pPr>
-        <w:numPr>
-          <w:ilvl w:val="0"/>
-          <w:numId w:val="36"/>
-        </w:numPr>
-        <w:ind w:leftChars="0"/>
-        <w:rPr>
-          <w:rFonts w:hint="default"/>
-          <w:lang w:val="en-US"/>
-        </w:rPr>
-      </w:pPr>
-      <w:r>
-        <w:rPr>
-          <w:rFonts w:hint="default"/>
-          <w:lang w:val="en-US"/>
-        </w:rPr>
-        <w:t>Focus on the data structure concepts, because AMD client is looking for the person who is strong in DSA.</w:t>
-      </w:r>
-    </w:p>
-    <w:p>
-      <w:pPr>
-        <w:numPr>
-          <w:ilvl w:val="0"/>
-          <w:numId w:val="0"/>
-        </w:numPr>
-        <w:rPr>
-          <w:rFonts w:hint="default"/>
-          <w:lang w:val="en-US"/>
-        </w:rPr>
-      </w:pPr>
-    </w:p>
-    <w:p>
-      <w:pPr>
-        <w:numPr>
-          <w:ilvl w:val="0"/>
-          <w:numId w:val="1"/>
-        </w:numPr>
-        <w:ind w:left="0" w:leftChars="0" w:firstLine="0" w:firstLineChars="0"/>
-      </w:pPr>
-      <w:r>
-        <w:rPr>
-          <w:rFonts w:hint="default"/>
-          <w:b/>
-          <w:bCs/>
-          <w:lang w:val="en-US"/>
-        </w:rPr>
-        <w:t xml:space="preserve">Mirafra Hyderabad (22nd August 2025 16:00 to 17:00) </w:t>
-      </w:r>
-      <w:r>
-        <w:rPr>
-          <w:rFonts w:hint="default"/>
-          <w:b/>
-          <w:bCs/>
-          <w:color w:val="FF0000"/>
-          <w:lang w:val="en-US"/>
-        </w:rPr>
-        <w:t>(Rejected-15)</w:t>
-      </w:r>
-    </w:p>
-    <w:p>
-      <w:pPr>
-        <w:numPr>
-          <w:ilvl w:val="0"/>
-          <w:numId w:val="39"/>
-        </w:numPr>
-        <w:rPr>
-          <w:rFonts w:hint="default"/>
-          <w:lang w:val="en-US"/>
-        </w:rPr>
-      </w:pPr>
-      <w:r>
-        <w:rPr>
-          <w:rFonts w:hint="default"/>
-          <w:lang w:val="en-US"/>
-        </w:rPr>
-        <w:t>Tell me about your self.</w:t>
-      </w:r>
-    </w:p>
-    <w:p>
-      <w:pPr>
-        <w:numPr>
-          <w:ilvl w:val="0"/>
-          <w:numId w:val="39"/>
-        </w:numPr>
-        <w:rPr>
-          <w:rFonts w:hint="default"/>
-          <w:lang w:val="en-US"/>
-        </w:rPr>
-      </w:pPr>
-      <w:r>
-        <w:rPr>
-          <w:rFonts w:hint="default"/>
-          <w:lang w:val="en-US"/>
-        </w:rPr>
-        <w:t xml:space="preserve">In I2C communication 1 master is there and multiple slaves with same address is there, in that case what happens in the communication. </w:t>
-      </w:r>
-      <w:r>
-        <w:rPr>
-          <w:rFonts w:hint="default"/>
-          <w:b/>
-          <w:bCs/>
-          <w:highlight w:val="yellow"/>
-          <w:lang w:val="en-US"/>
-        </w:rPr>
-        <w:t>(Not answered)</w:t>
-      </w:r>
-    </w:p>
-    <w:p>
-      <w:pPr>
-        <w:numPr>
-          <w:ilvl w:val="0"/>
-          <w:numId w:val="39"/>
-        </w:numPr>
-        <w:rPr>
-          <w:rFonts w:hint="default"/>
-          <w:lang w:val="en-US"/>
-        </w:rPr>
-      </w:pPr>
-      <w:r>
-        <w:rPr>
-          <w:rFonts w:hint="default"/>
-          <w:lang w:val="en-US"/>
-        </w:rPr>
-        <w:t>What is mean by repeated start condition, when it is used and what its use.</w:t>
-      </w:r>
-    </w:p>
-    <w:p>
-      <w:pPr>
-        <w:numPr>
-          <w:ilvl w:val="0"/>
-          <w:numId w:val="39"/>
-        </w:numPr>
-        <w:rPr>
-          <w:rFonts w:hint="default"/>
-          <w:lang w:val="en-US"/>
-        </w:rPr>
-      </w:pPr>
-      <w:r>
-        <w:rPr>
-          <w:rFonts w:hint="default"/>
-          <w:lang w:val="en-US"/>
-        </w:rPr>
-        <w:t xml:space="preserve">U having a one register data to configure it, and u configured correctly but what ever the configuration u did on the register not reflecting on it, what may be the reason. </w:t>
-      </w:r>
-      <w:r>
-        <w:rPr>
-          <w:rFonts w:hint="default"/>
-          <w:b/>
-          <w:bCs/>
-          <w:highlight w:val="yellow"/>
-          <w:lang w:val="en-US"/>
-        </w:rPr>
-        <w:t>(Not answered)</w:t>
-      </w:r>
-    </w:p>
-    <w:p>
-      <w:pPr>
-        <w:numPr>
-          <w:ilvl w:val="0"/>
-          <w:numId w:val="0"/>
-        </w:numPr>
-        <w:rPr>
-          <w:rFonts w:hint="default"/>
-          <w:lang w:val="en-US"/>
-        </w:rPr>
-      </w:pPr>
-      <w:r>
-        <w:rPr>
-          <w:rFonts w:hint="default"/>
-          <w:b/>
-          <w:bCs/>
-          <w:lang w:val="en-US"/>
-        </w:rPr>
-        <w:t xml:space="preserve">Note:- </w:t>
-      </w:r>
-      <w:r>
-        <w:rPr>
-          <w:rFonts w:hint="default"/>
-          <w:b w:val="0"/>
-          <w:bCs w:val="0"/>
-          <w:lang w:val="en-US"/>
-        </w:rPr>
-        <w:t xml:space="preserve">Answered </w:t>
-      </w:r>
-      <w:r>
-        <w:rPr>
-          <w:rFonts w:hint="default"/>
-          <w:lang w:val="en-US"/>
-        </w:rPr>
-        <w:t>after a while, initially wrongly answered.</w:t>
-      </w:r>
-    </w:p>
-    <w:p>
-      <w:pPr>
-        <w:numPr>
-          <w:ilvl w:val="0"/>
-          <w:numId w:val="39"/>
-        </w:numPr>
-        <w:rPr>
-          <w:rFonts w:hint="default"/>
-          <w:lang w:val="en-US"/>
-        </w:rPr>
-      </w:pPr>
-      <w:r>
-        <w:rPr>
-          <w:rFonts w:hint="default"/>
-          <w:lang w:val="en-US"/>
-        </w:rPr>
-        <w:t>What is the static function and what is non static function.</w:t>
-      </w:r>
-    </w:p>
-    <w:p>
-      <w:pPr>
-        <w:numPr>
-          <w:ilvl w:val="0"/>
-          <w:numId w:val="39"/>
-        </w:numPr>
-        <w:rPr>
-          <w:rFonts w:hint="default"/>
-          <w:lang w:val="en-US"/>
-        </w:rPr>
-      </w:pPr>
-      <w:r>
-        <w:rPr>
-          <w:rFonts w:hint="default"/>
-          <w:lang w:val="en-US"/>
-        </w:rPr>
-        <w:t>Wap to access the static function from another C file.</w:t>
-      </w:r>
-    </w:p>
-    <w:p>
-      <w:pPr>
-        <w:numPr>
-          <w:ilvl w:val="0"/>
-          <w:numId w:val="39"/>
-        </w:numPr>
-        <w:rPr>
-          <w:rFonts w:hint="default"/>
-          <w:lang w:val="en-US"/>
-        </w:rPr>
-      </w:pPr>
-      <w:r>
-        <w:rPr>
-          <w:rFonts w:hint="default"/>
-          <w:lang w:val="en-US"/>
-        </w:rPr>
-        <w:t>Is it possible to define global variable with register. If no why?. What does the modern compiler role in this.</w:t>
-      </w:r>
-    </w:p>
-    <w:p>
-      <w:pPr>
-        <w:numPr>
-          <w:ilvl w:val="0"/>
-          <w:numId w:val="39"/>
-        </w:numPr>
-        <w:rPr>
-          <w:rFonts w:hint="default"/>
-          <w:lang w:val="en-US"/>
-        </w:rPr>
-      </w:pPr>
-      <w:r>
-        <w:rPr>
-          <w:rFonts w:hint="default"/>
-          <w:lang w:val="en-US"/>
-        </w:rPr>
-        <w:t>What is difference between RAM and ROM.</w:t>
-      </w:r>
-    </w:p>
-    <w:p>
-      <w:pPr>
-        <w:numPr>
-          <w:ilvl w:val="0"/>
-          <w:numId w:val="39"/>
-        </w:numPr>
-        <w:rPr>
-          <w:rFonts w:hint="default"/>
-          <w:lang w:val="en-US"/>
-        </w:rPr>
-      </w:pPr>
-      <w:r>
-        <w:rPr>
-          <w:rFonts w:hint="default"/>
-          <w:lang w:val="en-US"/>
-        </w:rPr>
-        <w:t xml:space="preserve">Wap to reverse a words in a string, can you solve it in-place with O(1) extra space? </w:t>
-      </w:r>
-      <w:r>
-        <w:rPr>
-          <w:rFonts w:hint="default"/>
-          <w:b/>
-          <w:bCs/>
-          <w:highlight w:val="yellow"/>
-          <w:lang w:val="en-US"/>
-        </w:rPr>
-        <w:t>(Not answered)</w:t>
-      </w:r>
-    </w:p>
-    <w:p>
-      <w:pPr>
-        <w:numPr>
-          <w:ilvl w:val="0"/>
-          <w:numId w:val="0"/>
-        </w:numPr>
-        <w:rPr>
-          <w:rFonts w:hint="default"/>
-          <w:lang w:val="en-US"/>
-        </w:rPr>
-      </w:pPr>
-      <w:r>
-        <w:rPr>
-          <w:rFonts w:hint="default"/>
-          <w:b/>
-          <w:bCs/>
-          <w:lang w:val="en-US"/>
-        </w:rPr>
-        <w:t>Input</w:t>
-      </w:r>
-      <w:r>
-        <w:rPr>
-          <w:rFonts w:hint="default"/>
-          <w:lang w:val="en-US"/>
-        </w:rPr>
-        <w:t>:- “Hello i am Hareesh Sureddy”.</w:t>
-      </w:r>
-    </w:p>
-    <w:p>
-      <w:pPr>
-        <w:numPr>
-          <w:ilvl w:val="0"/>
-          <w:numId w:val="0"/>
-        </w:numPr>
-        <w:rPr>
-          <w:rFonts w:hint="default"/>
-          <w:lang w:val="en-US"/>
-        </w:rPr>
-      </w:pPr>
-      <w:r>
-        <w:rPr>
-          <w:rFonts w:hint="default"/>
-          <w:b/>
-          <w:bCs/>
-          <w:lang w:val="en-US"/>
-        </w:rPr>
-        <w:t>Output</w:t>
-      </w:r>
-      <w:r>
-        <w:rPr>
-          <w:rFonts w:hint="default"/>
-          <w:lang w:val="en-US"/>
-        </w:rPr>
-        <w:t xml:space="preserve">:- “Sureddy Hareesh am I Hello”. </w:t>
-      </w:r>
-    </w:p>
-    <w:p>
-      <w:pPr>
-        <w:numPr>
-          <w:ilvl w:val="0"/>
-          <w:numId w:val="0"/>
-        </w:numPr>
-        <w:rPr>
-          <w:rFonts w:hint="default"/>
-          <w:lang w:val="en-US"/>
-        </w:rPr>
-      </w:pPr>
-      <w:r>
-        <w:rPr>
-          <w:rFonts w:hint="default"/>
-          <w:b/>
-          <w:bCs/>
-          <w:lang w:val="en-US"/>
-        </w:rPr>
-        <w:t xml:space="preserve">Note:- </w:t>
-      </w:r>
-      <w:r>
-        <w:rPr>
-          <w:rFonts w:hint="default"/>
-          <w:lang w:val="en-US"/>
-        </w:rPr>
-        <w:t>With the logic clue I implemented and executed successfully.</w:t>
-      </w:r>
-    </w:p>
-    <w:p>
-      <w:pPr>
-        <w:numPr>
-          <w:ilvl w:val="0"/>
-          <w:numId w:val="39"/>
-        </w:numPr>
-        <w:rPr>
-          <w:rFonts w:hint="default"/>
-          <w:lang w:val="en-US"/>
-        </w:rPr>
-      </w:pPr>
-      <w:r>
-        <w:rPr>
-          <w:rFonts w:hint="default"/>
-          <w:lang w:val="en-US"/>
-        </w:rPr>
-        <w:t xml:space="preserve">Wap to swap a bits 2,4 and 6  with 9,11 and 13 in a 16bit integer.  </w:t>
-      </w:r>
-      <w:r>
-        <w:rPr>
-          <w:rFonts w:hint="default"/>
-          <w:b/>
-          <w:bCs/>
-          <w:highlight w:val="yellow"/>
-          <w:lang w:val="en-US"/>
-        </w:rPr>
-        <w:t>(Not answered)</w:t>
-      </w:r>
-      <w:r>
-        <w:rPr>
-          <w:rFonts w:hint="default"/>
-          <w:lang w:val="en-US"/>
-        </w:rPr>
-        <w:t xml:space="preserve"> </w:t>
-      </w:r>
-    </w:p>
-    <w:p>
-      <w:pPr>
-        <w:numPr>
-          <w:ilvl w:val="0"/>
-          <w:numId w:val="39"/>
-        </w:numPr>
-        <w:rPr>
-          <w:rFonts w:hint="default"/>
-          <w:lang w:val="en-US"/>
-        </w:rPr>
-      </w:pPr>
-      <w:r>
-        <w:rPr>
-          <w:rFonts w:hint="default"/>
-          <w:lang w:val="en-US"/>
-        </w:rPr>
-        <w:t>There is a two trees, tree-1 having X birds and another tree-2 having Y birds.</w:t>
-      </w:r>
-    </w:p>
-    <w:p>
-      <w:pPr>
-        <w:numPr>
-          <w:ilvl w:val="0"/>
-          <w:numId w:val="0"/>
-        </w:numPr>
-        <w:rPr>
-          <w:rFonts w:hint="default"/>
-          <w:lang w:val="en-US"/>
-        </w:rPr>
-      </w:pPr>
-      <w:r>
-        <w:rPr>
-          <w:rFonts w:hint="default"/>
-          <w:lang w:val="en-US"/>
-        </w:rPr>
-        <w:t xml:space="preserve">Condition-1:- </w:t>
-      </w:r>
-    </w:p>
-    <w:p>
-      <w:pPr>
-        <w:numPr>
-          <w:ilvl w:val="0"/>
-          <w:numId w:val="0"/>
-        </w:numPr>
-        <w:rPr>
-          <w:rFonts w:hint="default"/>
-          <w:lang w:val="en-US"/>
-        </w:rPr>
-      </w:pPr>
-      <w:r>
-        <w:rPr>
-          <w:rFonts w:hint="default"/>
-          <w:lang w:val="en-US"/>
-        </w:rPr>
-        <w:t>If one bird is moved from tree-1 to tree-2, the birds in tree-2 is double the birds in tree-1.</w:t>
-      </w:r>
-    </w:p>
-    <w:p>
-      <w:pPr>
-        <w:numPr>
-          <w:ilvl w:val="0"/>
-          <w:numId w:val="0"/>
-        </w:numPr>
-        <w:rPr>
-          <w:rFonts w:hint="default"/>
-          <w:lang w:val="en-US"/>
-        </w:rPr>
-      </w:pPr>
-      <w:r>
-        <w:rPr>
-          <w:rFonts w:hint="default"/>
-          <w:lang w:val="en-US"/>
-        </w:rPr>
-        <w:t xml:space="preserve">Condition-2:- </w:t>
-      </w:r>
-    </w:p>
-    <w:p>
-      <w:pPr>
-        <w:numPr>
-          <w:ilvl w:val="0"/>
-          <w:numId w:val="0"/>
-        </w:numPr>
-        <w:rPr>
-          <w:rFonts w:hint="default"/>
-          <w:lang w:val="en-US"/>
-        </w:rPr>
-      </w:pPr>
-      <w:r>
-        <w:rPr>
-          <w:rFonts w:hint="default"/>
-          <w:lang w:val="en-US"/>
-        </w:rPr>
-        <w:t>If one bird is moved from tree-2 to tree-1, the birds in tree-1 is equal to the birds in tree-2.</w:t>
-      </w:r>
-    </w:p>
-    <w:p>
-      <w:pPr>
-        <w:numPr>
-          <w:ilvl w:val="0"/>
-          <w:numId w:val="0"/>
-        </w:numPr>
-        <w:rPr>
-          <w:rFonts w:hint="default"/>
-          <w:lang w:val="en-US"/>
-        </w:rPr>
-      </w:pPr>
-      <w:r>
-        <w:rPr>
-          <w:rFonts w:hint="default"/>
-          <w:lang w:val="en-US"/>
-        </w:rPr>
-        <w:t xml:space="preserve">What are the values of X and Y. </w:t>
-      </w:r>
-      <w:r>
-        <w:rPr>
-          <w:rFonts w:hint="default"/>
-          <w:b/>
-          <w:bCs/>
-          <w:highlight w:val="yellow"/>
-          <w:lang w:val="en-US"/>
-        </w:rPr>
-        <w:t>(Not answered)</w:t>
-      </w:r>
-      <w:r>
-        <w:rPr>
-          <w:rFonts w:hint="default"/>
-          <w:lang w:val="en-US"/>
-        </w:rPr>
-        <w:t xml:space="preserve"> </w:t>
-      </w:r>
-    </w:p>
-    <w:p>
-      <w:pPr>
-        <w:numPr>
-          <w:ilvl w:val="0"/>
-          <w:numId w:val="0"/>
-        </w:numPr>
-        <w:rPr>
-          <w:rFonts w:hint="default"/>
-          <w:b/>
-          <w:bCs/>
-          <w:lang w:val="en-US"/>
-        </w:rPr>
-      </w:pPr>
-      <w:r>
-        <w:rPr>
-          <w:rFonts w:hint="default"/>
-          <w:b/>
-          <w:bCs/>
-          <w:lang w:val="en-US"/>
-        </w:rPr>
-        <w:t>Feedback:-</w:t>
-      </w:r>
-    </w:p>
-    <w:p>
-      <w:pPr>
-        <w:numPr>
-          <w:ilvl w:val="0"/>
-          <w:numId w:val="40"/>
-        </w:numPr>
-        <w:rPr>
-          <w:rFonts w:hint="default"/>
-          <w:lang w:val="en-US"/>
-        </w:rPr>
-      </w:pPr>
-      <w:r>
-        <w:rPr>
-          <w:rFonts w:hint="default"/>
-          <w:lang w:val="en-US"/>
-        </w:rPr>
-        <w:t>Poor in communication, not correctly answering the asked question.</w:t>
-      </w:r>
-    </w:p>
-    <w:p>
-      <w:pPr>
-        <w:numPr>
-          <w:ilvl w:val="0"/>
-          <w:numId w:val="40"/>
-        </w:numPr>
-        <w:rPr>
-          <w:rFonts w:hint="default"/>
-          <w:lang w:val="en-US"/>
-        </w:rPr>
-      </w:pPr>
-      <w:r>
-        <w:rPr>
-          <w:rFonts w:hint="default"/>
-          <w:lang w:val="en-US"/>
-        </w:rPr>
-        <w:t>Need to improve C programming skills and embedded skills.</w:t>
-      </w:r>
-    </w:p>
-    <w:p>
-      <w:pPr>
-        <w:numPr>
-          <w:ilvl w:val="0"/>
-          <w:numId w:val="40"/>
-        </w:numPr>
-        <w:rPr>
-          <w:rFonts w:hint="default"/>
-          <w:lang w:val="en-US"/>
-        </w:rPr>
-      </w:pPr>
-      <w:r>
-        <w:rPr>
-          <w:rFonts w:hint="default"/>
-          <w:lang w:val="en-US"/>
-        </w:rPr>
-        <w:t xml:space="preserve">Poor at logical thinking, Need to improve it.      </w:t>
-      </w:r>
-    </w:p>
-    <w:p>
-      <w:pPr>
-        <w:numPr>
-          <w:ilvl w:val="0"/>
-          <w:numId w:val="40"/>
-        </w:numPr>
-        <w:rPr>
-          <w:rFonts w:hint="default"/>
-          <w:lang w:val="en-US"/>
-        </w:rPr>
-      </w:pPr>
-      <w:r>
-        <w:rPr>
-          <w:rFonts w:hint="default"/>
-          <w:lang w:val="en-US"/>
-        </w:rPr>
-        <w:t xml:space="preserve">Hiring is done only after clearing the client round.                                                                                                                                                                                                                                                                                                                                                                                                                                                                                                                                                                                                                                                                                                                                                                                                                                                                                                                                                                                                                                                                                                                                                                                                                                                                                                                                                                                                                </w:t>
-      </w:r>
-    </w:p>
-    <w:p>
-      <w:pPr>
-        <w:numPr>
-          <w:ilvl w:val="0"/>
-          <w:numId w:val="0"/>
-        </w:numPr>
-        <w:rPr>
-          <w:rFonts w:hint="default"/>
-          <w:lang w:val="en-US"/>
-        </w:rPr>
-      </w:pPr>
-    </w:p>
-    <w:p>
-      <w:pPr>
-        <w:numPr>
-          <w:ilvl w:val="0"/>
-          <w:numId w:val="1"/>
-        </w:numPr>
-        <w:ind w:left="0" w:leftChars="0" w:firstLine="0" w:firstLineChars="0"/>
-      </w:pPr>
-      <w:r>
-        <w:rPr>
-          <w:rFonts w:hint="default"/>
-          <w:b/>
-          <w:bCs/>
-          <w:lang w:val="en-US"/>
-        </w:rPr>
-        <w:t>AMD (client Mirafra Hyderabad) (August 2025)</w:t>
-      </w:r>
-    </w:p>
-    <w:p>
-      <w:pPr>
-        <w:numPr>
-          <w:ilvl w:val="0"/>
-          <w:numId w:val="1"/>
-        </w:numPr>
-        <w:ind w:left="0" w:leftChars="0" w:firstLine="0" w:firstLineChars="0"/>
-      </w:pPr>
-      <w:r>
-        <w:rPr>
-          <w:rFonts w:hint="default"/>
-          <w:b/>
-          <w:bCs/>
-          <w:lang w:val="en-US"/>
-        </w:rPr>
-        <w:t>GE Vernova (client Atlent Hyderabad)  (August 2025)</w:t>
-      </w:r>
-    </w:p>
-    <w:p>
-      <w:pPr>
-        <w:numPr>
-          <w:ilvl w:val="0"/>
-          <w:numId w:val="1"/>
-        </w:numPr>
-        <w:ind w:left="0" w:leftChars="0" w:firstLine="0" w:firstLineChars="0"/>
-      </w:pPr>
-      <w:r>
-        <w:rPr>
-          <w:rFonts w:hint="default"/>
-          <w:b/>
-          <w:bCs/>
-          <w:lang w:val="en-US"/>
-        </w:rPr>
-        <w:t>AMD (client Insemi Hyderabad)  (August 20</w:t>
+        <w:t>(Rejected-16)</w:t>
+      </w:r>
+    </w:p>
+    <w:p>
+      <w:pPr>
+        <w:numPr>
+          <w:ilvl w:val="0"/>
+          <w:numId w:val="0"/>
+        </w:numPr>
+        <w:rPr>
+          <w:rFonts w:hint="default"/>
+          <w:lang w:val="en-US"/>
+        </w:rPr>
+      </w:pPr>
+      <w:r>
+        <w:rPr>
+          <w:rFonts w:hint="default"/>
+          <w:b/>
+          <w:bCs/>
+          <w:lang w:val="en-US"/>
+        </w:rPr>
+        <w:t xml:space="preserve">Feed back: </w:t>
       </w:r>
       <w:bookmarkStart w:id="0" w:name="_GoBack"/>
       <w:bookmarkEnd w:id="0"/>
@@ -17737,7 +18634,16 @@
           <w:bCs/>
           <w:lang w:val="en-US"/>
         </w:rPr>
-        <w:t>25)</w:t>
+        <w:t xml:space="preserve">Skills required are:- </w:t>
+      </w:r>
+      <w:r>
+        <w:rPr>
+          <w:rFonts w:hint="default"/>
+          <w:b w:val="0"/>
+          <w:bCs w:val="0"/>
+          <w:lang w:val="en-US"/>
+        </w:rPr>
+        <w:t>RTOS and Linux.</w:t>
       </w:r>
     </w:p>
     <w:p>
@@ -17747,15 +18653,327 @@
           <w:numId w:val="1"/>
         </w:numPr>
         <w:ind w:left="0" w:leftChars="0" w:firstLine="0" w:firstLineChars="0"/>
-      </w:pPr>
-      <w:r>
-        <w:rPr>
-          <w:rFonts w:hint="default"/>
-          <w:b/>
-          <w:bCs/>
-          <w:lang w:val="en-US"/>
-        </w:rPr>
-        <w:t>LogicTech (client Eximites Benguluru)  (August 2025)</w:t>
+        <w:rPr>
+          <w:rFonts w:hint="default"/>
+          <w:lang w:val="en-US"/>
+        </w:rPr>
+      </w:pPr>
+      <w:r>
+        <w:rPr>
+          <w:rFonts w:hint="default"/>
+          <w:b/>
+          <w:bCs/>
+          <w:lang w:val="en-US"/>
+        </w:rPr>
+        <w:t>Infineon Manager Round direct (5</w:t>
+      </w:r>
+      <w:r>
+        <w:rPr>
+          <w:rFonts w:hint="default"/>
+          <w:b/>
+          <w:bCs/>
+          <w:vertAlign w:val="superscript"/>
+          <w:lang w:val="en-US"/>
+        </w:rPr>
+        <w:t>th</w:t>
+      </w:r>
+      <w:r>
+        <w:rPr>
+          <w:rFonts w:hint="default"/>
+          <w:b/>
+          <w:bCs/>
+          <w:lang w:val="en-US"/>
+        </w:rPr>
+        <w:t xml:space="preserve"> September 2025 20:00 to 21:00) </w:t>
+      </w:r>
+      <w:r>
+        <w:rPr>
+          <w:rFonts w:hint="default"/>
+          <w:b/>
+          <w:bCs/>
+          <w:color w:val="FF0000"/>
+          <w:lang w:val="en-US"/>
+        </w:rPr>
+        <w:t>(Rejected-17)</w:t>
+      </w:r>
+    </w:p>
+    <w:p>
+      <w:pPr>
+        <w:numPr>
+          <w:ilvl w:val="0"/>
+          <w:numId w:val="1"/>
+        </w:numPr>
+        <w:ind w:left="0" w:leftChars="0" w:firstLine="0" w:firstLineChars="0"/>
+      </w:pPr>
+      <w:r>
+        <w:rPr>
+          <w:rFonts w:hint="default"/>
+          <w:b/>
+          <w:bCs/>
+          <w:lang w:val="en-US"/>
+        </w:rPr>
+        <w:t>Proxelera TR-1 (8</w:t>
+      </w:r>
+      <w:r>
+        <w:rPr>
+          <w:rFonts w:hint="default"/>
+          <w:b/>
+          <w:bCs/>
+          <w:vertAlign w:val="superscript"/>
+          <w:lang w:val="en-US"/>
+        </w:rPr>
+        <w:t>th</w:t>
+      </w:r>
+      <w:r>
+        <w:rPr>
+          <w:rFonts w:hint="default"/>
+          <w:b/>
+          <w:bCs/>
+          <w:lang w:val="en-US"/>
+        </w:rPr>
+        <w:t xml:space="preserve"> September 2025 10:30 to 17:30) </w:t>
+      </w:r>
+      <w:r>
+        <w:rPr>
+          <w:rFonts w:hint="default"/>
+          <w:b/>
+          <w:bCs/>
+          <w:color w:val="00B050"/>
+          <w:lang w:val="en-US"/>
+        </w:rPr>
+        <w:t>(Cleared)</w:t>
+      </w:r>
+    </w:p>
+    <w:p>
+      <w:pPr>
+        <w:numPr>
+          <w:ilvl w:val="0"/>
+          <w:numId w:val="1"/>
+        </w:numPr>
+        <w:ind w:left="0" w:leftChars="0" w:firstLine="0" w:firstLineChars="0"/>
+      </w:pPr>
+      <w:r>
+        <w:rPr>
+          <w:rFonts w:hint="default"/>
+          <w:b/>
+          <w:bCs/>
+          <w:lang w:val="en-US"/>
+        </w:rPr>
+        <w:t>AMD (client Mirafra Hyderabad) (10</w:t>
+      </w:r>
+      <w:r>
+        <w:rPr>
+          <w:rFonts w:hint="default"/>
+          <w:b/>
+          <w:bCs/>
+          <w:vertAlign w:val="superscript"/>
+          <w:lang w:val="en-US"/>
+        </w:rPr>
+        <w:t>th</w:t>
+      </w:r>
+      <w:r>
+        <w:rPr>
+          <w:rFonts w:hint="default"/>
+          <w:b/>
+          <w:bCs/>
+          <w:lang w:val="en-US"/>
+        </w:rPr>
+        <w:t xml:space="preserve"> September 2025 10:30 to 17:30)</w:t>
+      </w:r>
+    </w:p>
+    <w:p>
+      <w:pPr>
+        <w:numPr>
+          <w:ilvl w:val="0"/>
+          <w:numId w:val="1"/>
+        </w:numPr>
+        <w:ind w:left="0" w:leftChars="0" w:firstLine="0" w:firstLineChars="0"/>
+      </w:pPr>
+      <w:r>
+        <w:rPr>
+          <w:rFonts w:hint="default"/>
+          <w:b/>
+          <w:bCs/>
+          <w:lang w:val="en-US"/>
+        </w:rPr>
+        <w:t>LogicTech TR-1 (client Eximites Benguluru)  (11</w:t>
+      </w:r>
+      <w:r>
+        <w:rPr>
+          <w:rFonts w:hint="default"/>
+          <w:b/>
+          <w:bCs/>
+          <w:vertAlign w:val="superscript"/>
+          <w:lang w:val="en-US"/>
+        </w:rPr>
+        <w:t>th</w:t>
+      </w:r>
+      <w:r>
+        <w:rPr>
+          <w:rFonts w:hint="default"/>
+          <w:b/>
+          <w:bCs/>
+          <w:lang w:val="en-US"/>
+        </w:rPr>
+        <w:t xml:space="preserve"> September 2025 12:00 to 13:00)  </w:t>
+      </w:r>
+      <w:r>
+        <w:rPr>
+          <w:rFonts w:hint="default"/>
+          <w:b/>
+          <w:bCs/>
+          <w:color w:val="00B050"/>
+          <w:lang w:val="en-US"/>
+        </w:rPr>
+        <w:t>(Cleared)</w:t>
+      </w:r>
+    </w:p>
+    <w:p>
+      <w:pPr>
+        <w:numPr>
+          <w:ilvl w:val="0"/>
+          <w:numId w:val="1"/>
+        </w:numPr>
+        <w:ind w:left="0" w:leftChars="0" w:firstLine="0" w:firstLineChars="0"/>
+      </w:pPr>
+      <w:r>
+        <w:rPr>
+          <w:rFonts w:hint="default"/>
+          <w:b/>
+          <w:bCs/>
+          <w:lang w:val="en-US"/>
+        </w:rPr>
+        <w:t>Attobahn TR-2 (13</w:t>
+      </w:r>
+      <w:r>
+        <w:rPr>
+          <w:rFonts w:hint="default"/>
+          <w:b/>
+          <w:bCs/>
+          <w:vertAlign w:val="superscript"/>
+          <w:lang w:val="en-US"/>
+        </w:rPr>
+        <w:t>th</w:t>
+      </w:r>
+      <w:r>
+        <w:rPr>
+          <w:rFonts w:hint="default"/>
+          <w:b/>
+          <w:bCs/>
+          <w:lang w:val="en-US"/>
+        </w:rPr>
+        <w:t xml:space="preserve"> September 2025 20:30 to 21:00)</w:t>
+      </w:r>
+    </w:p>
+    <w:p>
+      <w:pPr>
+        <w:numPr>
+          <w:ilvl w:val="0"/>
+          <w:numId w:val="1"/>
+        </w:numPr>
+        <w:ind w:left="0" w:leftChars="0" w:firstLine="0" w:firstLineChars="0"/>
+      </w:pPr>
+      <w:r>
+        <w:rPr>
+          <w:rFonts w:hint="default"/>
+          <w:b/>
+          <w:bCs/>
+          <w:lang w:val="en-US"/>
+        </w:rPr>
+        <w:t>AMD (client Mirafra Hyderabad) (15</w:t>
+      </w:r>
+      <w:r>
+        <w:rPr>
+          <w:rFonts w:hint="default"/>
+          <w:b/>
+          <w:bCs/>
+          <w:vertAlign w:val="superscript"/>
+          <w:lang w:val="en-US"/>
+        </w:rPr>
+        <w:t>th</w:t>
+      </w:r>
+      <w:r>
+        <w:rPr>
+          <w:rFonts w:hint="default"/>
+          <w:b/>
+          <w:bCs/>
+          <w:lang w:val="en-US"/>
+        </w:rPr>
+        <w:t xml:space="preserve"> September 2025 10:30 to 17:30)</w:t>
+      </w:r>
+    </w:p>
+    <w:p>
+      <w:pPr>
+        <w:numPr>
+          <w:ilvl w:val="0"/>
+          <w:numId w:val="1"/>
+        </w:numPr>
+        <w:ind w:left="0" w:leftChars="0" w:firstLine="0" w:firstLineChars="0"/>
+      </w:pPr>
+      <w:r>
+        <w:rPr>
+          <w:rFonts w:hint="default"/>
+          <w:b/>
+          <w:bCs/>
+          <w:lang w:val="en-US"/>
+        </w:rPr>
+        <w:t>LG TR-1 (15</w:t>
+      </w:r>
+      <w:r>
+        <w:rPr>
+          <w:rFonts w:hint="default"/>
+          <w:b/>
+          <w:bCs/>
+          <w:vertAlign w:val="superscript"/>
+          <w:lang w:val="en-US"/>
+        </w:rPr>
+        <w:t>th</w:t>
+      </w:r>
+      <w:r>
+        <w:rPr>
+          <w:rFonts w:hint="default"/>
+          <w:b/>
+          <w:bCs/>
+          <w:lang w:val="en-US"/>
+        </w:rPr>
+        <w:t xml:space="preserve"> September 2025 14:00 to 15:00)</w:t>
+      </w:r>
+    </w:p>
+    <w:p>
+      <w:pPr>
+        <w:numPr>
+          <w:ilvl w:val="0"/>
+          <w:numId w:val="1"/>
+        </w:numPr>
+        <w:ind w:left="0" w:leftChars="0" w:firstLine="0" w:firstLineChars="0"/>
+      </w:pPr>
+      <w:r>
+        <w:rPr>
+          <w:rFonts w:hint="default"/>
+          <w:b/>
+          <w:bCs/>
+          <w:lang w:val="en-US"/>
+        </w:rPr>
+        <w:t>LogicTech TR-2 (client Eximites Benguluru)  (17</w:t>
+      </w:r>
+      <w:r>
+        <w:rPr>
+          <w:rFonts w:hint="default"/>
+          <w:b/>
+          <w:bCs/>
+          <w:vertAlign w:val="superscript"/>
+          <w:lang w:val="en-US"/>
+        </w:rPr>
+        <w:t>th</w:t>
+      </w:r>
+      <w:r>
+        <w:rPr>
+          <w:rFonts w:hint="default"/>
+          <w:b/>
+          <w:bCs/>
+          <w:lang w:val="en-US"/>
+        </w:rPr>
+        <w:t xml:space="preserve"> September 2025 10:00 to 18:00)</w:t>
       </w:r>
     </w:p>
     <w:p>
@@ -17813,7 +19031,7 @@
           <w:szCs w:val="300"/>
           <w:lang w:val="en-US"/>
         </w:rPr>
-        <w:t>15</w:t>
+        <w:t>17</w:t>
       </w:r>
       <w:r>
         <w:rPr>
@@ -17824,7 +19042,7 @@
           <w:szCs w:val="300"/>
           <w:lang w:val="en-US"/>
         </w:rPr>
-        <w:t>/32</w:t>
+        <w:t>/42</w:t>
       </w:r>
     </w:p>
     <w:p>
@@ -17854,7 +19072,7 @@
           <w:szCs w:val="300"/>
           <w:lang w:val="en-US"/>
         </w:rPr>
-        <w:t>47%</w:t>
+        <w:t>41%</w:t>
       </w:r>
     </w:p>
     <w:sectPr>
@@ -18057,6 +19275,18 @@
     </w:lvl>
   </w:abstractNum>
   <w:abstractNum w:abstractNumId="4">
+    <w:nsid w:val="9BABC14B"/>
+    <w:multiLevelType w:val="singleLevel"/>
+    <w:tmpl w:val="9BABC14B"/>
+    <w:lvl w:ilvl="0" w:tentative="0">
+      <w:start w:val="1"/>
+      <w:numFmt w:val="decimal"/>
+      <w:suff w:val="space"/>
+      <w:lvlText w:val="%1."/>
+      <w:lvlJc w:val="left"/>
+    </w:lvl>
+  </w:abstractNum>
+  <w:abstractNum w:abstractNumId="5">
     <w:nsid w:val="9C12FC8D"/>
     <w:multiLevelType w:val="singleLevel"/>
     <w:tmpl w:val="9C12FC8D"/>
@@ -18068,7 +19298,7 @@
       <w:lvlJc w:val="left"/>
     </w:lvl>
   </w:abstractNum>
-  <w:abstractNum w:abstractNumId="5">
+  <w:abstractNum w:abstractNumId="6">
     <w:nsid w:val="A6542891"/>
     <w:multiLevelType w:val="multilevel"/>
     <w:tmpl w:val="A6542891"/>
@@ -18184,7 +19414,7 @@
       </w:rPr>
     </w:lvl>
   </w:abstractNum>
-  <w:abstractNum w:abstractNumId="6">
+  <w:abstractNum w:abstractNumId="7">
     <w:nsid w:val="AA191DB1"/>
     <w:multiLevelType w:val="singleLevel"/>
     <w:tmpl w:val="AA191DB1"/>
@@ -18196,7 +19426,7 @@
       <w:lvlJc w:val="left"/>
     </w:lvl>
   </w:abstractNum>
-  <w:abstractNum w:abstractNumId="7">
+  <w:abstractNum w:abstractNumId="8">
     <w:nsid w:val="B9E075DE"/>
     <w:multiLevelType w:val="singleLevel"/>
     <w:tmpl w:val="B9E075DE"/>
@@ -18208,7 +19438,7 @@
       <w:lvlJc w:val="left"/>
     </w:lvl>
   </w:abstractNum>
-  <w:abstractNum w:abstractNumId="8">
+  <w:abstractNum w:abstractNumId="9">
     <w:nsid w:val="BF9D7DCD"/>
     <w:multiLevelType w:val="singleLevel"/>
     <w:tmpl w:val="BF9D7DCD"/>
@@ -18220,7 +19450,7 @@
       <w:lvlJc w:val="left"/>
     </w:lvl>
   </w:abstractNum>
-  <w:abstractNum w:abstractNumId="9">
+  <w:abstractNum w:abstractNumId="10">
     <w:nsid w:val="C2E24257"/>
     <w:multiLevelType w:val="singleLevel"/>
     <w:tmpl w:val="C2E24257"/>
@@ -18232,7 +19462,19 @@
       <w:lvlJc w:val="left"/>
     </w:lvl>
   </w:abstractNum>
-  <w:abstractNum w:abstractNumId="10">
+  <w:abstractNum w:abstractNumId="11">
+    <w:nsid w:val="C341CF65"/>
+    <w:multiLevelType w:val="singleLevel"/>
+    <w:tmpl w:val="C341CF65"/>
+    <w:lvl w:ilvl="0" w:tentative="0">
+      <w:start w:val="1"/>
+      <w:numFmt w:val="decimal"/>
+      <w:suff w:val="space"/>
+      <w:lvlText w:val="%1."/>
+      <w:lvlJc w:val="left"/>
+    </w:lvl>
+  </w:abstractNum>
+  <w:abstractNum w:abstractNumId="12">
     <w:nsid w:val="D64508F9"/>
     <w:multiLevelType w:val="singleLevel"/>
     <w:tmpl w:val="D64508F9"/>
@@ -18244,7 +19486,7 @@
       <w:lvlJc w:val="left"/>
     </w:lvl>
   </w:abstractNum>
-  <w:abstractNum w:abstractNumId="11">
+  <w:abstractNum w:abstractNumId="13">
     <w:nsid w:val="D7C6C75D"/>
     <w:multiLevelType w:val="singleLevel"/>
     <w:tmpl w:val="D7C6C75D"/>
@@ -18256,7 +19498,7 @@
       <w:lvlJc w:val="left"/>
     </w:lvl>
   </w:abstractNum>
-  <w:abstractNum w:abstractNumId="12">
+  <w:abstractNum w:abstractNumId="14">
     <w:nsid w:val="DD11BEC3"/>
     <w:multiLevelType w:val="singleLevel"/>
     <w:tmpl w:val="DD11BEC3"/>
@@ -18268,7 +19510,7 @@
       <w:lvlJc w:val="left"/>
     </w:lvl>
   </w:abstractNum>
-  <w:abstractNum w:abstractNumId="13">
+  <w:abstractNum w:abstractNumId="15">
     <w:nsid w:val="E4DECC0B"/>
     <w:multiLevelType w:val="singleLevel"/>
     <w:tmpl w:val="E4DECC0B"/>
@@ -18280,7 +19522,7 @@
       <w:lvlJc w:val="left"/>
     </w:lvl>
   </w:abstractNum>
-  <w:abstractNum w:abstractNumId="14">
+  <w:abstractNum w:abstractNumId="16">
     <w:nsid w:val="E869FE6F"/>
     <w:multiLevelType w:val="singleLevel"/>
     <w:tmpl w:val="E869FE6F"/>
@@ -18292,7 +19534,7 @@
       <w:lvlJc w:val="left"/>
     </w:lvl>
   </w:abstractNum>
-  <w:abstractNum w:abstractNumId="15">
+  <w:abstractNum w:abstractNumId="17">
     <w:nsid w:val="E884F97F"/>
     <w:multiLevelType w:val="singleLevel"/>
     <w:tmpl w:val="E884F97F"/>
@@ -18304,7 +19546,7 @@
       <w:lvlJc w:val="left"/>
     </w:lvl>
   </w:abstractNum>
-  <w:abstractNum w:abstractNumId="16">
+  <w:abstractNum w:abstractNumId="18">
     <w:nsid w:val="EC0D4D88"/>
     <w:multiLevelType w:val="singleLevel"/>
     <w:tmpl w:val="EC0D4D88"/>
@@ -18316,7 +19558,7 @@
       <w:lvlJc w:val="left"/>
     </w:lvl>
   </w:abstractNum>
-  <w:abstractNum w:abstractNumId="17">
+  <w:abstractNum w:abstractNumId="19">
     <w:nsid w:val="F0162BDF"/>
     <w:multiLevelType w:val="singleLevel"/>
     <w:tmpl w:val="F0162BDF"/>
@@ -18328,7 +19570,7 @@
       <w:lvlJc w:val="left"/>
     </w:lvl>
   </w:abstractNum>
-  <w:abstractNum w:abstractNumId="18">
+  <w:abstractNum w:abstractNumId="20">
     <w:nsid w:val="F95E79EE"/>
     <w:multiLevelType w:val="singleLevel"/>
     <w:tmpl w:val="F95E79EE"/>
@@ -18340,7 +19582,7 @@
       <w:lvlJc w:val="left"/>
     </w:lvl>
   </w:abstractNum>
-  <w:abstractNum w:abstractNumId="19">
+  <w:abstractNum w:abstractNumId="21">
     <w:nsid w:val="FA80F05E"/>
     <w:multiLevelType w:val="singleLevel"/>
     <w:tmpl w:val="FA80F05E"/>
@@ -18360,7 +19602,7 @@
       </w:rPr>
     </w:lvl>
   </w:abstractNum>
-  <w:abstractNum w:abstractNumId="20">
+  <w:abstractNum w:abstractNumId="22">
     <w:nsid w:val="056E0D13"/>
     <w:multiLevelType w:val="singleLevel"/>
     <w:tmpl w:val="056E0D13"/>
@@ -18372,7 +19614,7 @@
       <w:lvlJc w:val="left"/>
     </w:lvl>
   </w:abstractNum>
-  <w:abstractNum w:abstractNumId="21">
+  <w:abstractNum w:abstractNumId="23">
     <w:nsid w:val="076B00CE"/>
     <w:multiLevelType w:val="singleLevel"/>
     <w:tmpl w:val="076B00CE"/>
@@ -18384,7 +19626,7 @@
       <w:lvlJc w:val="left"/>
     </w:lvl>
   </w:abstractNum>
-  <w:abstractNum w:abstractNumId="22">
+  <w:abstractNum w:abstractNumId="24">
     <w:nsid w:val="15BDC256"/>
     <w:multiLevelType w:val="singleLevel"/>
     <w:tmpl w:val="15BDC256"/>
@@ -18396,7 +19638,7 @@
       <w:lvlJc w:val="left"/>
     </w:lvl>
   </w:abstractNum>
-  <w:abstractNum w:abstractNumId="23">
+  <w:abstractNum w:abstractNumId="25">
     <w:nsid w:val="1A2E1127"/>
     <w:multiLevelType w:val="singleLevel"/>
     <w:tmpl w:val="1A2E1127"/>
@@ -18408,7 +19650,7 @@
       <w:lvlJc w:val="left"/>
     </w:lvl>
   </w:abstractNum>
-  <w:abstractNum w:abstractNumId="24">
+  <w:abstractNum w:abstractNumId="26">
     <w:nsid w:val="1C1E9874"/>
     <w:multiLevelType w:val="singleLevel"/>
     <w:tmpl w:val="1C1E9874"/>
@@ -18420,7 +19662,7 @@
       <w:lvlJc w:val="left"/>
     </w:lvl>
   </w:abstractNum>
-  <w:abstractNum w:abstractNumId="25">
+  <w:abstractNum w:abstractNumId="27">
     <w:nsid w:val="28B68BA7"/>
     <w:multiLevelType w:val="singleLevel"/>
     <w:tmpl w:val="28B68BA7"/>
@@ -18432,7 +19674,7 @@
       <w:lvlJc w:val="left"/>
     </w:lvl>
   </w:abstractNum>
-  <w:abstractNum w:abstractNumId="26">
+  <w:abstractNum w:abstractNumId="28">
     <w:nsid w:val="2BB38728"/>
     <w:multiLevelType w:val="singleLevel"/>
     <w:tmpl w:val="2BB38728"/>
@@ -18452,7 +19694,19 @@
       </w:rPr>
     </w:lvl>
   </w:abstractNum>
-  <w:abstractNum w:abstractNumId="27">
+  <w:abstractNum w:abstractNumId="29">
+    <w:nsid w:val="2ED948AF"/>
+    <w:multiLevelType w:val="singleLevel"/>
+    <w:tmpl w:val="2ED948AF"/>
+    <w:lvl w:ilvl="0" w:tentative="0">
+      <w:start w:val="1"/>
+      <w:numFmt w:val="decimal"/>
+      <w:suff w:val="space"/>
+      <w:lvlText w:val="%1."/>
+      <w:lvlJc w:val="left"/>
+    </w:lvl>
+  </w:abstractNum>
+  <w:abstractNum w:abstractNumId="30">
     <w:nsid w:val="3838F4F7"/>
     <w:multiLevelType w:val="singleLevel"/>
     <w:tmpl w:val="3838F4F7"/>
@@ -18464,7 +19718,7 @@
       <w:lvlJc w:val="left"/>
     </w:lvl>
   </w:abstractNum>
-  <w:abstractNum w:abstractNumId="28">
+  <w:abstractNum w:abstractNumId="31">
     <w:nsid w:val="3B0DAF77"/>
     <w:multiLevelType w:val="singleLevel"/>
     <w:tmpl w:val="3B0DAF77"/>
@@ -18476,7 +19730,7 @@
       <w:lvlJc w:val="left"/>
     </w:lvl>
   </w:abstractNum>
-  <w:abstractNum w:abstractNumId="29">
+  <w:abstractNum w:abstractNumId="32">
     <w:nsid w:val="3C2B5539"/>
     <w:multiLevelType w:val="singleLevel"/>
     <w:tmpl w:val="3C2B5539"/>
@@ -18488,7 +19742,7 @@
       <w:lvlJc w:val="left"/>
     </w:lvl>
   </w:abstractNum>
-  <w:abstractNum w:abstractNumId="30">
+  <w:abstractNum w:abstractNumId="33">
     <w:nsid w:val="4438F63F"/>
     <w:multiLevelType w:val="singleLevel"/>
     <w:tmpl w:val="4438F63F"/>
@@ -18500,7 +19754,7 @@
       <w:lvlJc w:val="left"/>
     </w:lvl>
   </w:abstractNum>
-  <w:abstractNum w:abstractNumId="31">
+  <w:abstractNum w:abstractNumId="34">
     <w:nsid w:val="492956A2"/>
     <w:multiLevelType w:val="singleLevel"/>
     <w:tmpl w:val="492956A2"/>
@@ -18512,7 +19766,7 @@
       <w:lvlJc w:val="left"/>
     </w:lvl>
   </w:abstractNum>
-  <w:abstractNum w:abstractNumId="32">
+  <w:abstractNum w:abstractNumId="35">
     <w:nsid w:val="4CE92A46"/>
     <w:multiLevelType w:val="singleLevel"/>
     <w:tmpl w:val="4CE92A46"/>
@@ -18524,7 +19778,7 @@
       <w:lvlJc w:val="left"/>
     </w:lvl>
   </w:abstractNum>
-  <w:abstractNum w:abstractNumId="33">
+  <w:abstractNum w:abstractNumId="36">
     <w:nsid w:val="54418715"/>
     <w:multiLevelType w:val="singleLevel"/>
     <w:tmpl w:val="54418715"/>
@@ -18536,7 +19790,7 @@
       <w:lvlJc w:val="left"/>
     </w:lvl>
   </w:abstractNum>
-  <w:abstractNum w:abstractNumId="34">
+  <w:abstractNum w:abstractNumId="37">
     <w:nsid w:val="5BE4B081"/>
     <w:multiLevelType w:val="multilevel"/>
     <w:tmpl w:val="5BE4B081"/>
@@ -18658,7 +19912,7 @@
       </w:rPr>
     </w:lvl>
   </w:abstractNum>
-  <w:abstractNum w:abstractNumId="35">
+  <w:abstractNum w:abstractNumId="38">
     <w:nsid w:val="5D7CE6D8"/>
     <w:multiLevelType w:val="singleLevel"/>
     <w:tmpl w:val="5D7CE6D8"/>
@@ -18670,7 +19924,7 @@
       <w:lvlJc w:val="left"/>
     </w:lvl>
   </w:abstractNum>
-  <w:abstractNum w:abstractNumId="36">
+  <w:abstractNum w:abstractNumId="39">
     <w:nsid w:val="607E8971"/>
     <w:multiLevelType w:val="singleLevel"/>
     <w:tmpl w:val="607E8971"/>
@@ -18682,7 +19936,7 @@
       <w:lvlJc w:val="left"/>
     </w:lvl>
   </w:abstractNum>
-  <w:abstractNum w:abstractNumId="37">
+  <w:abstractNum w:abstractNumId="40">
     <w:nsid w:val="64729EC5"/>
     <w:multiLevelType w:val="singleLevel"/>
     <w:tmpl w:val="64729EC5"/>
@@ -18694,7 +19948,7 @@
       <w:lvlJc w:val="left"/>
     </w:lvl>
   </w:abstractNum>
-  <w:abstractNum w:abstractNumId="38">
+  <w:abstractNum w:abstractNumId="41">
     <w:nsid w:val="73C9C531"/>
     <w:multiLevelType w:val="singleLevel"/>
     <w:tmpl w:val="73C9C531"/>
@@ -18706,7 +19960,7 @@
       <w:lvlJc w:val="left"/>
     </w:lvl>
   </w:abstractNum>
-  <w:abstractNum w:abstractNumId="39">
+  <w:abstractNum w:abstractNumId="42">
     <w:nsid w:val="7B2911A2"/>
     <w:multiLevelType w:val="singleLevel"/>
     <w:tmpl w:val="7B2911A2"/>
@@ -18719,124 +19973,133 @@
     </w:lvl>
   </w:abstractNum>
   <w:num w:numId="1">
-    <w:abstractNumId w:val="34"/>
+    <w:abstractNumId w:val="37"/>
   </w:num>
   <w:num w:numId="2">
-    <w:abstractNumId w:val="19"/>
+    <w:abstractNumId w:val="21"/>
   </w:num>
   <w:num w:numId="3">
-    <w:abstractNumId w:val="26"/>
+    <w:abstractNumId w:val="28"/>
   </w:num>
   <w:num w:numId="4">
     <w:abstractNumId w:val="0"/>
   </w:num>
   <w:num w:numId="5">
-    <w:abstractNumId w:val="16"/>
+    <w:abstractNumId w:val="18"/>
   </w:num>
   <w:num w:numId="6">
-    <w:abstractNumId w:val="39"/>
+    <w:abstractNumId w:val="42"/>
   </w:num>
   <w:num w:numId="7">
-    <w:abstractNumId w:val="10"/>
+    <w:abstractNumId w:val="12"/>
   </w:num>
   <w:num w:numId="8">
-    <w:abstractNumId w:val="29"/>
+    <w:abstractNumId w:val="32"/>
   </w:num>
   <w:num w:numId="9">
     <w:abstractNumId w:val="1"/>
   </w:num>
   <w:num w:numId="10">
-    <w:abstractNumId w:val="4"/>
+    <w:abstractNumId w:val="5"/>
   </w:num>
   <w:num w:numId="11">
-    <w:abstractNumId w:val="37"/>
+    <w:abstractNumId w:val="40"/>
   </w:num>
   <w:num w:numId="12">
-    <w:abstractNumId w:val="12"/>
+    <w:abstractNumId w:val="14"/>
   </w:num>
   <w:num w:numId="13">
+    <w:abstractNumId w:val="33"/>
+  </w:num>
+  <w:num w:numId="14">
+    <w:abstractNumId w:val="9"/>
+  </w:num>
+  <w:num w:numId="15">
     <w:abstractNumId w:val="30"/>
   </w:num>
-  <w:num w:numId="14">
-    <w:abstractNumId w:val="8"/>
+  <w:num w:numId="16">
+    <w:abstractNumId w:val="16"/>
   </w:num>
-  <w:num w:numId="15">
+  <w:num w:numId="17">
+    <w:abstractNumId w:val="41"/>
+  </w:num>
+  <w:num w:numId="18">
     <w:abstractNumId w:val="27"/>
   </w:num>
-  <w:num w:numId="16">
-    <w:abstractNumId w:val="14"/>
-  </w:num>
-  <w:num w:numId="17">
-    <w:abstractNumId w:val="38"/>
-  </w:num>
-  <w:num w:numId="18">
-    <w:abstractNumId w:val="25"/>
-  </w:num>
   <w:num w:numId="19">
-    <w:abstractNumId w:val="5"/>
+    <w:abstractNumId w:val="6"/>
   </w:num>
   <w:num w:numId="20">
-    <w:abstractNumId w:val="11"/>
+    <w:abstractNumId w:val="13"/>
   </w:num>
   <w:num w:numId="21">
-    <w:abstractNumId w:val="13"/>
+    <w:abstractNumId w:val="15"/>
   </w:num>
   <w:num w:numId="22">
-    <w:abstractNumId w:val="15"/>
+    <w:abstractNumId w:val="17"/>
   </w:num>
   <w:num w:numId="23">
-    <w:abstractNumId w:val="20"/>
+    <w:abstractNumId w:val="22"/>
   </w:num>
   <w:num w:numId="24">
+    <w:abstractNumId w:val="26"/>
+  </w:num>
+  <w:num w:numId="25">
+    <w:abstractNumId w:val="31"/>
+  </w:num>
+  <w:num w:numId="26">
+    <w:abstractNumId w:val="10"/>
+  </w:num>
+  <w:num w:numId="27">
     <w:abstractNumId w:val="24"/>
   </w:num>
-  <w:num w:numId="25">
-    <w:abstractNumId w:val="28"/>
-  </w:num>
-  <w:num w:numId="26">
-    <w:abstractNumId w:val="9"/>
-  </w:num>
-  <w:num w:numId="27">
-    <w:abstractNumId w:val="22"/>
-  </w:num>
   <w:num w:numId="28">
-    <w:abstractNumId w:val="6"/>
+    <w:abstractNumId w:val="7"/>
   </w:num>
   <w:num w:numId="29">
-    <w:abstractNumId w:val="32"/>
+    <w:abstractNumId w:val="35"/>
   </w:num>
   <w:num w:numId="30">
-    <w:abstractNumId w:val="36"/>
+    <w:abstractNumId w:val="39"/>
   </w:num>
   <w:num w:numId="31">
-    <w:abstractNumId w:val="21"/>
+    <w:abstractNumId w:val="23"/>
   </w:num>
   <w:num w:numId="32">
     <w:abstractNumId w:val="2"/>
   </w:num>
   <w:num w:numId="33">
-    <w:abstractNumId w:val="31"/>
+    <w:abstractNumId w:val="34"/>
   </w:num>
   <w:num w:numId="34">
-    <w:abstractNumId w:val="18"/>
+    <w:abstractNumId w:val="20"/>
   </w:num>
   <w:num w:numId="35">
-    <w:abstractNumId w:val="23"/>
+    <w:abstractNumId w:val="25"/>
   </w:num>
   <w:num w:numId="36">
     <w:abstractNumId w:val="3"/>
   </w:num>
   <w:num w:numId="37">
-    <w:abstractNumId w:val="35"/>
+    <w:abstractNumId w:val="38"/>
   </w:num>
   <w:num w:numId="38">
-    <w:abstractNumId w:val="17"/>
+    <w:abstractNumId w:val="19"/>
   </w:num>
   <w:num w:numId="39">
-    <w:abstractNumId w:val="7"/>
+    <w:abstractNumId w:val="8"/>
   </w:num>
   <w:num w:numId="40">
-    <w:abstractNumId w:val="33"/>
+    <w:abstractNumId w:val="36"/>
+  </w:num>
+  <w:num w:numId="41">
+    <w:abstractNumId w:val="4"/>
+  </w:num>
+  <w:num w:numId="42">
+    <w:abstractNumId w:val="29"/>
+  </w:num>
+  <w:num w:numId="43">
+    <w:abstractNumId w:val="11"/>
   </w:num>
 </w:numbering>
 </file>

--- a/Hareesh Sureddy Interview Expeirence.docx
+++ b/Hareesh Sureddy Interview Expeirence.docx
@@ -18623,18 +18623,7 @@
           <w:bCs/>
           <w:lang w:val="en-US"/>
         </w:rPr>
-        <w:t xml:space="preserve">Feed back: </w:t>
-      </w:r>
-      <w:bookmarkStart w:id="0" w:name="_GoBack"/>
-      <w:bookmarkEnd w:id="0"/>
-      <w:r>
-        <w:rPr>
-          <w:rFonts w:hint="default"/>
-          <w:b/>
-          <w:bCs/>
-          <w:lang w:val="en-US"/>
-        </w:rPr>
-        <w:t xml:space="preserve">Skills required are:- </w:t>
+        <w:t xml:space="preserve">Feed back: Skills required are:- </w:t>
       </w:r>
       <w:r>
         <w:rPr>
@@ -18778,7 +18767,17 @@
           <w:bCs/>
           <w:lang w:val="en-US"/>
         </w:rPr>
-        <w:t xml:space="preserve"> September 2025 10:30 to 17:30)</w:t>
+        <w:t xml:space="preserve"> September 2025 10:30 to 17:30) </w:t>
+      </w:r>
+      <w:r>
+        <w:rPr>
+          <w:rFonts w:hint="default"/>
+          <w:b/>
+          <w:bCs/>
+          <w:color w:val="00B050"/>
+          <w:lang w:val="en-US"/>
+        </w:rPr>
+        <w:t>(Cleared)</w:t>
       </w:r>
     </w:p>
     <w:p>
@@ -18862,7 +18861,17 @@
           <w:bCs/>
           <w:lang w:val="en-US"/>
         </w:rPr>
-        <w:t xml:space="preserve"> September 2025 20:30 to 21:00)</w:t>
+        <w:t xml:space="preserve"> September 2025 20:30 to 21:00) </w:t>
+      </w:r>
+      <w:r>
+        <w:rPr>
+          <w:rFonts w:hint="default"/>
+          <w:b/>
+          <w:bCs/>
+          <w:color w:val="00B050"/>
+          <w:lang w:val="en-US"/>
+        </w:rPr>
+        <w:t>(Cleared)</w:t>
       </w:r>
     </w:p>
     <w:p>
@@ -18880,7 +18889,7 @@
           <w:bCs/>
           <w:lang w:val="en-US"/>
         </w:rPr>
-        <w:t>AMD (client Mirafra Hyderabad) (15</w:t>
+        <w:t>LG TR-1 (15</w:t>
       </w:r>
       <w:r>
         <w:rPr>
@@ -18899,7 +18908,17 @@
           <w:bCs/>
           <w:lang w:val="en-US"/>
         </w:rPr>
-        <w:t xml:space="preserve"> September 2025 10:30 to 17:30)</w:t>
+        <w:t xml:space="preserve"> September 2025 14:00 to 15:00) </w:t>
+      </w:r>
+      <w:r>
+        <w:rPr>
+          <w:rFonts w:hint="default"/>
+          <w:b/>
+          <w:bCs/>
+          <w:color w:val="00B050"/>
+          <w:lang w:val="en-US"/>
+        </w:rPr>
+        <w:t>(Cleared)</w:t>
       </w:r>
     </w:p>
     <w:p>
@@ -18917,7 +18936,7 @@
           <w:bCs/>
           <w:lang w:val="en-US"/>
         </w:rPr>
-        <w:t>LG TR-1 (15</w:t>
+        <w:t>LogicTech TR-2 (client Eximites Benguluru)  (17</w:t>
       </w:r>
       <w:r>
         <w:rPr>
@@ -18936,7 +18955,27 @@
           <w:bCs/>
           <w:lang w:val="en-US"/>
         </w:rPr>
-        <w:t xml:space="preserve"> September 2025 14:00 to 15:00)</w:t>
+        <w:t xml:space="preserve"> September 2025 12:00 to 13:00)</w:t>
+      </w:r>
+      <w:r>
+        <w:rPr>
+          <w:rFonts w:hint="default"/>
+          <w:b/>
+          <w:bCs/>
+          <w:highlight w:val="none"/>
+          <w:lang w:val="en-US"/>
+        </w:rPr>
+        <w:t xml:space="preserve"> </w:t>
+      </w:r>
+      <w:r>
+        <w:rPr>
+          <w:rFonts w:hint="default"/>
+          <w:b/>
+          <w:bCs/>
+          <w:color w:val="00B050"/>
+          <w:lang w:val="en-US"/>
+        </w:rPr>
+        <w:t>(Cleared)</w:t>
       </w:r>
     </w:p>
     <w:p>
@@ -18954,7 +18993,7 @@
           <w:bCs/>
           <w:lang w:val="en-US"/>
         </w:rPr>
-        <w:t>LogicTech TR-2 (client Eximites Benguluru)  (17</w:t>
+        <w:t>LG TR-2 (19</w:t>
       </w:r>
       <w:r>
         <w:rPr>
@@ -18973,7 +19012,70 @@
           <w:bCs/>
           <w:lang w:val="en-US"/>
         </w:rPr>
-        <w:t xml:space="preserve"> September 2025 10:00 to 18:00)</w:t>
+        <w:t xml:space="preserve"> September 2025 15:00 to 16:00) </w:t>
+      </w:r>
+      <w:r>
+        <w:rPr>
+          <w:rFonts w:hint="default"/>
+          <w:b/>
+          <w:bCs/>
+          <w:color w:val="00B050"/>
+          <w:lang w:val="en-US"/>
+        </w:rPr>
+        <w:t>(Cleared)</w:t>
+      </w:r>
+    </w:p>
+    <w:p>
+      <w:pPr>
+        <w:numPr>
+          <w:ilvl w:val="0"/>
+          <w:numId w:val="1"/>
+        </w:numPr>
+        <w:ind w:left="0" w:leftChars="0" w:firstLine="0" w:firstLineChars="0"/>
+        <w:rPr>
+          <w:rFonts w:hint="default"/>
+          <w:b/>
+          <w:bCs/>
+          <w:lang w:val="en-US"/>
+        </w:rPr>
+      </w:pPr>
+      <w:r>
+        <w:rPr>
+          <w:rFonts w:hint="default"/>
+          <w:b/>
+          <w:bCs/>
+          <w:lang w:val="en-US"/>
+        </w:rPr>
+        <w:t>Ignitarium Technology Solutions TR-1 (19</w:t>
+      </w:r>
+      <w:r>
+        <w:rPr>
+          <w:rFonts w:hint="default"/>
+          <w:b/>
+          <w:bCs/>
+          <w:vertAlign w:val="superscript"/>
+          <w:lang w:val="en-US"/>
+        </w:rPr>
+        <w:t>th</w:t>
+      </w:r>
+      <w:r>
+        <w:rPr>
+          <w:rFonts w:hint="default"/>
+          <w:b/>
+          <w:bCs/>
+          <w:lang w:val="en-US"/>
+        </w:rPr>
+        <w:t xml:space="preserve"> September 2025 17:00 to 17:30) </w:t>
+      </w:r>
+      <w:r>
+        <w:rPr>
+          <w:rFonts w:hint="default"/>
+          <w:b/>
+          <w:bCs/>
+          <w:color w:val="00B050"/>
+          <w:lang w:val="en-US"/>
+        </w:rPr>
+        <w:t>(Cleared)</w:t>
       </w:r>
     </w:p>
     <w:p>
@@ -19042,7 +19144,7 @@
           <w:szCs w:val="300"/>
           <w:lang w:val="en-US"/>
         </w:rPr>
-        <w:t>/42</w:t>
+        <w:t>/48</w:t>
       </w:r>
     </w:p>
     <w:p>
@@ -19072,7 +19174,21 @@
           <w:szCs w:val="300"/>
           <w:lang w:val="en-US"/>
         </w:rPr>
-        <w:t>41%</w:t>
+        <w:t>36</w:t>
+      </w:r>
+      <w:bookmarkStart w:id="0" w:name="_GoBack"/>
+      <w:bookmarkEnd w:id="0"/>
+      <w:r>
+        <w:rPr>
+          <w:rFonts w:hint="default"/>
+          <w:b/>
+          <w:bCs/>
+          <w:color w:val="FF0000"/>
+          <w:sz w:val="300"/>
+          <w:szCs w:val="300"/>
+          <w:lang w:val="en-US"/>
+        </w:rPr>
+        <w:t>%</w:t>
       </w:r>
     </w:p>
     <w:sectPr>

--- a/Hareesh Sureddy Interview Expeirence.docx
+++ b/Hareesh Sureddy Interview Expeirence.docx
@@ -884,7 +884,6 @@
           <w:ilvl w:val="0"/>
           <w:numId w:val="0"/>
         </w:numPr>
-        <w:ind w:leftChars="0" w:firstLine="180"/>
         <w:rPr>
           <w:rFonts w:hint="default"/>
           <w:lang w:val="en-US"/>
@@ -1710,7 +1709,7 @@
           <w:rFonts w:hint="default"/>
           <w:lang w:val="en-US"/>
         </w:rPr>
-        <w:t xml:space="preserve">I didn’t see the push and pop instructions in the ISR routine. </w:t>
+        <w:t>I didn’t see the push and pop instructions in the ISR routine. (Its actually there)</w:t>
       </w:r>
     </w:p>
     <w:p>
@@ -5004,7 +5003,7 @@
           <w:bCs w:val="0"/>
           <w:lang w:val="en-US"/>
         </w:rPr>
-        <w:t>suppose fun() 10 times then what value would be a</w:t>
+        <w:t>suppose fun() call 10 times then what value would be a</w:t>
       </w:r>
     </w:p>
     <w:p>
@@ -7082,7 +7081,7 @@
     </w:p>
     <w:p>
       <w:pPr>
-        <w:pStyle w:val="9"/>
+        <w:pStyle w:val="10"/>
         <w:keepNext w:val="0"/>
         <w:keepLines w:val="0"/>
         <w:widowControl/>
@@ -7135,7 +7134,7 @@
     </w:p>
     <w:p>
       <w:pPr>
-        <w:pStyle w:val="9"/>
+        <w:pStyle w:val="10"/>
         <w:keepNext w:val="0"/>
         <w:keepLines w:val="0"/>
         <w:widowControl/>
@@ -7244,7 +7243,7 @@
     </w:p>
     <w:p>
       <w:pPr>
-        <w:pStyle w:val="9"/>
+        <w:pStyle w:val="10"/>
         <w:keepNext w:val="0"/>
         <w:keepLines w:val="0"/>
         <w:widowControl/>
@@ -7297,7 +7296,7 @@
     </w:p>
     <w:p>
       <w:pPr>
-        <w:pStyle w:val="9"/>
+        <w:pStyle w:val="10"/>
         <w:keepNext w:val="0"/>
         <w:keepLines w:val="0"/>
         <w:widowControl/>
@@ -7364,7 +7363,7 @@
     </w:p>
     <w:p>
       <w:pPr>
-        <w:pStyle w:val="9"/>
+        <w:pStyle w:val="10"/>
         <w:keepNext w:val="0"/>
         <w:keepLines w:val="0"/>
         <w:widowControl/>
@@ -7427,7 +7426,7 @@
     </w:p>
     <w:p>
       <w:pPr>
-        <w:pStyle w:val="9"/>
+        <w:pStyle w:val="10"/>
         <w:keepNext w:val="0"/>
         <w:keepLines w:val="0"/>
         <w:widowControl/>
@@ -7465,7 +7464,7 @@
     </w:p>
     <w:p>
       <w:pPr>
-        <w:pStyle w:val="9"/>
+        <w:pStyle w:val="10"/>
         <w:keepNext w:val="0"/>
         <w:keepLines w:val="0"/>
         <w:widowControl/>
@@ -7505,7 +7504,7 @@
     </w:p>
     <w:p>
       <w:pPr>
-        <w:pStyle w:val="9"/>
+        <w:pStyle w:val="10"/>
         <w:keepNext w:val="0"/>
         <w:keepLines w:val="0"/>
         <w:widowControl/>
@@ -8398,7 +8397,7 @@
       </w:r>
       <w:r>
         <w:rPr>
-          <w:rStyle w:val="8"/>
+          <w:rStyle w:val="9"/>
           <w:rFonts w:hint="default"/>
           <w:b w:val="0"/>
           <w:bCs w:val="0"/>
@@ -8851,7 +8850,7 @@
       </w:r>
       <w:r>
         <w:rPr>
-          <w:rStyle w:val="8"/>
+          <w:rStyle w:val="9"/>
           <w:rFonts w:hint="default"/>
           <w:b w:val="0"/>
           <w:bCs w:val="0"/>
@@ -10002,7 +10001,7 @@
       </w:r>
       <w:r>
         <w:rPr>
-          <w:rStyle w:val="4"/>
+          <w:rStyle w:val="5"/>
           <w:rFonts w:hint="default"/>
           <w:b w:val="0"/>
           <w:bCs w:val="0"/>
@@ -18784,6 +18783,1320 @@
       <w:pPr>
         <w:numPr>
           <w:ilvl w:val="0"/>
+          <w:numId w:val="0"/>
+        </w:numPr>
+        <w:ind w:leftChars="0"/>
+        <w:rPr>
+          <w:rFonts w:hint="default"/>
+          <w:b/>
+          <w:bCs/>
+          <w:lang w:val="en-US"/>
+        </w:rPr>
+      </w:pPr>
+      <w:r>
+        <w:rPr>
+          <w:rFonts w:hint="default"/>
+          <w:b/>
+          <w:bCs/>
+          <w:lang w:val="en-US"/>
+        </w:rPr>
+        <w:t>Written Tset-1 C-Programming MCQ (20 questions) :-</w:t>
+      </w:r>
+    </w:p>
+    <w:p>
+      <w:pPr>
+        <w:numPr>
+          <w:ilvl w:val="0"/>
+          <w:numId w:val="44"/>
+        </w:numPr>
+        <w:ind w:leftChars="0"/>
+        <w:rPr>
+          <w:rFonts w:hint="default"/>
+          <w:b w:val="0"/>
+          <w:bCs w:val="0"/>
+          <w:lang w:val="en-US"/>
+        </w:rPr>
+      </w:pPr>
+      <w:r>
+        <w:rPr>
+          <w:rFonts w:hint="default"/>
+          <w:b w:val="0"/>
+          <w:bCs w:val="0"/>
+          <w:lang w:val="en-US"/>
+        </w:rPr>
+        <w:t>Explain below syntax</w:t>
+      </w:r>
+    </w:p>
+    <w:p>
+      <w:pPr>
+        <w:numPr>
+          <w:ilvl w:val="0"/>
+          <w:numId w:val="0"/>
+        </w:numPr>
+        <w:rPr>
+          <w:rFonts w:hint="default"/>
+          <w:b w:val="0"/>
+          <w:bCs w:val="0"/>
+          <w:lang w:val="en-US"/>
+        </w:rPr>
+      </w:pPr>
+      <w:r>
+        <w:rPr>
+          <w:rFonts w:hint="default"/>
+          <w:b w:val="0"/>
+          <w:bCs w:val="0"/>
+          <w:lang w:val="en-US"/>
+        </w:rPr>
+        <w:t>const int *a;</w:t>
+      </w:r>
+    </w:p>
+    <w:p>
+      <w:pPr>
+        <w:numPr>
+          <w:ilvl w:val="0"/>
+          <w:numId w:val="0"/>
+        </w:numPr>
+        <w:rPr>
+          <w:rFonts w:hint="default"/>
+          <w:b w:val="0"/>
+          <w:bCs w:val="0"/>
+          <w:lang w:val="en-US"/>
+        </w:rPr>
+      </w:pPr>
+      <w:r>
+        <w:rPr>
+          <w:rFonts w:hint="default"/>
+          <w:b w:val="0"/>
+          <w:bCs w:val="0"/>
+          <w:lang w:val="en-US"/>
+        </w:rPr>
+        <w:t>int * const a;</w:t>
+      </w:r>
+    </w:p>
+    <w:p>
+      <w:pPr>
+        <w:numPr>
+          <w:ilvl w:val="0"/>
+          <w:numId w:val="44"/>
+        </w:numPr>
+        <w:ind w:left="0" w:leftChars="0" w:firstLine="0" w:firstLineChars="0"/>
+        <w:rPr>
+          <w:rFonts w:hint="default"/>
+          <w:b w:val="0"/>
+          <w:bCs w:val="0"/>
+          <w:lang w:val="en-US"/>
+        </w:rPr>
+      </w:pPr>
+      <w:r>
+        <w:rPr>
+          <w:rFonts w:hint="default"/>
+          <w:b w:val="0"/>
+          <w:bCs w:val="0"/>
+          <w:lang w:val="en-US"/>
+        </w:rPr>
+        <w:t>Need to write the output of the c programs.</w:t>
+      </w:r>
+    </w:p>
+    <w:p>
+      <w:pPr>
+        <w:numPr>
+          <w:ilvl w:val="0"/>
+          <w:numId w:val="44"/>
+        </w:numPr>
+        <w:ind w:left="0" w:leftChars="0" w:firstLine="0" w:firstLineChars="0"/>
+        <w:rPr>
+          <w:rFonts w:hint="default"/>
+          <w:b w:val="0"/>
+          <w:bCs w:val="0"/>
+          <w:lang w:val="en-US"/>
+        </w:rPr>
+      </w:pPr>
+      <w:r>
+        <w:rPr>
+          <w:rFonts w:hint="default"/>
+          <w:b w:val="0"/>
+          <w:bCs w:val="0"/>
+          <w:lang w:val="en-US"/>
+        </w:rPr>
+        <w:t>They given one program (finding GCD) and asked what is the use of this program.</w:t>
+      </w:r>
+      <w:bookmarkStart w:id="0" w:name="_GoBack"/>
+      <w:bookmarkEnd w:id="0"/>
+    </w:p>
+    <w:p>
+      <w:pPr>
+        <w:numPr>
+          <w:ilvl w:val="0"/>
+          <w:numId w:val="0"/>
+        </w:numPr>
+        <w:ind w:leftChars="0"/>
+        <w:rPr>
+          <w:rFonts w:hint="default"/>
+          <w:b/>
+          <w:bCs/>
+          <w:lang w:val="en-US"/>
+        </w:rPr>
+      </w:pPr>
+      <w:r>
+        <w:rPr>
+          <w:rFonts w:hint="default"/>
+          <w:b/>
+          <w:bCs/>
+          <w:lang w:val="en-US"/>
+        </w:rPr>
+        <w:t>Written Tset-2 Aptitude MCQ (14 questions):-</w:t>
+      </w:r>
+    </w:p>
+    <w:p>
+      <w:pPr>
+        <w:numPr>
+          <w:ilvl w:val="0"/>
+          <w:numId w:val="45"/>
+        </w:numPr>
+        <w:ind w:leftChars="0"/>
+        <w:rPr>
+          <w:rFonts w:hint="default"/>
+          <w:b w:val="0"/>
+          <w:bCs w:val="0"/>
+          <w:lang w:val="en-US"/>
+        </w:rPr>
+      </w:pPr>
+      <w:r>
+        <w:rPr>
+          <w:rFonts w:hint="default"/>
+          <w:b w:val="0"/>
+          <w:bCs w:val="0"/>
+          <w:lang w:val="en-US"/>
+        </w:rPr>
+        <w:t>At a dinner party every two guests used a bowl of rice between them, every three guests used a bowl of dal between them and every four used a bowl of meat between them. There were altogether 65 dishes. How many guests were present at the party ?</w:t>
+      </w:r>
+    </w:p>
+    <w:p>
+      <w:pPr>
+        <w:numPr>
+          <w:ilvl w:val="0"/>
+          <w:numId w:val="45"/>
+        </w:numPr>
+        <w:ind w:leftChars="0"/>
+        <w:rPr>
+          <w:rFonts w:hint="default"/>
+          <w:b w:val="0"/>
+          <w:bCs w:val="0"/>
+          <w:lang w:val="en-US"/>
+        </w:rPr>
+      </w:pPr>
+      <w:r>
+        <w:rPr>
+          <w:rFonts w:hint="default"/>
+          <w:b w:val="0"/>
+          <w:bCs w:val="0"/>
+          <w:lang w:val="en-US"/>
+        </w:rPr>
+        <w:t>A train without stoppage can travel at 60 km/h and with stoppage covers the same distance at 48 km/h. Find out the stoppage time of the train per hour.</w:t>
+      </w:r>
+    </w:p>
+    <w:p>
+      <w:pPr>
+        <w:numPr>
+          <w:ilvl w:val="0"/>
+          <w:numId w:val="0"/>
+        </w:numPr>
+        <w:ind w:leftChars="0"/>
+        <w:rPr>
+          <w:rFonts w:hint="default"/>
+          <w:b/>
+          <w:bCs/>
+          <w:lang w:val="en-US"/>
+        </w:rPr>
+      </w:pPr>
+      <w:r>
+        <w:rPr>
+          <w:rFonts w:hint="default"/>
+          <w:b/>
+          <w:bCs/>
+          <w:lang w:val="en-US"/>
+        </w:rPr>
+        <w:t>Techanical Round-1:- (Prakash)</w:t>
+      </w:r>
+    </w:p>
+    <w:p>
+      <w:pPr>
+        <w:numPr>
+          <w:ilvl w:val="0"/>
+          <w:numId w:val="45"/>
+        </w:numPr>
+        <w:ind w:leftChars="0"/>
+        <w:rPr>
+          <w:rFonts w:hint="default"/>
+          <w:b w:val="0"/>
+          <w:bCs w:val="0"/>
+          <w:lang w:val="en-US"/>
+        </w:rPr>
+      </w:pPr>
+      <w:r>
+        <w:rPr>
+          <w:rFonts w:hint="default"/>
+          <w:b w:val="0"/>
+          <w:bCs w:val="0"/>
+          <w:lang w:val="en-US"/>
+        </w:rPr>
+        <w:t>Tell me about your self.</w:t>
+      </w:r>
+    </w:p>
+    <w:p>
+      <w:pPr>
+        <w:numPr>
+          <w:ilvl w:val="0"/>
+          <w:numId w:val="45"/>
+        </w:numPr>
+        <w:ind w:leftChars="0"/>
+        <w:rPr>
+          <w:rFonts w:hint="default"/>
+          <w:b w:val="0"/>
+          <w:bCs w:val="0"/>
+          <w:lang w:val="en-US"/>
+        </w:rPr>
+      </w:pPr>
+      <w:r>
+        <w:rPr>
+          <w:rFonts w:hint="default"/>
+          <w:b w:val="0"/>
+          <w:bCs w:val="0"/>
+          <w:lang w:val="en-US"/>
+        </w:rPr>
+        <w:t>Asked me explain some of the questions I solved question in the written test-1 &amp; 2.</w:t>
+      </w:r>
+    </w:p>
+    <w:p>
+      <w:pPr>
+        <w:numPr>
+          <w:ilvl w:val="0"/>
+          <w:numId w:val="45"/>
+        </w:numPr>
+        <w:ind w:leftChars="0"/>
+        <w:rPr>
+          <w:rFonts w:hint="default"/>
+          <w:b w:val="0"/>
+          <w:bCs w:val="0"/>
+          <w:lang w:val="en-US"/>
+        </w:rPr>
+      </w:pPr>
+      <w:r>
+        <w:rPr>
+          <w:rFonts w:hint="default"/>
+          <w:b w:val="0"/>
+          <w:bCs w:val="0"/>
+          <w:lang w:val="en-US"/>
+        </w:rPr>
+        <w:t>Explain the system boot-up process.</w:t>
+      </w:r>
+    </w:p>
+    <w:p>
+      <w:pPr>
+        <w:numPr>
+          <w:ilvl w:val="0"/>
+          <w:numId w:val="45"/>
+        </w:numPr>
+        <w:ind w:leftChars="0"/>
+        <w:rPr>
+          <w:rFonts w:hint="default"/>
+          <w:b w:val="0"/>
+          <w:bCs w:val="0"/>
+          <w:lang w:val="en-US"/>
+        </w:rPr>
+      </w:pPr>
+      <w:r>
+        <w:rPr>
+          <w:rFonts w:hint="default"/>
+          <w:b w:val="0"/>
+          <w:bCs w:val="0"/>
+          <w:lang w:val="en-US"/>
+        </w:rPr>
+        <w:t>Draw DMA architecture and Explain the DMA usage in your project.</w:t>
+      </w:r>
+    </w:p>
+    <w:p>
+      <w:pPr>
+        <w:numPr>
+          <w:ilvl w:val="0"/>
+          <w:numId w:val="45"/>
+        </w:numPr>
+        <w:ind w:leftChars="0"/>
+        <w:rPr>
+          <w:rFonts w:hint="default"/>
+          <w:b w:val="0"/>
+          <w:bCs w:val="0"/>
+          <w:lang w:val="en-US"/>
+        </w:rPr>
+      </w:pPr>
+      <w:r>
+        <w:rPr>
+          <w:rFonts w:hint="default"/>
+          <w:b w:val="0"/>
+          <w:bCs w:val="0"/>
+          <w:lang w:val="en-US"/>
+        </w:rPr>
+        <w:t>What are the major Issue/Debugged in your experience.</w:t>
+      </w:r>
+    </w:p>
+    <w:p>
+      <w:pPr>
+        <w:numPr>
+          <w:ilvl w:val="0"/>
+          <w:numId w:val="45"/>
+        </w:numPr>
+        <w:ind w:leftChars="0"/>
+        <w:rPr>
+          <w:rFonts w:hint="default"/>
+          <w:b w:val="0"/>
+          <w:bCs w:val="0"/>
+          <w:lang w:val="en-US"/>
+        </w:rPr>
+      </w:pPr>
+      <w:r>
+        <w:rPr>
+          <w:rFonts w:hint="default"/>
+          <w:b w:val="0"/>
+          <w:bCs w:val="0"/>
+          <w:lang w:val="en-US"/>
+        </w:rPr>
+        <w:t>Explain how RTC works.</w:t>
+      </w:r>
+    </w:p>
+    <w:p>
+      <w:pPr>
+        <w:numPr>
+          <w:ilvl w:val="0"/>
+          <w:numId w:val="45"/>
+        </w:numPr>
+        <w:ind w:leftChars="0"/>
+        <w:rPr>
+          <w:rFonts w:hint="default"/>
+          <w:b w:val="0"/>
+          <w:bCs w:val="0"/>
+          <w:lang w:val="en-US"/>
+        </w:rPr>
+      </w:pPr>
+      <w:r>
+        <w:rPr>
+          <w:rFonts w:hint="default"/>
+          <w:b w:val="0"/>
+          <w:bCs w:val="0"/>
+          <w:lang w:val="en-US"/>
+        </w:rPr>
+        <w:t>Answer the below question</w:t>
+      </w:r>
+    </w:p>
+    <w:p>
+      <w:pPr>
+        <w:numPr>
+          <w:ilvl w:val="0"/>
+          <w:numId w:val="0"/>
+        </w:numPr>
+        <w:rPr>
+          <w:rFonts w:hint="default"/>
+          <w:b w:val="0"/>
+          <w:bCs w:val="0"/>
+          <w:lang w:val="en-US"/>
+        </w:rPr>
+      </w:pPr>
+      <w:r>
+        <w:rPr>
+          <w:rFonts w:hint="default"/>
+          <w:b w:val="0"/>
+          <w:bCs w:val="0"/>
+          <w:lang w:val="en-US"/>
+        </w:rPr>
+        <w:drawing>
+          <wp:inline distT="0" distB="0" distL="114300" distR="114300">
+            <wp:extent cx="2974340" cy="2026920"/>
+            <wp:effectExtent l="0" t="0" r="16510" b="11430"/>
+            <wp:docPr id="28" name="Picture 28" descr="Apptitude question"/>
+            <wp:cNvGraphicFramePr>
+              <a:graphicFrameLocks xmlns:a="http://schemas.openxmlformats.org/drawingml/2006/main" noChangeAspect="1"/>
+            </wp:cNvGraphicFramePr>
+            <a:graphic xmlns:a="http://schemas.openxmlformats.org/drawingml/2006/main">
+              <a:graphicData uri="http://schemas.openxmlformats.org/drawingml/2006/picture">
+                <pic:pic xmlns:pic="http://schemas.openxmlformats.org/drawingml/2006/picture">
+                  <pic:nvPicPr>
+                    <pic:cNvPr id="28" name="Picture 28" descr="Apptitude question"/>
+                    <pic:cNvPicPr>
+                      <a:picLocks noChangeAspect="1"/>
+                    </pic:cNvPicPr>
+                  </pic:nvPicPr>
+                  <pic:blipFill>
+                    <a:blip r:embed="rId31"/>
+                    <a:stretch>
+                      <a:fillRect/>
+                    </a:stretch>
+                  </pic:blipFill>
+                  <pic:spPr>
+                    <a:xfrm>
+                      <a:off x="0" y="0"/>
+                      <a:ext cx="2974340" cy="2026920"/>
+                    </a:xfrm>
+                    <a:prstGeom prst="rect">
+                      <a:avLst/>
+                    </a:prstGeom>
+                  </pic:spPr>
+                </pic:pic>
+              </a:graphicData>
+            </a:graphic>
+          </wp:inline>
+        </w:drawing>
+      </w:r>
+    </w:p>
+    <w:p>
+      <w:pPr>
+        <w:numPr>
+          <w:ilvl w:val="0"/>
+          <w:numId w:val="0"/>
+        </w:numPr>
+        <w:ind w:leftChars="0"/>
+        <w:rPr>
+          <w:rFonts w:hint="default"/>
+          <w:b/>
+          <w:bCs/>
+          <w:lang w:val="en-US"/>
+        </w:rPr>
+      </w:pPr>
+      <w:r>
+        <w:rPr>
+          <w:rFonts w:hint="default"/>
+          <w:b/>
+          <w:bCs/>
+          <w:lang w:val="en-US"/>
+        </w:rPr>
+        <w:t>Techanical Round-2:- (Rahul)</w:t>
+      </w:r>
+    </w:p>
+    <w:p>
+      <w:pPr>
+        <w:numPr>
+          <w:ilvl w:val="0"/>
+          <w:numId w:val="46"/>
+        </w:numPr>
+        <w:ind w:leftChars="0"/>
+        <w:rPr>
+          <w:rFonts w:hint="default"/>
+          <w:b w:val="0"/>
+          <w:bCs w:val="0"/>
+          <w:lang w:val="en-US"/>
+        </w:rPr>
+      </w:pPr>
+      <w:r>
+        <w:rPr>
+          <w:rFonts w:hint="default"/>
+          <w:b w:val="0"/>
+          <w:bCs w:val="0"/>
+          <w:lang w:val="en-US"/>
+        </w:rPr>
+        <w:t>Explain the one of your project ( EIPC), draw the system architecture and explain it.</w:t>
+      </w:r>
+    </w:p>
+    <w:p>
+      <w:pPr>
+        <w:numPr>
+          <w:ilvl w:val="0"/>
+          <w:numId w:val="46"/>
+        </w:numPr>
+        <w:ind w:leftChars="0"/>
+        <w:rPr>
+          <w:rFonts w:hint="default"/>
+          <w:b w:val="0"/>
+          <w:bCs w:val="0"/>
+          <w:lang w:val="en-US"/>
+        </w:rPr>
+      </w:pPr>
+      <w:r>
+        <w:rPr>
+          <w:rFonts w:hint="default"/>
+          <w:b w:val="0"/>
+          <w:bCs w:val="0"/>
+          <w:lang w:val="en-US"/>
+        </w:rPr>
+        <w:t>Define a structure which contains different data types (int,char,float and double), and allocate a memory for it dynamically and initialize the members with the data.</w:t>
+      </w:r>
+    </w:p>
+    <w:p>
+      <w:pPr>
+        <w:numPr>
+          <w:ilvl w:val="0"/>
+          <w:numId w:val="46"/>
+        </w:numPr>
+        <w:ind w:leftChars="0"/>
+        <w:rPr>
+          <w:rFonts w:hint="default"/>
+          <w:b w:val="0"/>
+          <w:bCs w:val="0"/>
+          <w:lang w:val="en-US"/>
+        </w:rPr>
+      </w:pPr>
+      <w:r>
+        <w:rPr>
+          <w:rFonts w:hint="default"/>
+          <w:b w:val="0"/>
+          <w:bCs w:val="0"/>
+          <w:lang w:val="en-US"/>
+        </w:rPr>
+        <w:t>Explain the I2C, SPI and UART commutation.</w:t>
+      </w:r>
+    </w:p>
+    <w:p>
+      <w:pPr>
+        <w:pStyle w:val="10"/>
+        <w:keepNext w:val="0"/>
+        <w:keepLines w:val="0"/>
+        <w:widowControl/>
+        <w:numPr>
+          <w:ilvl w:val="0"/>
+          <w:numId w:val="46"/>
+        </w:numPr>
+        <w:suppressLineNumbers w:val="0"/>
+        <w:pBdr>
+          <w:top w:val="none" w:color="auto" w:sz="0" w:space="0"/>
+          <w:left w:val="none" w:color="auto" w:sz="0" w:space="0"/>
+          <w:bottom w:val="none" w:color="auto" w:sz="0" w:space="0"/>
+          <w:right w:val="none" w:color="auto" w:sz="0" w:space="0"/>
+        </w:pBdr>
+        <w:shd w:val="clear" w:fill="FFFFFF"/>
+        <w:bidi w:val="0"/>
+        <w:spacing w:before="0" w:beforeAutospacing="0" w:after="150" w:afterAutospacing="0"/>
+        <w:ind w:left="0" w:leftChars="0" w:right="0" w:firstLine="0" w:firstLineChars="0"/>
+        <w:jc w:val="left"/>
+        <w:textAlignment w:val="baseline"/>
+        <w:rPr>
+          <w:rFonts w:hint="default"/>
+          <w:b w:val="0"/>
+          <w:bCs w:val="0"/>
+          <w:lang w:val="en-US"/>
+        </w:rPr>
+      </w:pPr>
+      <w:r>
+        <w:rPr>
+          <w:rFonts w:hint="default" w:asciiTheme="minorHAnsi" w:hAnsiTheme="minorHAnsi" w:eastAsiaTheme="minorEastAsia" w:cstheme="minorBidi"/>
+          <w:b w:val="0"/>
+          <w:bCs w:val="0"/>
+          <w:kern w:val="0"/>
+          <w:sz w:val="20"/>
+          <w:szCs w:val="20"/>
+          <w:lang w:val="en-US" w:eastAsia="zh-CN" w:bidi="ar-SA"/>
+        </w:rPr>
+        <w:t>How malloc,calloc and free works.</w:t>
+      </w:r>
+    </w:p>
+    <w:p>
+      <w:pPr>
+        <w:pStyle w:val="10"/>
+        <w:keepNext w:val="0"/>
+        <w:keepLines w:val="0"/>
+        <w:widowControl/>
+        <w:numPr>
+          <w:ilvl w:val="0"/>
+          <w:numId w:val="46"/>
+        </w:numPr>
+        <w:suppressLineNumbers w:val="0"/>
+        <w:pBdr>
+          <w:top w:val="none" w:color="auto" w:sz="0" w:space="0"/>
+          <w:left w:val="none" w:color="auto" w:sz="0" w:space="0"/>
+          <w:bottom w:val="none" w:color="auto" w:sz="0" w:space="0"/>
+          <w:right w:val="none" w:color="auto" w:sz="0" w:space="0"/>
+        </w:pBdr>
+        <w:shd w:val="clear" w:fill="FFFFFF"/>
+        <w:bidi w:val="0"/>
+        <w:spacing w:before="0" w:beforeAutospacing="0" w:after="150" w:afterAutospacing="0"/>
+        <w:ind w:left="0" w:leftChars="0" w:right="0" w:firstLine="0" w:firstLineChars="0"/>
+        <w:jc w:val="left"/>
+        <w:textAlignment w:val="baseline"/>
+        <w:rPr>
+          <w:rFonts w:hint="default" w:asciiTheme="minorHAnsi" w:hAnsiTheme="minorHAnsi" w:eastAsiaTheme="minorEastAsia" w:cstheme="minorBidi"/>
+          <w:b w:val="0"/>
+          <w:bCs w:val="0"/>
+          <w:kern w:val="0"/>
+          <w:sz w:val="20"/>
+          <w:szCs w:val="20"/>
+          <w:lang w:val="en-US" w:eastAsia="zh-CN" w:bidi="ar-SA"/>
+        </w:rPr>
+      </w:pPr>
+      <w:r>
+        <w:rPr>
+          <w:rFonts w:hint="default" w:asciiTheme="minorHAnsi" w:hAnsiTheme="minorHAnsi" w:eastAsiaTheme="minorEastAsia" w:cstheme="minorBidi"/>
+          <w:b w:val="0"/>
+          <w:bCs w:val="0"/>
+          <w:kern w:val="0"/>
+          <w:sz w:val="20"/>
+          <w:szCs w:val="20"/>
+          <w:lang w:val="en-US" w:eastAsia="zh-CN" w:bidi="ar-SA"/>
+        </w:rPr>
+        <w:t>You have a birthday cake and have to cut it into 8 equal pieces by making 3 cuts only. How do you do it?</w:t>
+      </w:r>
+    </w:p>
+    <w:p>
+      <w:pPr>
+        <w:pStyle w:val="10"/>
+        <w:keepNext w:val="0"/>
+        <w:keepLines w:val="0"/>
+        <w:widowControl/>
+        <w:numPr>
+          <w:ilvl w:val="0"/>
+          <w:numId w:val="46"/>
+        </w:numPr>
+        <w:suppressLineNumbers w:val="0"/>
+        <w:pBdr>
+          <w:top w:val="none" w:color="auto" w:sz="0" w:space="0"/>
+          <w:left w:val="none" w:color="auto" w:sz="0" w:space="0"/>
+          <w:bottom w:val="none" w:color="auto" w:sz="0" w:space="0"/>
+          <w:right w:val="none" w:color="auto" w:sz="0" w:space="0"/>
+        </w:pBdr>
+        <w:shd w:val="clear" w:fill="FFFFFF"/>
+        <w:bidi w:val="0"/>
+        <w:spacing w:before="0" w:beforeAutospacing="0" w:after="150" w:afterAutospacing="0"/>
+        <w:ind w:left="0" w:leftChars="0" w:right="0" w:firstLine="0" w:firstLineChars="0"/>
+        <w:jc w:val="left"/>
+        <w:textAlignment w:val="baseline"/>
+        <w:rPr>
+          <w:rFonts w:hint="default" w:asciiTheme="minorHAnsi" w:hAnsiTheme="minorHAnsi" w:eastAsiaTheme="minorEastAsia" w:cstheme="minorBidi"/>
+          <w:b w:val="0"/>
+          <w:bCs w:val="0"/>
+          <w:kern w:val="0"/>
+          <w:sz w:val="20"/>
+          <w:szCs w:val="20"/>
+          <w:lang w:val="en-US" w:eastAsia="zh-CN" w:bidi="ar-SA"/>
+        </w:rPr>
+      </w:pPr>
+      <w:r>
+        <w:rPr>
+          <w:rFonts w:hint="default" w:asciiTheme="minorHAnsi" w:hAnsiTheme="minorHAnsi" w:eastAsiaTheme="minorEastAsia" w:cstheme="minorBidi"/>
+          <w:b w:val="0"/>
+          <w:bCs w:val="0"/>
+          <w:kern w:val="0"/>
+          <w:sz w:val="20"/>
+          <w:szCs w:val="20"/>
+          <w:lang w:val="en-US" w:eastAsia="zh-CN" w:bidi="ar-SA"/>
+        </w:rPr>
+        <w:t>There is a closed room with three light bulbs inside.</w:t>
+      </w:r>
+    </w:p>
+    <w:p>
+      <w:pPr>
+        <w:keepNext w:val="0"/>
+        <w:keepLines w:val="0"/>
+        <w:widowControl/>
+        <w:numPr>
+          <w:ilvl w:val="0"/>
+          <w:numId w:val="47"/>
+        </w:numPr>
+        <w:suppressLineNumbers w:val="0"/>
+        <w:pBdr>
+          <w:top w:val="none" w:color="auto" w:sz="0" w:space="0"/>
+          <w:left w:val="none" w:color="auto" w:sz="0" w:space="0"/>
+          <w:bottom w:val="none" w:color="auto" w:sz="0" w:space="0"/>
+          <w:right w:val="none" w:color="auto" w:sz="0" w:space="0"/>
+        </w:pBdr>
+        <w:spacing w:before="0" w:beforeAutospacing="0" w:after="0" w:afterAutospacing="0" w:line="24" w:lineRule="atLeast"/>
+        <w:ind w:left="360" w:right="0" w:hanging="360"/>
+        <w:jc w:val="left"/>
+        <w:textAlignment w:val="baseline"/>
+        <w:rPr>
+          <w:rFonts w:hint="default" w:asciiTheme="minorHAnsi" w:hAnsiTheme="minorHAnsi" w:eastAsiaTheme="minorEastAsia" w:cstheme="minorBidi"/>
+          <w:b w:val="0"/>
+          <w:bCs w:val="0"/>
+          <w:kern w:val="0"/>
+          <w:sz w:val="20"/>
+          <w:szCs w:val="20"/>
+          <w:lang w:val="en-US" w:eastAsia="zh-CN" w:bidi="ar-SA"/>
+        </w:rPr>
+      </w:pPr>
+      <w:r>
+        <w:rPr>
+          <w:rFonts w:hint="default" w:asciiTheme="minorHAnsi" w:hAnsiTheme="minorHAnsi" w:eastAsiaTheme="minorEastAsia" w:cstheme="minorBidi"/>
+          <w:b w:val="0"/>
+          <w:bCs w:val="0"/>
+          <w:kern w:val="0"/>
+          <w:sz w:val="20"/>
+          <w:szCs w:val="20"/>
+          <w:lang w:val="en-US" w:eastAsia="zh-CN" w:bidi="ar-SA"/>
+        </w:rPr>
+        <w:t>You have a closed room containing three light bulbs.</w:t>
+      </w:r>
+    </w:p>
+    <w:p>
+      <w:pPr>
+        <w:keepNext w:val="0"/>
+        <w:keepLines w:val="0"/>
+        <w:widowControl/>
+        <w:numPr>
+          <w:ilvl w:val="0"/>
+          <w:numId w:val="47"/>
+        </w:numPr>
+        <w:suppressLineNumbers w:val="0"/>
+        <w:pBdr>
+          <w:top w:val="none" w:color="auto" w:sz="0" w:space="0"/>
+          <w:left w:val="none" w:color="auto" w:sz="0" w:space="0"/>
+          <w:bottom w:val="none" w:color="auto" w:sz="0" w:space="0"/>
+          <w:right w:val="none" w:color="auto" w:sz="0" w:space="0"/>
+        </w:pBdr>
+        <w:spacing w:before="0" w:beforeAutospacing="0" w:after="0" w:afterAutospacing="0" w:line="24" w:lineRule="atLeast"/>
+        <w:ind w:left="360" w:right="0" w:hanging="360"/>
+        <w:jc w:val="left"/>
+        <w:textAlignment w:val="baseline"/>
+        <w:rPr>
+          <w:rFonts w:hint="default" w:asciiTheme="minorHAnsi" w:hAnsiTheme="minorHAnsi" w:eastAsiaTheme="minorEastAsia" w:cstheme="minorBidi"/>
+          <w:b w:val="0"/>
+          <w:bCs w:val="0"/>
+          <w:kern w:val="0"/>
+          <w:sz w:val="20"/>
+          <w:szCs w:val="20"/>
+          <w:lang w:val="en-US" w:eastAsia="zh-CN" w:bidi="ar-SA"/>
+        </w:rPr>
+      </w:pPr>
+      <w:r>
+        <w:rPr>
+          <w:rFonts w:hint="default" w:asciiTheme="minorHAnsi" w:hAnsiTheme="minorHAnsi" w:eastAsiaTheme="minorEastAsia" w:cstheme="minorBidi"/>
+          <w:b w:val="0"/>
+          <w:bCs w:val="0"/>
+          <w:kern w:val="0"/>
+          <w:sz w:val="20"/>
+          <w:szCs w:val="20"/>
+          <w:lang w:val="en-US" w:eastAsia="zh-CN" w:bidi="ar-SA"/>
+        </w:rPr>
+        <w:t>Outside the room, there are three switches, each connected to exactly one bulb (but you don’t know the mapping).</w:t>
+      </w:r>
+    </w:p>
+    <w:p>
+      <w:pPr>
+        <w:keepNext w:val="0"/>
+        <w:keepLines w:val="0"/>
+        <w:widowControl/>
+        <w:numPr>
+          <w:ilvl w:val="0"/>
+          <w:numId w:val="47"/>
+        </w:numPr>
+        <w:suppressLineNumbers w:val="0"/>
+        <w:pBdr>
+          <w:top w:val="none" w:color="auto" w:sz="0" w:space="0"/>
+          <w:left w:val="none" w:color="auto" w:sz="0" w:space="0"/>
+          <w:bottom w:val="none" w:color="auto" w:sz="0" w:space="0"/>
+          <w:right w:val="none" w:color="auto" w:sz="0" w:space="0"/>
+        </w:pBdr>
+        <w:spacing w:before="0" w:beforeAutospacing="0" w:after="0" w:afterAutospacing="0" w:line="24" w:lineRule="atLeast"/>
+        <w:ind w:left="360" w:right="0" w:hanging="360"/>
+        <w:jc w:val="left"/>
+        <w:textAlignment w:val="baseline"/>
+        <w:rPr>
+          <w:rFonts w:hint="default" w:asciiTheme="minorHAnsi" w:hAnsiTheme="minorHAnsi" w:eastAsiaTheme="minorEastAsia" w:cstheme="minorBidi"/>
+          <w:b w:val="0"/>
+          <w:bCs w:val="0"/>
+          <w:kern w:val="0"/>
+          <w:sz w:val="20"/>
+          <w:szCs w:val="20"/>
+          <w:lang w:val="en-US" w:eastAsia="zh-CN" w:bidi="ar-SA"/>
+        </w:rPr>
+      </w:pPr>
+      <w:r>
+        <w:rPr>
+          <w:rFonts w:hint="default" w:asciiTheme="minorHAnsi" w:hAnsiTheme="minorHAnsi" w:eastAsiaTheme="minorEastAsia" w:cstheme="minorBidi"/>
+          <w:b w:val="0"/>
+          <w:bCs w:val="0"/>
+          <w:kern w:val="0"/>
+          <w:sz w:val="20"/>
+          <w:szCs w:val="20"/>
+          <w:lang w:val="en-US" w:eastAsia="zh-CN" w:bidi="ar-SA"/>
+        </w:rPr>
+        <w:t>You can toggle the switches (on/off) in any way before entering the room.</w:t>
+      </w:r>
+    </w:p>
+    <w:p>
+      <w:pPr>
+        <w:keepNext w:val="0"/>
+        <w:keepLines w:val="0"/>
+        <w:widowControl/>
+        <w:numPr>
+          <w:ilvl w:val="0"/>
+          <w:numId w:val="47"/>
+        </w:numPr>
+        <w:suppressLineNumbers w:val="0"/>
+        <w:pBdr>
+          <w:top w:val="none" w:color="auto" w:sz="0" w:space="0"/>
+          <w:left w:val="none" w:color="auto" w:sz="0" w:space="0"/>
+          <w:bottom w:val="none" w:color="auto" w:sz="0" w:space="0"/>
+          <w:right w:val="none" w:color="auto" w:sz="0" w:space="0"/>
+        </w:pBdr>
+        <w:spacing w:before="0" w:beforeAutospacing="0" w:after="0" w:afterAutospacing="0" w:line="24" w:lineRule="atLeast"/>
+        <w:ind w:left="360" w:right="0" w:hanging="360"/>
+        <w:jc w:val="left"/>
+        <w:textAlignment w:val="baseline"/>
+        <w:rPr>
+          <w:rFonts w:hint="default" w:asciiTheme="minorHAnsi" w:hAnsiTheme="minorHAnsi" w:eastAsiaTheme="minorEastAsia" w:cstheme="minorBidi"/>
+          <w:b w:val="0"/>
+          <w:bCs w:val="0"/>
+          <w:kern w:val="0"/>
+          <w:sz w:val="20"/>
+          <w:szCs w:val="20"/>
+          <w:lang w:val="en-US" w:eastAsia="zh-CN" w:bidi="ar-SA"/>
+        </w:rPr>
+      </w:pPr>
+      <w:r>
+        <w:rPr>
+          <w:rFonts w:hint="default" w:asciiTheme="minorHAnsi" w:hAnsiTheme="minorHAnsi" w:eastAsiaTheme="minorEastAsia" w:cstheme="minorBidi"/>
+          <w:b w:val="0"/>
+          <w:bCs w:val="0"/>
+          <w:kern w:val="0"/>
+          <w:sz w:val="20"/>
+          <w:szCs w:val="20"/>
+          <w:lang w:val="en-US" w:eastAsia="zh-CN" w:bidi="ar-SA"/>
+        </w:rPr>
+        <w:t>You may open the door and enter the room only once.</w:t>
+      </w:r>
+    </w:p>
+    <w:p>
+      <w:pPr>
+        <w:keepNext w:val="0"/>
+        <w:keepLines w:val="0"/>
+        <w:widowControl/>
+        <w:numPr>
+          <w:ilvl w:val="0"/>
+          <w:numId w:val="47"/>
+        </w:numPr>
+        <w:suppressLineNumbers w:val="0"/>
+        <w:pBdr>
+          <w:top w:val="none" w:color="auto" w:sz="0" w:space="0"/>
+          <w:left w:val="none" w:color="auto" w:sz="0" w:space="0"/>
+          <w:bottom w:val="none" w:color="auto" w:sz="0" w:space="0"/>
+          <w:right w:val="none" w:color="auto" w:sz="0" w:space="0"/>
+        </w:pBdr>
+        <w:spacing w:before="0" w:beforeAutospacing="0" w:after="0" w:afterAutospacing="0" w:line="24" w:lineRule="atLeast"/>
+        <w:ind w:left="360" w:right="0" w:hanging="360"/>
+        <w:jc w:val="left"/>
+        <w:textAlignment w:val="baseline"/>
+        <w:rPr>
+          <w:rFonts w:hint="default" w:asciiTheme="minorHAnsi" w:hAnsiTheme="minorHAnsi" w:eastAsiaTheme="minorEastAsia" w:cstheme="minorBidi"/>
+          <w:b w:val="0"/>
+          <w:bCs w:val="0"/>
+          <w:kern w:val="0"/>
+          <w:sz w:val="20"/>
+          <w:szCs w:val="20"/>
+          <w:lang w:val="en-US" w:eastAsia="zh-CN" w:bidi="ar-SA"/>
+        </w:rPr>
+      </w:pPr>
+      <w:r>
+        <w:rPr>
+          <w:rFonts w:hint="default" w:asciiTheme="minorHAnsi" w:hAnsiTheme="minorHAnsi" w:eastAsiaTheme="minorEastAsia" w:cstheme="minorBidi"/>
+          <w:b w:val="0"/>
+          <w:bCs w:val="0"/>
+          <w:kern w:val="0"/>
+          <w:sz w:val="20"/>
+          <w:szCs w:val="20"/>
+          <w:lang w:val="en-US" w:eastAsia="zh-CN" w:bidi="ar-SA"/>
+        </w:rPr>
+        <w:t>Once inside, you cannot touch the switches again — you can only observe the bulbs.</w:t>
+      </w:r>
+    </w:p>
+    <w:p>
+      <w:pPr>
+        <w:pStyle w:val="10"/>
+        <w:keepNext w:val="0"/>
+        <w:keepLines w:val="0"/>
+        <w:widowControl/>
+        <w:suppressLineNumbers w:val="0"/>
+        <w:pBdr>
+          <w:top w:val="none" w:color="auto" w:sz="0" w:space="0"/>
+          <w:left w:val="none" w:color="auto" w:sz="0" w:space="0"/>
+          <w:bottom w:val="none" w:color="auto" w:sz="0" w:space="0"/>
+          <w:right w:val="none" w:color="auto" w:sz="0" w:space="0"/>
+        </w:pBdr>
+        <w:shd w:val="clear" w:fill="FFFFFF"/>
+        <w:bidi w:val="0"/>
+        <w:spacing w:before="0" w:beforeAutospacing="0" w:after="150" w:afterAutospacing="0"/>
+        <w:ind w:left="0" w:right="0" w:firstLine="0"/>
+        <w:jc w:val="left"/>
+        <w:textAlignment w:val="baseline"/>
+        <w:rPr>
+          <w:rFonts w:hint="default" w:asciiTheme="minorHAnsi" w:hAnsiTheme="minorHAnsi" w:eastAsiaTheme="minorEastAsia" w:cstheme="minorBidi"/>
+          <w:b w:val="0"/>
+          <w:bCs w:val="0"/>
+          <w:kern w:val="0"/>
+          <w:sz w:val="20"/>
+          <w:szCs w:val="20"/>
+          <w:lang w:val="en-US" w:eastAsia="zh-CN" w:bidi="ar-SA"/>
+        </w:rPr>
+      </w:pPr>
+      <w:r>
+        <w:rPr>
+          <w:rFonts w:hint="default" w:asciiTheme="minorHAnsi" w:hAnsiTheme="minorHAnsi" w:eastAsiaTheme="minorEastAsia" w:cstheme="minorBidi"/>
+          <w:b w:val="0"/>
+          <w:bCs w:val="0"/>
+          <w:kern w:val="0"/>
+          <w:sz w:val="20"/>
+          <w:szCs w:val="20"/>
+          <w:lang w:val="en-US" w:eastAsia="zh-CN" w:bidi="ar-SA"/>
+        </w:rPr>
+        <w:t>How can you determine which switch controls which bulb in a single visit?</w:t>
+      </w:r>
+    </w:p>
+    <w:p>
+      <w:pPr>
+        <w:pStyle w:val="10"/>
+        <w:keepNext w:val="0"/>
+        <w:keepLines w:val="0"/>
+        <w:widowControl/>
+        <w:numPr>
+          <w:ilvl w:val="0"/>
+          <w:numId w:val="46"/>
+        </w:numPr>
+        <w:suppressLineNumbers w:val="0"/>
+        <w:pBdr>
+          <w:top w:val="none" w:color="auto" w:sz="0" w:space="0"/>
+          <w:left w:val="none" w:color="auto" w:sz="0" w:space="0"/>
+          <w:bottom w:val="none" w:color="auto" w:sz="0" w:space="0"/>
+          <w:right w:val="none" w:color="auto" w:sz="0" w:space="0"/>
+        </w:pBdr>
+        <w:shd w:val="clear" w:fill="FFFFFF"/>
+        <w:bidi w:val="0"/>
+        <w:spacing w:before="0" w:beforeAutospacing="0" w:after="150" w:afterAutospacing="0"/>
+        <w:ind w:left="0" w:leftChars="0" w:right="0" w:rightChars="0" w:firstLine="0" w:firstLineChars="0"/>
+        <w:jc w:val="left"/>
+        <w:textAlignment w:val="baseline"/>
+        <w:rPr>
+          <w:rFonts w:hint="default"/>
+          <w:b w:val="0"/>
+          <w:bCs w:val="0"/>
+          <w:lang w:val="en-US"/>
+        </w:rPr>
+      </w:pPr>
+      <w:r>
+        <w:rPr>
+          <w:rFonts w:hint="default" w:asciiTheme="minorHAnsi" w:hAnsiTheme="minorHAnsi" w:eastAsiaTheme="minorEastAsia" w:cstheme="minorBidi"/>
+          <w:b w:val="0"/>
+          <w:bCs w:val="0"/>
+          <w:kern w:val="0"/>
+          <w:sz w:val="20"/>
+          <w:szCs w:val="20"/>
+          <w:lang w:val="en-US" w:eastAsia="zh-CN" w:bidi="ar-SA"/>
+        </w:rPr>
+        <w:t>You have 25 horses and you need to identify the fastest 3 horses out of those 25. Only 5 horses can run in each race at the same time as there are only 5 tracks. What is the minimum number of races required to identify the fastest 3 horses without using a stopwatch or timer?</w:t>
+      </w:r>
+    </w:p>
+    <w:p>
+      <w:pPr>
+        <w:numPr>
+          <w:ilvl w:val="0"/>
+          <w:numId w:val="0"/>
+        </w:numPr>
+        <w:ind w:leftChars="0"/>
+        <w:rPr>
+          <w:rFonts w:hint="default"/>
+          <w:b/>
+          <w:bCs/>
+          <w:lang w:val="en-US"/>
+        </w:rPr>
+      </w:pPr>
+      <w:r>
+        <w:rPr>
+          <w:rFonts w:hint="default"/>
+          <w:b/>
+          <w:bCs/>
+          <w:lang w:val="en-US"/>
+        </w:rPr>
+        <w:t>Techanical Round-3:- (vinit)</w:t>
+      </w:r>
+    </w:p>
+    <w:p>
+      <w:pPr>
+        <w:numPr>
+          <w:ilvl w:val="0"/>
+          <w:numId w:val="48"/>
+        </w:numPr>
+        <w:ind w:leftChars="0"/>
+        <w:rPr>
+          <w:rFonts w:hint="default"/>
+          <w:b w:val="0"/>
+          <w:bCs w:val="0"/>
+          <w:lang w:val="en-US"/>
+        </w:rPr>
+      </w:pPr>
+      <w:r>
+        <w:rPr>
+          <w:rFonts w:hint="default"/>
+          <w:b w:val="0"/>
+          <w:bCs w:val="0"/>
+          <w:lang w:val="en-US"/>
+        </w:rPr>
+        <w:t>Design a HW/SW for the reading the data from the analog temperature sensor.</w:t>
+      </w:r>
+    </w:p>
+    <w:p>
+      <w:pPr>
+        <w:numPr>
+          <w:ilvl w:val="0"/>
+          <w:numId w:val="48"/>
+        </w:numPr>
+        <w:ind w:leftChars="0"/>
+        <w:rPr>
+          <w:rFonts w:hint="default"/>
+          <w:b w:val="0"/>
+          <w:bCs w:val="0"/>
+          <w:lang w:val="en-US"/>
+        </w:rPr>
+      </w:pPr>
+      <w:r>
+        <w:rPr>
+          <w:rFonts w:hint="default"/>
+          <w:b w:val="0"/>
+          <w:bCs w:val="0"/>
+          <w:lang w:val="en-US"/>
+        </w:rPr>
+        <w:t>Explain the ADC/Timer peripherals and its configurations.</w:t>
+      </w:r>
+    </w:p>
+    <w:p>
+      <w:pPr>
+        <w:numPr>
+          <w:ilvl w:val="0"/>
+          <w:numId w:val="48"/>
+        </w:numPr>
+        <w:ind w:leftChars="0"/>
+        <w:rPr>
+          <w:rFonts w:hint="default"/>
+          <w:b w:val="0"/>
+          <w:bCs w:val="0"/>
+          <w:lang w:val="en-US"/>
+        </w:rPr>
+      </w:pPr>
+      <w:r>
+        <w:rPr>
+          <w:rFonts w:hint="default"/>
+          <w:b w:val="0"/>
+          <w:bCs w:val="0"/>
+          <w:lang w:val="en-US"/>
+        </w:rPr>
+        <w:t>Write a program to print a nibbles in the 64bit value.</w:t>
+      </w:r>
+    </w:p>
+    <w:p>
+      <w:pPr>
+        <w:numPr>
+          <w:ilvl w:val="0"/>
+          <w:numId w:val="48"/>
+        </w:numPr>
+        <w:ind w:leftChars="0"/>
+        <w:rPr>
+          <w:rFonts w:hint="default"/>
+          <w:b w:val="0"/>
+          <w:bCs w:val="0"/>
+          <w:lang w:val="en-US"/>
+        </w:rPr>
+      </w:pPr>
+      <w:r>
+        <w:rPr>
+          <w:rFonts w:hint="default"/>
+          <w:b w:val="0"/>
+          <w:bCs w:val="0"/>
+          <w:lang w:val="en-US"/>
+        </w:rPr>
+        <w:t>Explain the booting process and Memory layout of C.</w:t>
+      </w:r>
+    </w:p>
+    <w:p>
+      <w:pPr>
+        <w:numPr>
+          <w:ilvl w:val="0"/>
+          <w:numId w:val="48"/>
+        </w:numPr>
+        <w:ind w:leftChars="0"/>
+        <w:rPr>
+          <w:rFonts w:hint="default"/>
+          <w:b w:val="0"/>
+          <w:bCs w:val="0"/>
+          <w:lang w:val="en-US"/>
+        </w:rPr>
+      </w:pPr>
+      <w:r>
+        <w:rPr>
+          <w:rFonts w:hint="default"/>
+          <w:b w:val="0"/>
+          <w:bCs w:val="0"/>
+          <w:lang w:val="en-US"/>
+        </w:rPr>
+        <w:t>Explain the ARM architecture and How interrupt works.</w:t>
+      </w:r>
+    </w:p>
+    <w:p>
+      <w:pPr>
+        <w:numPr>
+          <w:ilvl w:val="0"/>
+          <w:numId w:val="48"/>
+        </w:numPr>
+        <w:ind w:leftChars="0"/>
+        <w:rPr>
+          <w:rFonts w:hint="default"/>
+          <w:b w:val="0"/>
+          <w:bCs w:val="0"/>
+          <w:lang w:val="en-US"/>
+        </w:rPr>
+      </w:pPr>
+      <w:r>
+        <w:rPr>
+          <w:rFonts w:hint="default"/>
+          <w:b w:val="0"/>
+          <w:bCs w:val="0"/>
+          <w:lang w:val="en-US"/>
+        </w:rPr>
+        <w:t>What happens in the start-up code and how PLL works, how the clock source is shifted and what are the consequences during the shift.</w:t>
+      </w:r>
+    </w:p>
+    <w:p>
+      <w:pPr>
+        <w:numPr>
+          <w:ilvl w:val="0"/>
+          <w:numId w:val="0"/>
+        </w:numPr>
+        <w:ind w:leftChars="0"/>
+        <w:rPr>
+          <w:rFonts w:hint="default"/>
+          <w:b/>
+          <w:bCs/>
+          <w:lang w:val="en-US"/>
+        </w:rPr>
+      </w:pPr>
+      <w:r>
+        <w:rPr>
+          <w:rFonts w:hint="default"/>
+          <w:b/>
+          <w:bCs/>
+          <w:lang w:val="en-US"/>
+        </w:rPr>
+        <w:t>Manager Round :-</w:t>
+      </w:r>
+    </w:p>
+    <w:p>
+      <w:pPr>
+        <w:numPr>
+          <w:ilvl w:val="0"/>
+          <w:numId w:val="49"/>
+        </w:numPr>
+        <w:ind w:leftChars="0"/>
+        <w:rPr>
+          <w:rFonts w:hint="default"/>
+          <w:b w:val="0"/>
+          <w:bCs w:val="0"/>
+          <w:lang w:val="en-US"/>
+        </w:rPr>
+      </w:pPr>
+      <w:r>
+        <w:rPr>
+          <w:rFonts w:hint="default"/>
+          <w:b w:val="0"/>
+          <w:bCs w:val="0"/>
+          <w:lang w:val="en-US"/>
+        </w:rPr>
+        <w:t>Asked me to, do you have any questions.</w:t>
+      </w:r>
+    </w:p>
+    <w:p>
+      <w:pPr>
+        <w:numPr>
+          <w:ilvl w:val="0"/>
+          <w:numId w:val="49"/>
+        </w:numPr>
+        <w:ind w:leftChars="0"/>
+        <w:rPr>
+          <w:rFonts w:hint="default"/>
+          <w:b w:val="0"/>
+          <w:bCs w:val="0"/>
+          <w:lang w:val="en-US"/>
+        </w:rPr>
+      </w:pPr>
+      <w:r>
+        <w:rPr>
+          <w:rFonts w:hint="default"/>
+          <w:b w:val="0"/>
+          <w:bCs w:val="0"/>
+          <w:lang w:val="en-US"/>
+        </w:rPr>
+        <w:t>Explained the about AMD work culture.</w:t>
+      </w:r>
+    </w:p>
+    <w:p>
+      <w:pPr>
+        <w:numPr>
+          <w:ilvl w:val="0"/>
+          <w:numId w:val="49"/>
+        </w:numPr>
+        <w:ind w:leftChars="0"/>
+        <w:rPr>
+          <w:rFonts w:hint="default"/>
+          <w:b w:val="0"/>
+          <w:bCs w:val="0"/>
+          <w:lang w:val="en-US"/>
+        </w:rPr>
+      </w:pPr>
+      <w:r>
+        <w:rPr>
+          <w:rFonts w:hint="default"/>
+          <w:b w:val="0"/>
+          <w:bCs w:val="0"/>
+          <w:lang w:val="en-US"/>
+        </w:rPr>
+        <w:t>Explained me the role and responsibility's.</w:t>
+      </w:r>
+    </w:p>
+    <w:p>
+      <w:pPr>
+        <w:numPr>
+          <w:ilvl w:val="0"/>
+          <w:numId w:val="49"/>
+        </w:numPr>
+        <w:ind w:leftChars="0"/>
+        <w:rPr>
+          <w:rFonts w:hint="default"/>
+          <w:b w:val="0"/>
+          <w:bCs w:val="0"/>
+          <w:lang w:val="en-US"/>
+        </w:rPr>
+      </w:pPr>
+      <w:r>
+        <w:rPr>
+          <w:rFonts w:hint="default"/>
+          <w:b w:val="0"/>
+          <w:bCs w:val="0"/>
+          <w:lang w:val="en-US"/>
+        </w:rPr>
+        <w:t>Explained about the project.</w:t>
+      </w:r>
+    </w:p>
+    <w:p>
+      <w:pPr>
+        <w:numPr>
+          <w:ilvl w:val="0"/>
+          <w:numId w:val="0"/>
+        </w:numPr>
+        <w:rPr>
+          <w:rFonts w:hint="default"/>
+          <w:b w:val="0"/>
+          <w:bCs w:val="0"/>
+          <w:lang w:val="en-US"/>
+        </w:rPr>
+      </w:pPr>
+    </w:p>
+    <w:p>
+      <w:pPr>
+        <w:numPr>
+          <w:ilvl w:val="0"/>
+          <w:numId w:val="0"/>
+        </w:numPr>
+        <w:rPr>
+          <w:rFonts w:hint="default"/>
+          <w:b w:val="0"/>
+          <w:bCs w:val="0"/>
+          <w:lang w:val="en-US"/>
+        </w:rPr>
+      </w:pPr>
+    </w:p>
+    <w:p>
+      <w:pPr>
+        <w:numPr>
+          <w:ilvl w:val="0"/>
           <w:numId w:val="1"/>
         </w:numPr>
         <w:ind w:left="0" w:leftChars="0" w:firstLine="0" w:firstLineChars="0"/>
@@ -19077,6 +20390,874 @@
         </w:rPr>
         <w:t>(Cleared)</w:t>
       </w:r>
+    </w:p>
+    <w:p>
+      <w:pPr>
+        <w:numPr>
+          <w:ilvl w:val="0"/>
+          <w:numId w:val="1"/>
+        </w:numPr>
+        <w:ind w:left="0" w:leftChars="0" w:firstLine="0" w:firstLineChars="0"/>
+        <w:rPr>
+          <w:rFonts w:hint="default"/>
+          <w:b w:val="0"/>
+          <w:bCs w:val="0"/>
+          <w:lang w:val="en-US"/>
+        </w:rPr>
+      </w:pPr>
+      <w:r>
+        <w:rPr>
+          <w:rFonts w:hint="default"/>
+          <w:b/>
+          <w:bCs/>
+          <w:lang w:val="en-US"/>
+        </w:rPr>
+        <w:t>Ignitarium Technology Solutions TR-2 (19</w:t>
+      </w:r>
+      <w:r>
+        <w:rPr>
+          <w:rFonts w:hint="default"/>
+          <w:b/>
+          <w:bCs/>
+          <w:vertAlign w:val="superscript"/>
+          <w:lang w:val="en-US"/>
+        </w:rPr>
+        <w:t>th</w:t>
+      </w:r>
+      <w:r>
+        <w:rPr>
+          <w:rFonts w:hint="default"/>
+          <w:b/>
+          <w:bCs/>
+          <w:lang w:val="en-US"/>
+        </w:rPr>
+        <w:t xml:space="preserve"> September 2025 17:00 to 17:30) </w:t>
+      </w:r>
+      <w:r>
+        <w:rPr>
+          <w:rFonts w:hint="default"/>
+          <w:b/>
+          <w:bCs/>
+          <w:color w:val="00B050"/>
+          <w:lang w:val="en-US"/>
+        </w:rPr>
+        <w:t>(Cleared)</w:t>
+      </w:r>
+    </w:p>
+    <w:p>
+      <w:pPr>
+        <w:numPr>
+          <w:ilvl w:val="0"/>
+          <w:numId w:val="1"/>
+        </w:numPr>
+        <w:ind w:left="0" w:leftChars="0" w:firstLine="0" w:firstLineChars="0"/>
+        <w:rPr>
+          <w:rFonts w:hint="default"/>
+          <w:b w:val="0"/>
+          <w:bCs w:val="0"/>
+          <w:lang w:val="en-US"/>
+        </w:rPr>
+      </w:pPr>
+      <w:r>
+        <w:rPr>
+          <w:rFonts w:hint="default"/>
+          <w:b/>
+          <w:bCs/>
+          <w:lang w:val="en-US"/>
+        </w:rPr>
+        <w:t>Qualcomm Direct TR-1 (29</w:t>
+      </w:r>
+      <w:r>
+        <w:rPr>
+          <w:rFonts w:hint="default"/>
+          <w:b/>
+          <w:bCs/>
+          <w:vertAlign w:val="superscript"/>
+          <w:lang w:val="en-US"/>
+        </w:rPr>
+        <w:t>th</w:t>
+      </w:r>
+      <w:r>
+        <w:rPr>
+          <w:rFonts w:hint="default"/>
+          <w:b/>
+          <w:bCs/>
+          <w:lang w:val="en-US"/>
+        </w:rPr>
+        <w:t xml:space="preserve"> Jan 2026 10:00 to 12:00) </w:t>
+      </w:r>
+      <w:r>
+        <w:rPr>
+          <w:rFonts w:hint="default"/>
+          <w:b/>
+          <w:bCs/>
+          <w:color w:val="FF0000"/>
+          <w:lang w:val="en-US"/>
+        </w:rPr>
+        <w:t>(Rejected-18)</w:t>
+      </w:r>
+      <w:r>
+        <w:rPr>
+          <w:rFonts w:hint="default"/>
+          <w:b/>
+          <w:bCs/>
+          <w:lang w:val="en-US"/>
+        </w:rPr>
+        <w:br w:type="textWrapping"/>
+      </w:r>
+      <w:r>
+        <w:rPr>
+          <w:rFonts w:hint="default"/>
+          <w:b w:val="0"/>
+          <w:bCs w:val="0"/>
+          <w:lang w:val="en-US"/>
+        </w:rPr>
+        <w:t>Techanical Round-1:-</w:t>
+      </w:r>
+    </w:p>
+    <w:p>
+      <w:pPr>
+        <w:numPr>
+          <w:ilvl w:val="0"/>
+          <w:numId w:val="50"/>
+        </w:numPr>
+        <w:ind w:leftChars="0"/>
+        <w:rPr>
+          <w:rFonts w:hint="default"/>
+          <w:b w:val="0"/>
+          <w:bCs w:val="0"/>
+          <w:lang w:val="en-US"/>
+        </w:rPr>
+      </w:pPr>
+      <w:r>
+        <w:rPr>
+          <w:rFonts w:hint="default"/>
+          <w:b w:val="0"/>
+          <w:bCs w:val="0"/>
+        </w:rPr>
+        <w:t>Intraduce your self.</w:t>
+      </w:r>
+    </w:p>
+    <w:p>
+      <w:pPr>
+        <w:numPr>
+          <w:ilvl w:val="0"/>
+          <w:numId w:val="50"/>
+        </w:numPr>
+        <w:ind w:leftChars="0"/>
+        <w:rPr>
+          <w:rFonts w:hint="default"/>
+          <w:b w:val="0"/>
+          <w:bCs w:val="0"/>
+          <w:lang w:val="en-US"/>
+        </w:rPr>
+      </w:pPr>
+      <w:r>
+        <w:rPr>
+          <w:rFonts w:hint="default"/>
+          <w:b w:val="0"/>
+          <w:bCs w:val="0"/>
+        </w:rPr>
+        <w:t>Explain me the booting pr</w:t>
+      </w:r>
+      <w:r>
+        <w:rPr>
+          <w:rFonts w:hint="default"/>
+          <w:b w:val="0"/>
+          <w:bCs w:val="0"/>
+          <w:lang w:val="en-US"/>
+        </w:rPr>
+        <w:t>ocess</w:t>
+      </w:r>
+    </w:p>
+    <w:p>
+      <w:pPr>
+        <w:numPr>
+          <w:ilvl w:val="0"/>
+          <w:numId w:val="50"/>
+        </w:numPr>
+        <w:ind w:leftChars="0"/>
+        <w:rPr>
+          <w:rFonts w:hint="default"/>
+          <w:b w:val="0"/>
+          <w:bCs w:val="0"/>
+          <w:lang w:val="en-US"/>
+        </w:rPr>
+      </w:pPr>
+      <w:r>
+        <w:rPr>
+          <w:rFonts w:hint="default"/>
+          <w:b w:val="0"/>
+          <w:bCs w:val="0"/>
+          <w:lang w:val="en-US"/>
+        </w:rPr>
+        <w:t>Write a program to add a node in the middle of the linked list.</w:t>
+      </w:r>
+    </w:p>
+    <w:p>
+      <w:pPr>
+        <w:numPr>
+          <w:ilvl w:val="0"/>
+          <w:numId w:val="50"/>
+        </w:numPr>
+        <w:ind w:leftChars="0"/>
+        <w:rPr>
+          <w:rFonts w:hint="default"/>
+          <w:b w:val="0"/>
+          <w:bCs w:val="0"/>
+          <w:lang w:val="en-US"/>
+        </w:rPr>
+      </w:pPr>
+      <w:r>
+        <w:rPr>
+          <w:rFonts w:hint="default"/>
+          <w:b w:val="0"/>
+          <w:bCs w:val="0"/>
+          <w:lang w:val="en-US"/>
+        </w:rPr>
+        <w:t>How do you insure from unauthorized source, Firmware receives to device over FOTA.</w:t>
+      </w:r>
+    </w:p>
+    <w:p>
+      <w:pPr>
+        <w:numPr>
+          <w:ilvl w:val="0"/>
+          <w:numId w:val="0"/>
+        </w:numPr>
+        <w:rPr>
+          <w:rFonts w:hint="default"/>
+          <w:b w:val="0"/>
+          <w:bCs w:val="0"/>
+          <w:lang w:val="en-US"/>
+        </w:rPr>
+      </w:pPr>
+      <w:r>
+        <w:rPr>
+          <w:rFonts w:hint="default"/>
+          <w:b w:val="0"/>
+          <w:bCs w:val="0"/>
+          <w:lang w:val="en-US"/>
+        </w:rPr>
+        <w:t>Techanical Round-2:-</w:t>
+      </w:r>
+    </w:p>
+    <w:p>
+      <w:pPr>
+        <w:numPr>
+          <w:ilvl w:val="0"/>
+          <w:numId w:val="51"/>
+        </w:numPr>
+        <w:rPr>
+          <w:rFonts w:hint="default"/>
+          <w:b w:val="0"/>
+          <w:bCs w:val="0"/>
+          <w:lang w:val="en-US"/>
+        </w:rPr>
+      </w:pPr>
+      <w:r>
+        <w:rPr>
+          <w:rFonts w:hint="default"/>
+          <w:b w:val="0"/>
+          <w:bCs w:val="0"/>
+          <w:lang w:val="en-US"/>
+        </w:rPr>
+        <w:t>Write a program to delete node in a linked list.</w:t>
+      </w:r>
+    </w:p>
+    <w:p>
+      <w:pPr>
+        <w:numPr>
+          <w:ilvl w:val="0"/>
+          <w:numId w:val="51"/>
+        </w:numPr>
+        <w:rPr>
+          <w:rFonts w:hint="default"/>
+          <w:b w:val="0"/>
+          <w:bCs w:val="0"/>
+          <w:lang w:val="en-US"/>
+        </w:rPr>
+      </w:pPr>
+      <w:r>
+        <w:rPr>
+          <w:rFonts w:hint="default"/>
+          <w:b w:val="0"/>
+          <w:bCs w:val="0"/>
+          <w:lang w:val="en-US"/>
+        </w:rPr>
+        <w:t>Explain me the C storage class.</w:t>
+      </w:r>
+    </w:p>
+    <w:p>
+      <w:pPr>
+        <w:numPr>
+          <w:ilvl w:val="0"/>
+          <w:numId w:val="51"/>
+        </w:numPr>
+        <w:rPr>
+          <w:rFonts w:hint="default"/>
+          <w:b w:val="0"/>
+          <w:bCs w:val="0"/>
+          <w:lang w:val="en-US"/>
+        </w:rPr>
+      </w:pPr>
+      <w:r>
+        <w:rPr>
+          <w:rFonts w:hint="default"/>
+          <w:b w:val="0"/>
+          <w:bCs w:val="0"/>
+          <w:lang w:val="en-US"/>
+        </w:rPr>
+        <w:t>[2,2,4,4,6,5,5,7] find unique elements form the error.</w:t>
+      </w:r>
+    </w:p>
+    <w:p>
+      <w:pPr>
+        <w:numPr>
+          <w:ilvl w:val="0"/>
+          <w:numId w:val="51"/>
+        </w:numPr>
+        <w:rPr>
+          <w:rFonts w:hint="default"/>
+          <w:b w:val="0"/>
+          <w:bCs w:val="0"/>
+          <w:lang w:val="en-US"/>
+        </w:rPr>
+      </w:pPr>
+      <w:r>
+        <w:rPr>
+          <w:rFonts w:hint="default"/>
+          <w:b w:val="0"/>
+          <w:bCs w:val="0"/>
+          <w:lang w:val="en-US"/>
+        </w:rPr>
+        <w:t>Write a program to find a two numbers that results more than or equal to the target from the array.</w:t>
+      </w:r>
+    </w:p>
+    <w:p>
+      <w:pPr>
+        <w:numPr>
+          <w:ilvl w:val="0"/>
+          <w:numId w:val="51"/>
+        </w:numPr>
+        <w:rPr>
+          <w:rFonts w:hint="default"/>
+          <w:b w:val="0"/>
+          <w:bCs w:val="0"/>
+          <w:lang w:val="en-US"/>
+        </w:rPr>
+      </w:pPr>
+      <w:r>
+        <w:rPr>
+          <w:rFonts w:hint="default"/>
+          <w:b w:val="0"/>
+          <w:bCs w:val="0"/>
+          <w:lang w:val="en-US"/>
+        </w:rPr>
+        <w:t>There are +ve numbers, -ve numbers and at the end of the error all a special character is there, you need to return the index of the special character first occurrence.</w:t>
+      </w:r>
+    </w:p>
+    <w:p>
+      <w:pPr>
+        <w:numPr>
+          <w:ilvl w:val="0"/>
+          <w:numId w:val="0"/>
+        </w:numPr>
+        <w:rPr>
+          <w:rFonts w:hint="default"/>
+          <w:b w:val="0"/>
+          <w:bCs w:val="0"/>
+          <w:lang w:val="en-US"/>
+        </w:rPr>
+      </w:pPr>
+    </w:p>
+    <w:p>
+      <w:pPr>
+        <w:numPr>
+          <w:ilvl w:val="0"/>
+          <w:numId w:val="0"/>
+        </w:numPr>
+        <w:rPr>
+          <w:rFonts w:hint="default"/>
+          <w:b w:val="0"/>
+          <w:bCs w:val="0"/>
+          <w:lang w:val="en-US"/>
+        </w:rPr>
+      </w:pPr>
+    </w:p>
+    <w:p>
+      <w:pPr>
+        <w:numPr>
+          <w:ilvl w:val="0"/>
+          <w:numId w:val="0"/>
+        </w:numPr>
+        <w:rPr>
+          <w:rFonts w:hint="default"/>
+          <w:b w:val="0"/>
+          <w:bCs w:val="0"/>
+          <w:lang w:val="en-US"/>
+        </w:rPr>
+      </w:pPr>
+    </w:p>
+    <w:p>
+      <w:pPr>
+        <w:numPr>
+          <w:ilvl w:val="0"/>
+          <w:numId w:val="0"/>
+        </w:numPr>
+        <w:rPr>
+          <w:rFonts w:hint="default"/>
+          <w:b/>
+          <w:bCs/>
+          <w:lang w:val="en-US"/>
+        </w:rPr>
+      </w:pPr>
+      <w:r>
+        <w:rPr>
+          <w:rFonts w:hint="default"/>
+          <w:b/>
+          <w:bCs/>
+          <w:lang w:val="en-US"/>
+        </w:rPr>
+        <w:t>Logical ability: -</w:t>
+      </w:r>
+    </w:p>
+    <w:p>
+      <w:pPr>
+        <w:numPr>
+          <w:ilvl w:val="0"/>
+          <w:numId w:val="0"/>
+        </w:numPr>
+        <w:rPr>
+          <w:rFonts w:hint="default"/>
+          <w:b w:val="0"/>
+          <w:bCs w:val="0"/>
+          <w:lang w:val="en-US"/>
+        </w:rPr>
+      </w:pPr>
+      <w:r>
+        <w:rPr>
+          <w:rFonts w:hint="default"/>
+          <w:b w:val="0"/>
+          <w:bCs w:val="0"/>
+          <w:lang w:val="en-US"/>
+        </w:rPr>
+        <w:t>1.You have a birthday cake and have to cut it into 8 equal pieces by making 3 cuts only. How do you do it?</w:t>
+      </w:r>
+    </w:p>
+    <w:p>
+      <w:pPr>
+        <w:numPr>
+          <w:ilvl w:val="0"/>
+          <w:numId w:val="0"/>
+        </w:numPr>
+        <w:rPr>
+          <w:rFonts w:hint="default"/>
+          <w:b w:val="0"/>
+          <w:bCs w:val="0"/>
+          <w:lang w:val="en-US"/>
+        </w:rPr>
+      </w:pPr>
+    </w:p>
+    <w:p>
+      <w:pPr>
+        <w:numPr>
+          <w:ilvl w:val="0"/>
+          <w:numId w:val="0"/>
+        </w:numPr>
+        <w:rPr>
+          <w:rFonts w:hint="default"/>
+          <w:b w:val="0"/>
+          <w:bCs w:val="0"/>
+          <w:lang w:val="en-US"/>
+        </w:rPr>
+      </w:pPr>
+      <w:r>
+        <w:rPr>
+          <w:rFonts w:hint="default"/>
+          <w:b w:val="0"/>
+          <w:bCs w:val="0"/>
+          <w:lang w:val="en-US"/>
+        </w:rPr>
+        <w:t>2.One bridge is there and having one torch light. 4 members are need to cross the bridge and the bridge can hold only two persons at a time. Among the two persons, they go with slower persons speed.</w:t>
+      </w:r>
+    </w:p>
+    <w:p>
+      <w:pPr>
+        <w:numPr>
+          <w:ilvl w:val="0"/>
+          <w:numId w:val="0"/>
+        </w:numPr>
+        <w:rPr>
+          <w:rFonts w:hint="default"/>
+          <w:b w:val="0"/>
+          <w:bCs w:val="0"/>
+          <w:lang w:val="en-US"/>
+        </w:rPr>
+      </w:pPr>
+      <w:r>
+        <w:rPr>
+          <w:rFonts w:hint="default"/>
+          <w:b w:val="0"/>
+          <w:bCs w:val="0"/>
+          <w:lang w:val="en-US"/>
+        </w:rPr>
+        <w:t>A takes 1min to cross.</w:t>
+      </w:r>
+    </w:p>
+    <w:p>
+      <w:pPr>
+        <w:numPr>
+          <w:ilvl w:val="0"/>
+          <w:numId w:val="0"/>
+        </w:numPr>
+        <w:rPr>
+          <w:rFonts w:hint="default"/>
+          <w:b w:val="0"/>
+          <w:bCs w:val="0"/>
+          <w:lang w:val="en-US"/>
+        </w:rPr>
+      </w:pPr>
+      <w:r>
+        <w:rPr>
+          <w:rFonts w:hint="default"/>
+          <w:b w:val="0"/>
+          <w:bCs w:val="0"/>
+          <w:lang w:val="en-US"/>
+        </w:rPr>
+        <w:t>B takes 2min to cross.</w:t>
+      </w:r>
+    </w:p>
+    <w:p>
+      <w:pPr>
+        <w:numPr>
+          <w:ilvl w:val="0"/>
+          <w:numId w:val="0"/>
+        </w:numPr>
+        <w:rPr>
+          <w:rFonts w:hint="default"/>
+          <w:b w:val="0"/>
+          <w:bCs w:val="0"/>
+          <w:lang w:val="en-US"/>
+        </w:rPr>
+      </w:pPr>
+      <w:r>
+        <w:rPr>
+          <w:rFonts w:hint="default"/>
+          <w:b w:val="0"/>
+          <w:bCs w:val="0"/>
+          <w:lang w:val="en-US"/>
+        </w:rPr>
+        <w:t>C takes 5min to cross.</w:t>
+      </w:r>
+    </w:p>
+    <w:p>
+      <w:pPr>
+        <w:numPr>
+          <w:ilvl w:val="0"/>
+          <w:numId w:val="0"/>
+        </w:numPr>
+        <w:rPr>
+          <w:rFonts w:hint="default"/>
+          <w:b w:val="0"/>
+          <w:bCs w:val="0"/>
+          <w:lang w:val="en-US"/>
+        </w:rPr>
+      </w:pPr>
+      <w:r>
+        <w:rPr>
+          <w:rFonts w:hint="default"/>
+          <w:b w:val="0"/>
+          <w:bCs w:val="0"/>
+          <w:lang w:val="en-US"/>
+        </w:rPr>
+        <w:t>D takes 10min to cross.</w:t>
+      </w:r>
+    </w:p>
+    <w:p>
+      <w:pPr>
+        <w:numPr>
+          <w:ilvl w:val="0"/>
+          <w:numId w:val="0"/>
+        </w:numPr>
+        <w:rPr>
+          <w:rFonts w:hint="default"/>
+          <w:b w:val="0"/>
+          <w:bCs w:val="0"/>
+          <w:lang w:val="en-US"/>
+        </w:rPr>
+      </w:pPr>
+      <w:r>
+        <w:rPr>
+          <w:rFonts w:hint="default"/>
+          <w:b w:val="0"/>
+          <w:bCs w:val="0"/>
+          <w:lang w:val="en-US"/>
+        </w:rPr>
+        <w:t>What is the minimum time to cross the 4 members.</w:t>
+      </w:r>
+    </w:p>
+    <w:p>
+      <w:pPr>
+        <w:numPr>
+          <w:ilvl w:val="0"/>
+          <w:numId w:val="0"/>
+        </w:numPr>
+        <w:rPr>
+          <w:rFonts w:hint="default"/>
+          <w:b w:val="0"/>
+          <w:bCs w:val="0"/>
+          <w:lang w:val="en-US"/>
+        </w:rPr>
+      </w:pPr>
+    </w:p>
+    <w:p>
+      <w:pPr>
+        <w:numPr>
+          <w:ilvl w:val="0"/>
+          <w:numId w:val="0"/>
+        </w:numPr>
+        <w:rPr>
+          <w:rFonts w:hint="default"/>
+          <w:b w:val="0"/>
+          <w:bCs w:val="0"/>
+          <w:lang w:val="en-US"/>
+        </w:rPr>
+      </w:pPr>
+      <w:r>
+        <w:rPr>
+          <w:rFonts w:hint="default"/>
+          <w:b w:val="0"/>
+          <w:bCs w:val="0"/>
+          <w:lang w:val="en-US"/>
+        </w:rPr>
+        <w:t>3.Using only a Four-minute hourglass and a seven-minute hourglass/sand glass,</w:t>
+      </w:r>
+    </w:p>
+    <w:p>
+      <w:pPr>
+        <w:numPr>
+          <w:ilvl w:val="0"/>
+          <w:numId w:val="0"/>
+        </w:numPr>
+        <w:rPr>
+          <w:rFonts w:hint="default"/>
+          <w:b w:val="0"/>
+          <w:bCs w:val="0"/>
+          <w:lang w:val="en-US"/>
+        </w:rPr>
+      </w:pPr>
+      <w:r>
+        <w:rPr>
+          <w:rFonts w:hint="default"/>
+          <w:b w:val="0"/>
+          <w:bCs w:val="0"/>
+          <w:lang w:val="en-US"/>
+        </w:rPr>
+        <w:t>How will you measure exacte 9 minutes?</w:t>
+      </w:r>
+    </w:p>
+    <w:p>
+      <w:pPr>
+        <w:numPr>
+          <w:ilvl w:val="0"/>
+          <w:numId w:val="0"/>
+        </w:numPr>
+        <w:rPr>
+          <w:rFonts w:hint="default"/>
+          <w:b w:val="0"/>
+          <w:bCs w:val="0"/>
+          <w:lang w:val="en-US"/>
+        </w:rPr>
+      </w:pPr>
+    </w:p>
+    <w:p>
+      <w:pPr>
+        <w:numPr>
+          <w:ilvl w:val="0"/>
+          <w:numId w:val="0"/>
+        </w:numPr>
+        <w:rPr>
+          <w:rFonts w:hint="default"/>
+          <w:b w:val="0"/>
+          <w:bCs w:val="0"/>
+          <w:lang w:val="en-US"/>
+        </w:rPr>
+      </w:pPr>
+      <w:r>
+        <w:rPr>
+          <w:rFonts w:hint="default"/>
+          <w:b w:val="0"/>
+          <w:bCs w:val="0"/>
+          <w:lang w:val="en-US"/>
+        </w:rPr>
+        <w:t>4. If you having a 5 litter bucket and 3 litter bucket, I want you to measure the 4 litters of water in a 5 litter bucket.</w:t>
+      </w:r>
+    </w:p>
+    <w:p>
+      <w:pPr>
+        <w:numPr>
+          <w:ilvl w:val="0"/>
+          <w:numId w:val="0"/>
+        </w:numPr>
+        <w:rPr>
+          <w:rFonts w:hint="default"/>
+          <w:b w:val="0"/>
+          <w:bCs w:val="0"/>
+          <w:lang w:val="en-US"/>
+        </w:rPr>
+      </w:pPr>
+    </w:p>
+    <w:p>
+      <w:pPr>
+        <w:numPr>
+          <w:ilvl w:val="0"/>
+          <w:numId w:val="0"/>
+        </w:numPr>
+        <w:rPr>
+          <w:rFonts w:hint="default"/>
+          <w:b w:val="0"/>
+          <w:bCs w:val="0"/>
+          <w:lang w:val="en-US"/>
+        </w:rPr>
+      </w:pPr>
+      <w:r>
+        <w:rPr>
+          <w:rFonts w:hint="default"/>
+          <w:b w:val="0"/>
+          <w:bCs w:val="0"/>
+          <w:lang w:val="en-US"/>
+        </w:rPr>
+        <w:t>5.There is a two trees, tree-1 having X birds and another tree-2 having Y birds.</w:t>
+      </w:r>
+    </w:p>
+    <w:p>
+      <w:pPr>
+        <w:numPr>
+          <w:ilvl w:val="0"/>
+          <w:numId w:val="0"/>
+        </w:numPr>
+        <w:rPr>
+          <w:rFonts w:hint="default"/>
+          <w:b w:val="0"/>
+          <w:bCs w:val="0"/>
+          <w:lang w:val="en-US"/>
+        </w:rPr>
+      </w:pPr>
+      <w:r>
+        <w:rPr>
+          <w:rFonts w:hint="default"/>
+          <w:b w:val="0"/>
+          <w:bCs w:val="0"/>
+          <w:lang w:val="en-US"/>
+        </w:rPr>
+        <w:t xml:space="preserve">Condition-1:- </w:t>
+      </w:r>
+    </w:p>
+    <w:p>
+      <w:pPr>
+        <w:numPr>
+          <w:ilvl w:val="0"/>
+          <w:numId w:val="0"/>
+        </w:numPr>
+        <w:rPr>
+          <w:rFonts w:hint="default"/>
+          <w:b w:val="0"/>
+          <w:bCs w:val="0"/>
+          <w:lang w:val="en-US"/>
+        </w:rPr>
+      </w:pPr>
+      <w:r>
+        <w:rPr>
+          <w:rFonts w:hint="default"/>
+          <w:b w:val="0"/>
+          <w:bCs w:val="0"/>
+          <w:lang w:val="en-US"/>
+        </w:rPr>
+        <w:t>If one bird is moved from tree-1 to tree-2, the birds in tree-2 is double the birds in tree-1.</w:t>
+      </w:r>
+    </w:p>
+    <w:p>
+      <w:pPr>
+        <w:numPr>
+          <w:ilvl w:val="0"/>
+          <w:numId w:val="0"/>
+        </w:numPr>
+        <w:rPr>
+          <w:rFonts w:hint="default"/>
+          <w:b w:val="0"/>
+          <w:bCs w:val="0"/>
+          <w:lang w:val="en-US"/>
+        </w:rPr>
+      </w:pPr>
+      <w:r>
+        <w:rPr>
+          <w:rFonts w:hint="default"/>
+          <w:b w:val="0"/>
+          <w:bCs w:val="0"/>
+          <w:lang w:val="en-US"/>
+        </w:rPr>
+        <w:t xml:space="preserve">Condition-2:- </w:t>
+      </w:r>
+    </w:p>
+    <w:p>
+      <w:pPr>
+        <w:numPr>
+          <w:ilvl w:val="0"/>
+          <w:numId w:val="0"/>
+        </w:numPr>
+        <w:rPr>
+          <w:rFonts w:hint="default"/>
+          <w:b w:val="0"/>
+          <w:bCs w:val="0"/>
+          <w:lang w:val="en-US"/>
+        </w:rPr>
+      </w:pPr>
+      <w:r>
+        <w:rPr>
+          <w:rFonts w:hint="default"/>
+          <w:b w:val="0"/>
+          <w:bCs w:val="0"/>
+          <w:lang w:val="en-US"/>
+        </w:rPr>
+        <w:t>If one bird is moved from tree-2 to tree-1, the birds in tree-1 is equal to the birds in tree-2.</w:t>
+      </w:r>
+    </w:p>
+    <w:p>
+      <w:pPr>
+        <w:numPr>
+          <w:ilvl w:val="0"/>
+          <w:numId w:val="0"/>
+        </w:numPr>
+        <w:rPr>
+          <w:rFonts w:hint="default"/>
+          <w:b w:val="0"/>
+          <w:bCs w:val="0"/>
+          <w:lang w:val="en-US"/>
+        </w:rPr>
+      </w:pPr>
+      <w:r>
+        <w:rPr>
+          <w:rFonts w:hint="default"/>
+          <w:b w:val="0"/>
+          <w:bCs w:val="0"/>
+          <w:lang w:val="en-US"/>
+        </w:rPr>
+        <w:t>What are the values of X and Y.</w:t>
+      </w:r>
+    </w:p>
+    <w:p>
+      <w:pPr>
+        <w:numPr>
+          <w:ilvl w:val="0"/>
+          <w:numId w:val="0"/>
+        </w:numPr>
+        <w:rPr>
+          <w:rFonts w:hint="default"/>
+          <w:b w:val="0"/>
+          <w:bCs w:val="0"/>
+          <w:lang w:val="en-US"/>
+        </w:rPr>
+      </w:pPr>
     </w:p>
     <w:p>
       <w:pPr>
@@ -19133,7 +21314,7 @@
           <w:szCs w:val="300"/>
           <w:lang w:val="en-US"/>
         </w:rPr>
-        <w:t>17</w:t>
+        <w:t>18</w:t>
       </w:r>
       <w:r>
         <w:rPr>
@@ -19144,7 +21325,7 @@
           <w:szCs w:val="300"/>
           <w:lang w:val="en-US"/>
         </w:rPr>
-        <w:t>/48</w:t>
+        <w:t>/50</w:t>
       </w:r>
     </w:p>
     <w:p>
@@ -19174,21 +21355,7 @@
           <w:szCs w:val="300"/>
           <w:lang w:val="en-US"/>
         </w:rPr>
-        <w:t>36</w:t>
-      </w:r>
-      <w:bookmarkStart w:id="0" w:name="_GoBack"/>
-      <w:bookmarkEnd w:id="0"/>
-      <w:r>
-        <w:rPr>
-          <w:rFonts w:hint="default"/>
-          <w:b/>
-          <w:bCs/>
-          <w:color w:val="FF0000"/>
-          <w:sz w:val="300"/>
-          <w:szCs w:val="300"/>
-          <w:lang w:val="en-US"/>
-        </w:rPr>
-        <w:t>%</w:t>
+        <w:t>36%</w:t>
       </w:r>
     </w:p>
     <w:sectPr>
@@ -19206,7 +21373,7 @@
 <w:ftr xmlns:wpc="http://schemas.microsoft.com/office/word/2010/wordprocessingCanvas" xmlns:mc="http://schemas.openxmlformats.org/markup-compatibility/2006" xmlns:o="urn:schemas-microsoft-com:office:office" xmlns:r="http://schemas.openxmlformats.org/officeDocument/2006/relationships" xmlns:m="http://schemas.openxmlformats.org/officeDocument/2006/math" xmlns:v="urn:schemas-microsoft-com:vml" xmlns:wp14="http://schemas.microsoft.com/office/word/2010/wordprocessingDrawing" xmlns:wp="http://schemas.openxmlformats.org/drawingml/2006/wordprocessingDrawing" xmlns:w10="urn:schemas-microsoft-com:office:word" xmlns:w="http://schemas.openxmlformats.org/wordprocessingml/2006/main" xmlns:w14="http://schemas.microsoft.com/office/word/2010/wordml" xmlns:w15="http://schemas.microsoft.com/office/word/2012/wordml" xmlns:wpg="http://schemas.microsoft.com/office/word/2010/wordprocessingGroup" xmlns:wpi="http://schemas.microsoft.com/office/word/2010/wordprocessingInk" xmlns:wne="http://schemas.microsoft.com/office/word/2006/wordml" xmlns:wps="http://schemas.microsoft.com/office/word/2010/wordprocessingShape" xmlns:wpsCustomData="http://www.wps.cn/officeDocument/2013/wpsCustomData" mc:Ignorable="w14 w15 wp14">
   <w:p>
     <w:pPr>
-      <w:pStyle w:val="5"/>
+      <w:pStyle w:val="6"/>
     </w:pPr>
     <w:r>
       <w:rPr>
@@ -19263,7 +21430,7 @@
                       <w:txbxContent>
                         <w:p>
                           <w:pPr>
-                            <w:pStyle w:val="5"/>
+                            <w:pStyle w:val="6"/>
                           </w:pPr>
                           <w:r>
                             <w:fldChar w:fldCharType="begin"/>
@@ -19303,7 +21470,7 @@
                 <w:txbxContent>
                   <w:p>
                     <w:pPr>
-                      <w:pStyle w:val="5"/>
+                      <w:pStyle w:val="6"/>
                     </w:pPr>
                     <w:r>
                       <w:fldChar w:fldCharType="begin"/>
@@ -19531,6 +21698,18 @@
     </w:lvl>
   </w:abstractNum>
   <w:abstractNum w:abstractNumId="7">
+    <w:nsid w:val="A9A59BEE"/>
+    <w:multiLevelType w:val="singleLevel"/>
+    <w:tmpl w:val="A9A59BEE"/>
+    <w:lvl w:ilvl="0" w:tentative="0">
+      <w:start w:val="1"/>
+      <w:numFmt w:val="decimal"/>
+      <w:suff w:val="space"/>
+      <w:lvlText w:val="%1."/>
+      <w:lvlJc w:val="left"/>
+    </w:lvl>
+  </w:abstractNum>
+  <w:abstractNum w:abstractNumId="8">
     <w:nsid w:val="AA191DB1"/>
     <w:multiLevelType w:val="singleLevel"/>
     <w:tmpl w:val="AA191DB1"/>
@@ -19542,7 +21721,168 @@
       <w:lvlJc w:val="left"/>
     </w:lvl>
   </w:abstractNum>
-  <w:abstractNum w:abstractNumId="8">
+  <w:abstractNum w:abstractNumId="9">
+    <w:nsid w:val="B2A1733C"/>
+    <w:multiLevelType w:val="multilevel"/>
+    <w:tmpl w:val="B2A1733C"/>
+    <w:lvl w:ilvl="0" w:tentative="0">
+      <w:start w:val="1"/>
+      <w:numFmt w:val="bullet"/>
+      <w:lvlText w:val=""/>
+      <w:lvlJc w:val="left"/>
+      <w:pPr>
+        <w:tabs>
+          <w:tab w:val="left" w:pos="720"/>
+        </w:tabs>
+        <w:ind w:left="720" w:hanging="360"/>
+      </w:pPr>
+      <w:rPr>
+        <w:rFonts w:ascii="Symbol" w:hAnsi="Symbol" w:cs="Symbol"/>
+        <w:sz w:val="20"/>
+      </w:rPr>
+    </w:lvl>
+    <w:lvl w:ilvl="1" w:tentative="0">
+      <w:start w:val="1"/>
+      <w:numFmt w:val="bullet"/>
+      <w:lvlText w:val=""/>
+      <w:lvlJc w:val="left"/>
+      <w:pPr>
+        <w:tabs>
+          <w:tab w:val="left" w:pos="1440"/>
+        </w:tabs>
+        <w:ind w:left="1440" w:hanging="360"/>
+      </w:pPr>
+      <w:rPr>
+        <w:rFonts w:hint="default" w:ascii="Symbol" w:hAnsi="Symbol" w:cs="Symbol"/>
+        <w:sz w:val="20"/>
+      </w:rPr>
+    </w:lvl>
+    <w:lvl w:ilvl="2" w:tentative="0">
+      <w:start w:val="1"/>
+      <w:numFmt w:val="bullet"/>
+      <w:lvlText w:val=""/>
+      <w:lvlJc w:val="left"/>
+      <w:pPr>
+        <w:tabs>
+          <w:tab w:val="left" w:pos="2160"/>
+        </w:tabs>
+        <w:ind w:left="2160" w:hanging="360"/>
+      </w:pPr>
+      <w:rPr>
+        <w:rFonts w:hint="default" w:ascii="Symbol" w:hAnsi="Symbol" w:cs="Symbol"/>
+        <w:sz w:val="20"/>
+      </w:rPr>
+    </w:lvl>
+    <w:lvl w:ilvl="3" w:tentative="0">
+      <w:start w:val="1"/>
+      <w:numFmt w:val="bullet"/>
+      <w:lvlText w:val=""/>
+      <w:lvlJc w:val="left"/>
+      <w:pPr>
+        <w:tabs>
+          <w:tab w:val="left" w:pos="2880"/>
+        </w:tabs>
+        <w:ind w:left="2880" w:hanging="360"/>
+      </w:pPr>
+      <w:rPr>
+        <w:rFonts w:hint="default" w:ascii="Symbol" w:hAnsi="Symbol" w:cs="Symbol"/>
+        <w:sz w:val="20"/>
+      </w:rPr>
+    </w:lvl>
+    <w:lvl w:ilvl="4" w:tentative="0">
+      <w:start w:val="1"/>
+      <w:numFmt w:val="bullet"/>
+      <w:lvlText w:val=""/>
+      <w:lvlJc w:val="left"/>
+      <w:pPr>
+        <w:tabs>
+          <w:tab w:val="left" w:pos="3600"/>
+        </w:tabs>
+        <w:ind w:left="3600" w:hanging="360"/>
+      </w:pPr>
+      <w:rPr>
+        <w:rFonts w:hint="default" w:ascii="Symbol" w:hAnsi="Symbol" w:cs="Symbol"/>
+        <w:sz w:val="20"/>
+      </w:rPr>
+    </w:lvl>
+    <w:lvl w:ilvl="5" w:tentative="0">
+      <w:start w:val="1"/>
+      <w:numFmt w:val="bullet"/>
+      <w:lvlText w:val=""/>
+      <w:lvlJc w:val="left"/>
+      <w:pPr>
+        <w:tabs>
+          <w:tab w:val="left" w:pos="4320"/>
+        </w:tabs>
+        <w:ind w:left="4320" w:hanging="360"/>
+      </w:pPr>
+      <w:rPr>
+        <w:rFonts w:hint="default" w:ascii="Symbol" w:hAnsi="Symbol" w:cs="Symbol"/>
+        <w:sz w:val="20"/>
+      </w:rPr>
+    </w:lvl>
+    <w:lvl w:ilvl="6" w:tentative="0">
+      <w:start w:val="1"/>
+      <w:numFmt w:val="bullet"/>
+      <w:lvlText w:val=""/>
+      <w:lvlJc w:val="left"/>
+      <w:pPr>
+        <w:tabs>
+          <w:tab w:val="left" w:pos="5040"/>
+        </w:tabs>
+        <w:ind w:left="5040" w:hanging="360"/>
+      </w:pPr>
+      <w:rPr>
+        <w:rFonts w:hint="default" w:ascii="Symbol" w:hAnsi="Symbol" w:cs="Symbol"/>
+        <w:sz w:val="20"/>
+      </w:rPr>
+    </w:lvl>
+    <w:lvl w:ilvl="7" w:tentative="0">
+      <w:start w:val="1"/>
+      <w:numFmt w:val="bullet"/>
+      <w:lvlText w:val=""/>
+      <w:lvlJc w:val="left"/>
+      <w:pPr>
+        <w:tabs>
+          <w:tab w:val="left" w:pos="5760"/>
+        </w:tabs>
+        <w:ind w:left="5760" w:hanging="360"/>
+      </w:pPr>
+      <w:rPr>
+        <w:rFonts w:hint="default" w:ascii="Symbol" w:hAnsi="Symbol" w:cs="Symbol"/>
+        <w:sz w:val="20"/>
+      </w:rPr>
+    </w:lvl>
+    <w:lvl w:ilvl="8" w:tentative="0">
+      <w:start w:val="1"/>
+      <w:numFmt w:val="bullet"/>
+      <w:lvlText w:val=""/>
+      <w:lvlJc w:val="left"/>
+      <w:pPr>
+        <w:tabs>
+          <w:tab w:val="left" w:pos="6480"/>
+        </w:tabs>
+        <w:ind w:left="6480" w:hanging="360"/>
+      </w:pPr>
+      <w:rPr>
+        <w:rFonts w:hint="default" w:ascii="Symbol" w:hAnsi="Symbol" w:cs="Symbol"/>
+        <w:sz w:val="20"/>
+      </w:rPr>
+    </w:lvl>
+  </w:abstractNum>
+  <w:abstractNum w:abstractNumId="10">
+    <w:nsid w:val="B71566E1"/>
+    <w:multiLevelType w:val="singleLevel"/>
+    <w:tmpl w:val="B71566E1"/>
+    <w:lvl w:ilvl="0" w:tentative="0">
+      <w:start w:val="1"/>
+      <w:numFmt w:val="decimal"/>
+      <w:suff w:val="space"/>
+      <w:lvlText w:val="%1."/>
+      <w:lvlJc w:val="left"/>
+    </w:lvl>
+  </w:abstractNum>
+  <w:abstractNum w:abstractNumId="11">
     <w:nsid w:val="B9E075DE"/>
     <w:multiLevelType w:val="singleLevel"/>
     <w:tmpl w:val="B9E075DE"/>
@@ -19554,7 +21894,7 @@
       <w:lvlJc w:val="left"/>
     </w:lvl>
   </w:abstractNum>
-  <w:abstractNum w:abstractNumId="9">
+  <w:abstractNum w:abstractNumId="12">
     <w:nsid w:val="BF9D7DCD"/>
     <w:multiLevelType w:val="singleLevel"/>
     <w:tmpl w:val="BF9D7DCD"/>
@@ -19566,7 +21906,7 @@
       <w:lvlJc w:val="left"/>
     </w:lvl>
   </w:abstractNum>
-  <w:abstractNum w:abstractNumId="10">
+  <w:abstractNum w:abstractNumId="13">
     <w:nsid w:val="C2E24257"/>
     <w:multiLevelType w:val="singleLevel"/>
     <w:tmpl w:val="C2E24257"/>
@@ -19578,7 +21918,7 @@
       <w:lvlJc w:val="left"/>
     </w:lvl>
   </w:abstractNum>
-  <w:abstractNum w:abstractNumId="11">
+  <w:abstractNum w:abstractNumId="14">
     <w:nsid w:val="C341CF65"/>
     <w:multiLevelType w:val="singleLevel"/>
     <w:tmpl w:val="C341CF65"/>
@@ -19590,7 +21930,7 @@
       <w:lvlJc w:val="left"/>
     </w:lvl>
   </w:abstractNum>
-  <w:abstractNum w:abstractNumId="12">
+  <w:abstractNum w:abstractNumId="15">
     <w:nsid w:val="D64508F9"/>
     <w:multiLevelType w:val="singleLevel"/>
     <w:tmpl w:val="D64508F9"/>
@@ -19602,7 +21942,19 @@
       <w:lvlJc w:val="left"/>
     </w:lvl>
   </w:abstractNum>
-  <w:abstractNum w:abstractNumId="13">
+  <w:abstractNum w:abstractNumId="16">
+    <w:nsid w:val="D7C67BC9"/>
+    <w:multiLevelType w:val="singleLevel"/>
+    <w:tmpl w:val="D7C67BC9"/>
+    <w:lvl w:ilvl="0" w:tentative="0">
+      <w:start w:val="1"/>
+      <w:numFmt w:val="decimal"/>
+      <w:suff w:val="space"/>
+      <w:lvlText w:val="%1."/>
+      <w:lvlJc w:val="left"/>
+    </w:lvl>
+  </w:abstractNum>
+  <w:abstractNum w:abstractNumId="17">
     <w:nsid w:val="D7C6C75D"/>
     <w:multiLevelType w:val="singleLevel"/>
     <w:tmpl w:val="D7C6C75D"/>
@@ -19614,7 +21966,7 @@
       <w:lvlJc w:val="left"/>
     </w:lvl>
   </w:abstractNum>
-  <w:abstractNum w:abstractNumId="14">
+  <w:abstractNum w:abstractNumId="18">
     <w:nsid w:val="DD11BEC3"/>
     <w:multiLevelType w:val="singleLevel"/>
     <w:tmpl w:val="DD11BEC3"/>
@@ -19626,7 +21978,7 @@
       <w:lvlJc w:val="left"/>
     </w:lvl>
   </w:abstractNum>
-  <w:abstractNum w:abstractNumId="15">
+  <w:abstractNum w:abstractNumId="19">
     <w:nsid w:val="E4DECC0B"/>
     <w:multiLevelType w:val="singleLevel"/>
     <w:tmpl w:val="E4DECC0B"/>
@@ -19638,7 +21990,7 @@
       <w:lvlJc w:val="left"/>
     </w:lvl>
   </w:abstractNum>
-  <w:abstractNum w:abstractNumId="16">
+  <w:abstractNum w:abstractNumId="20">
     <w:nsid w:val="E869FE6F"/>
     <w:multiLevelType w:val="singleLevel"/>
     <w:tmpl w:val="E869FE6F"/>
@@ -19650,7 +22002,7 @@
       <w:lvlJc w:val="left"/>
     </w:lvl>
   </w:abstractNum>
-  <w:abstractNum w:abstractNumId="17">
+  <w:abstractNum w:abstractNumId="21">
     <w:nsid w:val="E884F97F"/>
     <w:multiLevelType w:val="singleLevel"/>
     <w:tmpl w:val="E884F97F"/>
@@ -19662,7 +22014,7 @@
       <w:lvlJc w:val="left"/>
     </w:lvl>
   </w:abstractNum>
-  <w:abstractNum w:abstractNumId="18">
+  <w:abstractNum w:abstractNumId="22">
     <w:nsid w:val="EC0D4D88"/>
     <w:multiLevelType w:val="singleLevel"/>
     <w:tmpl w:val="EC0D4D88"/>
@@ -19674,7 +22026,7 @@
       <w:lvlJc w:val="left"/>
     </w:lvl>
   </w:abstractNum>
-  <w:abstractNum w:abstractNumId="19">
+  <w:abstractNum w:abstractNumId="23">
     <w:nsid w:val="F0162BDF"/>
     <w:multiLevelType w:val="singleLevel"/>
     <w:tmpl w:val="F0162BDF"/>
@@ -19686,7 +22038,19 @@
       <w:lvlJc w:val="left"/>
     </w:lvl>
   </w:abstractNum>
-  <w:abstractNum w:abstractNumId="20">
+  <w:abstractNum w:abstractNumId="24">
+    <w:nsid w:val="F12E70BA"/>
+    <w:multiLevelType w:val="singleLevel"/>
+    <w:tmpl w:val="F12E70BA"/>
+    <w:lvl w:ilvl="0" w:tentative="0">
+      <w:start w:val="1"/>
+      <w:numFmt w:val="decimal"/>
+      <w:suff w:val="space"/>
+      <w:lvlText w:val="%1."/>
+      <w:lvlJc w:val="left"/>
+    </w:lvl>
+  </w:abstractNum>
+  <w:abstractNum w:abstractNumId="25">
     <w:nsid w:val="F95E79EE"/>
     <w:multiLevelType w:val="singleLevel"/>
     <w:tmpl w:val="F95E79EE"/>
@@ -19698,7 +22062,7 @@
       <w:lvlJc w:val="left"/>
     </w:lvl>
   </w:abstractNum>
-  <w:abstractNum w:abstractNumId="21">
+  <w:abstractNum w:abstractNumId="26">
     <w:nsid w:val="FA80F05E"/>
     <w:multiLevelType w:val="singleLevel"/>
     <w:tmpl w:val="FA80F05E"/>
@@ -19718,7 +22082,19 @@
       </w:rPr>
     </w:lvl>
   </w:abstractNum>
-  <w:abstractNum w:abstractNumId="22">
+  <w:abstractNum w:abstractNumId="27">
+    <w:nsid w:val="FDBC6FB8"/>
+    <w:multiLevelType w:val="singleLevel"/>
+    <w:tmpl w:val="FDBC6FB8"/>
+    <w:lvl w:ilvl="0" w:tentative="0">
+      <w:start w:val="1"/>
+      <w:numFmt w:val="decimal"/>
+      <w:suff w:val="space"/>
+      <w:lvlText w:val="%1."/>
+      <w:lvlJc w:val="left"/>
+    </w:lvl>
+  </w:abstractNum>
+  <w:abstractNum w:abstractNumId="28">
     <w:nsid w:val="056E0D13"/>
     <w:multiLevelType w:val="singleLevel"/>
     <w:tmpl w:val="056E0D13"/>
@@ -19730,7 +22106,7 @@
       <w:lvlJc w:val="left"/>
     </w:lvl>
   </w:abstractNum>
-  <w:abstractNum w:abstractNumId="23">
+  <w:abstractNum w:abstractNumId="29">
     <w:nsid w:val="076B00CE"/>
     <w:multiLevelType w:val="singleLevel"/>
     <w:tmpl w:val="076B00CE"/>
@@ -19742,7 +22118,7 @@
       <w:lvlJc w:val="left"/>
     </w:lvl>
   </w:abstractNum>
-  <w:abstractNum w:abstractNumId="24">
+  <w:abstractNum w:abstractNumId="30">
     <w:nsid w:val="15BDC256"/>
     <w:multiLevelType w:val="singleLevel"/>
     <w:tmpl w:val="15BDC256"/>
@@ -19754,7 +22130,7 @@
       <w:lvlJc w:val="left"/>
     </w:lvl>
   </w:abstractNum>
-  <w:abstractNum w:abstractNumId="25">
+  <w:abstractNum w:abstractNumId="31">
     <w:nsid w:val="1A2E1127"/>
     <w:multiLevelType w:val="singleLevel"/>
     <w:tmpl w:val="1A2E1127"/>
@@ -19766,7 +22142,7 @@
       <w:lvlJc w:val="left"/>
     </w:lvl>
   </w:abstractNum>
-  <w:abstractNum w:abstractNumId="26">
+  <w:abstractNum w:abstractNumId="32">
     <w:nsid w:val="1C1E9874"/>
     <w:multiLevelType w:val="singleLevel"/>
     <w:tmpl w:val="1C1E9874"/>
@@ -19778,7 +22154,7 @@
       <w:lvlJc w:val="left"/>
     </w:lvl>
   </w:abstractNum>
-  <w:abstractNum w:abstractNumId="27">
+  <w:abstractNum w:abstractNumId="33">
     <w:nsid w:val="28B68BA7"/>
     <w:multiLevelType w:val="singleLevel"/>
     <w:tmpl w:val="28B68BA7"/>
@@ -19790,7 +22166,7 @@
       <w:lvlJc w:val="left"/>
     </w:lvl>
   </w:abstractNum>
-  <w:abstractNum w:abstractNumId="28">
+  <w:abstractNum w:abstractNumId="34">
     <w:nsid w:val="2BB38728"/>
     <w:multiLevelType w:val="singleLevel"/>
     <w:tmpl w:val="2BB38728"/>
@@ -19810,7 +22186,7 @@
       </w:rPr>
     </w:lvl>
   </w:abstractNum>
-  <w:abstractNum w:abstractNumId="29">
+  <w:abstractNum w:abstractNumId="35">
     <w:nsid w:val="2ED948AF"/>
     <w:multiLevelType w:val="singleLevel"/>
     <w:tmpl w:val="2ED948AF"/>
@@ -19822,7 +22198,7 @@
       <w:lvlJc w:val="left"/>
     </w:lvl>
   </w:abstractNum>
-  <w:abstractNum w:abstractNumId="30">
+  <w:abstractNum w:abstractNumId="36">
     <w:nsid w:val="3838F4F7"/>
     <w:multiLevelType w:val="singleLevel"/>
     <w:tmpl w:val="3838F4F7"/>
@@ -19834,7 +22210,7 @@
       <w:lvlJc w:val="left"/>
     </w:lvl>
   </w:abstractNum>
-  <w:abstractNum w:abstractNumId="31">
+  <w:abstractNum w:abstractNumId="37">
     <w:nsid w:val="3B0DAF77"/>
     <w:multiLevelType w:val="singleLevel"/>
     <w:tmpl w:val="3B0DAF77"/>
@@ -19846,7 +22222,7 @@
       <w:lvlJc w:val="left"/>
     </w:lvl>
   </w:abstractNum>
-  <w:abstractNum w:abstractNumId="32">
+  <w:abstractNum w:abstractNumId="38">
     <w:nsid w:val="3C2B5539"/>
     <w:multiLevelType w:val="singleLevel"/>
     <w:tmpl w:val="3C2B5539"/>
@@ -19858,7 +22234,7 @@
       <w:lvlJc w:val="left"/>
     </w:lvl>
   </w:abstractNum>
-  <w:abstractNum w:abstractNumId="33">
+  <w:abstractNum w:abstractNumId="39">
     <w:nsid w:val="4438F63F"/>
     <w:multiLevelType w:val="singleLevel"/>
     <w:tmpl w:val="4438F63F"/>
@@ -19870,7 +22246,7 @@
       <w:lvlJc w:val="left"/>
     </w:lvl>
   </w:abstractNum>
-  <w:abstractNum w:abstractNumId="34">
+  <w:abstractNum w:abstractNumId="40">
     <w:nsid w:val="492956A2"/>
     <w:multiLevelType w:val="singleLevel"/>
     <w:tmpl w:val="492956A2"/>
@@ -19882,7 +22258,7 @@
       <w:lvlJc w:val="left"/>
     </w:lvl>
   </w:abstractNum>
-  <w:abstractNum w:abstractNumId="35">
+  <w:abstractNum w:abstractNumId="41">
     <w:nsid w:val="4CE92A46"/>
     <w:multiLevelType w:val="singleLevel"/>
     <w:tmpl w:val="4CE92A46"/>
@@ -19894,7 +22270,7 @@
       <w:lvlJc w:val="left"/>
     </w:lvl>
   </w:abstractNum>
-  <w:abstractNum w:abstractNumId="36">
+  <w:abstractNum w:abstractNumId="42">
     <w:nsid w:val="54418715"/>
     <w:multiLevelType w:val="singleLevel"/>
     <w:tmpl w:val="54418715"/>
@@ -19906,7 +22282,7 @@
       <w:lvlJc w:val="left"/>
     </w:lvl>
   </w:abstractNum>
-  <w:abstractNum w:abstractNumId="37">
+  <w:abstractNum w:abstractNumId="43">
     <w:nsid w:val="5BE4B081"/>
     <w:multiLevelType w:val="multilevel"/>
     <w:tmpl w:val="5BE4B081"/>
@@ -20028,7 +22404,19 @@
       </w:rPr>
     </w:lvl>
   </w:abstractNum>
-  <w:abstractNum w:abstractNumId="38">
+  <w:abstractNum w:abstractNumId="44">
+    <w:nsid w:val="5C9F282D"/>
+    <w:multiLevelType w:val="singleLevel"/>
+    <w:tmpl w:val="5C9F282D"/>
+    <w:lvl w:ilvl="0" w:tentative="0">
+      <w:start w:val="1"/>
+      <w:numFmt w:val="decimal"/>
+      <w:suff w:val="space"/>
+      <w:lvlText w:val="%1."/>
+      <w:lvlJc w:val="left"/>
+    </w:lvl>
+  </w:abstractNum>
+  <w:abstractNum w:abstractNumId="45">
     <w:nsid w:val="5D7CE6D8"/>
     <w:multiLevelType w:val="singleLevel"/>
     <w:tmpl w:val="5D7CE6D8"/>
@@ -20040,7 +22428,19 @@
       <w:lvlJc w:val="left"/>
     </w:lvl>
   </w:abstractNum>
-  <w:abstractNum w:abstractNumId="39">
+  <w:abstractNum w:abstractNumId="46">
+    <w:nsid w:val="6072DE7F"/>
+    <w:multiLevelType w:val="singleLevel"/>
+    <w:tmpl w:val="6072DE7F"/>
+    <w:lvl w:ilvl="0" w:tentative="0">
+      <w:start w:val="1"/>
+      <w:numFmt w:val="decimal"/>
+      <w:suff w:val="space"/>
+      <w:lvlText w:val="%1."/>
+      <w:lvlJc w:val="left"/>
+    </w:lvl>
+  </w:abstractNum>
+  <w:abstractNum w:abstractNumId="47">
     <w:nsid w:val="607E8971"/>
     <w:multiLevelType w:val="singleLevel"/>
     <w:tmpl w:val="607E8971"/>
@@ -20052,7 +22452,7 @@
       <w:lvlJc w:val="left"/>
     </w:lvl>
   </w:abstractNum>
-  <w:abstractNum w:abstractNumId="40">
+  <w:abstractNum w:abstractNumId="48">
     <w:nsid w:val="64729EC5"/>
     <w:multiLevelType w:val="singleLevel"/>
     <w:tmpl w:val="64729EC5"/>
@@ -20064,7 +22464,7 @@
       <w:lvlJc w:val="left"/>
     </w:lvl>
   </w:abstractNum>
-  <w:abstractNum w:abstractNumId="41">
+  <w:abstractNum w:abstractNumId="49">
     <w:nsid w:val="73C9C531"/>
     <w:multiLevelType w:val="singleLevel"/>
     <w:tmpl w:val="73C9C531"/>
@@ -20076,7 +22476,7 @@
       <w:lvlJc w:val="left"/>
     </w:lvl>
   </w:abstractNum>
-  <w:abstractNum w:abstractNumId="42">
+  <w:abstractNum w:abstractNumId="50">
     <w:nsid w:val="7B2911A2"/>
     <w:multiLevelType w:val="singleLevel"/>
     <w:tmpl w:val="7B2911A2"/>
@@ -20089,28 +22489,28 @@
     </w:lvl>
   </w:abstractNum>
   <w:num w:numId="1">
-    <w:abstractNumId w:val="37"/>
+    <w:abstractNumId w:val="43"/>
   </w:num>
   <w:num w:numId="2">
-    <w:abstractNumId w:val="21"/>
+    <w:abstractNumId w:val="26"/>
   </w:num>
   <w:num w:numId="3">
-    <w:abstractNumId w:val="28"/>
+    <w:abstractNumId w:val="34"/>
   </w:num>
   <w:num w:numId="4">
     <w:abstractNumId w:val="0"/>
   </w:num>
   <w:num w:numId="5">
-    <w:abstractNumId w:val="18"/>
+    <w:abstractNumId w:val="22"/>
   </w:num>
   <w:num w:numId="6">
-    <w:abstractNumId w:val="42"/>
+    <w:abstractNumId w:val="50"/>
   </w:num>
   <w:num w:numId="7">
-    <w:abstractNumId w:val="12"/>
+    <w:abstractNumId w:val="15"/>
   </w:num>
   <w:num w:numId="8">
-    <w:abstractNumId w:val="32"/>
+    <w:abstractNumId w:val="38"/>
   </w:num>
   <w:num w:numId="9">
     <w:abstractNumId w:val="1"/>
@@ -20119,103 +22519,127 @@
     <w:abstractNumId w:val="5"/>
   </w:num>
   <w:num w:numId="11">
-    <w:abstractNumId w:val="40"/>
+    <w:abstractNumId w:val="48"/>
   </w:num>
   <w:num w:numId="12">
-    <w:abstractNumId w:val="14"/>
+    <w:abstractNumId w:val="18"/>
   </w:num>
   <w:num w:numId="13">
-    <w:abstractNumId w:val="33"/>
+    <w:abstractNumId w:val="39"/>
   </w:num>
   <w:num w:numId="14">
-    <w:abstractNumId w:val="9"/>
+    <w:abstractNumId w:val="12"/>
   </w:num>
   <w:num w:numId="15">
-    <w:abstractNumId w:val="30"/>
+    <w:abstractNumId w:val="36"/>
   </w:num>
   <w:num w:numId="16">
-    <w:abstractNumId w:val="16"/>
+    <w:abstractNumId w:val="20"/>
   </w:num>
   <w:num w:numId="17">
-    <w:abstractNumId w:val="41"/>
+    <w:abstractNumId w:val="49"/>
   </w:num>
   <w:num w:numId="18">
-    <w:abstractNumId w:val="27"/>
+    <w:abstractNumId w:val="33"/>
   </w:num>
   <w:num w:numId="19">
     <w:abstractNumId w:val="6"/>
   </w:num>
   <w:num w:numId="20">
+    <w:abstractNumId w:val="17"/>
+  </w:num>
+  <w:num w:numId="21">
+    <w:abstractNumId w:val="19"/>
+  </w:num>
+  <w:num w:numId="22">
+    <w:abstractNumId w:val="21"/>
+  </w:num>
+  <w:num w:numId="23">
+    <w:abstractNumId w:val="28"/>
+  </w:num>
+  <w:num w:numId="24">
+    <w:abstractNumId w:val="32"/>
+  </w:num>
+  <w:num w:numId="25">
+    <w:abstractNumId w:val="37"/>
+  </w:num>
+  <w:num w:numId="26">
     <w:abstractNumId w:val="13"/>
   </w:num>
-  <w:num w:numId="21">
-    <w:abstractNumId w:val="15"/>
-  </w:num>
-  <w:num w:numId="22">
-    <w:abstractNumId w:val="17"/>
-  </w:num>
-  <w:num w:numId="23">
-    <w:abstractNumId w:val="22"/>
-  </w:num>
-  <w:num w:numId="24">
-    <w:abstractNumId w:val="26"/>
-  </w:num>
-  <w:num w:numId="25">
-    <w:abstractNumId w:val="31"/>
-  </w:num>
-  <w:num w:numId="26">
-    <w:abstractNumId w:val="10"/>
-  </w:num>
   <w:num w:numId="27">
-    <w:abstractNumId w:val="24"/>
+    <w:abstractNumId w:val="30"/>
   </w:num>
   <w:num w:numId="28">
-    <w:abstractNumId w:val="7"/>
+    <w:abstractNumId w:val="8"/>
   </w:num>
   <w:num w:numId="29">
-    <w:abstractNumId w:val="35"/>
+    <w:abstractNumId w:val="41"/>
   </w:num>
   <w:num w:numId="30">
-    <w:abstractNumId w:val="39"/>
+    <w:abstractNumId w:val="47"/>
   </w:num>
   <w:num w:numId="31">
-    <w:abstractNumId w:val="23"/>
+    <w:abstractNumId w:val="29"/>
   </w:num>
   <w:num w:numId="32">
     <w:abstractNumId w:val="2"/>
   </w:num>
   <w:num w:numId="33">
-    <w:abstractNumId w:val="34"/>
+    <w:abstractNumId w:val="40"/>
   </w:num>
   <w:num w:numId="34">
-    <w:abstractNumId w:val="20"/>
+    <w:abstractNumId w:val="25"/>
   </w:num>
   <w:num w:numId="35">
-    <w:abstractNumId w:val="25"/>
+    <w:abstractNumId w:val="31"/>
   </w:num>
   <w:num w:numId="36">
     <w:abstractNumId w:val="3"/>
   </w:num>
   <w:num w:numId="37">
-    <w:abstractNumId w:val="38"/>
+    <w:abstractNumId w:val="45"/>
   </w:num>
   <w:num w:numId="38">
-    <w:abstractNumId w:val="19"/>
+    <w:abstractNumId w:val="23"/>
   </w:num>
   <w:num w:numId="39">
-    <w:abstractNumId w:val="8"/>
+    <w:abstractNumId w:val="11"/>
   </w:num>
   <w:num w:numId="40">
-    <w:abstractNumId w:val="36"/>
+    <w:abstractNumId w:val="42"/>
   </w:num>
   <w:num w:numId="41">
     <w:abstractNumId w:val="4"/>
   </w:num>
   <w:num w:numId="42">
-    <w:abstractNumId w:val="29"/>
+    <w:abstractNumId w:val="35"/>
   </w:num>
   <w:num w:numId="43">
-    <w:abstractNumId w:val="11"/>
+    <w:abstractNumId w:val="14"/>
+  </w:num>
+  <w:num w:numId="44">
+    <w:abstractNumId w:val="16"/>
+  </w:num>
+  <w:num w:numId="45">
+    <w:abstractNumId w:val="10"/>
+  </w:num>
+  <w:num w:numId="46">
+    <w:abstractNumId w:val="24"/>
+  </w:num>
+  <w:num w:numId="47">
+    <w:abstractNumId w:val="9"/>
+  </w:num>
+  <w:num w:numId="48">
+    <w:abstractNumId w:val="46"/>
+  </w:num>
+  <w:num w:numId="49">
+    <w:abstractNumId w:val="44"/>
+  </w:num>
+  <w:num w:numId="50">
+    <w:abstractNumId w:val="7"/>
+  </w:num>
+  <w:num w:numId="51">
+    <w:abstractNumId w:val="27"/>
   </w:num>
 </w:numbering>
 </file>
@@ -20489,13 +22913,32 @@
       <w:lang w:val="en-US" w:eastAsia="zh-CN" w:bidi="ar-SA"/>
     </w:rPr>
   </w:style>
-  <w:style w:type="character" w:default="1" w:styleId="2">
+  <w:style w:type="paragraph" w:styleId="2">
+    <w:name w:val="heading 1"/>
+    <w:next w:val="1"/>
+    <w:qFormat/>
+    <w:uiPriority w:val="0"/>
+    <w:pPr>
+      <w:spacing w:before="0" w:beforeAutospacing="1" w:after="0" w:afterAutospacing="1"/>
+      <w:jc w:val="left"/>
+    </w:pPr>
+    <w:rPr>
+      <w:rFonts w:hint="eastAsia" w:ascii="SimSun" w:hAnsi="SimSun" w:eastAsia="SimSun" w:cs="SimSun"/>
+      <w:b/>
+      <w:bCs/>
+      <w:kern w:val="44"/>
+      <w:sz w:val="48"/>
+      <w:szCs w:val="48"/>
+      <w:lang w:val="en-US" w:eastAsia="zh-CN" w:bidi="ar"/>
+    </w:rPr>
+  </w:style>
+  <w:style w:type="character" w:default="1" w:styleId="3">
     <w:name w:val="Default Paragraph Font"/>
     <w:semiHidden/>
     <w:qFormat/>
     <w:uiPriority w:val="0"/>
   </w:style>
-  <w:style w:type="table" w:default="1" w:styleId="3">
+  <w:style w:type="table" w:default="1" w:styleId="4">
     <w:name w:val="Normal Table"/>
     <w:semiHidden/>
     <w:qFormat/>
@@ -20509,9 +22952,9 @@
       </w:tblCellMar>
     </w:tblPr>
   </w:style>
-  <w:style w:type="character" w:styleId="4">
+  <w:style w:type="character" w:styleId="5">
     <w:name w:val="FollowedHyperlink"/>
-    <w:basedOn w:val="2"/>
+    <w:basedOn w:val="3"/>
     <w:qFormat/>
     <w:uiPriority w:val="0"/>
     <w:rPr>
@@ -20519,7 +22962,7 @@
       <w:u w:val="single"/>
     </w:rPr>
   </w:style>
-  <w:style w:type="paragraph" w:styleId="5">
+  <w:style w:type="paragraph" w:styleId="6">
     <w:name w:val="footer"/>
     <w:basedOn w:val="1"/>
     <w:qFormat/>
@@ -20537,7 +22980,7 @@
       <w:szCs w:val="18"/>
     </w:rPr>
   </w:style>
-  <w:style w:type="paragraph" w:styleId="6">
+  <w:style w:type="paragraph" w:styleId="7">
     <w:name w:val="header"/>
     <w:basedOn w:val="1"/>
     <w:qFormat/>
@@ -20554,9 +22997,9 @@
       <w:szCs w:val="18"/>
     </w:rPr>
   </w:style>
-  <w:style w:type="character" w:styleId="7">
+  <w:style w:type="character" w:styleId="8">
     <w:name w:val="HTML Code"/>
-    <w:basedOn w:val="2"/>
+    <w:basedOn w:val="3"/>
     <w:qFormat/>
     <w:uiPriority w:val="0"/>
     <w:rPr>
@@ -20565,9 +23008,9 @@
       <w:szCs w:val="20"/>
     </w:rPr>
   </w:style>
-  <w:style w:type="character" w:styleId="8">
+  <w:style w:type="character" w:styleId="9">
     <w:name w:val="Hyperlink"/>
-    <w:basedOn w:val="2"/>
+    <w:basedOn w:val="3"/>
     <w:qFormat/>
     <w:uiPriority w:val="0"/>
     <w:rPr>
@@ -20575,7 +23018,7 @@
       <w:u w:val="single"/>
     </w:rPr>
   </w:style>
-  <w:style w:type="paragraph" w:styleId="9">
+  <w:style w:type="paragraph" w:styleId="10">
     <w:name w:val="Normal (Web)"/>
     <w:qFormat/>
     <w:uiPriority w:val="0"/>
@@ -20590,6 +23033,16 @@
       <w:sz w:val="24"/>
       <w:szCs w:val="24"/>
       <w:lang w:val="en-US" w:eastAsia="zh-CN" w:bidi="ar"/>
+    </w:rPr>
+  </w:style>
+  <w:style w:type="character" w:styleId="11">
+    <w:name w:val="Strong"/>
+    <w:basedOn w:val="3"/>
+    <w:qFormat/>
+    <w:uiPriority w:val="0"/>
+    <w:rPr>
+      <w:b/>
+      <w:bCs/>
     </w:rPr>
   </w:style>
 </w:styles>
